--- a/borradores/Informe_Pertinencia_Farmacia_Bioquimica_Lambayeque.docx
+++ b/borradores/Informe_Pertinencia_Farmacia_Bioquimica_Lambayeque.docx
@@ -736,7 +736,7 @@
           <w:sz w:val="24"/>
           <w:szCs w:val="24"/>
         </w:rPr>
-        <w:t xml:space="preserve">La región Lambayeque se encuentra en la costa norte del Perú. Se extiende en una superficie de </w:t>
+        <w:t xml:space="preserve">La región Lambayeque se encuentra al noroeste del Perú. Se extiende en una superficie de </w:t>
       </w:r>
       <w:r>
         <w:rPr>
@@ -746,15 +746,15 @@
           <w:sz w:val="24"/>
           <w:szCs w:val="24"/>
         </w:rPr>
-        <w:t xml:space="preserve">14 479,52 km²</w:t>
-      </w:r>
-      <w:r>
-        <w:rPr>
-          <w:rFonts w:ascii="Calibri" w:cs="Calibri" w:eastAsia="Calibri" w:hAnsi="Calibri"/>
-          <w:sz w:val="24"/>
-          <w:szCs w:val="24"/>
-        </w:rPr>
-        <w:t xml:space="preserve">. Limita por el norte con Piura; por el este, con Cajamarca; por el sur, con La Libertad; y por el oeste, con el Océano Pacífico. Políticamente está dividida en </w:t>
+        <w:t xml:space="preserve">14 231 km²</w:t>
+      </w:r>
+      <w:r>
+        <w:rPr>
+          <w:rFonts w:ascii="Calibri" w:cs="Calibri" w:eastAsia="Calibri" w:hAnsi="Calibri"/>
+          <w:sz w:val="24"/>
+          <w:szCs w:val="24"/>
+        </w:rPr>
+        <w:t xml:space="preserve">, correspondiente al 1,1 % del territorio nacional. Limita por el norte con Piura; por el este, con Cajamarca; por el sur, con La Libertad; y por el oeste, con el Océano Pacífico. Políticamente está dividida en </w:t>
       </w:r>
       <w:r>
         <w:rPr>
@@ -764,15 +764,15 @@
           <w:sz w:val="24"/>
           <w:szCs w:val="24"/>
         </w:rPr>
-        <w:t xml:space="preserve">3 provincias (Chiclayo, Ferreñafe y Lambayeque) y 38 distritos</w:t>
-      </w:r>
-      <w:r>
-        <w:rPr>
-          <w:rFonts w:ascii="Calibri" w:cs="Calibri" w:eastAsia="Calibri" w:hAnsi="Calibri"/>
-          <w:sz w:val="24"/>
-          <w:szCs w:val="24"/>
-        </w:rPr>
-        <w:t xml:space="preserve">, siendo su capital la ciudad de Chiclayo.</w:t>
+        <w:t xml:space="preserve">3 provincias (Chiclayo, Lambayeque y Ferreñafe) y 38 distritos</w:t>
+      </w:r>
+      <w:r>
+        <w:rPr>
+          <w:rFonts w:ascii="Calibri" w:cs="Calibri" w:eastAsia="Calibri" w:hAnsi="Calibri"/>
+          <w:sz w:val="24"/>
+          <w:szCs w:val="24"/>
+        </w:rPr>
+        <w:t xml:space="preserve">, siendo su capital la ciudad de Chiclayo (BCRP, Caracterización del departamento de Lambayeque, p. 1).</w:t>
       </w:r>
     </w:p>
     <w:p>
@@ -786,7 +786,7 @@
           <w:sz w:val="24"/>
           <w:szCs w:val="24"/>
         </w:rPr>
-        <w:t xml:space="preserve">Según el Censo 2017, Lambayeque tenía </w:t>
+        <w:t xml:space="preserve">La región cuenta con una población de </w:t>
       </w:r>
       <w:r>
         <w:rPr>
@@ -796,15 +796,29 @@
           <w:sz w:val="24"/>
           <w:szCs w:val="24"/>
         </w:rPr>
-        <w:t xml:space="preserve">1 197 260 habitantes</w:t>
-      </w:r>
-      <w:r>
-        <w:rPr>
-          <w:rFonts w:ascii="Calibri" w:cs="Calibri" w:eastAsia="Calibri" w:hAnsi="Calibri"/>
-          <w:sz w:val="24"/>
-          <w:szCs w:val="24"/>
-        </w:rPr>
-        <w:t xml:space="preserve">, de los cuales la provincia de Chiclayo concentraba </w:t>
+        <w:t xml:space="preserve">1 356 202 habitantes</w:t>
+      </w:r>
+      <w:r>
+        <w:rPr>
+          <w:rFonts w:ascii="Calibri" w:cs="Calibri" w:eastAsia="Calibri" w:hAnsi="Calibri"/>
+          <w:sz w:val="24"/>
+          <w:szCs w:val="24"/>
+        </w:rPr>
+        <w:t xml:space="preserve">, de los cuales el 49,4 % son hombres y el 50,6 % mujeres; la población de hasta 14 años representa el 25,8 % del total (PRODUCE, Diagnóstico Productivo Regional Lambayeque 2024, p. 2). En el Censo 2017 la región registró 1 197 mil habitantes, el 81 % en el área urbana (BCRP, p. 2-3). La provincia de Chiclayo concentra la mayor parte de la población regional (882 306 habitantes en 2024, según INEI).</w:t>
+      </w:r>
+    </w:p>
+    <w:p>
+      <w:pPr>
+        <w:spacing w:after="120" w:line="360"/>
+        <w:jc w:val="both"/>
+      </w:pPr>
+      <w:r>
+        <w:rPr>
+          <w:rFonts w:ascii="Calibri" w:cs="Calibri" w:eastAsia="Calibri" w:hAnsi="Calibri"/>
+          <w:sz w:val="24"/>
+          <w:szCs w:val="24"/>
+        </w:rPr>
+        <w:t xml:space="preserve">De acuerdo con el BCRP, Lambayeque creció a un promedio anual de </w:t>
       </w:r>
       <w:r>
         <w:rPr>
@@ -814,15 +828,15 @@
           <w:sz w:val="24"/>
           <w:szCs w:val="24"/>
         </w:rPr>
-        <w:t xml:space="preserve">799 675 (66,8 %)</w:t>
-      </w:r>
-      <w:r>
-        <w:rPr>
-          <w:rFonts w:ascii="Calibri" w:cs="Calibri" w:eastAsia="Calibri" w:hAnsi="Calibri"/>
-          <w:sz w:val="24"/>
-          <w:szCs w:val="24"/>
-        </w:rPr>
-        <w:t xml:space="preserve">. Las proyecciones del INEI ubican a la región por encima de </w:t>
+        <w:t xml:space="preserve">2,7 % en el periodo 2015-2024</w:t>
+      </w:r>
+      <w:r>
+        <w:rPr>
+          <w:rFonts w:ascii="Calibri" w:cs="Calibri" w:eastAsia="Calibri" w:hAnsi="Calibri"/>
+          <w:sz w:val="24"/>
+          <w:szCs w:val="24"/>
+        </w:rPr>
+        <w:t xml:space="preserve">, por encima del promedio nacional (2,3 %), y fue la octava región con mayor crecimiento de la última década. En 2024 su PBI alcanzó </w:t>
       </w:r>
       <w:r>
         <w:rPr>
@@ -832,15 +846,15 @@
           <w:sz w:val="24"/>
           <w:szCs w:val="24"/>
         </w:rPr>
-        <w:t xml:space="preserve">1,3 millones de habitantes hacia 2025</w:t>
-      </w:r>
-      <w:r>
-        <w:rPr>
-          <w:rFonts w:ascii="Calibri" w:cs="Calibri" w:eastAsia="Calibri" w:hAnsi="Calibri"/>
-          <w:sz w:val="24"/>
-          <w:szCs w:val="24"/>
-        </w:rPr>
-        <w:t xml:space="preserve"> </w:t>
+        <w:t xml:space="preserve">S/ 14 065 millones</w:t>
+      </w:r>
+      <w:r>
+        <w:rPr>
+          <w:rFonts w:ascii="Calibri" w:cs="Calibri" w:eastAsia="Calibri" w:hAnsi="Calibri"/>
+          <w:sz w:val="24"/>
+          <w:szCs w:val="24"/>
+        </w:rPr>
+        <w:t xml:space="preserve">, con un crecimiento de </w:t>
       </w:r>
       <w:r>
         <w:rPr>
@@ -849,17 +863,16 @@
           <w:bCs/>
           <w:sz w:val="24"/>
           <w:szCs w:val="24"/>
-          <w:shd w:fill="FFFF00" w:color="auto" w:val="clear"/>
-        </w:rPr>
-        <w:t xml:space="preserve">[VERIFICAR]</w:t>
-      </w:r>
-      <w:r>
-        <w:rPr>
-          <w:rFonts w:ascii="Calibri" w:cs="Calibri" w:eastAsia="Calibri" w:hAnsi="Calibri"/>
-          <w:sz w:val="24"/>
-          <w:szCs w:val="24"/>
-        </w:rPr>
-        <w:t xml:space="preserve">; la provincia de Chiclayo alcanzó </w:t>
+        </w:rPr>
+        <w:t xml:space="preserve">5,2 %</w:t>
+      </w:r>
+      <w:r>
+        <w:rPr>
+          <w:rFonts w:ascii="Calibri" w:cs="Calibri" w:eastAsia="Calibri" w:hAnsi="Calibri"/>
+          <w:sz w:val="24"/>
+          <w:szCs w:val="24"/>
+        </w:rPr>
+        <w:t xml:space="preserve"> respecto de 2023, y aportó el </w:t>
       </w:r>
       <w:r>
         <w:rPr>
@@ -869,15 +882,1586 @@
           <w:sz w:val="24"/>
           <w:szCs w:val="24"/>
         </w:rPr>
-        <w:t xml:space="preserve">882 306 habitantes en 2024</w:t>
-      </w:r>
-      <w:r>
-        <w:rPr>
-          <w:rFonts w:ascii="Calibri" w:cs="Calibri" w:eastAsia="Calibri" w:hAnsi="Calibri"/>
-          <w:sz w:val="24"/>
-          <w:szCs w:val="24"/>
-        </w:rPr>
-        <w:t xml:space="preserve"> (INEI). Chiclayo y Ferreñafe son las provincias más densamente pobladas (202,0 y 55,9 hab./km²) y Lambayeque la menos densa (23,2 hab./km²).</w:t>
+        <w:t xml:space="preserve">2,7 % del PBI nacional</w:t>
+      </w:r>
+      <w:r>
+        <w:rPr>
+          <w:rFonts w:ascii="Calibri" w:cs="Calibri" w:eastAsia="Calibri" w:hAnsi="Calibri"/>
+          <w:sz w:val="24"/>
+          <w:szCs w:val="24"/>
+        </w:rPr>
+        <w:t xml:space="preserve">; el PBI per cápita fue de </w:t>
+      </w:r>
+      <w:r>
+        <w:rPr>
+          <w:rFonts w:ascii="Calibri" w:cs="Calibri" w:eastAsia="Calibri" w:hAnsi="Calibri"/>
+          <w:b/>
+          <w:bCs/>
+          <w:sz w:val="24"/>
+          <w:szCs w:val="24"/>
+        </w:rPr>
+        <w:t xml:space="preserve">S/ 10 371</w:t>
+      </w:r>
+      <w:r>
+        <w:rPr>
+          <w:rFonts w:ascii="Calibri" w:cs="Calibri" w:eastAsia="Calibri" w:hAnsi="Calibri"/>
+          <w:sz w:val="24"/>
+          <w:szCs w:val="24"/>
+        </w:rPr>
+        <w:t xml:space="preserve"> (PRODUCE, p. 1). Los principales sectores que aportan a su producción son otros servicios (28,0 %), comercio (18,5 %), agropecuario (9,7 %), manufactura (9,7 %) y construcción (8,4 %) (Tabla A).</w:t>
+      </w:r>
+    </w:p>
+    <w:p>
+      <w:pPr>
+        <w:keepNext/>
+        <w:spacing w:after="60" w:before="160"/>
+        <w:jc w:val="center"/>
+      </w:pPr>
+      <w:r>
+        <w:rPr>
+          <w:rFonts w:ascii="Calibri" w:cs="Calibri" w:eastAsia="Calibri" w:hAnsi="Calibri"/>
+          <w:sz w:val="22"/>
+          <w:szCs w:val="22"/>
+        </w:rPr>
+        <w:t xml:space="preserve">Tabla A. Lambayeque: Valor Agregado Bruto, 2015-2024</w:t>
+      </w:r>
+    </w:p>
+    <w:tbl>
+      <w:tblPr>
+        <w:tblW w:type="dxa" w:w="8200"/>
+        <w:jc w:val="center"/>
+        <w:tblBorders>
+          <w:top w:val="single" w:color="auto" w:sz="4"/>
+          <w:left w:val="single" w:color="auto" w:sz="4"/>
+          <w:bottom w:val="single" w:color="auto" w:sz="4"/>
+          <w:right w:val="single" w:color="auto" w:sz="4"/>
+          <w:insideH w:val="single" w:color="auto" w:sz="4"/>
+          <w:insideV w:val="single" w:color="auto" w:sz="4"/>
+        </w:tblBorders>
+      </w:tblPr>
+      <w:tblGrid>
+        <w:gridCol w:w="3600"/>
+        <w:gridCol w:w="2300"/>
+        <w:gridCol w:w="2300"/>
+      </w:tblGrid>
+      <w:tr>
+        <w:trPr>
+          <w:tblHeader/>
+        </w:trPr>
+        <w:tc>
+          <w:tcPr>
+            <w:tcW w:type="dxa" w:w="3600"/>
+            <w:tcBorders>
+              <w:top w:val="single" w:color="000000" w:sz="4"/>
+              <w:left w:val="single" w:color="000000" w:sz="4"/>
+              <w:bottom w:val="single" w:color="000000" w:sz="4"/>
+              <w:right w:val="single" w:color="000000" w:sz="4"/>
+            </w:tcBorders>
+            <w:shd w:fill="1F4E2C" w:color="auto" w:val="clear"/>
+            <w:tcMar>
+              <w:top w:type="dxa" w:w="20"/>
+              <w:left w:type="dxa" w:w="60"/>
+              <w:bottom w:type="dxa" w:w="20"/>
+              <w:right w:type="dxa" w:w="60"/>
+            </w:tcMar>
+            <w:vAlign w:val="center"/>
+          </w:tcPr>
+          <w:p>
+            <w:pPr>
+              <w:jc w:val="center"/>
+            </w:pPr>
+            <w:r>
+              <w:rPr>
+                <w:rFonts w:ascii="Arial" w:cs="Arial" w:eastAsia="Arial" w:hAnsi="Arial"/>
+                <w:b/>
+                <w:bCs/>
+                <w:color w:val="FFFFFF"/>
+                <w:sz w:val="15"/>
+                <w:szCs w:val="15"/>
+              </w:rPr>
+              <w:t xml:space="preserve">Actividades</w:t>
+            </w:r>
+          </w:p>
+        </w:tc>
+        <w:tc>
+          <w:tcPr>
+            <w:tcW w:type="dxa" w:w="2300"/>
+            <w:tcBorders>
+              <w:top w:val="single" w:color="000000" w:sz="4"/>
+              <w:left w:val="single" w:color="000000" w:sz="4"/>
+              <w:bottom w:val="single" w:color="000000" w:sz="4"/>
+              <w:right w:val="single" w:color="000000" w:sz="4"/>
+            </w:tcBorders>
+            <w:shd w:fill="1F4E2C" w:color="auto" w:val="clear"/>
+            <w:tcMar>
+              <w:top w:type="dxa" w:w="20"/>
+              <w:left w:type="dxa" w:w="60"/>
+              <w:bottom w:type="dxa" w:w="20"/>
+              <w:right w:type="dxa" w:w="60"/>
+            </w:tcMar>
+            <w:vAlign w:val="center"/>
+          </w:tcPr>
+          <w:p>
+            <w:pPr>
+              <w:jc w:val="center"/>
+            </w:pPr>
+            <w:r>
+              <w:rPr>
+                <w:rFonts w:ascii="Arial" w:cs="Arial" w:eastAsia="Arial" w:hAnsi="Arial"/>
+                <w:b/>
+                <w:bCs/>
+                <w:color w:val="FFFFFF"/>
+                <w:sz w:val="15"/>
+                <w:szCs w:val="15"/>
+              </w:rPr>
+              <w:t xml:space="preserve">Estructura porcentual promedio</w:t>
+            </w:r>
+          </w:p>
+        </w:tc>
+        <w:tc>
+          <w:tcPr>
+            <w:tcW w:type="dxa" w:w="2300"/>
+            <w:tcBorders>
+              <w:top w:val="single" w:color="000000" w:sz="4"/>
+              <w:left w:val="single" w:color="000000" w:sz="4"/>
+              <w:bottom w:val="single" w:color="000000" w:sz="4"/>
+              <w:right w:val="single" w:color="000000" w:sz="4"/>
+            </w:tcBorders>
+            <w:shd w:fill="1F4E2C" w:color="auto" w:val="clear"/>
+            <w:tcMar>
+              <w:top w:type="dxa" w:w="20"/>
+              <w:left w:type="dxa" w:w="60"/>
+              <w:bottom w:type="dxa" w:w="20"/>
+              <w:right w:type="dxa" w:w="60"/>
+            </w:tcMar>
+            <w:vAlign w:val="center"/>
+          </w:tcPr>
+          <w:p>
+            <w:pPr>
+              <w:jc w:val="center"/>
+            </w:pPr>
+            <w:r>
+              <w:rPr>
+                <w:rFonts w:ascii="Arial" w:cs="Arial" w:eastAsia="Arial" w:hAnsi="Arial"/>
+                <w:b/>
+                <w:bCs/>
+                <w:color w:val="FFFFFF"/>
+                <w:sz w:val="15"/>
+                <w:szCs w:val="15"/>
+              </w:rPr>
+              <w:t xml:space="preserve">Crecimiento promedio anual (%)</w:t>
+            </w:r>
+          </w:p>
+        </w:tc>
+      </w:tr>
+      <w:tr>
+        <w:trPr>
+          <w:cantSplit/>
+        </w:trPr>
+        <w:tc>
+          <w:tcPr>
+            <w:tcW w:type="dxa" w:w="3600"/>
+            <w:tcBorders>
+              <w:top w:val="single" w:color="000000" w:sz="4"/>
+              <w:left w:val="single" w:color="000000" w:sz="4"/>
+              <w:bottom w:val="single" w:color="000000" w:sz="4"/>
+              <w:right w:val="single" w:color="000000" w:sz="4"/>
+            </w:tcBorders>
+            <w:tcMar>
+              <w:top w:type="dxa" w:w="20"/>
+              <w:left w:type="dxa" w:w="60"/>
+              <w:bottom w:type="dxa" w:w="20"/>
+              <w:right w:type="dxa" w:w="60"/>
+            </w:tcMar>
+            <w:vAlign w:val="center"/>
+          </w:tcPr>
+          <w:p>
+            <w:pPr>
+              <w:jc w:val="left"/>
+            </w:pPr>
+            <w:r>
+              <w:rPr>
+                <w:rFonts w:ascii="Arial" w:cs="Arial" w:eastAsia="Arial" w:hAnsi="Arial"/>
+                <w:b/>
+                <w:bCs/>
+                <w:color w:val="000000"/>
+                <w:sz w:val="15"/>
+                <w:szCs w:val="15"/>
+              </w:rPr>
+              <w:t xml:space="preserve">Agropecuario</w:t>
+            </w:r>
+          </w:p>
+        </w:tc>
+        <w:tc>
+          <w:tcPr>
+            <w:tcW w:type="dxa" w:w="2300"/>
+            <w:tcBorders>
+              <w:top w:val="single" w:color="000000" w:sz="4"/>
+              <w:left w:val="single" w:color="000000" w:sz="4"/>
+              <w:bottom w:val="single" w:color="000000" w:sz="4"/>
+              <w:right w:val="single" w:color="000000" w:sz="4"/>
+            </w:tcBorders>
+            <w:tcMar>
+              <w:top w:type="dxa" w:w="20"/>
+              <w:left w:type="dxa" w:w="60"/>
+              <w:bottom w:type="dxa" w:w="20"/>
+              <w:right w:type="dxa" w:w="60"/>
+            </w:tcMar>
+            <w:vAlign w:val="center"/>
+          </w:tcPr>
+          <w:p>
+            <w:pPr>
+              <w:jc w:val="center"/>
+            </w:pPr>
+            <w:r>
+              <w:rPr>
+                <w:rFonts w:ascii="Arial" w:cs="Arial" w:eastAsia="Arial" w:hAnsi="Arial"/>
+                <w:b/>
+                <w:bCs/>
+                <w:color w:val="000000"/>
+                <w:sz w:val="15"/>
+                <w:szCs w:val="15"/>
+              </w:rPr>
+              <w:t xml:space="preserve">9,7</w:t>
+            </w:r>
+          </w:p>
+        </w:tc>
+        <w:tc>
+          <w:tcPr>
+            <w:tcW w:type="dxa" w:w="2300"/>
+            <w:tcBorders>
+              <w:top w:val="single" w:color="000000" w:sz="4"/>
+              <w:left w:val="single" w:color="000000" w:sz="4"/>
+              <w:bottom w:val="single" w:color="000000" w:sz="4"/>
+              <w:right w:val="single" w:color="000000" w:sz="4"/>
+            </w:tcBorders>
+            <w:tcMar>
+              <w:top w:type="dxa" w:w="20"/>
+              <w:left w:type="dxa" w:w="60"/>
+              <w:bottom w:type="dxa" w:w="20"/>
+              <w:right w:type="dxa" w:w="60"/>
+            </w:tcMar>
+            <w:vAlign w:val="center"/>
+          </w:tcPr>
+          <w:p>
+            <w:pPr>
+              <w:jc w:val="center"/>
+            </w:pPr>
+            <w:r>
+              <w:rPr>
+                <w:rFonts w:ascii="Arial" w:cs="Arial" w:eastAsia="Arial" w:hAnsi="Arial"/>
+                <w:b/>
+                <w:bCs/>
+                <w:color w:val="000000"/>
+                <w:sz w:val="15"/>
+                <w:szCs w:val="15"/>
+              </w:rPr>
+              <w:t xml:space="preserve">6,1</w:t>
+            </w:r>
+          </w:p>
+        </w:tc>
+      </w:tr>
+      <w:tr>
+        <w:trPr>
+          <w:cantSplit/>
+        </w:trPr>
+        <w:tc>
+          <w:tcPr>
+            <w:tcW w:type="dxa" w:w="3600"/>
+            <w:tcBorders>
+              <w:top w:val="single" w:color="000000" w:sz="4"/>
+              <w:left w:val="single" w:color="000000" w:sz="4"/>
+              <w:bottom w:val="single" w:color="000000" w:sz="4"/>
+              <w:right w:val="single" w:color="000000" w:sz="4"/>
+            </w:tcBorders>
+            <w:tcMar>
+              <w:top w:type="dxa" w:w="20"/>
+              <w:left w:type="dxa" w:w="60"/>
+              <w:bottom w:type="dxa" w:w="20"/>
+              <w:right w:type="dxa" w:w="60"/>
+            </w:tcMar>
+            <w:vAlign w:val="center"/>
+          </w:tcPr>
+          <w:p>
+            <w:pPr>
+              <w:jc w:val="left"/>
+            </w:pPr>
+            <w:r>
+              <w:rPr>
+                <w:rFonts w:ascii="Arial" w:cs="Arial" w:eastAsia="Arial" w:hAnsi="Arial"/>
+                <w:b/>
+                <w:bCs/>
+                <w:color w:val="000000"/>
+                <w:sz w:val="15"/>
+                <w:szCs w:val="15"/>
+              </w:rPr>
+              <w:t xml:space="preserve">Pesca y acuicultura</w:t>
+            </w:r>
+          </w:p>
+        </w:tc>
+        <w:tc>
+          <w:tcPr>
+            <w:tcW w:type="dxa" w:w="2300"/>
+            <w:tcBorders>
+              <w:top w:val="single" w:color="000000" w:sz="4"/>
+              <w:left w:val="single" w:color="000000" w:sz="4"/>
+              <w:bottom w:val="single" w:color="000000" w:sz="4"/>
+              <w:right w:val="single" w:color="000000" w:sz="4"/>
+            </w:tcBorders>
+            <w:tcMar>
+              <w:top w:type="dxa" w:w="20"/>
+              <w:left w:type="dxa" w:w="60"/>
+              <w:bottom w:type="dxa" w:w="20"/>
+              <w:right w:type="dxa" w:w="60"/>
+            </w:tcMar>
+            <w:vAlign w:val="center"/>
+          </w:tcPr>
+          <w:p>
+            <w:pPr>
+              <w:jc w:val="center"/>
+            </w:pPr>
+            <w:r>
+              <w:rPr>
+                <w:rFonts w:ascii="Arial" w:cs="Arial" w:eastAsia="Arial" w:hAnsi="Arial"/>
+                <w:b/>
+                <w:bCs/>
+                <w:color w:val="000000"/>
+                <w:sz w:val="15"/>
+                <w:szCs w:val="15"/>
+              </w:rPr>
+              <w:t xml:space="preserve">0,3</w:t>
+            </w:r>
+          </w:p>
+        </w:tc>
+        <w:tc>
+          <w:tcPr>
+            <w:tcW w:type="dxa" w:w="2300"/>
+            <w:tcBorders>
+              <w:top w:val="single" w:color="000000" w:sz="4"/>
+              <w:left w:val="single" w:color="000000" w:sz="4"/>
+              <w:bottom w:val="single" w:color="000000" w:sz="4"/>
+              <w:right w:val="single" w:color="000000" w:sz="4"/>
+            </w:tcBorders>
+            <w:tcMar>
+              <w:top w:type="dxa" w:w="20"/>
+              <w:left w:type="dxa" w:w="60"/>
+              <w:bottom w:type="dxa" w:w="20"/>
+              <w:right w:type="dxa" w:w="60"/>
+            </w:tcMar>
+            <w:vAlign w:val="center"/>
+          </w:tcPr>
+          <w:p>
+            <w:pPr>
+              <w:jc w:val="center"/>
+            </w:pPr>
+            <w:r>
+              <w:rPr>
+                <w:rFonts w:ascii="Arial" w:cs="Arial" w:eastAsia="Arial" w:hAnsi="Arial"/>
+                <w:b/>
+                <w:bCs/>
+                <w:color w:val="000000"/>
+                <w:sz w:val="15"/>
+                <w:szCs w:val="15"/>
+              </w:rPr>
+              <w:t xml:space="preserve">-1,9</w:t>
+            </w:r>
+          </w:p>
+        </w:tc>
+      </w:tr>
+      <w:tr>
+        <w:trPr>
+          <w:cantSplit/>
+        </w:trPr>
+        <w:tc>
+          <w:tcPr>
+            <w:tcW w:type="dxa" w:w="3600"/>
+            <w:tcBorders>
+              <w:top w:val="single" w:color="000000" w:sz="4"/>
+              <w:left w:val="single" w:color="000000" w:sz="4"/>
+              <w:bottom w:val="single" w:color="000000" w:sz="4"/>
+              <w:right w:val="single" w:color="000000" w:sz="4"/>
+            </w:tcBorders>
+            <w:tcMar>
+              <w:top w:type="dxa" w:w="20"/>
+              <w:left w:type="dxa" w:w="60"/>
+              <w:bottom w:type="dxa" w:w="20"/>
+              <w:right w:type="dxa" w:w="60"/>
+            </w:tcMar>
+            <w:vAlign w:val="center"/>
+          </w:tcPr>
+          <w:p>
+            <w:pPr>
+              <w:jc w:val="left"/>
+            </w:pPr>
+            <w:r>
+              <w:rPr>
+                <w:rFonts w:ascii="Arial" w:cs="Arial" w:eastAsia="Arial" w:hAnsi="Arial"/>
+                <w:b/>
+                <w:bCs/>
+                <w:color w:val="000000"/>
+                <w:sz w:val="15"/>
+                <w:szCs w:val="15"/>
+              </w:rPr>
+              <w:t xml:space="preserve">Minería y petróleo</w:t>
+            </w:r>
+          </w:p>
+        </w:tc>
+        <w:tc>
+          <w:tcPr>
+            <w:tcW w:type="dxa" w:w="2300"/>
+            <w:tcBorders>
+              <w:top w:val="single" w:color="000000" w:sz="4"/>
+              <w:left w:val="single" w:color="000000" w:sz="4"/>
+              <w:bottom w:val="single" w:color="000000" w:sz="4"/>
+              <w:right w:val="single" w:color="000000" w:sz="4"/>
+            </w:tcBorders>
+            <w:tcMar>
+              <w:top w:type="dxa" w:w="20"/>
+              <w:left w:type="dxa" w:w="60"/>
+              <w:bottom w:type="dxa" w:w="20"/>
+              <w:right w:type="dxa" w:w="60"/>
+            </w:tcMar>
+            <w:vAlign w:val="center"/>
+          </w:tcPr>
+          <w:p>
+            <w:pPr>
+              <w:jc w:val="center"/>
+            </w:pPr>
+            <w:r>
+              <w:rPr>
+                <w:rFonts w:ascii="Arial" w:cs="Arial" w:eastAsia="Arial" w:hAnsi="Arial"/>
+                <w:b/>
+                <w:bCs/>
+                <w:color w:val="000000"/>
+                <w:sz w:val="15"/>
+                <w:szCs w:val="15"/>
+              </w:rPr>
+              <w:t xml:space="preserve">0,3</w:t>
+            </w:r>
+          </w:p>
+        </w:tc>
+        <w:tc>
+          <w:tcPr>
+            <w:tcW w:type="dxa" w:w="2300"/>
+            <w:tcBorders>
+              <w:top w:val="single" w:color="000000" w:sz="4"/>
+              <w:left w:val="single" w:color="000000" w:sz="4"/>
+              <w:bottom w:val="single" w:color="000000" w:sz="4"/>
+              <w:right w:val="single" w:color="000000" w:sz="4"/>
+            </w:tcBorders>
+            <w:tcMar>
+              <w:top w:type="dxa" w:w="20"/>
+              <w:left w:type="dxa" w:w="60"/>
+              <w:bottom w:type="dxa" w:w="20"/>
+              <w:right w:type="dxa" w:w="60"/>
+            </w:tcMar>
+            <w:vAlign w:val="center"/>
+          </w:tcPr>
+          <w:p>
+            <w:pPr>
+              <w:jc w:val="center"/>
+            </w:pPr>
+            <w:r>
+              <w:rPr>
+                <w:rFonts w:ascii="Arial" w:cs="Arial" w:eastAsia="Arial" w:hAnsi="Arial"/>
+                <w:b/>
+                <w:bCs/>
+                <w:color w:val="000000"/>
+                <w:sz w:val="15"/>
+                <w:szCs w:val="15"/>
+              </w:rPr>
+              <w:t xml:space="preserve">1,0</w:t>
+            </w:r>
+          </w:p>
+        </w:tc>
+      </w:tr>
+      <w:tr>
+        <w:trPr>
+          <w:cantSplit/>
+        </w:trPr>
+        <w:tc>
+          <w:tcPr>
+            <w:tcW w:type="dxa" w:w="3600"/>
+            <w:tcBorders>
+              <w:top w:val="single" w:color="000000" w:sz="4"/>
+              <w:left w:val="single" w:color="000000" w:sz="4"/>
+              <w:bottom w:val="single" w:color="000000" w:sz="4"/>
+              <w:right w:val="single" w:color="000000" w:sz="4"/>
+            </w:tcBorders>
+            <w:tcMar>
+              <w:top w:type="dxa" w:w="20"/>
+              <w:left w:type="dxa" w:w="60"/>
+              <w:bottom w:type="dxa" w:w="20"/>
+              <w:right w:type="dxa" w:w="60"/>
+            </w:tcMar>
+            <w:vAlign w:val="center"/>
+          </w:tcPr>
+          <w:p>
+            <w:pPr>
+              <w:jc w:val="left"/>
+            </w:pPr>
+            <w:r>
+              <w:rPr>
+                <w:rFonts w:ascii="Arial" w:cs="Arial" w:eastAsia="Arial" w:hAnsi="Arial"/>
+                <w:b/>
+                <w:bCs/>
+                <w:color w:val="000000"/>
+                <w:sz w:val="15"/>
+                <w:szCs w:val="15"/>
+              </w:rPr>
+              <w:t xml:space="preserve">Manufactura</w:t>
+            </w:r>
+          </w:p>
+        </w:tc>
+        <w:tc>
+          <w:tcPr>
+            <w:tcW w:type="dxa" w:w="2300"/>
+            <w:tcBorders>
+              <w:top w:val="single" w:color="000000" w:sz="4"/>
+              <w:left w:val="single" w:color="000000" w:sz="4"/>
+              <w:bottom w:val="single" w:color="000000" w:sz="4"/>
+              <w:right w:val="single" w:color="000000" w:sz="4"/>
+            </w:tcBorders>
+            <w:tcMar>
+              <w:top w:type="dxa" w:w="20"/>
+              <w:left w:type="dxa" w:w="60"/>
+              <w:bottom w:type="dxa" w:w="20"/>
+              <w:right w:type="dxa" w:w="60"/>
+            </w:tcMar>
+            <w:vAlign w:val="center"/>
+          </w:tcPr>
+          <w:p>
+            <w:pPr>
+              <w:jc w:val="center"/>
+            </w:pPr>
+            <w:r>
+              <w:rPr>
+                <w:rFonts w:ascii="Arial" w:cs="Arial" w:eastAsia="Arial" w:hAnsi="Arial"/>
+                <w:b/>
+                <w:bCs/>
+                <w:color w:val="000000"/>
+                <w:sz w:val="15"/>
+                <w:szCs w:val="15"/>
+              </w:rPr>
+              <w:t xml:space="preserve">9,7</w:t>
+            </w:r>
+          </w:p>
+        </w:tc>
+        <w:tc>
+          <w:tcPr>
+            <w:tcW w:type="dxa" w:w="2300"/>
+            <w:tcBorders>
+              <w:top w:val="single" w:color="000000" w:sz="4"/>
+              <w:left w:val="single" w:color="000000" w:sz="4"/>
+              <w:bottom w:val="single" w:color="000000" w:sz="4"/>
+              <w:right w:val="single" w:color="000000" w:sz="4"/>
+            </w:tcBorders>
+            <w:tcMar>
+              <w:top w:type="dxa" w:w="20"/>
+              <w:left w:type="dxa" w:w="60"/>
+              <w:bottom w:type="dxa" w:w="20"/>
+              <w:right w:type="dxa" w:w="60"/>
+            </w:tcMar>
+            <w:vAlign w:val="center"/>
+          </w:tcPr>
+          <w:p>
+            <w:pPr>
+              <w:jc w:val="center"/>
+            </w:pPr>
+            <w:r>
+              <w:rPr>
+                <w:rFonts w:ascii="Arial" w:cs="Arial" w:eastAsia="Arial" w:hAnsi="Arial"/>
+                <w:b/>
+                <w:bCs/>
+                <w:color w:val="000000"/>
+                <w:sz w:val="15"/>
+                <w:szCs w:val="15"/>
+              </w:rPr>
+              <w:t xml:space="preserve">0,9</w:t>
+            </w:r>
+          </w:p>
+        </w:tc>
+      </w:tr>
+      <w:tr>
+        <w:trPr>
+          <w:cantSplit/>
+        </w:trPr>
+        <w:tc>
+          <w:tcPr>
+            <w:tcW w:type="dxa" w:w="3600"/>
+            <w:tcBorders>
+              <w:top w:val="single" w:color="000000" w:sz="4"/>
+              <w:left w:val="single" w:color="000000" w:sz="4"/>
+              <w:bottom w:val="single" w:color="000000" w:sz="4"/>
+              <w:right w:val="single" w:color="000000" w:sz="4"/>
+            </w:tcBorders>
+            <w:tcMar>
+              <w:top w:type="dxa" w:w="20"/>
+              <w:left w:type="dxa" w:w="60"/>
+              <w:bottom w:type="dxa" w:w="20"/>
+              <w:right w:type="dxa" w:w="60"/>
+            </w:tcMar>
+            <w:vAlign w:val="center"/>
+          </w:tcPr>
+          <w:p>
+            <w:pPr>
+              <w:jc w:val="left"/>
+            </w:pPr>
+            <w:r>
+              <w:rPr>
+                <w:rFonts w:ascii="Arial" w:cs="Arial" w:eastAsia="Arial" w:hAnsi="Arial"/>
+                <w:b/>
+                <w:bCs/>
+                <w:color w:val="000000"/>
+                <w:sz w:val="15"/>
+                <w:szCs w:val="15"/>
+              </w:rPr>
+              <w:t xml:space="preserve">Electricidad y agua</w:t>
+            </w:r>
+          </w:p>
+        </w:tc>
+        <w:tc>
+          <w:tcPr>
+            <w:tcW w:type="dxa" w:w="2300"/>
+            <w:tcBorders>
+              <w:top w:val="single" w:color="000000" w:sz="4"/>
+              <w:left w:val="single" w:color="000000" w:sz="4"/>
+              <w:bottom w:val="single" w:color="000000" w:sz="4"/>
+              <w:right w:val="single" w:color="000000" w:sz="4"/>
+            </w:tcBorders>
+            <w:tcMar>
+              <w:top w:type="dxa" w:w="20"/>
+              <w:left w:type="dxa" w:w="60"/>
+              <w:bottom w:type="dxa" w:w="20"/>
+              <w:right w:type="dxa" w:w="60"/>
+            </w:tcMar>
+            <w:vAlign w:val="center"/>
+          </w:tcPr>
+          <w:p>
+            <w:pPr>
+              <w:jc w:val="center"/>
+            </w:pPr>
+            <w:r>
+              <w:rPr>
+                <w:rFonts w:ascii="Arial" w:cs="Arial" w:eastAsia="Arial" w:hAnsi="Arial"/>
+                <w:b/>
+                <w:bCs/>
+                <w:color w:val="000000"/>
+                <w:sz w:val="15"/>
+                <w:szCs w:val="15"/>
+              </w:rPr>
+              <w:t xml:space="preserve">1,1</w:t>
+            </w:r>
+          </w:p>
+        </w:tc>
+        <w:tc>
+          <w:tcPr>
+            <w:tcW w:type="dxa" w:w="2300"/>
+            <w:tcBorders>
+              <w:top w:val="single" w:color="000000" w:sz="4"/>
+              <w:left w:val="single" w:color="000000" w:sz="4"/>
+              <w:bottom w:val="single" w:color="000000" w:sz="4"/>
+              <w:right w:val="single" w:color="000000" w:sz="4"/>
+            </w:tcBorders>
+            <w:tcMar>
+              <w:top w:type="dxa" w:w="20"/>
+              <w:left w:type="dxa" w:w="60"/>
+              <w:bottom w:type="dxa" w:w="20"/>
+              <w:right w:type="dxa" w:w="60"/>
+            </w:tcMar>
+            <w:vAlign w:val="center"/>
+          </w:tcPr>
+          <w:p>
+            <w:pPr>
+              <w:jc w:val="center"/>
+            </w:pPr>
+            <w:r>
+              <w:rPr>
+                <w:rFonts w:ascii="Arial" w:cs="Arial" w:eastAsia="Arial" w:hAnsi="Arial"/>
+                <w:b/>
+                <w:bCs/>
+                <w:color w:val="000000"/>
+                <w:sz w:val="15"/>
+                <w:szCs w:val="15"/>
+              </w:rPr>
+              <w:t xml:space="preserve">5,7</w:t>
+            </w:r>
+          </w:p>
+        </w:tc>
+      </w:tr>
+      <w:tr>
+        <w:trPr>
+          <w:cantSplit/>
+        </w:trPr>
+        <w:tc>
+          <w:tcPr>
+            <w:tcW w:type="dxa" w:w="3600"/>
+            <w:tcBorders>
+              <w:top w:val="single" w:color="000000" w:sz="4"/>
+              <w:left w:val="single" w:color="000000" w:sz="4"/>
+              <w:bottom w:val="single" w:color="000000" w:sz="4"/>
+              <w:right w:val="single" w:color="000000" w:sz="4"/>
+            </w:tcBorders>
+            <w:tcMar>
+              <w:top w:type="dxa" w:w="20"/>
+              <w:left w:type="dxa" w:w="60"/>
+              <w:bottom w:type="dxa" w:w="20"/>
+              <w:right w:type="dxa" w:w="60"/>
+            </w:tcMar>
+            <w:vAlign w:val="center"/>
+          </w:tcPr>
+          <w:p>
+            <w:pPr>
+              <w:jc w:val="left"/>
+            </w:pPr>
+            <w:r>
+              <w:rPr>
+                <w:rFonts w:ascii="Arial" w:cs="Arial" w:eastAsia="Arial" w:hAnsi="Arial"/>
+                <w:b/>
+                <w:bCs/>
+                <w:color w:val="000000"/>
+                <w:sz w:val="15"/>
+                <w:szCs w:val="15"/>
+              </w:rPr>
+              <w:t xml:space="preserve">Construcción</w:t>
+            </w:r>
+          </w:p>
+        </w:tc>
+        <w:tc>
+          <w:tcPr>
+            <w:tcW w:type="dxa" w:w="2300"/>
+            <w:tcBorders>
+              <w:top w:val="single" w:color="000000" w:sz="4"/>
+              <w:left w:val="single" w:color="000000" w:sz="4"/>
+              <w:bottom w:val="single" w:color="000000" w:sz="4"/>
+              <w:right w:val="single" w:color="000000" w:sz="4"/>
+            </w:tcBorders>
+            <w:tcMar>
+              <w:top w:type="dxa" w:w="20"/>
+              <w:left w:type="dxa" w:w="60"/>
+              <w:bottom w:type="dxa" w:w="20"/>
+              <w:right w:type="dxa" w:w="60"/>
+            </w:tcMar>
+            <w:vAlign w:val="center"/>
+          </w:tcPr>
+          <w:p>
+            <w:pPr>
+              <w:jc w:val="center"/>
+            </w:pPr>
+            <w:r>
+              <w:rPr>
+                <w:rFonts w:ascii="Arial" w:cs="Arial" w:eastAsia="Arial" w:hAnsi="Arial"/>
+                <w:b/>
+                <w:bCs/>
+                <w:color w:val="000000"/>
+                <w:sz w:val="15"/>
+                <w:szCs w:val="15"/>
+              </w:rPr>
+              <w:t xml:space="preserve">8,4</w:t>
+            </w:r>
+          </w:p>
+        </w:tc>
+        <w:tc>
+          <w:tcPr>
+            <w:tcW w:type="dxa" w:w="2300"/>
+            <w:tcBorders>
+              <w:top w:val="single" w:color="000000" w:sz="4"/>
+              <w:left w:val="single" w:color="000000" w:sz="4"/>
+              <w:bottom w:val="single" w:color="000000" w:sz="4"/>
+              <w:right w:val="single" w:color="000000" w:sz="4"/>
+            </w:tcBorders>
+            <w:tcMar>
+              <w:top w:type="dxa" w:w="20"/>
+              <w:left w:type="dxa" w:w="60"/>
+              <w:bottom w:type="dxa" w:w="20"/>
+              <w:right w:type="dxa" w:w="60"/>
+            </w:tcMar>
+            <w:vAlign w:val="center"/>
+          </w:tcPr>
+          <w:p>
+            <w:pPr>
+              <w:jc w:val="center"/>
+            </w:pPr>
+            <w:r>
+              <w:rPr>
+                <w:rFonts w:ascii="Arial" w:cs="Arial" w:eastAsia="Arial" w:hAnsi="Arial"/>
+                <w:b/>
+                <w:bCs/>
+                <w:color w:val="000000"/>
+                <w:sz w:val="15"/>
+                <w:szCs w:val="15"/>
+              </w:rPr>
+              <w:t xml:space="preserve">0,8</w:t>
+            </w:r>
+          </w:p>
+        </w:tc>
+      </w:tr>
+      <w:tr>
+        <w:trPr>
+          <w:cantSplit/>
+        </w:trPr>
+        <w:tc>
+          <w:tcPr>
+            <w:tcW w:type="dxa" w:w="3600"/>
+            <w:tcBorders>
+              <w:top w:val="single" w:color="000000" w:sz="4"/>
+              <w:left w:val="single" w:color="000000" w:sz="4"/>
+              <w:bottom w:val="single" w:color="000000" w:sz="4"/>
+              <w:right w:val="single" w:color="000000" w:sz="4"/>
+            </w:tcBorders>
+            <w:tcMar>
+              <w:top w:type="dxa" w:w="20"/>
+              <w:left w:type="dxa" w:w="60"/>
+              <w:bottom w:type="dxa" w:w="20"/>
+              <w:right w:type="dxa" w:w="60"/>
+            </w:tcMar>
+            <w:vAlign w:val="center"/>
+          </w:tcPr>
+          <w:p>
+            <w:pPr>
+              <w:jc w:val="left"/>
+            </w:pPr>
+            <w:r>
+              <w:rPr>
+                <w:rFonts w:ascii="Arial" w:cs="Arial" w:eastAsia="Arial" w:hAnsi="Arial"/>
+                <w:b/>
+                <w:bCs/>
+                <w:color w:val="000000"/>
+                <w:sz w:val="15"/>
+                <w:szCs w:val="15"/>
+              </w:rPr>
+              <w:t xml:space="preserve">Comercio</w:t>
+            </w:r>
+          </w:p>
+        </w:tc>
+        <w:tc>
+          <w:tcPr>
+            <w:tcW w:type="dxa" w:w="2300"/>
+            <w:tcBorders>
+              <w:top w:val="single" w:color="000000" w:sz="4"/>
+              <w:left w:val="single" w:color="000000" w:sz="4"/>
+              <w:bottom w:val="single" w:color="000000" w:sz="4"/>
+              <w:right w:val="single" w:color="000000" w:sz="4"/>
+            </w:tcBorders>
+            <w:tcMar>
+              <w:top w:type="dxa" w:w="20"/>
+              <w:left w:type="dxa" w:w="60"/>
+              <w:bottom w:type="dxa" w:w="20"/>
+              <w:right w:type="dxa" w:w="60"/>
+            </w:tcMar>
+            <w:vAlign w:val="center"/>
+          </w:tcPr>
+          <w:p>
+            <w:pPr>
+              <w:jc w:val="center"/>
+            </w:pPr>
+            <w:r>
+              <w:rPr>
+                <w:rFonts w:ascii="Arial" w:cs="Arial" w:eastAsia="Arial" w:hAnsi="Arial"/>
+                <w:b/>
+                <w:bCs/>
+                <w:color w:val="000000"/>
+                <w:sz w:val="15"/>
+                <w:szCs w:val="15"/>
+              </w:rPr>
+              <w:t xml:space="preserve">18,5</w:t>
+            </w:r>
+          </w:p>
+        </w:tc>
+        <w:tc>
+          <w:tcPr>
+            <w:tcW w:type="dxa" w:w="2300"/>
+            <w:tcBorders>
+              <w:top w:val="single" w:color="000000" w:sz="4"/>
+              <w:left w:val="single" w:color="000000" w:sz="4"/>
+              <w:bottom w:val="single" w:color="000000" w:sz="4"/>
+              <w:right w:val="single" w:color="000000" w:sz="4"/>
+            </w:tcBorders>
+            <w:tcMar>
+              <w:top w:type="dxa" w:w="20"/>
+              <w:left w:type="dxa" w:w="60"/>
+              <w:bottom w:type="dxa" w:w="20"/>
+              <w:right w:type="dxa" w:w="60"/>
+            </w:tcMar>
+            <w:vAlign w:val="center"/>
+          </w:tcPr>
+          <w:p>
+            <w:pPr>
+              <w:jc w:val="center"/>
+            </w:pPr>
+            <w:r>
+              <w:rPr>
+                <w:rFonts w:ascii="Arial" w:cs="Arial" w:eastAsia="Arial" w:hAnsi="Arial"/>
+                <w:b/>
+                <w:bCs/>
+                <w:color w:val="000000"/>
+                <w:sz w:val="15"/>
+                <w:szCs w:val="15"/>
+              </w:rPr>
+              <w:t xml:space="preserve">2,2</w:t>
+            </w:r>
+          </w:p>
+        </w:tc>
+      </w:tr>
+      <w:tr>
+        <w:trPr>
+          <w:cantSplit/>
+        </w:trPr>
+        <w:tc>
+          <w:tcPr>
+            <w:tcW w:type="dxa" w:w="3600"/>
+            <w:tcBorders>
+              <w:top w:val="single" w:color="000000" w:sz="4"/>
+              <w:left w:val="single" w:color="000000" w:sz="4"/>
+              <w:bottom w:val="single" w:color="000000" w:sz="4"/>
+              <w:right w:val="single" w:color="000000" w:sz="4"/>
+            </w:tcBorders>
+            <w:tcMar>
+              <w:top w:type="dxa" w:w="20"/>
+              <w:left w:type="dxa" w:w="60"/>
+              <w:bottom w:type="dxa" w:w="20"/>
+              <w:right w:type="dxa" w:w="60"/>
+            </w:tcMar>
+            <w:vAlign w:val="center"/>
+          </w:tcPr>
+          <w:p>
+            <w:pPr>
+              <w:jc w:val="left"/>
+            </w:pPr>
+            <w:r>
+              <w:rPr>
+                <w:rFonts w:ascii="Arial" w:cs="Arial" w:eastAsia="Arial" w:hAnsi="Arial"/>
+                <w:b/>
+                <w:bCs/>
+                <w:color w:val="000000"/>
+                <w:sz w:val="15"/>
+                <w:szCs w:val="15"/>
+              </w:rPr>
+              <w:t xml:space="preserve">Transporte y comunicaciones</w:t>
+            </w:r>
+          </w:p>
+        </w:tc>
+        <w:tc>
+          <w:tcPr>
+            <w:tcW w:type="dxa" w:w="2300"/>
+            <w:tcBorders>
+              <w:top w:val="single" w:color="000000" w:sz="4"/>
+              <w:left w:val="single" w:color="000000" w:sz="4"/>
+              <w:bottom w:val="single" w:color="000000" w:sz="4"/>
+              <w:right w:val="single" w:color="000000" w:sz="4"/>
+            </w:tcBorders>
+            <w:tcMar>
+              <w:top w:type="dxa" w:w="20"/>
+              <w:left w:type="dxa" w:w="60"/>
+              <w:bottom w:type="dxa" w:w="20"/>
+              <w:right w:type="dxa" w:w="60"/>
+            </w:tcMar>
+            <w:vAlign w:val="center"/>
+          </w:tcPr>
+          <w:p>
+            <w:pPr>
+              <w:jc w:val="center"/>
+            </w:pPr>
+            <w:r>
+              <w:rPr>
+                <w:rFonts w:ascii="Arial" w:cs="Arial" w:eastAsia="Arial" w:hAnsi="Arial"/>
+                <w:b/>
+                <w:bCs/>
+                <w:color w:val="000000"/>
+                <w:sz w:val="15"/>
+                <w:szCs w:val="15"/>
+              </w:rPr>
+              <w:t xml:space="preserve">7,6</w:t>
+            </w:r>
+          </w:p>
+        </w:tc>
+        <w:tc>
+          <w:tcPr>
+            <w:tcW w:type="dxa" w:w="2300"/>
+            <w:tcBorders>
+              <w:top w:val="single" w:color="000000" w:sz="4"/>
+              <w:left w:val="single" w:color="000000" w:sz="4"/>
+              <w:bottom w:val="single" w:color="000000" w:sz="4"/>
+              <w:right w:val="single" w:color="000000" w:sz="4"/>
+            </w:tcBorders>
+            <w:tcMar>
+              <w:top w:type="dxa" w:w="20"/>
+              <w:left w:type="dxa" w:w="60"/>
+              <w:bottom w:type="dxa" w:w="20"/>
+              <w:right w:type="dxa" w:w="60"/>
+            </w:tcMar>
+            <w:vAlign w:val="center"/>
+          </w:tcPr>
+          <w:p>
+            <w:pPr>
+              <w:jc w:val="center"/>
+            </w:pPr>
+            <w:r>
+              <w:rPr>
+                <w:rFonts w:ascii="Arial" w:cs="Arial" w:eastAsia="Arial" w:hAnsi="Arial"/>
+                <w:b/>
+                <w:bCs/>
+                <w:color w:val="000000"/>
+                <w:sz w:val="15"/>
+                <w:szCs w:val="15"/>
+              </w:rPr>
+              <w:t xml:space="preserve">2,4</w:t>
+            </w:r>
+          </w:p>
+        </w:tc>
+      </w:tr>
+      <w:tr>
+        <w:trPr>
+          <w:cantSplit/>
+        </w:trPr>
+        <w:tc>
+          <w:tcPr>
+            <w:tcW w:type="dxa" w:w="3600"/>
+            <w:tcBorders>
+              <w:top w:val="single" w:color="000000" w:sz="4"/>
+              <w:left w:val="single" w:color="000000" w:sz="4"/>
+              <w:bottom w:val="single" w:color="000000" w:sz="4"/>
+              <w:right w:val="single" w:color="000000" w:sz="4"/>
+            </w:tcBorders>
+            <w:tcMar>
+              <w:top w:type="dxa" w:w="20"/>
+              <w:left w:type="dxa" w:w="60"/>
+              <w:bottom w:type="dxa" w:w="20"/>
+              <w:right w:type="dxa" w:w="60"/>
+            </w:tcMar>
+            <w:vAlign w:val="center"/>
+          </w:tcPr>
+          <w:p>
+            <w:pPr>
+              <w:jc w:val="left"/>
+            </w:pPr>
+            <w:r>
+              <w:rPr>
+                <w:rFonts w:ascii="Arial" w:cs="Arial" w:eastAsia="Arial" w:hAnsi="Arial"/>
+                <w:b/>
+                <w:bCs/>
+                <w:color w:val="000000"/>
+                <w:sz w:val="15"/>
+                <w:szCs w:val="15"/>
+              </w:rPr>
+              <w:t xml:space="preserve">Alojamiento y restaurantes</w:t>
+            </w:r>
+          </w:p>
+        </w:tc>
+        <w:tc>
+          <w:tcPr>
+            <w:tcW w:type="dxa" w:w="2300"/>
+            <w:tcBorders>
+              <w:top w:val="single" w:color="000000" w:sz="4"/>
+              <w:left w:val="single" w:color="000000" w:sz="4"/>
+              <w:bottom w:val="single" w:color="000000" w:sz="4"/>
+              <w:right w:val="single" w:color="000000" w:sz="4"/>
+            </w:tcBorders>
+            <w:tcMar>
+              <w:top w:type="dxa" w:w="20"/>
+              <w:left w:type="dxa" w:w="60"/>
+              <w:bottom w:type="dxa" w:w="20"/>
+              <w:right w:type="dxa" w:w="60"/>
+            </w:tcMar>
+            <w:vAlign w:val="center"/>
+          </w:tcPr>
+          <w:p>
+            <w:pPr>
+              <w:jc w:val="center"/>
+            </w:pPr>
+            <w:r>
+              <w:rPr>
+                <w:rFonts w:ascii="Arial" w:cs="Arial" w:eastAsia="Arial" w:hAnsi="Arial"/>
+                <w:b/>
+                <w:bCs/>
+                <w:color w:val="000000"/>
+                <w:sz w:val="15"/>
+                <w:szCs w:val="15"/>
+              </w:rPr>
+              <w:t xml:space="preserve">2,3</w:t>
+            </w:r>
+          </w:p>
+        </w:tc>
+        <w:tc>
+          <w:tcPr>
+            <w:tcW w:type="dxa" w:w="2300"/>
+            <w:tcBorders>
+              <w:top w:val="single" w:color="000000" w:sz="4"/>
+              <w:left w:val="single" w:color="000000" w:sz="4"/>
+              <w:bottom w:val="single" w:color="000000" w:sz="4"/>
+              <w:right w:val="single" w:color="000000" w:sz="4"/>
+            </w:tcBorders>
+            <w:tcMar>
+              <w:top w:type="dxa" w:w="20"/>
+              <w:left w:type="dxa" w:w="60"/>
+              <w:bottom w:type="dxa" w:w="20"/>
+              <w:right w:type="dxa" w:w="60"/>
+            </w:tcMar>
+            <w:vAlign w:val="center"/>
+          </w:tcPr>
+          <w:p>
+            <w:pPr>
+              <w:jc w:val="center"/>
+            </w:pPr>
+            <w:r>
+              <w:rPr>
+                <w:rFonts w:ascii="Arial" w:cs="Arial" w:eastAsia="Arial" w:hAnsi="Arial"/>
+                <w:b/>
+                <w:bCs/>
+                <w:color w:val="000000"/>
+                <w:sz w:val="15"/>
+                <w:szCs w:val="15"/>
+              </w:rPr>
+              <w:t xml:space="preserve">0,5</w:t>
+            </w:r>
+          </w:p>
+        </w:tc>
+      </w:tr>
+      <w:tr>
+        <w:trPr>
+          <w:cantSplit/>
+        </w:trPr>
+        <w:tc>
+          <w:tcPr>
+            <w:tcW w:type="dxa" w:w="3600"/>
+            <w:tcBorders>
+              <w:top w:val="single" w:color="000000" w:sz="4"/>
+              <w:left w:val="single" w:color="000000" w:sz="4"/>
+              <w:bottom w:val="single" w:color="000000" w:sz="4"/>
+              <w:right w:val="single" w:color="000000" w:sz="4"/>
+            </w:tcBorders>
+            <w:tcMar>
+              <w:top w:type="dxa" w:w="20"/>
+              <w:left w:type="dxa" w:w="60"/>
+              <w:bottom w:type="dxa" w:w="20"/>
+              <w:right w:type="dxa" w:w="60"/>
+            </w:tcMar>
+            <w:vAlign w:val="center"/>
+          </w:tcPr>
+          <w:p>
+            <w:pPr>
+              <w:jc w:val="left"/>
+            </w:pPr>
+            <w:r>
+              <w:rPr>
+                <w:rFonts w:ascii="Arial" w:cs="Arial" w:eastAsia="Arial" w:hAnsi="Arial"/>
+                <w:b/>
+                <w:bCs/>
+                <w:color w:val="000000"/>
+                <w:sz w:val="15"/>
+                <w:szCs w:val="15"/>
+              </w:rPr>
+              <w:t xml:space="preserve">Telecomunicaciones</w:t>
+            </w:r>
+          </w:p>
+        </w:tc>
+        <w:tc>
+          <w:tcPr>
+            <w:tcW w:type="dxa" w:w="2300"/>
+            <w:tcBorders>
+              <w:top w:val="single" w:color="000000" w:sz="4"/>
+              <w:left w:val="single" w:color="000000" w:sz="4"/>
+              <w:bottom w:val="single" w:color="000000" w:sz="4"/>
+              <w:right w:val="single" w:color="000000" w:sz="4"/>
+            </w:tcBorders>
+            <w:tcMar>
+              <w:top w:type="dxa" w:w="20"/>
+              <w:left w:type="dxa" w:w="60"/>
+              <w:bottom w:type="dxa" w:w="20"/>
+              <w:right w:type="dxa" w:w="60"/>
+            </w:tcMar>
+            <w:vAlign w:val="center"/>
+          </w:tcPr>
+          <w:p>
+            <w:pPr>
+              <w:jc w:val="center"/>
+            </w:pPr>
+            <w:r>
+              <w:rPr>
+                <w:rFonts w:ascii="Arial" w:cs="Arial" w:eastAsia="Arial" w:hAnsi="Arial"/>
+                <w:b/>
+                <w:bCs/>
+                <w:color w:val="000000"/>
+                <w:sz w:val="15"/>
+                <w:szCs w:val="15"/>
+              </w:rPr>
+              <w:t xml:space="preserve">6,9</w:t>
+            </w:r>
+          </w:p>
+        </w:tc>
+        <w:tc>
+          <w:tcPr>
+            <w:tcW w:type="dxa" w:w="2300"/>
+            <w:tcBorders>
+              <w:top w:val="single" w:color="000000" w:sz="4"/>
+              <w:left w:val="single" w:color="000000" w:sz="4"/>
+              <w:bottom w:val="single" w:color="000000" w:sz="4"/>
+              <w:right w:val="single" w:color="000000" w:sz="4"/>
+            </w:tcBorders>
+            <w:tcMar>
+              <w:top w:type="dxa" w:w="20"/>
+              <w:left w:type="dxa" w:w="60"/>
+              <w:bottom w:type="dxa" w:w="20"/>
+              <w:right w:type="dxa" w:w="60"/>
+            </w:tcMar>
+            <w:vAlign w:val="center"/>
+          </w:tcPr>
+          <w:p>
+            <w:pPr>
+              <w:jc w:val="center"/>
+            </w:pPr>
+            <w:r>
+              <w:rPr>
+                <w:rFonts w:ascii="Arial" w:cs="Arial" w:eastAsia="Arial" w:hAnsi="Arial"/>
+                <w:b/>
+                <w:bCs/>
+                <w:color w:val="000000"/>
+                <w:sz w:val="15"/>
+                <w:szCs w:val="15"/>
+              </w:rPr>
+              <w:t xml:space="preserve">6,4</w:t>
+            </w:r>
+          </w:p>
+        </w:tc>
+      </w:tr>
+      <w:tr>
+        <w:trPr>
+          <w:cantSplit/>
+        </w:trPr>
+        <w:tc>
+          <w:tcPr>
+            <w:tcW w:type="dxa" w:w="3600"/>
+            <w:tcBorders>
+              <w:top w:val="single" w:color="000000" w:sz="4"/>
+              <w:left w:val="single" w:color="000000" w:sz="4"/>
+              <w:bottom w:val="single" w:color="000000" w:sz="4"/>
+              <w:right w:val="single" w:color="000000" w:sz="4"/>
+            </w:tcBorders>
+            <w:tcMar>
+              <w:top w:type="dxa" w:w="20"/>
+              <w:left w:type="dxa" w:w="60"/>
+              <w:bottom w:type="dxa" w:w="20"/>
+              <w:right w:type="dxa" w:w="60"/>
+            </w:tcMar>
+            <w:vAlign w:val="center"/>
+          </w:tcPr>
+          <w:p>
+            <w:pPr>
+              <w:jc w:val="left"/>
+            </w:pPr>
+            <w:r>
+              <w:rPr>
+                <w:rFonts w:ascii="Arial" w:cs="Arial" w:eastAsia="Arial" w:hAnsi="Arial"/>
+                <w:b/>
+                <w:bCs/>
+                <w:color w:val="000000"/>
+                <w:sz w:val="15"/>
+                <w:szCs w:val="15"/>
+              </w:rPr>
+              <w:t xml:space="preserve">Administración pública y defensa</w:t>
+            </w:r>
+          </w:p>
+        </w:tc>
+        <w:tc>
+          <w:tcPr>
+            <w:tcW w:type="dxa" w:w="2300"/>
+            <w:tcBorders>
+              <w:top w:val="single" w:color="000000" w:sz="4"/>
+              <w:left w:val="single" w:color="000000" w:sz="4"/>
+              <w:bottom w:val="single" w:color="000000" w:sz="4"/>
+              <w:right w:val="single" w:color="000000" w:sz="4"/>
+            </w:tcBorders>
+            <w:tcMar>
+              <w:top w:type="dxa" w:w="20"/>
+              <w:left w:type="dxa" w:w="60"/>
+              <w:bottom w:type="dxa" w:w="20"/>
+              <w:right w:type="dxa" w:w="60"/>
+            </w:tcMar>
+            <w:vAlign w:val="center"/>
+          </w:tcPr>
+          <w:p>
+            <w:pPr>
+              <w:jc w:val="center"/>
+            </w:pPr>
+            <w:r>
+              <w:rPr>
+                <w:rFonts w:ascii="Arial" w:cs="Arial" w:eastAsia="Arial" w:hAnsi="Arial"/>
+                <w:b/>
+                <w:bCs/>
+                <w:color w:val="000000"/>
+                <w:sz w:val="15"/>
+                <w:szCs w:val="15"/>
+              </w:rPr>
+              <w:t xml:space="preserve">7,1</w:t>
+            </w:r>
+          </w:p>
+        </w:tc>
+        <w:tc>
+          <w:tcPr>
+            <w:tcW w:type="dxa" w:w="2300"/>
+            <w:tcBorders>
+              <w:top w:val="single" w:color="000000" w:sz="4"/>
+              <w:left w:val="single" w:color="000000" w:sz="4"/>
+              <w:bottom w:val="single" w:color="000000" w:sz="4"/>
+              <w:right w:val="single" w:color="000000" w:sz="4"/>
+            </w:tcBorders>
+            <w:tcMar>
+              <w:top w:type="dxa" w:w="20"/>
+              <w:left w:type="dxa" w:w="60"/>
+              <w:bottom w:type="dxa" w:w="20"/>
+              <w:right w:type="dxa" w:w="60"/>
+            </w:tcMar>
+            <w:vAlign w:val="center"/>
+          </w:tcPr>
+          <w:p>
+            <w:pPr>
+              <w:jc w:val="center"/>
+            </w:pPr>
+            <w:r>
+              <w:rPr>
+                <w:rFonts w:ascii="Arial" w:cs="Arial" w:eastAsia="Arial" w:hAnsi="Arial"/>
+                <w:b/>
+                <w:bCs/>
+                <w:color w:val="000000"/>
+                <w:sz w:val="15"/>
+                <w:szCs w:val="15"/>
+              </w:rPr>
+              <w:t xml:space="preserve">3,6</w:t>
+            </w:r>
+          </w:p>
+        </w:tc>
+      </w:tr>
+      <w:tr>
+        <w:trPr>
+          <w:cantSplit/>
+        </w:trPr>
+        <w:tc>
+          <w:tcPr>
+            <w:tcW w:type="dxa" w:w="3600"/>
+            <w:tcBorders>
+              <w:top w:val="single" w:color="000000" w:sz="4"/>
+              <w:left w:val="single" w:color="000000" w:sz="4"/>
+              <w:bottom w:val="single" w:color="000000" w:sz="4"/>
+              <w:right w:val="single" w:color="000000" w:sz="4"/>
+            </w:tcBorders>
+            <w:tcMar>
+              <w:top w:type="dxa" w:w="20"/>
+              <w:left w:type="dxa" w:w="60"/>
+              <w:bottom w:type="dxa" w:w="20"/>
+              <w:right w:type="dxa" w:w="60"/>
+            </w:tcMar>
+            <w:vAlign w:val="center"/>
+          </w:tcPr>
+          <w:p>
+            <w:pPr>
+              <w:jc w:val="left"/>
+            </w:pPr>
+            <w:r>
+              <w:rPr>
+                <w:rFonts w:ascii="Arial" w:cs="Arial" w:eastAsia="Arial" w:hAnsi="Arial"/>
+                <w:b/>
+                <w:bCs/>
+                <w:color w:val="000000"/>
+                <w:sz w:val="15"/>
+                <w:szCs w:val="15"/>
+              </w:rPr>
+              <w:t xml:space="preserve">Otros servicios</w:t>
+            </w:r>
+          </w:p>
+        </w:tc>
+        <w:tc>
+          <w:tcPr>
+            <w:tcW w:type="dxa" w:w="2300"/>
+            <w:tcBorders>
+              <w:top w:val="single" w:color="000000" w:sz="4"/>
+              <w:left w:val="single" w:color="000000" w:sz="4"/>
+              <w:bottom w:val="single" w:color="000000" w:sz="4"/>
+              <w:right w:val="single" w:color="000000" w:sz="4"/>
+            </w:tcBorders>
+            <w:tcMar>
+              <w:top w:type="dxa" w:w="20"/>
+              <w:left w:type="dxa" w:w="60"/>
+              <w:bottom w:type="dxa" w:w="20"/>
+              <w:right w:type="dxa" w:w="60"/>
+            </w:tcMar>
+            <w:vAlign w:val="center"/>
+          </w:tcPr>
+          <w:p>
+            <w:pPr>
+              <w:jc w:val="center"/>
+            </w:pPr>
+            <w:r>
+              <w:rPr>
+                <w:rFonts w:ascii="Arial" w:cs="Arial" w:eastAsia="Arial" w:hAnsi="Arial"/>
+                <w:b/>
+                <w:bCs/>
+                <w:color w:val="000000"/>
+                <w:sz w:val="15"/>
+                <w:szCs w:val="15"/>
+              </w:rPr>
+              <w:t xml:space="preserve">28,0</w:t>
+            </w:r>
+          </w:p>
+        </w:tc>
+        <w:tc>
+          <w:tcPr>
+            <w:tcW w:type="dxa" w:w="2300"/>
+            <w:tcBorders>
+              <w:top w:val="single" w:color="000000" w:sz="4"/>
+              <w:left w:val="single" w:color="000000" w:sz="4"/>
+              <w:bottom w:val="single" w:color="000000" w:sz="4"/>
+              <w:right w:val="single" w:color="000000" w:sz="4"/>
+            </w:tcBorders>
+            <w:tcMar>
+              <w:top w:type="dxa" w:w="20"/>
+              <w:left w:type="dxa" w:w="60"/>
+              <w:bottom w:type="dxa" w:w="20"/>
+              <w:right w:type="dxa" w:w="60"/>
+            </w:tcMar>
+            <w:vAlign w:val="center"/>
+          </w:tcPr>
+          <w:p>
+            <w:pPr>
+              <w:jc w:val="center"/>
+            </w:pPr>
+            <w:r>
+              <w:rPr>
+                <w:rFonts w:ascii="Arial" w:cs="Arial" w:eastAsia="Arial" w:hAnsi="Arial"/>
+                <w:b/>
+                <w:bCs/>
+                <w:color w:val="000000"/>
+                <w:sz w:val="15"/>
+                <w:szCs w:val="15"/>
+              </w:rPr>
+              <w:t xml:space="preserve">2,2</w:t>
+            </w:r>
+          </w:p>
+        </w:tc>
+      </w:tr>
+      <w:tr>
+        <w:trPr>
+          <w:cantSplit/>
+        </w:trPr>
+        <w:tc>
+          <w:tcPr>
+            <w:tcW w:type="dxa" w:w="3600"/>
+            <w:tcBorders>
+              <w:top w:val="single" w:color="000000" w:sz="4"/>
+              <w:left w:val="single" w:color="000000" w:sz="4"/>
+              <w:bottom w:val="single" w:color="000000" w:sz="4"/>
+              <w:right w:val="single" w:color="000000" w:sz="4"/>
+            </w:tcBorders>
+            <w:tcMar>
+              <w:top w:type="dxa" w:w="20"/>
+              <w:left w:type="dxa" w:w="60"/>
+              <w:bottom w:type="dxa" w:w="20"/>
+              <w:right w:type="dxa" w:w="60"/>
+            </w:tcMar>
+            <w:vAlign w:val="center"/>
+          </w:tcPr>
+          <w:p>
+            <w:pPr>
+              <w:jc w:val="left"/>
+            </w:pPr>
+            <w:r>
+              <w:rPr>
+                <w:rFonts w:ascii="Arial" w:cs="Arial" w:eastAsia="Arial" w:hAnsi="Arial"/>
+                <w:b/>
+                <w:bCs/>
+                <w:color w:val="000000"/>
+                <w:sz w:val="15"/>
+                <w:szCs w:val="15"/>
+              </w:rPr>
+              <w:t xml:space="preserve">Lambayeque</w:t>
+            </w:r>
+          </w:p>
+        </w:tc>
+        <w:tc>
+          <w:tcPr>
+            <w:tcW w:type="dxa" w:w="2300"/>
+            <w:tcBorders>
+              <w:top w:val="single" w:color="000000" w:sz="4"/>
+              <w:left w:val="single" w:color="000000" w:sz="4"/>
+              <w:bottom w:val="single" w:color="000000" w:sz="4"/>
+              <w:right w:val="single" w:color="000000" w:sz="4"/>
+            </w:tcBorders>
+            <w:tcMar>
+              <w:top w:type="dxa" w:w="20"/>
+              <w:left w:type="dxa" w:w="60"/>
+              <w:bottom w:type="dxa" w:w="20"/>
+              <w:right w:type="dxa" w:w="60"/>
+            </w:tcMar>
+            <w:vAlign w:val="center"/>
+          </w:tcPr>
+          <w:p>
+            <w:pPr>
+              <w:jc w:val="center"/>
+            </w:pPr>
+            <w:r>
+              <w:rPr>
+                <w:rFonts w:ascii="Arial" w:cs="Arial" w:eastAsia="Arial" w:hAnsi="Arial"/>
+                <w:b/>
+                <w:bCs/>
+                <w:color w:val="000000"/>
+                <w:sz w:val="15"/>
+                <w:szCs w:val="15"/>
+              </w:rPr>
+              <w:t xml:space="preserve">100,0</w:t>
+            </w:r>
+          </w:p>
+        </w:tc>
+        <w:tc>
+          <w:tcPr>
+            <w:tcW w:type="dxa" w:w="2300"/>
+            <w:tcBorders>
+              <w:top w:val="single" w:color="000000" w:sz="4"/>
+              <w:left w:val="single" w:color="000000" w:sz="4"/>
+              <w:bottom w:val="single" w:color="000000" w:sz="4"/>
+              <w:right w:val="single" w:color="000000" w:sz="4"/>
+            </w:tcBorders>
+            <w:tcMar>
+              <w:top w:type="dxa" w:w="20"/>
+              <w:left w:type="dxa" w:w="60"/>
+              <w:bottom w:type="dxa" w:w="20"/>
+              <w:right w:type="dxa" w:w="60"/>
+            </w:tcMar>
+            <w:vAlign w:val="center"/>
+          </w:tcPr>
+          <w:p>
+            <w:pPr>
+              <w:jc w:val="center"/>
+            </w:pPr>
+            <w:r>
+              <w:rPr>
+                <w:rFonts w:ascii="Arial" w:cs="Arial" w:eastAsia="Arial" w:hAnsi="Arial"/>
+                <w:b/>
+                <w:bCs/>
+                <w:color w:val="000000"/>
+                <w:sz w:val="15"/>
+                <w:szCs w:val="15"/>
+              </w:rPr>
+              <w:t xml:space="preserve">2,7</w:t>
+            </w:r>
+          </w:p>
+        </w:tc>
+      </w:tr>
+    </w:tbl>
+    <w:p>
+      <w:pPr>
+        <w:spacing w:after="160"/>
+        <w:ind w:left="300"/>
+      </w:pPr>
+      <w:r>
+        <w:rPr>
+          <w:rFonts w:ascii="Arial" w:cs="Arial" w:eastAsia="Arial" w:hAnsi="Arial"/>
+          <w:b/>
+          <w:bCs/>
+          <w:i/>
+          <w:iCs/>
+          <w:sz w:val="14"/>
+          <w:szCs w:val="14"/>
+        </w:rPr>
+        <w:t xml:space="preserve">Fuente: BCRP – Sucursal Piura, Caracterización del departamento de Lambayeque (2025), Cuadro N° 2, p. 4.</w:t>
       </w:r>
     </w:p>
     <w:p>
@@ -891,7 +2475,7 @@
           <w:sz w:val="24"/>
           <w:szCs w:val="24"/>
         </w:rPr>
-        <w:t xml:space="preserve">Lambayeque aporta alrededor del </w:t>
+        <w:t xml:space="preserve">En 2022, la Población en Edad de Trabajar (PET) fue de 1 031 427 personas y la </w:t>
       </w:r>
       <w:r>
         <w:rPr>
@@ -901,15 +2485,15 @@
           <w:sz w:val="24"/>
           <w:szCs w:val="24"/>
         </w:rPr>
-        <w:t xml:space="preserve">2,5 % del PBI nacional (2024)</w:t>
-      </w:r>
-      <w:r>
-        <w:rPr>
-          <w:rFonts w:ascii="Calibri" w:cs="Calibri" w:eastAsia="Calibri" w:hAnsi="Calibri"/>
-          <w:sz w:val="24"/>
-          <w:szCs w:val="24"/>
-        </w:rPr>
-        <w:t xml:space="preserve">, con un PBI per cápita de </w:t>
+        <w:t xml:space="preserve">PEA de 721 994</w:t>
+      </w:r>
+      <w:r>
+        <w:rPr>
+          <w:rFonts w:ascii="Calibri" w:cs="Calibri" w:eastAsia="Calibri" w:hAnsi="Calibri"/>
+          <w:sz w:val="24"/>
+          <w:szCs w:val="24"/>
+        </w:rPr>
+        <w:t xml:space="preserve">, de la cual el 97,9 % estaba ocupada y el </w:t>
       </w:r>
       <w:r>
         <w:rPr>
@@ -919,15 +2503,15 @@
           <w:sz w:val="24"/>
           <w:szCs w:val="24"/>
         </w:rPr>
-        <w:t xml:space="preserve">S/ 9 911</w:t>
-      </w:r>
-      <w:r>
-        <w:rPr>
-          <w:rFonts w:ascii="Calibri" w:cs="Calibri" w:eastAsia="Calibri" w:hAnsi="Calibri"/>
-          <w:sz w:val="24"/>
-          <w:szCs w:val="24"/>
-        </w:rPr>
-        <w:t xml:space="preserve"> (PRODUCE). Los principales componentes de su Valor Agregado Bruto son: otros servicios (28,4 %), comercio (19,1 %), manufactura (11,0 %), agricultura (9,3 %), construcción (8,4 %) y transporte (7,8 %). De acuerdo con el BCRP, el comercio representó el 18,5 % de la actividad económica en el periodo 2015-2024, con un crecimiento promedio anual de 2,2 %; en ese periodo, Lambayeque fue el </w:t>
+        <w:t xml:space="preserve">2,1 % desocupada</w:t>
+      </w:r>
+      <w:r>
+        <w:rPr>
+          <w:rFonts w:ascii="Calibri" w:cs="Calibri" w:eastAsia="Calibri" w:hAnsi="Calibri"/>
+          <w:sz w:val="24"/>
+          <w:szCs w:val="24"/>
+        </w:rPr>
+        <w:t xml:space="preserve">; el empleo adecuado alcanzó al 54,4 % de los ocupados y el subempleo al 43,5 % (MTPE – OSEL Lambayeque, Tríptico N° 02-2024). Dentro de la PEA ocupada, el </w:t>
       </w:r>
       <w:r>
         <w:rPr>
@@ -937,15 +2521,15 @@
           <w:sz w:val="24"/>
           <w:szCs w:val="24"/>
         </w:rPr>
-        <w:t xml:space="preserve">tercer productor agrario nacional (12,8 %)</w:t>
-      </w:r>
-      <w:r>
-        <w:rPr>
-          <w:rFonts w:ascii="Calibri" w:cs="Calibri" w:eastAsia="Calibri" w:hAnsi="Calibri"/>
-          <w:sz w:val="24"/>
-          <w:szCs w:val="24"/>
-        </w:rPr>
-        <w:t xml:space="preserve">.</w:t>
+        <w:t xml:space="preserve">16,6 % cuenta con estudios superiores no universitarios y solo el 13,9 % con estudios superiores universitarios</w:t>
+      </w:r>
+      <w:r>
+        <w:rPr>
+          <w:rFonts w:ascii="Calibri" w:cs="Calibri" w:eastAsia="Calibri" w:hAnsi="Calibri"/>
+          <w:sz w:val="24"/>
+          <w:szCs w:val="24"/>
+        </w:rPr>
+        <w:t xml:space="preserve">, mientras que el 46,9 % tiene secundaria y el 19,3 % primaria. Esta baja proporción de profesionales universitarios se asocia con la persistencia de problemas sanitarios y de gestión en la región.</w:t>
       </w:r>
     </w:p>
     <w:p>
@@ -959,7 +2543,7 @@
           <w:sz w:val="24"/>
           <w:szCs w:val="24"/>
         </w:rPr>
-        <w:t xml:space="preserve">La Población Económicamente Activa (PEA) regional fue de </w:t>
+        <w:t xml:space="preserve">La </w:t>
       </w:r>
       <w:r>
         <w:rPr>
@@ -969,15 +2553,15 @@
           <w:sz w:val="24"/>
           <w:szCs w:val="24"/>
         </w:rPr>
-        <w:t xml:space="preserve">721 994 personas (2022)</w:t>
-      </w:r>
-      <w:r>
-        <w:rPr>
-          <w:rFonts w:ascii="Calibri" w:cs="Calibri" w:eastAsia="Calibri" w:hAnsi="Calibri"/>
-          <w:sz w:val="24"/>
-          <w:szCs w:val="24"/>
-        </w:rPr>
-        <w:t xml:space="preserve">, con 97,9 % ocupada y </w:t>
+        <w:t xml:space="preserve">pobreza monetaria</w:t>
+      </w:r>
+      <w:r>
+        <w:rPr>
+          <w:rFonts w:ascii="Calibri" w:cs="Calibri" w:eastAsia="Calibri" w:hAnsi="Calibri"/>
+          <w:sz w:val="24"/>
+          <w:szCs w:val="24"/>
+        </w:rPr>
+        <w:t xml:space="preserve"> en la región es de </w:t>
       </w:r>
       <w:r>
         <w:rPr>
@@ -987,52 +2571,15 @@
           <w:sz w:val="24"/>
           <w:szCs w:val="24"/>
         </w:rPr>
-        <w:t xml:space="preserve">2,1 % desocupada</w:t>
-      </w:r>
-      <w:r>
-        <w:rPr>
-          <w:rFonts w:ascii="Calibri" w:cs="Calibri" w:eastAsia="Calibri" w:hAnsi="Calibri"/>
-          <w:sz w:val="24"/>
-          <w:szCs w:val="24"/>
-        </w:rPr>
-        <w:t xml:space="preserve">; la PEA con empleo adecuado representó el 54,4 % (MTPE). La </w:t>
-      </w:r>
-      <w:r>
-        <w:rPr>
-          <w:rFonts w:ascii="Calibri" w:cs="Calibri" w:eastAsia="Calibri" w:hAnsi="Calibri"/>
-          <w:b/>
-          <w:bCs/>
-          <w:sz w:val="24"/>
-          <w:szCs w:val="24"/>
-        </w:rPr>
-        <w:t xml:space="preserve">pobreza monetaria fue de 17,9 % en 2023</w:t>
-      </w:r>
-      <w:r>
-        <w:rPr>
-          <w:rFonts w:ascii="Calibri" w:cs="Calibri" w:eastAsia="Calibri" w:hAnsi="Calibri"/>
-          <w:sz w:val="24"/>
-          <w:szCs w:val="24"/>
-        </w:rPr>
-        <w:t xml:space="preserve">, una de las más bajas del país (INEI). </w:t>
-      </w:r>
-      <w:r>
-        <w:rPr>
-          <w:rFonts w:ascii="Calibri" w:cs="Calibri" w:eastAsia="Calibri" w:hAnsi="Calibri"/>
-          <w:b/>
-          <w:bCs/>
-          <w:sz w:val="24"/>
-          <w:szCs w:val="24"/>
-          <w:shd w:fill="FFFF00" w:color="auto" w:val="clear"/>
-        </w:rPr>
-        <w:t xml:space="preserve">[DATO PENDIENTE]</w:t>
-      </w:r>
-      <w:r>
-        <w:rPr>
-          <w:rFonts w:ascii="Calibri" w:cs="Calibri" w:eastAsia="Calibri" w:hAnsi="Calibri"/>
-          <w:sz w:val="24"/>
-          <w:szCs w:val="24"/>
-        </w:rPr>
-        <w:t xml:space="preserve"> Porcentaje de la PEA con estudios superiores universitarios y no universitarios (ENAHO).</w:t>
+        <w:t xml:space="preserve">17,9 %</w:t>
+      </w:r>
+      <w:r>
+        <w:rPr>
+          <w:rFonts w:ascii="Calibri" w:cs="Calibri" w:eastAsia="Calibri" w:hAnsi="Calibri"/>
+          <w:sz w:val="24"/>
+          <w:szCs w:val="24"/>
+        </w:rPr>
+        <w:t xml:space="preserve"> y la pobreza extrema de 0,8 %; sin embargo, existen fuertes diferencias entre provincias: Chiclayo registra 17,8 %, Lambayeque 31,4 % y Ferreñafe 46,7 % (INEI, CEPLAN; en PRODUCE, p. 2).</w:t>
       </w:r>
     </w:p>
     <w:p>
@@ -3999,6 +5546,184 @@
     <w:p>
       <w:pPr>
         <w:keepNext/>
+        <w:spacing w:after="100" w:before="160" w:line="360"/>
+        <w:jc w:val="both"/>
+      </w:pPr>
+      <w:r>
+        <w:rPr>
+          <w:rFonts w:ascii="Calibri" w:cs="Calibri" w:eastAsia="Calibri" w:hAnsi="Calibri"/>
+          <w:b/>
+          <w:bCs/>
+          <w:sz w:val="24"/>
+          <w:szCs w:val="24"/>
+        </w:rPr>
+        <w:t xml:space="preserve">5.1.1. Validación de las fuentes de mercado e interés vocacional</w:t>
+      </w:r>
+    </w:p>
+    <w:p>
+      <w:pPr>
+        <w:spacing w:after="120" w:line="360"/>
+        <w:jc w:val="both"/>
+      </w:pPr>
+      <w:r>
+        <w:rPr>
+          <w:rFonts w:ascii="Calibri" w:cs="Calibri" w:eastAsia="Calibri" w:hAnsi="Calibri"/>
+          <w:sz w:val="24"/>
+          <w:szCs w:val="24"/>
+        </w:rPr>
+        <w:t xml:space="preserve">Los datos sobre la preferencia vocacional y el posicionamiento institucional se sustentan en tres fuentes principales del sector educativo y laboral peruano:</w:t>
+      </w:r>
+    </w:p>
+    <w:p>
+      <w:pPr>
+        <w:spacing w:after="120" w:line="360"/>
+        <w:jc w:val="both"/>
+      </w:pPr>
+      <w:r>
+        <w:rPr>
+          <w:rFonts w:ascii="Calibri" w:cs="Calibri" w:eastAsia="Calibri" w:hAnsi="Calibri"/>
+          <w:b/>
+          <w:bCs/>
+          <w:sz w:val="24"/>
+          <w:szCs w:val="24"/>
+        </w:rPr>
+        <w:t xml:space="preserve">a) Arellano Consultoría (estudios "Universidad Ideal" y "Marcas Educativas").</w:t>
+      </w:r>
+      <w:r>
+        <w:rPr>
+          <w:rFonts w:ascii="Calibri" w:cs="Calibri" w:eastAsia="Calibri" w:hAnsi="Calibri"/>
+          <w:sz w:val="24"/>
+          <w:szCs w:val="24"/>
+        </w:rPr>
+        <w:t xml:space="preserve"> Mide el top of mind, la intención de elección y la percepción de valor de las universidades a nivel nacional y regional. En el norte del país, la UTP se ubica en los primeros lugares de preferencia en provincias (Chiclayo, Piura y Trujillo) dentro del segmento de jóvenes que buscan una rápida inserción laboral, infraestructura moderna (laboratorios) y pensiones escalonadas. </w:t>
+      </w:r>
+      <w:r>
+        <w:rPr>
+          <w:rFonts w:ascii="Calibri" w:cs="Calibri" w:eastAsia="Calibri" w:hAnsi="Calibri"/>
+          <w:b/>
+          <w:bCs/>
+          <w:sz w:val="24"/>
+          <w:szCs w:val="24"/>
+          <w:shd w:fill="FFFF00" w:color="auto" w:val="clear"/>
+        </w:rPr>
+        <w:t xml:space="preserve">[VERIFICAR]</w:t>
+      </w:r>
+      <w:r>
+        <w:rPr>
+          <w:rFonts w:ascii="Calibri" w:cs="Calibri" w:eastAsia="Calibri" w:hAnsi="Calibri"/>
+          <w:sz w:val="24"/>
+          <w:szCs w:val="24"/>
+        </w:rPr>
+        <w:t xml:space="preserve"> Adjuntar el estudio y citar edición, año y resultados para Chiclayo.</w:t>
+      </w:r>
+    </w:p>
+    <w:p>
+      <w:pPr>
+        <w:spacing w:after="120" w:line="360"/>
+        <w:jc w:val="both"/>
+      </w:pPr>
+      <w:r>
+        <w:rPr>
+          <w:rFonts w:ascii="Calibri" w:cs="Calibri" w:eastAsia="Calibri" w:hAnsi="Calibri"/>
+          <w:b/>
+          <w:bCs/>
+          <w:sz w:val="24"/>
+          <w:szCs w:val="24"/>
+        </w:rPr>
+        <w:t xml:space="preserve">b) Portal "Ponte en Carrera" (MTPE/MINEDU) y reportes de la SUNEDU.</w:t>
+      </w:r>
+      <w:r>
+        <w:rPr>
+          <w:rFonts w:ascii="Calibri" w:cs="Calibri" w:eastAsia="Calibri" w:hAnsi="Calibri"/>
+          <w:sz w:val="24"/>
+          <w:szCs w:val="24"/>
+        </w:rPr>
+        <w:t xml:space="preserve"> Registran postulantes, egresados y demanda de carreras en el sistema universitario. Las disciplinas de ciencias de la salud se posicionan de forma consistente entre las tres áreas con mayor número de postulantes en la macrorregión norte, junto con Administración/Negocios e Ingenierías. </w:t>
+      </w:r>
+      <w:r>
+        <w:rPr>
+          <w:rFonts w:ascii="Calibri" w:cs="Calibri" w:eastAsia="Calibri" w:hAnsi="Calibri"/>
+          <w:b/>
+          <w:bCs/>
+          <w:sz w:val="24"/>
+          <w:szCs w:val="24"/>
+          <w:shd w:fill="FFFF00" w:color="auto" w:val="clear"/>
+        </w:rPr>
+        <w:t xml:space="preserve">[VERIFICAR]</w:t>
+      </w:r>
+      <w:r>
+        <w:rPr>
+          <w:rFonts w:ascii="Calibri" w:cs="Calibri" w:eastAsia="Calibri" w:hAnsi="Calibri"/>
+          <w:sz w:val="24"/>
+          <w:szCs w:val="24"/>
+        </w:rPr>
+        <w:t xml:space="preserve"> Citar el reporte y los valores de postulantes.</w:t>
+      </w:r>
+    </w:p>
+    <w:p>
+      <w:pPr>
+        <w:spacing w:after="120" w:line="360"/>
+        <w:jc w:val="both"/>
+      </w:pPr>
+      <w:r>
+        <w:rPr>
+          <w:rFonts w:ascii="Calibri" w:cs="Calibri" w:eastAsia="Calibri" w:hAnsi="Calibri"/>
+          <w:b/>
+          <w:bCs/>
+          <w:sz w:val="24"/>
+          <w:szCs w:val="24"/>
+        </w:rPr>
+        <w:t xml:space="preserve">c) Observatorio Ocupacional del Ministerio de Trabajo (MTPE).</w:t>
+      </w:r>
+      <w:r>
+        <w:rPr>
+          <w:rFonts w:ascii="Calibri" w:cs="Calibri" w:eastAsia="Calibri" w:hAnsi="Calibri"/>
+          <w:sz w:val="24"/>
+          <w:szCs w:val="24"/>
+        </w:rPr>
+        <w:t xml:space="preserve"> Mide la demanda de profesionales por regiones. Para Lambayeque, la Encuesta de Demanda Ocupacional 2023 ubica a </w:t>
+      </w:r>
+      <w:r>
+        <w:rPr>
+          <w:rFonts w:ascii="Calibri" w:cs="Calibri" w:eastAsia="Calibri" w:hAnsi="Calibri"/>
+          <w:b/>
+          <w:bCs/>
+          <w:sz w:val="24"/>
+          <w:szCs w:val="24"/>
+        </w:rPr>
+        <w:t xml:space="preserve">Farmacia y Bioquímica como la segunda carrera técnica más demandada en 2024</w:t>
+      </w:r>
+      <w:r>
+        <w:rPr>
+          <w:rFonts w:ascii="Calibri" w:cs="Calibri" w:eastAsia="Calibri" w:hAnsi="Calibri"/>
+          <w:sz w:val="24"/>
+          <w:szCs w:val="24"/>
+        </w:rPr>
+        <w:t xml:space="preserve"> (técnicos de 1 a 2 años), y a Medicina y Enfermería entre las carreras universitarias más requeridas (MTPE, Demanda de ocupaciones en Lambayeque 2024, pp. 14-15). Asimismo, se observa una demanda creciente de personal especializado en salud preventiva, diagnóstico analítico y gestión de suministros médicos, impulsada por la expansión de las redes hospitalarias públicas y privadas en Chiclayo </w:t>
+      </w:r>
+      <w:r>
+        <w:rPr>
+          <w:rFonts w:ascii="Calibri" w:cs="Calibri" w:eastAsia="Calibri" w:hAnsi="Calibri"/>
+          <w:b/>
+          <w:bCs/>
+          <w:sz w:val="24"/>
+          <w:szCs w:val="24"/>
+          <w:shd w:fill="FFFF00" w:color="auto" w:val="clear"/>
+        </w:rPr>
+        <w:t xml:space="preserve">[VERIFICAR]</w:t>
+      </w:r>
+      <w:r>
+        <w:rPr>
+          <w:rFonts w:ascii="Calibri" w:cs="Calibri" w:eastAsia="Calibri" w:hAnsi="Calibri"/>
+          <w:sz w:val="24"/>
+          <w:szCs w:val="24"/>
+        </w:rPr>
+        <w:t xml:space="preserve">.</w:t>
+      </w:r>
+    </w:p>
+    <w:p>
+      <w:pPr>
+        <w:keepNext/>
         <w:spacing w:after="120" w:before="200"/>
         <w:ind w:left="284"/>
       </w:pPr>
@@ -6475,7 +8200,7 @@
           <w:sz w:val="24"/>
           <w:szCs w:val="24"/>
         </w:rPr>
-        <w:t xml:space="preserve">Lambayeque es el principal polo comercial, de servicios y sanitario del nororiente peruano. Chiclayo concentra hospitales de referencia (Hospital Regional Lambayeque, Hospital Las Mercedes y Hospital Nacional Almanzor Aguinaga Asenjo de EsSalud) que reciben pacientes derivados de Cajamarca, San Martín, Amazonas y Piura. Solo EsSalud cuenta con </w:t>
+        <w:t xml:space="preserve">Lambayeque es el principal polo comercial, de servicios y sanitario del nororiente peruano; su ubicación estratégica le permite conectar los flujos económicos y poblacionales de la costa, la sierra y la selva norte (BCRP, p. 3). La región cuenta con </w:t>
       </w:r>
       <w:r>
         <w:rPr>
@@ -6485,15 +8210,15 @@
           <w:sz w:val="24"/>
           <w:szCs w:val="24"/>
         </w:rPr>
-        <w:t xml:space="preserve">más de 598 000 asegurados</w:t>
-      </w:r>
-      <w:r>
-        <w:rPr>
-          <w:rFonts w:ascii="Calibri" w:cs="Calibri" w:eastAsia="Calibri" w:hAnsi="Calibri"/>
-          <w:sz w:val="24"/>
-          <w:szCs w:val="24"/>
-        </w:rPr>
-        <w:t xml:space="preserve"> en la región y proyecta la construcción de tres hospitales (Almanzor Aguinaga, Naylamp y Ferreñafe); el nuevo Almanzor Aguinaga, de alta complejidad, atendería a unos 380 000 asegurados con una inversión estimada de S/ 450 a 500 millones. Cada uno de estos establecimientos requiere servicios de farmacia hospitalaria, farmacia clínica, farmacovigilancia y gestión del suministro de medicamentos a cargo de Químicos Farmacéuticos.</w:t>
+        <w:t xml:space="preserve">194 establecimientos de salud</w:t>
+      </w:r>
+      <w:r>
+        <w:rPr>
+          <w:rFonts w:ascii="Calibri" w:cs="Calibri" w:eastAsia="Calibri" w:hAnsi="Calibri"/>
+          <w:sz w:val="24"/>
+          <w:szCs w:val="24"/>
+        </w:rPr>
+        <w:t xml:space="preserve"> (PRODUCE, p. 2) y Chiclayo concentra hospitales de referencia (Hospital Regional Lambayeque, Hospital Las Mercedes y Hospital Nacional Almanzor Aguinaga Asenjo de EsSalud) que reciben pacientes derivados de Cajamarca, San Martín, Amazonas y Piura. EsSalud cuenta con más de 598 000 asegurados en la región y proyecta la construcción de tres hospitales (Almanzor Aguinaga, Naylamp y Ferreñafe). Cada uno de estos establecimientos requiere servicios de farmacia hospitalaria, farmacia clínica, farmacovigilancia, laboratorio clínico y gestión del suministro de medicamentos a cargo de Químicos Farmacéuticos.</w:t>
       </w:r>
     </w:p>
     <w:p>
@@ -6507,7 +8232,7 @@
           <w:sz w:val="24"/>
           <w:szCs w:val="24"/>
         </w:rPr>
-        <w:t xml:space="preserve">La Ley N.° 29459, Ley de los Productos Farmacéuticos, Dispositivos Médicos y Productos Sanitarios, y su reglamento exigen que </w:t>
+        <w:t xml:space="preserve">La Ley N.° 29459, Ley de los Productos Farmacéuticos, Dispositivos Médicos y Productos Sanitarios, y el Reglamento de Establecimientos Farmacéuticos (D.S. N.° 014-2011-SA) exigen que </w:t>
       </w:r>
       <w:r>
         <w:rPr>
@@ -6525,7 +8250,7 @@
           <w:sz w:val="24"/>
           <w:szCs w:val="24"/>
         </w:rPr>
-        <w:t xml:space="preserve">, presente durante el horario de funcionamiento. En consecuencia, la expansión del comercio farmacéutico genera una demanda directa y obligatoria de estos profesionales.</w:t>
+        <w:t xml:space="preserve">. En consecuencia, cada nuevo establecimiento farmacéutico genera una demanda directa y obligatoria de estos profesionales.</w:t>
       </w:r>
     </w:p>
     <w:p>
@@ -6571,7 +8296,7 @@
           <w:sz w:val="24"/>
           <w:szCs w:val="24"/>
         </w:rPr>
-        <w:t xml:space="preserve">Asimismo, la carga de enfermedad regional exige atención farmacéutica sostenida: la </w:t>
+        <w:t xml:space="preserve">Asimismo, la carga de enfermedad regional exige atención farmacéutica y diagnóstico de laboratorio sostenidos: la </w:t>
       </w:r>
       <w:r>
         <w:rPr>
@@ -6652,7 +8377,7 @@
           <w:sz w:val="24"/>
           <w:szCs w:val="24"/>
         </w:rPr>
-        <w:t xml:space="preserve">La demanda de Químicos Farmacéuticos se estima a partir de: (a) los establecimientos farmacéuticos autorizados, cada uno con al menos un director técnico obligatorio; (b) las plazas en establecimientos de salud públicos (MINSA/GERESA y EsSalud) y privados; y (c) la demanda ocupacional reportada por el MTPE.</w:t>
+        <w:t xml:space="preserve">La creación del programa de Farmacia y Bioquímica en Chiclayo se justifica teniendo en cuenta la demanda de Químicos Farmacéuticos derivada de: (a) los establecimientos farmacéuticos autorizados, cada uno con al menos un director técnico obligatorio; (b) las plazas en establecimientos de salud públicos (MINSA/GERESA y EsSalud) y privados; y (c) la demanda ocupacional reportada por el MTPE.</w:t>
       </w:r>
     </w:p>
     <w:p>
@@ -6667,7 +8392,7 @@
           <w:sz w:val="22"/>
           <w:szCs w:val="22"/>
         </w:rPr>
-        <w:t xml:space="preserve">Tabla 8. Establecimientos farmacéuticos autorizados en Lambayeque</w:t>
+        <w:t xml:space="preserve">Tabla 8. Boticas y farmacias privadas en Lambayeque, 2024-2025</w:t>
       </w:r>
     </w:p>
     <w:tbl>
@@ -6684,10 +8409,9 @@
         </w:tblBorders>
       </w:tblPr>
       <w:tblGrid>
-        <w:gridCol w:w="4300"/>
-        <w:gridCol w:w="1300"/>
-        <w:gridCol w:w="1300"/>
-        <w:gridCol w:w="1300"/>
+        <w:gridCol w:w="4600"/>
+        <w:gridCol w:w="1800"/>
+        <w:gridCol w:w="1800"/>
       </w:tblGrid>
       <w:tr>
         <w:trPr>
@@ -6695,7 +8419,7 @@
         </w:trPr>
         <w:tc>
           <w:tcPr>
-            <w:tcW w:type="dxa" w:w="4300"/>
+            <w:tcW w:type="dxa" w:w="4600"/>
             <w:tcBorders>
               <w:top w:val="single" w:color="000000" w:sz="4"/>
               <w:left w:val="single" w:color="000000" w:sz="4"/>
@@ -6724,13 +8448,13 @@
                 <w:sz w:val="15"/>
                 <w:szCs w:val="15"/>
               </w:rPr>
-              <w:t xml:space="preserve">Tipo de establecimiento</w:t>
-            </w:r>
-          </w:p>
-        </w:tc>
-        <w:tc>
-          <w:tcPr>
-            <w:tcW w:type="dxa" w:w="1300"/>
+              <w:t xml:space="preserve">Concepto</w:t>
+            </w:r>
+          </w:p>
+        </w:tc>
+        <w:tc>
+          <w:tcPr>
+            <w:tcW w:type="dxa" w:w="1800"/>
             <w:tcBorders>
               <w:top w:val="single" w:color="000000" w:sz="4"/>
               <w:left w:val="single" w:color="000000" w:sz="4"/>
@@ -6759,13 +8483,13 @@
                 <w:sz w:val="15"/>
                 <w:szCs w:val="15"/>
               </w:rPr>
-              <w:t xml:space="preserve">2023</w:t>
-            </w:r>
-          </w:p>
-        </w:tc>
-        <w:tc>
-          <w:tcPr>
-            <w:tcW w:type="dxa" w:w="1300"/>
+              <w:t xml:space="preserve">Dic. 2024 (1)</w:t>
+            </w:r>
+          </w:p>
+        </w:tc>
+        <w:tc>
+          <w:tcPr>
+            <w:tcW w:type="dxa" w:w="1800"/>
             <w:tcBorders>
               <w:top w:val="single" w:color="000000" w:sz="4"/>
               <w:left w:val="single" w:color="000000" w:sz="4"/>
@@ -6794,42 +8518,7 @@
                 <w:sz w:val="15"/>
                 <w:szCs w:val="15"/>
               </w:rPr>
-              <w:t xml:space="preserve">2024</w:t>
-            </w:r>
-          </w:p>
-        </w:tc>
-        <w:tc>
-          <w:tcPr>
-            <w:tcW w:type="dxa" w:w="1300"/>
-            <w:tcBorders>
-              <w:top w:val="single" w:color="000000" w:sz="4"/>
-              <w:left w:val="single" w:color="000000" w:sz="4"/>
-              <w:bottom w:val="single" w:color="000000" w:sz="4"/>
-              <w:right w:val="single" w:color="000000" w:sz="4"/>
-            </w:tcBorders>
-            <w:shd w:fill="1F4E2C" w:color="auto" w:val="clear"/>
-            <w:tcMar>
-              <w:top w:type="dxa" w:w="20"/>
-              <w:left w:type="dxa" w:w="60"/>
-              <w:bottom w:type="dxa" w:w="20"/>
-              <w:right w:type="dxa" w:w="60"/>
-            </w:tcMar>
-            <w:vAlign w:val="center"/>
-          </w:tcPr>
-          <w:p>
-            <w:pPr>
-              <w:jc w:val="center"/>
-            </w:pPr>
-            <w:r>
-              <w:rPr>
-                <w:rFonts w:ascii="Arial" w:cs="Arial" w:eastAsia="Arial" w:hAnsi="Arial"/>
-                <w:b/>
-                <w:bCs/>
-                <w:color w:val="FFFFFF"/>
-                <w:sz w:val="15"/>
-                <w:szCs w:val="15"/>
-              </w:rPr>
-              <w:t xml:space="preserve">2025</w:t>
+              <w:t xml:space="preserve">Dic. 2025 (2)</w:t>
             </w:r>
           </w:p>
         </w:tc>
@@ -6840,7 +8529,7 @@
         </w:trPr>
         <w:tc>
           <w:tcPr>
-            <w:tcW w:type="dxa" w:w="4300"/>
+            <w:tcW w:type="dxa" w:w="4600"/>
             <w:tcBorders>
               <w:top w:val="single" w:color="000000" w:sz="4"/>
               <w:left w:val="single" w:color="000000" w:sz="4"/>
@@ -6868,77 +8557,76 @@
                 <w:sz w:val="15"/>
                 <w:szCs w:val="15"/>
               </w:rPr>
-              <w:t xml:space="preserve">Farmacias y boticas (privadas)</w:t>
-            </w:r>
-          </w:p>
-        </w:tc>
-        <w:tc>
-          <w:tcPr>
-            <w:tcW w:type="dxa" w:w="1300"/>
-            <w:tcBorders>
-              <w:top w:val="single" w:color="000000" w:sz="4"/>
-              <w:left w:val="single" w:color="000000" w:sz="4"/>
-              <w:bottom w:val="single" w:color="000000" w:sz="4"/>
-              <w:right w:val="single" w:color="000000" w:sz="4"/>
-            </w:tcBorders>
-            <w:tcMar>
-              <w:top w:type="dxa" w:w="20"/>
-              <w:left w:type="dxa" w:w="60"/>
-              <w:bottom w:type="dxa" w:w="20"/>
-              <w:right w:type="dxa" w:w="60"/>
-            </w:tcMar>
-            <w:vAlign w:val="center"/>
-          </w:tcPr>
-          <w:p>
-            <w:pPr>
-              <w:jc w:val="center"/>
-            </w:pPr>
-          </w:p>
-        </w:tc>
-        <w:tc>
-          <w:tcPr>
-            <w:tcW w:type="dxa" w:w="1300"/>
-            <w:tcBorders>
-              <w:top w:val="single" w:color="000000" w:sz="4"/>
-              <w:left w:val="single" w:color="000000" w:sz="4"/>
-              <w:bottom w:val="single" w:color="000000" w:sz="4"/>
-              <w:right w:val="single" w:color="000000" w:sz="4"/>
-            </w:tcBorders>
-            <w:tcMar>
-              <w:top w:type="dxa" w:w="20"/>
-              <w:left w:type="dxa" w:w="60"/>
-              <w:bottom w:type="dxa" w:w="20"/>
-              <w:right w:type="dxa" w:w="60"/>
-            </w:tcMar>
-            <w:vAlign w:val="center"/>
-          </w:tcPr>
-          <w:p>
-            <w:pPr>
-              <w:jc w:val="center"/>
-            </w:pPr>
-          </w:p>
-        </w:tc>
-        <w:tc>
-          <w:tcPr>
-            <w:tcW w:type="dxa" w:w="1300"/>
-            <w:tcBorders>
-              <w:top w:val="single" w:color="000000" w:sz="4"/>
-              <w:left w:val="single" w:color="000000" w:sz="4"/>
-              <w:bottom w:val="single" w:color="000000" w:sz="4"/>
-              <w:right w:val="single" w:color="000000" w:sz="4"/>
-            </w:tcBorders>
-            <w:tcMar>
-              <w:top w:type="dxa" w:w="20"/>
-              <w:left w:type="dxa" w:w="60"/>
-              <w:bottom w:type="dxa" w:w="20"/>
-              <w:right w:type="dxa" w:w="60"/>
-            </w:tcMar>
-            <w:vAlign w:val="center"/>
-          </w:tcPr>
-          <w:p>
-            <w:pPr>
-              <w:jc w:val="center"/>
-            </w:pPr>
+              <w:t xml:space="preserve">Distritos con boticas o farmacias privadas (de 38)</w:t>
+            </w:r>
+          </w:p>
+        </w:tc>
+        <w:tc>
+          <w:tcPr>
+            <w:tcW w:type="dxa" w:w="1800"/>
+            <w:tcBorders>
+              <w:top w:val="single" w:color="000000" w:sz="4"/>
+              <w:left w:val="single" w:color="000000" w:sz="4"/>
+              <w:bottom w:val="single" w:color="000000" w:sz="4"/>
+              <w:right w:val="single" w:color="000000" w:sz="4"/>
+            </w:tcBorders>
+            <w:tcMar>
+              <w:top w:type="dxa" w:w="20"/>
+              <w:left w:type="dxa" w:w="60"/>
+              <w:bottom w:type="dxa" w:w="20"/>
+              <w:right w:type="dxa" w:w="60"/>
+            </w:tcMar>
+            <w:vAlign w:val="center"/>
+          </w:tcPr>
+          <w:p>
+            <w:pPr>
+              <w:jc w:val="center"/>
+            </w:pPr>
+            <w:r>
+              <w:rPr>
+                <w:rFonts w:ascii="Arial" w:cs="Arial" w:eastAsia="Arial" w:hAnsi="Arial"/>
+                <w:b/>
+                <w:bCs/>
+                <w:color w:val="000000"/>
+                <w:sz w:val="15"/>
+                <w:szCs w:val="15"/>
+              </w:rPr>
+              <w:t xml:space="preserve">35</w:t>
+            </w:r>
+          </w:p>
+        </w:tc>
+        <w:tc>
+          <w:tcPr>
+            <w:tcW w:type="dxa" w:w="1800"/>
+            <w:tcBorders>
+              <w:top w:val="single" w:color="000000" w:sz="4"/>
+              <w:left w:val="single" w:color="000000" w:sz="4"/>
+              <w:bottom w:val="single" w:color="000000" w:sz="4"/>
+              <w:right w:val="single" w:color="000000" w:sz="4"/>
+            </w:tcBorders>
+            <w:tcMar>
+              <w:top w:type="dxa" w:w="20"/>
+              <w:left w:type="dxa" w:w="60"/>
+              <w:bottom w:type="dxa" w:w="20"/>
+              <w:right w:type="dxa" w:w="60"/>
+            </w:tcMar>
+            <w:vAlign w:val="center"/>
+          </w:tcPr>
+          <w:p>
+            <w:pPr>
+              <w:jc w:val="center"/>
+            </w:pPr>
+            <w:r>
+              <w:rPr>
+                <w:rFonts w:ascii="Arial" w:cs="Arial" w:eastAsia="Arial" w:hAnsi="Arial"/>
+                <w:b/>
+                <w:bCs/>
+                <w:color w:val="000000"/>
+                <w:sz w:val="15"/>
+                <w:szCs w:val="15"/>
+              </w:rPr>
+              <w:t xml:space="preserve">34</w:t>
+            </w:r>
           </w:p>
         </w:tc>
       </w:tr>
@@ -6948,7 +8636,7 @@
         </w:trPr>
         <w:tc>
           <w:tcPr>
-            <w:tcW w:type="dxa" w:w="4300"/>
+            <w:tcW w:type="dxa" w:w="4600"/>
             <w:tcBorders>
               <w:top w:val="single" w:color="000000" w:sz="4"/>
               <w:left w:val="single" w:color="000000" w:sz="4"/>
@@ -6976,77 +8664,76 @@
                 <w:sz w:val="15"/>
                 <w:szCs w:val="15"/>
               </w:rPr>
-              <w:t xml:space="preserve">Farmacias de establecimientos de salud</w:t>
-            </w:r>
-          </w:p>
-        </w:tc>
-        <w:tc>
-          <w:tcPr>
-            <w:tcW w:type="dxa" w:w="1300"/>
-            <w:tcBorders>
-              <w:top w:val="single" w:color="000000" w:sz="4"/>
-              <w:left w:val="single" w:color="000000" w:sz="4"/>
-              <w:bottom w:val="single" w:color="000000" w:sz="4"/>
-              <w:right w:val="single" w:color="000000" w:sz="4"/>
-            </w:tcBorders>
-            <w:tcMar>
-              <w:top w:type="dxa" w:w="20"/>
-              <w:left w:type="dxa" w:w="60"/>
-              <w:bottom w:type="dxa" w:w="20"/>
-              <w:right w:type="dxa" w:w="60"/>
-            </w:tcMar>
-            <w:vAlign w:val="center"/>
-          </w:tcPr>
-          <w:p>
-            <w:pPr>
-              <w:jc w:val="center"/>
-            </w:pPr>
-          </w:p>
-        </w:tc>
-        <w:tc>
-          <w:tcPr>
-            <w:tcW w:type="dxa" w:w="1300"/>
-            <w:tcBorders>
-              <w:top w:val="single" w:color="000000" w:sz="4"/>
-              <w:left w:val="single" w:color="000000" w:sz="4"/>
-              <w:bottom w:val="single" w:color="000000" w:sz="4"/>
-              <w:right w:val="single" w:color="000000" w:sz="4"/>
-            </w:tcBorders>
-            <w:tcMar>
-              <w:top w:type="dxa" w:w="20"/>
-              <w:left w:type="dxa" w:w="60"/>
-              <w:bottom w:type="dxa" w:w="20"/>
-              <w:right w:type="dxa" w:w="60"/>
-            </w:tcMar>
-            <w:vAlign w:val="center"/>
-          </w:tcPr>
-          <w:p>
-            <w:pPr>
-              <w:jc w:val="center"/>
-            </w:pPr>
-          </w:p>
-        </w:tc>
-        <w:tc>
-          <w:tcPr>
-            <w:tcW w:type="dxa" w:w="1300"/>
-            <w:tcBorders>
-              <w:top w:val="single" w:color="000000" w:sz="4"/>
-              <w:left w:val="single" w:color="000000" w:sz="4"/>
-              <w:bottom w:val="single" w:color="000000" w:sz="4"/>
-              <w:right w:val="single" w:color="000000" w:sz="4"/>
-            </w:tcBorders>
-            <w:tcMar>
-              <w:top w:type="dxa" w:w="20"/>
-              <w:left w:type="dxa" w:w="60"/>
-              <w:bottom w:type="dxa" w:w="20"/>
-              <w:right w:type="dxa" w:w="60"/>
-            </w:tcMar>
-            <w:vAlign w:val="center"/>
-          </w:tcPr>
-          <w:p>
-            <w:pPr>
-              <w:jc w:val="center"/>
-            </w:pPr>
+              <w:t xml:space="preserve">Boticas y farmacias de cadena</w:t>
+            </w:r>
+          </w:p>
+        </w:tc>
+        <w:tc>
+          <w:tcPr>
+            <w:tcW w:type="dxa" w:w="1800"/>
+            <w:tcBorders>
+              <w:top w:val="single" w:color="000000" w:sz="4"/>
+              <w:left w:val="single" w:color="000000" w:sz="4"/>
+              <w:bottom w:val="single" w:color="000000" w:sz="4"/>
+              <w:right w:val="single" w:color="000000" w:sz="4"/>
+            </w:tcBorders>
+            <w:tcMar>
+              <w:top w:type="dxa" w:w="20"/>
+              <w:left w:type="dxa" w:w="60"/>
+              <w:bottom w:type="dxa" w:w="20"/>
+              <w:right w:type="dxa" w:w="60"/>
+            </w:tcMar>
+            <w:vAlign w:val="center"/>
+          </w:tcPr>
+          <w:p>
+            <w:pPr>
+              <w:jc w:val="center"/>
+            </w:pPr>
+            <w:r>
+              <w:rPr>
+                <w:rFonts w:ascii="Arial" w:cs="Arial" w:eastAsia="Arial" w:hAnsi="Arial"/>
+                <w:b/>
+                <w:bCs/>
+                <w:color w:val="000000"/>
+                <w:sz w:val="15"/>
+                <w:szCs w:val="15"/>
+              </w:rPr>
+              <w:t xml:space="preserve">195</w:t>
+            </w:r>
+          </w:p>
+        </w:tc>
+        <w:tc>
+          <w:tcPr>
+            <w:tcW w:type="dxa" w:w="1800"/>
+            <w:tcBorders>
+              <w:top w:val="single" w:color="000000" w:sz="4"/>
+              <w:left w:val="single" w:color="000000" w:sz="4"/>
+              <w:bottom w:val="single" w:color="000000" w:sz="4"/>
+              <w:right w:val="single" w:color="000000" w:sz="4"/>
+            </w:tcBorders>
+            <w:tcMar>
+              <w:top w:type="dxa" w:w="20"/>
+              <w:left w:type="dxa" w:w="60"/>
+              <w:bottom w:type="dxa" w:w="20"/>
+              <w:right w:type="dxa" w:w="60"/>
+            </w:tcMar>
+            <w:vAlign w:val="center"/>
+          </w:tcPr>
+          <w:p>
+            <w:pPr>
+              <w:jc w:val="center"/>
+            </w:pPr>
+            <w:r>
+              <w:rPr>
+                <w:rFonts w:ascii="Arial" w:cs="Arial" w:eastAsia="Arial" w:hAnsi="Arial"/>
+                <w:b/>
+                <w:bCs/>
+                <w:color w:val="000000"/>
+                <w:sz w:val="15"/>
+                <w:szCs w:val="15"/>
+              </w:rPr>
+              <w:t xml:space="preserve">196</w:t>
+            </w:r>
           </w:p>
         </w:tc>
       </w:tr>
@@ -7056,7 +8743,7 @@
         </w:trPr>
         <w:tc>
           <w:tcPr>
-            <w:tcW w:type="dxa" w:w="4300"/>
+            <w:tcW w:type="dxa" w:w="4600"/>
             <w:tcBorders>
               <w:top w:val="single" w:color="000000" w:sz="4"/>
               <w:left w:val="single" w:color="000000" w:sz="4"/>
@@ -7084,77 +8771,76 @@
                 <w:sz w:val="15"/>
                 <w:szCs w:val="15"/>
               </w:rPr>
-              <w:t xml:space="preserve">Droguerías y almacenes especializados</w:t>
-            </w:r>
-          </w:p>
-        </w:tc>
-        <w:tc>
-          <w:tcPr>
-            <w:tcW w:type="dxa" w:w="1300"/>
-            <w:tcBorders>
-              <w:top w:val="single" w:color="000000" w:sz="4"/>
-              <w:left w:val="single" w:color="000000" w:sz="4"/>
-              <w:bottom w:val="single" w:color="000000" w:sz="4"/>
-              <w:right w:val="single" w:color="000000" w:sz="4"/>
-            </w:tcBorders>
-            <w:tcMar>
-              <w:top w:type="dxa" w:w="20"/>
-              <w:left w:type="dxa" w:w="60"/>
-              <w:bottom w:type="dxa" w:w="20"/>
-              <w:right w:type="dxa" w:w="60"/>
-            </w:tcMar>
-            <w:vAlign w:val="center"/>
-          </w:tcPr>
-          <w:p>
-            <w:pPr>
-              <w:jc w:val="center"/>
-            </w:pPr>
-          </w:p>
-        </w:tc>
-        <w:tc>
-          <w:tcPr>
-            <w:tcW w:type="dxa" w:w="1300"/>
-            <w:tcBorders>
-              <w:top w:val="single" w:color="000000" w:sz="4"/>
-              <w:left w:val="single" w:color="000000" w:sz="4"/>
-              <w:bottom w:val="single" w:color="000000" w:sz="4"/>
-              <w:right w:val="single" w:color="000000" w:sz="4"/>
-            </w:tcBorders>
-            <w:tcMar>
-              <w:top w:type="dxa" w:w="20"/>
-              <w:left w:type="dxa" w:w="60"/>
-              <w:bottom w:type="dxa" w:w="20"/>
-              <w:right w:type="dxa" w:w="60"/>
-            </w:tcMar>
-            <w:vAlign w:val="center"/>
-          </w:tcPr>
-          <w:p>
-            <w:pPr>
-              <w:jc w:val="center"/>
-            </w:pPr>
-          </w:p>
-        </w:tc>
-        <w:tc>
-          <w:tcPr>
-            <w:tcW w:type="dxa" w:w="1300"/>
-            <w:tcBorders>
-              <w:top w:val="single" w:color="000000" w:sz="4"/>
-              <w:left w:val="single" w:color="000000" w:sz="4"/>
-              <w:bottom w:val="single" w:color="000000" w:sz="4"/>
-              <w:right w:val="single" w:color="000000" w:sz="4"/>
-            </w:tcBorders>
-            <w:tcMar>
-              <w:top w:type="dxa" w:w="20"/>
-              <w:left w:type="dxa" w:w="60"/>
-              <w:bottom w:type="dxa" w:w="20"/>
-              <w:right w:type="dxa" w:w="60"/>
-            </w:tcMar>
-            <w:vAlign w:val="center"/>
-          </w:tcPr>
-          <w:p>
-            <w:pPr>
-              <w:jc w:val="center"/>
-            </w:pPr>
+              <w:t xml:space="preserve">Boticas y farmacias independientes</w:t>
+            </w:r>
+          </w:p>
+        </w:tc>
+        <w:tc>
+          <w:tcPr>
+            <w:tcW w:type="dxa" w:w="1800"/>
+            <w:tcBorders>
+              <w:top w:val="single" w:color="000000" w:sz="4"/>
+              <w:left w:val="single" w:color="000000" w:sz="4"/>
+              <w:bottom w:val="single" w:color="000000" w:sz="4"/>
+              <w:right w:val="single" w:color="000000" w:sz="4"/>
+            </w:tcBorders>
+            <w:tcMar>
+              <w:top w:type="dxa" w:w="20"/>
+              <w:left w:type="dxa" w:w="60"/>
+              <w:bottom w:type="dxa" w:w="20"/>
+              <w:right w:type="dxa" w:w="60"/>
+            </w:tcMar>
+            <w:vAlign w:val="center"/>
+          </w:tcPr>
+          <w:p>
+            <w:pPr>
+              <w:jc w:val="center"/>
+            </w:pPr>
+            <w:r>
+              <w:rPr>
+                <w:rFonts w:ascii="Arial" w:cs="Arial" w:eastAsia="Arial" w:hAnsi="Arial"/>
+                <w:b/>
+                <w:bCs/>
+                <w:color w:val="000000"/>
+                <w:sz w:val="15"/>
+                <w:szCs w:val="15"/>
+              </w:rPr>
+              <w:t xml:space="preserve">1 708</w:t>
+            </w:r>
+          </w:p>
+        </w:tc>
+        <w:tc>
+          <w:tcPr>
+            <w:tcW w:type="dxa" w:w="1800"/>
+            <w:tcBorders>
+              <w:top w:val="single" w:color="000000" w:sz="4"/>
+              <w:left w:val="single" w:color="000000" w:sz="4"/>
+              <w:bottom w:val="single" w:color="000000" w:sz="4"/>
+              <w:right w:val="single" w:color="000000" w:sz="4"/>
+            </w:tcBorders>
+            <w:tcMar>
+              <w:top w:type="dxa" w:w="20"/>
+              <w:left w:type="dxa" w:w="60"/>
+              <w:bottom w:type="dxa" w:w="20"/>
+              <w:right w:type="dxa" w:w="60"/>
+            </w:tcMar>
+            <w:vAlign w:val="center"/>
+          </w:tcPr>
+          <w:p>
+            <w:pPr>
+              <w:jc w:val="center"/>
+            </w:pPr>
+            <w:r>
+              <w:rPr>
+                <w:rFonts w:ascii="Arial" w:cs="Arial" w:eastAsia="Arial" w:hAnsi="Arial"/>
+                <w:b/>
+                <w:bCs/>
+                <w:color w:val="000000"/>
+                <w:sz w:val="15"/>
+                <w:szCs w:val="15"/>
+              </w:rPr>
+              <w:t xml:space="preserve">1 334</w:t>
+            </w:r>
           </w:p>
         </w:tc>
       </w:tr>
@@ -7164,7 +8850,7 @@
         </w:trPr>
         <w:tc>
           <w:tcPr>
-            <w:tcW w:type="dxa" w:w="4300"/>
+            <w:tcW w:type="dxa" w:w="4600"/>
             <w:tcBorders>
               <w:top w:val="single" w:color="000000" w:sz="4"/>
               <w:left w:val="single" w:color="000000" w:sz="4"/>
@@ -7192,77 +8878,76 @@
                 <w:sz w:val="15"/>
                 <w:szCs w:val="15"/>
               </w:rPr>
-              <w:t xml:space="preserve">Laboratorios</w:t>
-            </w:r>
-          </w:p>
-        </w:tc>
-        <w:tc>
-          <w:tcPr>
-            <w:tcW w:type="dxa" w:w="1300"/>
-            <w:tcBorders>
-              <w:top w:val="single" w:color="000000" w:sz="4"/>
-              <w:left w:val="single" w:color="000000" w:sz="4"/>
-              <w:bottom w:val="single" w:color="000000" w:sz="4"/>
-              <w:right w:val="single" w:color="000000" w:sz="4"/>
-            </w:tcBorders>
-            <w:tcMar>
-              <w:top w:type="dxa" w:w="20"/>
-              <w:left w:type="dxa" w:w="60"/>
-              <w:bottom w:type="dxa" w:w="20"/>
-              <w:right w:type="dxa" w:w="60"/>
-            </w:tcMar>
-            <w:vAlign w:val="center"/>
-          </w:tcPr>
-          <w:p>
-            <w:pPr>
-              <w:jc w:val="center"/>
-            </w:pPr>
-          </w:p>
-        </w:tc>
-        <w:tc>
-          <w:tcPr>
-            <w:tcW w:type="dxa" w:w="1300"/>
-            <w:tcBorders>
-              <w:top w:val="single" w:color="000000" w:sz="4"/>
-              <w:left w:val="single" w:color="000000" w:sz="4"/>
-              <w:bottom w:val="single" w:color="000000" w:sz="4"/>
-              <w:right w:val="single" w:color="000000" w:sz="4"/>
-            </w:tcBorders>
-            <w:tcMar>
-              <w:top w:type="dxa" w:w="20"/>
-              <w:left w:type="dxa" w:w="60"/>
-              <w:bottom w:type="dxa" w:w="20"/>
-              <w:right w:type="dxa" w:w="60"/>
-            </w:tcMar>
-            <w:vAlign w:val="center"/>
-          </w:tcPr>
-          <w:p>
-            <w:pPr>
-              <w:jc w:val="center"/>
-            </w:pPr>
-          </w:p>
-        </w:tc>
-        <w:tc>
-          <w:tcPr>
-            <w:tcW w:type="dxa" w:w="1300"/>
-            <w:tcBorders>
-              <w:top w:val="single" w:color="000000" w:sz="4"/>
-              <w:left w:val="single" w:color="000000" w:sz="4"/>
-              <w:bottom w:val="single" w:color="000000" w:sz="4"/>
-              <w:right w:val="single" w:color="000000" w:sz="4"/>
-            </w:tcBorders>
-            <w:tcMar>
-              <w:top w:type="dxa" w:w="20"/>
-              <w:left w:type="dxa" w:w="60"/>
-              <w:bottom w:type="dxa" w:w="20"/>
-              <w:right w:type="dxa" w:w="60"/>
-            </w:tcMar>
-            <w:vAlign w:val="center"/>
-          </w:tcPr>
-          <w:p>
-            <w:pPr>
-              <w:jc w:val="center"/>
-            </w:pPr>
+              <w:t xml:space="preserve">Total boticas y farmacias privadas</w:t>
+            </w:r>
+          </w:p>
+        </w:tc>
+        <w:tc>
+          <w:tcPr>
+            <w:tcW w:type="dxa" w:w="1800"/>
+            <w:tcBorders>
+              <w:top w:val="single" w:color="000000" w:sz="4"/>
+              <w:left w:val="single" w:color="000000" w:sz="4"/>
+              <w:bottom w:val="single" w:color="000000" w:sz="4"/>
+              <w:right w:val="single" w:color="000000" w:sz="4"/>
+            </w:tcBorders>
+            <w:tcMar>
+              <w:top w:type="dxa" w:w="20"/>
+              <w:left w:type="dxa" w:w="60"/>
+              <w:bottom w:type="dxa" w:w="20"/>
+              <w:right w:type="dxa" w:w="60"/>
+            </w:tcMar>
+            <w:vAlign w:val="center"/>
+          </w:tcPr>
+          <w:p>
+            <w:pPr>
+              <w:jc w:val="center"/>
+            </w:pPr>
+            <w:r>
+              <w:rPr>
+                <w:rFonts w:ascii="Arial" w:cs="Arial" w:eastAsia="Arial" w:hAnsi="Arial"/>
+                <w:b/>
+                <w:bCs/>
+                <w:color w:val="000000"/>
+                <w:sz w:val="15"/>
+                <w:szCs w:val="15"/>
+              </w:rPr>
+              <w:t xml:space="preserve">1 903</w:t>
+            </w:r>
+          </w:p>
+        </w:tc>
+        <w:tc>
+          <w:tcPr>
+            <w:tcW w:type="dxa" w:w="1800"/>
+            <w:tcBorders>
+              <w:top w:val="single" w:color="000000" w:sz="4"/>
+              <w:left w:val="single" w:color="000000" w:sz="4"/>
+              <w:bottom w:val="single" w:color="000000" w:sz="4"/>
+              <w:right w:val="single" w:color="000000" w:sz="4"/>
+            </w:tcBorders>
+            <w:tcMar>
+              <w:top w:type="dxa" w:w="20"/>
+              <w:left w:type="dxa" w:w="60"/>
+              <w:bottom w:type="dxa" w:w="20"/>
+              <w:right w:type="dxa" w:w="60"/>
+            </w:tcMar>
+            <w:vAlign w:val="center"/>
+          </w:tcPr>
+          <w:p>
+            <w:pPr>
+              <w:jc w:val="center"/>
+            </w:pPr>
+            <w:r>
+              <w:rPr>
+                <w:rFonts w:ascii="Arial" w:cs="Arial" w:eastAsia="Arial" w:hAnsi="Arial"/>
+                <w:b/>
+                <w:bCs/>
+                <w:color w:val="000000"/>
+                <w:sz w:val="15"/>
+                <w:szCs w:val="15"/>
+              </w:rPr>
+              <w:t xml:space="preserve">1 530</w:t>
+            </w:r>
           </w:p>
         </w:tc>
       </w:tr>
@@ -7272,7 +8957,7 @@
         </w:trPr>
         <w:tc>
           <w:tcPr>
-            <w:tcW w:type="dxa" w:w="4300"/>
+            <w:tcW w:type="dxa" w:w="4600"/>
             <w:tcBorders>
               <w:top w:val="single" w:color="000000" w:sz="4"/>
               <w:left w:val="single" w:color="000000" w:sz="4"/>
@@ -7300,77 +8985,76 @@
                 <w:sz w:val="15"/>
                 <w:szCs w:val="15"/>
               </w:rPr>
-              <w:t xml:space="preserve">Total</w:t>
-            </w:r>
-          </w:p>
-        </w:tc>
-        <w:tc>
-          <w:tcPr>
-            <w:tcW w:type="dxa" w:w="1300"/>
-            <w:tcBorders>
-              <w:top w:val="single" w:color="000000" w:sz="4"/>
-              <w:left w:val="single" w:color="000000" w:sz="4"/>
-              <w:bottom w:val="single" w:color="000000" w:sz="4"/>
-              <w:right w:val="single" w:color="000000" w:sz="4"/>
-            </w:tcBorders>
-            <w:tcMar>
-              <w:top w:type="dxa" w:w="20"/>
-              <w:left w:type="dxa" w:w="60"/>
-              <w:bottom w:type="dxa" w:w="20"/>
-              <w:right w:type="dxa" w:w="60"/>
-            </w:tcMar>
-            <w:vAlign w:val="center"/>
-          </w:tcPr>
-          <w:p>
-            <w:pPr>
-              <w:jc w:val="center"/>
-            </w:pPr>
-          </w:p>
-        </w:tc>
-        <w:tc>
-          <w:tcPr>
-            <w:tcW w:type="dxa" w:w="1300"/>
-            <w:tcBorders>
-              <w:top w:val="single" w:color="000000" w:sz="4"/>
-              <w:left w:val="single" w:color="000000" w:sz="4"/>
-              <w:bottom w:val="single" w:color="000000" w:sz="4"/>
-              <w:right w:val="single" w:color="000000" w:sz="4"/>
-            </w:tcBorders>
-            <w:tcMar>
-              <w:top w:type="dxa" w:w="20"/>
-              <w:left w:type="dxa" w:w="60"/>
-              <w:bottom w:type="dxa" w:w="20"/>
-              <w:right w:type="dxa" w:w="60"/>
-            </w:tcMar>
-            <w:vAlign w:val="center"/>
-          </w:tcPr>
-          <w:p>
-            <w:pPr>
-              <w:jc w:val="center"/>
-            </w:pPr>
-          </w:p>
-        </w:tc>
-        <w:tc>
-          <w:tcPr>
-            <w:tcW w:type="dxa" w:w="1300"/>
-            <w:tcBorders>
-              <w:top w:val="single" w:color="000000" w:sz="4"/>
-              <w:left w:val="single" w:color="000000" w:sz="4"/>
-              <w:bottom w:val="single" w:color="000000" w:sz="4"/>
-              <w:right w:val="single" w:color="000000" w:sz="4"/>
-            </w:tcBorders>
-            <w:tcMar>
-              <w:top w:type="dxa" w:w="20"/>
-              <w:left w:type="dxa" w:w="60"/>
-              <w:bottom w:type="dxa" w:w="20"/>
-              <w:right w:type="dxa" w:w="60"/>
-            </w:tcMar>
-            <w:vAlign w:val="center"/>
-          </w:tcPr>
-          <w:p>
-            <w:pPr>
-              <w:jc w:val="center"/>
-            </w:pPr>
+              <w:t xml:space="preserve">Participación en el total nacional</w:t>
+            </w:r>
+          </w:p>
+        </w:tc>
+        <w:tc>
+          <w:tcPr>
+            <w:tcW w:type="dxa" w:w="1800"/>
+            <w:tcBorders>
+              <w:top w:val="single" w:color="000000" w:sz="4"/>
+              <w:left w:val="single" w:color="000000" w:sz="4"/>
+              <w:bottom w:val="single" w:color="000000" w:sz="4"/>
+              <w:right w:val="single" w:color="000000" w:sz="4"/>
+            </w:tcBorders>
+            <w:tcMar>
+              <w:top w:type="dxa" w:w="20"/>
+              <w:left w:type="dxa" w:w="60"/>
+              <w:bottom w:type="dxa" w:w="20"/>
+              <w:right w:type="dxa" w:w="60"/>
+            </w:tcMar>
+            <w:vAlign w:val="center"/>
+          </w:tcPr>
+          <w:p>
+            <w:pPr>
+              <w:jc w:val="center"/>
+            </w:pPr>
+            <w:r>
+              <w:rPr>
+                <w:rFonts w:ascii="Arial" w:cs="Arial" w:eastAsia="Arial" w:hAnsi="Arial"/>
+                <w:b/>
+                <w:bCs/>
+                <w:color w:val="000000"/>
+                <w:sz w:val="15"/>
+                <w:szCs w:val="15"/>
+              </w:rPr>
+              <w:t xml:space="preserve">6,45 %</w:t>
+            </w:r>
+          </w:p>
+        </w:tc>
+        <w:tc>
+          <w:tcPr>
+            <w:tcW w:type="dxa" w:w="1800"/>
+            <w:tcBorders>
+              <w:top w:val="single" w:color="000000" w:sz="4"/>
+              <w:left w:val="single" w:color="000000" w:sz="4"/>
+              <w:bottom w:val="single" w:color="000000" w:sz="4"/>
+              <w:right w:val="single" w:color="000000" w:sz="4"/>
+            </w:tcBorders>
+            <w:tcMar>
+              <w:top w:type="dxa" w:w="20"/>
+              <w:left w:type="dxa" w:w="60"/>
+              <w:bottom w:type="dxa" w:w="20"/>
+              <w:right w:type="dxa" w:w="60"/>
+            </w:tcMar>
+            <w:vAlign w:val="center"/>
+          </w:tcPr>
+          <w:p>
+            <w:pPr>
+              <w:jc w:val="center"/>
+            </w:pPr>
+            <w:r>
+              <w:rPr>
+                <w:rFonts w:ascii="Arial" w:cs="Arial" w:eastAsia="Arial" w:hAnsi="Arial"/>
+                <w:b/>
+                <w:bCs/>
+                <w:color w:val="000000"/>
+                <w:sz w:val="15"/>
+                <w:szCs w:val="15"/>
+              </w:rPr>
+              <w:t xml:space="preserve">5,23 %</w:t>
+            </w:r>
           </w:p>
         </w:tc>
       </w:tr>
@@ -7390,20 +9074,75 @@
           <w:sz w:val="14"/>
           <w:szCs w:val="14"/>
         </w:rPr>
-        <w:t xml:space="preserve">Fuente: DIGEMID – Boletín de establecimientos farmacéuticos (dic. 2024 y dic. 2025). </w:t>
-      </w:r>
-      <w:r>
-        <w:rPr>
-          <w:rFonts w:ascii="Arial" w:cs="Arial" w:eastAsia="Arial" w:hAnsi="Arial"/>
+        <w:t xml:space="preserve">Fuente: DIGEMID – Boletín de Establecimientos Farmacéuticos, Año 5, Ed. 8 (dic. 2024) y Ed. 10 (dic. 2025), p. 6. (1) Establecimientos con condición "activos". (2) Establecimientos con estado "vigente"; el cambio de criterio explica parte de la reducción.</w:t>
+      </w:r>
+    </w:p>
+    <w:p>
+      <w:pPr>
+        <w:spacing w:after="120" w:line="360"/>
+        <w:jc w:val="both"/>
+      </w:pPr>
+      <w:r>
+        <w:rPr>
+          <w:rFonts w:ascii="Calibri" w:cs="Calibri" w:eastAsia="Calibri" w:hAnsi="Calibri"/>
+          <w:sz w:val="24"/>
+          <w:szCs w:val="24"/>
+        </w:rPr>
+        <w:t xml:space="preserve">A nivel nacional, al 31 de diciembre de 2025 había </w:t>
+      </w:r>
+      <w:r>
+        <w:rPr>
+          <w:rFonts w:ascii="Calibri" w:cs="Calibri" w:eastAsia="Calibri" w:hAnsi="Calibri"/>
           <w:b/>
           <w:bCs/>
-          <w:i/>
-          <w:iCs/>
-          <w:sz w:val="14"/>
-          <w:szCs w:val="14"/>
-          <w:shd w:fill="FFFF00" w:color="auto" w:val="clear"/>
-        </w:rPr>
-        <w:t xml:space="preserve">[DATO PENDIENTE]</w:t>
+          <w:sz w:val="24"/>
+          <w:szCs w:val="24"/>
+        </w:rPr>
+        <w:t xml:space="preserve">35 565 establecimientos farmacéuticos privados vigentes</w:t>
+      </w:r>
+      <w:r>
+        <w:rPr>
+          <w:rFonts w:ascii="Calibri" w:cs="Calibri" w:eastAsia="Calibri" w:hAnsi="Calibri"/>
+          <w:sz w:val="24"/>
+          <w:szCs w:val="24"/>
+        </w:rPr>
+        <w:t xml:space="preserve">: 29 249 boticas y farmacias (82,2 %), 5 209 droguerías (14,6 %), 931 farmacias de establecimientos de salud (2,6 %) y 176 laboratorios (0,5 %). Solo durante 2025 se autorizaron </w:t>
+      </w:r>
+      <w:r>
+        <w:rPr>
+          <w:rFonts w:ascii="Calibri" w:cs="Calibri" w:eastAsia="Calibri" w:hAnsi="Calibri"/>
+          <w:b/>
+          <w:bCs/>
+          <w:sz w:val="24"/>
+          <w:szCs w:val="24"/>
+        </w:rPr>
+        <w:t xml:space="preserve">4 982 nuevos establecimientos farmacéuticos privados</w:t>
+      </w:r>
+      <w:r>
+        <w:rPr>
+          <w:rFonts w:ascii="Calibri" w:cs="Calibri" w:eastAsia="Calibri" w:hAnsi="Calibri"/>
+          <w:sz w:val="24"/>
+          <w:szCs w:val="24"/>
+        </w:rPr>
+        <w:t xml:space="preserve"> en el país (DIGEMID, Ed. 10, pp. 2-3). Lambayeque es el </w:t>
+      </w:r>
+      <w:r>
+        <w:rPr>
+          <w:rFonts w:ascii="Calibri" w:cs="Calibri" w:eastAsia="Calibri" w:hAnsi="Calibri"/>
+          <w:b/>
+          <w:bCs/>
+          <w:sz w:val="24"/>
+          <w:szCs w:val="24"/>
+        </w:rPr>
+        <w:t xml:space="preserve">sexto departamento</w:t>
+      </w:r>
+      <w:r>
+        <w:rPr>
+          <w:rFonts w:ascii="Calibri" w:cs="Calibri" w:eastAsia="Calibri" w:hAnsi="Calibri"/>
+          <w:sz w:val="24"/>
+          <w:szCs w:val="24"/>
+        </w:rPr>
+        <w:t xml:space="preserve"> con más boticas y farmacias privadas (5,23 % del total nacional).</w:t>
       </w:r>
     </w:p>
     <w:p>
@@ -7418,7 +9157,7 @@
           <w:sz w:val="22"/>
           <w:szCs w:val="22"/>
         </w:rPr>
-        <w:t xml:space="preserve">Tabla 9. Demanda estimada de Químicos Farmacéuticos (directores técnicos)</w:t>
+        <w:t xml:space="preserve">Tabla 9. Demanda estimada de Químicos Farmacéuticos como directores técnicos en Lambayeque</w:t>
       </w:r>
     </w:p>
     <w:tbl>
@@ -7435,8 +9174,9 @@
         </w:tblBorders>
       </w:tblPr>
       <w:tblGrid>
-        <w:gridCol w:w="4300"/>
-        <w:gridCol w:w="3900"/>
+        <w:gridCol w:w="3700"/>
+        <w:gridCol w:w="1100"/>
+        <w:gridCol w:w="3400"/>
       </w:tblGrid>
       <w:tr>
         <w:trPr>
@@ -7444,7 +9184,7 @@
         </w:trPr>
         <w:tc>
           <w:tcPr>
-            <w:tcW w:type="dxa" w:w="4300"/>
+            <w:tcW w:type="dxa" w:w="3700"/>
             <w:tcBorders>
               <w:top w:val="single" w:color="000000" w:sz="4"/>
               <w:left w:val="single" w:color="000000" w:sz="4"/>
@@ -7479,7 +9219,7 @@
         </w:tc>
         <w:tc>
           <w:tcPr>
-            <w:tcW w:type="dxa" w:w="3900"/>
+            <w:tcW w:type="dxa" w:w="1100"/>
             <w:tcBorders>
               <w:top w:val="single" w:color="000000" w:sz="4"/>
               <w:left w:val="single" w:color="000000" w:sz="4"/>
@@ -7508,7 +9248,42 @@
                 <w:sz w:val="15"/>
                 <w:szCs w:val="15"/>
               </w:rPr>
-              <w:t xml:space="preserve">Fórmula / valor</w:t>
+              <w:t xml:space="preserve">Valor</w:t>
+            </w:r>
+          </w:p>
+        </w:tc>
+        <w:tc>
+          <w:tcPr>
+            <w:tcW w:type="dxa" w:w="3400"/>
+            <w:tcBorders>
+              <w:top w:val="single" w:color="000000" w:sz="4"/>
+              <w:left w:val="single" w:color="000000" w:sz="4"/>
+              <w:bottom w:val="single" w:color="000000" w:sz="4"/>
+              <w:right w:val="single" w:color="000000" w:sz="4"/>
+            </w:tcBorders>
+            <w:shd w:fill="1F4E2C" w:color="auto" w:val="clear"/>
+            <w:tcMar>
+              <w:top w:type="dxa" w:w="20"/>
+              <w:left w:type="dxa" w:w="60"/>
+              <w:bottom w:type="dxa" w:w="20"/>
+              <w:right w:type="dxa" w:w="60"/>
+            </w:tcMar>
+            <w:vAlign w:val="center"/>
+          </w:tcPr>
+          <w:p>
+            <w:pPr>
+              <w:jc w:val="center"/>
+            </w:pPr>
+            <w:r>
+              <w:rPr>
+                <w:rFonts w:ascii="Arial" w:cs="Arial" w:eastAsia="Arial" w:hAnsi="Arial"/>
+                <w:b/>
+                <w:bCs/>
+                <w:color w:val="FFFFFF"/>
+                <w:sz w:val="15"/>
+                <w:szCs w:val="15"/>
+              </w:rPr>
+              <w:t xml:space="preserve">Sustento</w:t>
             </w:r>
           </w:p>
         </w:tc>
@@ -7519,7 +9294,7 @@
         </w:trPr>
         <w:tc>
           <w:tcPr>
-            <w:tcW w:type="dxa" w:w="4300"/>
+            <w:tcW w:type="dxa" w:w="3700"/>
             <w:tcBorders>
               <w:top w:val="single" w:color="000000" w:sz="4"/>
               <w:left w:val="single" w:color="000000" w:sz="4"/>
@@ -7547,41 +9322,75 @@
                 <w:sz w:val="15"/>
                 <w:szCs w:val="15"/>
               </w:rPr>
-              <w:t xml:space="preserve">Establecimientos nuevos por año</w:t>
-            </w:r>
-          </w:p>
-        </w:tc>
-        <w:tc>
-          <w:tcPr>
-            <w:tcW w:type="dxa" w:w="3900"/>
-            <w:tcBorders>
-              <w:top w:val="single" w:color="000000" w:sz="4"/>
-              <w:left w:val="single" w:color="000000" w:sz="4"/>
-              <w:bottom w:val="single" w:color="000000" w:sz="4"/>
-              <w:right w:val="single" w:color="000000" w:sz="4"/>
-            </w:tcBorders>
-            <w:tcMar>
-              <w:top w:type="dxa" w:w="20"/>
-              <w:left w:type="dxa" w:w="60"/>
-              <w:bottom w:type="dxa" w:w="20"/>
-              <w:right w:type="dxa" w:w="60"/>
-            </w:tcMar>
-            <w:vAlign w:val="center"/>
-          </w:tcPr>
-          <w:p>
-            <w:pPr>
-              <w:jc w:val="center"/>
-            </w:pPr>
-            <w:r>
-              <w:rPr>
-                <w:rFonts w:ascii="Arial" w:cs="Arial" w:eastAsia="Arial" w:hAnsi="Arial"/>
-                <w:b/>
-                <w:bCs/>
-                <w:color w:val="000000"/>
-                <w:sz w:val="15"/>
-                <w:szCs w:val="15"/>
-              </w:rPr>
-              <w:t xml:space="preserve">Variación anual de la Tabla 8</w:t>
+              <w:t xml:space="preserve">Boticas y farmacias privadas vigentes (2025)</w:t>
+            </w:r>
+          </w:p>
+        </w:tc>
+        <w:tc>
+          <w:tcPr>
+            <w:tcW w:type="dxa" w:w="1100"/>
+            <w:tcBorders>
+              <w:top w:val="single" w:color="000000" w:sz="4"/>
+              <w:left w:val="single" w:color="000000" w:sz="4"/>
+              <w:bottom w:val="single" w:color="000000" w:sz="4"/>
+              <w:right w:val="single" w:color="000000" w:sz="4"/>
+            </w:tcBorders>
+            <w:tcMar>
+              <w:top w:type="dxa" w:w="20"/>
+              <w:left w:type="dxa" w:w="60"/>
+              <w:bottom w:type="dxa" w:w="20"/>
+              <w:right w:type="dxa" w:w="60"/>
+            </w:tcMar>
+            <w:vAlign w:val="center"/>
+          </w:tcPr>
+          <w:p>
+            <w:pPr>
+              <w:jc w:val="center"/>
+            </w:pPr>
+            <w:r>
+              <w:rPr>
+                <w:rFonts w:ascii="Arial" w:cs="Arial" w:eastAsia="Arial" w:hAnsi="Arial"/>
+                <w:b/>
+                <w:bCs/>
+                <w:color w:val="000000"/>
+                <w:sz w:val="15"/>
+                <w:szCs w:val="15"/>
+              </w:rPr>
+              <w:t xml:space="preserve">1 530</w:t>
+            </w:r>
+          </w:p>
+        </w:tc>
+        <w:tc>
+          <w:tcPr>
+            <w:tcW w:type="dxa" w:w="3400"/>
+            <w:tcBorders>
+              <w:top w:val="single" w:color="000000" w:sz="4"/>
+              <w:left w:val="single" w:color="000000" w:sz="4"/>
+              <w:bottom w:val="single" w:color="000000" w:sz="4"/>
+              <w:right w:val="single" w:color="000000" w:sz="4"/>
+            </w:tcBorders>
+            <w:tcMar>
+              <w:top w:type="dxa" w:w="20"/>
+              <w:left w:type="dxa" w:w="60"/>
+              <w:bottom w:type="dxa" w:w="20"/>
+              <w:right w:type="dxa" w:w="60"/>
+            </w:tcMar>
+            <w:vAlign w:val="center"/>
+          </w:tcPr>
+          <w:p>
+            <w:pPr>
+              <w:jc w:val="center"/>
+            </w:pPr>
+            <w:r>
+              <w:rPr>
+                <w:rFonts w:ascii="Arial" w:cs="Arial" w:eastAsia="Arial" w:hAnsi="Arial"/>
+                <w:b/>
+                <w:bCs/>
+                <w:color w:val="000000"/>
+                <w:sz w:val="15"/>
+                <w:szCs w:val="15"/>
+              </w:rPr>
+              <w:t xml:space="preserve">DIGEMID, Tabla 8</w:t>
             </w:r>
           </w:p>
         </w:tc>
@@ -7592,7 +9401,7 @@
         </w:trPr>
         <w:tc>
           <w:tcPr>
-            <w:tcW w:type="dxa" w:w="4300"/>
+            <w:tcW w:type="dxa" w:w="3700"/>
             <w:tcBorders>
               <w:top w:val="single" w:color="000000" w:sz="4"/>
               <w:left w:val="single" w:color="000000" w:sz="4"/>
@@ -7620,41 +9429,75 @@
                 <w:sz w:val="15"/>
                 <w:szCs w:val="15"/>
               </w:rPr>
-              <w:t xml:space="preserve">QF requeridos por establecimiento</w:t>
-            </w:r>
-          </w:p>
-        </w:tc>
-        <w:tc>
-          <w:tcPr>
-            <w:tcW w:type="dxa" w:w="3900"/>
-            <w:tcBorders>
-              <w:top w:val="single" w:color="000000" w:sz="4"/>
-              <w:left w:val="single" w:color="000000" w:sz="4"/>
-              <w:bottom w:val="single" w:color="000000" w:sz="4"/>
-              <w:right w:val="single" w:color="000000" w:sz="4"/>
-            </w:tcBorders>
-            <w:tcMar>
-              <w:top w:type="dxa" w:w="20"/>
-              <w:left w:type="dxa" w:w="60"/>
-              <w:bottom w:type="dxa" w:w="20"/>
-              <w:right w:type="dxa" w:w="60"/>
-            </w:tcMar>
-            <w:vAlign w:val="center"/>
-          </w:tcPr>
-          <w:p>
-            <w:pPr>
-              <w:jc w:val="center"/>
-            </w:pPr>
-            <w:r>
-              <w:rPr>
-                <w:rFonts w:ascii="Arial" w:cs="Arial" w:eastAsia="Arial" w:hAnsi="Arial"/>
-                <w:b/>
-                <w:bCs/>
-                <w:color w:val="000000"/>
-                <w:sz w:val="15"/>
-                <w:szCs w:val="15"/>
-              </w:rPr>
-              <w:t xml:space="preserve">≥ 1 (≥ 2 si atiende en dos turnos)</w:t>
+              <w:t xml:space="preserve">QF directores técnicos requeridos (mínimo)</w:t>
+            </w:r>
+          </w:p>
+        </w:tc>
+        <w:tc>
+          <w:tcPr>
+            <w:tcW w:type="dxa" w:w="1100"/>
+            <w:tcBorders>
+              <w:top w:val="single" w:color="000000" w:sz="4"/>
+              <w:left w:val="single" w:color="000000" w:sz="4"/>
+              <w:bottom w:val="single" w:color="000000" w:sz="4"/>
+              <w:right w:val="single" w:color="000000" w:sz="4"/>
+            </w:tcBorders>
+            <w:tcMar>
+              <w:top w:type="dxa" w:w="20"/>
+              <w:left w:type="dxa" w:w="60"/>
+              <w:bottom w:type="dxa" w:w="20"/>
+              <w:right w:type="dxa" w:w="60"/>
+            </w:tcMar>
+            <w:vAlign w:val="center"/>
+          </w:tcPr>
+          <w:p>
+            <w:pPr>
+              <w:jc w:val="center"/>
+            </w:pPr>
+            <w:r>
+              <w:rPr>
+                <w:rFonts w:ascii="Arial" w:cs="Arial" w:eastAsia="Arial" w:hAnsi="Arial"/>
+                <w:b/>
+                <w:bCs/>
+                <w:color w:val="000000"/>
+                <w:sz w:val="15"/>
+                <w:szCs w:val="15"/>
+              </w:rPr>
+              <w:t xml:space="preserve">1 530</w:t>
+            </w:r>
+          </w:p>
+        </w:tc>
+        <w:tc>
+          <w:tcPr>
+            <w:tcW w:type="dxa" w:w="3400"/>
+            <w:tcBorders>
+              <w:top w:val="single" w:color="000000" w:sz="4"/>
+              <w:left w:val="single" w:color="000000" w:sz="4"/>
+              <w:bottom w:val="single" w:color="000000" w:sz="4"/>
+              <w:right w:val="single" w:color="000000" w:sz="4"/>
+            </w:tcBorders>
+            <w:tcMar>
+              <w:top w:type="dxa" w:w="20"/>
+              <w:left w:type="dxa" w:w="60"/>
+              <w:bottom w:type="dxa" w:w="20"/>
+              <w:right w:type="dxa" w:w="60"/>
+            </w:tcMar>
+            <w:vAlign w:val="center"/>
+          </w:tcPr>
+          <w:p>
+            <w:pPr>
+              <w:jc w:val="center"/>
+            </w:pPr>
+            <w:r>
+              <w:rPr>
+                <w:rFonts w:ascii="Arial" w:cs="Arial" w:eastAsia="Arial" w:hAnsi="Arial"/>
+                <w:b/>
+                <w:bCs/>
+                <w:color w:val="000000"/>
+                <w:sz w:val="15"/>
+                <w:szCs w:val="15"/>
+              </w:rPr>
+              <w:t xml:space="preserve">1 QF por establecimiento (Ley N.° 29459)</w:t>
             </w:r>
           </w:p>
         </w:tc>
@@ -7665,7 +9508,7 @@
         </w:trPr>
         <w:tc>
           <w:tcPr>
-            <w:tcW w:type="dxa" w:w="4300"/>
+            <w:tcW w:type="dxa" w:w="3700"/>
             <w:tcBorders>
               <w:top w:val="single" w:color="000000" w:sz="4"/>
               <w:left w:val="single" w:color="000000" w:sz="4"/>
@@ -7693,41 +9536,75 @@
                 <w:sz w:val="15"/>
                 <w:szCs w:val="15"/>
               </w:rPr>
-              <w:t xml:space="preserve">Demanda anual de QF por nuevos establecimientos</w:t>
-            </w:r>
-          </w:p>
-        </w:tc>
-        <w:tc>
-          <w:tcPr>
-            <w:tcW w:type="dxa" w:w="3900"/>
-            <w:tcBorders>
-              <w:top w:val="single" w:color="000000" w:sz="4"/>
-              <w:left w:val="single" w:color="000000" w:sz="4"/>
-              <w:bottom w:val="single" w:color="000000" w:sz="4"/>
-              <w:right w:val="single" w:color="000000" w:sz="4"/>
-            </w:tcBorders>
-            <w:tcMar>
-              <w:top w:type="dxa" w:w="20"/>
-              <w:left w:type="dxa" w:w="60"/>
-              <w:bottom w:type="dxa" w:w="20"/>
-              <w:right w:type="dxa" w:w="60"/>
-            </w:tcMar>
-            <w:vAlign w:val="center"/>
-          </w:tcPr>
-          <w:p>
-            <w:pPr>
-              <w:jc w:val="center"/>
-            </w:pPr>
-            <w:r>
-              <w:rPr>
-                <w:rFonts w:ascii="Arial" w:cs="Arial" w:eastAsia="Arial" w:hAnsi="Arial"/>
-                <w:b/>
-                <w:bCs/>
-                <w:color w:val="000000"/>
-                <w:sz w:val="15"/>
-                <w:szCs w:val="15"/>
-              </w:rPr>
-              <w:t xml:space="preserve">Establecimientos nuevos × QF requeridos</w:t>
+              <w:t xml:space="preserve">Nuevos EE.FF. privados autorizados por año en Lambayeque (estimado)</w:t>
+            </w:r>
+          </w:p>
+        </w:tc>
+        <w:tc>
+          <w:tcPr>
+            <w:tcW w:type="dxa" w:w="1100"/>
+            <w:tcBorders>
+              <w:top w:val="single" w:color="000000" w:sz="4"/>
+              <w:left w:val="single" w:color="000000" w:sz="4"/>
+              <w:bottom w:val="single" w:color="000000" w:sz="4"/>
+              <w:right w:val="single" w:color="000000" w:sz="4"/>
+            </w:tcBorders>
+            <w:tcMar>
+              <w:top w:type="dxa" w:w="20"/>
+              <w:left w:type="dxa" w:w="60"/>
+              <w:bottom w:type="dxa" w:w="20"/>
+              <w:right w:type="dxa" w:w="60"/>
+            </w:tcMar>
+            <w:vAlign w:val="center"/>
+          </w:tcPr>
+          <w:p>
+            <w:pPr>
+              <w:jc w:val="center"/>
+            </w:pPr>
+            <w:r>
+              <w:rPr>
+                <w:rFonts w:ascii="Arial" w:cs="Arial" w:eastAsia="Arial" w:hAnsi="Arial"/>
+                <w:b/>
+                <w:bCs/>
+                <w:color w:val="000000"/>
+                <w:sz w:val="15"/>
+                <w:szCs w:val="15"/>
+              </w:rPr>
+              <w:t xml:space="preserve">≈ 260</w:t>
+            </w:r>
+          </w:p>
+        </w:tc>
+        <w:tc>
+          <w:tcPr>
+            <w:tcW w:type="dxa" w:w="3400"/>
+            <w:tcBorders>
+              <w:top w:val="single" w:color="000000" w:sz="4"/>
+              <w:left w:val="single" w:color="000000" w:sz="4"/>
+              <w:bottom w:val="single" w:color="000000" w:sz="4"/>
+              <w:right w:val="single" w:color="000000" w:sz="4"/>
+            </w:tcBorders>
+            <w:tcMar>
+              <w:top w:type="dxa" w:w="20"/>
+              <w:left w:type="dxa" w:w="60"/>
+              <w:bottom w:type="dxa" w:w="20"/>
+              <w:right w:type="dxa" w:w="60"/>
+            </w:tcMar>
+            <w:vAlign w:val="center"/>
+          </w:tcPr>
+          <w:p>
+            <w:pPr>
+              <w:jc w:val="center"/>
+            </w:pPr>
+            <w:r>
+              <w:rPr>
+                <w:rFonts w:ascii="Arial" w:cs="Arial" w:eastAsia="Arial" w:hAnsi="Arial"/>
+                <w:b/>
+                <w:bCs/>
+                <w:color w:val="000000"/>
+                <w:sz w:val="15"/>
+                <w:szCs w:val="15"/>
+              </w:rPr>
+              <w:t xml:space="preserve">4 982 nacionales × 5,23 % regional</w:t>
             </w:r>
           </w:p>
         </w:tc>
@@ -7738,7 +9615,7 @@
         </w:trPr>
         <w:tc>
           <w:tcPr>
-            <w:tcW w:type="dxa" w:w="4300"/>
+            <w:tcW w:type="dxa" w:w="3700"/>
             <w:tcBorders>
               <w:top w:val="single" w:color="000000" w:sz="4"/>
               <w:left w:val="single" w:color="000000" w:sz="4"/>
@@ -7766,42 +9643,138 @@
                 <w:sz w:val="15"/>
                 <w:szCs w:val="15"/>
               </w:rPr>
+              <w:t xml:space="preserve">Demanda anual de QF por nuevos establecimientos (estimado)</w:t>
+            </w:r>
+          </w:p>
+        </w:tc>
+        <w:tc>
+          <w:tcPr>
+            <w:tcW w:type="dxa" w:w="1100"/>
+            <w:tcBorders>
+              <w:top w:val="single" w:color="000000" w:sz="4"/>
+              <w:left w:val="single" w:color="000000" w:sz="4"/>
+              <w:bottom w:val="single" w:color="000000" w:sz="4"/>
+              <w:right w:val="single" w:color="000000" w:sz="4"/>
+            </w:tcBorders>
+            <w:tcMar>
+              <w:top w:type="dxa" w:w="20"/>
+              <w:left w:type="dxa" w:w="60"/>
+              <w:bottom w:type="dxa" w:w="20"/>
+              <w:right w:type="dxa" w:w="60"/>
+            </w:tcMar>
+            <w:vAlign w:val="center"/>
+          </w:tcPr>
+          <w:p>
+            <w:pPr>
+              <w:jc w:val="center"/>
+            </w:pPr>
+            <w:r>
+              <w:rPr>
+                <w:rFonts w:ascii="Arial" w:cs="Arial" w:eastAsia="Arial" w:hAnsi="Arial"/>
+                <w:b/>
+                <w:bCs/>
+                <w:color w:val="000000"/>
+                <w:sz w:val="15"/>
+                <w:szCs w:val="15"/>
+              </w:rPr>
+              <w:t xml:space="preserve">≈ 260</w:t>
+            </w:r>
+          </w:p>
+        </w:tc>
+        <w:tc>
+          <w:tcPr>
+            <w:tcW w:type="dxa" w:w="3400"/>
+            <w:tcBorders>
+              <w:top w:val="single" w:color="000000" w:sz="4"/>
+              <w:left w:val="single" w:color="000000" w:sz="4"/>
+              <w:bottom w:val="single" w:color="000000" w:sz="4"/>
+              <w:right w:val="single" w:color="000000" w:sz="4"/>
+            </w:tcBorders>
+            <w:tcMar>
+              <w:top w:type="dxa" w:w="20"/>
+              <w:left w:type="dxa" w:w="60"/>
+              <w:bottom w:type="dxa" w:w="20"/>
+              <w:right w:type="dxa" w:w="60"/>
+            </w:tcMar>
+            <w:vAlign w:val="center"/>
+          </w:tcPr>
+          <w:p>
+            <w:pPr>
+              <w:jc w:val="center"/>
+            </w:pPr>
+            <w:r>
+              <w:rPr>
+                <w:rFonts w:ascii="Arial" w:cs="Arial" w:eastAsia="Arial" w:hAnsi="Arial"/>
+                <w:b/>
+                <w:bCs/>
+                <w:color w:val="000000"/>
+                <w:sz w:val="15"/>
+                <w:szCs w:val="15"/>
+              </w:rPr>
+              <w:t xml:space="preserve">1 QF por establecimiento nuevo</w:t>
+            </w:r>
+          </w:p>
+        </w:tc>
+      </w:tr>
+      <w:tr>
+        <w:trPr>
+          <w:cantSplit/>
+        </w:trPr>
+        <w:tc>
+          <w:tcPr>
+            <w:tcW w:type="dxa" w:w="3700"/>
+            <w:tcBorders>
+              <w:top w:val="single" w:color="000000" w:sz="4"/>
+              <w:left w:val="single" w:color="000000" w:sz="4"/>
+              <w:bottom w:val="single" w:color="000000" w:sz="4"/>
+              <w:right w:val="single" w:color="000000" w:sz="4"/>
+            </w:tcBorders>
+            <w:tcMar>
+              <w:top w:type="dxa" w:w="20"/>
+              <w:left w:type="dxa" w:w="60"/>
+              <w:bottom w:type="dxa" w:w="20"/>
+              <w:right w:type="dxa" w:w="60"/>
+            </w:tcMar>
+            <w:vAlign w:val="center"/>
+          </w:tcPr>
+          <w:p>
+            <w:pPr>
+              <w:jc w:val="left"/>
+            </w:pPr>
+            <w:r>
+              <w:rPr>
+                <w:rFonts w:ascii="Arial" w:cs="Arial" w:eastAsia="Arial" w:hAnsi="Arial"/>
+                <w:b/>
+                <w:bCs/>
+                <w:color w:val="000000"/>
+                <w:sz w:val="15"/>
+                <w:szCs w:val="15"/>
+              </w:rPr>
               <w:t xml:space="preserve">Reposición (rotación, jubilación)</w:t>
             </w:r>
           </w:p>
         </w:tc>
         <w:tc>
           <w:tcPr>
-            <w:tcW w:type="dxa" w:w="3900"/>
-            <w:tcBorders>
-              <w:top w:val="single" w:color="000000" w:sz="4"/>
-              <w:left w:val="single" w:color="000000" w:sz="4"/>
-              <w:bottom w:val="single" w:color="000000" w:sz="4"/>
-              <w:right w:val="single" w:color="000000" w:sz="4"/>
-            </w:tcBorders>
-            <w:tcMar>
-              <w:top w:type="dxa" w:w="20"/>
-              <w:left w:type="dxa" w:w="60"/>
-              <w:bottom w:type="dxa" w:w="20"/>
-              <w:right w:type="dxa" w:w="60"/>
-            </w:tcMar>
-            <w:vAlign w:val="center"/>
-          </w:tcPr>
-          <w:p>
-            <w:pPr>
-              <w:jc w:val="center"/>
-            </w:pPr>
-            <w:r>
-              <w:rPr>
-                <w:rFonts w:ascii="Arial" w:cs="Arial" w:eastAsia="Arial" w:hAnsi="Arial"/>
-                <w:b/>
-                <w:bCs/>
-                <w:color w:val="000000"/>
-                <w:sz w:val="15"/>
-                <w:szCs w:val="15"/>
-              </w:rPr>
-              <w:t xml:space="preserve">% del stock de colegiados habilitados </w:t>
-            </w:r>
+            <w:tcW w:type="dxa" w:w="1100"/>
+            <w:tcBorders>
+              <w:top w:val="single" w:color="000000" w:sz="4"/>
+              <w:left w:val="single" w:color="000000" w:sz="4"/>
+              <w:bottom w:val="single" w:color="000000" w:sz="4"/>
+              <w:right w:val="single" w:color="000000" w:sz="4"/>
+            </w:tcBorders>
+            <w:tcMar>
+              <w:top w:type="dxa" w:w="20"/>
+              <w:left w:type="dxa" w:w="60"/>
+              <w:bottom w:type="dxa" w:w="20"/>
+              <w:right w:type="dxa" w:w="60"/>
+            </w:tcMar>
+            <w:vAlign w:val="center"/>
+          </w:tcPr>
+          <w:p>
+            <w:pPr>
+              <w:jc w:val="center"/>
+            </w:pPr>
             <w:r>
               <w:rPr>
                 <w:rFonts w:ascii="Arial" w:cs="Arial" w:eastAsia="Arial" w:hAnsi="Arial"/>
@@ -7813,6 +9786,40 @@
                 <w:shd w:fill="FFFF00" w:color="auto" w:val="clear"/>
               </w:rPr>
               <w:t xml:space="preserve">[DATO PENDIENTE]</w:t>
+            </w:r>
+          </w:p>
+        </w:tc>
+        <w:tc>
+          <w:tcPr>
+            <w:tcW w:type="dxa" w:w="3400"/>
+            <w:tcBorders>
+              <w:top w:val="single" w:color="000000" w:sz="4"/>
+              <w:left w:val="single" w:color="000000" w:sz="4"/>
+              <w:bottom w:val="single" w:color="000000" w:sz="4"/>
+              <w:right w:val="single" w:color="000000" w:sz="4"/>
+            </w:tcBorders>
+            <w:tcMar>
+              <w:top w:type="dxa" w:w="20"/>
+              <w:left w:type="dxa" w:w="60"/>
+              <w:bottom w:type="dxa" w:w="20"/>
+              <w:right w:type="dxa" w:w="60"/>
+            </w:tcMar>
+            <w:vAlign w:val="center"/>
+          </w:tcPr>
+          <w:p>
+            <w:pPr>
+              <w:jc w:val="center"/>
+            </w:pPr>
+            <w:r>
+              <w:rPr>
+                <w:rFonts w:ascii="Arial" w:cs="Arial" w:eastAsia="Arial" w:hAnsi="Arial"/>
+                <w:b/>
+                <w:bCs/>
+                <w:color w:val="000000"/>
+                <w:sz w:val="15"/>
+                <w:szCs w:val="15"/>
+              </w:rPr>
+              <w:t xml:space="preserve">Colegio Químico Farmacéutico de Lambayeque</w:t>
             </w:r>
           </w:p>
         </w:tc>
@@ -7833,7 +9840,7 @@
           <w:sz w:val="14"/>
           <w:szCs w:val="14"/>
         </w:rPr>
-        <w:t xml:space="preserve">Fuente: elaboración propia.</w:t>
+        <w:t xml:space="preserve">Fuente: elaboración propia con datos de DIGEMID (2025). No incluye droguerías, laboratorios, farmacias de clínicas ni plazas del sector público.</w:t>
       </w:r>
     </w:p>
     <w:p>
@@ -7847,7 +9854,7 @@
           <w:sz w:val="24"/>
           <w:szCs w:val="24"/>
         </w:rPr>
-        <w:t xml:space="preserve">Según la Encuesta de Demanda Ocupacional del MTPE, Lambayeque requeriría </w:t>
+        <w:t xml:space="preserve">Según la Encuesta de Demanda Ocupacional del MTPE, en 2024 Lambayeque demandaría </w:t>
       </w:r>
       <w:r>
         <w:rPr>
@@ -7857,15 +9864,15 @@
           <w:sz w:val="24"/>
           <w:szCs w:val="24"/>
         </w:rPr>
-        <w:t xml:space="preserve">17 448 trabajadores para cubrir nuevos puestos en 2024</w:t>
-      </w:r>
-      <w:r>
-        <w:rPr>
-          <w:rFonts w:ascii="Calibri" w:cs="Calibri" w:eastAsia="Calibri" w:hAnsi="Calibri"/>
-          <w:sz w:val="24"/>
-          <w:szCs w:val="24"/>
-        </w:rPr>
-        <w:t xml:space="preserve">, y la carrera de Farmacia y Bioquímica figura entre las carreras técnicas más demandadas en la región. A nivel nacional, los técnicos y asistentes farmacéuticos constituyen la ocupación técnica más requerida (877 puestos) </w:t>
+        <w:t xml:space="preserve">17 448 trabajadores para nuevos puestos</w:t>
+      </w:r>
+      <w:r>
+        <w:rPr>
+          <w:rFonts w:ascii="Calibri" w:cs="Calibri" w:eastAsia="Calibri" w:hAnsi="Calibri"/>
+          <w:sz w:val="24"/>
+          <w:szCs w:val="24"/>
+        </w:rPr>
+        <w:t xml:space="preserve">, de los cuales 1 525 serían de naturaleza permanente; los profesionales universitarios abarcarían el 14,8 % de esta demanda. </w:t>
       </w:r>
       <w:r>
         <w:rPr>
@@ -7874,17 +9881,16 @@
           <w:bCs/>
           <w:sz w:val="24"/>
           <w:szCs w:val="24"/>
-          <w:shd w:fill="FFFF00" w:color="auto" w:val="clear"/>
-        </w:rPr>
-        <w:t xml:space="preserve">[VERIFICAR]</w:t>
-      </w:r>
-      <w:r>
-        <w:rPr>
-          <w:rFonts w:ascii="Calibri" w:cs="Calibri" w:eastAsia="Calibri" w:hAnsi="Calibri"/>
-          <w:sz w:val="24"/>
-          <w:szCs w:val="24"/>
-        </w:rPr>
-        <w:t xml:space="preserve">. Esta demanda técnica está ligada a la de Químicos Farmacéuticos, pues cada establecimiento que incorpora técnicos requiere un QF responsable. </w:t>
+        </w:rPr>
+        <w:t xml:space="preserve">Farmacia y Bioquímica sería la segunda carrera técnica más demandada</w:t>
+      </w:r>
+      <w:r>
+        <w:rPr>
+          <w:rFonts w:ascii="Calibri" w:cs="Calibri" w:eastAsia="Calibri" w:hAnsi="Calibri"/>
+          <w:sz w:val="24"/>
+          <w:szCs w:val="24"/>
+        </w:rPr>
+        <w:t xml:space="preserve"> en la región (MTPE, 2024, pp. v y 15). Esta demanda técnica está ligada a la de Químicos Farmacéuticos, pues cada establecimiento que incorpora técnicos en farmacia requiere un QF responsable. </w:t>
       </w:r>
       <w:r>
         <w:rPr>
@@ -7904,6 +9910,20 @@
           <w:szCs w:val="24"/>
         </w:rPr>
         <w:t xml:space="preserve"> Brecha de Químicos Farmacéuticos por 10 000 habitantes (MINSA – INFORHUS).</w:t>
+      </w:r>
+    </w:p>
+    <w:p>
+      <w:pPr>
+        <w:spacing w:after="120" w:line="360"/>
+        <w:jc w:val="both"/>
+      </w:pPr>
+      <w:r>
+        <w:rPr>
+          <w:rFonts w:ascii="Calibri" w:cs="Calibri" w:eastAsia="Calibri" w:hAnsi="Calibri"/>
+          <w:sz w:val="24"/>
+          <w:szCs w:val="24"/>
+        </w:rPr>
+        <w:t xml:space="preserve">De lo expuesto se observa que la mayor demanda corresponde a Químicos Farmacéuticos para la dirección técnica de establecimientos farmacéuticos, con alrededor de 260 nuevos establecimientos por año en la región, a los que se suman las plazas en hospitales, clínicas y laboratorios.</w:t>
       </w:r>
     </w:p>
     <w:p>
@@ -7939,7 +9959,7 @@
           <w:sz w:val="24"/>
           <w:szCs w:val="24"/>
         </w:rPr>
-        <w:t xml:space="preserve">Población y concentración urbana: más de 1,3 millones de habitantes, dos tercios en la provincia de Chiclayo (882 306 en 2024), que actúa como centro de referencia sanitaria del nororiente.</w:t>
+        <w:t xml:space="preserve">Población y concentración urbana: 1 356 202 habitantes, 81 % urbanos, con Chiclayo como centro de referencia sanitaria del nororiente.</w:t>
       </w:r>
     </w:p>
     <w:p>
@@ -7958,7 +9978,7 @@
           <w:sz w:val="24"/>
           <w:szCs w:val="24"/>
         </w:rPr>
-        <w:t xml:space="preserve">Carga de enfermedad: anemia infantil de 25,5 % (ENDES 2024), comorbilidades crónicas en la población adulta y brotes recurrentes de dengue, que requieren atención farmacéutica, seguimiento farmacoterapéutico y educación sanitaria.</w:t>
+        <w:t xml:space="preserve">Carga de enfermedad: anemia infantil de 25,5 % (ENDES 2024), comorbilidades crónicas en la población adulta y brotes recurrentes de dengue, que requieren atención farmacéutica, diagnóstico de laboratorio y educación sanitaria.</w:t>
       </w:r>
     </w:p>
     <w:p>
@@ -7977,7 +9997,7 @@
           <w:sz w:val="24"/>
           <w:szCs w:val="24"/>
         </w:rPr>
-        <w:t xml:space="preserve">Medicamentos ilegales: más de una tonelada decomisada y boticas clausuradas junto a hospitales; se necesitan profesionales para la dirección técnica, la inspección y la farmacovigilancia.</w:t>
+        <w:t xml:space="preserve">Desigualdad territorial: la pobreza en Ferreñafe (46,7 %) y Lambayeque (31,4 %) supera ampliamente la de Chiclayo (17,8 %); en 2025 cuatro distritos de la región no contaban con ninguna botica o farmacia privada (DIGEMID).</w:t>
       </w:r>
     </w:p>
     <w:p>
@@ -7996,7 +10016,26 @@
           <w:sz w:val="24"/>
           <w:szCs w:val="24"/>
         </w:rPr>
-        <w:t xml:space="preserve">Salida de estudiantes: con el cese de universidades no licenciadas de Chiclayo que ofrecían la carrera, muchos jóvenes se trasladan a Trujillo o Lima; un programa local reduce ese costo para las familias de los NSE B, C y D.</w:t>
+        <w:t xml:space="preserve">Medicamentos ilegales: más de una tonelada decomisada y boticas clausuradas junto a hospitales; se necesitan profesionales para la dirección técnica, la inspección y la farmacovigilancia.</w:t>
+      </w:r>
+    </w:p>
+    <w:p>
+      <w:pPr>
+        <w:pStyle w:val="ListParagraph"/>
+        <w:numPr>
+          <w:ilvl w:val="0"/>
+          <w:numId w:val="2"/>
+        </w:numPr>
+        <w:spacing w:after="80" w:line="360"/>
+        <w:jc w:val="both"/>
+      </w:pPr>
+      <w:r>
+        <w:rPr>
+          <w:rFonts w:ascii="Calibri" w:cs="Calibri" w:eastAsia="Calibri" w:hAnsi="Calibri"/>
+          <w:sz w:val="24"/>
+          <w:szCs w:val="24"/>
+        </w:rPr>
+        <w:t xml:space="preserve">Baja proporción de profesionales: solo el 13,9 % de la PEA ocupada tiene educación universitaria (MTPE, 2022).</w:t>
       </w:r>
     </w:p>
     <w:p>
@@ -8051,15 +10090,15 @@
           <w:sz w:val="24"/>
           <w:szCs w:val="24"/>
         </w:rPr>
-        <w:t xml:space="preserve">77 165 MYPE, 66,2 % dedicadas a comercio y servicios</w:t>
-      </w:r>
-      <w:r>
-        <w:rPr>
-          <w:rFonts w:ascii="Calibri" w:cs="Calibri" w:eastAsia="Calibri" w:hAnsi="Calibri"/>
-          <w:sz w:val="24"/>
-          <w:szCs w:val="24"/>
-        </w:rPr>
-        <w:t xml:space="preserve"> (PRODUCE), donde el comercio minorista de productos farmacéuticos es uno de los rubros con mayor número de establecimientos. El Químico Farmacéutico contribuye a la gestión técnico-sanitaria de boticas, farmacias y droguerías (Buenas Prácticas de Almacenamiento, Dispensación y Farmacovigilancia; gestión de inventarios y cadena de frío; cumplimiento normativo ante DIGEMID y la GERESA); al control de calidad y la bioquímica de alimentos en la agroindustria; y, en el sector público, a la gestión del suministro de medicamentos en redes y hospitales (SISMED), los comités farmacoterapéuticos y el uso racional de antimicrobianos.</w:t>
+        <w:t xml:space="preserve">79 085 MYPE, el 89,0 % dedicadas a comercio y servicios</w:t>
+      </w:r>
+      <w:r>
+        <w:rPr>
+          <w:rFonts w:ascii="Calibri" w:cs="Calibri" w:eastAsia="Calibri" w:hAnsi="Calibri"/>
+          <w:sz w:val="24"/>
+          <w:szCs w:val="24"/>
+        </w:rPr>
+        <w:t xml:space="preserve">, y el 84,0 % de ellas son informales (PRODUCE, p. 1). El comercio minorista de productos farmacéuticos, con 1 334 boticas independientes, es uno de los rubros con mayor número de establecimientos. El Químico Farmacéutico contribuye a la gestión técnico-sanitaria de boticas, farmacias y droguerías (Buenas Prácticas de Almacenamiento, Dispensación y Farmacovigilancia; gestión de inventarios y cadena de frío; cumplimiento normativo ante DIGEMID y la GERESA), a la formalización del sector y, en el sector público, a la gestión del suministro de medicamentos en redes y hospitales (SISMED), los comités farmacoterapéuticos y el uso racional de antimicrobianos.</w:t>
       </w:r>
     </w:p>
     <w:p>
@@ -8090,7 +10129,7 @@
           <w:sz w:val="24"/>
           <w:szCs w:val="24"/>
         </w:rPr>
-        <w:t xml:space="preserve">La creación del programa de Farmacia y Bioquímica en Chiclayo abre nuevas oportunidades de formación profesional para residentes locales y de la macrorregión, en un campo donde la oferta licenciada es muy reducida. Permite a los egresados prepararse en la región para el Examen Nacional de Farmacia y Bioquímica (ENAFB), requisito previo al SERUMS, y articularse con los demás programas de ciencias de la salud de la USS y con posgrados en farmacia clínica, gestión de servicios de salud y control de calidad.</w:t>
+        <w:t xml:space="preserve">La creación del programa de Farmacia y Bioquímica en Chiclayo abre nuevas oportunidades de formación profesional para residentes locales y de la macrorregión, en un campo donde la oferta licenciada es muy reducida. Permite a los egresados prepararse en la región para el Examen Nacional de Farmacia y Bioquímica (ENAFB), requisito previo al SERUMS, y articularse con los demás programas de ciencias de la salud de la USS y con posgrados en farmacia clínica, gestión de servicios de salud, análisis clínicos y control de calidad.</w:t>
       </w:r>
     </w:p>
     <w:p>
@@ -8121,7 +10160,7 @@
           <w:sz w:val="24"/>
           <w:szCs w:val="24"/>
         </w:rPr>
-        <w:t xml:space="preserve">El programa tendrá una sólida conexión entre la investigación y la práctica. Desde los primeros ciclos, el estudiante recibirá formación investigativa en líneas pertinentes a la región: productos naturales y fitoquímica de la flora del bosque seco y de la costa norte; farmacovigilancia y uso racional de medicamentos (automedicación y resistencia antimicrobiana); control de calidad y detección de medicamentos falsificados, en articulación con la GERESA y DIGEMID; bioquímica clínica aplicada a enfermedades crónicas y metabólicas y al dengue; y bromatología aplicada a la agroexportación. La práctica preprofesional (internado en farmacia comunitaria, hospitalaria e industrial) se desarrollará mediante convenios con la GERESA Lambayeque, EsSalud, clínicas privadas, cadenas de boticas y droguerías.</w:t>
+        <w:t xml:space="preserve">El programa tendrá una sólida conexión entre la investigación y la práctica. Desde los primeros ciclos, el estudiante recibirá formación investigativa en líneas pertinentes a la región: productos naturales y fitoquímica de la flora del bosque seco y de la costa norte; farmacovigilancia y uso racional de medicamentos; control de calidad y detección de medicamentos falsificados, en articulación con la GERESA y DIGEMID; bioquímica clínica y molecular aplicada a enfermedades crónicas, metabólicas y tropicales; y bromatología aplicada a la agroexportación. La práctica preprofesional (internado en farmacia comunitaria, hospitalaria, clínica e industrial) se desarrollará mediante convenios con la GERESA Lambayeque, EsSalud, clínicas privadas, laboratorios, cadenas de boticas y droguerías.</w:t>
       </w:r>
     </w:p>
     <w:p>
@@ -8138,7 +10177,7 @@
           <w:sz w:val="24"/>
           <w:szCs w:val="24"/>
         </w:rPr>
-        <w:t xml:space="preserve">6.2.5. Potencial económico y social de la región donde se ubica el programa:</w:t>
+        <w:t xml:space="preserve">6.2.5. Relación directa con la Bioquímica:</w:t>
       </w:r>
     </w:p>
     <w:p>
@@ -8152,8 +10191,606 @@
           <w:sz w:val="24"/>
           <w:szCs w:val="24"/>
         </w:rPr>
-        <w:t xml:space="preserve">La economía lambayecana acumuló un </w:t>
-      </w:r>
+        <w:t xml:space="preserve">Dentro del macrogrupo de ciencias de la salud, Farmacia y Bioquímica ocupa un nicho distinto al de Medicina o Enfermería. Mientras estas últimas se enfocan prioritariamente en el cuidado clínico directo del paciente, la orientación bioquímico-farmacéutica responde a un perfil técnico-científico e industrial. En el contexto de Chiclayo y la región Lambayeque, el componente bioquímico se vincula con la demanda del mercado en cuatro ejes clave:</w:t>
+      </w:r>
+    </w:p>
+    <w:p>
+      <w:pPr>
+        <w:keepNext/>
+        <w:spacing w:after="60" w:before="160"/>
+        <w:jc w:val="center"/>
+      </w:pPr>
+      <w:r>
+        <w:rPr>
+          <w:rFonts w:ascii="Calibri" w:cs="Calibri" w:eastAsia="Calibri" w:hAnsi="Calibri"/>
+          <w:sz w:val="22"/>
+          <w:szCs w:val="22"/>
+        </w:rPr>
+        <w:t xml:space="preserve">Tabla 10. Ejes de demanda del componente bioquímico en Lambayeque</w:t>
+      </w:r>
+    </w:p>
+    <w:tbl>
+      <w:tblPr>
+        <w:tblW w:type="dxa" w:w="8400"/>
+        <w:jc w:val="center"/>
+        <w:tblBorders>
+          <w:top w:val="single" w:color="auto" w:sz="4"/>
+          <w:left w:val="single" w:color="auto" w:sz="4"/>
+          <w:bottom w:val="single" w:color="auto" w:sz="4"/>
+          <w:right w:val="single" w:color="auto" w:sz="4"/>
+          <w:insideH w:val="single" w:color="auto" w:sz="4"/>
+          <w:insideV w:val="single" w:color="auto" w:sz="4"/>
+        </w:tblBorders>
+      </w:tblPr>
+      <w:tblGrid>
+        <w:gridCol w:w="2000"/>
+        <w:gridCol w:w="3200"/>
+        <w:gridCol w:w="3200"/>
+      </w:tblGrid>
+      <w:tr>
+        <w:trPr>
+          <w:tblHeader/>
+        </w:trPr>
+        <w:tc>
+          <w:tcPr>
+            <w:tcW w:type="dxa" w:w="2000"/>
+            <w:tcBorders>
+              <w:top w:val="single" w:color="000000" w:sz="4"/>
+              <w:left w:val="single" w:color="000000" w:sz="4"/>
+              <w:bottom w:val="single" w:color="000000" w:sz="4"/>
+              <w:right w:val="single" w:color="000000" w:sz="4"/>
+            </w:tcBorders>
+            <w:shd w:fill="1F4E2C" w:color="auto" w:val="clear"/>
+            <w:tcMar>
+              <w:top w:type="dxa" w:w="20"/>
+              <w:left w:type="dxa" w:w="60"/>
+              <w:bottom w:type="dxa" w:w="20"/>
+              <w:right w:type="dxa" w:w="60"/>
+            </w:tcMar>
+            <w:vAlign w:val="center"/>
+          </w:tcPr>
+          <w:p>
+            <w:pPr>
+              <w:jc w:val="center"/>
+            </w:pPr>
+            <w:r>
+              <w:rPr>
+                <w:rFonts w:ascii="Arial" w:cs="Arial" w:eastAsia="Arial" w:hAnsi="Arial"/>
+                <w:b/>
+                <w:bCs/>
+                <w:color w:val="FFFFFF"/>
+                <w:sz w:val="15"/>
+                <w:szCs w:val="15"/>
+              </w:rPr>
+              <w:t xml:space="preserve">Eje</w:t>
+            </w:r>
+          </w:p>
+        </w:tc>
+        <w:tc>
+          <w:tcPr>
+            <w:tcW w:type="dxa" w:w="3200"/>
+            <w:tcBorders>
+              <w:top w:val="single" w:color="000000" w:sz="4"/>
+              <w:left w:val="single" w:color="000000" w:sz="4"/>
+              <w:bottom w:val="single" w:color="000000" w:sz="4"/>
+              <w:right w:val="single" w:color="000000" w:sz="4"/>
+            </w:tcBorders>
+            <w:shd w:fill="1F4E2C" w:color="auto" w:val="clear"/>
+            <w:tcMar>
+              <w:top w:type="dxa" w:w="20"/>
+              <w:left w:type="dxa" w:w="60"/>
+              <w:bottom w:type="dxa" w:w="20"/>
+              <w:right w:type="dxa" w:w="60"/>
+            </w:tcMar>
+            <w:vAlign w:val="center"/>
+          </w:tcPr>
+          <w:p>
+            <w:pPr>
+              <w:jc w:val="center"/>
+            </w:pPr>
+            <w:r>
+              <w:rPr>
+                <w:rFonts w:ascii="Arial" w:cs="Arial" w:eastAsia="Arial" w:hAnsi="Arial"/>
+                <w:b/>
+                <w:bCs/>
+                <w:color w:val="FFFFFF"/>
+                <w:sz w:val="15"/>
+                <w:szCs w:val="15"/>
+              </w:rPr>
+              <w:t xml:space="preserve">Aplicación</w:t>
+            </w:r>
+          </w:p>
+        </w:tc>
+        <w:tc>
+          <w:tcPr>
+            <w:tcW w:type="dxa" w:w="3200"/>
+            <w:tcBorders>
+              <w:top w:val="single" w:color="000000" w:sz="4"/>
+              <w:left w:val="single" w:color="000000" w:sz="4"/>
+              <w:bottom w:val="single" w:color="000000" w:sz="4"/>
+              <w:right w:val="single" w:color="000000" w:sz="4"/>
+            </w:tcBorders>
+            <w:shd w:fill="1F4E2C" w:color="auto" w:val="clear"/>
+            <w:tcMar>
+              <w:top w:type="dxa" w:w="20"/>
+              <w:left w:type="dxa" w:w="60"/>
+              <w:bottom w:type="dxa" w:w="20"/>
+              <w:right w:type="dxa" w:w="60"/>
+            </w:tcMar>
+            <w:vAlign w:val="center"/>
+          </w:tcPr>
+          <w:p>
+            <w:pPr>
+              <w:jc w:val="center"/>
+            </w:pPr>
+            <w:r>
+              <w:rPr>
+                <w:rFonts w:ascii="Arial" w:cs="Arial" w:eastAsia="Arial" w:hAnsi="Arial"/>
+                <w:b/>
+                <w:bCs/>
+                <w:color w:val="FFFFFF"/>
+                <w:sz w:val="15"/>
+                <w:szCs w:val="15"/>
+              </w:rPr>
+              <w:t xml:space="preserve">Impacto o rol en la región</w:t>
+            </w:r>
+          </w:p>
+        </w:tc>
+      </w:tr>
+      <w:tr>
+        <w:trPr>
+          <w:cantSplit/>
+        </w:trPr>
+        <w:tc>
+          <w:tcPr>
+            <w:tcW w:type="dxa" w:w="2000"/>
+            <w:tcBorders>
+              <w:top w:val="single" w:color="000000" w:sz="4"/>
+              <w:left w:val="single" w:color="000000" w:sz="4"/>
+              <w:bottom w:val="single" w:color="000000" w:sz="4"/>
+              <w:right w:val="single" w:color="000000" w:sz="4"/>
+            </w:tcBorders>
+            <w:tcMar>
+              <w:top w:type="dxa" w:w="20"/>
+              <w:left w:type="dxa" w:w="60"/>
+              <w:bottom w:type="dxa" w:w="20"/>
+              <w:right w:type="dxa" w:w="60"/>
+            </w:tcMar>
+            <w:vAlign w:val="center"/>
+          </w:tcPr>
+          <w:p>
+            <w:pPr>
+              <w:jc w:val="left"/>
+            </w:pPr>
+            <w:r>
+              <w:rPr>
+                <w:rFonts w:ascii="Arial" w:cs="Arial" w:eastAsia="Arial" w:hAnsi="Arial"/>
+                <w:b/>
+                <w:bCs/>
+                <w:color w:val="000000"/>
+                <w:sz w:val="15"/>
+                <w:szCs w:val="15"/>
+              </w:rPr>
+              <w:t xml:space="preserve">Diagnóstico analítico y biología molecular</w:t>
+            </w:r>
+          </w:p>
+        </w:tc>
+        <w:tc>
+          <w:tcPr>
+            <w:tcW w:type="dxa" w:w="3200"/>
+            <w:tcBorders>
+              <w:top w:val="single" w:color="000000" w:sz="4"/>
+              <w:left w:val="single" w:color="000000" w:sz="4"/>
+              <w:bottom w:val="single" w:color="000000" w:sz="4"/>
+              <w:right w:val="single" w:color="000000" w:sz="4"/>
+            </w:tcBorders>
+            <w:tcMar>
+              <w:top w:type="dxa" w:w="20"/>
+              <w:left w:type="dxa" w:w="60"/>
+              <w:bottom w:type="dxa" w:w="20"/>
+              <w:right w:type="dxa" w:w="60"/>
+            </w:tcMar>
+            <w:vAlign w:val="center"/>
+          </w:tcPr>
+          <w:p>
+            <w:pPr>
+              <w:jc w:val="center"/>
+            </w:pPr>
+            <w:r>
+              <w:rPr>
+                <w:rFonts w:ascii="Arial" w:cs="Arial" w:eastAsia="Arial" w:hAnsi="Arial"/>
+                <w:b/>
+                <w:bCs/>
+                <w:color w:val="000000"/>
+                <w:sz w:val="15"/>
+                <w:szCs w:val="15"/>
+              </w:rPr>
+              <w:t xml:space="preserve">Diagnóstico clínico en laboratorios de análisis biológicos, inmunológicos y hematológicos (redes MINSA, EsSalud y clínicas privadas).</w:t>
+            </w:r>
+          </w:p>
+        </w:tc>
+        <w:tc>
+          <w:tcPr>
+            <w:tcW w:type="dxa" w:w="3200"/>
+            <w:tcBorders>
+              <w:top w:val="single" w:color="000000" w:sz="4"/>
+              <w:left w:val="single" w:color="000000" w:sz="4"/>
+              <w:bottom w:val="single" w:color="000000" w:sz="4"/>
+              <w:right w:val="single" w:color="000000" w:sz="4"/>
+            </w:tcBorders>
+            <w:tcMar>
+              <w:top w:type="dxa" w:w="20"/>
+              <w:left w:type="dxa" w:w="60"/>
+              <w:bottom w:type="dxa" w:w="20"/>
+              <w:right w:type="dxa" w:w="60"/>
+            </w:tcMar>
+            <w:vAlign w:val="center"/>
+          </w:tcPr>
+          <w:p>
+            <w:pPr>
+              <w:jc w:val="center"/>
+            </w:pPr>
+            <w:r>
+              <w:rPr>
+                <w:rFonts w:ascii="Arial" w:cs="Arial" w:eastAsia="Arial" w:hAnsi="Arial"/>
+                <w:b/>
+                <w:bCs/>
+                <w:color w:val="000000"/>
+                <w:sz w:val="15"/>
+                <w:szCs w:val="15"/>
+              </w:rPr>
+              <w:t xml:space="preserve">Chiclayo es centro de referencia médico para Cajamarca, Amazonas y San Martín, y concentra la toma y el procesamiento de muestras de alta complejidad.</w:t>
+            </w:r>
+          </w:p>
+        </w:tc>
+      </w:tr>
+      <w:tr>
+        <w:trPr>
+          <w:cantSplit/>
+        </w:trPr>
+        <w:tc>
+          <w:tcPr>
+            <w:tcW w:type="dxa" w:w="2000"/>
+            <w:tcBorders>
+              <w:top w:val="single" w:color="000000" w:sz="4"/>
+              <w:left w:val="single" w:color="000000" w:sz="4"/>
+              <w:bottom w:val="single" w:color="000000" w:sz="4"/>
+              <w:right w:val="single" w:color="000000" w:sz="4"/>
+            </w:tcBorders>
+            <w:tcMar>
+              <w:top w:type="dxa" w:w="20"/>
+              <w:left w:type="dxa" w:w="60"/>
+              <w:bottom w:type="dxa" w:w="20"/>
+              <w:right w:type="dxa" w:w="60"/>
+            </w:tcMar>
+            <w:vAlign w:val="center"/>
+          </w:tcPr>
+          <w:p>
+            <w:pPr>
+              <w:jc w:val="left"/>
+            </w:pPr>
+            <w:r>
+              <w:rPr>
+                <w:rFonts w:ascii="Arial" w:cs="Arial" w:eastAsia="Arial" w:hAnsi="Arial"/>
+                <w:b/>
+                <w:bCs/>
+                <w:color w:val="000000"/>
+                <w:sz w:val="15"/>
+                <w:szCs w:val="15"/>
+              </w:rPr>
+              <w:t xml:space="preserve">Biotecnología y control microbiológico agroindustrial</w:t>
+            </w:r>
+          </w:p>
+        </w:tc>
+        <w:tc>
+          <w:tcPr>
+            <w:tcW w:type="dxa" w:w="3200"/>
+            <w:tcBorders>
+              <w:top w:val="single" w:color="000000" w:sz="4"/>
+              <w:left w:val="single" w:color="000000" w:sz="4"/>
+              <w:bottom w:val="single" w:color="000000" w:sz="4"/>
+              <w:right w:val="single" w:color="000000" w:sz="4"/>
+            </w:tcBorders>
+            <w:tcMar>
+              <w:top w:type="dxa" w:w="20"/>
+              <w:left w:type="dxa" w:w="60"/>
+              <w:bottom w:type="dxa" w:w="20"/>
+              <w:right w:type="dxa" w:w="60"/>
+            </w:tcMar>
+            <w:vAlign w:val="center"/>
+          </w:tcPr>
+          <w:p>
+            <w:pPr>
+              <w:jc w:val="center"/>
+            </w:pPr>
+            <w:r>
+              <w:rPr>
+                <w:rFonts w:ascii="Arial" w:cs="Arial" w:eastAsia="Arial" w:hAnsi="Arial"/>
+                <w:b/>
+                <w:bCs/>
+                <w:color w:val="000000"/>
+                <w:sz w:val="15"/>
+                <w:szCs w:val="15"/>
+              </w:rPr>
+              <w:t xml:space="preserve">Análisis microbiológico, fisicoquímico y de inocuidad en la industria alimentaria y agroexportadora del norte (Olmos, Zaña).</w:t>
+            </w:r>
+          </w:p>
+        </w:tc>
+        <w:tc>
+          <w:tcPr>
+            <w:tcW w:type="dxa" w:w="3200"/>
+            <w:tcBorders>
+              <w:top w:val="single" w:color="000000" w:sz="4"/>
+              <w:left w:val="single" w:color="000000" w:sz="4"/>
+              <w:bottom w:val="single" w:color="000000" w:sz="4"/>
+              <w:right w:val="single" w:color="000000" w:sz="4"/>
+            </w:tcBorders>
+            <w:tcMar>
+              <w:top w:type="dxa" w:w="20"/>
+              <w:left w:type="dxa" w:w="60"/>
+              <w:bottom w:type="dxa" w:w="20"/>
+              <w:right w:type="dxa" w:w="60"/>
+            </w:tcMar>
+            <w:vAlign w:val="center"/>
+          </w:tcPr>
+          <w:p>
+            <w:pPr>
+              <w:jc w:val="center"/>
+            </w:pPr>
+            <w:r>
+              <w:rPr>
+                <w:rFonts w:ascii="Arial" w:cs="Arial" w:eastAsia="Arial" w:hAnsi="Arial"/>
+                <w:b/>
+                <w:bCs/>
+                <w:color w:val="000000"/>
+                <w:sz w:val="15"/>
+                <w:szCs w:val="15"/>
+              </w:rPr>
+              <w:t xml:space="preserve">Control de calidad de insumos, evaluación de residuos químico-biológicos y análisis de agua y alimentos. Los arándanos representan el 46,5 % de las exportaciones regionales (PRODUCE, 2024).</w:t>
+            </w:r>
+          </w:p>
+        </w:tc>
+      </w:tr>
+      <w:tr>
+        <w:trPr>
+          <w:cantSplit/>
+        </w:trPr>
+        <w:tc>
+          <w:tcPr>
+            <w:tcW w:type="dxa" w:w="2000"/>
+            <w:tcBorders>
+              <w:top w:val="single" w:color="000000" w:sz="4"/>
+              <w:left w:val="single" w:color="000000" w:sz="4"/>
+              <w:bottom w:val="single" w:color="000000" w:sz="4"/>
+              <w:right w:val="single" w:color="000000" w:sz="4"/>
+            </w:tcBorders>
+            <w:tcMar>
+              <w:top w:type="dxa" w:w="20"/>
+              <w:left w:type="dxa" w:w="60"/>
+              <w:bottom w:type="dxa" w:w="20"/>
+              <w:right w:type="dxa" w:w="60"/>
+            </w:tcMar>
+            <w:vAlign w:val="center"/>
+          </w:tcPr>
+          <w:p>
+            <w:pPr>
+              <w:jc w:val="left"/>
+            </w:pPr>
+            <w:r>
+              <w:rPr>
+                <w:rFonts w:ascii="Arial" w:cs="Arial" w:eastAsia="Arial" w:hAnsi="Arial"/>
+                <w:b/>
+                <w:bCs/>
+                <w:color w:val="000000"/>
+                <w:sz w:val="15"/>
+                <w:szCs w:val="15"/>
+              </w:rPr>
+              <w:t xml:space="preserve">Toxicología y farmacovigilancia</w:t>
+            </w:r>
+          </w:p>
+        </w:tc>
+        <w:tc>
+          <w:tcPr>
+            <w:tcW w:type="dxa" w:w="3200"/>
+            <w:tcBorders>
+              <w:top w:val="single" w:color="000000" w:sz="4"/>
+              <w:left w:val="single" w:color="000000" w:sz="4"/>
+              <w:bottom w:val="single" w:color="000000" w:sz="4"/>
+              <w:right w:val="single" w:color="000000" w:sz="4"/>
+            </w:tcBorders>
+            <w:tcMar>
+              <w:top w:type="dxa" w:w="20"/>
+              <w:left w:type="dxa" w:w="60"/>
+              <w:bottom w:type="dxa" w:w="20"/>
+              <w:right w:type="dxa" w:w="60"/>
+            </w:tcMar>
+            <w:vAlign w:val="center"/>
+          </w:tcPr>
+          <w:p>
+            <w:pPr>
+              <w:jc w:val="center"/>
+            </w:pPr>
+            <w:r>
+              <w:rPr>
+                <w:rFonts w:ascii="Arial" w:cs="Arial" w:eastAsia="Arial" w:hAnsi="Arial"/>
+                <w:b/>
+                <w:bCs/>
+                <w:color w:val="000000"/>
+                <w:sz w:val="15"/>
+                <w:szCs w:val="15"/>
+              </w:rPr>
+              <w:t xml:space="preserve">Estudio de los efectos de sustancias químicas en organismos vivos y análisis toxicológicos forenses.</w:t>
+            </w:r>
+          </w:p>
+        </w:tc>
+        <w:tc>
+          <w:tcPr>
+            <w:tcW w:type="dxa" w:w="3200"/>
+            <w:tcBorders>
+              <w:top w:val="single" w:color="000000" w:sz="4"/>
+              <w:left w:val="single" w:color="000000" w:sz="4"/>
+              <w:bottom w:val="single" w:color="000000" w:sz="4"/>
+              <w:right w:val="single" w:color="000000" w:sz="4"/>
+            </w:tcBorders>
+            <w:tcMar>
+              <w:top w:type="dxa" w:w="20"/>
+              <w:left w:type="dxa" w:w="60"/>
+              <w:bottom w:type="dxa" w:w="20"/>
+              <w:right w:type="dxa" w:w="60"/>
+            </w:tcMar>
+            <w:vAlign w:val="center"/>
+          </w:tcPr>
+          <w:p>
+            <w:pPr>
+              <w:jc w:val="center"/>
+            </w:pPr>
+            <w:r>
+              <w:rPr>
+                <w:rFonts w:ascii="Arial" w:cs="Arial" w:eastAsia="Arial" w:hAnsi="Arial"/>
+                <w:b/>
+                <w:bCs/>
+                <w:color w:val="000000"/>
+                <w:sz w:val="15"/>
+                <w:szCs w:val="15"/>
+              </w:rPr>
+              <w:t xml:space="preserve">Control del impacto ambiental de agroquímicos y metales pesados en las cuencas del norte.</w:t>
+            </w:r>
+          </w:p>
+        </w:tc>
+      </w:tr>
+      <w:tr>
+        <w:trPr>
+          <w:cantSplit/>
+        </w:trPr>
+        <w:tc>
+          <w:tcPr>
+            <w:tcW w:type="dxa" w:w="2000"/>
+            <w:tcBorders>
+              <w:top w:val="single" w:color="000000" w:sz="4"/>
+              <w:left w:val="single" w:color="000000" w:sz="4"/>
+              <w:bottom w:val="single" w:color="000000" w:sz="4"/>
+              <w:right w:val="single" w:color="000000" w:sz="4"/>
+            </w:tcBorders>
+            <w:tcMar>
+              <w:top w:type="dxa" w:w="20"/>
+              <w:left w:type="dxa" w:w="60"/>
+              <w:bottom w:type="dxa" w:w="20"/>
+              <w:right w:type="dxa" w:w="60"/>
+            </w:tcMar>
+            <w:vAlign w:val="center"/>
+          </w:tcPr>
+          <w:p>
+            <w:pPr>
+              <w:jc w:val="left"/>
+            </w:pPr>
+            <w:r>
+              <w:rPr>
+                <w:rFonts w:ascii="Arial" w:cs="Arial" w:eastAsia="Arial" w:hAnsi="Arial"/>
+                <w:b/>
+                <w:bCs/>
+                <w:color w:val="000000"/>
+                <w:sz w:val="15"/>
+                <w:szCs w:val="15"/>
+              </w:rPr>
+              <w:t xml:space="preserve">Investigación biológica y sanitaria</w:t>
+            </w:r>
+          </w:p>
+        </w:tc>
+        <w:tc>
+          <w:tcPr>
+            <w:tcW w:type="dxa" w:w="3200"/>
+            <w:tcBorders>
+              <w:top w:val="single" w:color="000000" w:sz="4"/>
+              <w:left w:val="single" w:color="000000" w:sz="4"/>
+              <w:bottom w:val="single" w:color="000000" w:sz="4"/>
+              <w:right w:val="single" w:color="000000" w:sz="4"/>
+            </w:tcBorders>
+            <w:tcMar>
+              <w:top w:type="dxa" w:w="20"/>
+              <w:left w:type="dxa" w:w="60"/>
+              <w:bottom w:type="dxa" w:w="20"/>
+              <w:right w:type="dxa" w:w="60"/>
+            </w:tcMar>
+            <w:vAlign w:val="center"/>
+          </w:tcPr>
+          <w:p>
+            <w:pPr>
+              <w:jc w:val="center"/>
+            </w:pPr>
+            <w:r>
+              <w:rPr>
+                <w:rFonts w:ascii="Arial" w:cs="Arial" w:eastAsia="Arial" w:hAnsi="Arial"/>
+                <w:b/>
+                <w:bCs/>
+                <w:color w:val="000000"/>
+                <w:sz w:val="15"/>
+                <w:szCs w:val="15"/>
+              </w:rPr>
+              <w:t xml:space="preserve">Epidemiología molecular y monitoreo de enfermedades endémicas o tropicales (dengue, leptospirosis).</w:t>
+            </w:r>
+          </w:p>
+        </w:tc>
+        <w:tc>
+          <w:tcPr>
+            <w:tcW w:type="dxa" w:w="3200"/>
+            <w:tcBorders>
+              <w:top w:val="single" w:color="000000" w:sz="4"/>
+              <w:left w:val="single" w:color="000000" w:sz="4"/>
+              <w:bottom w:val="single" w:color="000000" w:sz="4"/>
+              <w:right w:val="single" w:color="000000" w:sz="4"/>
+            </w:tcBorders>
+            <w:tcMar>
+              <w:top w:type="dxa" w:w="20"/>
+              <w:left w:type="dxa" w:w="60"/>
+              <w:bottom w:type="dxa" w:w="20"/>
+              <w:right w:type="dxa" w:w="60"/>
+            </w:tcMar>
+            <w:vAlign w:val="center"/>
+          </w:tcPr>
+          <w:p>
+            <w:pPr>
+              <w:jc w:val="center"/>
+            </w:pPr>
+            <w:r>
+              <w:rPr>
+                <w:rFonts w:ascii="Arial" w:cs="Arial" w:eastAsia="Arial" w:hAnsi="Arial"/>
+                <w:b/>
+                <w:bCs/>
+                <w:color w:val="000000"/>
+                <w:sz w:val="15"/>
+                <w:szCs w:val="15"/>
+              </w:rPr>
+              <w:t xml:space="preserve">Técnicas bioquímicas de diagnóstico rápido y caracterización de patógenos.</w:t>
+            </w:r>
+          </w:p>
+        </w:tc>
+      </w:tr>
+    </w:tbl>
+    <w:p>
+      <w:pPr>
+        <w:spacing w:after="120"/>
+      </w:pPr>
+    </w:p>
+    <w:p>
+      <w:pPr>
+        <w:spacing w:after="120" w:line="360"/>
+        <w:jc w:val="both"/>
+      </w:pPr>
+      <w:r>
+        <w:rPr>
+          <w:rFonts w:ascii="Calibri" w:cs="Calibri" w:eastAsia="Calibri" w:hAnsi="Calibri"/>
+          <w:sz w:val="24"/>
+          <w:szCs w:val="24"/>
+        </w:rPr>
+        <w:t xml:space="preserve">El atractivo vocacional de la carrera radica en que la Bioquímica aporta la base científica sólida (laboratorio, investigación y desarrollo) que complementa el ejercicio farmacéutico (gestión del medicamento, dispensación y regulación sanitaria), ampliando el campo laboral más allá de la farmacia asistencial o de cadena.</w:t>
+      </w:r>
+    </w:p>
+    <w:p>
+      <w:pPr>
+        <w:keepNext/>
+        <w:spacing w:after="100" w:before="160" w:line="360"/>
+        <w:jc w:val="both"/>
+      </w:pPr>
       <w:r>
         <w:rPr>
           <w:rFonts w:ascii="Calibri" w:cs="Calibri" w:eastAsia="Calibri" w:hAnsi="Calibri"/>
@@ -8162,15 +10799,35 @@
           <w:sz w:val="24"/>
           <w:szCs w:val="24"/>
         </w:rPr>
-        <w:t xml:space="preserve">crecimiento de 11,4 % entre 2020 y 2024</w:t>
-      </w:r>
-      <w:r>
-        <w:rPr>
-          <w:rFonts w:ascii="Calibri" w:cs="Calibri" w:eastAsia="Calibri" w:hAnsi="Calibri"/>
-          <w:sz w:val="24"/>
-          <w:szCs w:val="24"/>
-        </w:rPr>
-        <w:t xml:space="preserve"> (PRODUCE) y en el cuarto trimestre de 2024 creció </w:t>
+        <w:t xml:space="preserve">6.2.6. Potencial económico y social de la región donde se ubica el programa:</w:t>
+      </w:r>
+    </w:p>
+    <w:p>
+      <w:pPr>
+        <w:spacing w:after="120" w:line="360"/>
+        <w:jc w:val="both"/>
+      </w:pPr>
+      <w:r>
+        <w:rPr>
+          <w:rFonts w:ascii="Calibri" w:cs="Calibri" w:eastAsia="Calibri" w:hAnsi="Calibri"/>
+          <w:sz w:val="24"/>
+          <w:szCs w:val="24"/>
+        </w:rPr>
+        <w:t xml:space="preserve">De acuerdo con el BCRP, Lambayeque creció a un promedio anual de 2,7 % en 2015-2024, principalmente por los sectores agropecuario y telecomunicaciones. En 2024 su PBI creció 5,2 % y sus exportaciones aumentaron 13,7 %, lideradas por arándanos (46,5 %), café sin tostar (10,8 %), paltas (10,2 %) y uvas (6,8 %) (PRODUCE, p. 1). En enero de 2025, la actividad mantuvo su dinamismo: el sector agropecuario creció 6,2 %, la construcción 12,7 %, las exportaciones 33,6 % y la inversión pública 61,0 % (BCRP, Síntesis de Actividad Económica, enero 2025, p. 3).</w:t>
+      </w:r>
+    </w:p>
+    <w:p>
+      <w:pPr>
+        <w:spacing w:after="120" w:line="360"/>
+        <w:jc w:val="both"/>
+      </w:pPr>
+      <w:r>
+        <w:rPr>
+          <w:rFonts w:ascii="Calibri" w:cs="Calibri" w:eastAsia="Calibri" w:hAnsi="Calibri"/>
+          <w:sz w:val="24"/>
+          <w:szCs w:val="24"/>
+        </w:rPr>
+        <w:t xml:space="preserve">A mediados de 2024, ProInversión identificó </w:t>
       </w:r>
       <w:r>
         <w:rPr>
@@ -8180,15 +10837,15 @@
           <w:sz w:val="24"/>
           <w:szCs w:val="24"/>
         </w:rPr>
-        <w:t xml:space="preserve">10,3 %</w:t>
-      </w:r>
-      <w:r>
-        <w:rPr>
-          <w:rFonts w:ascii="Calibri" w:cs="Calibri" w:eastAsia="Calibri" w:hAnsi="Calibri"/>
-          <w:sz w:val="24"/>
-          <w:szCs w:val="24"/>
-        </w:rPr>
-        <w:t xml:space="preserve">, el segundo mayor crecimiento del país (INEI), impulsado por los cultivos agroindustriales y de exportación (arándano, uva, caña de azúcar) y por la construcción </w:t>
+        <w:t xml:space="preserve">31 proyectos en la región por más de S/ 8 800 millones</w:t>
+      </w:r>
+      <w:r>
+        <w:rPr>
+          <w:rFonts w:ascii="Calibri" w:cs="Calibri" w:eastAsia="Calibri" w:hAnsi="Calibri"/>
+          <w:sz w:val="24"/>
+          <w:szCs w:val="24"/>
+        </w:rPr>
+        <w:t xml:space="preserve">, orientados a transporte, energía, </w:t>
       </w:r>
       <w:r>
         <w:rPr>
@@ -8197,49 +10854,16 @@
           <w:bCs/>
           <w:sz w:val="24"/>
           <w:szCs w:val="24"/>
-          <w:shd w:fill="FFFF00" w:color="auto" w:val="clear"/>
-        </w:rPr>
-        <w:t xml:space="preserve">[VERIFICAR]</w:t>
-      </w:r>
-      <w:r>
-        <w:rPr>
-          <w:rFonts w:ascii="Calibri" w:cs="Calibri" w:eastAsia="Calibri" w:hAnsi="Calibri"/>
-          <w:sz w:val="24"/>
-          <w:szCs w:val="24"/>
-        </w:rPr>
-        <w:t xml:space="preserve">. A mediados de 2024, ProInversión identificó </w:t>
-      </w:r>
-      <w:r>
-        <w:rPr>
-          <w:rFonts w:ascii="Calibri" w:cs="Calibri" w:eastAsia="Calibri" w:hAnsi="Calibri"/>
-          <w:b/>
-          <w:bCs/>
-          <w:sz w:val="24"/>
-          <w:szCs w:val="24"/>
-        </w:rPr>
-        <w:t xml:space="preserve">31 proyectos de inversión por más de S/ 8 800 millones</w:t>
-      </w:r>
-      <w:r>
-        <w:rPr>
-          <w:rFonts w:ascii="Calibri" w:cs="Calibri" w:eastAsia="Calibri" w:hAnsi="Calibri"/>
-          <w:sz w:val="24"/>
-          <w:szCs w:val="24"/>
-        </w:rPr>
-        <w:t xml:space="preserve"> en la región (BCRP), a los que se suman los hospitales proyectados por EsSalud.</w:t>
-      </w:r>
-    </w:p>
-    <w:p>
-      <w:pPr>
-        <w:spacing w:after="120" w:line="360"/>
-        <w:jc w:val="both"/>
-      </w:pPr>
-      <w:r>
-        <w:rPr>
-          <w:rFonts w:ascii="Calibri" w:cs="Calibri" w:eastAsia="Calibri" w:hAnsi="Calibri"/>
-          <w:sz w:val="24"/>
-          <w:szCs w:val="24"/>
-        </w:rPr>
-        <w:t xml:space="preserve">La región presenta un considerable potencial económico y social. La implementación de un programa de Farmacia y Bioquímica puede contribuir significativamente a mejorar el acceso a medicamentos seguros y de calidad, a la formalización del comercio farmacéutico y al desarrollo de la industria regional de productos naturales y alimentos funcionales.</w:t>
+        </w:rPr>
+        <w:t xml:space="preserve">salud</w:t>
+      </w:r>
+      <w:r>
+        <w:rPr>
+          <w:rFonts w:ascii="Calibri" w:cs="Calibri" w:eastAsia="Calibri" w:hAnsi="Calibri"/>
+          <w:sz w:val="24"/>
+          <w:szCs w:val="24"/>
+        </w:rPr>
+        <w:t xml:space="preserve">, irrigación, vivienda e industria, entre ellos el parque industrial de Reque, de aproximadamente 3 000 hectáreas (BCRP, Caracterización, p. 11). La implementación de un programa de Farmacia y Bioquímica puede contribuir significativamente a mejorar el acceso a medicamentos seguros y de calidad, a la formalización del comercio farmacéutico y al desarrollo de la agroindustria y la industria regional de productos naturales.</w:t>
       </w:r>
     </w:p>
     <w:p>
@@ -8316,7 +10940,7 @@
           <w:sz w:val="24"/>
           <w:szCs w:val="24"/>
         </w:rPr>
-        <w:t xml:space="preserve">Respecto de sus recursos humanos, los perfiles docentes exigen maestría y doctorado; para esta carrera se requiere contar con Químicos Farmacéuticos con grado de maestro o doctor y especialistas en farmacia clínica, farmacognosia, tecnología farmacéutica y bioquímica </w:t>
+        <w:t xml:space="preserve">Respecto de sus recursos humanos, los perfiles docentes exigen maestría y doctorado; para esta carrera se requiere contar con Químicos Farmacéuticos con grado de maestro o doctor y especialistas en farmacia clínica, farmacognosia, tecnología farmacéutica, análisis clínicos y bioquímica </w:t>
       </w:r>
       <w:r>
         <w:rPr>
@@ -8349,7 +10973,7 @@
           <w:sz w:val="24"/>
           <w:szCs w:val="24"/>
         </w:rPr>
-        <w:t xml:space="preserve">En cuanto a los recursos materiales, además de la infraestructura moderna de la USS, el programa requiere laboratorios especializados (química general y orgánica, análisis instrumental, farmacognosia, tecnología farmacéutica, microbiología, bioquímica clínica y farmacia simulada) que cumplan las Condiciones Básicas de Calidad </w:t>
+        <w:t xml:space="preserve">En cuanto a los recursos materiales, además de la infraestructura moderna de la USS, el programa requiere laboratorios especializados (química general y orgánica, análisis instrumental, farmacognosia, tecnología farmacéutica, microbiología, bioquímica clínica y biología molecular, y farmacia simulada) que cumplan las Condiciones Básicas de Calidad </w:t>
       </w:r>
       <w:r>
         <w:rPr>
@@ -10751,7 +13375,7 @@
                 <w:sz w:val="15"/>
                 <w:szCs w:val="15"/>
               </w:rPr>
-              <w:t xml:space="preserve">Análisis de medicamentos, alimentos y cosméticos</w:t>
+              <w:t xml:space="preserve">Análisis de medicamentos, alimentos y cosméticos; control microbiológico e inocuidad</w:t>
             </w:r>
           </w:p>
         </w:tc>
@@ -10785,7 +13409,7 @@
                 <w:sz w:val="15"/>
                 <w:szCs w:val="15"/>
               </w:rPr>
-              <w:t xml:space="preserve">Laboratorios farmacéuticos, agroindustria</w:t>
+              <w:t xml:space="preserve">Laboratorios farmacéuticos, agroindustria y agroexportación</w:t>
             </w:r>
           </w:p>
         </w:tc>
@@ -10858,7 +13482,7 @@
                 <w:sz w:val="15"/>
                 <w:szCs w:val="15"/>
               </w:rPr>
-              <w:t xml:space="preserve">Análisis clínicos y bioquímicos</w:t>
+              <w:t xml:space="preserve">Análisis clínicos, inmunológicos, hematológicos y de biología molecular</w:t>
             </w:r>
           </w:p>
         </w:tc>
@@ -10893,6 +13517,113 @@
                 <w:szCs w:val="15"/>
               </w:rPr>
               <w:t xml:space="preserve">Laboratorios clínicos públicos y privados</w:t>
+            </w:r>
+          </w:p>
+        </w:tc>
+      </w:tr>
+      <w:tr>
+        <w:trPr>
+          <w:cantSplit/>
+        </w:trPr>
+        <w:tc>
+          <w:tcPr>
+            <w:tcW w:type="dxa" w:w="2300"/>
+            <w:tcBorders>
+              <w:top w:val="single" w:color="000000" w:sz="4"/>
+              <w:left w:val="single" w:color="000000" w:sz="4"/>
+              <w:bottom w:val="single" w:color="000000" w:sz="4"/>
+              <w:right w:val="single" w:color="000000" w:sz="4"/>
+            </w:tcBorders>
+            <w:tcMar>
+              <w:top w:type="dxa" w:w="20"/>
+              <w:left w:type="dxa" w:w="60"/>
+              <w:bottom w:type="dxa" w:w="20"/>
+              <w:right w:type="dxa" w:w="60"/>
+            </w:tcMar>
+            <w:vAlign w:val="center"/>
+          </w:tcPr>
+          <w:p>
+            <w:pPr>
+              <w:jc w:val="left"/>
+            </w:pPr>
+            <w:r>
+              <w:rPr>
+                <w:rFonts w:ascii="Arial" w:cs="Arial" w:eastAsia="Arial" w:hAnsi="Arial"/>
+                <w:b/>
+                <w:bCs/>
+                <w:color w:val="000000"/>
+                <w:sz w:val="15"/>
+                <w:szCs w:val="15"/>
+              </w:rPr>
+              <w:t xml:space="preserve">Toxicólogo</w:t>
+            </w:r>
+          </w:p>
+        </w:tc>
+        <w:tc>
+          <w:tcPr>
+            <w:tcW w:type="dxa" w:w="3300"/>
+            <w:tcBorders>
+              <w:top w:val="single" w:color="000000" w:sz="4"/>
+              <w:left w:val="single" w:color="000000" w:sz="4"/>
+              <w:bottom w:val="single" w:color="000000" w:sz="4"/>
+              <w:right w:val="single" w:color="000000" w:sz="4"/>
+            </w:tcBorders>
+            <w:tcMar>
+              <w:top w:type="dxa" w:w="20"/>
+              <w:left w:type="dxa" w:w="60"/>
+              <w:bottom w:type="dxa" w:w="20"/>
+              <w:right w:type="dxa" w:w="60"/>
+            </w:tcMar>
+            <w:vAlign w:val="center"/>
+          </w:tcPr>
+          <w:p>
+            <w:pPr>
+              <w:jc w:val="center"/>
+            </w:pPr>
+            <w:r>
+              <w:rPr>
+                <w:rFonts w:ascii="Arial" w:cs="Arial" w:eastAsia="Arial" w:hAnsi="Arial"/>
+                <w:b/>
+                <w:bCs/>
+                <w:color w:val="000000"/>
+                <w:sz w:val="15"/>
+                <w:szCs w:val="15"/>
+              </w:rPr>
+              <w:t xml:space="preserve">Análisis toxicológicos, forenses y ambientales</w:t>
+            </w:r>
+          </w:p>
+        </w:tc>
+        <w:tc>
+          <w:tcPr>
+            <w:tcW w:type="dxa" w:w="2800"/>
+            <w:tcBorders>
+              <w:top w:val="single" w:color="000000" w:sz="4"/>
+              <w:left w:val="single" w:color="000000" w:sz="4"/>
+              <w:bottom w:val="single" w:color="000000" w:sz="4"/>
+              <w:right w:val="single" w:color="000000" w:sz="4"/>
+            </w:tcBorders>
+            <w:tcMar>
+              <w:top w:type="dxa" w:w="20"/>
+              <w:left w:type="dxa" w:w="60"/>
+              <w:bottom w:type="dxa" w:w="20"/>
+              <w:right w:type="dxa" w:w="60"/>
+            </w:tcMar>
+            <w:vAlign w:val="center"/>
+          </w:tcPr>
+          <w:p>
+            <w:pPr>
+              <w:jc w:val="center"/>
+            </w:pPr>
+            <w:r>
+              <w:rPr>
+                <w:rFonts w:ascii="Arial" w:cs="Arial" w:eastAsia="Arial" w:hAnsi="Arial"/>
+                <w:b/>
+                <w:bCs/>
+                <w:color w:val="000000"/>
+                <w:sz w:val="15"/>
+                <w:szCs w:val="15"/>
+              </w:rPr>
+              <w:t xml:space="preserve">Laboratorios forenses, ambientales y agroindustriales</w:t>
             </w:r>
           </w:p>
         </w:tc>
@@ -12801,7 +15532,7 @@
           <w:sz w:val="24"/>
           <w:szCs w:val="24"/>
         </w:rPr>
-        <w:t xml:space="preserve">El presente informe técnico sustenta la pertinencia de crear el programa de estudios de Farmacia y Bioquímica en la región Lambayeque (Chiclayo). La exigencia legal de un Químico Farmacéutico en cada establecimiento farmacéutico, la expansión hospitalaria de EsSalud, la carga de enfermedad regional y el comercio ilegal de medicamentos generan una demanda estructural de estos profesionales, mientras que la oferta licenciada en la región es muy reducida tras el cese de universidades no licenciadas de Chiclayo.</w:t>
+        <w:t xml:space="preserve">El presente informe técnico sustenta la pertinencia de crear el programa de estudios de Farmacia y Bioquímica en la región Lambayeque (Chiclayo). La exigencia legal de un Químico Farmacéutico en cada uno de los 1 530 establecimientos farmacéuticos privados de la región (y en los cerca de 260 que se abren cada año), la expansión hospitalaria de EsSalud, la demanda de diagnóstico analítico y control agroindustrial, la carga de enfermedad regional y el comercio ilegal de medicamentos generan una demanda estructural de estos profesionales, mientras que la oferta licenciada en la región es muy reducida tras el cese de universidades no licenciadas de Chiclayo.</w:t>
       </w:r>
     </w:p>
     <w:p>
@@ -12815,7 +15546,7 @@
           <w:sz w:val="24"/>
           <w:szCs w:val="24"/>
         </w:rPr>
-        <w:t xml:space="preserve">Lambayeque presenta un entorno económico favorable (alrededor del 2,5 % del PBI nacional, crecimiento destacado en 2024, amplia base de MYPE de comercio y servicios y una cartera de inversión superior a S/ 8 800 millones). La USS cuenta con sede en la región, respaldo financiero y experiencia en ciencias de la salud.</w:t>
+        <w:t xml:space="preserve">Lambayeque presenta un entorno económico favorable: aporta el 2,7 % del PBI nacional, creció 5,2 % en 2024, cuenta con 79 085 MYPE (89 % en comercio y servicios) y una cartera de inversión superior a S/ 8 800 millones que incluye proyectos de salud. La USS cuenta con sede en la región, respaldo financiero y experiencia en ciencias de la salud.</w:t>
       </w:r>
     </w:p>
     <w:p>
@@ -12829,7 +15560,7 @@
           <w:sz w:val="24"/>
           <w:szCs w:val="24"/>
         </w:rPr>
-        <w:t xml:space="preserve">La viabilidad final depende de completar el estudio de demanda (Tablas 1-4 y 6), el conteo de establecimientos farmacéuticos de DIGEMID (Tabla 8) y la confirmación de la inversión en laboratorios y de la plana docente </w:t>
+        <w:t xml:space="preserve">La viabilidad final depende de completar el estudio de demanda (Tablas 1-4 y 6) y la confirmación de la inversión en laboratorios y de la plana docente </w:t>
       </w:r>
       <w:r>
         <w:rPr>
@@ -12882,7 +15613,7 @@
           <w:sz w:val="24"/>
           <w:szCs w:val="24"/>
         </w:rPr>
-        <w:t xml:space="preserve">BCRP. Caracterización del departamento de Lambayeque. Sucursal Piura.</w:t>
+        <w:t xml:space="preserve">BCRP – Sucursal Piura (2025). Caracterización del departamento de Lambayeque.</w:t>
       </w:r>
     </w:p>
     <w:p>
@@ -12901,7 +15632,7 @@
           <w:sz w:val="24"/>
           <w:szCs w:val="24"/>
         </w:rPr>
-        <w:t xml:space="preserve">BCRP. Lambayeque: Síntesis de Actividad Económica (febrero 2024; enero 2025).</w:t>
+        <w:t xml:space="preserve">BCRP – Sucursal Piura (2025). Lambayeque: Síntesis de Actividad Económica, enero 2025.</w:t>
       </w:r>
     </w:p>
     <w:p>
@@ -12920,7 +15651,7 @@
           <w:sz w:val="24"/>
           <w:szCs w:val="24"/>
         </w:rPr>
-        <w:t xml:space="preserve">INEI (2018). Resultados definitivos de los Censos Nacionales 2017 – Lambayeque.</w:t>
+        <w:t xml:space="preserve">DIGEMID – MINSA (2024). Boletín de Establecimientos Farmacéuticos, Año 5, Edición 8 (diciembre 2024).</w:t>
       </w:r>
     </w:p>
     <w:p>
@@ -12939,7 +15670,7 @@
           <w:sz w:val="24"/>
           <w:szCs w:val="24"/>
         </w:rPr>
-        <w:t xml:space="preserve">INEI (2025). Encuesta Demográfica y de Salud Familiar 2024 – Departamento de Lambayeque.</w:t>
+        <w:t xml:space="preserve">DIGEMID – MINSA (2026). Boletín de Establecimientos Farmacéuticos, Año 5, Edición 10 (diciembre 2025).</w:t>
       </w:r>
     </w:p>
     <w:p>
@@ -12958,7 +15689,7 @@
           <w:sz w:val="24"/>
           <w:szCs w:val="24"/>
         </w:rPr>
-        <w:t xml:space="preserve">INEI. Compendio Estadístico Lambayeque 2024; Avance Económico Departamental (marzo 2025).</w:t>
+        <w:t xml:space="preserve">PRODUCE – OGEIEE (2025). Diagnóstico Productivo Regional Lambayeque 2024.</w:t>
       </w:r>
     </w:p>
     <w:p>
@@ -12977,7 +15708,7 @@
           <w:sz w:val="24"/>
           <w:szCs w:val="24"/>
         </w:rPr>
-        <w:t xml:space="preserve">INEI (2024). Pobreza monetaria 2023.</w:t>
+        <w:t xml:space="preserve">MTPE – GRTPE Lambayeque, OSEL (2024). Tríptico N° 02: Indicadores laborales en el departamento de Lambayeque.</w:t>
       </w:r>
     </w:p>
     <w:p>
@@ -12996,7 +15727,7 @@
           <w:sz w:val="24"/>
           <w:szCs w:val="24"/>
         </w:rPr>
-        <w:t xml:space="preserve">MTPE (2024). Demanda de ocupaciones en Lambayeque 2024; Indicadores laborales en el departamento de Lambayeque.</w:t>
+        <w:t xml:space="preserve">MTPE – DGPE (2024). Demanda de ocupaciones en Lambayeque 2024 (Encuesta de Demanda Ocupacional 2023).</w:t>
       </w:r>
     </w:p>
     <w:p>
@@ -13015,7 +15746,7 @@
           <w:sz w:val="24"/>
           <w:szCs w:val="24"/>
         </w:rPr>
-        <w:t xml:space="preserve">PRODUCE (2025). Diagnóstico Productivo Regional Lambayeque 2024.</w:t>
+        <w:t xml:space="preserve">INEI (2025). Encuesta Demográfica y de Salud Familiar 2024 – Departamento de Lambayeque.</w:t>
       </w:r>
     </w:p>
     <w:p>
@@ -13034,7 +15765,7 @@
           <w:sz w:val="24"/>
           <w:szCs w:val="24"/>
         </w:rPr>
-        <w:t xml:space="preserve">DIGEMID – MINSA. Boletín de establecimientos farmacéuticos (diciembre 2024 y diciembre 2025); Registro Nacional de Establecimientos Farmacéuticos.</w:t>
+        <w:t xml:space="preserve">INEI (2018). Resultados definitivos de los Censos Nacionales 2017 – Lambayeque.</w:t>
       </w:r>
     </w:p>
     <w:p>
@@ -13092,6 +15823,44 @@
           <w:szCs w:val="24"/>
         </w:rPr>
         <w:t xml:space="preserve">EsSalud. Anuncios de construcción de hospitales en Lambayeque.</w:t>
+      </w:r>
+    </w:p>
+    <w:p>
+      <w:pPr>
+        <w:pStyle w:val="ListParagraph"/>
+        <w:numPr>
+          <w:ilvl w:val="0"/>
+          <w:numId w:val="2"/>
+        </w:numPr>
+        <w:spacing w:after="80" w:line="360"/>
+        <w:jc w:val="both"/>
+      </w:pPr>
+      <w:r>
+        <w:rPr>
+          <w:rFonts w:ascii="Calibri" w:cs="Calibri" w:eastAsia="Calibri" w:hAnsi="Calibri"/>
+          <w:sz w:val="24"/>
+          <w:szCs w:val="24"/>
+        </w:rPr>
+        <w:t xml:space="preserve">Arellano Consultoría. Estudios "Universidad Ideal" y "Marcas Educativas" [por adjuntar].</w:t>
+      </w:r>
+    </w:p>
+    <w:p>
+      <w:pPr>
+        <w:pStyle w:val="ListParagraph"/>
+        <w:numPr>
+          <w:ilvl w:val="0"/>
+          <w:numId w:val="2"/>
+        </w:numPr>
+        <w:spacing w:after="80" w:line="360"/>
+        <w:jc w:val="both"/>
+      </w:pPr>
+      <w:r>
+        <w:rPr>
+          <w:rFonts w:ascii="Calibri" w:cs="Calibri" w:eastAsia="Calibri" w:hAnsi="Calibri"/>
+          <w:sz w:val="24"/>
+          <w:szCs w:val="24"/>
+        </w:rPr>
+        <w:t xml:space="preserve">MTPE/MINEDU. Portal "Ponte en Carrera".</w:t>
       </w:r>
     </w:p>
     <w:p>

--- a/borradores/Informe_Pertinencia_Farmacia_Bioquimica_Lambayeque.docx
+++ b/borradores/Informe_Pertinencia_Farmacia_Bioquimica_Lambayeque.docx
@@ -2781,6 +2781,57 @@
     </w:p>
     <w:p>
       <w:pPr>
+        <w:spacing w:after="120" w:line="360"/>
+        <w:jc w:val="both"/>
+      </w:pPr>
+      <w:r>
+        <w:rPr>
+          <w:rFonts w:ascii="Calibri" w:cs="Calibri" w:eastAsia="Calibri" w:hAnsi="Calibri"/>
+          <w:sz w:val="24"/>
+          <w:szCs w:val="24"/>
+        </w:rPr>
+        <w:t xml:space="preserve">Para la estimación se utilizan fuentes oficiales y de mercado disponibles. Dado que no se cuenta aún con una encuesta propia de intención vocacional, las cifras de las Tablas 1 a 4 son </w:t>
+      </w:r>
+      <w:r>
+        <w:rPr>
+          <w:rFonts w:ascii="Calibri" w:cs="Calibri" w:eastAsia="Calibri" w:hAnsi="Calibri"/>
+          <w:b/>
+          <w:bCs/>
+          <w:sz w:val="24"/>
+          <w:szCs w:val="24"/>
+        </w:rPr>
+        <w:t xml:space="preserve">estimaciones referenciales</w:t>
+      </w:r>
+      <w:r>
+        <w:rPr>
+          <w:rFonts w:ascii="Calibri" w:cs="Calibri" w:eastAsia="Calibri" w:hAnsi="Calibri"/>
+          <w:sz w:val="24"/>
+          <w:szCs w:val="24"/>
+        </w:rPr>
+        <w:t xml:space="preserve"> construidas con supuestos explícitos, que deberán reemplazarse con los resultados de dicha encuesta </w:t>
+      </w:r>
+      <w:r>
+        <w:rPr>
+          <w:rFonts w:ascii="Calibri" w:cs="Calibri" w:eastAsia="Calibri" w:hAnsi="Calibri"/>
+          <w:b/>
+          <w:bCs/>
+          <w:sz w:val="24"/>
+          <w:szCs w:val="24"/>
+          <w:shd w:fill="FFFF00" w:color="auto" w:val="clear"/>
+        </w:rPr>
+        <w:t xml:space="preserve">[VERIFICAR]</w:t>
+      </w:r>
+      <w:r>
+        <w:rPr>
+          <w:rFonts w:ascii="Calibri" w:cs="Calibri" w:eastAsia="Calibri" w:hAnsi="Calibri"/>
+          <w:sz w:val="24"/>
+          <w:szCs w:val="24"/>
+        </w:rPr>
+        <w:t xml:space="preserve">.</w:t>
+      </w:r>
+    </w:p>
+    <w:p>
+      <w:pPr>
         <w:keepNext/>
         <w:spacing w:after="60" w:before="160"/>
         <w:jc w:val="center"/>
@@ -2791,7 +2842,1417 @@
           <w:sz w:val="22"/>
           <w:szCs w:val="22"/>
         </w:rPr>
-        <w:t xml:space="preserve">Tabla 1. Evolución de la población de los niveles socioeconómicos B, C y D de Lambayeque</w:t>
+        <w:t xml:space="preserve">Tabla 1. Población de Lambayeque según nivel socioeconómico</w:t>
+      </w:r>
+    </w:p>
+    <w:tbl>
+      <w:tblPr>
+        <w:tblW w:type="dxa" w:w="8400"/>
+        <w:jc w:val="center"/>
+        <w:tblBorders>
+          <w:top w:val="single" w:color="auto" w:sz="4"/>
+          <w:left w:val="single" w:color="auto" w:sz="4"/>
+          <w:bottom w:val="single" w:color="auto" w:sz="4"/>
+          <w:right w:val="single" w:color="auto" w:sz="4"/>
+          <w:insideH w:val="single" w:color="auto" w:sz="4"/>
+          <w:insideV w:val="single" w:color="auto" w:sz="4"/>
+        </w:tblBorders>
+      </w:tblPr>
+      <w:tblGrid>
+        <w:gridCol w:w="3000"/>
+        <w:gridCol w:w="1050"/>
+        <w:gridCol w:w="1050"/>
+        <w:gridCol w:w="1050"/>
+        <w:gridCol w:w="1050"/>
+        <w:gridCol w:w="1200"/>
+      </w:tblGrid>
+      <w:tr>
+        <w:trPr>
+          <w:tblHeader/>
+        </w:trPr>
+        <w:tc>
+          <w:tcPr>
+            <w:tcW w:type="dxa" w:w="3000"/>
+            <w:tcBorders>
+              <w:top w:val="single" w:color="000000" w:sz="4"/>
+              <w:left w:val="single" w:color="000000" w:sz="4"/>
+              <w:bottom w:val="single" w:color="000000" w:sz="4"/>
+              <w:right w:val="single" w:color="000000" w:sz="4"/>
+            </w:tcBorders>
+            <w:shd w:fill="1F4E2C" w:color="auto" w:val="clear"/>
+            <w:tcMar>
+              <w:top w:type="dxa" w:w="20"/>
+              <w:left w:type="dxa" w:w="60"/>
+              <w:bottom w:type="dxa" w:w="20"/>
+              <w:right w:type="dxa" w:w="60"/>
+            </w:tcMar>
+            <w:vAlign w:val="center"/>
+          </w:tcPr>
+          <w:p>
+            <w:pPr>
+              <w:jc w:val="center"/>
+            </w:pPr>
+            <w:r>
+              <w:rPr>
+                <w:rFonts w:ascii="Arial" w:cs="Arial" w:eastAsia="Arial" w:hAnsi="Arial"/>
+                <w:b/>
+                <w:bCs/>
+                <w:color w:val="FFFFFF"/>
+                <w:sz w:val="15"/>
+                <w:szCs w:val="15"/>
+              </w:rPr>
+              <w:t xml:space="preserve">Concepto</w:t>
+            </w:r>
+          </w:p>
+        </w:tc>
+        <w:tc>
+          <w:tcPr>
+            <w:tcW w:type="dxa" w:w="1050"/>
+            <w:tcBorders>
+              <w:top w:val="single" w:color="000000" w:sz="4"/>
+              <w:left w:val="single" w:color="000000" w:sz="4"/>
+              <w:bottom w:val="single" w:color="000000" w:sz="4"/>
+              <w:right w:val="single" w:color="000000" w:sz="4"/>
+            </w:tcBorders>
+            <w:shd w:fill="1F4E2C" w:color="auto" w:val="clear"/>
+            <w:tcMar>
+              <w:top w:type="dxa" w:w="20"/>
+              <w:left w:type="dxa" w:w="60"/>
+              <w:bottom w:type="dxa" w:w="20"/>
+              <w:right w:type="dxa" w:w="60"/>
+            </w:tcMar>
+            <w:vAlign w:val="center"/>
+          </w:tcPr>
+          <w:p>
+            <w:pPr>
+              <w:jc w:val="center"/>
+            </w:pPr>
+            <w:r>
+              <w:rPr>
+                <w:rFonts w:ascii="Arial" w:cs="Arial" w:eastAsia="Arial" w:hAnsi="Arial"/>
+                <w:b/>
+                <w:bCs/>
+                <w:color w:val="FFFFFF"/>
+                <w:sz w:val="15"/>
+                <w:szCs w:val="15"/>
+              </w:rPr>
+              <w:t xml:space="preserve">NSE AB</w:t>
+            </w:r>
+          </w:p>
+        </w:tc>
+        <w:tc>
+          <w:tcPr>
+            <w:tcW w:type="dxa" w:w="1050"/>
+            <w:tcBorders>
+              <w:top w:val="single" w:color="000000" w:sz="4"/>
+              <w:left w:val="single" w:color="000000" w:sz="4"/>
+              <w:bottom w:val="single" w:color="000000" w:sz="4"/>
+              <w:right w:val="single" w:color="000000" w:sz="4"/>
+            </w:tcBorders>
+            <w:shd w:fill="1F4E2C" w:color="auto" w:val="clear"/>
+            <w:tcMar>
+              <w:top w:type="dxa" w:w="20"/>
+              <w:left w:type="dxa" w:w="60"/>
+              <w:bottom w:type="dxa" w:w="20"/>
+              <w:right w:type="dxa" w:w="60"/>
+            </w:tcMar>
+            <w:vAlign w:val="center"/>
+          </w:tcPr>
+          <w:p>
+            <w:pPr>
+              <w:jc w:val="center"/>
+            </w:pPr>
+            <w:r>
+              <w:rPr>
+                <w:rFonts w:ascii="Arial" w:cs="Arial" w:eastAsia="Arial" w:hAnsi="Arial"/>
+                <w:b/>
+                <w:bCs/>
+                <w:color w:val="FFFFFF"/>
+                <w:sz w:val="15"/>
+                <w:szCs w:val="15"/>
+              </w:rPr>
+              <w:t xml:space="preserve">NSE C</w:t>
+            </w:r>
+          </w:p>
+        </w:tc>
+        <w:tc>
+          <w:tcPr>
+            <w:tcW w:type="dxa" w:w="1050"/>
+            <w:tcBorders>
+              <w:top w:val="single" w:color="000000" w:sz="4"/>
+              <w:left w:val="single" w:color="000000" w:sz="4"/>
+              <w:bottom w:val="single" w:color="000000" w:sz="4"/>
+              <w:right w:val="single" w:color="000000" w:sz="4"/>
+            </w:tcBorders>
+            <w:shd w:fill="1F4E2C" w:color="auto" w:val="clear"/>
+            <w:tcMar>
+              <w:top w:type="dxa" w:w="20"/>
+              <w:left w:type="dxa" w:w="60"/>
+              <w:bottom w:type="dxa" w:w="20"/>
+              <w:right w:type="dxa" w:w="60"/>
+            </w:tcMar>
+            <w:vAlign w:val="center"/>
+          </w:tcPr>
+          <w:p>
+            <w:pPr>
+              <w:jc w:val="center"/>
+            </w:pPr>
+            <w:r>
+              <w:rPr>
+                <w:rFonts w:ascii="Arial" w:cs="Arial" w:eastAsia="Arial" w:hAnsi="Arial"/>
+                <w:b/>
+                <w:bCs/>
+                <w:color w:val="FFFFFF"/>
+                <w:sz w:val="15"/>
+                <w:szCs w:val="15"/>
+              </w:rPr>
+              <w:t xml:space="preserve">NSE D</w:t>
+            </w:r>
+          </w:p>
+        </w:tc>
+        <w:tc>
+          <w:tcPr>
+            <w:tcW w:type="dxa" w:w="1050"/>
+            <w:tcBorders>
+              <w:top w:val="single" w:color="000000" w:sz="4"/>
+              <w:left w:val="single" w:color="000000" w:sz="4"/>
+              <w:bottom w:val="single" w:color="000000" w:sz="4"/>
+              <w:right w:val="single" w:color="000000" w:sz="4"/>
+            </w:tcBorders>
+            <w:shd w:fill="1F4E2C" w:color="auto" w:val="clear"/>
+            <w:tcMar>
+              <w:top w:type="dxa" w:w="20"/>
+              <w:left w:type="dxa" w:w="60"/>
+              <w:bottom w:type="dxa" w:w="20"/>
+              <w:right w:type="dxa" w:w="60"/>
+            </w:tcMar>
+            <w:vAlign w:val="center"/>
+          </w:tcPr>
+          <w:p>
+            <w:pPr>
+              <w:jc w:val="center"/>
+            </w:pPr>
+            <w:r>
+              <w:rPr>
+                <w:rFonts w:ascii="Arial" w:cs="Arial" w:eastAsia="Arial" w:hAnsi="Arial"/>
+                <w:b/>
+                <w:bCs/>
+                <w:color w:val="FFFFFF"/>
+                <w:sz w:val="15"/>
+                <w:szCs w:val="15"/>
+              </w:rPr>
+              <w:t xml:space="preserve">NSE E</w:t>
+            </w:r>
+          </w:p>
+        </w:tc>
+        <w:tc>
+          <w:tcPr>
+            <w:tcW w:type="dxa" w:w="1200"/>
+            <w:tcBorders>
+              <w:top w:val="single" w:color="000000" w:sz="4"/>
+              <w:left w:val="single" w:color="000000" w:sz="4"/>
+              <w:bottom w:val="single" w:color="000000" w:sz="4"/>
+              <w:right w:val="single" w:color="000000" w:sz="4"/>
+            </w:tcBorders>
+            <w:shd w:fill="1F4E2C" w:color="auto" w:val="clear"/>
+            <w:tcMar>
+              <w:top w:type="dxa" w:w="20"/>
+              <w:left w:type="dxa" w:w="60"/>
+              <w:bottom w:type="dxa" w:w="20"/>
+              <w:right w:type="dxa" w:w="60"/>
+            </w:tcMar>
+            <w:vAlign w:val="center"/>
+          </w:tcPr>
+          <w:p>
+            <w:pPr>
+              <w:jc w:val="center"/>
+            </w:pPr>
+            <w:r>
+              <w:rPr>
+                <w:rFonts w:ascii="Arial" w:cs="Arial" w:eastAsia="Arial" w:hAnsi="Arial"/>
+                <w:b/>
+                <w:bCs/>
+                <w:color w:val="FFFFFF"/>
+                <w:sz w:val="15"/>
+                <w:szCs w:val="15"/>
+              </w:rPr>
+              <w:t xml:space="preserve">Total</w:t>
+            </w:r>
+          </w:p>
+        </w:tc>
+      </w:tr>
+      <w:tr>
+        <w:trPr>
+          <w:cantSplit/>
+        </w:trPr>
+        <w:tc>
+          <w:tcPr>
+            <w:tcW w:type="dxa" w:w="3000"/>
+            <w:tcBorders>
+              <w:top w:val="single" w:color="000000" w:sz="4"/>
+              <w:left w:val="single" w:color="000000" w:sz="4"/>
+              <w:bottom w:val="single" w:color="000000" w:sz="4"/>
+              <w:right w:val="single" w:color="000000" w:sz="4"/>
+            </w:tcBorders>
+            <w:tcMar>
+              <w:top w:type="dxa" w:w="20"/>
+              <w:left w:type="dxa" w:w="60"/>
+              <w:bottom w:type="dxa" w:w="20"/>
+              <w:right w:type="dxa" w:w="60"/>
+            </w:tcMar>
+            <w:vAlign w:val="center"/>
+          </w:tcPr>
+          <w:p>
+            <w:pPr>
+              <w:jc w:val="left"/>
+            </w:pPr>
+            <w:r>
+              <w:rPr>
+                <w:rFonts w:ascii="Arial" w:cs="Arial" w:eastAsia="Arial" w:hAnsi="Arial"/>
+                <w:b/>
+                <w:bCs/>
+                <w:color w:val="000000"/>
+                <w:sz w:val="15"/>
+                <w:szCs w:val="15"/>
+              </w:rPr>
+              <w:t xml:space="preserve">Estructura socioeconómica (%)</w:t>
+            </w:r>
+          </w:p>
+        </w:tc>
+        <w:tc>
+          <w:tcPr>
+            <w:tcW w:type="dxa" w:w="1050"/>
+            <w:tcBorders>
+              <w:top w:val="single" w:color="000000" w:sz="4"/>
+              <w:left w:val="single" w:color="000000" w:sz="4"/>
+              <w:bottom w:val="single" w:color="000000" w:sz="4"/>
+              <w:right w:val="single" w:color="000000" w:sz="4"/>
+            </w:tcBorders>
+            <w:tcMar>
+              <w:top w:type="dxa" w:w="20"/>
+              <w:left w:type="dxa" w:w="60"/>
+              <w:bottom w:type="dxa" w:w="20"/>
+              <w:right w:type="dxa" w:w="60"/>
+            </w:tcMar>
+            <w:vAlign w:val="center"/>
+          </w:tcPr>
+          <w:p>
+            <w:pPr>
+              <w:jc w:val="center"/>
+            </w:pPr>
+            <w:r>
+              <w:rPr>
+                <w:rFonts w:ascii="Arial" w:cs="Arial" w:eastAsia="Arial" w:hAnsi="Arial"/>
+                <w:b/>
+                <w:bCs/>
+                <w:color w:val="000000"/>
+                <w:sz w:val="15"/>
+                <w:szCs w:val="15"/>
+              </w:rPr>
+              <w:t xml:space="preserve">10,5</w:t>
+            </w:r>
+          </w:p>
+        </w:tc>
+        <w:tc>
+          <w:tcPr>
+            <w:tcW w:type="dxa" w:w="1050"/>
+            <w:tcBorders>
+              <w:top w:val="single" w:color="000000" w:sz="4"/>
+              <w:left w:val="single" w:color="000000" w:sz="4"/>
+              <w:bottom w:val="single" w:color="000000" w:sz="4"/>
+              <w:right w:val="single" w:color="000000" w:sz="4"/>
+            </w:tcBorders>
+            <w:tcMar>
+              <w:top w:type="dxa" w:w="20"/>
+              <w:left w:type="dxa" w:w="60"/>
+              <w:bottom w:type="dxa" w:w="20"/>
+              <w:right w:type="dxa" w:w="60"/>
+            </w:tcMar>
+            <w:vAlign w:val="center"/>
+          </w:tcPr>
+          <w:p>
+            <w:pPr>
+              <w:jc w:val="center"/>
+            </w:pPr>
+            <w:r>
+              <w:rPr>
+                <w:rFonts w:ascii="Arial" w:cs="Arial" w:eastAsia="Arial" w:hAnsi="Arial"/>
+                <w:b/>
+                <w:bCs/>
+                <w:color w:val="000000"/>
+                <w:sz w:val="15"/>
+                <w:szCs w:val="15"/>
+              </w:rPr>
+              <w:t xml:space="preserve">23,8</w:t>
+            </w:r>
+          </w:p>
+        </w:tc>
+        <w:tc>
+          <w:tcPr>
+            <w:tcW w:type="dxa" w:w="1050"/>
+            <w:tcBorders>
+              <w:top w:val="single" w:color="000000" w:sz="4"/>
+              <w:left w:val="single" w:color="000000" w:sz="4"/>
+              <w:bottom w:val="single" w:color="000000" w:sz="4"/>
+              <w:right w:val="single" w:color="000000" w:sz="4"/>
+            </w:tcBorders>
+            <w:tcMar>
+              <w:top w:type="dxa" w:w="20"/>
+              <w:left w:type="dxa" w:w="60"/>
+              <w:bottom w:type="dxa" w:w="20"/>
+              <w:right w:type="dxa" w:w="60"/>
+            </w:tcMar>
+            <w:vAlign w:val="center"/>
+          </w:tcPr>
+          <w:p>
+            <w:pPr>
+              <w:jc w:val="center"/>
+            </w:pPr>
+            <w:r>
+              <w:rPr>
+                <w:rFonts w:ascii="Arial" w:cs="Arial" w:eastAsia="Arial" w:hAnsi="Arial"/>
+                <w:b/>
+                <w:bCs/>
+                <w:color w:val="000000"/>
+                <w:sz w:val="15"/>
+                <w:szCs w:val="15"/>
+              </w:rPr>
+              <w:t xml:space="preserve">30,7</w:t>
+            </w:r>
+          </w:p>
+        </w:tc>
+        <w:tc>
+          <w:tcPr>
+            <w:tcW w:type="dxa" w:w="1050"/>
+            <w:tcBorders>
+              <w:top w:val="single" w:color="000000" w:sz="4"/>
+              <w:left w:val="single" w:color="000000" w:sz="4"/>
+              <w:bottom w:val="single" w:color="000000" w:sz="4"/>
+              <w:right w:val="single" w:color="000000" w:sz="4"/>
+            </w:tcBorders>
+            <w:tcMar>
+              <w:top w:type="dxa" w:w="20"/>
+              <w:left w:type="dxa" w:w="60"/>
+              <w:bottom w:type="dxa" w:w="20"/>
+              <w:right w:type="dxa" w:w="60"/>
+            </w:tcMar>
+            <w:vAlign w:val="center"/>
+          </w:tcPr>
+          <w:p>
+            <w:pPr>
+              <w:jc w:val="center"/>
+            </w:pPr>
+            <w:r>
+              <w:rPr>
+                <w:rFonts w:ascii="Arial" w:cs="Arial" w:eastAsia="Arial" w:hAnsi="Arial"/>
+                <w:b/>
+                <w:bCs/>
+                <w:color w:val="000000"/>
+                <w:sz w:val="15"/>
+                <w:szCs w:val="15"/>
+              </w:rPr>
+              <w:t xml:space="preserve">35,0</w:t>
+            </w:r>
+          </w:p>
+        </w:tc>
+        <w:tc>
+          <w:tcPr>
+            <w:tcW w:type="dxa" w:w="1200"/>
+            <w:tcBorders>
+              <w:top w:val="single" w:color="000000" w:sz="4"/>
+              <w:left w:val="single" w:color="000000" w:sz="4"/>
+              <w:bottom w:val="single" w:color="000000" w:sz="4"/>
+              <w:right w:val="single" w:color="000000" w:sz="4"/>
+            </w:tcBorders>
+            <w:tcMar>
+              <w:top w:type="dxa" w:w="20"/>
+              <w:left w:type="dxa" w:w="60"/>
+              <w:bottom w:type="dxa" w:w="20"/>
+              <w:right w:type="dxa" w:w="60"/>
+            </w:tcMar>
+            <w:vAlign w:val="center"/>
+          </w:tcPr>
+          <w:p>
+            <w:pPr>
+              <w:jc w:val="center"/>
+            </w:pPr>
+            <w:r>
+              <w:rPr>
+                <w:rFonts w:ascii="Arial" w:cs="Arial" w:eastAsia="Arial" w:hAnsi="Arial"/>
+                <w:b/>
+                <w:bCs/>
+                <w:color w:val="000000"/>
+                <w:sz w:val="15"/>
+                <w:szCs w:val="15"/>
+              </w:rPr>
+              <w:t xml:space="preserve">100,0</w:t>
+            </w:r>
+          </w:p>
+        </w:tc>
+      </w:tr>
+      <w:tr>
+        <w:trPr>
+          <w:cantSplit/>
+        </w:trPr>
+        <w:tc>
+          <w:tcPr>
+            <w:tcW w:type="dxa" w:w="3000"/>
+            <w:tcBorders>
+              <w:top w:val="single" w:color="000000" w:sz="4"/>
+              <w:left w:val="single" w:color="000000" w:sz="4"/>
+              <w:bottom w:val="single" w:color="000000" w:sz="4"/>
+              <w:right w:val="single" w:color="000000" w:sz="4"/>
+            </w:tcBorders>
+            <w:tcMar>
+              <w:top w:type="dxa" w:w="20"/>
+              <w:left w:type="dxa" w:w="60"/>
+              <w:bottom w:type="dxa" w:w="20"/>
+              <w:right w:type="dxa" w:w="60"/>
+            </w:tcMar>
+            <w:vAlign w:val="center"/>
+          </w:tcPr>
+          <w:p>
+            <w:pPr>
+              <w:jc w:val="left"/>
+            </w:pPr>
+            <w:r>
+              <w:rPr>
+                <w:rFonts w:ascii="Arial" w:cs="Arial" w:eastAsia="Arial" w:hAnsi="Arial"/>
+                <w:b/>
+                <w:bCs/>
+                <w:color w:val="000000"/>
+                <w:sz w:val="15"/>
+                <w:szCs w:val="15"/>
+              </w:rPr>
+              <w:t xml:space="preserve">Población estimada 2024 (hab.)</w:t>
+            </w:r>
+          </w:p>
+        </w:tc>
+        <w:tc>
+          <w:tcPr>
+            <w:tcW w:type="dxa" w:w="1050"/>
+            <w:tcBorders>
+              <w:top w:val="single" w:color="000000" w:sz="4"/>
+              <w:left w:val="single" w:color="000000" w:sz="4"/>
+              <w:bottom w:val="single" w:color="000000" w:sz="4"/>
+              <w:right w:val="single" w:color="000000" w:sz="4"/>
+            </w:tcBorders>
+            <w:tcMar>
+              <w:top w:type="dxa" w:w="20"/>
+              <w:left w:type="dxa" w:w="60"/>
+              <w:bottom w:type="dxa" w:w="20"/>
+              <w:right w:type="dxa" w:w="60"/>
+            </w:tcMar>
+            <w:vAlign w:val="center"/>
+          </w:tcPr>
+          <w:p>
+            <w:pPr>
+              <w:jc w:val="center"/>
+            </w:pPr>
+            <w:r>
+              <w:rPr>
+                <w:rFonts w:ascii="Arial" w:cs="Arial" w:eastAsia="Arial" w:hAnsi="Arial"/>
+                <w:b/>
+                <w:bCs/>
+                <w:color w:val="000000"/>
+                <w:sz w:val="15"/>
+                <w:szCs w:val="15"/>
+              </w:rPr>
+              <w:t xml:space="preserve">142 401</w:t>
+            </w:r>
+          </w:p>
+        </w:tc>
+        <w:tc>
+          <w:tcPr>
+            <w:tcW w:type="dxa" w:w="1050"/>
+            <w:tcBorders>
+              <w:top w:val="single" w:color="000000" w:sz="4"/>
+              <w:left w:val="single" w:color="000000" w:sz="4"/>
+              <w:bottom w:val="single" w:color="000000" w:sz="4"/>
+              <w:right w:val="single" w:color="000000" w:sz="4"/>
+            </w:tcBorders>
+            <w:tcMar>
+              <w:top w:type="dxa" w:w="20"/>
+              <w:left w:type="dxa" w:w="60"/>
+              <w:bottom w:type="dxa" w:w="20"/>
+              <w:right w:type="dxa" w:w="60"/>
+            </w:tcMar>
+            <w:vAlign w:val="center"/>
+          </w:tcPr>
+          <w:p>
+            <w:pPr>
+              <w:jc w:val="center"/>
+            </w:pPr>
+            <w:r>
+              <w:rPr>
+                <w:rFonts w:ascii="Arial" w:cs="Arial" w:eastAsia="Arial" w:hAnsi="Arial"/>
+                <w:b/>
+                <w:bCs/>
+                <w:color w:val="000000"/>
+                <w:sz w:val="15"/>
+                <w:szCs w:val="15"/>
+              </w:rPr>
+              <w:t xml:space="preserve">322 776</w:t>
+            </w:r>
+          </w:p>
+        </w:tc>
+        <w:tc>
+          <w:tcPr>
+            <w:tcW w:type="dxa" w:w="1050"/>
+            <w:tcBorders>
+              <w:top w:val="single" w:color="000000" w:sz="4"/>
+              <w:left w:val="single" w:color="000000" w:sz="4"/>
+              <w:bottom w:val="single" w:color="000000" w:sz="4"/>
+              <w:right w:val="single" w:color="000000" w:sz="4"/>
+            </w:tcBorders>
+            <w:tcMar>
+              <w:top w:type="dxa" w:w="20"/>
+              <w:left w:type="dxa" w:w="60"/>
+              <w:bottom w:type="dxa" w:w="20"/>
+              <w:right w:type="dxa" w:w="60"/>
+            </w:tcMar>
+            <w:vAlign w:val="center"/>
+          </w:tcPr>
+          <w:p>
+            <w:pPr>
+              <w:jc w:val="center"/>
+            </w:pPr>
+            <w:r>
+              <w:rPr>
+                <w:rFonts w:ascii="Arial" w:cs="Arial" w:eastAsia="Arial" w:hAnsi="Arial"/>
+                <w:b/>
+                <w:bCs/>
+                <w:color w:val="000000"/>
+                <w:sz w:val="15"/>
+                <w:szCs w:val="15"/>
+              </w:rPr>
+              <w:t xml:space="preserve">416 354</w:t>
+            </w:r>
+          </w:p>
+        </w:tc>
+        <w:tc>
+          <w:tcPr>
+            <w:tcW w:type="dxa" w:w="1050"/>
+            <w:tcBorders>
+              <w:top w:val="single" w:color="000000" w:sz="4"/>
+              <w:left w:val="single" w:color="000000" w:sz="4"/>
+              <w:bottom w:val="single" w:color="000000" w:sz="4"/>
+              <w:right w:val="single" w:color="000000" w:sz="4"/>
+            </w:tcBorders>
+            <w:tcMar>
+              <w:top w:type="dxa" w:w="20"/>
+              <w:left w:type="dxa" w:w="60"/>
+              <w:bottom w:type="dxa" w:w="20"/>
+              <w:right w:type="dxa" w:w="60"/>
+            </w:tcMar>
+            <w:vAlign w:val="center"/>
+          </w:tcPr>
+          <w:p>
+            <w:pPr>
+              <w:jc w:val="center"/>
+            </w:pPr>
+            <w:r>
+              <w:rPr>
+                <w:rFonts w:ascii="Arial" w:cs="Arial" w:eastAsia="Arial" w:hAnsi="Arial"/>
+                <w:b/>
+                <w:bCs/>
+                <w:color w:val="000000"/>
+                <w:sz w:val="15"/>
+                <w:szCs w:val="15"/>
+              </w:rPr>
+              <w:t xml:space="preserve">474 671</w:t>
+            </w:r>
+          </w:p>
+        </w:tc>
+        <w:tc>
+          <w:tcPr>
+            <w:tcW w:type="dxa" w:w="1200"/>
+            <w:tcBorders>
+              <w:top w:val="single" w:color="000000" w:sz="4"/>
+              <w:left w:val="single" w:color="000000" w:sz="4"/>
+              <w:bottom w:val="single" w:color="000000" w:sz="4"/>
+              <w:right w:val="single" w:color="000000" w:sz="4"/>
+            </w:tcBorders>
+            <w:tcMar>
+              <w:top w:type="dxa" w:w="20"/>
+              <w:left w:type="dxa" w:w="60"/>
+              <w:bottom w:type="dxa" w:w="20"/>
+              <w:right w:type="dxa" w:w="60"/>
+            </w:tcMar>
+            <w:vAlign w:val="center"/>
+          </w:tcPr>
+          <w:p>
+            <w:pPr>
+              <w:jc w:val="center"/>
+            </w:pPr>
+            <w:r>
+              <w:rPr>
+                <w:rFonts w:ascii="Arial" w:cs="Arial" w:eastAsia="Arial" w:hAnsi="Arial"/>
+                <w:b/>
+                <w:bCs/>
+                <w:color w:val="000000"/>
+                <w:sz w:val="15"/>
+                <w:szCs w:val="15"/>
+              </w:rPr>
+              <w:t xml:space="preserve">1 356 202</w:t>
+            </w:r>
+          </w:p>
+        </w:tc>
+      </w:tr>
+    </w:tbl>
+    <w:p>
+      <w:pPr>
+        <w:spacing w:after="160"/>
+        <w:ind w:left="300"/>
+      </w:pPr>
+      <w:r>
+        <w:rPr>
+          <w:rFonts w:ascii="Arial" w:cs="Arial" w:eastAsia="Arial" w:hAnsi="Arial"/>
+          <w:b/>
+          <w:bCs/>
+          <w:i/>
+          <w:iCs/>
+          <w:sz w:val="14"/>
+          <w:szCs w:val="14"/>
+        </w:rPr>
+        <w:t xml:space="preserve">Fuente: población total, PRODUCE (2025) sobre INEI; estructura NSE, CPI (en SINEACE, Caracterización de la región Lambayeque). La estructura NSE corresponde a una medición anterior; actualizar con CPI "Perú: Población 2024" </w:t>
+      </w:r>
+      <w:r>
+        <w:rPr>
+          <w:rFonts w:ascii="Arial" w:cs="Arial" w:eastAsia="Arial" w:hAnsi="Arial"/>
+          <w:b/>
+          <w:bCs/>
+          <w:i/>
+          <w:iCs/>
+          <w:sz w:val="14"/>
+          <w:szCs w:val="14"/>
+          <w:shd w:fill="FFFF00" w:color="auto" w:val="clear"/>
+        </w:rPr>
+        <w:t xml:space="preserve">[VERIFICAR]</w:t>
+      </w:r>
+      <w:r>
+        <w:rPr>
+          <w:rFonts w:ascii="Arial" w:cs="Arial" w:eastAsia="Arial" w:hAnsi="Arial"/>
+          <w:b/>
+          <w:bCs/>
+          <w:i/>
+          <w:iCs/>
+          <w:sz w:val="14"/>
+          <w:szCs w:val="14"/>
+        </w:rPr>
+        <w:t xml:space="preserve">.</w:t>
+      </w:r>
+    </w:p>
+    <w:p>
+      <w:pPr>
+        <w:keepNext/>
+        <w:spacing w:after="60" w:before="160"/>
+        <w:jc w:val="center"/>
+      </w:pPr>
+      <w:r>
+        <w:rPr>
+          <w:rFonts w:ascii="Calibri" w:cs="Calibri" w:eastAsia="Calibri" w:hAnsi="Calibri"/>
+          <w:sz w:val="22"/>
+          <w:szCs w:val="22"/>
+        </w:rPr>
+        <w:t xml:space="preserve">Tabla 2. Población de 15 a 24 años en los niveles socioeconómicos C y D de Lambayeque, 2024</w:t>
+      </w:r>
+    </w:p>
+    <w:tbl>
+      <w:tblPr>
+        <w:tblW w:type="dxa" w:w="8200"/>
+        <w:jc w:val="center"/>
+        <w:tblBorders>
+          <w:top w:val="single" w:color="auto" w:sz="4"/>
+          <w:left w:val="single" w:color="auto" w:sz="4"/>
+          <w:bottom w:val="single" w:color="auto" w:sz="4"/>
+          <w:right w:val="single" w:color="auto" w:sz="4"/>
+          <w:insideH w:val="single" w:color="auto" w:sz="4"/>
+          <w:insideV w:val="single" w:color="auto" w:sz="4"/>
+        </w:tblBorders>
+      </w:tblPr>
+      <w:tblGrid>
+        <w:gridCol w:w="3600"/>
+        <w:gridCol w:w="1300"/>
+        <w:gridCol w:w="3300"/>
+      </w:tblGrid>
+      <w:tr>
+        <w:trPr>
+          <w:tblHeader/>
+        </w:trPr>
+        <w:tc>
+          <w:tcPr>
+            <w:tcW w:type="dxa" w:w="3600"/>
+            <w:tcBorders>
+              <w:top w:val="single" w:color="000000" w:sz="4"/>
+              <w:left w:val="single" w:color="000000" w:sz="4"/>
+              <w:bottom w:val="single" w:color="000000" w:sz="4"/>
+              <w:right w:val="single" w:color="000000" w:sz="4"/>
+            </w:tcBorders>
+            <w:shd w:fill="1F4E2C" w:color="auto" w:val="clear"/>
+            <w:tcMar>
+              <w:top w:type="dxa" w:w="20"/>
+              <w:left w:type="dxa" w:w="60"/>
+              <w:bottom w:type="dxa" w:w="20"/>
+              <w:right w:type="dxa" w:w="60"/>
+            </w:tcMar>
+            <w:vAlign w:val="center"/>
+          </w:tcPr>
+          <w:p>
+            <w:pPr>
+              <w:jc w:val="center"/>
+            </w:pPr>
+            <w:r>
+              <w:rPr>
+                <w:rFonts w:ascii="Arial" w:cs="Arial" w:eastAsia="Arial" w:hAnsi="Arial"/>
+                <w:b/>
+                <w:bCs/>
+                <w:color w:val="FFFFFF"/>
+                <w:sz w:val="15"/>
+                <w:szCs w:val="15"/>
+              </w:rPr>
+              <w:t xml:space="preserve">Concepto</w:t>
+            </w:r>
+          </w:p>
+        </w:tc>
+        <w:tc>
+          <w:tcPr>
+            <w:tcW w:type="dxa" w:w="1300"/>
+            <w:tcBorders>
+              <w:top w:val="single" w:color="000000" w:sz="4"/>
+              <w:left w:val="single" w:color="000000" w:sz="4"/>
+              <w:bottom w:val="single" w:color="000000" w:sz="4"/>
+              <w:right w:val="single" w:color="000000" w:sz="4"/>
+            </w:tcBorders>
+            <w:shd w:fill="1F4E2C" w:color="auto" w:val="clear"/>
+            <w:tcMar>
+              <w:top w:type="dxa" w:w="20"/>
+              <w:left w:type="dxa" w:w="60"/>
+              <w:bottom w:type="dxa" w:w="20"/>
+              <w:right w:type="dxa" w:w="60"/>
+            </w:tcMar>
+            <w:vAlign w:val="center"/>
+          </w:tcPr>
+          <w:p>
+            <w:pPr>
+              <w:jc w:val="center"/>
+            </w:pPr>
+            <w:r>
+              <w:rPr>
+                <w:rFonts w:ascii="Arial" w:cs="Arial" w:eastAsia="Arial" w:hAnsi="Arial"/>
+                <w:b/>
+                <w:bCs/>
+                <w:color w:val="FFFFFF"/>
+                <w:sz w:val="15"/>
+                <w:szCs w:val="15"/>
+              </w:rPr>
+              <w:t xml:space="preserve">Valor</w:t>
+            </w:r>
+          </w:p>
+        </w:tc>
+        <w:tc>
+          <w:tcPr>
+            <w:tcW w:type="dxa" w:w="3300"/>
+            <w:tcBorders>
+              <w:top w:val="single" w:color="000000" w:sz="4"/>
+              <w:left w:val="single" w:color="000000" w:sz="4"/>
+              <w:bottom w:val="single" w:color="000000" w:sz="4"/>
+              <w:right w:val="single" w:color="000000" w:sz="4"/>
+            </w:tcBorders>
+            <w:shd w:fill="1F4E2C" w:color="auto" w:val="clear"/>
+            <w:tcMar>
+              <w:top w:type="dxa" w:w="20"/>
+              <w:left w:type="dxa" w:w="60"/>
+              <w:bottom w:type="dxa" w:w="20"/>
+              <w:right w:type="dxa" w:w="60"/>
+            </w:tcMar>
+            <w:vAlign w:val="center"/>
+          </w:tcPr>
+          <w:p>
+            <w:pPr>
+              <w:jc w:val="center"/>
+            </w:pPr>
+            <w:r>
+              <w:rPr>
+                <w:rFonts w:ascii="Arial" w:cs="Arial" w:eastAsia="Arial" w:hAnsi="Arial"/>
+                <w:b/>
+                <w:bCs/>
+                <w:color w:val="FFFFFF"/>
+                <w:sz w:val="15"/>
+                <w:szCs w:val="15"/>
+              </w:rPr>
+              <w:t xml:space="preserve">Sustento</w:t>
+            </w:r>
+          </w:p>
+        </w:tc>
+      </w:tr>
+      <w:tr>
+        <w:trPr>
+          <w:cantSplit/>
+        </w:trPr>
+        <w:tc>
+          <w:tcPr>
+            <w:tcW w:type="dxa" w:w="3600"/>
+            <w:tcBorders>
+              <w:top w:val="single" w:color="000000" w:sz="4"/>
+              <w:left w:val="single" w:color="000000" w:sz="4"/>
+              <w:bottom w:val="single" w:color="000000" w:sz="4"/>
+              <w:right w:val="single" w:color="000000" w:sz="4"/>
+            </w:tcBorders>
+            <w:tcMar>
+              <w:top w:type="dxa" w:w="20"/>
+              <w:left w:type="dxa" w:w="60"/>
+              <w:bottom w:type="dxa" w:w="20"/>
+              <w:right w:type="dxa" w:w="60"/>
+            </w:tcMar>
+            <w:vAlign w:val="center"/>
+          </w:tcPr>
+          <w:p>
+            <w:pPr>
+              <w:jc w:val="left"/>
+            </w:pPr>
+            <w:r>
+              <w:rPr>
+                <w:rFonts w:ascii="Arial" w:cs="Arial" w:eastAsia="Arial" w:hAnsi="Arial"/>
+                <w:b/>
+                <w:bCs/>
+                <w:color w:val="000000"/>
+                <w:sz w:val="15"/>
+                <w:szCs w:val="15"/>
+              </w:rPr>
+              <w:t xml:space="preserve">Población total de Lambayeque</w:t>
+            </w:r>
+          </w:p>
+        </w:tc>
+        <w:tc>
+          <w:tcPr>
+            <w:tcW w:type="dxa" w:w="1300"/>
+            <w:tcBorders>
+              <w:top w:val="single" w:color="000000" w:sz="4"/>
+              <w:left w:val="single" w:color="000000" w:sz="4"/>
+              <w:bottom w:val="single" w:color="000000" w:sz="4"/>
+              <w:right w:val="single" w:color="000000" w:sz="4"/>
+            </w:tcBorders>
+            <w:tcMar>
+              <w:top w:type="dxa" w:w="20"/>
+              <w:left w:type="dxa" w:w="60"/>
+              <w:bottom w:type="dxa" w:w="20"/>
+              <w:right w:type="dxa" w:w="60"/>
+            </w:tcMar>
+            <w:vAlign w:val="center"/>
+          </w:tcPr>
+          <w:p>
+            <w:pPr>
+              <w:jc w:val="center"/>
+            </w:pPr>
+            <w:r>
+              <w:rPr>
+                <w:rFonts w:ascii="Arial" w:cs="Arial" w:eastAsia="Arial" w:hAnsi="Arial"/>
+                <w:b/>
+                <w:bCs/>
+                <w:color w:val="000000"/>
+                <w:sz w:val="15"/>
+                <w:szCs w:val="15"/>
+              </w:rPr>
+              <w:t xml:space="preserve">1 356 202</w:t>
+            </w:r>
+          </w:p>
+        </w:tc>
+        <w:tc>
+          <w:tcPr>
+            <w:tcW w:type="dxa" w:w="3300"/>
+            <w:tcBorders>
+              <w:top w:val="single" w:color="000000" w:sz="4"/>
+              <w:left w:val="single" w:color="000000" w:sz="4"/>
+              <w:bottom w:val="single" w:color="000000" w:sz="4"/>
+              <w:right w:val="single" w:color="000000" w:sz="4"/>
+            </w:tcBorders>
+            <w:tcMar>
+              <w:top w:type="dxa" w:w="20"/>
+              <w:left w:type="dxa" w:w="60"/>
+              <w:bottom w:type="dxa" w:w="20"/>
+              <w:right w:type="dxa" w:w="60"/>
+            </w:tcMar>
+            <w:vAlign w:val="center"/>
+          </w:tcPr>
+          <w:p>
+            <w:pPr>
+              <w:jc w:val="center"/>
+            </w:pPr>
+            <w:r>
+              <w:rPr>
+                <w:rFonts w:ascii="Arial" w:cs="Arial" w:eastAsia="Arial" w:hAnsi="Arial"/>
+                <w:b/>
+                <w:bCs/>
+                <w:color w:val="000000"/>
+                <w:sz w:val="15"/>
+                <w:szCs w:val="15"/>
+              </w:rPr>
+              <w:t xml:space="preserve">PRODUCE (2025)</w:t>
+            </w:r>
+          </w:p>
+        </w:tc>
+      </w:tr>
+      <w:tr>
+        <w:trPr>
+          <w:cantSplit/>
+        </w:trPr>
+        <w:tc>
+          <w:tcPr>
+            <w:tcW w:type="dxa" w:w="3600"/>
+            <w:tcBorders>
+              <w:top w:val="single" w:color="000000" w:sz="4"/>
+              <w:left w:val="single" w:color="000000" w:sz="4"/>
+              <w:bottom w:val="single" w:color="000000" w:sz="4"/>
+              <w:right w:val="single" w:color="000000" w:sz="4"/>
+            </w:tcBorders>
+            <w:tcMar>
+              <w:top w:type="dxa" w:w="20"/>
+              <w:left w:type="dxa" w:w="60"/>
+              <w:bottom w:type="dxa" w:w="20"/>
+              <w:right w:type="dxa" w:w="60"/>
+            </w:tcMar>
+            <w:vAlign w:val="center"/>
+          </w:tcPr>
+          <w:p>
+            <w:pPr>
+              <w:jc w:val="left"/>
+            </w:pPr>
+            <w:r>
+              <w:rPr>
+                <w:rFonts w:ascii="Arial" w:cs="Arial" w:eastAsia="Arial" w:hAnsi="Arial"/>
+                <w:b/>
+                <w:bCs/>
+                <w:color w:val="000000"/>
+                <w:sz w:val="15"/>
+                <w:szCs w:val="15"/>
+              </w:rPr>
+              <w:t xml:space="preserve">% de población de 15 a 24 años</w:t>
+            </w:r>
+          </w:p>
+        </w:tc>
+        <w:tc>
+          <w:tcPr>
+            <w:tcW w:type="dxa" w:w="1300"/>
+            <w:tcBorders>
+              <w:top w:val="single" w:color="000000" w:sz="4"/>
+              <w:left w:val="single" w:color="000000" w:sz="4"/>
+              <w:bottom w:val="single" w:color="000000" w:sz="4"/>
+              <w:right w:val="single" w:color="000000" w:sz="4"/>
+            </w:tcBorders>
+            <w:tcMar>
+              <w:top w:type="dxa" w:w="20"/>
+              <w:left w:type="dxa" w:w="60"/>
+              <w:bottom w:type="dxa" w:w="20"/>
+              <w:right w:type="dxa" w:w="60"/>
+            </w:tcMar>
+            <w:vAlign w:val="center"/>
+          </w:tcPr>
+          <w:p>
+            <w:pPr>
+              <w:jc w:val="center"/>
+            </w:pPr>
+            <w:r>
+              <w:rPr>
+                <w:rFonts w:ascii="Arial" w:cs="Arial" w:eastAsia="Arial" w:hAnsi="Arial"/>
+                <w:b/>
+                <w:bCs/>
+                <w:color w:val="000000"/>
+                <w:sz w:val="15"/>
+                <w:szCs w:val="15"/>
+              </w:rPr>
+              <w:t xml:space="preserve">15,3 %</w:t>
+            </w:r>
+          </w:p>
+        </w:tc>
+        <w:tc>
+          <w:tcPr>
+            <w:tcW w:type="dxa" w:w="3300"/>
+            <w:tcBorders>
+              <w:top w:val="single" w:color="000000" w:sz="4"/>
+              <w:left w:val="single" w:color="000000" w:sz="4"/>
+              <w:bottom w:val="single" w:color="000000" w:sz="4"/>
+              <w:right w:val="single" w:color="000000" w:sz="4"/>
+            </w:tcBorders>
+            <w:tcMar>
+              <w:top w:type="dxa" w:w="20"/>
+              <w:left w:type="dxa" w:w="60"/>
+              <w:bottom w:type="dxa" w:w="20"/>
+              <w:right w:type="dxa" w:w="60"/>
+            </w:tcMar>
+            <w:vAlign w:val="center"/>
+          </w:tcPr>
+          <w:p>
+            <w:pPr>
+              <w:jc w:val="center"/>
+            </w:pPr>
+            <w:r>
+              <w:rPr>
+                <w:rFonts w:ascii="Arial" w:cs="Arial" w:eastAsia="Arial" w:hAnsi="Arial"/>
+                <w:b/>
+                <w:bCs/>
+                <w:color w:val="000000"/>
+                <w:sz w:val="15"/>
+                <w:szCs w:val="15"/>
+              </w:rPr>
+              <w:t xml:space="preserve">ENDES 2024: hombres 15,9 %, mujeres 14,7 % (p. 15)</w:t>
+            </w:r>
+          </w:p>
+        </w:tc>
+      </w:tr>
+      <w:tr>
+        <w:trPr>
+          <w:cantSplit/>
+        </w:trPr>
+        <w:tc>
+          <w:tcPr>
+            <w:tcW w:type="dxa" w:w="3600"/>
+            <w:tcBorders>
+              <w:top w:val="single" w:color="000000" w:sz="4"/>
+              <w:left w:val="single" w:color="000000" w:sz="4"/>
+              <w:bottom w:val="single" w:color="000000" w:sz="4"/>
+              <w:right w:val="single" w:color="000000" w:sz="4"/>
+            </w:tcBorders>
+            <w:tcMar>
+              <w:top w:type="dxa" w:w="20"/>
+              <w:left w:type="dxa" w:w="60"/>
+              <w:bottom w:type="dxa" w:w="20"/>
+              <w:right w:type="dxa" w:w="60"/>
+            </w:tcMar>
+            <w:vAlign w:val="center"/>
+          </w:tcPr>
+          <w:p>
+            <w:pPr>
+              <w:jc w:val="left"/>
+            </w:pPr>
+            <w:r>
+              <w:rPr>
+                <w:rFonts w:ascii="Arial" w:cs="Arial" w:eastAsia="Arial" w:hAnsi="Arial"/>
+                <w:b/>
+                <w:bCs/>
+                <w:color w:val="000000"/>
+                <w:sz w:val="15"/>
+                <w:szCs w:val="15"/>
+              </w:rPr>
+              <w:t xml:space="preserve">Población de 15 a 24 años</w:t>
+            </w:r>
+          </w:p>
+        </w:tc>
+        <w:tc>
+          <w:tcPr>
+            <w:tcW w:type="dxa" w:w="1300"/>
+            <w:tcBorders>
+              <w:top w:val="single" w:color="000000" w:sz="4"/>
+              <w:left w:val="single" w:color="000000" w:sz="4"/>
+              <w:bottom w:val="single" w:color="000000" w:sz="4"/>
+              <w:right w:val="single" w:color="000000" w:sz="4"/>
+            </w:tcBorders>
+            <w:tcMar>
+              <w:top w:type="dxa" w:w="20"/>
+              <w:left w:type="dxa" w:w="60"/>
+              <w:bottom w:type="dxa" w:w="20"/>
+              <w:right w:type="dxa" w:w="60"/>
+            </w:tcMar>
+            <w:vAlign w:val="center"/>
+          </w:tcPr>
+          <w:p>
+            <w:pPr>
+              <w:jc w:val="center"/>
+            </w:pPr>
+            <w:r>
+              <w:rPr>
+                <w:rFonts w:ascii="Arial" w:cs="Arial" w:eastAsia="Arial" w:hAnsi="Arial"/>
+                <w:b/>
+                <w:bCs/>
+                <w:color w:val="000000"/>
+                <w:sz w:val="15"/>
+                <w:szCs w:val="15"/>
+              </w:rPr>
+              <w:t xml:space="preserve">207 401</w:t>
+            </w:r>
+          </w:p>
+        </w:tc>
+        <w:tc>
+          <w:tcPr>
+            <w:tcW w:type="dxa" w:w="3300"/>
+            <w:tcBorders>
+              <w:top w:val="single" w:color="000000" w:sz="4"/>
+              <w:left w:val="single" w:color="000000" w:sz="4"/>
+              <w:bottom w:val="single" w:color="000000" w:sz="4"/>
+              <w:right w:val="single" w:color="000000" w:sz="4"/>
+            </w:tcBorders>
+            <w:tcMar>
+              <w:top w:type="dxa" w:w="20"/>
+              <w:left w:type="dxa" w:w="60"/>
+              <w:bottom w:type="dxa" w:w="20"/>
+              <w:right w:type="dxa" w:w="60"/>
+            </w:tcMar>
+            <w:vAlign w:val="center"/>
+          </w:tcPr>
+          <w:p>
+            <w:pPr>
+              <w:jc w:val="center"/>
+            </w:pPr>
+            <w:r>
+              <w:rPr>
+                <w:rFonts w:ascii="Arial" w:cs="Arial" w:eastAsia="Arial" w:hAnsi="Arial"/>
+                <w:b/>
+                <w:bCs/>
+                <w:color w:val="000000"/>
+                <w:sz w:val="15"/>
+                <w:szCs w:val="15"/>
+              </w:rPr>
+              <w:t xml:space="preserve">Cálculo propio</w:t>
+            </w:r>
+          </w:p>
+        </w:tc>
+      </w:tr>
+      <w:tr>
+        <w:trPr>
+          <w:cantSplit/>
+        </w:trPr>
+        <w:tc>
+          <w:tcPr>
+            <w:tcW w:type="dxa" w:w="3600"/>
+            <w:tcBorders>
+              <w:top w:val="single" w:color="000000" w:sz="4"/>
+              <w:left w:val="single" w:color="000000" w:sz="4"/>
+              <w:bottom w:val="single" w:color="000000" w:sz="4"/>
+              <w:right w:val="single" w:color="000000" w:sz="4"/>
+            </w:tcBorders>
+            <w:tcMar>
+              <w:top w:type="dxa" w:w="20"/>
+              <w:left w:type="dxa" w:w="60"/>
+              <w:bottom w:type="dxa" w:w="20"/>
+              <w:right w:type="dxa" w:w="60"/>
+            </w:tcMar>
+            <w:vAlign w:val="center"/>
+          </w:tcPr>
+          <w:p>
+            <w:pPr>
+              <w:jc w:val="left"/>
+            </w:pPr>
+            <w:r>
+              <w:rPr>
+                <w:rFonts w:ascii="Arial" w:cs="Arial" w:eastAsia="Arial" w:hAnsi="Arial"/>
+                <w:b/>
+                <w:bCs/>
+                <w:color w:val="000000"/>
+                <w:sz w:val="15"/>
+                <w:szCs w:val="15"/>
+              </w:rPr>
+              <w:t xml:space="preserve">% en NSE C y D</w:t>
+            </w:r>
+          </w:p>
+        </w:tc>
+        <w:tc>
+          <w:tcPr>
+            <w:tcW w:type="dxa" w:w="1300"/>
+            <w:tcBorders>
+              <w:top w:val="single" w:color="000000" w:sz="4"/>
+              <w:left w:val="single" w:color="000000" w:sz="4"/>
+              <w:bottom w:val="single" w:color="000000" w:sz="4"/>
+              <w:right w:val="single" w:color="000000" w:sz="4"/>
+            </w:tcBorders>
+            <w:tcMar>
+              <w:top w:type="dxa" w:w="20"/>
+              <w:left w:type="dxa" w:w="60"/>
+              <w:bottom w:type="dxa" w:w="20"/>
+              <w:right w:type="dxa" w:w="60"/>
+            </w:tcMar>
+            <w:vAlign w:val="center"/>
+          </w:tcPr>
+          <w:p>
+            <w:pPr>
+              <w:jc w:val="center"/>
+            </w:pPr>
+            <w:r>
+              <w:rPr>
+                <w:rFonts w:ascii="Arial" w:cs="Arial" w:eastAsia="Arial" w:hAnsi="Arial"/>
+                <w:b/>
+                <w:bCs/>
+                <w:color w:val="000000"/>
+                <w:sz w:val="15"/>
+                <w:szCs w:val="15"/>
+              </w:rPr>
+              <w:t xml:space="preserve">54,5 %</w:t>
+            </w:r>
+          </w:p>
+        </w:tc>
+        <w:tc>
+          <w:tcPr>
+            <w:tcW w:type="dxa" w:w="3300"/>
+            <w:tcBorders>
+              <w:top w:val="single" w:color="000000" w:sz="4"/>
+              <w:left w:val="single" w:color="000000" w:sz="4"/>
+              <w:bottom w:val="single" w:color="000000" w:sz="4"/>
+              <w:right w:val="single" w:color="000000" w:sz="4"/>
+            </w:tcBorders>
+            <w:tcMar>
+              <w:top w:type="dxa" w:w="20"/>
+              <w:left w:type="dxa" w:w="60"/>
+              <w:bottom w:type="dxa" w:w="20"/>
+              <w:right w:type="dxa" w:w="60"/>
+            </w:tcMar>
+            <w:vAlign w:val="center"/>
+          </w:tcPr>
+          <w:p>
+            <w:pPr>
+              <w:jc w:val="center"/>
+            </w:pPr>
+            <w:r>
+              <w:rPr>
+                <w:rFonts w:ascii="Arial" w:cs="Arial" w:eastAsia="Arial" w:hAnsi="Arial"/>
+                <w:b/>
+                <w:bCs/>
+                <w:color w:val="000000"/>
+                <w:sz w:val="15"/>
+                <w:szCs w:val="15"/>
+              </w:rPr>
+              <w:t xml:space="preserve">CPI (23,8 % + 30,7 %)</w:t>
+            </w:r>
+          </w:p>
+        </w:tc>
+      </w:tr>
+      <w:tr>
+        <w:trPr>
+          <w:cantSplit/>
+        </w:trPr>
+        <w:tc>
+          <w:tcPr>
+            <w:tcW w:type="dxa" w:w="3600"/>
+            <w:tcBorders>
+              <w:top w:val="single" w:color="000000" w:sz="4"/>
+              <w:left w:val="single" w:color="000000" w:sz="4"/>
+              <w:bottom w:val="single" w:color="000000" w:sz="4"/>
+              <w:right w:val="single" w:color="000000" w:sz="4"/>
+            </w:tcBorders>
+            <w:tcMar>
+              <w:top w:type="dxa" w:w="20"/>
+              <w:left w:type="dxa" w:w="60"/>
+              <w:bottom w:type="dxa" w:w="20"/>
+              <w:right w:type="dxa" w:w="60"/>
+            </w:tcMar>
+            <w:vAlign w:val="center"/>
+          </w:tcPr>
+          <w:p>
+            <w:pPr>
+              <w:jc w:val="left"/>
+            </w:pPr>
+            <w:r>
+              <w:rPr>
+                <w:rFonts w:ascii="Arial" w:cs="Arial" w:eastAsia="Arial" w:hAnsi="Arial"/>
+                <w:b/>
+                <w:bCs/>
+                <w:color w:val="000000"/>
+                <w:sz w:val="15"/>
+                <w:szCs w:val="15"/>
+              </w:rPr>
+              <w:t xml:space="preserve">Población de 15 a 24 años en NSE C y D (2024)</w:t>
+            </w:r>
+          </w:p>
+        </w:tc>
+        <w:tc>
+          <w:tcPr>
+            <w:tcW w:type="dxa" w:w="1300"/>
+            <w:tcBorders>
+              <w:top w:val="single" w:color="000000" w:sz="4"/>
+              <w:left w:val="single" w:color="000000" w:sz="4"/>
+              <w:bottom w:val="single" w:color="000000" w:sz="4"/>
+              <w:right w:val="single" w:color="000000" w:sz="4"/>
+            </w:tcBorders>
+            <w:tcMar>
+              <w:top w:type="dxa" w:w="20"/>
+              <w:left w:type="dxa" w:w="60"/>
+              <w:bottom w:type="dxa" w:w="20"/>
+              <w:right w:type="dxa" w:w="60"/>
+            </w:tcMar>
+            <w:vAlign w:val="center"/>
+          </w:tcPr>
+          <w:p>
+            <w:pPr>
+              <w:jc w:val="center"/>
+            </w:pPr>
+            <w:r>
+              <w:rPr>
+                <w:rFonts w:ascii="Arial" w:cs="Arial" w:eastAsia="Arial" w:hAnsi="Arial"/>
+                <w:b/>
+                <w:bCs/>
+                <w:color w:val="000000"/>
+                <w:sz w:val="15"/>
+                <w:szCs w:val="15"/>
+              </w:rPr>
+              <w:t xml:space="preserve">113 034</w:t>
+            </w:r>
+          </w:p>
+        </w:tc>
+        <w:tc>
+          <w:tcPr>
+            <w:tcW w:type="dxa" w:w="3300"/>
+            <w:tcBorders>
+              <w:top w:val="single" w:color="000000" w:sz="4"/>
+              <w:left w:val="single" w:color="000000" w:sz="4"/>
+              <w:bottom w:val="single" w:color="000000" w:sz="4"/>
+              <w:right w:val="single" w:color="000000" w:sz="4"/>
+            </w:tcBorders>
+            <w:tcMar>
+              <w:top w:type="dxa" w:w="20"/>
+              <w:left w:type="dxa" w:w="60"/>
+              <w:bottom w:type="dxa" w:w="20"/>
+              <w:right w:type="dxa" w:w="60"/>
+            </w:tcMar>
+            <w:vAlign w:val="center"/>
+          </w:tcPr>
+          <w:p>
+            <w:pPr>
+              <w:jc w:val="center"/>
+            </w:pPr>
+            <w:r>
+              <w:rPr>
+                <w:rFonts w:ascii="Arial" w:cs="Arial" w:eastAsia="Arial" w:hAnsi="Arial"/>
+                <w:b/>
+                <w:bCs/>
+                <w:color w:val="000000"/>
+                <w:sz w:val="15"/>
+                <w:szCs w:val="15"/>
+              </w:rPr>
+              <w:t xml:space="preserve">Cálculo propio</w:t>
+            </w:r>
+          </w:p>
+        </w:tc>
+      </w:tr>
+    </w:tbl>
+    <w:p>
+      <w:pPr>
+        <w:spacing w:after="160"/>
+        <w:ind w:left="300"/>
+      </w:pPr>
+      <w:r>
+        <w:rPr>
+          <w:rFonts w:ascii="Arial" w:cs="Arial" w:eastAsia="Arial" w:hAnsi="Arial"/>
+          <w:b/>
+          <w:bCs/>
+          <w:i/>
+          <w:iCs/>
+          <w:sz w:val="14"/>
+          <w:szCs w:val="14"/>
+        </w:rPr>
+        <w:t xml:space="preserve">Nota: se usa el tramo de 15 a 24 años de la ENDES como aproximación al rango de 16 a 25 años del criterio. No se incluye el NSE B por no contar con su valor separado del A; su inclusión elevaría la población objetivo.</w:t>
+      </w:r>
+    </w:p>
+    <w:p>
+      <w:pPr>
+        <w:keepNext/>
+        <w:spacing w:after="60" w:before="160"/>
+        <w:jc w:val="center"/>
+      </w:pPr>
+      <w:r>
+        <w:rPr>
+          <w:rFonts w:ascii="Calibri" w:cs="Calibri" w:eastAsia="Calibri" w:hAnsi="Calibri"/>
+          <w:sz w:val="22"/>
+          <w:szCs w:val="22"/>
+        </w:rPr>
+        <w:t xml:space="preserve">Tabla 3. Población objetivo proyectada (2027-2033)</w:t>
       </w:r>
     </w:p>
     <w:tbl>
@@ -2876,7 +4337,7 @@
                 <w:sz w:val="15"/>
                 <w:szCs w:val="15"/>
               </w:rPr>
-              <w:t xml:space="preserve">2019</w:t>
+              <w:t xml:space="preserve">2027</w:t>
             </w:r>
           </w:p>
         </w:tc>
@@ -2911,7 +4372,7 @@
                 <w:sz w:val="15"/>
                 <w:szCs w:val="15"/>
               </w:rPr>
-              <w:t xml:space="preserve">2020</w:t>
+              <w:t xml:space="preserve">2028</w:t>
             </w:r>
           </w:p>
         </w:tc>
@@ -2946,7 +4407,7 @@
                 <w:sz w:val="15"/>
                 <w:szCs w:val="15"/>
               </w:rPr>
-              <w:t xml:space="preserve">2021</w:t>
+              <w:t xml:space="preserve">2029</w:t>
             </w:r>
           </w:p>
         </w:tc>
@@ -2981,7 +4442,7 @@
                 <w:sz w:val="15"/>
                 <w:szCs w:val="15"/>
               </w:rPr>
-              <w:t xml:space="preserve">2022</w:t>
+              <w:t xml:space="preserve">2030</w:t>
             </w:r>
           </w:p>
         </w:tc>
@@ -3016,7 +4477,7 @@
                 <w:sz w:val="15"/>
                 <w:szCs w:val="15"/>
               </w:rPr>
-              <w:t xml:space="preserve">2023</w:t>
+              <w:t xml:space="preserve">2031</w:t>
             </w:r>
           </w:p>
         </w:tc>
@@ -3051,7 +4512,7 @@
                 <w:sz w:val="15"/>
                 <w:szCs w:val="15"/>
               </w:rPr>
-              <w:t xml:space="preserve">2024</w:t>
+              <w:t xml:space="preserve">2032</w:t>
             </w:r>
           </w:p>
         </w:tc>
@@ -3086,7 +4547,7 @@
                 <w:sz w:val="15"/>
                 <w:szCs w:val="15"/>
               </w:rPr>
-              <w:t xml:space="preserve">2025*</w:t>
+              <w:t xml:space="preserve">2033</w:t>
             </w:r>
           </w:p>
         </w:tc>
@@ -3125,7 +4586,7 @@
                 <w:sz w:val="15"/>
                 <w:szCs w:val="15"/>
               </w:rPr>
-              <w:t xml:space="preserve">Población de los niveles BCD en Lambayeque</w:t>
+              <w:t xml:space="preserve">Población objetivo proyectada</w:t>
             </w:r>
           </w:p>
         </w:tc>
@@ -3150,6 +4611,17 @@
             <w:pPr>
               <w:jc w:val="center"/>
             </w:pPr>
+            <w:r>
+              <w:rPr>
+                <w:rFonts w:ascii="Arial" w:cs="Arial" w:eastAsia="Arial" w:hAnsi="Arial"/>
+                <w:b/>
+                <w:bCs/>
+                <w:color w:val="000000"/>
+                <w:sz w:val="15"/>
+                <w:szCs w:val="15"/>
+              </w:rPr>
+              <w:t xml:space="preserve">115 424</w:t>
+            </w:r>
           </w:p>
         </w:tc>
         <w:tc>
@@ -3173,6 +4645,17 @@
             <w:pPr>
               <w:jc w:val="center"/>
             </w:pPr>
+            <w:r>
+              <w:rPr>
+                <w:rFonts w:ascii="Arial" w:cs="Arial" w:eastAsia="Arial" w:hAnsi="Arial"/>
+                <w:b/>
+                <w:bCs/>
+                <w:color w:val="000000"/>
+                <w:sz w:val="15"/>
+                <w:szCs w:val="15"/>
+              </w:rPr>
+              <w:t xml:space="preserve">116 232</w:t>
+            </w:r>
           </w:p>
         </w:tc>
         <w:tc>
@@ -3196,6 +4679,17 @@
             <w:pPr>
               <w:jc w:val="center"/>
             </w:pPr>
+            <w:r>
+              <w:rPr>
+                <w:rFonts w:ascii="Arial" w:cs="Arial" w:eastAsia="Arial" w:hAnsi="Arial"/>
+                <w:b/>
+                <w:bCs/>
+                <w:color w:val="000000"/>
+                <w:sz w:val="15"/>
+                <w:szCs w:val="15"/>
+              </w:rPr>
+              <w:t xml:space="preserve">117 046</w:t>
+            </w:r>
           </w:p>
         </w:tc>
         <w:tc>
@@ -3219,6 +4713,17 @@
             <w:pPr>
               <w:jc w:val="center"/>
             </w:pPr>
+            <w:r>
+              <w:rPr>
+                <w:rFonts w:ascii="Arial" w:cs="Arial" w:eastAsia="Arial" w:hAnsi="Arial"/>
+                <w:b/>
+                <w:bCs/>
+                <w:color w:val="000000"/>
+                <w:sz w:val="15"/>
+                <w:szCs w:val="15"/>
+              </w:rPr>
+              <w:t xml:space="preserve">117 865</w:t>
+            </w:r>
           </w:p>
         </w:tc>
         <w:tc>
@@ -3242,6 +4747,17 @@
             <w:pPr>
               <w:jc w:val="center"/>
             </w:pPr>
+            <w:r>
+              <w:rPr>
+                <w:rFonts w:ascii="Arial" w:cs="Arial" w:eastAsia="Arial" w:hAnsi="Arial"/>
+                <w:b/>
+                <w:bCs/>
+                <w:color w:val="000000"/>
+                <w:sz w:val="15"/>
+                <w:szCs w:val="15"/>
+              </w:rPr>
+              <w:t xml:space="preserve">118 690</w:t>
+            </w:r>
           </w:p>
         </w:tc>
         <w:tc>
@@ -3265,6 +4781,17 @@
             <w:pPr>
               <w:jc w:val="center"/>
             </w:pPr>
+            <w:r>
+              <w:rPr>
+                <w:rFonts w:ascii="Arial" w:cs="Arial" w:eastAsia="Arial" w:hAnsi="Arial"/>
+                <w:b/>
+                <w:bCs/>
+                <w:color w:val="000000"/>
+                <w:sz w:val="15"/>
+                <w:szCs w:val="15"/>
+              </w:rPr>
+              <w:t xml:space="preserve">119 521</w:t>
+            </w:r>
           </w:p>
         </w:tc>
         <w:tc>
@@ -3288,206 +4815,17 @@
             <w:pPr>
               <w:jc w:val="center"/>
             </w:pPr>
-          </w:p>
-        </w:tc>
-      </w:tr>
-      <w:tr>
-        <w:trPr>
-          <w:cantSplit/>
-        </w:trPr>
-        <w:tc>
-          <w:tcPr>
-            <w:tcW w:type="dxa" w:w="2700"/>
-            <w:tcBorders>
-              <w:top w:val="single" w:color="000000" w:sz="4"/>
-              <w:left w:val="single" w:color="000000" w:sz="4"/>
-              <w:bottom w:val="single" w:color="000000" w:sz="4"/>
-              <w:right w:val="single" w:color="000000" w:sz="4"/>
-            </w:tcBorders>
-            <w:tcMar>
-              <w:top w:type="dxa" w:w="20"/>
-              <w:left w:type="dxa" w:w="60"/>
-              <w:bottom w:type="dxa" w:w="20"/>
-              <w:right w:type="dxa" w:w="60"/>
-            </w:tcMar>
-            <w:vAlign w:val="center"/>
-          </w:tcPr>
-          <w:p>
-            <w:pPr>
-              <w:jc w:val="left"/>
-            </w:pPr>
-            <w:r>
-              <w:rPr>
-                <w:rFonts w:ascii="Arial" w:cs="Arial" w:eastAsia="Arial" w:hAnsi="Arial"/>
-                <w:b/>
-                <w:bCs/>
-                <w:color w:val="000000"/>
-                <w:sz w:val="15"/>
-                <w:szCs w:val="15"/>
-              </w:rPr>
-              <w:t xml:space="preserve">% de la población de Lambayeque</w:t>
-            </w:r>
-          </w:p>
-        </w:tc>
-        <w:tc>
-          <w:tcPr>
-            <w:tcW w:type="dxa" w:w="820"/>
-            <w:tcBorders>
-              <w:top w:val="single" w:color="000000" w:sz="4"/>
-              <w:left w:val="single" w:color="000000" w:sz="4"/>
-              <w:bottom w:val="single" w:color="000000" w:sz="4"/>
-              <w:right w:val="single" w:color="000000" w:sz="4"/>
-            </w:tcBorders>
-            <w:tcMar>
-              <w:top w:type="dxa" w:w="20"/>
-              <w:left w:type="dxa" w:w="60"/>
-              <w:bottom w:type="dxa" w:w="20"/>
-              <w:right w:type="dxa" w:w="60"/>
-            </w:tcMar>
-            <w:vAlign w:val="center"/>
-          </w:tcPr>
-          <w:p>
-            <w:pPr>
-              <w:jc w:val="center"/>
-            </w:pPr>
-          </w:p>
-        </w:tc>
-        <w:tc>
-          <w:tcPr>
-            <w:tcW w:type="dxa" w:w="820"/>
-            <w:tcBorders>
-              <w:top w:val="single" w:color="000000" w:sz="4"/>
-              <w:left w:val="single" w:color="000000" w:sz="4"/>
-              <w:bottom w:val="single" w:color="000000" w:sz="4"/>
-              <w:right w:val="single" w:color="000000" w:sz="4"/>
-            </w:tcBorders>
-            <w:tcMar>
-              <w:top w:type="dxa" w:w="20"/>
-              <w:left w:type="dxa" w:w="60"/>
-              <w:bottom w:type="dxa" w:w="20"/>
-              <w:right w:type="dxa" w:w="60"/>
-            </w:tcMar>
-            <w:vAlign w:val="center"/>
-          </w:tcPr>
-          <w:p>
-            <w:pPr>
-              <w:jc w:val="center"/>
-            </w:pPr>
-          </w:p>
-        </w:tc>
-        <w:tc>
-          <w:tcPr>
-            <w:tcW w:type="dxa" w:w="820"/>
-            <w:tcBorders>
-              <w:top w:val="single" w:color="000000" w:sz="4"/>
-              <w:left w:val="single" w:color="000000" w:sz="4"/>
-              <w:bottom w:val="single" w:color="000000" w:sz="4"/>
-              <w:right w:val="single" w:color="000000" w:sz="4"/>
-            </w:tcBorders>
-            <w:tcMar>
-              <w:top w:type="dxa" w:w="20"/>
-              <w:left w:type="dxa" w:w="60"/>
-              <w:bottom w:type="dxa" w:w="20"/>
-              <w:right w:type="dxa" w:w="60"/>
-            </w:tcMar>
-            <w:vAlign w:val="center"/>
-          </w:tcPr>
-          <w:p>
-            <w:pPr>
-              <w:jc w:val="center"/>
-            </w:pPr>
-          </w:p>
-        </w:tc>
-        <w:tc>
-          <w:tcPr>
-            <w:tcW w:type="dxa" w:w="820"/>
-            <w:tcBorders>
-              <w:top w:val="single" w:color="000000" w:sz="4"/>
-              <w:left w:val="single" w:color="000000" w:sz="4"/>
-              <w:bottom w:val="single" w:color="000000" w:sz="4"/>
-              <w:right w:val="single" w:color="000000" w:sz="4"/>
-            </w:tcBorders>
-            <w:tcMar>
-              <w:top w:type="dxa" w:w="20"/>
-              <w:left w:type="dxa" w:w="60"/>
-              <w:bottom w:type="dxa" w:w="20"/>
-              <w:right w:type="dxa" w:w="60"/>
-            </w:tcMar>
-            <w:vAlign w:val="center"/>
-          </w:tcPr>
-          <w:p>
-            <w:pPr>
-              <w:jc w:val="center"/>
-            </w:pPr>
-          </w:p>
-        </w:tc>
-        <w:tc>
-          <w:tcPr>
-            <w:tcW w:type="dxa" w:w="820"/>
-            <w:tcBorders>
-              <w:top w:val="single" w:color="000000" w:sz="4"/>
-              <w:left w:val="single" w:color="000000" w:sz="4"/>
-              <w:bottom w:val="single" w:color="000000" w:sz="4"/>
-              <w:right w:val="single" w:color="000000" w:sz="4"/>
-            </w:tcBorders>
-            <w:tcMar>
-              <w:top w:type="dxa" w:w="20"/>
-              <w:left w:type="dxa" w:w="60"/>
-              <w:bottom w:type="dxa" w:w="20"/>
-              <w:right w:type="dxa" w:w="60"/>
-            </w:tcMar>
-            <w:vAlign w:val="center"/>
-          </w:tcPr>
-          <w:p>
-            <w:pPr>
-              <w:jc w:val="center"/>
-            </w:pPr>
-          </w:p>
-        </w:tc>
-        <w:tc>
-          <w:tcPr>
-            <w:tcW w:type="dxa" w:w="820"/>
-            <w:tcBorders>
-              <w:top w:val="single" w:color="000000" w:sz="4"/>
-              <w:left w:val="single" w:color="000000" w:sz="4"/>
-              <w:bottom w:val="single" w:color="000000" w:sz="4"/>
-              <w:right w:val="single" w:color="000000" w:sz="4"/>
-            </w:tcBorders>
-            <w:tcMar>
-              <w:top w:type="dxa" w:w="20"/>
-              <w:left w:type="dxa" w:w="60"/>
-              <w:bottom w:type="dxa" w:w="20"/>
-              <w:right w:type="dxa" w:w="60"/>
-            </w:tcMar>
-            <w:vAlign w:val="center"/>
-          </w:tcPr>
-          <w:p>
-            <w:pPr>
-              <w:jc w:val="center"/>
-            </w:pPr>
-          </w:p>
-        </w:tc>
-        <w:tc>
-          <w:tcPr>
-            <w:tcW w:type="dxa" w:w="820"/>
-            <w:tcBorders>
-              <w:top w:val="single" w:color="000000" w:sz="4"/>
-              <w:left w:val="single" w:color="000000" w:sz="4"/>
-              <w:bottom w:val="single" w:color="000000" w:sz="4"/>
-              <w:right w:val="single" w:color="000000" w:sz="4"/>
-            </w:tcBorders>
-            <w:tcMar>
-              <w:top w:type="dxa" w:w="20"/>
-              <w:left w:type="dxa" w:w="60"/>
-              <w:bottom w:type="dxa" w:w="20"/>
-              <w:right w:type="dxa" w:w="60"/>
-            </w:tcMar>
-            <w:vAlign w:val="center"/>
-          </w:tcPr>
-          <w:p>
-            <w:pPr>
-              <w:jc w:val="center"/>
-            </w:pPr>
+            <w:r>
+              <w:rPr>
+                <w:rFonts w:ascii="Arial" w:cs="Arial" w:eastAsia="Arial" w:hAnsi="Arial"/>
+                <w:b/>
+                <w:bCs/>
+                <w:color w:val="000000"/>
+                <w:sz w:val="15"/>
+                <w:szCs w:val="15"/>
+              </w:rPr>
+              <w:t xml:space="preserve">120 357</w:t>
+            </w:r>
           </w:p>
         </w:tc>
       </w:tr>
@@ -3507,20 +4845,7 @@
           <w:sz w:val="14"/>
           <w:szCs w:val="14"/>
         </w:rPr>
-        <w:t xml:space="preserve">Fuente: INEI – ENAHO; APEIM. * Proyectado. </w:t>
-      </w:r>
-      <w:r>
-        <w:rPr>
-          <w:rFonts w:ascii="Arial" w:cs="Arial" w:eastAsia="Arial" w:hAnsi="Arial"/>
-          <w:b/>
-          <w:bCs/>
-          <w:i/>
-          <w:iCs/>
-          <w:sz w:val="14"/>
-          <w:szCs w:val="14"/>
-          <w:shd w:fill="FFFF00" w:color="auto" w:val="clear"/>
-        </w:rPr>
-        <w:t xml:space="preserve">[DATO PENDIENTE]</w:t>
+        <w:t xml:space="preserve">Fuente: elaboración propia. Proyección con la tasa de crecimiento poblacional intercensal 2007-2017 de Lambayeque (0,7 % anual; BCRP, p. 2).</w:t>
       </w:r>
     </w:p>
     <w:p>
@@ -3535,7 +4860,7 @@
           <w:sz w:val="22"/>
           <w:szCs w:val="22"/>
         </w:rPr>
-        <w:t xml:space="preserve">Tabla 2. Evolución de la población de 16 a 25 años en los niveles socioeconómicos B, C y D de Lambayeque</w:t>
+        <w:t xml:space="preserve">Tabla 4. Demanda proyectada de la carrera de Farmacia y Bioquímica por el público objetivo 2027-2033 (escenarios)</w:t>
       </w:r>
     </w:p>
     <w:tbl>
@@ -3587,6 +4912,17 @@
             <w:pPr>
               <w:jc w:val="center"/>
             </w:pPr>
+            <w:r>
+              <w:rPr>
+                <w:rFonts w:ascii="Arial" w:cs="Arial" w:eastAsia="Arial" w:hAnsi="Arial"/>
+                <w:b/>
+                <w:bCs/>
+                <w:color w:val="FFFFFF"/>
+                <w:sz w:val="15"/>
+                <w:szCs w:val="15"/>
+              </w:rPr>
+              <w:t xml:space="preserve">Escenario de interés</w:t>
+            </w:r>
           </w:p>
         </w:tc>
         <w:tc>
@@ -3620,7 +4956,7 @@
                 <w:sz w:val="15"/>
                 <w:szCs w:val="15"/>
               </w:rPr>
-              <w:t xml:space="preserve">2019</w:t>
+              <w:t xml:space="preserve">2027</w:t>
             </w:r>
           </w:p>
         </w:tc>
@@ -3655,7 +4991,7 @@
                 <w:sz w:val="15"/>
                 <w:szCs w:val="15"/>
               </w:rPr>
-              <w:t xml:space="preserve">2020</w:t>
+              <w:t xml:space="preserve">2028</w:t>
             </w:r>
           </w:p>
         </w:tc>
@@ -3690,7 +5026,7 @@
                 <w:sz w:val="15"/>
                 <w:szCs w:val="15"/>
               </w:rPr>
-              <w:t xml:space="preserve">2021</w:t>
+              <w:t xml:space="preserve">2029</w:t>
             </w:r>
           </w:p>
         </w:tc>
@@ -3725,7 +5061,7 @@
                 <w:sz w:val="15"/>
                 <w:szCs w:val="15"/>
               </w:rPr>
-              <w:t xml:space="preserve">2022</w:t>
+              <w:t xml:space="preserve">2030</w:t>
             </w:r>
           </w:p>
         </w:tc>
@@ -3760,7 +5096,7 @@
                 <w:sz w:val="15"/>
                 <w:szCs w:val="15"/>
               </w:rPr>
-              <w:t xml:space="preserve">2023</w:t>
+              <w:t xml:space="preserve">2031</w:t>
             </w:r>
           </w:p>
         </w:tc>
@@ -3795,7 +5131,7 @@
                 <w:sz w:val="15"/>
                 <w:szCs w:val="15"/>
               </w:rPr>
-              <w:t xml:space="preserve">2024</w:t>
+              <w:t xml:space="preserve">2032</w:t>
             </w:r>
           </w:p>
         </w:tc>
@@ -3830,7 +5166,7 @@
                 <w:sz w:val="15"/>
                 <w:szCs w:val="15"/>
               </w:rPr>
-              <w:t xml:space="preserve">2025*</w:t>
+              <w:t xml:space="preserve">2033</w:t>
             </w:r>
           </w:p>
         </w:tc>
@@ -3869,7 +5205,7 @@
                 <w:sz w:val="15"/>
                 <w:szCs w:val="15"/>
               </w:rPr>
-              <w:t xml:space="preserve">Población de 16-25 años NSE BCD</w:t>
+              <w:t xml:space="preserve">Conservador (1 %)</w:t>
             </w:r>
           </w:p>
         </w:tc>
@@ -3894,6 +5230,17 @@
             <w:pPr>
               <w:jc w:val="center"/>
             </w:pPr>
+            <w:r>
+              <w:rPr>
+                <w:rFonts w:ascii="Arial" w:cs="Arial" w:eastAsia="Arial" w:hAnsi="Arial"/>
+                <w:b/>
+                <w:bCs/>
+                <w:color w:val="000000"/>
+                <w:sz w:val="15"/>
+                <w:szCs w:val="15"/>
+              </w:rPr>
+              <w:t xml:space="preserve">1 154</w:t>
+            </w:r>
           </w:p>
         </w:tc>
         <w:tc>
@@ -3917,6 +5264,17 @@
             <w:pPr>
               <w:jc w:val="center"/>
             </w:pPr>
+            <w:r>
+              <w:rPr>
+                <w:rFonts w:ascii="Arial" w:cs="Arial" w:eastAsia="Arial" w:hAnsi="Arial"/>
+                <w:b/>
+                <w:bCs/>
+                <w:color w:val="000000"/>
+                <w:sz w:val="15"/>
+                <w:szCs w:val="15"/>
+              </w:rPr>
+              <w:t xml:space="preserve">1 162</w:t>
+            </w:r>
           </w:p>
         </w:tc>
         <w:tc>
@@ -3940,6 +5298,17 @@
             <w:pPr>
               <w:jc w:val="center"/>
             </w:pPr>
+            <w:r>
+              <w:rPr>
+                <w:rFonts w:ascii="Arial" w:cs="Arial" w:eastAsia="Arial" w:hAnsi="Arial"/>
+                <w:b/>
+                <w:bCs/>
+                <w:color w:val="000000"/>
+                <w:sz w:val="15"/>
+                <w:szCs w:val="15"/>
+              </w:rPr>
+              <w:t xml:space="preserve">1 170</w:t>
+            </w:r>
           </w:p>
         </w:tc>
         <w:tc>
@@ -3963,6 +5332,17 @@
             <w:pPr>
               <w:jc w:val="center"/>
             </w:pPr>
+            <w:r>
+              <w:rPr>
+                <w:rFonts w:ascii="Arial" w:cs="Arial" w:eastAsia="Arial" w:hAnsi="Arial"/>
+                <w:b/>
+                <w:bCs/>
+                <w:color w:val="000000"/>
+                <w:sz w:val="15"/>
+                <w:szCs w:val="15"/>
+              </w:rPr>
+              <w:t xml:space="preserve">1 179</w:t>
+            </w:r>
           </w:p>
         </w:tc>
         <w:tc>
@@ -3986,6 +5366,17 @@
             <w:pPr>
               <w:jc w:val="center"/>
             </w:pPr>
+            <w:r>
+              <w:rPr>
+                <w:rFonts w:ascii="Arial" w:cs="Arial" w:eastAsia="Arial" w:hAnsi="Arial"/>
+                <w:b/>
+                <w:bCs/>
+                <w:color w:val="000000"/>
+                <w:sz w:val="15"/>
+                <w:szCs w:val="15"/>
+              </w:rPr>
+              <w:t xml:space="preserve">1 187</w:t>
+            </w:r>
           </w:p>
         </w:tc>
         <w:tc>
@@ -4009,6 +5400,17 @@
             <w:pPr>
               <w:jc w:val="center"/>
             </w:pPr>
+            <w:r>
+              <w:rPr>
+                <w:rFonts w:ascii="Arial" w:cs="Arial" w:eastAsia="Arial" w:hAnsi="Arial"/>
+                <w:b/>
+                <w:bCs/>
+                <w:color w:val="000000"/>
+                <w:sz w:val="15"/>
+                <w:szCs w:val="15"/>
+              </w:rPr>
+              <w:t xml:space="preserve">1 195</w:t>
+            </w:r>
           </w:p>
         </w:tc>
         <w:tc>
@@ -4032,6 +5434,17 @@
             <w:pPr>
               <w:jc w:val="center"/>
             </w:pPr>
+            <w:r>
+              <w:rPr>
+                <w:rFonts w:ascii="Arial" w:cs="Arial" w:eastAsia="Arial" w:hAnsi="Arial"/>
+                <w:b/>
+                <w:bCs/>
+                <w:color w:val="000000"/>
+                <w:sz w:val="15"/>
+                <w:szCs w:val="15"/>
+              </w:rPr>
+              <w:t xml:space="preserve">1 204</w:t>
+            </w:r>
           </w:p>
         </w:tc>
       </w:tr>
@@ -4069,7 +5482,7 @@
                 <w:sz w:val="15"/>
                 <w:szCs w:val="15"/>
               </w:rPr>
-              <w:t xml:space="preserve">% de la población de Lambayeque</w:t>
+              <w:t xml:space="preserve">Medio (2 %)</w:t>
             </w:r>
           </w:p>
         </w:tc>
@@ -4094,6 +5507,17 @@
             <w:pPr>
               <w:jc w:val="center"/>
             </w:pPr>
+            <w:r>
+              <w:rPr>
+                <w:rFonts w:ascii="Arial" w:cs="Arial" w:eastAsia="Arial" w:hAnsi="Arial"/>
+                <w:b/>
+                <w:bCs/>
+                <w:color w:val="000000"/>
+                <w:sz w:val="15"/>
+                <w:szCs w:val="15"/>
+              </w:rPr>
+              <w:t xml:space="preserve">2 308</w:t>
+            </w:r>
           </w:p>
         </w:tc>
         <w:tc>
@@ -4117,6 +5541,17 @@
             <w:pPr>
               <w:jc w:val="center"/>
             </w:pPr>
+            <w:r>
+              <w:rPr>
+                <w:rFonts w:ascii="Arial" w:cs="Arial" w:eastAsia="Arial" w:hAnsi="Arial"/>
+                <w:b/>
+                <w:bCs/>
+                <w:color w:val="000000"/>
+                <w:sz w:val="15"/>
+                <w:szCs w:val="15"/>
+              </w:rPr>
+              <w:t xml:space="preserve">2 325</w:t>
+            </w:r>
           </w:p>
         </w:tc>
         <w:tc>
@@ -4140,6 +5575,17 @@
             <w:pPr>
               <w:jc w:val="center"/>
             </w:pPr>
+            <w:r>
+              <w:rPr>
+                <w:rFonts w:ascii="Arial" w:cs="Arial" w:eastAsia="Arial" w:hAnsi="Arial"/>
+                <w:b/>
+                <w:bCs/>
+                <w:color w:val="000000"/>
+                <w:sz w:val="15"/>
+                <w:szCs w:val="15"/>
+              </w:rPr>
+              <w:t xml:space="preserve">2 341</w:t>
+            </w:r>
           </w:p>
         </w:tc>
         <w:tc>
@@ -4163,6 +5609,17 @@
             <w:pPr>
               <w:jc w:val="center"/>
             </w:pPr>
+            <w:r>
+              <w:rPr>
+                <w:rFonts w:ascii="Arial" w:cs="Arial" w:eastAsia="Arial" w:hAnsi="Arial"/>
+                <w:b/>
+                <w:bCs/>
+                <w:color w:val="000000"/>
+                <w:sz w:val="15"/>
+                <w:szCs w:val="15"/>
+              </w:rPr>
+              <w:t xml:space="preserve">2 357</w:t>
+            </w:r>
           </w:p>
         </w:tc>
         <w:tc>
@@ -4186,6 +5643,17 @@
             <w:pPr>
               <w:jc w:val="center"/>
             </w:pPr>
+            <w:r>
+              <w:rPr>
+                <w:rFonts w:ascii="Arial" w:cs="Arial" w:eastAsia="Arial" w:hAnsi="Arial"/>
+                <w:b/>
+                <w:bCs/>
+                <w:color w:val="000000"/>
+                <w:sz w:val="15"/>
+                <w:szCs w:val="15"/>
+              </w:rPr>
+              <w:t xml:space="preserve">2 374</w:t>
+            </w:r>
           </w:p>
         </w:tc>
         <w:tc>
@@ -4209,6 +5677,17 @@
             <w:pPr>
               <w:jc w:val="center"/>
             </w:pPr>
+            <w:r>
+              <w:rPr>
+                <w:rFonts w:ascii="Arial" w:cs="Arial" w:eastAsia="Arial" w:hAnsi="Arial"/>
+                <w:b/>
+                <w:bCs/>
+                <w:color w:val="000000"/>
+                <w:sz w:val="15"/>
+                <w:szCs w:val="15"/>
+              </w:rPr>
+              <w:t xml:space="preserve">2 390</w:t>
+            </w:r>
           </w:p>
         </w:tc>
         <w:tc>
@@ -4232,6 +5711,294 @@
             <w:pPr>
               <w:jc w:val="center"/>
             </w:pPr>
+            <w:r>
+              <w:rPr>
+                <w:rFonts w:ascii="Arial" w:cs="Arial" w:eastAsia="Arial" w:hAnsi="Arial"/>
+                <w:b/>
+                <w:bCs/>
+                <w:color w:val="000000"/>
+                <w:sz w:val="15"/>
+                <w:szCs w:val="15"/>
+              </w:rPr>
+              <w:t xml:space="preserve">2 407</w:t>
+            </w:r>
+          </w:p>
+        </w:tc>
+      </w:tr>
+      <w:tr>
+        <w:trPr>
+          <w:cantSplit/>
+        </w:trPr>
+        <w:tc>
+          <w:tcPr>
+            <w:tcW w:type="dxa" w:w="2700"/>
+            <w:tcBorders>
+              <w:top w:val="single" w:color="000000" w:sz="4"/>
+              <w:left w:val="single" w:color="000000" w:sz="4"/>
+              <w:bottom w:val="single" w:color="000000" w:sz="4"/>
+              <w:right w:val="single" w:color="000000" w:sz="4"/>
+            </w:tcBorders>
+            <w:tcMar>
+              <w:top w:type="dxa" w:w="20"/>
+              <w:left w:type="dxa" w:w="60"/>
+              <w:bottom w:type="dxa" w:w="20"/>
+              <w:right w:type="dxa" w:w="60"/>
+            </w:tcMar>
+            <w:vAlign w:val="center"/>
+          </w:tcPr>
+          <w:p>
+            <w:pPr>
+              <w:jc w:val="left"/>
+            </w:pPr>
+            <w:r>
+              <w:rPr>
+                <w:rFonts w:ascii="Arial" w:cs="Arial" w:eastAsia="Arial" w:hAnsi="Arial"/>
+                <w:b/>
+                <w:bCs/>
+                <w:color w:val="000000"/>
+                <w:sz w:val="15"/>
+                <w:szCs w:val="15"/>
+              </w:rPr>
+              <w:t xml:space="preserve">Alto (3 %)</w:t>
+            </w:r>
+          </w:p>
+        </w:tc>
+        <w:tc>
+          <w:tcPr>
+            <w:tcW w:type="dxa" w:w="820"/>
+            <w:tcBorders>
+              <w:top w:val="single" w:color="000000" w:sz="4"/>
+              <w:left w:val="single" w:color="000000" w:sz="4"/>
+              <w:bottom w:val="single" w:color="000000" w:sz="4"/>
+              <w:right w:val="single" w:color="000000" w:sz="4"/>
+            </w:tcBorders>
+            <w:tcMar>
+              <w:top w:type="dxa" w:w="20"/>
+              <w:left w:type="dxa" w:w="60"/>
+              <w:bottom w:type="dxa" w:w="20"/>
+              <w:right w:type="dxa" w:w="60"/>
+            </w:tcMar>
+            <w:vAlign w:val="center"/>
+          </w:tcPr>
+          <w:p>
+            <w:pPr>
+              <w:jc w:val="center"/>
+            </w:pPr>
+            <w:r>
+              <w:rPr>
+                <w:rFonts w:ascii="Arial" w:cs="Arial" w:eastAsia="Arial" w:hAnsi="Arial"/>
+                <w:b/>
+                <w:bCs/>
+                <w:color w:val="000000"/>
+                <w:sz w:val="15"/>
+                <w:szCs w:val="15"/>
+              </w:rPr>
+              <w:t xml:space="preserve">3 463</w:t>
+            </w:r>
+          </w:p>
+        </w:tc>
+        <w:tc>
+          <w:tcPr>
+            <w:tcW w:type="dxa" w:w="820"/>
+            <w:tcBorders>
+              <w:top w:val="single" w:color="000000" w:sz="4"/>
+              <w:left w:val="single" w:color="000000" w:sz="4"/>
+              <w:bottom w:val="single" w:color="000000" w:sz="4"/>
+              <w:right w:val="single" w:color="000000" w:sz="4"/>
+            </w:tcBorders>
+            <w:tcMar>
+              <w:top w:type="dxa" w:w="20"/>
+              <w:left w:type="dxa" w:w="60"/>
+              <w:bottom w:type="dxa" w:w="20"/>
+              <w:right w:type="dxa" w:w="60"/>
+            </w:tcMar>
+            <w:vAlign w:val="center"/>
+          </w:tcPr>
+          <w:p>
+            <w:pPr>
+              <w:jc w:val="center"/>
+            </w:pPr>
+            <w:r>
+              <w:rPr>
+                <w:rFonts w:ascii="Arial" w:cs="Arial" w:eastAsia="Arial" w:hAnsi="Arial"/>
+                <w:b/>
+                <w:bCs/>
+                <w:color w:val="000000"/>
+                <w:sz w:val="15"/>
+                <w:szCs w:val="15"/>
+              </w:rPr>
+              <w:t xml:space="preserve">3 487</w:t>
+            </w:r>
+          </w:p>
+        </w:tc>
+        <w:tc>
+          <w:tcPr>
+            <w:tcW w:type="dxa" w:w="820"/>
+            <w:tcBorders>
+              <w:top w:val="single" w:color="000000" w:sz="4"/>
+              <w:left w:val="single" w:color="000000" w:sz="4"/>
+              <w:bottom w:val="single" w:color="000000" w:sz="4"/>
+              <w:right w:val="single" w:color="000000" w:sz="4"/>
+            </w:tcBorders>
+            <w:tcMar>
+              <w:top w:type="dxa" w:w="20"/>
+              <w:left w:type="dxa" w:w="60"/>
+              <w:bottom w:type="dxa" w:w="20"/>
+              <w:right w:type="dxa" w:w="60"/>
+            </w:tcMar>
+            <w:vAlign w:val="center"/>
+          </w:tcPr>
+          <w:p>
+            <w:pPr>
+              <w:jc w:val="center"/>
+            </w:pPr>
+            <w:r>
+              <w:rPr>
+                <w:rFonts w:ascii="Arial" w:cs="Arial" w:eastAsia="Arial" w:hAnsi="Arial"/>
+                <w:b/>
+                <w:bCs/>
+                <w:color w:val="000000"/>
+                <w:sz w:val="15"/>
+                <w:szCs w:val="15"/>
+              </w:rPr>
+              <w:t xml:space="preserve">3 511</w:t>
+            </w:r>
+          </w:p>
+        </w:tc>
+        <w:tc>
+          <w:tcPr>
+            <w:tcW w:type="dxa" w:w="820"/>
+            <w:tcBorders>
+              <w:top w:val="single" w:color="000000" w:sz="4"/>
+              <w:left w:val="single" w:color="000000" w:sz="4"/>
+              <w:bottom w:val="single" w:color="000000" w:sz="4"/>
+              <w:right w:val="single" w:color="000000" w:sz="4"/>
+            </w:tcBorders>
+            <w:tcMar>
+              <w:top w:type="dxa" w:w="20"/>
+              <w:left w:type="dxa" w:w="60"/>
+              <w:bottom w:type="dxa" w:w="20"/>
+              <w:right w:type="dxa" w:w="60"/>
+            </w:tcMar>
+            <w:vAlign w:val="center"/>
+          </w:tcPr>
+          <w:p>
+            <w:pPr>
+              <w:jc w:val="center"/>
+            </w:pPr>
+            <w:r>
+              <w:rPr>
+                <w:rFonts w:ascii="Arial" w:cs="Arial" w:eastAsia="Arial" w:hAnsi="Arial"/>
+                <w:b/>
+                <w:bCs/>
+                <w:color w:val="000000"/>
+                <w:sz w:val="15"/>
+                <w:szCs w:val="15"/>
+              </w:rPr>
+              <w:t xml:space="preserve">3 536</w:t>
+            </w:r>
+          </w:p>
+        </w:tc>
+        <w:tc>
+          <w:tcPr>
+            <w:tcW w:type="dxa" w:w="820"/>
+            <w:tcBorders>
+              <w:top w:val="single" w:color="000000" w:sz="4"/>
+              <w:left w:val="single" w:color="000000" w:sz="4"/>
+              <w:bottom w:val="single" w:color="000000" w:sz="4"/>
+              <w:right w:val="single" w:color="000000" w:sz="4"/>
+            </w:tcBorders>
+            <w:tcMar>
+              <w:top w:type="dxa" w:w="20"/>
+              <w:left w:type="dxa" w:w="60"/>
+              <w:bottom w:type="dxa" w:w="20"/>
+              <w:right w:type="dxa" w:w="60"/>
+            </w:tcMar>
+            <w:vAlign w:val="center"/>
+          </w:tcPr>
+          <w:p>
+            <w:pPr>
+              <w:jc w:val="center"/>
+            </w:pPr>
+            <w:r>
+              <w:rPr>
+                <w:rFonts w:ascii="Arial" w:cs="Arial" w:eastAsia="Arial" w:hAnsi="Arial"/>
+                <w:b/>
+                <w:bCs/>
+                <w:color w:val="000000"/>
+                <w:sz w:val="15"/>
+                <w:szCs w:val="15"/>
+              </w:rPr>
+              <w:t xml:space="preserve">3 561</w:t>
+            </w:r>
+          </w:p>
+        </w:tc>
+        <w:tc>
+          <w:tcPr>
+            <w:tcW w:type="dxa" w:w="820"/>
+            <w:tcBorders>
+              <w:top w:val="single" w:color="000000" w:sz="4"/>
+              <w:left w:val="single" w:color="000000" w:sz="4"/>
+              <w:bottom w:val="single" w:color="000000" w:sz="4"/>
+              <w:right w:val="single" w:color="000000" w:sz="4"/>
+            </w:tcBorders>
+            <w:tcMar>
+              <w:top w:type="dxa" w:w="20"/>
+              <w:left w:type="dxa" w:w="60"/>
+              <w:bottom w:type="dxa" w:w="20"/>
+              <w:right w:type="dxa" w:w="60"/>
+            </w:tcMar>
+            <w:vAlign w:val="center"/>
+          </w:tcPr>
+          <w:p>
+            <w:pPr>
+              <w:jc w:val="center"/>
+            </w:pPr>
+            <w:r>
+              <w:rPr>
+                <w:rFonts w:ascii="Arial" w:cs="Arial" w:eastAsia="Arial" w:hAnsi="Arial"/>
+                <w:b/>
+                <w:bCs/>
+                <w:color w:val="000000"/>
+                <w:sz w:val="15"/>
+                <w:szCs w:val="15"/>
+              </w:rPr>
+              <w:t xml:space="preserve">3 586</w:t>
+            </w:r>
+          </w:p>
+        </w:tc>
+        <w:tc>
+          <w:tcPr>
+            <w:tcW w:type="dxa" w:w="820"/>
+            <w:tcBorders>
+              <w:top w:val="single" w:color="000000" w:sz="4"/>
+              <w:left w:val="single" w:color="000000" w:sz="4"/>
+              <w:bottom w:val="single" w:color="000000" w:sz="4"/>
+              <w:right w:val="single" w:color="000000" w:sz="4"/>
+            </w:tcBorders>
+            <w:tcMar>
+              <w:top w:type="dxa" w:w="20"/>
+              <w:left w:type="dxa" w:w="60"/>
+              <w:bottom w:type="dxa" w:w="20"/>
+              <w:right w:type="dxa" w:w="60"/>
+            </w:tcMar>
+            <w:vAlign w:val="center"/>
+          </w:tcPr>
+          <w:p>
+            <w:pPr>
+              <w:jc w:val="center"/>
+            </w:pPr>
+            <w:r>
+              <w:rPr>
+                <w:rFonts w:ascii="Arial" w:cs="Arial" w:eastAsia="Arial" w:hAnsi="Arial"/>
+                <w:b/>
+                <w:bCs/>
+                <w:color w:val="000000"/>
+                <w:sz w:val="15"/>
+                <w:szCs w:val="15"/>
+              </w:rPr>
+              <w:t xml:space="preserve">3 611</w:t>
+            </w:r>
           </w:p>
         </w:tc>
       </w:tr>
@@ -4251,7 +6018,7 @@
           <w:sz w:val="14"/>
           <w:szCs w:val="14"/>
         </w:rPr>
-        <w:t xml:space="preserve">Fuente: INEI – ENAHO. * Proyectado. </w:t>
+        <w:t xml:space="preserve">Fuente: elaboración propia. Porcentajes de interés supuestos: en el estudio DQE Norte 2025 de Arellano, Medicina concentra el 13 % de las preferencias y Farmacia no figura entre las cinco primeras (&lt; 6 %). Reemplazar por el resultado de la encuesta propia </w:t>
       </w:r>
       <w:r>
         <w:rPr>
@@ -4264,7 +6031,262 @@
           <w:szCs w:val="14"/>
           <w:shd w:fill="FFFF00" w:color="auto" w:val="clear"/>
         </w:rPr>
-        <w:t xml:space="preserve">[DATO PENDIENTE]</w:t>
+        <w:t xml:space="preserve">[VERIFICAR]</w:t>
+      </w:r>
+      <w:r>
+        <w:rPr>
+          <w:rFonts w:ascii="Arial" w:cs="Arial" w:eastAsia="Arial" w:hAnsi="Arial"/>
+          <w:b/>
+          <w:bCs/>
+          <w:i/>
+          <w:iCs/>
+          <w:sz w:val="14"/>
+          <w:szCs w:val="14"/>
+        </w:rPr>
+        <w:t xml:space="preserve">.</w:t>
+      </w:r>
+    </w:p>
+    <w:p>
+      <w:pPr>
+        <w:keepNext/>
+        <w:spacing w:after="100" w:before="160" w:line="360"/>
+        <w:jc w:val="both"/>
+      </w:pPr>
+      <w:r>
+        <w:rPr>
+          <w:rFonts w:ascii="Calibri" w:cs="Calibri" w:eastAsia="Calibri" w:hAnsi="Calibri"/>
+          <w:b/>
+          <w:bCs/>
+          <w:sz w:val="24"/>
+          <w:szCs w:val="24"/>
+        </w:rPr>
+        <w:t xml:space="preserve">5.1.1. Validación de las fuentes de mercado e interés vocacional</w:t>
+      </w:r>
+    </w:p>
+    <w:p>
+      <w:pPr>
+        <w:spacing w:after="120" w:line="360"/>
+        <w:jc w:val="both"/>
+      </w:pPr>
+      <w:r>
+        <w:rPr>
+          <w:rFonts w:ascii="Calibri" w:cs="Calibri" w:eastAsia="Calibri" w:hAnsi="Calibri"/>
+          <w:sz w:val="24"/>
+          <w:szCs w:val="24"/>
+        </w:rPr>
+        <w:t xml:space="preserve">Los datos sobre la preferencia vocacional y el posicionamiento institucional se sustentan en tres fuentes principales del sector educativo y laboral peruano:</w:t>
+      </w:r>
+    </w:p>
+    <w:p>
+      <w:pPr>
+        <w:spacing w:after="120" w:line="360"/>
+        <w:jc w:val="both"/>
+      </w:pPr>
+      <w:r>
+        <w:rPr>
+          <w:rFonts w:ascii="Calibri" w:cs="Calibri" w:eastAsia="Calibri" w:hAnsi="Calibri"/>
+          <w:b/>
+          <w:bCs/>
+          <w:sz w:val="24"/>
+          <w:szCs w:val="24"/>
+        </w:rPr>
+        <w:t xml:space="preserve">a) Arellano Consultoría – estudio "Dónde Quiero Estudiar (DQE) Norte y Sur 2025: Pregrado universidades".</w:t>
+      </w:r>
+      <w:r>
+        <w:rPr>
+          <w:rFonts w:ascii="Calibri" w:cs="Calibri" w:eastAsia="Calibri" w:hAnsi="Calibri"/>
+          <w:sz w:val="24"/>
+          <w:szCs w:val="24"/>
+        </w:rPr>
+        <w:t xml:space="preserve"> Es la primera edición del estudio y recoge la opinión de jóvenes de 15 a 23 años egresados o por egresar del colegio en los principales departamentos del norte (Piura, La Libertad, </w:t>
+      </w:r>
+      <w:r>
+        <w:rPr>
+          <w:rFonts w:ascii="Calibri" w:cs="Calibri" w:eastAsia="Calibri" w:hAnsi="Calibri"/>
+          <w:b/>
+          <w:bCs/>
+          <w:sz w:val="24"/>
+          <w:szCs w:val="24"/>
+        </w:rPr>
+        <w:t xml:space="preserve">Lambayeque</w:t>
+      </w:r>
+      <w:r>
+        <w:rPr>
+          <w:rFonts w:ascii="Calibri" w:cs="Calibri" w:eastAsia="Calibri" w:hAnsi="Calibri"/>
+          <w:sz w:val="24"/>
+          <w:szCs w:val="24"/>
+        </w:rPr>
+        <w:t xml:space="preserve"> y Áncash; 1 264 casos) y del sur. En el norte, las primeras opciones de carrera son Medicina (13 %), Derecho (13 %), Administración de Empresas (11 %), Ingeniería Civil (9 %) e Ingeniería de Sistemas (6 %), lo que confirma que las ciencias de la salud encabezan la preferencia vocacional. Los jóvenes priorizan las oportunidades laborales, una carrera bien remunerada y una amplia variedad de cursos o campos de especialización. En Chiclayo, la UTP figura en el primer lugar de preferencia, asociada a la búsqueda de rápida inserción laboral, infraestructura moderna (laboratorios) y pensiones escalonadas. </w:t>
+      </w:r>
+      <w:r>
+        <w:rPr>
+          <w:rFonts w:ascii="Calibri" w:cs="Calibri" w:eastAsia="Calibri" w:hAnsi="Calibri"/>
+          <w:b/>
+          <w:bCs/>
+          <w:sz w:val="24"/>
+          <w:szCs w:val="24"/>
+          <w:shd w:fill="FFFF00" w:color="auto" w:val="clear"/>
+        </w:rPr>
+        <w:t xml:space="preserve">[VERIFICAR]</w:t>
+      </w:r>
+      <w:r>
+        <w:rPr>
+          <w:rFonts w:ascii="Calibri" w:cs="Calibri" w:eastAsia="Calibri" w:hAnsi="Calibri"/>
+          <w:sz w:val="24"/>
+          <w:szCs w:val="24"/>
+        </w:rPr>
+        <w:t xml:space="preserve"> Cifras tomadas de la difusión del estudio en Gestión y en medios institucionales; adjuntar el informe de Arellano.</w:t>
+      </w:r>
+    </w:p>
+    <w:p>
+      <w:pPr>
+        <w:spacing w:after="120" w:line="360"/>
+        <w:jc w:val="both"/>
+      </w:pPr>
+      <w:r>
+        <w:rPr>
+          <w:rFonts w:ascii="Calibri" w:cs="Calibri" w:eastAsia="Calibri" w:hAnsi="Calibri"/>
+          <w:b/>
+          <w:bCs/>
+          <w:sz w:val="24"/>
+          <w:szCs w:val="24"/>
+        </w:rPr>
+        <w:t xml:space="preserve">b) Oferta universitaria reciente (SUNEDU/portales de transparencia) y portal "Ponte en Carrera" (MINEDU).</w:t>
+      </w:r>
+      <w:r>
+        <w:rPr>
+          <w:rFonts w:ascii="Calibri" w:cs="Calibri" w:eastAsia="Calibri" w:hAnsi="Calibri"/>
+          <w:sz w:val="24"/>
+          <w:szCs w:val="24"/>
+        </w:rPr>
+        <w:t xml:space="preserve"> La UTP abrió la carrera de Farmacia y Bioquímica en 2025 y en su primer año registró </w:t>
+      </w:r>
+      <w:r>
+        <w:rPr>
+          <w:rFonts w:ascii="Calibri" w:cs="Calibri" w:eastAsia="Calibri" w:hAnsi="Calibri"/>
+          <w:b/>
+          <w:bCs/>
+          <w:sz w:val="24"/>
+          <w:szCs w:val="24"/>
+        </w:rPr>
+        <w:t xml:space="preserve">276 postulantes y 240 ingresantes</w:t>
+      </w:r>
+      <w:r>
+        <w:rPr>
+          <w:rFonts w:ascii="Calibri" w:cs="Calibri" w:eastAsia="Calibri" w:hAnsi="Calibri"/>
+          <w:sz w:val="24"/>
+          <w:szCs w:val="24"/>
+        </w:rPr>
+        <w:t xml:space="preserve"> a nivel nacional (201 y 186 en 2025-1; 75 y 54 en 2025-2), con </w:t>
+      </w:r>
+      <w:r>
+        <w:rPr>
+          <w:rFonts w:ascii="Calibri" w:cs="Calibri" w:eastAsia="Calibri" w:hAnsi="Calibri"/>
+          <w:b/>
+          <w:bCs/>
+          <w:sz w:val="24"/>
+          <w:szCs w:val="24"/>
+        </w:rPr>
+        <w:t xml:space="preserve">158 matriculados</w:t>
+      </w:r>
+      <w:r>
+        <w:rPr>
+          <w:rFonts w:ascii="Calibri" w:cs="Calibri" w:eastAsia="Calibri" w:hAnsi="Calibri"/>
+          <w:sz w:val="24"/>
+          <w:szCs w:val="24"/>
+        </w:rPr>
+        <w:t xml:space="preserve"> en 2025-I y 144 en 2025-II (UTP, Postulantes e ingresantes pregrado 2022-2025, pp. 1 y 3). Ello evidencia una demanda efectiva inmediata por la carrera. Las disciplinas de la salud se posicionan de forma consistente entre las tres áreas con mayor número de postulantes en la macrorregión norte, junto con Administración/Negocios e Ingenierías </w:t>
+      </w:r>
+      <w:r>
+        <w:rPr>
+          <w:rFonts w:ascii="Calibri" w:cs="Calibri" w:eastAsia="Calibri" w:hAnsi="Calibri"/>
+          <w:b/>
+          <w:bCs/>
+          <w:sz w:val="24"/>
+          <w:szCs w:val="24"/>
+          <w:shd w:fill="FFFF00" w:color="auto" w:val="clear"/>
+        </w:rPr>
+        <w:t xml:space="preserve">[VERIFICAR]</w:t>
+      </w:r>
+      <w:r>
+        <w:rPr>
+          <w:rFonts w:ascii="Calibri" w:cs="Calibri" w:eastAsia="Calibri" w:hAnsi="Calibri"/>
+          <w:sz w:val="24"/>
+          <w:szCs w:val="24"/>
+        </w:rPr>
+        <w:t xml:space="preserve"> (consultar el portal Ponte en Carrera).</w:t>
+      </w:r>
+    </w:p>
+    <w:p>
+      <w:pPr>
+        <w:spacing w:after="120" w:line="360"/>
+        <w:jc w:val="both"/>
+      </w:pPr>
+      <w:r>
+        <w:rPr>
+          <w:rFonts w:ascii="Calibri" w:cs="Calibri" w:eastAsia="Calibri" w:hAnsi="Calibri"/>
+          <w:b/>
+          <w:bCs/>
+          <w:sz w:val="24"/>
+          <w:szCs w:val="24"/>
+        </w:rPr>
+        <w:t xml:space="preserve">c) Observatorio Ocupacional del Ministerio de Trabajo (MTPE).</w:t>
+      </w:r>
+      <w:r>
+        <w:rPr>
+          <w:rFonts w:ascii="Calibri" w:cs="Calibri" w:eastAsia="Calibri" w:hAnsi="Calibri"/>
+          <w:sz w:val="24"/>
+          <w:szCs w:val="24"/>
+        </w:rPr>
+        <w:t xml:space="preserve"> Para Lambayeque, la Encuesta de Demanda Ocupacional 2023 ubica a </w:t>
+      </w:r>
+      <w:r>
+        <w:rPr>
+          <w:rFonts w:ascii="Calibri" w:cs="Calibri" w:eastAsia="Calibri" w:hAnsi="Calibri"/>
+          <w:b/>
+          <w:bCs/>
+          <w:sz w:val="24"/>
+          <w:szCs w:val="24"/>
+        </w:rPr>
+        <w:t xml:space="preserve">Farmacia y Bioquímica como la segunda carrera técnica más demandada en 2024</w:t>
+      </w:r>
+      <w:r>
+        <w:rPr>
+          <w:rFonts w:ascii="Calibri" w:cs="Calibri" w:eastAsia="Calibri" w:hAnsi="Calibri"/>
+          <w:sz w:val="24"/>
+          <w:szCs w:val="24"/>
+        </w:rPr>
+        <w:t xml:space="preserve"> (técnicos de 1 a 2 años), y a Medicina y Enfermería entre las carreras universitarias más requeridas (MTPE, Demanda de ocupaciones en Lambayeque 2024, pp. 14-15). Esto muestra una demanda sostenida de personal especializado en salud, diagnóstico y gestión de medicamentos, impulsada por la expansión de las redes hospitalarias públicas y privadas en Chiclayo.</w:t>
+      </w:r>
+    </w:p>
+    <w:p>
+      <w:pPr>
+        <w:keepNext/>
+        <w:spacing w:after="120" w:before="200"/>
+        <w:ind w:left="284"/>
+      </w:pPr>
+      <w:r>
+        <w:rPr>
+          <w:rFonts w:ascii="Calibri" w:cs="Calibri" w:eastAsia="Calibri" w:hAnsi="Calibri"/>
+          <w:color w:val="323E4F"/>
+          <w:sz w:val="26"/>
+          <w:szCs w:val="26"/>
+        </w:rPr>
+        <w:t xml:space="preserve">5.2.- Oferta educativa</w:t>
+      </w:r>
+    </w:p>
+    <w:p>
+      <w:pPr>
+        <w:spacing w:after="120" w:line="360"/>
+        <w:jc w:val="both"/>
+      </w:pPr>
+      <w:r>
+        <w:rPr>
+          <w:rFonts w:ascii="Calibri" w:cs="Calibri" w:eastAsia="Calibri" w:hAnsi="Calibri"/>
+          <w:sz w:val="24"/>
+          <w:szCs w:val="24"/>
+        </w:rPr>
+        <w:t xml:space="preserve">En la región Lambayeque, la oferta licenciada de Farmacia y Bioquímica es reducida. Varias universidades que ofrecían la carrera o que operaban en Chiclayo no obtuvieron el licenciamiento institucional de la SUNEDU y se encuentran en proceso de cese.</w:t>
       </w:r>
     </w:p>
     <w:p>
@@ -4279,7 +6301,1600 @@
           <w:sz w:val="22"/>
           <w:szCs w:val="22"/>
         </w:rPr>
-        <w:t xml:space="preserve">Tabla 3. Población objetivo proyectada (2027-2033)</w:t>
+        <w:t xml:space="preserve">Tabla 5. Oferta educativa de Farmacia y Bioquímica en Lambayeque</w:t>
+      </w:r>
+    </w:p>
+    <w:tbl>
+      <w:tblPr>
+        <w:tblW w:type="dxa" w:w="8300"/>
+        <w:jc w:val="center"/>
+        <w:tblBorders>
+          <w:top w:val="single" w:color="auto" w:sz="4"/>
+          <w:left w:val="single" w:color="auto" w:sz="4"/>
+          <w:bottom w:val="single" w:color="auto" w:sz="4"/>
+          <w:right w:val="single" w:color="auto" w:sz="4"/>
+          <w:insideH w:val="single" w:color="auto" w:sz="4"/>
+          <w:insideV w:val="single" w:color="auto" w:sz="4"/>
+        </w:tblBorders>
+      </w:tblPr>
+      <w:tblGrid>
+        <w:gridCol w:w="900"/>
+        <w:gridCol w:w="3700"/>
+        <w:gridCol w:w="1700"/>
+        <w:gridCol w:w="2000"/>
+      </w:tblGrid>
+      <w:tr>
+        <w:trPr>
+          <w:tblHeader/>
+        </w:trPr>
+        <w:tc>
+          <w:tcPr>
+            <w:tcW w:type="dxa" w:w="900"/>
+            <w:tcBorders>
+              <w:top w:val="single" w:color="000000" w:sz="4"/>
+              <w:left w:val="single" w:color="000000" w:sz="4"/>
+              <w:bottom w:val="single" w:color="000000" w:sz="4"/>
+              <w:right w:val="single" w:color="000000" w:sz="4"/>
+            </w:tcBorders>
+            <w:shd w:fill="1F4E2C" w:color="auto" w:val="clear"/>
+            <w:tcMar>
+              <w:top w:type="dxa" w:w="20"/>
+              <w:left w:type="dxa" w:w="60"/>
+              <w:bottom w:type="dxa" w:w="20"/>
+              <w:right w:type="dxa" w:w="60"/>
+            </w:tcMar>
+            <w:vAlign w:val="center"/>
+          </w:tcPr>
+          <w:p>
+            <w:pPr>
+              <w:jc w:val="center"/>
+            </w:pPr>
+            <w:r>
+              <w:rPr>
+                <w:rFonts w:ascii="Arial" w:cs="Arial" w:eastAsia="Arial" w:hAnsi="Arial"/>
+                <w:b/>
+                <w:bCs/>
+                <w:color w:val="FFFFFF"/>
+                <w:sz w:val="15"/>
+                <w:szCs w:val="15"/>
+              </w:rPr>
+              <w:t xml:space="preserve">TIPO</w:t>
+            </w:r>
+          </w:p>
+        </w:tc>
+        <w:tc>
+          <w:tcPr>
+            <w:tcW w:type="dxa" w:w="3700"/>
+            <w:tcBorders>
+              <w:top w:val="single" w:color="000000" w:sz="4"/>
+              <w:left w:val="single" w:color="000000" w:sz="4"/>
+              <w:bottom w:val="single" w:color="000000" w:sz="4"/>
+              <w:right w:val="single" w:color="000000" w:sz="4"/>
+            </w:tcBorders>
+            <w:shd w:fill="1F4E2C" w:color="auto" w:val="clear"/>
+            <w:tcMar>
+              <w:top w:type="dxa" w:w="20"/>
+              <w:left w:type="dxa" w:w="60"/>
+              <w:bottom w:type="dxa" w:w="20"/>
+              <w:right w:type="dxa" w:w="60"/>
+            </w:tcMar>
+            <w:vAlign w:val="center"/>
+          </w:tcPr>
+          <w:p>
+            <w:pPr>
+              <w:jc w:val="center"/>
+            </w:pPr>
+            <w:r>
+              <w:rPr>
+                <w:rFonts w:ascii="Arial" w:cs="Arial" w:eastAsia="Arial" w:hAnsi="Arial"/>
+                <w:b/>
+                <w:bCs/>
+                <w:color w:val="FFFFFF"/>
+                <w:sz w:val="15"/>
+                <w:szCs w:val="15"/>
+              </w:rPr>
+              <w:t xml:space="preserve">UNIVERSIDAD</w:t>
+            </w:r>
+          </w:p>
+        </w:tc>
+        <w:tc>
+          <w:tcPr>
+            <w:tcW w:type="dxa" w:w="1700"/>
+            <w:tcBorders>
+              <w:top w:val="single" w:color="000000" w:sz="4"/>
+              <w:left w:val="single" w:color="000000" w:sz="4"/>
+              <w:bottom w:val="single" w:color="000000" w:sz="4"/>
+              <w:right w:val="single" w:color="000000" w:sz="4"/>
+            </w:tcBorders>
+            <w:shd w:fill="1F4E2C" w:color="auto" w:val="clear"/>
+            <w:tcMar>
+              <w:top w:type="dxa" w:w="20"/>
+              <w:left w:type="dxa" w:w="60"/>
+              <w:bottom w:type="dxa" w:w="20"/>
+              <w:right w:type="dxa" w:w="60"/>
+            </w:tcMar>
+            <w:vAlign w:val="center"/>
+          </w:tcPr>
+          <w:p>
+            <w:pPr>
+              <w:jc w:val="center"/>
+            </w:pPr>
+            <w:r>
+              <w:rPr>
+                <w:rFonts w:ascii="Arial" w:cs="Arial" w:eastAsia="Arial" w:hAnsi="Arial"/>
+                <w:b/>
+                <w:bCs/>
+                <w:color w:val="FFFFFF"/>
+                <w:sz w:val="15"/>
+                <w:szCs w:val="15"/>
+              </w:rPr>
+              <w:t xml:space="preserve">LICENCIA SUNEDU</w:t>
+            </w:r>
+          </w:p>
+        </w:tc>
+        <w:tc>
+          <w:tcPr>
+            <w:tcW w:type="dxa" w:w="2000"/>
+            <w:tcBorders>
+              <w:top w:val="single" w:color="000000" w:sz="4"/>
+              <w:left w:val="single" w:color="000000" w:sz="4"/>
+              <w:bottom w:val="single" w:color="000000" w:sz="4"/>
+              <w:right w:val="single" w:color="000000" w:sz="4"/>
+            </w:tcBorders>
+            <w:shd w:fill="1F4E2C" w:color="auto" w:val="clear"/>
+            <w:tcMar>
+              <w:top w:type="dxa" w:w="20"/>
+              <w:left w:type="dxa" w:w="60"/>
+              <w:bottom w:type="dxa" w:w="20"/>
+              <w:right w:type="dxa" w:w="60"/>
+            </w:tcMar>
+            <w:vAlign w:val="center"/>
+          </w:tcPr>
+          <w:p>
+            <w:pPr>
+              <w:jc w:val="center"/>
+            </w:pPr>
+            <w:r>
+              <w:rPr>
+                <w:rFonts w:ascii="Arial" w:cs="Arial" w:eastAsia="Arial" w:hAnsi="Arial"/>
+                <w:b/>
+                <w:bCs/>
+                <w:color w:val="FFFFFF"/>
+                <w:sz w:val="15"/>
+                <w:szCs w:val="15"/>
+              </w:rPr>
+              <w:t xml:space="preserve">FARMACIA Y BIOQUÍMICA</w:t>
+            </w:r>
+          </w:p>
+        </w:tc>
+      </w:tr>
+      <w:tr>
+        <w:trPr>
+          <w:cantSplit/>
+        </w:trPr>
+        <w:tc>
+          <w:tcPr>
+            <w:tcW w:type="dxa" w:w="900"/>
+            <w:tcBorders>
+              <w:top w:val="single" w:color="000000" w:sz="4"/>
+              <w:left w:val="single" w:color="000000" w:sz="4"/>
+              <w:bottom w:val="single" w:color="000000" w:sz="4"/>
+              <w:right w:val="single" w:color="000000" w:sz="4"/>
+            </w:tcBorders>
+            <w:tcMar>
+              <w:top w:type="dxa" w:w="20"/>
+              <w:left w:type="dxa" w:w="60"/>
+              <w:bottom w:type="dxa" w:w="20"/>
+              <w:right w:type="dxa" w:w="60"/>
+            </w:tcMar>
+            <w:vAlign w:val="center"/>
+          </w:tcPr>
+          <w:p>
+            <w:pPr>
+              <w:jc w:val="center"/>
+            </w:pPr>
+            <w:r>
+              <w:rPr>
+                <w:rFonts w:ascii="Arial" w:cs="Arial" w:eastAsia="Arial" w:hAnsi="Arial"/>
+                <w:b/>
+                <w:bCs/>
+                <w:color w:val="000000"/>
+                <w:sz w:val="15"/>
+                <w:szCs w:val="15"/>
+              </w:rPr>
+              <w:t xml:space="preserve">Privada</w:t>
+            </w:r>
+          </w:p>
+        </w:tc>
+        <w:tc>
+          <w:tcPr>
+            <w:tcW w:type="dxa" w:w="3700"/>
+            <w:tcBorders>
+              <w:top w:val="single" w:color="000000" w:sz="4"/>
+              <w:left w:val="single" w:color="000000" w:sz="4"/>
+              <w:bottom w:val="single" w:color="000000" w:sz="4"/>
+              <w:right w:val="single" w:color="000000" w:sz="4"/>
+            </w:tcBorders>
+            <w:tcMar>
+              <w:top w:type="dxa" w:w="20"/>
+              <w:left w:type="dxa" w:w="60"/>
+              <w:bottom w:type="dxa" w:w="20"/>
+              <w:right w:type="dxa" w:w="60"/>
+            </w:tcMar>
+            <w:vAlign w:val="center"/>
+          </w:tcPr>
+          <w:p>
+            <w:pPr>
+              <w:jc w:val="center"/>
+            </w:pPr>
+            <w:r>
+              <w:rPr>
+                <w:rFonts w:ascii="Arial" w:cs="Arial" w:eastAsia="Arial" w:hAnsi="Arial"/>
+                <w:b/>
+                <w:bCs/>
+                <w:color w:val="000000"/>
+                <w:sz w:val="15"/>
+                <w:szCs w:val="15"/>
+              </w:rPr>
+              <w:t xml:space="preserve">Universidad Tecnológica del Perú (UTP) – Chiclayo</w:t>
+            </w:r>
+          </w:p>
+        </w:tc>
+        <w:tc>
+          <w:tcPr>
+            <w:tcW w:type="dxa" w:w="1700"/>
+            <w:tcBorders>
+              <w:top w:val="single" w:color="000000" w:sz="4"/>
+              <w:left w:val="single" w:color="000000" w:sz="4"/>
+              <w:bottom w:val="single" w:color="000000" w:sz="4"/>
+              <w:right w:val="single" w:color="000000" w:sz="4"/>
+            </w:tcBorders>
+            <w:tcMar>
+              <w:top w:type="dxa" w:w="20"/>
+              <w:left w:type="dxa" w:w="60"/>
+              <w:bottom w:type="dxa" w:w="20"/>
+              <w:right w:type="dxa" w:w="60"/>
+            </w:tcMar>
+            <w:vAlign w:val="center"/>
+          </w:tcPr>
+          <w:p>
+            <w:pPr>
+              <w:jc w:val="center"/>
+            </w:pPr>
+            <w:r>
+              <w:rPr>
+                <w:rFonts w:ascii="Arial" w:cs="Arial" w:eastAsia="Arial" w:hAnsi="Arial"/>
+                <w:b/>
+                <w:bCs/>
+                <w:color w:val="000000"/>
+                <w:sz w:val="15"/>
+                <w:szCs w:val="15"/>
+              </w:rPr>
+              <w:t xml:space="preserve">Licenciada</w:t>
+            </w:r>
+          </w:p>
+        </w:tc>
+        <w:tc>
+          <w:tcPr>
+            <w:tcW w:type="dxa" w:w="2000"/>
+            <w:tcBorders>
+              <w:top w:val="single" w:color="000000" w:sz="4"/>
+              <w:left w:val="single" w:color="000000" w:sz="4"/>
+              <w:bottom w:val="single" w:color="000000" w:sz="4"/>
+              <w:right w:val="single" w:color="000000" w:sz="4"/>
+            </w:tcBorders>
+            <w:tcMar>
+              <w:top w:type="dxa" w:w="20"/>
+              <w:left w:type="dxa" w:w="60"/>
+              <w:bottom w:type="dxa" w:w="20"/>
+              <w:right w:type="dxa" w:w="60"/>
+            </w:tcMar>
+            <w:vAlign w:val="center"/>
+          </w:tcPr>
+          <w:p>
+            <w:pPr>
+              <w:jc w:val="center"/>
+            </w:pPr>
+            <w:r>
+              <w:rPr>
+                <w:rFonts w:ascii="Arial" w:cs="Arial" w:eastAsia="Arial" w:hAnsi="Arial"/>
+                <w:b/>
+                <w:bCs/>
+                <w:color w:val="000000"/>
+                <w:sz w:val="15"/>
+                <w:szCs w:val="15"/>
+              </w:rPr>
+              <w:t xml:space="preserve">Sí, desde 2025</w:t>
+            </w:r>
+          </w:p>
+        </w:tc>
+      </w:tr>
+      <w:tr>
+        <w:trPr>
+          <w:cantSplit/>
+        </w:trPr>
+        <w:tc>
+          <w:tcPr>
+            <w:tcW w:type="dxa" w:w="900"/>
+            <w:tcBorders>
+              <w:top w:val="single" w:color="000000" w:sz="4"/>
+              <w:left w:val="single" w:color="000000" w:sz="4"/>
+              <w:bottom w:val="single" w:color="000000" w:sz="4"/>
+              <w:right w:val="single" w:color="000000" w:sz="4"/>
+            </w:tcBorders>
+            <w:tcMar>
+              <w:top w:type="dxa" w:w="20"/>
+              <w:left w:type="dxa" w:w="60"/>
+              <w:bottom w:type="dxa" w:w="20"/>
+              <w:right w:type="dxa" w:w="60"/>
+            </w:tcMar>
+            <w:vAlign w:val="center"/>
+          </w:tcPr>
+          <w:p>
+            <w:pPr>
+              <w:jc w:val="center"/>
+            </w:pPr>
+            <w:r>
+              <w:rPr>
+                <w:rFonts w:ascii="Arial" w:cs="Arial" w:eastAsia="Arial" w:hAnsi="Arial"/>
+                <w:b/>
+                <w:bCs/>
+                <w:color w:val="000000"/>
+                <w:sz w:val="15"/>
+                <w:szCs w:val="15"/>
+              </w:rPr>
+              <w:t xml:space="preserve">Pública</w:t>
+            </w:r>
+          </w:p>
+        </w:tc>
+        <w:tc>
+          <w:tcPr>
+            <w:tcW w:type="dxa" w:w="3700"/>
+            <w:tcBorders>
+              <w:top w:val="single" w:color="000000" w:sz="4"/>
+              <w:left w:val="single" w:color="000000" w:sz="4"/>
+              <w:bottom w:val="single" w:color="000000" w:sz="4"/>
+              <w:right w:val="single" w:color="000000" w:sz="4"/>
+            </w:tcBorders>
+            <w:tcMar>
+              <w:top w:type="dxa" w:w="20"/>
+              <w:left w:type="dxa" w:w="60"/>
+              <w:bottom w:type="dxa" w:w="20"/>
+              <w:right w:type="dxa" w:w="60"/>
+            </w:tcMar>
+            <w:vAlign w:val="center"/>
+          </w:tcPr>
+          <w:p>
+            <w:pPr>
+              <w:jc w:val="center"/>
+            </w:pPr>
+            <w:r>
+              <w:rPr>
+                <w:rFonts w:ascii="Arial" w:cs="Arial" w:eastAsia="Arial" w:hAnsi="Arial"/>
+                <w:b/>
+                <w:bCs/>
+                <w:color w:val="000000"/>
+                <w:sz w:val="15"/>
+                <w:szCs w:val="15"/>
+              </w:rPr>
+              <w:t xml:space="preserve">Universidad Nacional Pedro Ruiz Gallo (UNPRG)</w:t>
+            </w:r>
+          </w:p>
+        </w:tc>
+        <w:tc>
+          <w:tcPr>
+            <w:tcW w:type="dxa" w:w="1700"/>
+            <w:tcBorders>
+              <w:top w:val="single" w:color="000000" w:sz="4"/>
+              <w:left w:val="single" w:color="000000" w:sz="4"/>
+              <w:bottom w:val="single" w:color="000000" w:sz="4"/>
+              <w:right w:val="single" w:color="000000" w:sz="4"/>
+            </w:tcBorders>
+            <w:tcMar>
+              <w:top w:type="dxa" w:w="20"/>
+              <w:left w:type="dxa" w:w="60"/>
+              <w:bottom w:type="dxa" w:w="20"/>
+              <w:right w:type="dxa" w:w="60"/>
+            </w:tcMar>
+            <w:vAlign w:val="center"/>
+          </w:tcPr>
+          <w:p>
+            <w:pPr>
+              <w:jc w:val="center"/>
+            </w:pPr>
+            <w:r>
+              <w:rPr>
+                <w:rFonts w:ascii="Arial" w:cs="Arial" w:eastAsia="Arial" w:hAnsi="Arial"/>
+                <w:b/>
+                <w:bCs/>
+                <w:color w:val="000000"/>
+                <w:sz w:val="15"/>
+                <w:szCs w:val="15"/>
+              </w:rPr>
+              <w:t xml:space="preserve">Licenciada (2023)</w:t>
+            </w:r>
+          </w:p>
+        </w:tc>
+        <w:tc>
+          <w:tcPr>
+            <w:tcW w:type="dxa" w:w="2000"/>
+            <w:tcBorders>
+              <w:top w:val="single" w:color="000000" w:sz="4"/>
+              <w:left w:val="single" w:color="000000" w:sz="4"/>
+              <w:bottom w:val="single" w:color="000000" w:sz="4"/>
+              <w:right w:val="single" w:color="000000" w:sz="4"/>
+            </w:tcBorders>
+            <w:tcMar>
+              <w:top w:type="dxa" w:w="20"/>
+              <w:left w:type="dxa" w:w="60"/>
+              <w:bottom w:type="dxa" w:w="20"/>
+              <w:right w:type="dxa" w:w="60"/>
+            </w:tcMar>
+            <w:vAlign w:val="center"/>
+          </w:tcPr>
+          <w:p>
+            <w:pPr>
+              <w:jc w:val="center"/>
+            </w:pPr>
+            <w:r>
+              <w:rPr>
+                <w:rFonts w:ascii="Arial" w:cs="Arial" w:eastAsia="Arial" w:hAnsi="Arial"/>
+                <w:b/>
+                <w:bCs/>
+                <w:color w:val="000000"/>
+                <w:sz w:val="15"/>
+                <w:szCs w:val="15"/>
+              </w:rPr>
+              <w:t xml:space="preserve">No figura entre sus facultades </w:t>
+            </w:r>
+            <w:r>
+              <w:rPr>
+                <w:rFonts w:ascii="Arial" w:cs="Arial" w:eastAsia="Arial" w:hAnsi="Arial"/>
+                <w:b/>
+                <w:bCs/>
+                <w:color w:val="000000"/>
+                <w:sz w:val="15"/>
+                <w:szCs w:val="15"/>
+                <w:shd w:fill="FFFF00" w:color="auto" w:val="clear"/>
+              </w:rPr>
+              <w:t xml:space="preserve">[VERIFICAR]</w:t>
+            </w:r>
+          </w:p>
+        </w:tc>
+      </w:tr>
+      <w:tr>
+        <w:trPr>
+          <w:cantSplit/>
+        </w:trPr>
+        <w:tc>
+          <w:tcPr>
+            <w:tcW w:type="dxa" w:w="900"/>
+            <w:tcBorders>
+              <w:top w:val="single" w:color="000000" w:sz="4"/>
+              <w:left w:val="single" w:color="000000" w:sz="4"/>
+              <w:bottom w:val="single" w:color="000000" w:sz="4"/>
+              <w:right w:val="single" w:color="000000" w:sz="4"/>
+            </w:tcBorders>
+            <w:tcMar>
+              <w:top w:type="dxa" w:w="20"/>
+              <w:left w:type="dxa" w:w="60"/>
+              <w:bottom w:type="dxa" w:w="20"/>
+              <w:right w:type="dxa" w:w="60"/>
+            </w:tcMar>
+            <w:vAlign w:val="center"/>
+          </w:tcPr>
+          <w:p>
+            <w:pPr>
+              <w:jc w:val="center"/>
+            </w:pPr>
+            <w:r>
+              <w:rPr>
+                <w:rFonts w:ascii="Arial" w:cs="Arial" w:eastAsia="Arial" w:hAnsi="Arial"/>
+                <w:b/>
+                <w:bCs/>
+                <w:color w:val="000000"/>
+                <w:sz w:val="15"/>
+                <w:szCs w:val="15"/>
+              </w:rPr>
+              <w:t xml:space="preserve">Privada</w:t>
+            </w:r>
+          </w:p>
+        </w:tc>
+        <w:tc>
+          <w:tcPr>
+            <w:tcW w:type="dxa" w:w="3700"/>
+            <w:tcBorders>
+              <w:top w:val="single" w:color="000000" w:sz="4"/>
+              <w:left w:val="single" w:color="000000" w:sz="4"/>
+              <w:bottom w:val="single" w:color="000000" w:sz="4"/>
+              <w:right w:val="single" w:color="000000" w:sz="4"/>
+            </w:tcBorders>
+            <w:tcMar>
+              <w:top w:type="dxa" w:w="20"/>
+              <w:left w:type="dxa" w:w="60"/>
+              <w:bottom w:type="dxa" w:w="20"/>
+              <w:right w:type="dxa" w:w="60"/>
+            </w:tcMar>
+            <w:vAlign w:val="center"/>
+          </w:tcPr>
+          <w:p>
+            <w:pPr>
+              <w:jc w:val="center"/>
+            </w:pPr>
+            <w:r>
+              <w:rPr>
+                <w:rFonts w:ascii="Arial" w:cs="Arial" w:eastAsia="Arial" w:hAnsi="Arial"/>
+                <w:b/>
+                <w:bCs/>
+                <w:color w:val="000000"/>
+                <w:sz w:val="15"/>
+                <w:szCs w:val="15"/>
+              </w:rPr>
+              <w:t xml:space="preserve">Universidad de Chiclayo (UDCH)</w:t>
+            </w:r>
+          </w:p>
+        </w:tc>
+        <w:tc>
+          <w:tcPr>
+            <w:tcW w:type="dxa" w:w="1700"/>
+            <w:tcBorders>
+              <w:top w:val="single" w:color="000000" w:sz="4"/>
+              <w:left w:val="single" w:color="000000" w:sz="4"/>
+              <w:bottom w:val="single" w:color="000000" w:sz="4"/>
+              <w:right w:val="single" w:color="000000" w:sz="4"/>
+            </w:tcBorders>
+            <w:tcMar>
+              <w:top w:type="dxa" w:w="20"/>
+              <w:left w:type="dxa" w:w="60"/>
+              <w:bottom w:type="dxa" w:w="20"/>
+              <w:right w:type="dxa" w:w="60"/>
+            </w:tcMar>
+            <w:vAlign w:val="center"/>
+          </w:tcPr>
+          <w:p>
+            <w:pPr>
+              <w:jc w:val="center"/>
+            </w:pPr>
+            <w:r>
+              <w:rPr>
+                <w:rFonts w:ascii="Arial" w:cs="Arial" w:eastAsia="Arial" w:hAnsi="Arial"/>
+                <w:b/>
+                <w:bCs/>
+                <w:color w:val="000000"/>
+                <w:sz w:val="15"/>
+                <w:szCs w:val="15"/>
+              </w:rPr>
+              <w:t xml:space="preserve">Denegada</w:t>
+            </w:r>
+          </w:p>
+        </w:tc>
+        <w:tc>
+          <w:tcPr>
+            <w:tcW w:type="dxa" w:w="2000"/>
+            <w:tcBorders>
+              <w:top w:val="single" w:color="000000" w:sz="4"/>
+              <w:left w:val="single" w:color="000000" w:sz="4"/>
+              <w:bottom w:val="single" w:color="000000" w:sz="4"/>
+              <w:right w:val="single" w:color="000000" w:sz="4"/>
+            </w:tcBorders>
+            <w:tcMar>
+              <w:top w:type="dxa" w:w="20"/>
+              <w:left w:type="dxa" w:w="60"/>
+              <w:bottom w:type="dxa" w:w="20"/>
+              <w:right w:type="dxa" w:w="60"/>
+            </w:tcMar>
+            <w:vAlign w:val="center"/>
+          </w:tcPr>
+          <w:p>
+            <w:pPr>
+              <w:jc w:val="center"/>
+            </w:pPr>
+            <w:r>
+              <w:rPr>
+                <w:rFonts w:ascii="Arial" w:cs="Arial" w:eastAsia="Arial" w:hAnsi="Arial"/>
+                <w:b/>
+                <w:bCs/>
+                <w:color w:val="000000"/>
+                <w:sz w:val="15"/>
+                <w:szCs w:val="15"/>
+              </w:rPr>
+              <w:t xml:space="preserve">Ofrecía – en cese</w:t>
+            </w:r>
+          </w:p>
+        </w:tc>
+      </w:tr>
+      <w:tr>
+        <w:trPr>
+          <w:cantSplit/>
+        </w:trPr>
+        <w:tc>
+          <w:tcPr>
+            <w:tcW w:type="dxa" w:w="900"/>
+            <w:tcBorders>
+              <w:top w:val="single" w:color="000000" w:sz="4"/>
+              <w:left w:val="single" w:color="000000" w:sz="4"/>
+              <w:bottom w:val="single" w:color="000000" w:sz="4"/>
+              <w:right w:val="single" w:color="000000" w:sz="4"/>
+            </w:tcBorders>
+            <w:tcMar>
+              <w:top w:type="dxa" w:w="20"/>
+              <w:left w:type="dxa" w:w="60"/>
+              <w:bottom w:type="dxa" w:w="20"/>
+              <w:right w:type="dxa" w:w="60"/>
+            </w:tcMar>
+            <w:vAlign w:val="center"/>
+          </w:tcPr>
+          <w:p>
+            <w:pPr>
+              <w:jc w:val="center"/>
+            </w:pPr>
+            <w:r>
+              <w:rPr>
+                <w:rFonts w:ascii="Arial" w:cs="Arial" w:eastAsia="Arial" w:hAnsi="Arial"/>
+                <w:b/>
+                <w:bCs/>
+                <w:color w:val="000000"/>
+                <w:sz w:val="15"/>
+                <w:szCs w:val="15"/>
+              </w:rPr>
+              <w:t xml:space="preserve">Privada</w:t>
+            </w:r>
+          </w:p>
+        </w:tc>
+        <w:tc>
+          <w:tcPr>
+            <w:tcW w:type="dxa" w:w="3700"/>
+            <w:tcBorders>
+              <w:top w:val="single" w:color="000000" w:sz="4"/>
+              <w:left w:val="single" w:color="000000" w:sz="4"/>
+              <w:bottom w:val="single" w:color="000000" w:sz="4"/>
+              <w:right w:val="single" w:color="000000" w:sz="4"/>
+            </w:tcBorders>
+            <w:tcMar>
+              <w:top w:type="dxa" w:w="20"/>
+              <w:left w:type="dxa" w:w="60"/>
+              <w:bottom w:type="dxa" w:w="20"/>
+              <w:right w:type="dxa" w:w="60"/>
+            </w:tcMar>
+            <w:vAlign w:val="center"/>
+          </w:tcPr>
+          <w:p>
+            <w:pPr>
+              <w:jc w:val="center"/>
+            </w:pPr>
+            <w:r>
+              <w:rPr>
+                <w:rFonts w:ascii="Arial" w:cs="Arial" w:eastAsia="Arial" w:hAnsi="Arial"/>
+                <w:b/>
+                <w:bCs/>
+                <w:color w:val="000000"/>
+                <w:sz w:val="15"/>
+                <w:szCs w:val="15"/>
+              </w:rPr>
+              <w:t xml:space="preserve">Universidad de Lambayeque (UDL)</w:t>
+            </w:r>
+          </w:p>
+        </w:tc>
+        <w:tc>
+          <w:tcPr>
+            <w:tcW w:type="dxa" w:w="1700"/>
+            <w:tcBorders>
+              <w:top w:val="single" w:color="000000" w:sz="4"/>
+              <w:left w:val="single" w:color="000000" w:sz="4"/>
+              <w:bottom w:val="single" w:color="000000" w:sz="4"/>
+              <w:right w:val="single" w:color="000000" w:sz="4"/>
+            </w:tcBorders>
+            <w:tcMar>
+              <w:top w:type="dxa" w:w="20"/>
+              <w:left w:type="dxa" w:w="60"/>
+              <w:bottom w:type="dxa" w:w="20"/>
+              <w:right w:type="dxa" w:w="60"/>
+            </w:tcMar>
+            <w:vAlign w:val="center"/>
+          </w:tcPr>
+          <w:p>
+            <w:pPr>
+              <w:jc w:val="center"/>
+            </w:pPr>
+            <w:r>
+              <w:rPr>
+                <w:rFonts w:ascii="Arial" w:cs="Arial" w:eastAsia="Arial" w:hAnsi="Arial"/>
+                <w:b/>
+                <w:bCs/>
+                <w:color w:val="000000"/>
+                <w:sz w:val="15"/>
+                <w:szCs w:val="15"/>
+              </w:rPr>
+              <w:t xml:space="preserve">Denegada</w:t>
+            </w:r>
+          </w:p>
+        </w:tc>
+        <w:tc>
+          <w:tcPr>
+            <w:tcW w:type="dxa" w:w="2000"/>
+            <w:tcBorders>
+              <w:top w:val="single" w:color="000000" w:sz="4"/>
+              <w:left w:val="single" w:color="000000" w:sz="4"/>
+              <w:bottom w:val="single" w:color="000000" w:sz="4"/>
+              <w:right w:val="single" w:color="000000" w:sz="4"/>
+            </w:tcBorders>
+            <w:tcMar>
+              <w:top w:type="dxa" w:w="20"/>
+              <w:left w:type="dxa" w:w="60"/>
+              <w:bottom w:type="dxa" w:w="20"/>
+              <w:right w:type="dxa" w:w="60"/>
+            </w:tcMar>
+            <w:vAlign w:val="center"/>
+          </w:tcPr>
+          <w:p>
+            <w:pPr>
+              <w:jc w:val="center"/>
+            </w:pPr>
+            <w:r>
+              <w:rPr>
+                <w:rFonts w:ascii="Arial" w:cs="Arial" w:eastAsia="Arial" w:hAnsi="Arial"/>
+                <w:b/>
+                <w:bCs/>
+                <w:color w:val="000000"/>
+                <w:sz w:val="15"/>
+                <w:szCs w:val="15"/>
+              </w:rPr>
+              <w:t xml:space="preserve">En cese</w:t>
+            </w:r>
+          </w:p>
+        </w:tc>
+      </w:tr>
+      <w:tr>
+        <w:trPr>
+          <w:cantSplit/>
+        </w:trPr>
+        <w:tc>
+          <w:tcPr>
+            <w:tcW w:type="dxa" w:w="900"/>
+            <w:tcBorders>
+              <w:top w:val="single" w:color="000000" w:sz="4"/>
+              <w:left w:val="single" w:color="000000" w:sz="4"/>
+              <w:bottom w:val="single" w:color="000000" w:sz="4"/>
+              <w:right w:val="single" w:color="000000" w:sz="4"/>
+            </w:tcBorders>
+            <w:tcMar>
+              <w:top w:type="dxa" w:w="20"/>
+              <w:left w:type="dxa" w:w="60"/>
+              <w:bottom w:type="dxa" w:w="20"/>
+              <w:right w:type="dxa" w:w="60"/>
+            </w:tcMar>
+            <w:vAlign w:val="center"/>
+          </w:tcPr>
+          <w:p>
+            <w:pPr>
+              <w:jc w:val="center"/>
+            </w:pPr>
+            <w:r>
+              <w:rPr>
+                <w:rFonts w:ascii="Arial" w:cs="Arial" w:eastAsia="Arial" w:hAnsi="Arial"/>
+                <w:b/>
+                <w:bCs/>
+                <w:color w:val="000000"/>
+                <w:sz w:val="15"/>
+                <w:szCs w:val="15"/>
+              </w:rPr>
+              <w:t xml:space="preserve">Privada</w:t>
+            </w:r>
+          </w:p>
+        </w:tc>
+        <w:tc>
+          <w:tcPr>
+            <w:tcW w:type="dxa" w:w="3700"/>
+            <w:tcBorders>
+              <w:top w:val="single" w:color="000000" w:sz="4"/>
+              <w:left w:val="single" w:color="000000" w:sz="4"/>
+              <w:bottom w:val="single" w:color="000000" w:sz="4"/>
+              <w:right w:val="single" w:color="000000" w:sz="4"/>
+            </w:tcBorders>
+            <w:tcMar>
+              <w:top w:type="dxa" w:w="20"/>
+              <w:left w:type="dxa" w:w="60"/>
+              <w:bottom w:type="dxa" w:w="20"/>
+              <w:right w:type="dxa" w:w="60"/>
+            </w:tcMar>
+            <w:vAlign w:val="center"/>
+          </w:tcPr>
+          <w:p>
+            <w:pPr>
+              <w:jc w:val="center"/>
+            </w:pPr>
+            <w:r>
+              <w:rPr>
+                <w:rFonts w:ascii="Arial" w:cs="Arial" w:eastAsia="Arial" w:hAnsi="Arial"/>
+                <w:b/>
+                <w:bCs/>
+                <w:color w:val="000000"/>
+                <w:sz w:val="15"/>
+                <w:szCs w:val="15"/>
+              </w:rPr>
+              <w:t xml:space="preserve">Universidad Privada Juan Mejía Baca (UMB)</w:t>
+            </w:r>
+          </w:p>
+        </w:tc>
+        <w:tc>
+          <w:tcPr>
+            <w:tcW w:type="dxa" w:w="1700"/>
+            <w:tcBorders>
+              <w:top w:val="single" w:color="000000" w:sz="4"/>
+              <w:left w:val="single" w:color="000000" w:sz="4"/>
+              <w:bottom w:val="single" w:color="000000" w:sz="4"/>
+              <w:right w:val="single" w:color="000000" w:sz="4"/>
+            </w:tcBorders>
+            <w:tcMar>
+              <w:top w:type="dxa" w:w="20"/>
+              <w:left w:type="dxa" w:w="60"/>
+              <w:bottom w:type="dxa" w:w="20"/>
+              <w:right w:type="dxa" w:w="60"/>
+            </w:tcMar>
+            <w:vAlign w:val="center"/>
+          </w:tcPr>
+          <w:p>
+            <w:pPr>
+              <w:jc w:val="center"/>
+            </w:pPr>
+            <w:r>
+              <w:rPr>
+                <w:rFonts w:ascii="Arial" w:cs="Arial" w:eastAsia="Arial" w:hAnsi="Arial"/>
+                <w:b/>
+                <w:bCs/>
+                <w:color w:val="000000"/>
+                <w:sz w:val="15"/>
+                <w:szCs w:val="15"/>
+              </w:rPr>
+              <w:t xml:space="preserve">Denegada</w:t>
+            </w:r>
+          </w:p>
+        </w:tc>
+        <w:tc>
+          <w:tcPr>
+            <w:tcW w:type="dxa" w:w="2000"/>
+            <w:tcBorders>
+              <w:top w:val="single" w:color="000000" w:sz="4"/>
+              <w:left w:val="single" w:color="000000" w:sz="4"/>
+              <w:bottom w:val="single" w:color="000000" w:sz="4"/>
+              <w:right w:val="single" w:color="000000" w:sz="4"/>
+            </w:tcBorders>
+            <w:tcMar>
+              <w:top w:type="dxa" w:w="20"/>
+              <w:left w:type="dxa" w:w="60"/>
+              <w:bottom w:type="dxa" w:w="20"/>
+              <w:right w:type="dxa" w:w="60"/>
+            </w:tcMar>
+            <w:vAlign w:val="center"/>
+          </w:tcPr>
+          <w:p>
+            <w:pPr>
+              <w:jc w:val="center"/>
+            </w:pPr>
+            <w:r>
+              <w:rPr>
+                <w:rFonts w:ascii="Arial" w:cs="Arial" w:eastAsia="Arial" w:hAnsi="Arial"/>
+                <w:b/>
+                <w:bCs/>
+                <w:color w:val="000000"/>
+                <w:sz w:val="15"/>
+                <w:szCs w:val="15"/>
+              </w:rPr>
+              <w:t xml:space="preserve">En cese</w:t>
+            </w:r>
+          </w:p>
+        </w:tc>
+      </w:tr>
+    </w:tbl>
+    <w:p>
+      <w:pPr>
+        <w:spacing w:after="160"/>
+        <w:ind w:left="300"/>
+      </w:pPr>
+      <w:r>
+        <w:rPr>
+          <w:rFonts w:ascii="Arial" w:cs="Arial" w:eastAsia="Arial" w:hAnsi="Arial"/>
+          <w:b/>
+          <w:bCs/>
+          <w:i/>
+          <w:iCs/>
+          <w:sz w:val="14"/>
+          <w:szCs w:val="14"/>
+        </w:rPr>
+        <w:t xml:space="preserve">Fuente: SUNEDU; portales institucionales.</w:t>
+      </w:r>
+    </w:p>
+    <w:p>
+      <w:pPr>
+        <w:spacing w:after="120" w:line="360"/>
+        <w:jc w:val="both"/>
+      </w:pPr>
+      <w:r>
+        <w:rPr>
+          <w:rFonts w:ascii="Calibri" w:cs="Calibri" w:eastAsia="Calibri" w:hAnsi="Calibri"/>
+          <w:sz w:val="24"/>
+          <w:szCs w:val="24"/>
+        </w:rPr>
+        <w:t xml:space="preserve">Para estimar la oferta educativa se utilizan las estadísticas publicadas en el portal de transparencia de la UTP, única universidad licenciada identificada con la carrera en la región (Tabla 6). La UTP reporta sus cifras consolidadas para todas sus sedes, por lo que el total nacional se toma como </w:t>
+      </w:r>
+      <w:r>
+        <w:rPr>
+          <w:rFonts w:ascii="Calibri" w:cs="Calibri" w:eastAsia="Calibri" w:hAnsi="Calibri"/>
+          <w:b/>
+          <w:bCs/>
+          <w:sz w:val="24"/>
+          <w:szCs w:val="24"/>
+        </w:rPr>
+        <w:t xml:space="preserve">tope superior</w:t>
+      </w:r>
+      <w:r>
+        <w:rPr>
+          <w:rFonts w:ascii="Calibri" w:cs="Calibri" w:eastAsia="Calibri" w:hAnsi="Calibri"/>
+          <w:sz w:val="24"/>
+          <w:szCs w:val="24"/>
+        </w:rPr>
+        <w:t xml:space="preserve"> de la oferta en Chiclayo.</w:t>
+      </w:r>
+    </w:p>
+    <w:p>
+      <w:pPr>
+        <w:keepNext/>
+        <w:spacing w:after="60" w:before="160"/>
+        <w:jc w:val="center"/>
+      </w:pPr>
+      <w:r>
+        <w:rPr>
+          <w:rFonts w:ascii="Calibri" w:cs="Calibri" w:eastAsia="Calibri" w:hAnsi="Calibri"/>
+          <w:sz w:val="22"/>
+          <w:szCs w:val="22"/>
+        </w:rPr>
+        <w:t xml:space="preserve">Tabla 6. Postulantes e ingresantes a Farmacia y Bioquímica – UTP (todas las sedes), 2025</w:t>
+      </w:r>
+    </w:p>
+    <w:tbl>
+      <w:tblPr>
+        <w:tblW w:type="dxa" w:w="8200"/>
+        <w:jc w:val="center"/>
+        <w:tblBorders>
+          <w:top w:val="single" w:color="auto" w:sz="4"/>
+          <w:left w:val="single" w:color="auto" w:sz="4"/>
+          <w:bottom w:val="single" w:color="auto" w:sz="4"/>
+          <w:right w:val="single" w:color="auto" w:sz="4"/>
+          <w:insideH w:val="single" w:color="auto" w:sz="4"/>
+          <w:insideV w:val="single" w:color="auto" w:sz="4"/>
+        </w:tblBorders>
+      </w:tblPr>
+      <w:tblGrid>
+        <w:gridCol w:w="3400"/>
+        <w:gridCol w:w="1600"/>
+        <w:gridCol w:w="1600"/>
+        <w:gridCol w:w="1600"/>
+      </w:tblGrid>
+      <w:tr>
+        <w:trPr>
+          <w:tblHeader/>
+        </w:trPr>
+        <w:tc>
+          <w:tcPr>
+            <w:tcW w:type="dxa" w:w="3400"/>
+            <w:tcBorders>
+              <w:top w:val="single" w:color="000000" w:sz="4"/>
+              <w:left w:val="single" w:color="000000" w:sz="4"/>
+              <w:bottom w:val="single" w:color="000000" w:sz="4"/>
+              <w:right w:val="single" w:color="000000" w:sz="4"/>
+            </w:tcBorders>
+            <w:shd w:fill="1F4E2C" w:color="auto" w:val="clear"/>
+            <w:tcMar>
+              <w:top w:type="dxa" w:w="20"/>
+              <w:left w:type="dxa" w:w="60"/>
+              <w:bottom w:type="dxa" w:w="20"/>
+              <w:right w:type="dxa" w:w="60"/>
+            </w:tcMar>
+            <w:vAlign w:val="center"/>
+          </w:tcPr>
+          <w:p>
+            <w:pPr>
+              <w:jc w:val="center"/>
+            </w:pPr>
+            <w:r>
+              <w:rPr>
+                <w:rFonts w:ascii="Arial" w:cs="Arial" w:eastAsia="Arial" w:hAnsi="Arial"/>
+                <w:b/>
+                <w:bCs/>
+                <w:color w:val="FFFFFF"/>
+                <w:sz w:val="15"/>
+                <w:szCs w:val="15"/>
+              </w:rPr>
+              <w:t xml:space="preserve">Concepto</w:t>
+            </w:r>
+          </w:p>
+        </w:tc>
+        <w:tc>
+          <w:tcPr>
+            <w:tcW w:type="dxa" w:w="1600"/>
+            <w:tcBorders>
+              <w:top w:val="single" w:color="000000" w:sz="4"/>
+              <w:left w:val="single" w:color="000000" w:sz="4"/>
+              <w:bottom w:val="single" w:color="000000" w:sz="4"/>
+              <w:right w:val="single" w:color="000000" w:sz="4"/>
+            </w:tcBorders>
+            <w:shd w:fill="1F4E2C" w:color="auto" w:val="clear"/>
+            <w:tcMar>
+              <w:top w:type="dxa" w:w="20"/>
+              <w:left w:type="dxa" w:w="60"/>
+              <w:bottom w:type="dxa" w:w="20"/>
+              <w:right w:type="dxa" w:w="60"/>
+            </w:tcMar>
+            <w:vAlign w:val="center"/>
+          </w:tcPr>
+          <w:p>
+            <w:pPr>
+              <w:jc w:val="center"/>
+            </w:pPr>
+            <w:r>
+              <w:rPr>
+                <w:rFonts w:ascii="Arial" w:cs="Arial" w:eastAsia="Arial" w:hAnsi="Arial"/>
+                <w:b/>
+                <w:bCs/>
+                <w:color w:val="FFFFFF"/>
+                <w:sz w:val="15"/>
+                <w:szCs w:val="15"/>
+              </w:rPr>
+              <w:t xml:space="preserve">2025-1</w:t>
+            </w:r>
+          </w:p>
+        </w:tc>
+        <w:tc>
+          <w:tcPr>
+            <w:tcW w:type="dxa" w:w="1600"/>
+            <w:tcBorders>
+              <w:top w:val="single" w:color="000000" w:sz="4"/>
+              <w:left w:val="single" w:color="000000" w:sz="4"/>
+              <w:bottom w:val="single" w:color="000000" w:sz="4"/>
+              <w:right w:val="single" w:color="000000" w:sz="4"/>
+            </w:tcBorders>
+            <w:shd w:fill="1F4E2C" w:color="auto" w:val="clear"/>
+            <w:tcMar>
+              <w:top w:type="dxa" w:w="20"/>
+              <w:left w:type="dxa" w:w="60"/>
+              <w:bottom w:type="dxa" w:w="20"/>
+              <w:right w:type="dxa" w:w="60"/>
+            </w:tcMar>
+            <w:vAlign w:val="center"/>
+          </w:tcPr>
+          <w:p>
+            <w:pPr>
+              <w:jc w:val="center"/>
+            </w:pPr>
+            <w:r>
+              <w:rPr>
+                <w:rFonts w:ascii="Arial" w:cs="Arial" w:eastAsia="Arial" w:hAnsi="Arial"/>
+                <w:b/>
+                <w:bCs/>
+                <w:color w:val="FFFFFF"/>
+                <w:sz w:val="15"/>
+                <w:szCs w:val="15"/>
+              </w:rPr>
+              <w:t xml:space="preserve">2025-2</w:t>
+            </w:r>
+          </w:p>
+        </w:tc>
+        <w:tc>
+          <w:tcPr>
+            <w:tcW w:type="dxa" w:w="1600"/>
+            <w:tcBorders>
+              <w:top w:val="single" w:color="000000" w:sz="4"/>
+              <w:left w:val="single" w:color="000000" w:sz="4"/>
+              <w:bottom w:val="single" w:color="000000" w:sz="4"/>
+              <w:right w:val="single" w:color="000000" w:sz="4"/>
+            </w:tcBorders>
+            <w:shd w:fill="1F4E2C" w:color="auto" w:val="clear"/>
+            <w:tcMar>
+              <w:top w:type="dxa" w:w="20"/>
+              <w:left w:type="dxa" w:w="60"/>
+              <w:bottom w:type="dxa" w:w="20"/>
+              <w:right w:type="dxa" w:w="60"/>
+            </w:tcMar>
+            <w:vAlign w:val="center"/>
+          </w:tcPr>
+          <w:p>
+            <w:pPr>
+              <w:jc w:val="center"/>
+            </w:pPr>
+            <w:r>
+              <w:rPr>
+                <w:rFonts w:ascii="Arial" w:cs="Arial" w:eastAsia="Arial" w:hAnsi="Arial"/>
+                <w:b/>
+                <w:bCs/>
+                <w:color w:val="FFFFFF"/>
+                <w:sz w:val="15"/>
+                <w:szCs w:val="15"/>
+              </w:rPr>
+              <w:t xml:space="preserve">Total 2025</w:t>
+            </w:r>
+          </w:p>
+        </w:tc>
+      </w:tr>
+      <w:tr>
+        <w:trPr>
+          <w:cantSplit/>
+        </w:trPr>
+        <w:tc>
+          <w:tcPr>
+            <w:tcW w:type="dxa" w:w="3400"/>
+            <w:tcBorders>
+              <w:top w:val="single" w:color="000000" w:sz="4"/>
+              <w:left w:val="single" w:color="000000" w:sz="4"/>
+              <w:bottom w:val="single" w:color="000000" w:sz="4"/>
+              <w:right w:val="single" w:color="000000" w:sz="4"/>
+            </w:tcBorders>
+            <w:tcMar>
+              <w:top w:type="dxa" w:w="20"/>
+              <w:left w:type="dxa" w:w="60"/>
+              <w:bottom w:type="dxa" w:w="20"/>
+              <w:right w:type="dxa" w:w="60"/>
+            </w:tcMar>
+            <w:vAlign w:val="center"/>
+          </w:tcPr>
+          <w:p>
+            <w:pPr>
+              <w:jc w:val="left"/>
+            </w:pPr>
+            <w:r>
+              <w:rPr>
+                <w:rFonts w:ascii="Arial" w:cs="Arial" w:eastAsia="Arial" w:hAnsi="Arial"/>
+                <w:b/>
+                <w:bCs/>
+                <w:color w:val="000000"/>
+                <w:sz w:val="15"/>
+                <w:szCs w:val="15"/>
+              </w:rPr>
+              <w:t xml:space="preserve">Postulantes</w:t>
+            </w:r>
+          </w:p>
+        </w:tc>
+        <w:tc>
+          <w:tcPr>
+            <w:tcW w:type="dxa" w:w="1600"/>
+            <w:tcBorders>
+              <w:top w:val="single" w:color="000000" w:sz="4"/>
+              <w:left w:val="single" w:color="000000" w:sz="4"/>
+              <w:bottom w:val="single" w:color="000000" w:sz="4"/>
+              <w:right w:val="single" w:color="000000" w:sz="4"/>
+            </w:tcBorders>
+            <w:tcMar>
+              <w:top w:type="dxa" w:w="20"/>
+              <w:left w:type="dxa" w:w="60"/>
+              <w:bottom w:type="dxa" w:w="20"/>
+              <w:right w:type="dxa" w:w="60"/>
+            </w:tcMar>
+            <w:vAlign w:val="center"/>
+          </w:tcPr>
+          <w:p>
+            <w:pPr>
+              <w:jc w:val="center"/>
+            </w:pPr>
+            <w:r>
+              <w:rPr>
+                <w:rFonts w:ascii="Arial" w:cs="Arial" w:eastAsia="Arial" w:hAnsi="Arial"/>
+                <w:b/>
+                <w:bCs/>
+                <w:color w:val="000000"/>
+                <w:sz w:val="15"/>
+                <w:szCs w:val="15"/>
+              </w:rPr>
+              <w:t xml:space="preserve">201</w:t>
+            </w:r>
+          </w:p>
+        </w:tc>
+        <w:tc>
+          <w:tcPr>
+            <w:tcW w:type="dxa" w:w="1600"/>
+            <w:tcBorders>
+              <w:top w:val="single" w:color="000000" w:sz="4"/>
+              <w:left w:val="single" w:color="000000" w:sz="4"/>
+              <w:bottom w:val="single" w:color="000000" w:sz="4"/>
+              <w:right w:val="single" w:color="000000" w:sz="4"/>
+            </w:tcBorders>
+            <w:tcMar>
+              <w:top w:type="dxa" w:w="20"/>
+              <w:left w:type="dxa" w:w="60"/>
+              <w:bottom w:type="dxa" w:w="20"/>
+              <w:right w:type="dxa" w:w="60"/>
+            </w:tcMar>
+            <w:vAlign w:val="center"/>
+          </w:tcPr>
+          <w:p>
+            <w:pPr>
+              <w:jc w:val="center"/>
+            </w:pPr>
+            <w:r>
+              <w:rPr>
+                <w:rFonts w:ascii="Arial" w:cs="Arial" w:eastAsia="Arial" w:hAnsi="Arial"/>
+                <w:b/>
+                <w:bCs/>
+                <w:color w:val="000000"/>
+                <w:sz w:val="15"/>
+                <w:szCs w:val="15"/>
+              </w:rPr>
+              <w:t xml:space="preserve">75</w:t>
+            </w:r>
+          </w:p>
+        </w:tc>
+        <w:tc>
+          <w:tcPr>
+            <w:tcW w:type="dxa" w:w="1600"/>
+            <w:tcBorders>
+              <w:top w:val="single" w:color="000000" w:sz="4"/>
+              <w:left w:val="single" w:color="000000" w:sz="4"/>
+              <w:bottom w:val="single" w:color="000000" w:sz="4"/>
+              <w:right w:val="single" w:color="000000" w:sz="4"/>
+            </w:tcBorders>
+            <w:tcMar>
+              <w:top w:type="dxa" w:w="20"/>
+              <w:left w:type="dxa" w:w="60"/>
+              <w:bottom w:type="dxa" w:w="20"/>
+              <w:right w:type="dxa" w:w="60"/>
+            </w:tcMar>
+            <w:vAlign w:val="center"/>
+          </w:tcPr>
+          <w:p>
+            <w:pPr>
+              <w:jc w:val="center"/>
+            </w:pPr>
+            <w:r>
+              <w:rPr>
+                <w:rFonts w:ascii="Arial" w:cs="Arial" w:eastAsia="Arial" w:hAnsi="Arial"/>
+                <w:b/>
+                <w:bCs/>
+                <w:color w:val="000000"/>
+                <w:sz w:val="15"/>
+                <w:szCs w:val="15"/>
+              </w:rPr>
+              <w:t xml:space="preserve">276</w:t>
+            </w:r>
+          </w:p>
+        </w:tc>
+      </w:tr>
+      <w:tr>
+        <w:trPr>
+          <w:cantSplit/>
+        </w:trPr>
+        <w:tc>
+          <w:tcPr>
+            <w:tcW w:type="dxa" w:w="3400"/>
+            <w:tcBorders>
+              <w:top w:val="single" w:color="000000" w:sz="4"/>
+              <w:left w:val="single" w:color="000000" w:sz="4"/>
+              <w:bottom w:val="single" w:color="000000" w:sz="4"/>
+              <w:right w:val="single" w:color="000000" w:sz="4"/>
+            </w:tcBorders>
+            <w:tcMar>
+              <w:top w:type="dxa" w:w="20"/>
+              <w:left w:type="dxa" w:w="60"/>
+              <w:bottom w:type="dxa" w:w="20"/>
+              <w:right w:type="dxa" w:w="60"/>
+            </w:tcMar>
+            <w:vAlign w:val="center"/>
+          </w:tcPr>
+          <w:p>
+            <w:pPr>
+              <w:jc w:val="left"/>
+            </w:pPr>
+            <w:r>
+              <w:rPr>
+                <w:rFonts w:ascii="Arial" w:cs="Arial" w:eastAsia="Arial" w:hAnsi="Arial"/>
+                <w:b/>
+                <w:bCs/>
+                <w:color w:val="000000"/>
+                <w:sz w:val="15"/>
+                <w:szCs w:val="15"/>
+              </w:rPr>
+              <w:t xml:space="preserve">Ingresantes</w:t>
+            </w:r>
+          </w:p>
+        </w:tc>
+        <w:tc>
+          <w:tcPr>
+            <w:tcW w:type="dxa" w:w="1600"/>
+            <w:tcBorders>
+              <w:top w:val="single" w:color="000000" w:sz="4"/>
+              <w:left w:val="single" w:color="000000" w:sz="4"/>
+              <w:bottom w:val="single" w:color="000000" w:sz="4"/>
+              <w:right w:val="single" w:color="000000" w:sz="4"/>
+            </w:tcBorders>
+            <w:tcMar>
+              <w:top w:type="dxa" w:w="20"/>
+              <w:left w:type="dxa" w:w="60"/>
+              <w:bottom w:type="dxa" w:w="20"/>
+              <w:right w:type="dxa" w:w="60"/>
+            </w:tcMar>
+            <w:vAlign w:val="center"/>
+          </w:tcPr>
+          <w:p>
+            <w:pPr>
+              <w:jc w:val="center"/>
+            </w:pPr>
+            <w:r>
+              <w:rPr>
+                <w:rFonts w:ascii="Arial" w:cs="Arial" w:eastAsia="Arial" w:hAnsi="Arial"/>
+                <w:b/>
+                <w:bCs/>
+                <w:color w:val="000000"/>
+                <w:sz w:val="15"/>
+                <w:szCs w:val="15"/>
+              </w:rPr>
+              <w:t xml:space="preserve">186</w:t>
+            </w:r>
+          </w:p>
+        </w:tc>
+        <w:tc>
+          <w:tcPr>
+            <w:tcW w:type="dxa" w:w="1600"/>
+            <w:tcBorders>
+              <w:top w:val="single" w:color="000000" w:sz="4"/>
+              <w:left w:val="single" w:color="000000" w:sz="4"/>
+              <w:bottom w:val="single" w:color="000000" w:sz="4"/>
+              <w:right w:val="single" w:color="000000" w:sz="4"/>
+            </w:tcBorders>
+            <w:tcMar>
+              <w:top w:type="dxa" w:w="20"/>
+              <w:left w:type="dxa" w:w="60"/>
+              <w:bottom w:type="dxa" w:w="20"/>
+              <w:right w:type="dxa" w:w="60"/>
+            </w:tcMar>
+            <w:vAlign w:val="center"/>
+          </w:tcPr>
+          <w:p>
+            <w:pPr>
+              <w:jc w:val="center"/>
+            </w:pPr>
+            <w:r>
+              <w:rPr>
+                <w:rFonts w:ascii="Arial" w:cs="Arial" w:eastAsia="Arial" w:hAnsi="Arial"/>
+                <w:b/>
+                <w:bCs/>
+                <w:color w:val="000000"/>
+                <w:sz w:val="15"/>
+                <w:szCs w:val="15"/>
+              </w:rPr>
+              <w:t xml:space="preserve">54</w:t>
+            </w:r>
+          </w:p>
+        </w:tc>
+        <w:tc>
+          <w:tcPr>
+            <w:tcW w:type="dxa" w:w="1600"/>
+            <w:tcBorders>
+              <w:top w:val="single" w:color="000000" w:sz="4"/>
+              <w:left w:val="single" w:color="000000" w:sz="4"/>
+              <w:bottom w:val="single" w:color="000000" w:sz="4"/>
+              <w:right w:val="single" w:color="000000" w:sz="4"/>
+            </w:tcBorders>
+            <w:tcMar>
+              <w:top w:type="dxa" w:w="20"/>
+              <w:left w:type="dxa" w:w="60"/>
+              <w:bottom w:type="dxa" w:w="20"/>
+              <w:right w:type="dxa" w:w="60"/>
+            </w:tcMar>
+            <w:vAlign w:val="center"/>
+          </w:tcPr>
+          <w:p>
+            <w:pPr>
+              <w:jc w:val="center"/>
+            </w:pPr>
+            <w:r>
+              <w:rPr>
+                <w:rFonts w:ascii="Arial" w:cs="Arial" w:eastAsia="Arial" w:hAnsi="Arial"/>
+                <w:b/>
+                <w:bCs/>
+                <w:color w:val="000000"/>
+                <w:sz w:val="15"/>
+                <w:szCs w:val="15"/>
+              </w:rPr>
+              <w:t xml:space="preserve">240</w:t>
+            </w:r>
+          </w:p>
+        </w:tc>
+      </w:tr>
+      <w:tr>
+        <w:trPr>
+          <w:cantSplit/>
+        </w:trPr>
+        <w:tc>
+          <w:tcPr>
+            <w:tcW w:type="dxa" w:w="3400"/>
+            <w:tcBorders>
+              <w:top w:val="single" w:color="000000" w:sz="4"/>
+              <w:left w:val="single" w:color="000000" w:sz="4"/>
+              <w:bottom w:val="single" w:color="000000" w:sz="4"/>
+              <w:right w:val="single" w:color="000000" w:sz="4"/>
+            </w:tcBorders>
+            <w:tcMar>
+              <w:top w:type="dxa" w:w="20"/>
+              <w:left w:type="dxa" w:w="60"/>
+              <w:bottom w:type="dxa" w:w="20"/>
+              <w:right w:type="dxa" w:w="60"/>
+            </w:tcMar>
+            <w:vAlign w:val="center"/>
+          </w:tcPr>
+          <w:p>
+            <w:pPr>
+              <w:jc w:val="left"/>
+            </w:pPr>
+            <w:r>
+              <w:rPr>
+                <w:rFonts w:ascii="Arial" w:cs="Arial" w:eastAsia="Arial" w:hAnsi="Arial"/>
+                <w:b/>
+                <w:bCs/>
+                <w:color w:val="000000"/>
+                <w:sz w:val="15"/>
+                <w:szCs w:val="15"/>
+              </w:rPr>
+              <w:t xml:space="preserve">Matriculados</w:t>
+            </w:r>
+          </w:p>
+        </w:tc>
+        <w:tc>
+          <w:tcPr>
+            <w:tcW w:type="dxa" w:w="1600"/>
+            <w:tcBorders>
+              <w:top w:val="single" w:color="000000" w:sz="4"/>
+              <w:left w:val="single" w:color="000000" w:sz="4"/>
+              <w:bottom w:val="single" w:color="000000" w:sz="4"/>
+              <w:right w:val="single" w:color="000000" w:sz="4"/>
+            </w:tcBorders>
+            <w:tcMar>
+              <w:top w:type="dxa" w:w="20"/>
+              <w:left w:type="dxa" w:w="60"/>
+              <w:bottom w:type="dxa" w:w="20"/>
+              <w:right w:type="dxa" w:w="60"/>
+            </w:tcMar>
+            <w:vAlign w:val="center"/>
+          </w:tcPr>
+          <w:p>
+            <w:pPr>
+              <w:jc w:val="center"/>
+            </w:pPr>
+            <w:r>
+              <w:rPr>
+                <w:rFonts w:ascii="Arial" w:cs="Arial" w:eastAsia="Arial" w:hAnsi="Arial"/>
+                <w:b/>
+                <w:bCs/>
+                <w:color w:val="000000"/>
+                <w:sz w:val="15"/>
+                <w:szCs w:val="15"/>
+              </w:rPr>
+              <w:t xml:space="preserve">158</w:t>
+            </w:r>
+          </w:p>
+        </w:tc>
+        <w:tc>
+          <w:tcPr>
+            <w:tcW w:type="dxa" w:w="1600"/>
+            <w:tcBorders>
+              <w:top w:val="single" w:color="000000" w:sz="4"/>
+              <w:left w:val="single" w:color="000000" w:sz="4"/>
+              <w:bottom w:val="single" w:color="000000" w:sz="4"/>
+              <w:right w:val="single" w:color="000000" w:sz="4"/>
+            </w:tcBorders>
+            <w:tcMar>
+              <w:top w:type="dxa" w:w="20"/>
+              <w:left w:type="dxa" w:w="60"/>
+              <w:bottom w:type="dxa" w:w="20"/>
+              <w:right w:type="dxa" w:w="60"/>
+            </w:tcMar>
+            <w:vAlign w:val="center"/>
+          </w:tcPr>
+          <w:p>
+            <w:pPr>
+              <w:jc w:val="center"/>
+            </w:pPr>
+            <w:r>
+              <w:rPr>
+                <w:rFonts w:ascii="Arial" w:cs="Arial" w:eastAsia="Arial" w:hAnsi="Arial"/>
+                <w:b/>
+                <w:bCs/>
+                <w:color w:val="000000"/>
+                <w:sz w:val="15"/>
+                <w:szCs w:val="15"/>
+              </w:rPr>
+              <w:t xml:space="preserve">144</w:t>
+            </w:r>
+          </w:p>
+        </w:tc>
+        <w:tc>
+          <w:tcPr>
+            <w:tcW w:type="dxa" w:w="1600"/>
+            <w:tcBorders>
+              <w:top w:val="single" w:color="000000" w:sz="4"/>
+              <w:left w:val="single" w:color="000000" w:sz="4"/>
+              <w:bottom w:val="single" w:color="000000" w:sz="4"/>
+              <w:right w:val="single" w:color="000000" w:sz="4"/>
+            </w:tcBorders>
+            <w:tcMar>
+              <w:top w:type="dxa" w:w="20"/>
+              <w:left w:type="dxa" w:w="60"/>
+              <w:bottom w:type="dxa" w:w="20"/>
+              <w:right w:type="dxa" w:w="60"/>
+            </w:tcMar>
+            <w:vAlign w:val="center"/>
+          </w:tcPr>
+          <w:p>
+            <w:pPr>
+              <w:jc w:val="center"/>
+            </w:pPr>
+            <w:r>
+              <w:rPr>
+                <w:rFonts w:ascii="Arial" w:cs="Arial" w:eastAsia="Arial" w:hAnsi="Arial"/>
+                <w:b/>
+                <w:bCs/>
+                <w:color w:val="000000"/>
+                <w:sz w:val="15"/>
+                <w:szCs w:val="15"/>
+              </w:rPr>
+              <w:t xml:space="preserve">–</w:t>
+            </w:r>
+          </w:p>
+        </w:tc>
+      </w:tr>
+    </w:tbl>
+    <w:p>
+      <w:pPr>
+        <w:spacing w:after="160"/>
+        <w:ind w:left="300"/>
+      </w:pPr>
+      <w:r>
+        <w:rPr>
+          <w:rFonts w:ascii="Arial" w:cs="Arial" w:eastAsia="Arial" w:hAnsi="Arial"/>
+          <w:b/>
+          <w:bCs/>
+          <w:i/>
+          <w:iCs/>
+          <w:sz w:val="14"/>
+          <w:szCs w:val="14"/>
+        </w:rPr>
+        <w:t xml:space="preserve">Fuente: UTP, Postulantes, ingresantes, matriculados y egresados pregrado 2022-2025 (datos al 31.10.2025), pp. 1 y 3. Falta el desagregado de la sede Chiclayo </w:t>
+      </w:r>
+      <w:r>
+        <w:rPr>
+          <w:rFonts w:ascii="Arial" w:cs="Arial" w:eastAsia="Arial" w:hAnsi="Arial"/>
+          <w:b/>
+          <w:bCs/>
+          <w:i/>
+          <w:iCs/>
+          <w:sz w:val="14"/>
+          <w:szCs w:val="14"/>
+          <w:shd w:fill="FFFF00" w:color="auto" w:val="clear"/>
+        </w:rPr>
+        <w:t xml:space="preserve">[DATO PENDIENTE]</w:t>
+      </w:r>
+      <w:r>
+        <w:rPr>
+          <w:rFonts w:ascii="Arial" w:cs="Arial" w:eastAsia="Arial" w:hAnsi="Arial"/>
+          <w:b/>
+          <w:bCs/>
+          <w:i/>
+          <w:iCs/>
+          <w:sz w:val="14"/>
+          <w:szCs w:val="14"/>
+        </w:rPr>
+        <w:t xml:space="preserve">.</w:t>
+      </w:r>
+    </w:p>
+    <w:p>
+      <w:pPr>
+        <w:keepNext/>
+        <w:spacing w:after="60" w:before="160"/>
+        <w:jc w:val="center"/>
+      </w:pPr>
+      <w:r>
+        <w:rPr>
+          <w:rFonts w:ascii="Calibri" w:cs="Calibri" w:eastAsia="Calibri" w:hAnsi="Calibri"/>
+          <w:sz w:val="22"/>
+          <w:szCs w:val="22"/>
+        </w:rPr>
+        <w:t xml:space="preserve">Tabla 7. Brecha entre demanda y oferta educativa en Lambayeque (escenario medio)</w:t>
       </w:r>
     </w:p>
     <w:tbl>
@@ -4331,6 +7946,17 @@
             <w:pPr>
               <w:jc w:val="center"/>
             </w:pPr>
+            <w:r>
+              <w:rPr>
+                <w:rFonts w:ascii="Arial" w:cs="Arial" w:eastAsia="Arial" w:hAnsi="Arial"/>
+                <w:b/>
+                <w:bCs/>
+                <w:color w:val="FFFFFF"/>
+                <w:sz w:val="15"/>
+                <w:szCs w:val="15"/>
+              </w:rPr>
+              <w:t xml:space="preserve">Concepto</w:t>
+            </w:r>
           </w:p>
         </w:tc>
         <w:tc>
@@ -4613,7 +8239,7 @@
                 <w:sz w:val="15"/>
                 <w:szCs w:val="15"/>
               </w:rPr>
-              <w:t xml:space="preserve">Población objetivo proyectada</w:t>
+              <w:t xml:space="preserve">Demanda educativa proyectada (2 %)</w:t>
             </w:r>
           </w:p>
         </w:tc>
@@ -4638,6 +8264,17 @@
             <w:pPr>
               <w:jc w:val="center"/>
             </w:pPr>
+            <w:r>
+              <w:rPr>
+                <w:rFonts w:ascii="Arial" w:cs="Arial" w:eastAsia="Arial" w:hAnsi="Arial"/>
+                <w:b/>
+                <w:bCs/>
+                <w:color w:val="000000"/>
+                <w:sz w:val="15"/>
+                <w:szCs w:val="15"/>
+              </w:rPr>
+              <w:t xml:space="preserve">2 308</w:t>
+            </w:r>
           </w:p>
         </w:tc>
         <w:tc>
@@ -4661,6 +8298,17 @@
             <w:pPr>
               <w:jc w:val="center"/>
             </w:pPr>
+            <w:r>
+              <w:rPr>
+                <w:rFonts w:ascii="Arial" w:cs="Arial" w:eastAsia="Arial" w:hAnsi="Arial"/>
+                <w:b/>
+                <w:bCs/>
+                <w:color w:val="000000"/>
+                <w:sz w:val="15"/>
+                <w:szCs w:val="15"/>
+              </w:rPr>
+              <w:t xml:space="preserve">2 325</w:t>
+            </w:r>
           </w:p>
         </w:tc>
         <w:tc>
@@ -4684,6 +8332,17 @@
             <w:pPr>
               <w:jc w:val="center"/>
             </w:pPr>
+            <w:r>
+              <w:rPr>
+                <w:rFonts w:ascii="Arial" w:cs="Arial" w:eastAsia="Arial" w:hAnsi="Arial"/>
+                <w:b/>
+                <w:bCs/>
+                <w:color w:val="000000"/>
+                <w:sz w:val="15"/>
+                <w:szCs w:val="15"/>
+              </w:rPr>
+              <w:t xml:space="preserve">2 341</w:t>
+            </w:r>
           </w:p>
         </w:tc>
         <w:tc>
@@ -4707,6 +8366,17 @@
             <w:pPr>
               <w:jc w:val="center"/>
             </w:pPr>
+            <w:r>
+              <w:rPr>
+                <w:rFonts w:ascii="Arial" w:cs="Arial" w:eastAsia="Arial" w:hAnsi="Arial"/>
+                <w:b/>
+                <w:bCs/>
+                <w:color w:val="000000"/>
+                <w:sz w:val="15"/>
+                <w:szCs w:val="15"/>
+              </w:rPr>
+              <w:t xml:space="preserve">2 357</w:t>
+            </w:r>
           </w:p>
         </w:tc>
         <w:tc>
@@ -4730,6 +8400,17 @@
             <w:pPr>
               <w:jc w:val="center"/>
             </w:pPr>
+            <w:r>
+              <w:rPr>
+                <w:rFonts w:ascii="Arial" w:cs="Arial" w:eastAsia="Arial" w:hAnsi="Arial"/>
+                <w:b/>
+                <w:bCs/>
+                <w:color w:val="000000"/>
+                <w:sz w:val="15"/>
+                <w:szCs w:val="15"/>
+              </w:rPr>
+              <w:t xml:space="preserve">2 374</w:t>
+            </w:r>
           </w:p>
         </w:tc>
         <w:tc>
@@ -4753,6 +8434,17 @@
             <w:pPr>
               <w:jc w:val="center"/>
             </w:pPr>
+            <w:r>
+              <w:rPr>
+                <w:rFonts w:ascii="Arial" w:cs="Arial" w:eastAsia="Arial" w:hAnsi="Arial"/>
+                <w:b/>
+                <w:bCs/>
+                <w:color w:val="000000"/>
+                <w:sz w:val="15"/>
+                <w:szCs w:val="15"/>
+              </w:rPr>
+              <w:t xml:space="preserve">2 390</w:t>
+            </w:r>
           </w:p>
         </w:tc>
         <w:tc>
@@ -4776,6 +8468,571 @@
             <w:pPr>
               <w:jc w:val="center"/>
             </w:pPr>
+            <w:r>
+              <w:rPr>
+                <w:rFonts w:ascii="Arial" w:cs="Arial" w:eastAsia="Arial" w:hAnsi="Arial"/>
+                <w:b/>
+                <w:bCs/>
+                <w:color w:val="000000"/>
+                <w:sz w:val="15"/>
+                <w:szCs w:val="15"/>
+              </w:rPr>
+              <w:t xml:space="preserve">2 407</w:t>
+            </w:r>
+          </w:p>
+        </w:tc>
+      </w:tr>
+      <w:tr>
+        <w:trPr>
+          <w:cantSplit/>
+        </w:trPr>
+        <w:tc>
+          <w:tcPr>
+            <w:tcW w:type="dxa" w:w="2700"/>
+            <w:tcBorders>
+              <w:top w:val="single" w:color="000000" w:sz="4"/>
+              <w:left w:val="single" w:color="000000" w:sz="4"/>
+              <w:bottom w:val="single" w:color="000000" w:sz="4"/>
+              <w:right w:val="single" w:color="000000" w:sz="4"/>
+            </w:tcBorders>
+            <w:tcMar>
+              <w:top w:type="dxa" w:w="20"/>
+              <w:left w:type="dxa" w:w="60"/>
+              <w:bottom w:type="dxa" w:w="20"/>
+              <w:right w:type="dxa" w:w="60"/>
+            </w:tcMar>
+            <w:vAlign w:val="center"/>
+          </w:tcPr>
+          <w:p>
+            <w:pPr>
+              <w:jc w:val="left"/>
+            </w:pPr>
+            <w:r>
+              <w:rPr>
+                <w:rFonts w:ascii="Arial" w:cs="Arial" w:eastAsia="Arial" w:hAnsi="Arial"/>
+                <w:b/>
+                <w:bCs/>
+                <w:color w:val="000000"/>
+                <w:sz w:val="15"/>
+                <w:szCs w:val="15"/>
+              </w:rPr>
+              <w:t xml:space="preserve">Oferta educativa proyectada (tope)</w:t>
+            </w:r>
+          </w:p>
+        </w:tc>
+        <w:tc>
+          <w:tcPr>
+            <w:tcW w:type="dxa" w:w="820"/>
+            <w:tcBorders>
+              <w:top w:val="single" w:color="000000" w:sz="4"/>
+              <w:left w:val="single" w:color="000000" w:sz="4"/>
+              <w:bottom w:val="single" w:color="000000" w:sz="4"/>
+              <w:right w:val="single" w:color="000000" w:sz="4"/>
+            </w:tcBorders>
+            <w:tcMar>
+              <w:top w:type="dxa" w:w="20"/>
+              <w:left w:type="dxa" w:w="60"/>
+              <w:bottom w:type="dxa" w:w="20"/>
+              <w:right w:type="dxa" w:w="60"/>
+            </w:tcMar>
+            <w:vAlign w:val="center"/>
+          </w:tcPr>
+          <w:p>
+            <w:pPr>
+              <w:jc w:val="center"/>
+            </w:pPr>
+            <w:r>
+              <w:rPr>
+                <w:rFonts w:ascii="Arial" w:cs="Arial" w:eastAsia="Arial" w:hAnsi="Arial"/>
+                <w:b/>
+                <w:bCs/>
+                <w:color w:val="000000"/>
+                <w:sz w:val="15"/>
+                <w:szCs w:val="15"/>
+              </w:rPr>
+              <w:t xml:space="preserve">240</w:t>
+            </w:r>
+          </w:p>
+        </w:tc>
+        <w:tc>
+          <w:tcPr>
+            <w:tcW w:type="dxa" w:w="820"/>
+            <w:tcBorders>
+              <w:top w:val="single" w:color="000000" w:sz="4"/>
+              <w:left w:val="single" w:color="000000" w:sz="4"/>
+              <w:bottom w:val="single" w:color="000000" w:sz="4"/>
+              <w:right w:val="single" w:color="000000" w:sz="4"/>
+            </w:tcBorders>
+            <w:tcMar>
+              <w:top w:type="dxa" w:w="20"/>
+              <w:left w:type="dxa" w:w="60"/>
+              <w:bottom w:type="dxa" w:w="20"/>
+              <w:right w:type="dxa" w:w="60"/>
+            </w:tcMar>
+            <w:vAlign w:val="center"/>
+          </w:tcPr>
+          <w:p>
+            <w:pPr>
+              <w:jc w:val="center"/>
+            </w:pPr>
+            <w:r>
+              <w:rPr>
+                <w:rFonts w:ascii="Arial" w:cs="Arial" w:eastAsia="Arial" w:hAnsi="Arial"/>
+                <w:b/>
+                <w:bCs/>
+                <w:color w:val="000000"/>
+                <w:sz w:val="15"/>
+                <w:szCs w:val="15"/>
+              </w:rPr>
+              <w:t xml:space="preserve">240</w:t>
+            </w:r>
+          </w:p>
+        </w:tc>
+        <w:tc>
+          <w:tcPr>
+            <w:tcW w:type="dxa" w:w="820"/>
+            <w:tcBorders>
+              <w:top w:val="single" w:color="000000" w:sz="4"/>
+              <w:left w:val="single" w:color="000000" w:sz="4"/>
+              <w:bottom w:val="single" w:color="000000" w:sz="4"/>
+              <w:right w:val="single" w:color="000000" w:sz="4"/>
+            </w:tcBorders>
+            <w:tcMar>
+              <w:top w:type="dxa" w:w="20"/>
+              <w:left w:type="dxa" w:w="60"/>
+              <w:bottom w:type="dxa" w:w="20"/>
+              <w:right w:type="dxa" w:w="60"/>
+            </w:tcMar>
+            <w:vAlign w:val="center"/>
+          </w:tcPr>
+          <w:p>
+            <w:pPr>
+              <w:jc w:val="center"/>
+            </w:pPr>
+            <w:r>
+              <w:rPr>
+                <w:rFonts w:ascii="Arial" w:cs="Arial" w:eastAsia="Arial" w:hAnsi="Arial"/>
+                <w:b/>
+                <w:bCs/>
+                <w:color w:val="000000"/>
+                <w:sz w:val="15"/>
+                <w:szCs w:val="15"/>
+              </w:rPr>
+              <w:t xml:space="preserve">240</w:t>
+            </w:r>
+          </w:p>
+        </w:tc>
+        <w:tc>
+          <w:tcPr>
+            <w:tcW w:type="dxa" w:w="820"/>
+            <w:tcBorders>
+              <w:top w:val="single" w:color="000000" w:sz="4"/>
+              <w:left w:val="single" w:color="000000" w:sz="4"/>
+              <w:bottom w:val="single" w:color="000000" w:sz="4"/>
+              <w:right w:val="single" w:color="000000" w:sz="4"/>
+            </w:tcBorders>
+            <w:tcMar>
+              <w:top w:type="dxa" w:w="20"/>
+              <w:left w:type="dxa" w:w="60"/>
+              <w:bottom w:type="dxa" w:w="20"/>
+              <w:right w:type="dxa" w:w="60"/>
+            </w:tcMar>
+            <w:vAlign w:val="center"/>
+          </w:tcPr>
+          <w:p>
+            <w:pPr>
+              <w:jc w:val="center"/>
+            </w:pPr>
+            <w:r>
+              <w:rPr>
+                <w:rFonts w:ascii="Arial" w:cs="Arial" w:eastAsia="Arial" w:hAnsi="Arial"/>
+                <w:b/>
+                <w:bCs/>
+                <w:color w:val="000000"/>
+                <w:sz w:val="15"/>
+                <w:szCs w:val="15"/>
+              </w:rPr>
+              <w:t xml:space="preserve">240</w:t>
+            </w:r>
+          </w:p>
+        </w:tc>
+        <w:tc>
+          <w:tcPr>
+            <w:tcW w:type="dxa" w:w="820"/>
+            <w:tcBorders>
+              <w:top w:val="single" w:color="000000" w:sz="4"/>
+              <w:left w:val="single" w:color="000000" w:sz="4"/>
+              <w:bottom w:val="single" w:color="000000" w:sz="4"/>
+              <w:right w:val="single" w:color="000000" w:sz="4"/>
+            </w:tcBorders>
+            <w:tcMar>
+              <w:top w:type="dxa" w:w="20"/>
+              <w:left w:type="dxa" w:w="60"/>
+              <w:bottom w:type="dxa" w:w="20"/>
+              <w:right w:type="dxa" w:w="60"/>
+            </w:tcMar>
+            <w:vAlign w:val="center"/>
+          </w:tcPr>
+          <w:p>
+            <w:pPr>
+              <w:jc w:val="center"/>
+            </w:pPr>
+            <w:r>
+              <w:rPr>
+                <w:rFonts w:ascii="Arial" w:cs="Arial" w:eastAsia="Arial" w:hAnsi="Arial"/>
+                <w:b/>
+                <w:bCs/>
+                <w:color w:val="000000"/>
+                <w:sz w:val="15"/>
+                <w:szCs w:val="15"/>
+              </w:rPr>
+              <w:t xml:space="preserve">240</w:t>
+            </w:r>
+          </w:p>
+        </w:tc>
+        <w:tc>
+          <w:tcPr>
+            <w:tcW w:type="dxa" w:w="820"/>
+            <w:tcBorders>
+              <w:top w:val="single" w:color="000000" w:sz="4"/>
+              <w:left w:val="single" w:color="000000" w:sz="4"/>
+              <w:bottom w:val="single" w:color="000000" w:sz="4"/>
+              <w:right w:val="single" w:color="000000" w:sz="4"/>
+            </w:tcBorders>
+            <w:tcMar>
+              <w:top w:type="dxa" w:w="20"/>
+              <w:left w:type="dxa" w:w="60"/>
+              <w:bottom w:type="dxa" w:w="20"/>
+              <w:right w:type="dxa" w:w="60"/>
+            </w:tcMar>
+            <w:vAlign w:val="center"/>
+          </w:tcPr>
+          <w:p>
+            <w:pPr>
+              <w:jc w:val="center"/>
+            </w:pPr>
+            <w:r>
+              <w:rPr>
+                <w:rFonts w:ascii="Arial" w:cs="Arial" w:eastAsia="Arial" w:hAnsi="Arial"/>
+                <w:b/>
+                <w:bCs/>
+                <w:color w:val="000000"/>
+                <w:sz w:val="15"/>
+                <w:szCs w:val="15"/>
+              </w:rPr>
+              <w:t xml:space="preserve">240</w:t>
+            </w:r>
+          </w:p>
+        </w:tc>
+        <w:tc>
+          <w:tcPr>
+            <w:tcW w:type="dxa" w:w="820"/>
+            <w:tcBorders>
+              <w:top w:val="single" w:color="000000" w:sz="4"/>
+              <w:left w:val="single" w:color="000000" w:sz="4"/>
+              <w:bottom w:val="single" w:color="000000" w:sz="4"/>
+              <w:right w:val="single" w:color="000000" w:sz="4"/>
+            </w:tcBorders>
+            <w:tcMar>
+              <w:top w:type="dxa" w:w="20"/>
+              <w:left w:type="dxa" w:w="60"/>
+              <w:bottom w:type="dxa" w:w="20"/>
+              <w:right w:type="dxa" w:w="60"/>
+            </w:tcMar>
+            <w:vAlign w:val="center"/>
+          </w:tcPr>
+          <w:p>
+            <w:pPr>
+              <w:jc w:val="center"/>
+            </w:pPr>
+            <w:r>
+              <w:rPr>
+                <w:rFonts w:ascii="Arial" w:cs="Arial" w:eastAsia="Arial" w:hAnsi="Arial"/>
+                <w:b/>
+                <w:bCs/>
+                <w:color w:val="000000"/>
+                <w:sz w:val="15"/>
+                <w:szCs w:val="15"/>
+              </w:rPr>
+              <w:t xml:space="preserve">240</w:t>
+            </w:r>
+          </w:p>
+        </w:tc>
+      </w:tr>
+      <w:tr>
+        <w:trPr>
+          <w:cantSplit/>
+        </w:trPr>
+        <w:tc>
+          <w:tcPr>
+            <w:tcW w:type="dxa" w:w="2700"/>
+            <w:tcBorders>
+              <w:top w:val="single" w:color="000000" w:sz="4"/>
+              <w:left w:val="single" w:color="000000" w:sz="4"/>
+              <w:bottom w:val="single" w:color="000000" w:sz="4"/>
+              <w:right w:val="single" w:color="000000" w:sz="4"/>
+            </w:tcBorders>
+            <w:tcMar>
+              <w:top w:type="dxa" w:w="20"/>
+              <w:left w:type="dxa" w:w="60"/>
+              <w:bottom w:type="dxa" w:w="20"/>
+              <w:right w:type="dxa" w:w="60"/>
+            </w:tcMar>
+            <w:vAlign w:val="center"/>
+          </w:tcPr>
+          <w:p>
+            <w:pPr>
+              <w:jc w:val="left"/>
+            </w:pPr>
+            <w:r>
+              <w:rPr>
+                <w:rFonts w:ascii="Arial" w:cs="Arial" w:eastAsia="Arial" w:hAnsi="Arial"/>
+                <w:b/>
+                <w:bCs/>
+                <w:color w:val="000000"/>
+                <w:sz w:val="15"/>
+                <w:szCs w:val="15"/>
+              </w:rPr>
+              <w:t xml:space="preserve">Brecha demanda/oferta</w:t>
+            </w:r>
+          </w:p>
+        </w:tc>
+        <w:tc>
+          <w:tcPr>
+            <w:tcW w:type="dxa" w:w="820"/>
+            <w:tcBorders>
+              <w:top w:val="single" w:color="000000" w:sz="4"/>
+              <w:left w:val="single" w:color="000000" w:sz="4"/>
+              <w:bottom w:val="single" w:color="000000" w:sz="4"/>
+              <w:right w:val="single" w:color="000000" w:sz="4"/>
+            </w:tcBorders>
+            <w:tcMar>
+              <w:top w:type="dxa" w:w="20"/>
+              <w:left w:type="dxa" w:w="60"/>
+              <w:bottom w:type="dxa" w:w="20"/>
+              <w:right w:type="dxa" w:w="60"/>
+            </w:tcMar>
+            <w:vAlign w:val="center"/>
+          </w:tcPr>
+          <w:p>
+            <w:pPr>
+              <w:jc w:val="center"/>
+            </w:pPr>
+            <w:r>
+              <w:rPr>
+                <w:rFonts w:ascii="Arial" w:cs="Arial" w:eastAsia="Arial" w:hAnsi="Arial"/>
+                <w:b/>
+                <w:bCs/>
+                <w:color w:val="000000"/>
+                <w:sz w:val="15"/>
+                <w:szCs w:val="15"/>
+              </w:rPr>
+              <w:t xml:space="preserve">2 068</w:t>
+            </w:r>
+          </w:p>
+        </w:tc>
+        <w:tc>
+          <w:tcPr>
+            <w:tcW w:type="dxa" w:w="820"/>
+            <w:tcBorders>
+              <w:top w:val="single" w:color="000000" w:sz="4"/>
+              <w:left w:val="single" w:color="000000" w:sz="4"/>
+              <w:bottom w:val="single" w:color="000000" w:sz="4"/>
+              <w:right w:val="single" w:color="000000" w:sz="4"/>
+            </w:tcBorders>
+            <w:tcMar>
+              <w:top w:type="dxa" w:w="20"/>
+              <w:left w:type="dxa" w:w="60"/>
+              <w:bottom w:type="dxa" w:w="20"/>
+              <w:right w:type="dxa" w:w="60"/>
+            </w:tcMar>
+            <w:vAlign w:val="center"/>
+          </w:tcPr>
+          <w:p>
+            <w:pPr>
+              <w:jc w:val="center"/>
+            </w:pPr>
+            <w:r>
+              <w:rPr>
+                <w:rFonts w:ascii="Arial" w:cs="Arial" w:eastAsia="Arial" w:hAnsi="Arial"/>
+                <w:b/>
+                <w:bCs/>
+                <w:color w:val="000000"/>
+                <w:sz w:val="15"/>
+                <w:szCs w:val="15"/>
+              </w:rPr>
+              <w:t xml:space="preserve">2 085</w:t>
+            </w:r>
+          </w:p>
+        </w:tc>
+        <w:tc>
+          <w:tcPr>
+            <w:tcW w:type="dxa" w:w="820"/>
+            <w:tcBorders>
+              <w:top w:val="single" w:color="000000" w:sz="4"/>
+              <w:left w:val="single" w:color="000000" w:sz="4"/>
+              <w:bottom w:val="single" w:color="000000" w:sz="4"/>
+              <w:right w:val="single" w:color="000000" w:sz="4"/>
+            </w:tcBorders>
+            <w:tcMar>
+              <w:top w:type="dxa" w:w="20"/>
+              <w:left w:type="dxa" w:w="60"/>
+              <w:bottom w:type="dxa" w:w="20"/>
+              <w:right w:type="dxa" w:w="60"/>
+            </w:tcMar>
+            <w:vAlign w:val="center"/>
+          </w:tcPr>
+          <w:p>
+            <w:pPr>
+              <w:jc w:val="center"/>
+            </w:pPr>
+            <w:r>
+              <w:rPr>
+                <w:rFonts w:ascii="Arial" w:cs="Arial" w:eastAsia="Arial" w:hAnsi="Arial"/>
+                <w:b/>
+                <w:bCs/>
+                <w:color w:val="000000"/>
+                <w:sz w:val="15"/>
+                <w:szCs w:val="15"/>
+              </w:rPr>
+              <w:t xml:space="preserve">2 101</w:t>
+            </w:r>
+          </w:p>
+        </w:tc>
+        <w:tc>
+          <w:tcPr>
+            <w:tcW w:type="dxa" w:w="820"/>
+            <w:tcBorders>
+              <w:top w:val="single" w:color="000000" w:sz="4"/>
+              <w:left w:val="single" w:color="000000" w:sz="4"/>
+              <w:bottom w:val="single" w:color="000000" w:sz="4"/>
+              <w:right w:val="single" w:color="000000" w:sz="4"/>
+            </w:tcBorders>
+            <w:tcMar>
+              <w:top w:type="dxa" w:w="20"/>
+              <w:left w:type="dxa" w:w="60"/>
+              <w:bottom w:type="dxa" w:w="20"/>
+              <w:right w:type="dxa" w:w="60"/>
+            </w:tcMar>
+            <w:vAlign w:val="center"/>
+          </w:tcPr>
+          <w:p>
+            <w:pPr>
+              <w:jc w:val="center"/>
+            </w:pPr>
+            <w:r>
+              <w:rPr>
+                <w:rFonts w:ascii="Arial" w:cs="Arial" w:eastAsia="Arial" w:hAnsi="Arial"/>
+                <w:b/>
+                <w:bCs/>
+                <w:color w:val="000000"/>
+                <w:sz w:val="15"/>
+                <w:szCs w:val="15"/>
+              </w:rPr>
+              <w:t xml:space="preserve">2 117</w:t>
+            </w:r>
+          </w:p>
+        </w:tc>
+        <w:tc>
+          <w:tcPr>
+            <w:tcW w:type="dxa" w:w="820"/>
+            <w:tcBorders>
+              <w:top w:val="single" w:color="000000" w:sz="4"/>
+              <w:left w:val="single" w:color="000000" w:sz="4"/>
+              <w:bottom w:val="single" w:color="000000" w:sz="4"/>
+              <w:right w:val="single" w:color="000000" w:sz="4"/>
+            </w:tcBorders>
+            <w:tcMar>
+              <w:top w:type="dxa" w:w="20"/>
+              <w:left w:type="dxa" w:w="60"/>
+              <w:bottom w:type="dxa" w:w="20"/>
+              <w:right w:type="dxa" w:w="60"/>
+            </w:tcMar>
+            <w:vAlign w:val="center"/>
+          </w:tcPr>
+          <w:p>
+            <w:pPr>
+              <w:jc w:val="center"/>
+            </w:pPr>
+            <w:r>
+              <w:rPr>
+                <w:rFonts w:ascii="Arial" w:cs="Arial" w:eastAsia="Arial" w:hAnsi="Arial"/>
+                <w:b/>
+                <w:bCs/>
+                <w:color w:val="000000"/>
+                <w:sz w:val="15"/>
+                <w:szCs w:val="15"/>
+              </w:rPr>
+              <w:t xml:space="preserve">2 134</w:t>
+            </w:r>
+          </w:p>
+        </w:tc>
+        <w:tc>
+          <w:tcPr>
+            <w:tcW w:type="dxa" w:w="820"/>
+            <w:tcBorders>
+              <w:top w:val="single" w:color="000000" w:sz="4"/>
+              <w:left w:val="single" w:color="000000" w:sz="4"/>
+              <w:bottom w:val="single" w:color="000000" w:sz="4"/>
+              <w:right w:val="single" w:color="000000" w:sz="4"/>
+            </w:tcBorders>
+            <w:tcMar>
+              <w:top w:type="dxa" w:w="20"/>
+              <w:left w:type="dxa" w:w="60"/>
+              <w:bottom w:type="dxa" w:w="20"/>
+              <w:right w:type="dxa" w:w="60"/>
+            </w:tcMar>
+            <w:vAlign w:val="center"/>
+          </w:tcPr>
+          <w:p>
+            <w:pPr>
+              <w:jc w:val="center"/>
+            </w:pPr>
+            <w:r>
+              <w:rPr>
+                <w:rFonts w:ascii="Arial" w:cs="Arial" w:eastAsia="Arial" w:hAnsi="Arial"/>
+                <w:b/>
+                <w:bCs/>
+                <w:color w:val="000000"/>
+                <w:sz w:val="15"/>
+                <w:szCs w:val="15"/>
+              </w:rPr>
+              <w:t xml:space="preserve">2 150</w:t>
+            </w:r>
+          </w:p>
+        </w:tc>
+        <w:tc>
+          <w:tcPr>
+            <w:tcW w:type="dxa" w:w="820"/>
+            <w:tcBorders>
+              <w:top w:val="single" w:color="000000" w:sz="4"/>
+              <w:left w:val="single" w:color="000000" w:sz="4"/>
+              <w:bottom w:val="single" w:color="000000" w:sz="4"/>
+              <w:right w:val="single" w:color="000000" w:sz="4"/>
+            </w:tcBorders>
+            <w:tcMar>
+              <w:top w:type="dxa" w:w="20"/>
+              <w:left w:type="dxa" w:w="60"/>
+              <w:bottom w:type="dxa" w:w="20"/>
+              <w:right w:type="dxa" w:w="60"/>
+            </w:tcMar>
+            <w:vAlign w:val="center"/>
+          </w:tcPr>
+          <w:p>
+            <w:pPr>
+              <w:jc w:val="center"/>
+            </w:pPr>
+            <w:r>
+              <w:rPr>
+                <w:rFonts w:ascii="Arial" w:cs="Arial" w:eastAsia="Arial" w:hAnsi="Arial"/>
+                <w:b/>
+                <w:bCs/>
+                <w:color w:val="000000"/>
+                <w:sz w:val="15"/>
+                <w:szCs w:val="15"/>
+              </w:rPr>
+              <w:t xml:space="preserve">2 167</w:t>
+            </w:r>
           </w:p>
         </w:tc>
       </w:tr>
@@ -4794,770 +9051,8 @@
           <w:iCs/>
           <w:sz w:val="14"/>
           <w:szCs w:val="14"/>
-          <w:shd w:fill="FFFF00" w:color="auto" w:val="clear"/>
-        </w:rPr>
-        <w:t xml:space="preserve">[DATO PENDIENTE]</w:t>
-      </w:r>
-    </w:p>
-    <w:p>
-      <w:pPr>
-        <w:keepNext/>
-        <w:spacing w:after="60" w:before="160"/>
-        <w:jc w:val="center"/>
-      </w:pPr>
-      <w:r>
-        <w:rPr>
-          <w:rFonts w:ascii="Calibri" w:cs="Calibri" w:eastAsia="Calibri" w:hAnsi="Calibri"/>
-          <w:sz w:val="22"/>
-          <w:szCs w:val="22"/>
-        </w:rPr>
-        <w:t xml:space="preserve">Tabla 4. Demanda proyectada de la carrera de Farmacia y Bioquímica por el público objetivo 2027-2033</w:t>
-      </w:r>
-    </w:p>
-    <w:tbl>
-      <w:tblPr>
-        <w:tblW w:type="dxa" w:w="8440"/>
-        <w:jc w:val="center"/>
-        <w:tblBorders>
-          <w:top w:val="single" w:color="auto" w:sz="4"/>
-          <w:left w:val="single" w:color="auto" w:sz="4"/>
-          <w:bottom w:val="single" w:color="auto" w:sz="4"/>
-          <w:right w:val="single" w:color="auto" w:sz="4"/>
-          <w:insideH w:val="single" w:color="auto" w:sz="4"/>
-          <w:insideV w:val="single" w:color="auto" w:sz="4"/>
-        </w:tblBorders>
-      </w:tblPr>
-      <w:tblGrid>
-        <w:gridCol w:w="2700"/>
-        <w:gridCol w:w="820"/>
-        <w:gridCol w:w="820"/>
-        <w:gridCol w:w="820"/>
-        <w:gridCol w:w="820"/>
-        <w:gridCol w:w="820"/>
-        <w:gridCol w:w="820"/>
-        <w:gridCol w:w="820"/>
-      </w:tblGrid>
-      <w:tr>
-        <w:trPr>
-          <w:tblHeader/>
-        </w:trPr>
-        <w:tc>
-          <w:tcPr>
-            <w:tcW w:type="dxa" w:w="2700"/>
-            <w:tcBorders>
-              <w:top w:val="single" w:color="000000" w:sz="4"/>
-              <w:left w:val="single" w:color="000000" w:sz="4"/>
-              <w:bottom w:val="single" w:color="000000" w:sz="4"/>
-              <w:right w:val="single" w:color="000000" w:sz="4"/>
-            </w:tcBorders>
-            <w:shd w:fill="1F4E2C" w:color="auto" w:val="clear"/>
-            <w:tcMar>
-              <w:top w:type="dxa" w:w="20"/>
-              <w:left w:type="dxa" w:w="60"/>
-              <w:bottom w:type="dxa" w:w="20"/>
-              <w:right w:type="dxa" w:w="60"/>
-            </w:tcMar>
-            <w:vAlign w:val="center"/>
-          </w:tcPr>
-          <w:p>
-            <w:pPr>
-              <w:jc w:val="center"/>
-            </w:pPr>
-          </w:p>
-        </w:tc>
-        <w:tc>
-          <w:tcPr>
-            <w:tcW w:type="dxa" w:w="820"/>
-            <w:tcBorders>
-              <w:top w:val="single" w:color="000000" w:sz="4"/>
-              <w:left w:val="single" w:color="000000" w:sz="4"/>
-              <w:bottom w:val="single" w:color="000000" w:sz="4"/>
-              <w:right w:val="single" w:color="000000" w:sz="4"/>
-            </w:tcBorders>
-            <w:shd w:fill="1F4E2C" w:color="auto" w:val="clear"/>
-            <w:tcMar>
-              <w:top w:type="dxa" w:w="20"/>
-              <w:left w:type="dxa" w:w="60"/>
-              <w:bottom w:type="dxa" w:w="20"/>
-              <w:right w:type="dxa" w:w="60"/>
-            </w:tcMar>
-            <w:vAlign w:val="center"/>
-          </w:tcPr>
-          <w:p>
-            <w:pPr>
-              <w:jc w:val="center"/>
-            </w:pPr>
-            <w:r>
-              <w:rPr>
-                <w:rFonts w:ascii="Arial" w:cs="Arial" w:eastAsia="Arial" w:hAnsi="Arial"/>
-                <w:b/>
-                <w:bCs/>
-                <w:color w:val="FFFFFF"/>
-                <w:sz w:val="15"/>
-                <w:szCs w:val="15"/>
-              </w:rPr>
-              <w:t xml:space="preserve">2027</w:t>
-            </w:r>
-          </w:p>
-        </w:tc>
-        <w:tc>
-          <w:tcPr>
-            <w:tcW w:type="dxa" w:w="820"/>
-            <w:tcBorders>
-              <w:top w:val="single" w:color="000000" w:sz="4"/>
-              <w:left w:val="single" w:color="000000" w:sz="4"/>
-              <w:bottom w:val="single" w:color="000000" w:sz="4"/>
-              <w:right w:val="single" w:color="000000" w:sz="4"/>
-            </w:tcBorders>
-            <w:shd w:fill="1F4E2C" w:color="auto" w:val="clear"/>
-            <w:tcMar>
-              <w:top w:type="dxa" w:w="20"/>
-              <w:left w:type="dxa" w:w="60"/>
-              <w:bottom w:type="dxa" w:w="20"/>
-              <w:right w:type="dxa" w:w="60"/>
-            </w:tcMar>
-            <w:vAlign w:val="center"/>
-          </w:tcPr>
-          <w:p>
-            <w:pPr>
-              <w:jc w:val="center"/>
-            </w:pPr>
-            <w:r>
-              <w:rPr>
-                <w:rFonts w:ascii="Arial" w:cs="Arial" w:eastAsia="Arial" w:hAnsi="Arial"/>
-                <w:b/>
-                <w:bCs/>
-                <w:color w:val="FFFFFF"/>
-                <w:sz w:val="15"/>
-                <w:szCs w:val="15"/>
-              </w:rPr>
-              <w:t xml:space="preserve">2028</w:t>
-            </w:r>
-          </w:p>
-        </w:tc>
-        <w:tc>
-          <w:tcPr>
-            <w:tcW w:type="dxa" w:w="820"/>
-            <w:tcBorders>
-              <w:top w:val="single" w:color="000000" w:sz="4"/>
-              <w:left w:val="single" w:color="000000" w:sz="4"/>
-              <w:bottom w:val="single" w:color="000000" w:sz="4"/>
-              <w:right w:val="single" w:color="000000" w:sz="4"/>
-            </w:tcBorders>
-            <w:shd w:fill="1F4E2C" w:color="auto" w:val="clear"/>
-            <w:tcMar>
-              <w:top w:type="dxa" w:w="20"/>
-              <w:left w:type="dxa" w:w="60"/>
-              <w:bottom w:type="dxa" w:w="20"/>
-              <w:right w:type="dxa" w:w="60"/>
-            </w:tcMar>
-            <w:vAlign w:val="center"/>
-          </w:tcPr>
-          <w:p>
-            <w:pPr>
-              <w:jc w:val="center"/>
-            </w:pPr>
-            <w:r>
-              <w:rPr>
-                <w:rFonts w:ascii="Arial" w:cs="Arial" w:eastAsia="Arial" w:hAnsi="Arial"/>
-                <w:b/>
-                <w:bCs/>
-                <w:color w:val="FFFFFF"/>
-                <w:sz w:val="15"/>
-                <w:szCs w:val="15"/>
-              </w:rPr>
-              <w:t xml:space="preserve">2029</w:t>
-            </w:r>
-          </w:p>
-        </w:tc>
-        <w:tc>
-          <w:tcPr>
-            <w:tcW w:type="dxa" w:w="820"/>
-            <w:tcBorders>
-              <w:top w:val="single" w:color="000000" w:sz="4"/>
-              <w:left w:val="single" w:color="000000" w:sz="4"/>
-              <w:bottom w:val="single" w:color="000000" w:sz="4"/>
-              <w:right w:val="single" w:color="000000" w:sz="4"/>
-            </w:tcBorders>
-            <w:shd w:fill="1F4E2C" w:color="auto" w:val="clear"/>
-            <w:tcMar>
-              <w:top w:type="dxa" w:w="20"/>
-              <w:left w:type="dxa" w:w="60"/>
-              <w:bottom w:type="dxa" w:w="20"/>
-              <w:right w:type="dxa" w:w="60"/>
-            </w:tcMar>
-            <w:vAlign w:val="center"/>
-          </w:tcPr>
-          <w:p>
-            <w:pPr>
-              <w:jc w:val="center"/>
-            </w:pPr>
-            <w:r>
-              <w:rPr>
-                <w:rFonts w:ascii="Arial" w:cs="Arial" w:eastAsia="Arial" w:hAnsi="Arial"/>
-                <w:b/>
-                <w:bCs/>
-                <w:color w:val="FFFFFF"/>
-                <w:sz w:val="15"/>
-                <w:szCs w:val="15"/>
-              </w:rPr>
-              <w:t xml:space="preserve">2030</w:t>
-            </w:r>
-          </w:p>
-        </w:tc>
-        <w:tc>
-          <w:tcPr>
-            <w:tcW w:type="dxa" w:w="820"/>
-            <w:tcBorders>
-              <w:top w:val="single" w:color="000000" w:sz="4"/>
-              <w:left w:val="single" w:color="000000" w:sz="4"/>
-              <w:bottom w:val="single" w:color="000000" w:sz="4"/>
-              <w:right w:val="single" w:color="000000" w:sz="4"/>
-            </w:tcBorders>
-            <w:shd w:fill="1F4E2C" w:color="auto" w:val="clear"/>
-            <w:tcMar>
-              <w:top w:type="dxa" w:w="20"/>
-              <w:left w:type="dxa" w:w="60"/>
-              <w:bottom w:type="dxa" w:w="20"/>
-              <w:right w:type="dxa" w:w="60"/>
-            </w:tcMar>
-            <w:vAlign w:val="center"/>
-          </w:tcPr>
-          <w:p>
-            <w:pPr>
-              <w:jc w:val="center"/>
-            </w:pPr>
-            <w:r>
-              <w:rPr>
-                <w:rFonts w:ascii="Arial" w:cs="Arial" w:eastAsia="Arial" w:hAnsi="Arial"/>
-                <w:b/>
-                <w:bCs/>
-                <w:color w:val="FFFFFF"/>
-                <w:sz w:val="15"/>
-                <w:szCs w:val="15"/>
-              </w:rPr>
-              <w:t xml:space="preserve">2031</w:t>
-            </w:r>
-          </w:p>
-        </w:tc>
-        <w:tc>
-          <w:tcPr>
-            <w:tcW w:type="dxa" w:w="820"/>
-            <w:tcBorders>
-              <w:top w:val="single" w:color="000000" w:sz="4"/>
-              <w:left w:val="single" w:color="000000" w:sz="4"/>
-              <w:bottom w:val="single" w:color="000000" w:sz="4"/>
-              <w:right w:val="single" w:color="000000" w:sz="4"/>
-            </w:tcBorders>
-            <w:shd w:fill="1F4E2C" w:color="auto" w:val="clear"/>
-            <w:tcMar>
-              <w:top w:type="dxa" w:w="20"/>
-              <w:left w:type="dxa" w:w="60"/>
-              <w:bottom w:type="dxa" w:w="20"/>
-              <w:right w:type="dxa" w:w="60"/>
-            </w:tcMar>
-            <w:vAlign w:val="center"/>
-          </w:tcPr>
-          <w:p>
-            <w:pPr>
-              <w:jc w:val="center"/>
-            </w:pPr>
-            <w:r>
-              <w:rPr>
-                <w:rFonts w:ascii="Arial" w:cs="Arial" w:eastAsia="Arial" w:hAnsi="Arial"/>
-                <w:b/>
-                <w:bCs/>
-                <w:color w:val="FFFFFF"/>
-                <w:sz w:val="15"/>
-                <w:szCs w:val="15"/>
-              </w:rPr>
-              <w:t xml:space="preserve">2032</w:t>
-            </w:r>
-          </w:p>
-        </w:tc>
-        <w:tc>
-          <w:tcPr>
-            <w:tcW w:type="dxa" w:w="820"/>
-            <w:tcBorders>
-              <w:top w:val="single" w:color="000000" w:sz="4"/>
-              <w:left w:val="single" w:color="000000" w:sz="4"/>
-              <w:bottom w:val="single" w:color="000000" w:sz="4"/>
-              <w:right w:val="single" w:color="000000" w:sz="4"/>
-            </w:tcBorders>
-            <w:shd w:fill="1F4E2C" w:color="auto" w:val="clear"/>
-            <w:tcMar>
-              <w:top w:type="dxa" w:w="20"/>
-              <w:left w:type="dxa" w:w="60"/>
-              <w:bottom w:type="dxa" w:w="20"/>
-              <w:right w:type="dxa" w:w="60"/>
-            </w:tcMar>
-            <w:vAlign w:val="center"/>
-          </w:tcPr>
-          <w:p>
-            <w:pPr>
-              <w:jc w:val="center"/>
-            </w:pPr>
-            <w:r>
-              <w:rPr>
-                <w:rFonts w:ascii="Arial" w:cs="Arial" w:eastAsia="Arial" w:hAnsi="Arial"/>
-                <w:b/>
-                <w:bCs/>
-                <w:color w:val="FFFFFF"/>
-                <w:sz w:val="15"/>
-                <w:szCs w:val="15"/>
-              </w:rPr>
-              <w:t xml:space="preserve">2033</w:t>
-            </w:r>
-          </w:p>
-        </w:tc>
-      </w:tr>
-      <w:tr>
-        <w:trPr>
-          <w:cantSplit/>
-        </w:trPr>
-        <w:tc>
-          <w:tcPr>
-            <w:tcW w:type="dxa" w:w="2700"/>
-            <w:tcBorders>
-              <w:top w:val="single" w:color="000000" w:sz="4"/>
-              <w:left w:val="single" w:color="000000" w:sz="4"/>
-              <w:bottom w:val="single" w:color="000000" w:sz="4"/>
-              <w:right w:val="single" w:color="000000" w:sz="4"/>
-            </w:tcBorders>
-            <w:tcMar>
-              <w:top w:type="dxa" w:w="20"/>
-              <w:left w:type="dxa" w:w="60"/>
-              <w:bottom w:type="dxa" w:w="20"/>
-              <w:right w:type="dxa" w:w="60"/>
-            </w:tcMar>
-            <w:vAlign w:val="center"/>
-          </w:tcPr>
-          <w:p>
-            <w:pPr>
-              <w:jc w:val="left"/>
-            </w:pPr>
-            <w:r>
-              <w:rPr>
-                <w:rFonts w:ascii="Arial" w:cs="Arial" w:eastAsia="Arial" w:hAnsi="Arial"/>
-                <w:b/>
-                <w:bCs/>
-                <w:color w:val="000000"/>
-                <w:sz w:val="15"/>
-                <w:szCs w:val="15"/>
-              </w:rPr>
-              <w:t xml:space="preserve">Demanda educativa proyectada</w:t>
-            </w:r>
-          </w:p>
-        </w:tc>
-        <w:tc>
-          <w:tcPr>
-            <w:tcW w:type="dxa" w:w="820"/>
-            <w:tcBorders>
-              <w:top w:val="single" w:color="000000" w:sz="4"/>
-              <w:left w:val="single" w:color="000000" w:sz="4"/>
-              <w:bottom w:val="single" w:color="000000" w:sz="4"/>
-              <w:right w:val="single" w:color="000000" w:sz="4"/>
-            </w:tcBorders>
-            <w:tcMar>
-              <w:top w:type="dxa" w:w="20"/>
-              <w:left w:type="dxa" w:w="60"/>
-              <w:bottom w:type="dxa" w:w="20"/>
-              <w:right w:type="dxa" w:w="60"/>
-            </w:tcMar>
-            <w:vAlign w:val="center"/>
-          </w:tcPr>
-          <w:p>
-            <w:pPr>
-              <w:jc w:val="center"/>
-            </w:pPr>
-          </w:p>
-        </w:tc>
-        <w:tc>
-          <w:tcPr>
-            <w:tcW w:type="dxa" w:w="820"/>
-            <w:tcBorders>
-              <w:top w:val="single" w:color="000000" w:sz="4"/>
-              <w:left w:val="single" w:color="000000" w:sz="4"/>
-              <w:bottom w:val="single" w:color="000000" w:sz="4"/>
-              <w:right w:val="single" w:color="000000" w:sz="4"/>
-            </w:tcBorders>
-            <w:tcMar>
-              <w:top w:type="dxa" w:w="20"/>
-              <w:left w:type="dxa" w:w="60"/>
-              <w:bottom w:type="dxa" w:w="20"/>
-              <w:right w:type="dxa" w:w="60"/>
-            </w:tcMar>
-            <w:vAlign w:val="center"/>
-          </w:tcPr>
-          <w:p>
-            <w:pPr>
-              <w:jc w:val="center"/>
-            </w:pPr>
-          </w:p>
-        </w:tc>
-        <w:tc>
-          <w:tcPr>
-            <w:tcW w:type="dxa" w:w="820"/>
-            <w:tcBorders>
-              <w:top w:val="single" w:color="000000" w:sz="4"/>
-              <w:left w:val="single" w:color="000000" w:sz="4"/>
-              <w:bottom w:val="single" w:color="000000" w:sz="4"/>
-              <w:right w:val="single" w:color="000000" w:sz="4"/>
-            </w:tcBorders>
-            <w:tcMar>
-              <w:top w:type="dxa" w:w="20"/>
-              <w:left w:type="dxa" w:w="60"/>
-              <w:bottom w:type="dxa" w:w="20"/>
-              <w:right w:type="dxa" w:w="60"/>
-            </w:tcMar>
-            <w:vAlign w:val="center"/>
-          </w:tcPr>
-          <w:p>
-            <w:pPr>
-              <w:jc w:val="center"/>
-            </w:pPr>
-          </w:p>
-        </w:tc>
-        <w:tc>
-          <w:tcPr>
-            <w:tcW w:type="dxa" w:w="820"/>
-            <w:tcBorders>
-              <w:top w:val="single" w:color="000000" w:sz="4"/>
-              <w:left w:val="single" w:color="000000" w:sz="4"/>
-              <w:bottom w:val="single" w:color="000000" w:sz="4"/>
-              <w:right w:val="single" w:color="000000" w:sz="4"/>
-            </w:tcBorders>
-            <w:tcMar>
-              <w:top w:type="dxa" w:w="20"/>
-              <w:left w:type="dxa" w:w="60"/>
-              <w:bottom w:type="dxa" w:w="20"/>
-              <w:right w:type="dxa" w:w="60"/>
-            </w:tcMar>
-            <w:vAlign w:val="center"/>
-          </w:tcPr>
-          <w:p>
-            <w:pPr>
-              <w:jc w:val="center"/>
-            </w:pPr>
-          </w:p>
-        </w:tc>
-        <w:tc>
-          <w:tcPr>
-            <w:tcW w:type="dxa" w:w="820"/>
-            <w:tcBorders>
-              <w:top w:val="single" w:color="000000" w:sz="4"/>
-              <w:left w:val="single" w:color="000000" w:sz="4"/>
-              <w:bottom w:val="single" w:color="000000" w:sz="4"/>
-              <w:right w:val="single" w:color="000000" w:sz="4"/>
-            </w:tcBorders>
-            <w:tcMar>
-              <w:top w:type="dxa" w:w="20"/>
-              <w:left w:type="dxa" w:w="60"/>
-              <w:bottom w:type="dxa" w:w="20"/>
-              <w:right w:type="dxa" w:w="60"/>
-            </w:tcMar>
-            <w:vAlign w:val="center"/>
-          </w:tcPr>
-          <w:p>
-            <w:pPr>
-              <w:jc w:val="center"/>
-            </w:pPr>
-          </w:p>
-        </w:tc>
-        <w:tc>
-          <w:tcPr>
-            <w:tcW w:type="dxa" w:w="820"/>
-            <w:tcBorders>
-              <w:top w:val="single" w:color="000000" w:sz="4"/>
-              <w:left w:val="single" w:color="000000" w:sz="4"/>
-              <w:bottom w:val="single" w:color="000000" w:sz="4"/>
-              <w:right w:val="single" w:color="000000" w:sz="4"/>
-            </w:tcBorders>
-            <w:tcMar>
-              <w:top w:type="dxa" w:w="20"/>
-              <w:left w:type="dxa" w:w="60"/>
-              <w:bottom w:type="dxa" w:w="20"/>
-              <w:right w:type="dxa" w:w="60"/>
-            </w:tcMar>
-            <w:vAlign w:val="center"/>
-          </w:tcPr>
-          <w:p>
-            <w:pPr>
-              <w:jc w:val="center"/>
-            </w:pPr>
-          </w:p>
-        </w:tc>
-        <w:tc>
-          <w:tcPr>
-            <w:tcW w:type="dxa" w:w="820"/>
-            <w:tcBorders>
-              <w:top w:val="single" w:color="000000" w:sz="4"/>
-              <w:left w:val="single" w:color="000000" w:sz="4"/>
-              <w:bottom w:val="single" w:color="000000" w:sz="4"/>
-              <w:right w:val="single" w:color="000000" w:sz="4"/>
-            </w:tcBorders>
-            <w:tcMar>
-              <w:top w:type="dxa" w:w="20"/>
-              <w:left w:type="dxa" w:w="60"/>
-              <w:bottom w:type="dxa" w:w="20"/>
-              <w:right w:type="dxa" w:w="60"/>
-            </w:tcMar>
-            <w:vAlign w:val="center"/>
-          </w:tcPr>
-          <w:p>
-            <w:pPr>
-              <w:jc w:val="center"/>
-            </w:pPr>
-          </w:p>
-        </w:tc>
-      </w:tr>
-      <w:tr>
-        <w:trPr>
-          <w:cantSplit/>
-        </w:trPr>
-        <w:tc>
-          <w:tcPr>
-            <w:tcW w:type="dxa" w:w="2700"/>
-            <w:tcBorders>
-              <w:top w:val="single" w:color="000000" w:sz="4"/>
-              <w:left w:val="single" w:color="000000" w:sz="4"/>
-              <w:bottom w:val="single" w:color="000000" w:sz="4"/>
-              <w:right w:val="single" w:color="000000" w:sz="4"/>
-            </w:tcBorders>
-            <w:tcMar>
-              <w:top w:type="dxa" w:w="20"/>
-              <w:left w:type="dxa" w:w="60"/>
-              <w:bottom w:type="dxa" w:w="20"/>
-              <w:right w:type="dxa" w:w="60"/>
-            </w:tcMar>
-            <w:vAlign w:val="center"/>
-          </w:tcPr>
-          <w:p>
-            <w:pPr>
-              <w:jc w:val="left"/>
-            </w:pPr>
-            <w:r>
-              <w:rPr>
-                <w:rFonts w:ascii="Arial" w:cs="Arial" w:eastAsia="Arial" w:hAnsi="Arial"/>
-                <w:b/>
-                <w:bCs/>
-                <w:color w:val="000000"/>
-                <w:sz w:val="15"/>
-                <w:szCs w:val="15"/>
-              </w:rPr>
-              <w:t xml:space="preserve">% población objetivo interesada en Farmacia y Bioquímica</w:t>
-            </w:r>
-          </w:p>
-        </w:tc>
-        <w:tc>
-          <w:tcPr>
-            <w:tcW w:type="dxa" w:w="820"/>
-            <w:tcBorders>
-              <w:top w:val="single" w:color="000000" w:sz="4"/>
-              <w:left w:val="single" w:color="000000" w:sz="4"/>
-              <w:bottom w:val="single" w:color="000000" w:sz="4"/>
-              <w:right w:val="single" w:color="000000" w:sz="4"/>
-            </w:tcBorders>
-            <w:tcMar>
-              <w:top w:type="dxa" w:w="20"/>
-              <w:left w:type="dxa" w:w="60"/>
-              <w:bottom w:type="dxa" w:w="20"/>
-              <w:right w:type="dxa" w:w="60"/>
-            </w:tcMar>
-            <w:vAlign w:val="center"/>
-          </w:tcPr>
-          <w:p>
-            <w:pPr>
-              <w:jc w:val="center"/>
-            </w:pPr>
-          </w:p>
-        </w:tc>
-        <w:tc>
-          <w:tcPr>
-            <w:tcW w:type="dxa" w:w="820"/>
-            <w:tcBorders>
-              <w:top w:val="single" w:color="000000" w:sz="4"/>
-              <w:left w:val="single" w:color="000000" w:sz="4"/>
-              <w:bottom w:val="single" w:color="000000" w:sz="4"/>
-              <w:right w:val="single" w:color="000000" w:sz="4"/>
-            </w:tcBorders>
-            <w:tcMar>
-              <w:top w:type="dxa" w:w="20"/>
-              <w:left w:type="dxa" w:w="60"/>
-              <w:bottom w:type="dxa" w:w="20"/>
-              <w:right w:type="dxa" w:w="60"/>
-            </w:tcMar>
-            <w:vAlign w:val="center"/>
-          </w:tcPr>
-          <w:p>
-            <w:pPr>
-              <w:jc w:val="center"/>
-            </w:pPr>
-          </w:p>
-        </w:tc>
-        <w:tc>
-          <w:tcPr>
-            <w:tcW w:type="dxa" w:w="820"/>
-            <w:tcBorders>
-              <w:top w:val="single" w:color="000000" w:sz="4"/>
-              <w:left w:val="single" w:color="000000" w:sz="4"/>
-              <w:bottom w:val="single" w:color="000000" w:sz="4"/>
-              <w:right w:val="single" w:color="000000" w:sz="4"/>
-            </w:tcBorders>
-            <w:tcMar>
-              <w:top w:type="dxa" w:w="20"/>
-              <w:left w:type="dxa" w:w="60"/>
-              <w:bottom w:type="dxa" w:w="20"/>
-              <w:right w:type="dxa" w:w="60"/>
-            </w:tcMar>
-            <w:vAlign w:val="center"/>
-          </w:tcPr>
-          <w:p>
-            <w:pPr>
-              <w:jc w:val="center"/>
-            </w:pPr>
-          </w:p>
-        </w:tc>
-        <w:tc>
-          <w:tcPr>
-            <w:tcW w:type="dxa" w:w="820"/>
-            <w:tcBorders>
-              <w:top w:val="single" w:color="000000" w:sz="4"/>
-              <w:left w:val="single" w:color="000000" w:sz="4"/>
-              <w:bottom w:val="single" w:color="000000" w:sz="4"/>
-              <w:right w:val="single" w:color="000000" w:sz="4"/>
-            </w:tcBorders>
-            <w:tcMar>
-              <w:top w:type="dxa" w:w="20"/>
-              <w:left w:type="dxa" w:w="60"/>
-              <w:bottom w:type="dxa" w:w="20"/>
-              <w:right w:type="dxa" w:w="60"/>
-            </w:tcMar>
-            <w:vAlign w:val="center"/>
-          </w:tcPr>
-          <w:p>
-            <w:pPr>
-              <w:jc w:val="center"/>
-            </w:pPr>
-          </w:p>
-        </w:tc>
-        <w:tc>
-          <w:tcPr>
-            <w:tcW w:type="dxa" w:w="820"/>
-            <w:tcBorders>
-              <w:top w:val="single" w:color="000000" w:sz="4"/>
-              <w:left w:val="single" w:color="000000" w:sz="4"/>
-              <w:bottom w:val="single" w:color="000000" w:sz="4"/>
-              <w:right w:val="single" w:color="000000" w:sz="4"/>
-            </w:tcBorders>
-            <w:tcMar>
-              <w:top w:type="dxa" w:w="20"/>
-              <w:left w:type="dxa" w:w="60"/>
-              <w:bottom w:type="dxa" w:w="20"/>
-              <w:right w:type="dxa" w:w="60"/>
-            </w:tcMar>
-            <w:vAlign w:val="center"/>
-          </w:tcPr>
-          <w:p>
-            <w:pPr>
-              <w:jc w:val="center"/>
-            </w:pPr>
-          </w:p>
-        </w:tc>
-        <w:tc>
-          <w:tcPr>
-            <w:tcW w:type="dxa" w:w="820"/>
-            <w:tcBorders>
-              <w:top w:val="single" w:color="000000" w:sz="4"/>
-              <w:left w:val="single" w:color="000000" w:sz="4"/>
-              <w:bottom w:val="single" w:color="000000" w:sz="4"/>
-              <w:right w:val="single" w:color="000000" w:sz="4"/>
-            </w:tcBorders>
-            <w:tcMar>
-              <w:top w:type="dxa" w:w="20"/>
-              <w:left w:type="dxa" w:w="60"/>
-              <w:bottom w:type="dxa" w:w="20"/>
-              <w:right w:type="dxa" w:w="60"/>
-            </w:tcMar>
-            <w:vAlign w:val="center"/>
-          </w:tcPr>
-          <w:p>
-            <w:pPr>
-              <w:jc w:val="center"/>
-            </w:pPr>
-          </w:p>
-        </w:tc>
-        <w:tc>
-          <w:tcPr>
-            <w:tcW w:type="dxa" w:w="820"/>
-            <w:tcBorders>
-              <w:top w:val="single" w:color="000000" w:sz="4"/>
-              <w:left w:val="single" w:color="000000" w:sz="4"/>
-              <w:bottom w:val="single" w:color="000000" w:sz="4"/>
-              <w:right w:val="single" w:color="000000" w:sz="4"/>
-            </w:tcBorders>
-            <w:tcMar>
-              <w:top w:type="dxa" w:w="20"/>
-              <w:left w:type="dxa" w:w="60"/>
-              <w:bottom w:type="dxa" w:w="20"/>
-              <w:right w:type="dxa" w:w="60"/>
-            </w:tcMar>
-            <w:vAlign w:val="center"/>
-          </w:tcPr>
-          <w:p>
-            <w:pPr>
-              <w:jc w:val="center"/>
-            </w:pPr>
-          </w:p>
-        </w:tc>
-      </w:tr>
-    </w:tbl>
-    <w:p>
-      <w:pPr>
-        <w:spacing w:after="160"/>
-        <w:ind w:left="300"/>
-      </w:pPr>
-      <w:r>
-        <w:rPr>
-          <w:rFonts w:ascii="Arial" w:cs="Arial" w:eastAsia="Arial" w:hAnsi="Arial"/>
-          <w:b/>
-          <w:bCs/>
-          <w:i/>
-          <w:iCs/>
-          <w:sz w:val="14"/>
-          <w:szCs w:val="14"/>
-        </w:rPr>
-        <w:t xml:space="preserve">Datos proyectados según encuesta de intención vocacional (por realizar). </w:t>
-      </w:r>
-      <w:r>
-        <w:rPr>
-          <w:rFonts w:ascii="Arial" w:cs="Arial" w:eastAsia="Arial" w:hAnsi="Arial"/>
-          <w:b/>
-          <w:bCs/>
-          <w:i/>
-          <w:iCs/>
-          <w:sz w:val="14"/>
-          <w:szCs w:val="14"/>
-          <w:shd w:fill="FFFF00" w:color="auto" w:val="clear"/>
-        </w:rPr>
-        <w:t xml:space="preserve">[DATO PENDIENTE]</w:t>
-      </w:r>
-    </w:p>
-    <w:p>
-      <w:pPr>
-        <w:keepNext/>
-        <w:spacing w:after="100" w:before="160" w:line="360"/>
-        <w:jc w:val="both"/>
-      </w:pPr>
-      <w:r>
-        <w:rPr>
-          <w:rFonts w:ascii="Calibri" w:cs="Calibri" w:eastAsia="Calibri" w:hAnsi="Calibri"/>
-          <w:b/>
-          <w:bCs/>
-          <w:sz w:val="24"/>
-          <w:szCs w:val="24"/>
-        </w:rPr>
-        <w:t xml:space="preserve">5.1.1. Validación de las fuentes de mercado e interés vocacional</w:t>
+        </w:rPr>
+        <w:t xml:space="preserve">Fuente: elaboración propia (Tabla 4 − Tabla 6). La oferta se mantiene constante en el total de ingresantes 2025 de la UTP (tope superior).</w:t>
       </w:r>
     </w:p>
     <w:p>
@@ -5571,154 +9066,22 @@
           <w:sz w:val="24"/>
           <w:szCs w:val="24"/>
         </w:rPr>
-        <w:t xml:space="preserve">Los datos sobre la preferencia vocacional y el posicionamiento institucional se sustentan en tres fuentes principales del sector educativo y laboral peruano:</w:t>
-      </w:r>
-    </w:p>
-    <w:p>
-      <w:pPr>
-        <w:spacing w:after="120" w:line="360"/>
-        <w:jc w:val="both"/>
-      </w:pPr>
-      <w:r>
-        <w:rPr>
-          <w:rFonts w:ascii="Calibri" w:cs="Calibri" w:eastAsia="Calibri" w:hAnsi="Calibri"/>
-          <w:b/>
-          <w:bCs/>
-          <w:sz w:val="24"/>
-          <w:szCs w:val="24"/>
-        </w:rPr>
-        <w:t xml:space="preserve">a) Arellano Consultoría (estudios "Universidad Ideal" y "Marcas Educativas").</w:t>
-      </w:r>
-      <w:r>
-        <w:rPr>
-          <w:rFonts w:ascii="Calibri" w:cs="Calibri" w:eastAsia="Calibri" w:hAnsi="Calibri"/>
-          <w:sz w:val="24"/>
-          <w:szCs w:val="24"/>
-        </w:rPr>
-        <w:t xml:space="preserve"> Mide el top of mind, la intención de elección y la percepción de valor de las universidades a nivel nacional y regional. En el norte del país, la UTP se ubica en los primeros lugares de preferencia en provincias (Chiclayo, Piura y Trujillo) dentro del segmento de jóvenes que buscan una rápida inserción laboral, infraestructura moderna (laboratorios) y pensiones escalonadas. </w:t>
-      </w:r>
-      <w:r>
-        <w:rPr>
-          <w:rFonts w:ascii="Calibri" w:cs="Calibri" w:eastAsia="Calibri" w:hAnsi="Calibri"/>
-          <w:b/>
-          <w:bCs/>
-          <w:sz w:val="24"/>
-          <w:szCs w:val="24"/>
-          <w:shd w:fill="FFFF00" w:color="auto" w:val="clear"/>
-        </w:rPr>
-        <w:t xml:space="preserve">[VERIFICAR]</w:t>
-      </w:r>
-      <w:r>
-        <w:rPr>
-          <w:rFonts w:ascii="Calibri" w:cs="Calibri" w:eastAsia="Calibri" w:hAnsi="Calibri"/>
-          <w:sz w:val="24"/>
-          <w:szCs w:val="24"/>
-        </w:rPr>
-        <w:t xml:space="preserve"> Adjuntar el estudio y citar edición, año y resultados para Chiclayo.</w:t>
-      </w:r>
-    </w:p>
-    <w:p>
-      <w:pPr>
-        <w:spacing w:after="120" w:line="360"/>
-        <w:jc w:val="both"/>
-      </w:pPr>
-      <w:r>
-        <w:rPr>
-          <w:rFonts w:ascii="Calibri" w:cs="Calibri" w:eastAsia="Calibri" w:hAnsi="Calibri"/>
-          <w:b/>
-          <w:bCs/>
-          <w:sz w:val="24"/>
-          <w:szCs w:val="24"/>
-        </w:rPr>
-        <w:t xml:space="preserve">b) Portal "Ponte en Carrera" (MTPE/MINEDU) y reportes de la SUNEDU.</w:t>
-      </w:r>
-      <w:r>
-        <w:rPr>
-          <w:rFonts w:ascii="Calibri" w:cs="Calibri" w:eastAsia="Calibri" w:hAnsi="Calibri"/>
-          <w:sz w:val="24"/>
-          <w:szCs w:val="24"/>
-        </w:rPr>
-        <w:t xml:space="preserve"> Registran postulantes, egresados y demanda de carreras en el sistema universitario. Las disciplinas de ciencias de la salud se posicionan de forma consistente entre las tres áreas con mayor número de postulantes en la macrorregión norte, junto con Administración/Negocios e Ingenierías. </w:t>
-      </w:r>
-      <w:r>
-        <w:rPr>
-          <w:rFonts w:ascii="Calibri" w:cs="Calibri" w:eastAsia="Calibri" w:hAnsi="Calibri"/>
-          <w:b/>
-          <w:bCs/>
-          <w:sz w:val="24"/>
-          <w:szCs w:val="24"/>
-          <w:shd w:fill="FFFF00" w:color="auto" w:val="clear"/>
-        </w:rPr>
-        <w:t xml:space="preserve">[VERIFICAR]</w:t>
-      </w:r>
-      <w:r>
-        <w:rPr>
-          <w:rFonts w:ascii="Calibri" w:cs="Calibri" w:eastAsia="Calibri" w:hAnsi="Calibri"/>
-          <w:sz w:val="24"/>
-          <w:szCs w:val="24"/>
-        </w:rPr>
-        <w:t xml:space="preserve"> Citar el reporte y los valores de postulantes.</w:t>
-      </w:r>
-    </w:p>
-    <w:p>
-      <w:pPr>
-        <w:spacing w:after="120" w:line="360"/>
-        <w:jc w:val="both"/>
-      </w:pPr>
-      <w:r>
-        <w:rPr>
-          <w:rFonts w:ascii="Calibri" w:cs="Calibri" w:eastAsia="Calibri" w:hAnsi="Calibri"/>
-          <w:b/>
-          <w:bCs/>
-          <w:sz w:val="24"/>
-          <w:szCs w:val="24"/>
-        </w:rPr>
-        <w:t xml:space="preserve">c) Observatorio Ocupacional del Ministerio de Trabajo (MTPE).</w:t>
-      </w:r>
-      <w:r>
-        <w:rPr>
-          <w:rFonts w:ascii="Calibri" w:cs="Calibri" w:eastAsia="Calibri" w:hAnsi="Calibri"/>
-          <w:sz w:val="24"/>
-          <w:szCs w:val="24"/>
-        </w:rPr>
-        <w:t xml:space="preserve"> Mide la demanda de profesionales por regiones. Para Lambayeque, la Encuesta de Demanda Ocupacional 2023 ubica a </w:t>
-      </w:r>
-      <w:r>
-        <w:rPr>
-          <w:rFonts w:ascii="Calibri" w:cs="Calibri" w:eastAsia="Calibri" w:hAnsi="Calibri"/>
-          <w:b/>
-          <w:bCs/>
-          <w:sz w:val="24"/>
-          <w:szCs w:val="24"/>
-        </w:rPr>
-        <w:t xml:space="preserve">Farmacia y Bioquímica como la segunda carrera técnica más demandada en 2024</w:t>
-      </w:r>
-      <w:r>
-        <w:rPr>
-          <w:rFonts w:ascii="Calibri" w:cs="Calibri" w:eastAsia="Calibri" w:hAnsi="Calibri"/>
-          <w:sz w:val="24"/>
-          <w:szCs w:val="24"/>
-        </w:rPr>
-        <w:t xml:space="preserve"> (técnicos de 1 a 2 años), y a Medicina y Enfermería entre las carreras universitarias más requeridas (MTPE, Demanda de ocupaciones en Lambayeque 2024, pp. 14-15). Asimismo, se observa una demanda creciente de personal especializado en salud preventiva, diagnóstico analítico y gestión de suministros médicos, impulsada por la expansión de las redes hospitalarias públicas y privadas en Chiclayo </w:t>
-      </w:r>
-      <w:r>
-        <w:rPr>
-          <w:rFonts w:ascii="Calibri" w:cs="Calibri" w:eastAsia="Calibri" w:hAnsi="Calibri"/>
-          <w:b/>
-          <w:bCs/>
-          <w:sz w:val="24"/>
-          <w:szCs w:val="24"/>
-          <w:shd w:fill="FFFF00" w:color="auto" w:val="clear"/>
-        </w:rPr>
-        <w:t xml:space="preserve">[VERIFICAR]</w:t>
-      </w:r>
-      <w:r>
-        <w:rPr>
-          <w:rFonts w:ascii="Calibri" w:cs="Calibri" w:eastAsia="Calibri" w:hAnsi="Calibri"/>
-          <w:sz w:val="24"/>
-          <w:szCs w:val="24"/>
-        </w:rPr>
-        <w:t xml:space="preserve">.</w:t>
+        <w:t xml:space="preserve">Aun con el escenario conservador (1 % de interés) y tomando como oferta regional el total nacional de ingresantes de la UTP, para 2027 habría una brecha de más de 900 jóvenes interesados en estudiar Farmacia y Bioquímica que no encontrarían una vacante en una universidad licenciada de la región. En el escenario medio, la brecha supera los 2 000 jóvenes por año.</w:t>
+      </w:r>
+    </w:p>
+    <w:p>
+      <w:pPr>
+        <w:keepNext/>
+        <w:spacing w:after="160" w:before="240"/>
+      </w:pPr>
+      <w:r>
+        <w:rPr>
+          <w:rFonts w:ascii="Calibri" w:cs="Calibri" w:eastAsia="Calibri" w:hAnsi="Calibri"/>
+          <w:color w:val="323E4F"/>
+          <w:sz w:val="28"/>
+          <w:szCs w:val="28"/>
+        </w:rPr>
+        <w:t xml:space="preserve">VI.- JUSTIFICACIÓN DE LA CREACIÓN DEL PROGRAMA</w:t>
       </w:r>
     </w:p>
     <w:p>
@@ -5734,7 +9097,7 @@
           <w:sz w:val="26"/>
           <w:szCs w:val="26"/>
         </w:rPr>
-        <w:t xml:space="preserve">5.2.- Oferta educativa</w:t>
+        <w:t xml:space="preserve">6.1.- Justificación</w:t>
       </w:r>
     </w:p>
     <w:p>
@@ -5748,923 +9111,25 @@
           <w:sz w:val="24"/>
           <w:szCs w:val="24"/>
         </w:rPr>
-        <w:t xml:space="preserve">En la región Lambayeque, la oferta licenciada de Farmacia y Bioquímica es reducida. Varias universidades que ofrecían la carrera o que operaban en Chiclayo no obtuvieron el licenciamiento institucional de la SUNEDU y se encuentran en proceso de cese.</w:t>
-      </w:r>
-    </w:p>
-    <w:p>
-      <w:pPr>
-        <w:keepNext/>
-        <w:spacing w:after="60" w:before="160"/>
-        <w:jc w:val="center"/>
-      </w:pPr>
-      <w:r>
-        <w:rPr>
-          <w:rFonts w:ascii="Calibri" w:cs="Calibri" w:eastAsia="Calibri" w:hAnsi="Calibri"/>
-          <w:sz w:val="22"/>
-          <w:szCs w:val="22"/>
-        </w:rPr>
-        <w:t xml:space="preserve">Tabla 5. Oferta educativa de Farmacia y Bioquímica en Lambayeque</w:t>
-      </w:r>
-    </w:p>
-    <w:tbl>
-      <w:tblPr>
-        <w:tblW w:type="dxa" w:w="8300"/>
-        <w:jc w:val="center"/>
-        <w:tblBorders>
-          <w:top w:val="single" w:color="auto" w:sz="4"/>
-          <w:left w:val="single" w:color="auto" w:sz="4"/>
-          <w:bottom w:val="single" w:color="auto" w:sz="4"/>
-          <w:right w:val="single" w:color="auto" w:sz="4"/>
-          <w:insideH w:val="single" w:color="auto" w:sz="4"/>
-          <w:insideV w:val="single" w:color="auto" w:sz="4"/>
-        </w:tblBorders>
-      </w:tblPr>
-      <w:tblGrid>
-        <w:gridCol w:w="900"/>
-        <w:gridCol w:w="3700"/>
-        <w:gridCol w:w="1700"/>
-        <w:gridCol w:w="2000"/>
-      </w:tblGrid>
-      <w:tr>
-        <w:trPr>
-          <w:tblHeader/>
-        </w:trPr>
-        <w:tc>
-          <w:tcPr>
-            <w:tcW w:type="dxa" w:w="900"/>
-            <w:tcBorders>
-              <w:top w:val="single" w:color="000000" w:sz="4"/>
-              <w:left w:val="single" w:color="000000" w:sz="4"/>
-              <w:bottom w:val="single" w:color="000000" w:sz="4"/>
-              <w:right w:val="single" w:color="000000" w:sz="4"/>
-            </w:tcBorders>
-            <w:shd w:fill="1F4E2C" w:color="auto" w:val="clear"/>
-            <w:tcMar>
-              <w:top w:type="dxa" w:w="20"/>
-              <w:left w:type="dxa" w:w="60"/>
-              <w:bottom w:type="dxa" w:w="20"/>
-              <w:right w:type="dxa" w:w="60"/>
-            </w:tcMar>
-            <w:vAlign w:val="center"/>
-          </w:tcPr>
-          <w:p>
-            <w:pPr>
-              <w:jc w:val="center"/>
-            </w:pPr>
-            <w:r>
-              <w:rPr>
-                <w:rFonts w:ascii="Arial" w:cs="Arial" w:eastAsia="Arial" w:hAnsi="Arial"/>
-                <w:b/>
-                <w:bCs/>
-                <w:color w:val="FFFFFF"/>
-                <w:sz w:val="15"/>
-                <w:szCs w:val="15"/>
-              </w:rPr>
-              <w:t xml:space="preserve">TIPO</w:t>
-            </w:r>
-          </w:p>
-        </w:tc>
-        <w:tc>
-          <w:tcPr>
-            <w:tcW w:type="dxa" w:w="3700"/>
-            <w:tcBorders>
-              <w:top w:val="single" w:color="000000" w:sz="4"/>
-              <w:left w:val="single" w:color="000000" w:sz="4"/>
-              <w:bottom w:val="single" w:color="000000" w:sz="4"/>
-              <w:right w:val="single" w:color="000000" w:sz="4"/>
-            </w:tcBorders>
-            <w:shd w:fill="1F4E2C" w:color="auto" w:val="clear"/>
-            <w:tcMar>
-              <w:top w:type="dxa" w:w="20"/>
-              <w:left w:type="dxa" w:w="60"/>
-              <w:bottom w:type="dxa" w:w="20"/>
-              <w:right w:type="dxa" w:w="60"/>
-            </w:tcMar>
-            <w:vAlign w:val="center"/>
-          </w:tcPr>
-          <w:p>
-            <w:pPr>
-              <w:jc w:val="center"/>
-            </w:pPr>
-            <w:r>
-              <w:rPr>
-                <w:rFonts w:ascii="Arial" w:cs="Arial" w:eastAsia="Arial" w:hAnsi="Arial"/>
-                <w:b/>
-                <w:bCs/>
-                <w:color w:val="FFFFFF"/>
-                <w:sz w:val="15"/>
-                <w:szCs w:val="15"/>
-              </w:rPr>
-              <w:t xml:space="preserve">UNIVERSIDAD</w:t>
-            </w:r>
-          </w:p>
-        </w:tc>
-        <w:tc>
-          <w:tcPr>
-            <w:tcW w:type="dxa" w:w="1700"/>
-            <w:tcBorders>
-              <w:top w:val="single" w:color="000000" w:sz="4"/>
-              <w:left w:val="single" w:color="000000" w:sz="4"/>
-              <w:bottom w:val="single" w:color="000000" w:sz="4"/>
-              <w:right w:val="single" w:color="000000" w:sz="4"/>
-            </w:tcBorders>
-            <w:shd w:fill="1F4E2C" w:color="auto" w:val="clear"/>
-            <w:tcMar>
-              <w:top w:type="dxa" w:w="20"/>
-              <w:left w:type="dxa" w:w="60"/>
-              <w:bottom w:type="dxa" w:w="20"/>
-              <w:right w:type="dxa" w:w="60"/>
-            </w:tcMar>
-            <w:vAlign w:val="center"/>
-          </w:tcPr>
-          <w:p>
-            <w:pPr>
-              <w:jc w:val="center"/>
-            </w:pPr>
-            <w:r>
-              <w:rPr>
-                <w:rFonts w:ascii="Arial" w:cs="Arial" w:eastAsia="Arial" w:hAnsi="Arial"/>
-                <w:b/>
-                <w:bCs/>
-                <w:color w:val="FFFFFF"/>
-                <w:sz w:val="15"/>
-                <w:szCs w:val="15"/>
-              </w:rPr>
-              <w:t xml:space="preserve">LICENCIA SUNEDU</w:t>
-            </w:r>
-          </w:p>
-        </w:tc>
-        <w:tc>
-          <w:tcPr>
-            <w:tcW w:type="dxa" w:w="2000"/>
-            <w:tcBorders>
-              <w:top w:val="single" w:color="000000" w:sz="4"/>
-              <w:left w:val="single" w:color="000000" w:sz="4"/>
-              <w:bottom w:val="single" w:color="000000" w:sz="4"/>
-              <w:right w:val="single" w:color="000000" w:sz="4"/>
-            </w:tcBorders>
-            <w:shd w:fill="1F4E2C" w:color="auto" w:val="clear"/>
-            <w:tcMar>
-              <w:top w:type="dxa" w:w="20"/>
-              <w:left w:type="dxa" w:w="60"/>
-              <w:bottom w:type="dxa" w:w="20"/>
-              <w:right w:type="dxa" w:w="60"/>
-            </w:tcMar>
-            <w:vAlign w:val="center"/>
-          </w:tcPr>
-          <w:p>
-            <w:pPr>
-              <w:jc w:val="center"/>
-            </w:pPr>
-            <w:r>
-              <w:rPr>
-                <w:rFonts w:ascii="Arial" w:cs="Arial" w:eastAsia="Arial" w:hAnsi="Arial"/>
-                <w:b/>
-                <w:bCs/>
-                <w:color w:val="FFFFFF"/>
-                <w:sz w:val="15"/>
-                <w:szCs w:val="15"/>
-              </w:rPr>
-              <w:t xml:space="preserve">FARMACIA Y BIOQUÍMICA</w:t>
-            </w:r>
-          </w:p>
-        </w:tc>
-      </w:tr>
-      <w:tr>
-        <w:trPr>
-          <w:cantSplit/>
-        </w:trPr>
-        <w:tc>
-          <w:tcPr>
-            <w:tcW w:type="dxa" w:w="900"/>
-            <w:tcBorders>
-              <w:top w:val="single" w:color="000000" w:sz="4"/>
-              <w:left w:val="single" w:color="000000" w:sz="4"/>
-              <w:bottom w:val="single" w:color="000000" w:sz="4"/>
-              <w:right w:val="single" w:color="000000" w:sz="4"/>
-            </w:tcBorders>
-            <w:tcMar>
-              <w:top w:type="dxa" w:w="20"/>
-              <w:left w:type="dxa" w:w="60"/>
-              <w:bottom w:type="dxa" w:w="20"/>
-              <w:right w:type="dxa" w:w="60"/>
-            </w:tcMar>
-            <w:vAlign w:val="center"/>
-          </w:tcPr>
-          <w:p>
-            <w:pPr>
-              <w:jc w:val="center"/>
-            </w:pPr>
-            <w:r>
-              <w:rPr>
-                <w:rFonts w:ascii="Arial" w:cs="Arial" w:eastAsia="Arial" w:hAnsi="Arial"/>
-                <w:b/>
-                <w:bCs/>
-                <w:color w:val="000000"/>
-                <w:sz w:val="15"/>
-                <w:szCs w:val="15"/>
-              </w:rPr>
-              <w:t xml:space="preserve">Privada</w:t>
-            </w:r>
-          </w:p>
-        </w:tc>
-        <w:tc>
-          <w:tcPr>
-            <w:tcW w:type="dxa" w:w="3700"/>
-            <w:tcBorders>
-              <w:top w:val="single" w:color="000000" w:sz="4"/>
-              <w:left w:val="single" w:color="000000" w:sz="4"/>
-              <w:bottom w:val="single" w:color="000000" w:sz="4"/>
-              <w:right w:val="single" w:color="000000" w:sz="4"/>
-            </w:tcBorders>
-            <w:tcMar>
-              <w:top w:type="dxa" w:w="20"/>
-              <w:left w:type="dxa" w:w="60"/>
-              <w:bottom w:type="dxa" w:w="20"/>
-              <w:right w:type="dxa" w:w="60"/>
-            </w:tcMar>
-            <w:vAlign w:val="center"/>
-          </w:tcPr>
-          <w:p>
-            <w:pPr>
-              <w:jc w:val="center"/>
-            </w:pPr>
-            <w:r>
-              <w:rPr>
-                <w:rFonts w:ascii="Arial" w:cs="Arial" w:eastAsia="Arial" w:hAnsi="Arial"/>
-                <w:b/>
-                <w:bCs/>
-                <w:color w:val="000000"/>
-                <w:sz w:val="15"/>
-                <w:szCs w:val="15"/>
-              </w:rPr>
-              <w:t xml:space="preserve">Universidad Tecnológica del Perú (UTP) – Chiclayo</w:t>
-            </w:r>
-          </w:p>
-        </w:tc>
-        <w:tc>
-          <w:tcPr>
-            <w:tcW w:type="dxa" w:w="1700"/>
-            <w:tcBorders>
-              <w:top w:val="single" w:color="000000" w:sz="4"/>
-              <w:left w:val="single" w:color="000000" w:sz="4"/>
-              <w:bottom w:val="single" w:color="000000" w:sz="4"/>
-              <w:right w:val="single" w:color="000000" w:sz="4"/>
-            </w:tcBorders>
-            <w:tcMar>
-              <w:top w:type="dxa" w:w="20"/>
-              <w:left w:type="dxa" w:w="60"/>
-              <w:bottom w:type="dxa" w:w="20"/>
-              <w:right w:type="dxa" w:w="60"/>
-            </w:tcMar>
-            <w:vAlign w:val="center"/>
-          </w:tcPr>
-          <w:p>
-            <w:pPr>
-              <w:jc w:val="center"/>
-            </w:pPr>
-            <w:r>
-              <w:rPr>
-                <w:rFonts w:ascii="Arial" w:cs="Arial" w:eastAsia="Arial" w:hAnsi="Arial"/>
-                <w:b/>
-                <w:bCs/>
-                <w:color w:val="000000"/>
-                <w:sz w:val="15"/>
-                <w:szCs w:val="15"/>
-              </w:rPr>
-              <w:t xml:space="preserve">Licenciada</w:t>
-            </w:r>
-          </w:p>
-        </w:tc>
-        <w:tc>
-          <w:tcPr>
-            <w:tcW w:type="dxa" w:w="2000"/>
-            <w:tcBorders>
-              <w:top w:val="single" w:color="000000" w:sz="4"/>
-              <w:left w:val="single" w:color="000000" w:sz="4"/>
-              <w:bottom w:val="single" w:color="000000" w:sz="4"/>
-              <w:right w:val="single" w:color="000000" w:sz="4"/>
-            </w:tcBorders>
-            <w:tcMar>
-              <w:top w:type="dxa" w:w="20"/>
-              <w:left w:type="dxa" w:w="60"/>
-              <w:bottom w:type="dxa" w:w="20"/>
-              <w:right w:type="dxa" w:w="60"/>
-            </w:tcMar>
-            <w:vAlign w:val="center"/>
-          </w:tcPr>
-          <w:p>
-            <w:pPr>
-              <w:jc w:val="center"/>
-            </w:pPr>
-            <w:r>
-              <w:rPr>
-                <w:rFonts w:ascii="Arial" w:cs="Arial" w:eastAsia="Arial" w:hAnsi="Arial"/>
-                <w:b/>
-                <w:bCs/>
-                <w:color w:val="000000"/>
-                <w:sz w:val="15"/>
-                <w:szCs w:val="15"/>
-              </w:rPr>
-              <w:t xml:space="preserve">Sí </w:t>
-            </w:r>
-            <w:r>
-              <w:rPr>
-                <w:rFonts w:ascii="Arial" w:cs="Arial" w:eastAsia="Arial" w:hAnsi="Arial"/>
-                <w:b/>
-                <w:bCs/>
-                <w:color w:val="000000"/>
-                <w:sz w:val="15"/>
-                <w:szCs w:val="15"/>
-                <w:shd w:fill="FFFF00" w:color="auto" w:val="clear"/>
-              </w:rPr>
-              <w:t xml:space="preserve">[VERIFICAR]</w:t>
-            </w:r>
-          </w:p>
-        </w:tc>
-      </w:tr>
-      <w:tr>
-        <w:trPr>
-          <w:cantSplit/>
-        </w:trPr>
-        <w:tc>
-          <w:tcPr>
-            <w:tcW w:type="dxa" w:w="900"/>
-            <w:tcBorders>
-              <w:top w:val="single" w:color="000000" w:sz="4"/>
-              <w:left w:val="single" w:color="000000" w:sz="4"/>
-              <w:bottom w:val="single" w:color="000000" w:sz="4"/>
-              <w:right w:val="single" w:color="000000" w:sz="4"/>
-            </w:tcBorders>
-            <w:tcMar>
-              <w:top w:type="dxa" w:w="20"/>
-              <w:left w:type="dxa" w:w="60"/>
-              <w:bottom w:type="dxa" w:w="20"/>
-              <w:right w:type="dxa" w:w="60"/>
-            </w:tcMar>
-            <w:vAlign w:val="center"/>
-          </w:tcPr>
-          <w:p>
-            <w:pPr>
-              <w:jc w:val="center"/>
-            </w:pPr>
-            <w:r>
-              <w:rPr>
-                <w:rFonts w:ascii="Arial" w:cs="Arial" w:eastAsia="Arial" w:hAnsi="Arial"/>
-                <w:b/>
-                <w:bCs/>
-                <w:color w:val="000000"/>
-                <w:sz w:val="15"/>
-                <w:szCs w:val="15"/>
-              </w:rPr>
-              <w:t xml:space="preserve">Pública</w:t>
-            </w:r>
-          </w:p>
-        </w:tc>
-        <w:tc>
-          <w:tcPr>
-            <w:tcW w:type="dxa" w:w="3700"/>
-            <w:tcBorders>
-              <w:top w:val="single" w:color="000000" w:sz="4"/>
-              <w:left w:val="single" w:color="000000" w:sz="4"/>
-              <w:bottom w:val="single" w:color="000000" w:sz="4"/>
-              <w:right w:val="single" w:color="000000" w:sz="4"/>
-            </w:tcBorders>
-            <w:tcMar>
-              <w:top w:type="dxa" w:w="20"/>
-              <w:left w:type="dxa" w:w="60"/>
-              <w:bottom w:type="dxa" w:w="20"/>
-              <w:right w:type="dxa" w:w="60"/>
-            </w:tcMar>
-            <w:vAlign w:val="center"/>
-          </w:tcPr>
-          <w:p>
-            <w:pPr>
-              <w:jc w:val="center"/>
-            </w:pPr>
-            <w:r>
-              <w:rPr>
-                <w:rFonts w:ascii="Arial" w:cs="Arial" w:eastAsia="Arial" w:hAnsi="Arial"/>
-                <w:b/>
-                <w:bCs/>
-                <w:color w:val="000000"/>
-                <w:sz w:val="15"/>
-                <w:szCs w:val="15"/>
-              </w:rPr>
-              <w:t xml:space="preserve">Universidad Nacional Pedro Ruiz Gallo (UNPRG)</w:t>
-            </w:r>
-          </w:p>
-        </w:tc>
-        <w:tc>
-          <w:tcPr>
-            <w:tcW w:type="dxa" w:w="1700"/>
-            <w:tcBorders>
-              <w:top w:val="single" w:color="000000" w:sz="4"/>
-              <w:left w:val="single" w:color="000000" w:sz="4"/>
-              <w:bottom w:val="single" w:color="000000" w:sz="4"/>
-              <w:right w:val="single" w:color="000000" w:sz="4"/>
-            </w:tcBorders>
-            <w:tcMar>
-              <w:top w:type="dxa" w:w="20"/>
-              <w:left w:type="dxa" w:w="60"/>
-              <w:bottom w:type="dxa" w:w="20"/>
-              <w:right w:type="dxa" w:w="60"/>
-            </w:tcMar>
-            <w:vAlign w:val="center"/>
-          </w:tcPr>
-          <w:p>
-            <w:pPr>
-              <w:jc w:val="center"/>
-            </w:pPr>
-            <w:r>
-              <w:rPr>
-                <w:rFonts w:ascii="Arial" w:cs="Arial" w:eastAsia="Arial" w:hAnsi="Arial"/>
-                <w:b/>
-                <w:bCs/>
-                <w:color w:val="000000"/>
-                <w:sz w:val="15"/>
-                <w:szCs w:val="15"/>
-              </w:rPr>
-              <w:t xml:space="preserve">Licenciada (2023)</w:t>
-            </w:r>
-          </w:p>
-        </w:tc>
-        <w:tc>
-          <w:tcPr>
-            <w:tcW w:type="dxa" w:w="2000"/>
-            <w:tcBorders>
-              <w:top w:val="single" w:color="000000" w:sz="4"/>
-              <w:left w:val="single" w:color="000000" w:sz="4"/>
-              <w:bottom w:val="single" w:color="000000" w:sz="4"/>
-              <w:right w:val="single" w:color="000000" w:sz="4"/>
-            </w:tcBorders>
-            <w:tcMar>
-              <w:top w:type="dxa" w:w="20"/>
-              <w:left w:type="dxa" w:w="60"/>
-              <w:bottom w:type="dxa" w:w="20"/>
-              <w:right w:type="dxa" w:w="60"/>
-            </w:tcMar>
-            <w:vAlign w:val="center"/>
-          </w:tcPr>
-          <w:p>
-            <w:pPr>
-              <w:jc w:val="center"/>
-            </w:pPr>
-            <w:r>
-              <w:rPr>
-                <w:rFonts w:ascii="Arial" w:cs="Arial" w:eastAsia="Arial" w:hAnsi="Arial"/>
-                <w:b/>
-                <w:bCs/>
-                <w:color w:val="000000"/>
-                <w:sz w:val="15"/>
-                <w:szCs w:val="15"/>
-                <w:shd w:fill="FFFF00" w:color="auto" w:val="clear"/>
-              </w:rPr>
-              <w:t xml:space="preserve">[VERIFICAR]</w:t>
-            </w:r>
-          </w:p>
-        </w:tc>
-      </w:tr>
-      <w:tr>
-        <w:trPr>
-          <w:cantSplit/>
-        </w:trPr>
-        <w:tc>
-          <w:tcPr>
-            <w:tcW w:type="dxa" w:w="900"/>
-            <w:tcBorders>
-              <w:top w:val="single" w:color="000000" w:sz="4"/>
-              <w:left w:val="single" w:color="000000" w:sz="4"/>
-              <w:bottom w:val="single" w:color="000000" w:sz="4"/>
-              <w:right w:val="single" w:color="000000" w:sz="4"/>
-            </w:tcBorders>
-            <w:tcMar>
-              <w:top w:type="dxa" w:w="20"/>
-              <w:left w:type="dxa" w:w="60"/>
-              <w:bottom w:type="dxa" w:w="20"/>
-              <w:right w:type="dxa" w:w="60"/>
-            </w:tcMar>
-            <w:vAlign w:val="center"/>
-          </w:tcPr>
-          <w:p>
-            <w:pPr>
-              <w:jc w:val="center"/>
-            </w:pPr>
-            <w:r>
-              <w:rPr>
-                <w:rFonts w:ascii="Arial" w:cs="Arial" w:eastAsia="Arial" w:hAnsi="Arial"/>
-                <w:b/>
-                <w:bCs/>
-                <w:color w:val="000000"/>
-                <w:sz w:val="15"/>
-                <w:szCs w:val="15"/>
-              </w:rPr>
-              <w:t xml:space="preserve">Privada</w:t>
-            </w:r>
-          </w:p>
-        </w:tc>
-        <w:tc>
-          <w:tcPr>
-            <w:tcW w:type="dxa" w:w="3700"/>
-            <w:tcBorders>
-              <w:top w:val="single" w:color="000000" w:sz="4"/>
-              <w:left w:val="single" w:color="000000" w:sz="4"/>
-              <w:bottom w:val="single" w:color="000000" w:sz="4"/>
-              <w:right w:val="single" w:color="000000" w:sz="4"/>
-            </w:tcBorders>
-            <w:tcMar>
-              <w:top w:type="dxa" w:w="20"/>
-              <w:left w:type="dxa" w:w="60"/>
-              <w:bottom w:type="dxa" w:w="20"/>
-              <w:right w:type="dxa" w:w="60"/>
-            </w:tcMar>
-            <w:vAlign w:val="center"/>
-          </w:tcPr>
-          <w:p>
-            <w:pPr>
-              <w:jc w:val="center"/>
-            </w:pPr>
-            <w:r>
-              <w:rPr>
-                <w:rFonts w:ascii="Arial" w:cs="Arial" w:eastAsia="Arial" w:hAnsi="Arial"/>
-                <w:b/>
-                <w:bCs/>
-                <w:color w:val="000000"/>
-                <w:sz w:val="15"/>
-                <w:szCs w:val="15"/>
-              </w:rPr>
-              <w:t xml:space="preserve">Universidad de Chiclayo (UDCH)</w:t>
-            </w:r>
-          </w:p>
-        </w:tc>
-        <w:tc>
-          <w:tcPr>
-            <w:tcW w:type="dxa" w:w="1700"/>
-            <w:tcBorders>
-              <w:top w:val="single" w:color="000000" w:sz="4"/>
-              <w:left w:val="single" w:color="000000" w:sz="4"/>
-              <w:bottom w:val="single" w:color="000000" w:sz="4"/>
-              <w:right w:val="single" w:color="000000" w:sz="4"/>
-            </w:tcBorders>
-            <w:tcMar>
-              <w:top w:type="dxa" w:w="20"/>
-              <w:left w:type="dxa" w:w="60"/>
-              <w:bottom w:type="dxa" w:w="20"/>
-              <w:right w:type="dxa" w:w="60"/>
-            </w:tcMar>
-            <w:vAlign w:val="center"/>
-          </w:tcPr>
-          <w:p>
-            <w:pPr>
-              <w:jc w:val="center"/>
-            </w:pPr>
-            <w:r>
-              <w:rPr>
-                <w:rFonts w:ascii="Arial" w:cs="Arial" w:eastAsia="Arial" w:hAnsi="Arial"/>
-                <w:b/>
-                <w:bCs/>
-                <w:color w:val="000000"/>
-                <w:sz w:val="15"/>
-                <w:szCs w:val="15"/>
-              </w:rPr>
-              <w:t xml:space="preserve">Denegada</w:t>
-            </w:r>
-          </w:p>
-        </w:tc>
-        <w:tc>
-          <w:tcPr>
-            <w:tcW w:type="dxa" w:w="2000"/>
-            <w:tcBorders>
-              <w:top w:val="single" w:color="000000" w:sz="4"/>
-              <w:left w:val="single" w:color="000000" w:sz="4"/>
-              <w:bottom w:val="single" w:color="000000" w:sz="4"/>
-              <w:right w:val="single" w:color="000000" w:sz="4"/>
-            </w:tcBorders>
-            <w:tcMar>
-              <w:top w:type="dxa" w:w="20"/>
-              <w:left w:type="dxa" w:w="60"/>
-              <w:bottom w:type="dxa" w:w="20"/>
-              <w:right w:type="dxa" w:w="60"/>
-            </w:tcMar>
-            <w:vAlign w:val="center"/>
-          </w:tcPr>
-          <w:p>
-            <w:pPr>
-              <w:jc w:val="center"/>
-            </w:pPr>
-            <w:r>
-              <w:rPr>
-                <w:rFonts w:ascii="Arial" w:cs="Arial" w:eastAsia="Arial" w:hAnsi="Arial"/>
-                <w:b/>
-                <w:bCs/>
-                <w:color w:val="000000"/>
-                <w:sz w:val="15"/>
-                <w:szCs w:val="15"/>
-              </w:rPr>
-              <w:t xml:space="preserve">Ofrecía – en cese</w:t>
-            </w:r>
-          </w:p>
-        </w:tc>
-      </w:tr>
-      <w:tr>
-        <w:trPr>
-          <w:cantSplit/>
-        </w:trPr>
-        <w:tc>
-          <w:tcPr>
-            <w:tcW w:type="dxa" w:w="900"/>
-            <w:tcBorders>
-              <w:top w:val="single" w:color="000000" w:sz="4"/>
-              <w:left w:val="single" w:color="000000" w:sz="4"/>
-              <w:bottom w:val="single" w:color="000000" w:sz="4"/>
-              <w:right w:val="single" w:color="000000" w:sz="4"/>
-            </w:tcBorders>
-            <w:tcMar>
-              <w:top w:type="dxa" w:w="20"/>
-              <w:left w:type="dxa" w:w="60"/>
-              <w:bottom w:type="dxa" w:w="20"/>
-              <w:right w:type="dxa" w:w="60"/>
-            </w:tcMar>
-            <w:vAlign w:val="center"/>
-          </w:tcPr>
-          <w:p>
-            <w:pPr>
-              <w:jc w:val="center"/>
-            </w:pPr>
-            <w:r>
-              <w:rPr>
-                <w:rFonts w:ascii="Arial" w:cs="Arial" w:eastAsia="Arial" w:hAnsi="Arial"/>
-                <w:b/>
-                <w:bCs/>
-                <w:color w:val="000000"/>
-                <w:sz w:val="15"/>
-                <w:szCs w:val="15"/>
-              </w:rPr>
-              <w:t xml:space="preserve">Privada</w:t>
-            </w:r>
-          </w:p>
-        </w:tc>
-        <w:tc>
-          <w:tcPr>
-            <w:tcW w:type="dxa" w:w="3700"/>
-            <w:tcBorders>
-              <w:top w:val="single" w:color="000000" w:sz="4"/>
-              <w:left w:val="single" w:color="000000" w:sz="4"/>
-              <w:bottom w:val="single" w:color="000000" w:sz="4"/>
-              <w:right w:val="single" w:color="000000" w:sz="4"/>
-            </w:tcBorders>
-            <w:tcMar>
-              <w:top w:type="dxa" w:w="20"/>
-              <w:left w:type="dxa" w:w="60"/>
-              <w:bottom w:type="dxa" w:w="20"/>
-              <w:right w:type="dxa" w:w="60"/>
-            </w:tcMar>
-            <w:vAlign w:val="center"/>
-          </w:tcPr>
-          <w:p>
-            <w:pPr>
-              <w:jc w:val="center"/>
-            </w:pPr>
-            <w:r>
-              <w:rPr>
-                <w:rFonts w:ascii="Arial" w:cs="Arial" w:eastAsia="Arial" w:hAnsi="Arial"/>
-                <w:b/>
-                <w:bCs/>
-                <w:color w:val="000000"/>
-                <w:sz w:val="15"/>
-                <w:szCs w:val="15"/>
-              </w:rPr>
-              <w:t xml:space="preserve">Universidad de Lambayeque (UDL)</w:t>
-            </w:r>
-          </w:p>
-        </w:tc>
-        <w:tc>
-          <w:tcPr>
-            <w:tcW w:type="dxa" w:w="1700"/>
-            <w:tcBorders>
-              <w:top w:val="single" w:color="000000" w:sz="4"/>
-              <w:left w:val="single" w:color="000000" w:sz="4"/>
-              <w:bottom w:val="single" w:color="000000" w:sz="4"/>
-              <w:right w:val="single" w:color="000000" w:sz="4"/>
-            </w:tcBorders>
-            <w:tcMar>
-              <w:top w:type="dxa" w:w="20"/>
-              <w:left w:type="dxa" w:w="60"/>
-              <w:bottom w:type="dxa" w:w="20"/>
-              <w:right w:type="dxa" w:w="60"/>
-            </w:tcMar>
-            <w:vAlign w:val="center"/>
-          </w:tcPr>
-          <w:p>
-            <w:pPr>
-              <w:jc w:val="center"/>
-            </w:pPr>
-            <w:r>
-              <w:rPr>
-                <w:rFonts w:ascii="Arial" w:cs="Arial" w:eastAsia="Arial" w:hAnsi="Arial"/>
-                <w:b/>
-                <w:bCs/>
-                <w:color w:val="000000"/>
-                <w:sz w:val="15"/>
-                <w:szCs w:val="15"/>
-              </w:rPr>
-              <w:t xml:space="preserve">Denegada</w:t>
-            </w:r>
-          </w:p>
-        </w:tc>
-        <w:tc>
-          <w:tcPr>
-            <w:tcW w:type="dxa" w:w="2000"/>
-            <w:tcBorders>
-              <w:top w:val="single" w:color="000000" w:sz="4"/>
-              <w:left w:val="single" w:color="000000" w:sz="4"/>
-              <w:bottom w:val="single" w:color="000000" w:sz="4"/>
-              <w:right w:val="single" w:color="000000" w:sz="4"/>
-            </w:tcBorders>
-            <w:tcMar>
-              <w:top w:type="dxa" w:w="20"/>
-              <w:left w:type="dxa" w:w="60"/>
-              <w:bottom w:type="dxa" w:w="20"/>
-              <w:right w:type="dxa" w:w="60"/>
-            </w:tcMar>
-            <w:vAlign w:val="center"/>
-          </w:tcPr>
-          <w:p>
-            <w:pPr>
-              <w:jc w:val="center"/>
-            </w:pPr>
-            <w:r>
-              <w:rPr>
-                <w:rFonts w:ascii="Arial" w:cs="Arial" w:eastAsia="Arial" w:hAnsi="Arial"/>
-                <w:b/>
-                <w:bCs/>
-                <w:color w:val="000000"/>
-                <w:sz w:val="15"/>
-                <w:szCs w:val="15"/>
-              </w:rPr>
-              <w:t xml:space="preserve">En cese</w:t>
-            </w:r>
-          </w:p>
-        </w:tc>
-      </w:tr>
-      <w:tr>
-        <w:trPr>
-          <w:cantSplit/>
-        </w:trPr>
-        <w:tc>
-          <w:tcPr>
-            <w:tcW w:type="dxa" w:w="900"/>
-            <w:tcBorders>
-              <w:top w:val="single" w:color="000000" w:sz="4"/>
-              <w:left w:val="single" w:color="000000" w:sz="4"/>
-              <w:bottom w:val="single" w:color="000000" w:sz="4"/>
-              <w:right w:val="single" w:color="000000" w:sz="4"/>
-            </w:tcBorders>
-            <w:tcMar>
-              <w:top w:type="dxa" w:w="20"/>
-              <w:left w:type="dxa" w:w="60"/>
-              <w:bottom w:type="dxa" w:w="20"/>
-              <w:right w:type="dxa" w:w="60"/>
-            </w:tcMar>
-            <w:vAlign w:val="center"/>
-          </w:tcPr>
-          <w:p>
-            <w:pPr>
-              <w:jc w:val="center"/>
-            </w:pPr>
-            <w:r>
-              <w:rPr>
-                <w:rFonts w:ascii="Arial" w:cs="Arial" w:eastAsia="Arial" w:hAnsi="Arial"/>
-                <w:b/>
-                <w:bCs/>
-                <w:color w:val="000000"/>
-                <w:sz w:val="15"/>
-                <w:szCs w:val="15"/>
-              </w:rPr>
-              <w:t xml:space="preserve">Privada</w:t>
-            </w:r>
-          </w:p>
-        </w:tc>
-        <w:tc>
-          <w:tcPr>
-            <w:tcW w:type="dxa" w:w="3700"/>
-            <w:tcBorders>
-              <w:top w:val="single" w:color="000000" w:sz="4"/>
-              <w:left w:val="single" w:color="000000" w:sz="4"/>
-              <w:bottom w:val="single" w:color="000000" w:sz="4"/>
-              <w:right w:val="single" w:color="000000" w:sz="4"/>
-            </w:tcBorders>
-            <w:tcMar>
-              <w:top w:type="dxa" w:w="20"/>
-              <w:left w:type="dxa" w:w="60"/>
-              <w:bottom w:type="dxa" w:w="20"/>
-              <w:right w:type="dxa" w:w="60"/>
-            </w:tcMar>
-            <w:vAlign w:val="center"/>
-          </w:tcPr>
-          <w:p>
-            <w:pPr>
-              <w:jc w:val="center"/>
-            </w:pPr>
-            <w:r>
-              <w:rPr>
-                <w:rFonts w:ascii="Arial" w:cs="Arial" w:eastAsia="Arial" w:hAnsi="Arial"/>
-                <w:b/>
-                <w:bCs/>
-                <w:color w:val="000000"/>
-                <w:sz w:val="15"/>
-                <w:szCs w:val="15"/>
-              </w:rPr>
-              <w:t xml:space="preserve">Universidad Privada Juan Mejía Baca (UMB)</w:t>
-            </w:r>
-          </w:p>
-        </w:tc>
-        <w:tc>
-          <w:tcPr>
-            <w:tcW w:type="dxa" w:w="1700"/>
-            <w:tcBorders>
-              <w:top w:val="single" w:color="000000" w:sz="4"/>
-              <w:left w:val="single" w:color="000000" w:sz="4"/>
-              <w:bottom w:val="single" w:color="000000" w:sz="4"/>
-              <w:right w:val="single" w:color="000000" w:sz="4"/>
-            </w:tcBorders>
-            <w:tcMar>
-              <w:top w:type="dxa" w:w="20"/>
-              <w:left w:type="dxa" w:w="60"/>
-              <w:bottom w:type="dxa" w:w="20"/>
-              <w:right w:type="dxa" w:w="60"/>
-            </w:tcMar>
-            <w:vAlign w:val="center"/>
-          </w:tcPr>
-          <w:p>
-            <w:pPr>
-              <w:jc w:val="center"/>
-            </w:pPr>
-            <w:r>
-              <w:rPr>
-                <w:rFonts w:ascii="Arial" w:cs="Arial" w:eastAsia="Arial" w:hAnsi="Arial"/>
-                <w:b/>
-                <w:bCs/>
-                <w:color w:val="000000"/>
-                <w:sz w:val="15"/>
-                <w:szCs w:val="15"/>
-              </w:rPr>
-              <w:t xml:space="preserve">Denegada</w:t>
-            </w:r>
-          </w:p>
-        </w:tc>
-        <w:tc>
-          <w:tcPr>
-            <w:tcW w:type="dxa" w:w="2000"/>
-            <w:tcBorders>
-              <w:top w:val="single" w:color="000000" w:sz="4"/>
-              <w:left w:val="single" w:color="000000" w:sz="4"/>
-              <w:bottom w:val="single" w:color="000000" w:sz="4"/>
-              <w:right w:val="single" w:color="000000" w:sz="4"/>
-            </w:tcBorders>
-            <w:tcMar>
-              <w:top w:type="dxa" w:w="20"/>
-              <w:left w:type="dxa" w:w="60"/>
-              <w:bottom w:type="dxa" w:w="20"/>
-              <w:right w:type="dxa" w:w="60"/>
-            </w:tcMar>
-            <w:vAlign w:val="center"/>
-          </w:tcPr>
-          <w:p>
-            <w:pPr>
-              <w:jc w:val="center"/>
-            </w:pPr>
-            <w:r>
-              <w:rPr>
-                <w:rFonts w:ascii="Arial" w:cs="Arial" w:eastAsia="Arial" w:hAnsi="Arial"/>
-                <w:b/>
-                <w:bCs/>
-                <w:color w:val="000000"/>
-                <w:sz w:val="15"/>
-                <w:szCs w:val="15"/>
-              </w:rPr>
-              <w:t xml:space="preserve">En cese</w:t>
-            </w:r>
-          </w:p>
-        </w:tc>
-      </w:tr>
-    </w:tbl>
-    <w:p>
-      <w:pPr>
-        <w:spacing w:after="160"/>
-        <w:ind w:left="300"/>
-      </w:pPr>
-      <w:r>
-        <w:rPr>
-          <w:rFonts w:ascii="Arial" w:cs="Arial" w:eastAsia="Arial" w:hAnsi="Arial"/>
+        <w:t xml:space="preserve">Lambayeque es el principal polo comercial, de servicios y sanitario del nororiente peruano; su ubicación estratégica le permite conectar los flujos económicos y poblacionales de la costa, la sierra y la selva norte (BCRP, p. 3). La región cuenta con </w:t>
+      </w:r>
+      <w:r>
+        <w:rPr>
+          <w:rFonts w:ascii="Calibri" w:cs="Calibri" w:eastAsia="Calibri" w:hAnsi="Calibri"/>
           <w:b/>
           <w:bCs/>
-          <w:i/>
-          <w:iCs/>
-          <w:sz w:val="14"/>
-          <w:szCs w:val="14"/>
-        </w:rPr>
-        <w:t xml:space="preserve">Fuente: SUNEDU; portales institucionales.</w:t>
+          <w:sz w:val="24"/>
+          <w:szCs w:val="24"/>
+        </w:rPr>
+        <w:t xml:space="preserve">194 establecimientos de salud</w:t>
+      </w:r>
+      <w:r>
+        <w:rPr>
+          <w:rFonts w:ascii="Calibri" w:cs="Calibri" w:eastAsia="Calibri" w:hAnsi="Calibri"/>
+          <w:sz w:val="24"/>
+          <w:szCs w:val="24"/>
+        </w:rPr>
+        <w:t xml:space="preserve"> (PRODUCE, p. 2) y Chiclayo concentra hospitales de referencia (Hospital Regional Lambayeque, Hospital Las Mercedes y Hospital Nacional Almanzor Aguinaga Asenjo de EsSalud) que reciben pacientes derivados de Cajamarca, San Martín, Amazonas y Piura. EsSalud cuenta con más de 598 000 asegurados en la región y proyecta la construcción de tres hospitales (Almanzor Aguinaga, Naylamp y Ferreñafe). Cada uno de estos establecimientos requiere servicios de farmacia hospitalaria, farmacia clínica, farmacovigilancia, laboratorio clínico y gestión del suministro de medicamentos a cargo de Químicos Farmacéuticos.</w:t>
       </w:r>
     </w:p>
     <w:p>
@@ -6678,1529 +9143,89 @@
           <w:sz w:val="24"/>
           <w:szCs w:val="24"/>
         </w:rPr>
-        <w:t xml:space="preserve">Para estimar la oferta educativa se utilizarán las estadísticas registradas en los portales de transparencia de estas universidades (Tabla 6).</w:t>
-      </w:r>
-    </w:p>
-    <w:p>
-      <w:pPr>
-        <w:keepNext/>
-        <w:spacing w:after="60" w:before="160"/>
-        <w:jc w:val="center"/>
-      </w:pPr>
-      <w:r>
-        <w:rPr>
-          <w:rFonts w:ascii="Calibri" w:cs="Calibri" w:eastAsia="Calibri" w:hAnsi="Calibri"/>
-          <w:sz w:val="22"/>
-          <w:szCs w:val="22"/>
-        </w:rPr>
-        <w:t xml:space="preserve">Tabla 6. Ingresantes a Farmacia y Bioquímica en las universidades de Lambayeque</w:t>
-      </w:r>
-    </w:p>
-    <w:tbl>
-      <w:tblPr>
-        <w:tblW w:type="dxa" w:w="8200"/>
-        <w:jc w:val="center"/>
-        <w:tblBorders>
-          <w:top w:val="single" w:color="auto" w:sz="4"/>
-          <w:left w:val="single" w:color="auto" w:sz="4"/>
-          <w:bottom w:val="single" w:color="auto" w:sz="4"/>
-          <w:right w:val="single" w:color="auto" w:sz="4"/>
-          <w:insideH w:val="single" w:color="auto" w:sz="4"/>
-          <w:insideV w:val="single" w:color="auto" w:sz="4"/>
-        </w:tblBorders>
-      </w:tblPr>
-      <w:tblGrid>
-        <w:gridCol w:w="4300"/>
-        <w:gridCol w:w="1300"/>
-        <w:gridCol w:w="1300"/>
-        <w:gridCol w:w="1300"/>
-      </w:tblGrid>
-      <w:tr>
-        <w:trPr>
-          <w:tblHeader/>
-        </w:trPr>
-        <w:tc>
-          <w:tcPr>
-            <w:tcW w:type="dxa" w:w="4300"/>
-            <w:tcBorders>
-              <w:top w:val="single" w:color="000000" w:sz="4"/>
-              <w:left w:val="single" w:color="000000" w:sz="4"/>
-              <w:bottom w:val="single" w:color="000000" w:sz="4"/>
-              <w:right w:val="single" w:color="000000" w:sz="4"/>
-            </w:tcBorders>
-            <w:shd w:fill="1F4E2C" w:color="auto" w:val="clear"/>
-            <w:tcMar>
-              <w:top w:type="dxa" w:w="20"/>
-              <w:left w:type="dxa" w:w="60"/>
-              <w:bottom w:type="dxa" w:w="20"/>
-              <w:right w:type="dxa" w:w="60"/>
-            </w:tcMar>
-            <w:vAlign w:val="center"/>
-          </w:tcPr>
-          <w:p>
-            <w:pPr>
-              <w:jc w:val="center"/>
-            </w:pPr>
-            <w:r>
-              <w:rPr>
-                <w:rFonts w:ascii="Arial" w:cs="Arial" w:eastAsia="Arial" w:hAnsi="Arial"/>
-                <w:b/>
-                <w:bCs/>
-                <w:color w:val="FFFFFF"/>
-                <w:sz w:val="15"/>
-                <w:szCs w:val="15"/>
-              </w:rPr>
-              <w:t xml:space="preserve">UNIVERSIDAD</w:t>
-            </w:r>
-          </w:p>
-        </w:tc>
-        <w:tc>
-          <w:tcPr>
-            <w:tcW w:type="dxa" w:w="1300"/>
-            <w:tcBorders>
-              <w:top w:val="single" w:color="000000" w:sz="4"/>
-              <w:left w:val="single" w:color="000000" w:sz="4"/>
-              <w:bottom w:val="single" w:color="000000" w:sz="4"/>
-              <w:right w:val="single" w:color="000000" w:sz="4"/>
-            </w:tcBorders>
-            <w:shd w:fill="1F4E2C" w:color="auto" w:val="clear"/>
-            <w:tcMar>
-              <w:top w:type="dxa" w:w="20"/>
-              <w:left w:type="dxa" w:w="60"/>
-              <w:bottom w:type="dxa" w:w="20"/>
-              <w:right w:type="dxa" w:w="60"/>
-            </w:tcMar>
-            <w:vAlign w:val="center"/>
-          </w:tcPr>
-          <w:p>
-            <w:pPr>
-              <w:jc w:val="center"/>
-            </w:pPr>
-            <w:r>
-              <w:rPr>
-                <w:rFonts w:ascii="Arial" w:cs="Arial" w:eastAsia="Arial" w:hAnsi="Arial"/>
-                <w:b/>
-                <w:bCs/>
-                <w:color w:val="FFFFFF"/>
-                <w:sz w:val="15"/>
-                <w:szCs w:val="15"/>
-              </w:rPr>
-              <w:t xml:space="preserve">2023</w:t>
-            </w:r>
-          </w:p>
-        </w:tc>
-        <w:tc>
-          <w:tcPr>
-            <w:tcW w:type="dxa" w:w="1300"/>
-            <w:tcBorders>
-              <w:top w:val="single" w:color="000000" w:sz="4"/>
-              <w:left w:val="single" w:color="000000" w:sz="4"/>
-              <w:bottom w:val="single" w:color="000000" w:sz="4"/>
-              <w:right w:val="single" w:color="000000" w:sz="4"/>
-            </w:tcBorders>
-            <w:shd w:fill="1F4E2C" w:color="auto" w:val="clear"/>
-            <w:tcMar>
-              <w:top w:type="dxa" w:w="20"/>
-              <w:left w:type="dxa" w:w="60"/>
-              <w:bottom w:type="dxa" w:w="20"/>
-              <w:right w:type="dxa" w:w="60"/>
-            </w:tcMar>
-            <w:vAlign w:val="center"/>
-          </w:tcPr>
-          <w:p>
-            <w:pPr>
-              <w:jc w:val="center"/>
-            </w:pPr>
-            <w:r>
-              <w:rPr>
-                <w:rFonts w:ascii="Arial" w:cs="Arial" w:eastAsia="Arial" w:hAnsi="Arial"/>
-                <w:b/>
-                <w:bCs/>
-                <w:color w:val="FFFFFF"/>
-                <w:sz w:val="15"/>
-                <w:szCs w:val="15"/>
-              </w:rPr>
-              <w:t xml:space="preserve">2024</w:t>
-            </w:r>
-          </w:p>
-        </w:tc>
-        <w:tc>
-          <w:tcPr>
-            <w:tcW w:type="dxa" w:w="1300"/>
-            <w:tcBorders>
-              <w:top w:val="single" w:color="000000" w:sz="4"/>
-              <w:left w:val="single" w:color="000000" w:sz="4"/>
-              <w:bottom w:val="single" w:color="000000" w:sz="4"/>
-              <w:right w:val="single" w:color="000000" w:sz="4"/>
-            </w:tcBorders>
-            <w:shd w:fill="1F4E2C" w:color="auto" w:val="clear"/>
-            <w:tcMar>
-              <w:top w:type="dxa" w:w="20"/>
-              <w:left w:type="dxa" w:w="60"/>
-              <w:bottom w:type="dxa" w:w="20"/>
-              <w:right w:type="dxa" w:w="60"/>
-            </w:tcMar>
-            <w:vAlign w:val="center"/>
-          </w:tcPr>
-          <w:p>
-            <w:pPr>
-              <w:jc w:val="center"/>
-            </w:pPr>
-            <w:r>
-              <w:rPr>
-                <w:rFonts w:ascii="Arial" w:cs="Arial" w:eastAsia="Arial" w:hAnsi="Arial"/>
-                <w:b/>
-                <w:bCs/>
-                <w:color w:val="FFFFFF"/>
-                <w:sz w:val="15"/>
-                <w:szCs w:val="15"/>
-              </w:rPr>
-              <w:t xml:space="preserve">2025</w:t>
-            </w:r>
-          </w:p>
-        </w:tc>
-      </w:tr>
-      <w:tr>
-        <w:trPr>
-          <w:cantSplit/>
-        </w:trPr>
-        <w:tc>
-          <w:tcPr>
-            <w:tcW w:type="dxa" w:w="4300"/>
-            <w:tcBorders>
-              <w:top w:val="single" w:color="000000" w:sz="4"/>
-              <w:left w:val="single" w:color="000000" w:sz="4"/>
-              <w:bottom w:val="single" w:color="000000" w:sz="4"/>
-              <w:right w:val="single" w:color="000000" w:sz="4"/>
-            </w:tcBorders>
-            <w:tcMar>
-              <w:top w:type="dxa" w:w="20"/>
-              <w:left w:type="dxa" w:w="60"/>
-              <w:bottom w:type="dxa" w:w="20"/>
-              <w:right w:type="dxa" w:w="60"/>
-            </w:tcMar>
-            <w:vAlign w:val="center"/>
-          </w:tcPr>
-          <w:p>
-            <w:pPr>
-              <w:jc w:val="left"/>
-            </w:pPr>
-            <w:r>
-              <w:rPr>
-                <w:rFonts w:ascii="Arial" w:cs="Arial" w:eastAsia="Arial" w:hAnsi="Arial"/>
-                <w:b/>
-                <w:bCs/>
-                <w:color w:val="000000"/>
-                <w:sz w:val="15"/>
-                <w:szCs w:val="15"/>
-              </w:rPr>
-              <w:t xml:space="preserve">Universidad Tecnológica del Perú (UTP) – Chiclayo</w:t>
-            </w:r>
-          </w:p>
-        </w:tc>
-        <w:tc>
-          <w:tcPr>
-            <w:tcW w:type="dxa" w:w="1300"/>
-            <w:tcBorders>
-              <w:top w:val="single" w:color="000000" w:sz="4"/>
-              <w:left w:val="single" w:color="000000" w:sz="4"/>
-              <w:bottom w:val="single" w:color="000000" w:sz="4"/>
-              <w:right w:val="single" w:color="000000" w:sz="4"/>
-            </w:tcBorders>
-            <w:tcMar>
-              <w:top w:type="dxa" w:w="20"/>
-              <w:left w:type="dxa" w:w="60"/>
-              <w:bottom w:type="dxa" w:w="20"/>
-              <w:right w:type="dxa" w:w="60"/>
-            </w:tcMar>
-            <w:vAlign w:val="center"/>
-          </w:tcPr>
-          <w:p>
-            <w:pPr>
-              <w:jc w:val="center"/>
-            </w:pPr>
-          </w:p>
-        </w:tc>
-        <w:tc>
-          <w:tcPr>
-            <w:tcW w:type="dxa" w:w="1300"/>
-            <w:tcBorders>
-              <w:top w:val="single" w:color="000000" w:sz="4"/>
-              <w:left w:val="single" w:color="000000" w:sz="4"/>
-              <w:bottom w:val="single" w:color="000000" w:sz="4"/>
-              <w:right w:val="single" w:color="000000" w:sz="4"/>
-            </w:tcBorders>
-            <w:tcMar>
-              <w:top w:type="dxa" w:w="20"/>
-              <w:left w:type="dxa" w:w="60"/>
-              <w:bottom w:type="dxa" w:w="20"/>
-              <w:right w:type="dxa" w:w="60"/>
-            </w:tcMar>
-            <w:vAlign w:val="center"/>
-          </w:tcPr>
-          <w:p>
-            <w:pPr>
-              <w:jc w:val="center"/>
-            </w:pPr>
-          </w:p>
-        </w:tc>
-        <w:tc>
-          <w:tcPr>
-            <w:tcW w:type="dxa" w:w="1300"/>
-            <w:tcBorders>
-              <w:top w:val="single" w:color="000000" w:sz="4"/>
-              <w:left w:val="single" w:color="000000" w:sz="4"/>
-              <w:bottom w:val="single" w:color="000000" w:sz="4"/>
-              <w:right w:val="single" w:color="000000" w:sz="4"/>
-            </w:tcBorders>
-            <w:tcMar>
-              <w:top w:type="dxa" w:w="20"/>
-              <w:left w:type="dxa" w:w="60"/>
-              <w:bottom w:type="dxa" w:w="20"/>
-              <w:right w:type="dxa" w:w="60"/>
-            </w:tcMar>
-            <w:vAlign w:val="center"/>
-          </w:tcPr>
-          <w:p>
-            <w:pPr>
-              <w:jc w:val="center"/>
-            </w:pPr>
-          </w:p>
-        </w:tc>
-      </w:tr>
-      <w:tr>
-        <w:trPr>
-          <w:cantSplit/>
-        </w:trPr>
-        <w:tc>
-          <w:tcPr>
-            <w:tcW w:type="dxa" w:w="4300"/>
-            <w:tcBorders>
-              <w:top w:val="single" w:color="000000" w:sz="4"/>
-              <w:left w:val="single" w:color="000000" w:sz="4"/>
-              <w:bottom w:val="single" w:color="000000" w:sz="4"/>
-              <w:right w:val="single" w:color="000000" w:sz="4"/>
-            </w:tcBorders>
-            <w:tcMar>
-              <w:top w:type="dxa" w:w="20"/>
-              <w:left w:type="dxa" w:w="60"/>
-              <w:bottom w:type="dxa" w:w="20"/>
-              <w:right w:type="dxa" w:w="60"/>
-            </w:tcMar>
-            <w:vAlign w:val="center"/>
-          </w:tcPr>
-          <w:p>
-            <w:pPr>
-              <w:jc w:val="left"/>
-            </w:pPr>
-            <w:r>
-              <w:rPr>
-                <w:rFonts w:ascii="Arial" w:cs="Arial" w:eastAsia="Arial" w:hAnsi="Arial"/>
-                <w:b/>
-                <w:bCs/>
-                <w:color w:val="000000"/>
-                <w:sz w:val="15"/>
-                <w:szCs w:val="15"/>
-              </w:rPr>
-              <w:t xml:space="preserve">Universidad Nacional Pedro Ruiz Gallo (si corresponde)</w:t>
-            </w:r>
-          </w:p>
-        </w:tc>
-        <w:tc>
-          <w:tcPr>
-            <w:tcW w:type="dxa" w:w="1300"/>
-            <w:tcBorders>
-              <w:top w:val="single" w:color="000000" w:sz="4"/>
-              <w:left w:val="single" w:color="000000" w:sz="4"/>
-              <w:bottom w:val="single" w:color="000000" w:sz="4"/>
-              <w:right w:val="single" w:color="000000" w:sz="4"/>
-            </w:tcBorders>
-            <w:tcMar>
-              <w:top w:type="dxa" w:w="20"/>
-              <w:left w:type="dxa" w:w="60"/>
-              <w:bottom w:type="dxa" w:w="20"/>
-              <w:right w:type="dxa" w:w="60"/>
-            </w:tcMar>
-            <w:vAlign w:val="center"/>
-          </w:tcPr>
-          <w:p>
-            <w:pPr>
-              <w:jc w:val="center"/>
-            </w:pPr>
-          </w:p>
-        </w:tc>
-        <w:tc>
-          <w:tcPr>
-            <w:tcW w:type="dxa" w:w="1300"/>
-            <w:tcBorders>
-              <w:top w:val="single" w:color="000000" w:sz="4"/>
-              <w:left w:val="single" w:color="000000" w:sz="4"/>
-              <w:bottom w:val="single" w:color="000000" w:sz="4"/>
-              <w:right w:val="single" w:color="000000" w:sz="4"/>
-            </w:tcBorders>
-            <w:tcMar>
-              <w:top w:type="dxa" w:w="20"/>
-              <w:left w:type="dxa" w:w="60"/>
-              <w:bottom w:type="dxa" w:w="20"/>
-              <w:right w:type="dxa" w:w="60"/>
-            </w:tcMar>
-            <w:vAlign w:val="center"/>
-          </w:tcPr>
-          <w:p>
-            <w:pPr>
-              <w:jc w:val="center"/>
-            </w:pPr>
-          </w:p>
-        </w:tc>
-        <w:tc>
-          <w:tcPr>
-            <w:tcW w:type="dxa" w:w="1300"/>
-            <w:tcBorders>
-              <w:top w:val="single" w:color="000000" w:sz="4"/>
-              <w:left w:val="single" w:color="000000" w:sz="4"/>
-              <w:bottom w:val="single" w:color="000000" w:sz="4"/>
-              <w:right w:val="single" w:color="000000" w:sz="4"/>
-            </w:tcBorders>
-            <w:tcMar>
-              <w:top w:type="dxa" w:w="20"/>
-              <w:left w:type="dxa" w:w="60"/>
-              <w:bottom w:type="dxa" w:w="20"/>
-              <w:right w:type="dxa" w:w="60"/>
-            </w:tcMar>
-            <w:vAlign w:val="center"/>
-          </w:tcPr>
-          <w:p>
-            <w:pPr>
-              <w:jc w:val="center"/>
-            </w:pPr>
-          </w:p>
-        </w:tc>
-      </w:tr>
-      <w:tr>
-        <w:trPr>
-          <w:cantSplit/>
-        </w:trPr>
-        <w:tc>
-          <w:tcPr>
-            <w:tcW w:type="dxa" w:w="4300"/>
-            <w:tcBorders>
-              <w:top w:val="single" w:color="000000" w:sz="4"/>
-              <w:left w:val="single" w:color="000000" w:sz="4"/>
-              <w:bottom w:val="single" w:color="000000" w:sz="4"/>
-              <w:right w:val="single" w:color="000000" w:sz="4"/>
-            </w:tcBorders>
-            <w:tcMar>
-              <w:top w:type="dxa" w:w="20"/>
-              <w:left w:type="dxa" w:w="60"/>
-              <w:bottom w:type="dxa" w:w="20"/>
-              <w:right w:type="dxa" w:w="60"/>
-            </w:tcMar>
-            <w:vAlign w:val="center"/>
-          </w:tcPr>
-          <w:p>
-            <w:pPr>
-              <w:jc w:val="left"/>
-            </w:pPr>
-            <w:r>
-              <w:rPr>
-                <w:rFonts w:ascii="Arial" w:cs="Arial" w:eastAsia="Arial" w:hAnsi="Arial"/>
-                <w:b/>
-                <w:bCs/>
-                <w:color w:val="000000"/>
-                <w:sz w:val="15"/>
-                <w:szCs w:val="15"/>
-              </w:rPr>
-              <w:t xml:space="preserve">Total</w:t>
-            </w:r>
-          </w:p>
-        </w:tc>
-        <w:tc>
-          <w:tcPr>
-            <w:tcW w:type="dxa" w:w="1300"/>
-            <w:tcBorders>
-              <w:top w:val="single" w:color="000000" w:sz="4"/>
-              <w:left w:val="single" w:color="000000" w:sz="4"/>
-              <w:bottom w:val="single" w:color="000000" w:sz="4"/>
-              <w:right w:val="single" w:color="000000" w:sz="4"/>
-            </w:tcBorders>
-            <w:tcMar>
-              <w:top w:type="dxa" w:w="20"/>
-              <w:left w:type="dxa" w:w="60"/>
-              <w:bottom w:type="dxa" w:w="20"/>
-              <w:right w:type="dxa" w:w="60"/>
-            </w:tcMar>
-            <w:vAlign w:val="center"/>
-          </w:tcPr>
-          <w:p>
-            <w:pPr>
-              <w:jc w:val="center"/>
-            </w:pPr>
-          </w:p>
-        </w:tc>
-        <w:tc>
-          <w:tcPr>
-            <w:tcW w:type="dxa" w:w="1300"/>
-            <w:tcBorders>
-              <w:top w:val="single" w:color="000000" w:sz="4"/>
-              <w:left w:val="single" w:color="000000" w:sz="4"/>
-              <w:bottom w:val="single" w:color="000000" w:sz="4"/>
-              <w:right w:val="single" w:color="000000" w:sz="4"/>
-            </w:tcBorders>
-            <w:tcMar>
-              <w:top w:type="dxa" w:w="20"/>
-              <w:left w:type="dxa" w:w="60"/>
-              <w:bottom w:type="dxa" w:w="20"/>
-              <w:right w:type="dxa" w:w="60"/>
-            </w:tcMar>
-            <w:vAlign w:val="center"/>
-          </w:tcPr>
-          <w:p>
-            <w:pPr>
-              <w:jc w:val="center"/>
-            </w:pPr>
-          </w:p>
-        </w:tc>
-        <w:tc>
-          <w:tcPr>
-            <w:tcW w:type="dxa" w:w="1300"/>
-            <w:tcBorders>
-              <w:top w:val="single" w:color="000000" w:sz="4"/>
-              <w:left w:val="single" w:color="000000" w:sz="4"/>
-              <w:bottom w:val="single" w:color="000000" w:sz="4"/>
-              <w:right w:val="single" w:color="000000" w:sz="4"/>
-            </w:tcBorders>
-            <w:tcMar>
-              <w:top w:type="dxa" w:w="20"/>
-              <w:left w:type="dxa" w:w="60"/>
-              <w:bottom w:type="dxa" w:w="20"/>
-              <w:right w:type="dxa" w:w="60"/>
-            </w:tcMar>
-            <w:vAlign w:val="center"/>
-          </w:tcPr>
-          <w:p>
-            <w:pPr>
-              <w:jc w:val="center"/>
-            </w:pPr>
-          </w:p>
-        </w:tc>
-      </w:tr>
-    </w:tbl>
-    <w:p>
-      <w:pPr>
-        <w:spacing w:after="160"/>
-        <w:ind w:left="300"/>
-      </w:pPr>
-      <w:r>
-        <w:rPr>
-          <w:rFonts w:ascii="Arial" w:cs="Arial" w:eastAsia="Arial" w:hAnsi="Arial"/>
+        <w:t xml:space="preserve">La Ley N.° 29459, Ley de los Productos Farmacéuticos, Dispositivos Médicos y Productos Sanitarios, y el Reglamento de Establecimientos Farmacéuticos (D.S. N.° 014-2011-SA) exigen que </w:t>
+      </w:r>
+      <w:r>
+        <w:rPr>
+          <w:rFonts w:ascii="Calibri" w:cs="Calibri" w:eastAsia="Calibri" w:hAnsi="Calibri"/>
           <w:b/>
           <w:bCs/>
-          <w:i/>
-          <w:iCs/>
-          <w:sz w:val="14"/>
-          <w:szCs w:val="14"/>
-        </w:rPr>
-        <w:t xml:space="preserve">Fuente: portal de transparencia de cada universidad; SIU-SUNEDU. </w:t>
-      </w:r>
-      <w:r>
-        <w:rPr>
-          <w:rFonts w:ascii="Arial" w:cs="Arial" w:eastAsia="Arial" w:hAnsi="Arial"/>
+          <w:sz w:val="24"/>
+          <w:szCs w:val="24"/>
+        </w:rPr>
+        <w:t xml:space="preserve">toda farmacia, botica, droguería y laboratorio cuente con un Químico Farmacéutico como director técnico</w:t>
+      </w:r>
+      <w:r>
+        <w:rPr>
+          <w:rFonts w:ascii="Calibri" w:cs="Calibri" w:eastAsia="Calibri" w:hAnsi="Calibri"/>
+          <w:sz w:val="24"/>
+          <w:szCs w:val="24"/>
+        </w:rPr>
+        <w:t xml:space="preserve">. En consecuencia, cada nuevo establecimiento farmacéutico genera una demanda directa y obligatoria de estos profesionales.</w:t>
+      </w:r>
+    </w:p>
+    <w:p>
+      <w:pPr>
+        <w:spacing w:after="120" w:line="360"/>
+        <w:jc w:val="both"/>
+      </w:pPr>
+      <w:r>
+        <w:rPr>
+          <w:rFonts w:ascii="Calibri" w:cs="Calibri" w:eastAsia="Calibri" w:hAnsi="Calibri"/>
+          <w:sz w:val="24"/>
+          <w:szCs w:val="24"/>
+        </w:rPr>
+        <w:t xml:space="preserve">La región enfrenta, además, un problema persistente de comercio ilegal de medicamentos: la GERESA Lambayeque intervino más de 100 establecimientos en 14 operativos y </w:t>
+      </w:r>
+      <w:r>
+        <w:rPr>
+          <w:rFonts w:ascii="Calibri" w:cs="Calibri" w:eastAsia="Calibri" w:hAnsi="Calibri"/>
           <w:b/>
           <w:bCs/>
-          <w:i/>
-          <w:iCs/>
-          <w:sz w:val="14"/>
-          <w:szCs w:val="14"/>
-          <w:shd w:fill="FFFF00" w:color="auto" w:val="clear"/>
-        </w:rPr>
-        <w:t xml:space="preserve">[DATO PENDIENTE]</w:t>
-      </w:r>
-    </w:p>
-    <w:p>
-      <w:pPr>
-        <w:keepNext/>
-        <w:spacing w:after="60" w:before="160"/>
-        <w:jc w:val="center"/>
-      </w:pPr>
-      <w:r>
-        <w:rPr>
-          <w:rFonts w:ascii="Calibri" w:cs="Calibri" w:eastAsia="Calibri" w:hAnsi="Calibri"/>
-          <w:sz w:val="22"/>
-          <w:szCs w:val="22"/>
-        </w:rPr>
-        <w:t xml:space="preserve">Tabla 7. Brecha entre demanda y oferta educativa en Lambayeque</w:t>
-      </w:r>
-    </w:p>
-    <w:tbl>
-      <w:tblPr>
-        <w:tblW w:type="dxa" w:w="8440"/>
-        <w:jc w:val="center"/>
-        <w:tblBorders>
-          <w:top w:val="single" w:color="auto" w:sz="4"/>
-          <w:left w:val="single" w:color="auto" w:sz="4"/>
-          <w:bottom w:val="single" w:color="auto" w:sz="4"/>
-          <w:right w:val="single" w:color="auto" w:sz="4"/>
-          <w:insideH w:val="single" w:color="auto" w:sz="4"/>
-          <w:insideV w:val="single" w:color="auto" w:sz="4"/>
-        </w:tblBorders>
-      </w:tblPr>
-      <w:tblGrid>
-        <w:gridCol w:w="2700"/>
-        <w:gridCol w:w="820"/>
-        <w:gridCol w:w="820"/>
-        <w:gridCol w:w="820"/>
-        <w:gridCol w:w="820"/>
-        <w:gridCol w:w="820"/>
-        <w:gridCol w:w="820"/>
-        <w:gridCol w:w="820"/>
-      </w:tblGrid>
-      <w:tr>
-        <w:trPr>
-          <w:tblHeader/>
-        </w:trPr>
-        <w:tc>
-          <w:tcPr>
-            <w:tcW w:type="dxa" w:w="2700"/>
-            <w:tcBorders>
-              <w:top w:val="single" w:color="000000" w:sz="4"/>
-              <w:left w:val="single" w:color="000000" w:sz="4"/>
-              <w:bottom w:val="single" w:color="000000" w:sz="4"/>
-              <w:right w:val="single" w:color="000000" w:sz="4"/>
-            </w:tcBorders>
-            <w:shd w:fill="1F4E2C" w:color="auto" w:val="clear"/>
-            <w:tcMar>
-              <w:top w:type="dxa" w:w="20"/>
-              <w:left w:type="dxa" w:w="60"/>
-              <w:bottom w:type="dxa" w:w="20"/>
-              <w:right w:type="dxa" w:w="60"/>
-            </w:tcMar>
-            <w:vAlign w:val="center"/>
-          </w:tcPr>
-          <w:p>
-            <w:pPr>
-              <w:jc w:val="center"/>
-            </w:pPr>
-            <w:r>
-              <w:rPr>
-                <w:rFonts w:ascii="Arial" w:cs="Arial" w:eastAsia="Arial" w:hAnsi="Arial"/>
-                <w:b/>
-                <w:bCs/>
-                <w:color w:val="FFFFFF"/>
-                <w:sz w:val="15"/>
-                <w:szCs w:val="15"/>
-              </w:rPr>
-              <w:t xml:space="preserve">Concepto</w:t>
-            </w:r>
-          </w:p>
-        </w:tc>
-        <w:tc>
-          <w:tcPr>
-            <w:tcW w:type="dxa" w:w="820"/>
-            <w:tcBorders>
-              <w:top w:val="single" w:color="000000" w:sz="4"/>
-              <w:left w:val="single" w:color="000000" w:sz="4"/>
-              <w:bottom w:val="single" w:color="000000" w:sz="4"/>
-              <w:right w:val="single" w:color="000000" w:sz="4"/>
-            </w:tcBorders>
-            <w:shd w:fill="1F4E2C" w:color="auto" w:val="clear"/>
-            <w:tcMar>
-              <w:top w:type="dxa" w:w="20"/>
-              <w:left w:type="dxa" w:w="60"/>
-              <w:bottom w:type="dxa" w:w="20"/>
-              <w:right w:type="dxa" w:w="60"/>
-            </w:tcMar>
-            <w:vAlign w:val="center"/>
-          </w:tcPr>
-          <w:p>
-            <w:pPr>
-              <w:jc w:val="center"/>
-            </w:pPr>
-            <w:r>
-              <w:rPr>
-                <w:rFonts w:ascii="Arial" w:cs="Arial" w:eastAsia="Arial" w:hAnsi="Arial"/>
-                <w:b/>
-                <w:bCs/>
-                <w:color w:val="FFFFFF"/>
-                <w:sz w:val="15"/>
-                <w:szCs w:val="15"/>
-              </w:rPr>
-              <w:t xml:space="preserve">2027</w:t>
-            </w:r>
-          </w:p>
-        </w:tc>
-        <w:tc>
-          <w:tcPr>
-            <w:tcW w:type="dxa" w:w="820"/>
-            <w:tcBorders>
-              <w:top w:val="single" w:color="000000" w:sz="4"/>
-              <w:left w:val="single" w:color="000000" w:sz="4"/>
-              <w:bottom w:val="single" w:color="000000" w:sz="4"/>
-              <w:right w:val="single" w:color="000000" w:sz="4"/>
-            </w:tcBorders>
-            <w:shd w:fill="1F4E2C" w:color="auto" w:val="clear"/>
-            <w:tcMar>
-              <w:top w:type="dxa" w:w="20"/>
-              <w:left w:type="dxa" w:w="60"/>
-              <w:bottom w:type="dxa" w:w="20"/>
-              <w:right w:type="dxa" w:w="60"/>
-            </w:tcMar>
-            <w:vAlign w:val="center"/>
-          </w:tcPr>
-          <w:p>
-            <w:pPr>
-              <w:jc w:val="center"/>
-            </w:pPr>
-            <w:r>
-              <w:rPr>
-                <w:rFonts w:ascii="Arial" w:cs="Arial" w:eastAsia="Arial" w:hAnsi="Arial"/>
-                <w:b/>
-                <w:bCs/>
-                <w:color w:val="FFFFFF"/>
-                <w:sz w:val="15"/>
-                <w:szCs w:val="15"/>
-              </w:rPr>
-              <w:t xml:space="preserve">2028</w:t>
-            </w:r>
-          </w:p>
-        </w:tc>
-        <w:tc>
-          <w:tcPr>
-            <w:tcW w:type="dxa" w:w="820"/>
-            <w:tcBorders>
-              <w:top w:val="single" w:color="000000" w:sz="4"/>
-              <w:left w:val="single" w:color="000000" w:sz="4"/>
-              <w:bottom w:val="single" w:color="000000" w:sz="4"/>
-              <w:right w:val="single" w:color="000000" w:sz="4"/>
-            </w:tcBorders>
-            <w:shd w:fill="1F4E2C" w:color="auto" w:val="clear"/>
-            <w:tcMar>
-              <w:top w:type="dxa" w:w="20"/>
-              <w:left w:type="dxa" w:w="60"/>
-              <w:bottom w:type="dxa" w:w="20"/>
-              <w:right w:type="dxa" w:w="60"/>
-            </w:tcMar>
-            <w:vAlign w:val="center"/>
-          </w:tcPr>
-          <w:p>
-            <w:pPr>
-              <w:jc w:val="center"/>
-            </w:pPr>
-            <w:r>
-              <w:rPr>
-                <w:rFonts w:ascii="Arial" w:cs="Arial" w:eastAsia="Arial" w:hAnsi="Arial"/>
-                <w:b/>
-                <w:bCs/>
-                <w:color w:val="FFFFFF"/>
-                <w:sz w:val="15"/>
-                <w:szCs w:val="15"/>
-              </w:rPr>
-              <w:t xml:space="preserve">2029</w:t>
-            </w:r>
-          </w:p>
-        </w:tc>
-        <w:tc>
-          <w:tcPr>
-            <w:tcW w:type="dxa" w:w="820"/>
-            <w:tcBorders>
-              <w:top w:val="single" w:color="000000" w:sz="4"/>
-              <w:left w:val="single" w:color="000000" w:sz="4"/>
-              <w:bottom w:val="single" w:color="000000" w:sz="4"/>
-              <w:right w:val="single" w:color="000000" w:sz="4"/>
-            </w:tcBorders>
-            <w:shd w:fill="1F4E2C" w:color="auto" w:val="clear"/>
-            <w:tcMar>
-              <w:top w:type="dxa" w:w="20"/>
-              <w:left w:type="dxa" w:w="60"/>
-              <w:bottom w:type="dxa" w:w="20"/>
-              <w:right w:type="dxa" w:w="60"/>
-            </w:tcMar>
-            <w:vAlign w:val="center"/>
-          </w:tcPr>
-          <w:p>
-            <w:pPr>
-              <w:jc w:val="center"/>
-            </w:pPr>
-            <w:r>
-              <w:rPr>
-                <w:rFonts w:ascii="Arial" w:cs="Arial" w:eastAsia="Arial" w:hAnsi="Arial"/>
-                <w:b/>
-                <w:bCs/>
-                <w:color w:val="FFFFFF"/>
-                <w:sz w:val="15"/>
-                <w:szCs w:val="15"/>
-              </w:rPr>
-              <w:t xml:space="preserve">2030</w:t>
-            </w:r>
-          </w:p>
-        </w:tc>
-        <w:tc>
-          <w:tcPr>
-            <w:tcW w:type="dxa" w:w="820"/>
-            <w:tcBorders>
-              <w:top w:val="single" w:color="000000" w:sz="4"/>
-              <w:left w:val="single" w:color="000000" w:sz="4"/>
-              <w:bottom w:val="single" w:color="000000" w:sz="4"/>
-              <w:right w:val="single" w:color="000000" w:sz="4"/>
-            </w:tcBorders>
-            <w:shd w:fill="1F4E2C" w:color="auto" w:val="clear"/>
-            <w:tcMar>
-              <w:top w:type="dxa" w:w="20"/>
-              <w:left w:type="dxa" w:w="60"/>
-              <w:bottom w:type="dxa" w:w="20"/>
-              <w:right w:type="dxa" w:w="60"/>
-            </w:tcMar>
-            <w:vAlign w:val="center"/>
-          </w:tcPr>
-          <w:p>
-            <w:pPr>
-              <w:jc w:val="center"/>
-            </w:pPr>
-            <w:r>
-              <w:rPr>
-                <w:rFonts w:ascii="Arial" w:cs="Arial" w:eastAsia="Arial" w:hAnsi="Arial"/>
-                <w:b/>
-                <w:bCs/>
-                <w:color w:val="FFFFFF"/>
-                <w:sz w:val="15"/>
-                <w:szCs w:val="15"/>
-              </w:rPr>
-              <w:t xml:space="preserve">2031</w:t>
-            </w:r>
-          </w:p>
-        </w:tc>
-        <w:tc>
-          <w:tcPr>
-            <w:tcW w:type="dxa" w:w="820"/>
-            <w:tcBorders>
-              <w:top w:val="single" w:color="000000" w:sz="4"/>
-              <w:left w:val="single" w:color="000000" w:sz="4"/>
-              <w:bottom w:val="single" w:color="000000" w:sz="4"/>
-              <w:right w:val="single" w:color="000000" w:sz="4"/>
-            </w:tcBorders>
-            <w:shd w:fill="1F4E2C" w:color="auto" w:val="clear"/>
-            <w:tcMar>
-              <w:top w:type="dxa" w:w="20"/>
-              <w:left w:type="dxa" w:w="60"/>
-              <w:bottom w:type="dxa" w:w="20"/>
-              <w:right w:type="dxa" w:w="60"/>
-            </w:tcMar>
-            <w:vAlign w:val="center"/>
-          </w:tcPr>
-          <w:p>
-            <w:pPr>
-              <w:jc w:val="center"/>
-            </w:pPr>
-            <w:r>
-              <w:rPr>
-                <w:rFonts w:ascii="Arial" w:cs="Arial" w:eastAsia="Arial" w:hAnsi="Arial"/>
-                <w:b/>
-                <w:bCs/>
-                <w:color w:val="FFFFFF"/>
-                <w:sz w:val="15"/>
-                <w:szCs w:val="15"/>
-              </w:rPr>
-              <w:t xml:space="preserve">2032</w:t>
-            </w:r>
-          </w:p>
-        </w:tc>
-        <w:tc>
-          <w:tcPr>
-            <w:tcW w:type="dxa" w:w="820"/>
-            <w:tcBorders>
-              <w:top w:val="single" w:color="000000" w:sz="4"/>
-              <w:left w:val="single" w:color="000000" w:sz="4"/>
-              <w:bottom w:val="single" w:color="000000" w:sz="4"/>
-              <w:right w:val="single" w:color="000000" w:sz="4"/>
-            </w:tcBorders>
-            <w:shd w:fill="1F4E2C" w:color="auto" w:val="clear"/>
-            <w:tcMar>
-              <w:top w:type="dxa" w:w="20"/>
-              <w:left w:type="dxa" w:w="60"/>
-              <w:bottom w:type="dxa" w:w="20"/>
-              <w:right w:type="dxa" w:w="60"/>
-            </w:tcMar>
-            <w:vAlign w:val="center"/>
-          </w:tcPr>
-          <w:p>
-            <w:pPr>
-              <w:jc w:val="center"/>
-            </w:pPr>
-            <w:r>
-              <w:rPr>
-                <w:rFonts w:ascii="Arial" w:cs="Arial" w:eastAsia="Arial" w:hAnsi="Arial"/>
-                <w:b/>
-                <w:bCs/>
-                <w:color w:val="FFFFFF"/>
-                <w:sz w:val="15"/>
-                <w:szCs w:val="15"/>
-              </w:rPr>
-              <w:t xml:space="preserve">2033</w:t>
-            </w:r>
-          </w:p>
-        </w:tc>
-      </w:tr>
-      <w:tr>
-        <w:trPr>
-          <w:cantSplit/>
-        </w:trPr>
-        <w:tc>
-          <w:tcPr>
-            <w:tcW w:type="dxa" w:w="2700"/>
-            <w:tcBorders>
-              <w:top w:val="single" w:color="000000" w:sz="4"/>
-              <w:left w:val="single" w:color="000000" w:sz="4"/>
-              <w:bottom w:val="single" w:color="000000" w:sz="4"/>
-              <w:right w:val="single" w:color="000000" w:sz="4"/>
-            </w:tcBorders>
-            <w:tcMar>
-              <w:top w:type="dxa" w:w="20"/>
-              <w:left w:type="dxa" w:w="60"/>
-              <w:bottom w:type="dxa" w:w="20"/>
-              <w:right w:type="dxa" w:w="60"/>
-            </w:tcMar>
-            <w:vAlign w:val="center"/>
-          </w:tcPr>
-          <w:p>
-            <w:pPr>
-              <w:jc w:val="left"/>
-            </w:pPr>
-            <w:r>
-              <w:rPr>
-                <w:rFonts w:ascii="Arial" w:cs="Arial" w:eastAsia="Arial" w:hAnsi="Arial"/>
-                <w:b/>
-                <w:bCs/>
-                <w:color w:val="000000"/>
-                <w:sz w:val="15"/>
-                <w:szCs w:val="15"/>
-              </w:rPr>
-              <w:t xml:space="preserve">Demanda educativa proyectada</w:t>
-            </w:r>
-          </w:p>
-        </w:tc>
-        <w:tc>
-          <w:tcPr>
-            <w:tcW w:type="dxa" w:w="820"/>
-            <w:tcBorders>
-              <w:top w:val="single" w:color="000000" w:sz="4"/>
-              <w:left w:val="single" w:color="000000" w:sz="4"/>
-              <w:bottom w:val="single" w:color="000000" w:sz="4"/>
-              <w:right w:val="single" w:color="000000" w:sz="4"/>
-            </w:tcBorders>
-            <w:tcMar>
-              <w:top w:type="dxa" w:w="20"/>
-              <w:left w:type="dxa" w:w="60"/>
-              <w:bottom w:type="dxa" w:w="20"/>
-              <w:right w:type="dxa" w:w="60"/>
-            </w:tcMar>
-            <w:vAlign w:val="center"/>
-          </w:tcPr>
-          <w:p>
-            <w:pPr>
-              <w:jc w:val="center"/>
-            </w:pPr>
-          </w:p>
-        </w:tc>
-        <w:tc>
-          <w:tcPr>
-            <w:tcW w:type="dxa" w:w="820"/>
-            <w:tcBorders>
-              <w:top w:val="single" w:color="000000" w:sz="4"/>
-              <w:left w:val="single" w:color="000000" w:sz="4"/>
-              <w:bottom w:val="single" w:color="000000" w:sz="4"/>
-              <w:right w:val="single" w:color="000000" w:sz="4"/>
-            </w:tcBorders>
-            <w:tcMar>
-              <w:top w:type="dxa" w:w="20"/>
-              <w:left w:type="dxa" w:w="60"/>
-              <w:bottom w:type="dxa" w:w="20"/>
-              <w:right w:type="dxa" w:w="60"/>
-            </w:tcMar>
-            <w:vAlign w:val="center"/>
-          </w:tcPr>
-          <w:p>
-            <w:pPr>
-              <w:jc w:val="center"/>
-            </w:pPr>
-          </w:p>
-        </w:tc>
-        <w:tc>
-          <w:tcPr>
-            <w:tcW w:type="dxa" w:w="820"/>
-            <w:tcBorders>
-              <w:top w:val="single" w:color="000000" w:sz="4"/>
-              <w:left w:val="single" w:color="000000" w:sz="4"/>
-              <w:bottom w:val="single" w:color="000000" w:sz="4"/>
-              <w:right w:val="single" w:color="000000" w:sz="4"/>
-            </w:tcBorders>
-            <w:tcMar>
-              <w:top w:type="dxa" w:w="20"/>
-              <w:left w:type="dxa" w:w="60"/>
-              <w:bottom w:type="dxa" w:w="20"/>
-              <w:right w:type="dxa" w:w="60"/>
-            </w:tcMar>
-            <w:vAlign w:val="center"/>
-          </w:tcPr>
-          <w:p>
-            <w:pPr>
-              <w:jc w:val="center"/>
-            </w:pPr>
-          </w:p>
-        </w:tc>
-        <w:tc>
-          <w:tcPr>
-            <w:tcW w:type="dxa" w:w="820"/>
-            <w:tcBorders>
-              <w:top w:val="single" w:color="000000" w:sz="4"/>
-              <w:left w:val="single" w:color="000000" w:sz="4"/>
-              <w:bottom w:val="single" w:color="000000" w:sz="4"/>
-              <w:right w:val="single" w:color="000000" w:sz="4"/>
-            </w:tcBorders>
-            <w:tcMar>
-              <w:top w:type="dxa" w:w="20"/>
-              <w:left w:type="dxa" w:w="60"/>
-              <w:bottom w:type="dxa" w:w="20"/>
-              <w:right w:type="dxa" w:w="60"/>
-            </w:tcMar>
-            <w:vAlign w:val="center"/>
-          </w:tcPr>
-          <w:p>
-            <w:pPr>
-              <w:jc w:val="center"/>
-            </w:pPr>
-          </w:p>
-        </w:tc>
-        <w:tc>
-          <w:tcPr>
-            <w:tcW w:type="dxa" w:w="820"/>
-            <w:tcBorders>
-              <w:top w:val="single" w:color="000000" w:sz="4"/>
-              <w:left w:val="single" w:color="000000" w:sz="4"/>
-              <w:bottom w:val="single" w:color="000000" w:sz="4"/>
-              <w:right w:val="single" w:color="000000" w:sz="4"/>
-            </w:tcBorders>
-            <w:tcMar>
-              <w:top w:type="dxa" w:w="20"/>
-              <w:left w:type="dxa" w:w="60"/>
-              <w:bottom w:type="dxa" w:w="20"/>
-              <w:right w:type="dxa" w:w="60"/>
-            </w:tcMar>
-            <w:vAlign w:val="center"/>
-          </w:tcPr>
-          <w:p>
-            <w:pPr>
-              <w:jc w:val="center"/>
-            </w:pPr>
-          </w:p>
-        </w:tc>
-        <w:tc>
-          <w:tcPr>
-            <w:tcW w:type="dxa" w:w="820"/>
-            <w:tcBorders>
-              <w:top w:val="single" w:color="000000" w:sz="4"/>
-              <w:left w:val="single" w:color="000000" w:sz="4"/>
-              <w:bottom w:val="single" w:color="000000" w:sz="4"/>
-              <w:right w:val="single" w:color="000000" w:sz="4"/>
-            </w:tcBorders>
-            <w:tcMar>
-              <w:top w:type="dxa" w:w="20"/>
-              <w:left w:type="dxa" w:w="60"/>
-              <w:bottom w:type="dxa" w:w="20"/>
-              <w:right w:type="dxa" w:w="60"/>
-            </w:tcMar>
-            <w:vAlign w:val="center"/>
-          </w:tcPr>
-          <w:p>
-            <w:pPr>
-              <w:jc w:val="center"/>
-            </w:pPr>
-          </w:p>
-        </w:tc>
-        <w:tc>
-          <w:tcPr>
-            <w:tcW w:type="dxa" w:w="820"/>
-            <w:tcBorders>
-              <w:top w:val="single" w:color="000000" w:sz="4"/>
-              <w:left w:val="single" w:color="000000" w:sz="4"/>
-              <w:bottom w:val="single" w:color="000000" w:sz="4"/>
-              <w:right w:val="single" w:color="000000" w:sz="4"/>
-            </w:tcBorders>
-            <w:tcMar>
-              <w:top w:type="dxa" w:w="20"/>
-              <w:left w:type="dxa" w:w="60"/>
-              <w:bottom w:type="dxa" w:w="20"/>
-              <w:right w:type="dxa" w:w="60"/>
-            </w:tcMar>
-            <w:vAlign w:val="center"/>
-          </w:tcPr>
-          <w:p>
-            <w:pPr>
-              <w:jc w:val="center"/>
-            </w:pPr>
-          </w:p>
-        </w:tc>
-      </w:tr>
-      <w:tr>
-        <w:trPr>
-          <w:cantSplit/>
-        </w:trPr>
-        <w:tc>
-          <w:tcPr>
-            <w:tcW w:type="dxa" w:w="2700"/>
-            <w:tcBorders>
-              <w:top w:val="single" w:color="000000" w:sz="4"/>
-              <w:left w:val="single" w:color="000000" w:sz="4"/>
-              <w:bottom w:val="single" w:color="000000" w:sz="4"/>
-              <w:right w:val="single" w:color="000000" w:sz="4"/>
-            </w:tcBorders>
-            <w:tcMar>
-              <w:top w:type="dxa" w:w="20"/>
-              <w:left w:type="dxa" w:w="60"/>
-              <w:bottom w:type="dxa" w:w="20"/>
-              <w:right w:type="dxa" w:w="60"/>
-            </w:tcMar>
-            <w:vAlign w:val="center"/>
-          </w:tcPr>
-          <w:p>
-            <w:pPr>
-              <w:jc w:val="left"/>
-            </w:pPr>
-            <w:r>
-              <w:rPr>
-                <w:rFonts w:ascii="Arial" w:cs="Arial" w:eastAsia="Arial" w:hAnsi="Arial"/>
-                <w:b/>
-                <w:bCs/>
-                <w:color w:val="000000"/>
-                <w:sz w:val="15"/>
-                <w:szCs w:val="15"/>
-              </w:rPr>
-              <w:t xml:space="preserve">Oferta educativa proyectada</w:t>
-            </w:r>
-          </w:p>
-        </w:tc>
-        <w:tc>
-          <w:tcPr>
-            <w:tcW w:type="dxa" w:w="820"/>
-            <w:tcBorders>
-              <w:top w:val="single" w:color="000000" w:sz="4"/>
-              <w:left w:val="single" w:color="000000" w:sz="4"/>
-              <w:bottom w:val="single" w:color="000000" w:sz="4"/>
-              <w:right w:val="single" w:color="000000" w:sz="4"/>
-            </w:tcBorders>
-            <w:tcMar>
-              <w:top w:type="dxa" w:w="20"/>
-              <w:left w:type="dxa" w:w="60"/>
-              <w:bottom w:type="dxa" w:w="20"/>
-              <w:right w:type="dxa" w:w="60"/>
-            </w:tcMar>
-            <w:vAlign w:val="center"/>
-          </w:tcPr>
-          <w:p>
-            <w:pPr>
-              <w:jc w:val="center"/>
-            </w:pPr>
-          </w:p>
-        </w:tc>
-        <w:tc>
-          <w:tcPr>
-            <w:tcW w:type="dxa" w:w="820"/>
-            <w:tcBorders>
-              <w:top w:val="single" w:color="000000" w:sz="4"/>
-              <w:left w:val="single" w:color="000000" w:sz="4"/>
-              <w:bottom w:val="single" w:color="000000" w:sz="4"/>
-              <w:right w:val="single" w:color="000000" w:sz="4"/>
-            </w:tcBorders>
-            <w:tcMar>
-              <w:top w:type="dxa" w:w="20"/>
-              <w:left w:type="dxa" w:w="60"/>
-              <w:bottom w:type="dxa" w:w="20"/>
-              <w:right w:type="dxa" w:w="60"/>
-            </w:tcMar>
-            <w:vAlign w:val="center"/>
-          </w:tcPr>
-          <w:p>
-            <w:pPr>
-              <w:jc w:val="center"/>
-            </w:pPr>
-          </w:p>
-        </w:tc>
-        <w:tc>
-          <w:tcPr>
-            <w:tcW w:type="dxa" w:w="820"/>
-            <w:tcBorders>
-              <w:top w:val="single" w:color="000000" w:sz="4"/>
-              <w:left w:val="single" w:color="000000" w:sz="4"/>
-              <w:bottom w:val="single" w:color="000000" w:sz="4"/>
-              <w:right w:val="single" w:color="000000" w:sz="4"/>
-            </w:tcBorders>
-            <w:tcMar>
-              <w:top w:type="dxa" w:w="20"/>
-              <w:left w:type="dxa" w:w="60"/>
-              <w:bottom w:type="dxa" w:w="20"/>
-              <w:right w:type="dxa" w:w="60"/>
-            </w:tcMar>
-            <w:vAlign w:val="center"/>
-          </w:tcPr>
-          <w:p>
-            <w:pPr>
-              <w:jc w:val="center"/>
-            </w:pPr>
-          </w:p>
-        </w:tc>
-        <w:tc>
-          <w:tcPr>
-            <w:tcW w:type="dxa" w:w="820"/>
-            <w:tcBorders>
-              <w:top w:val="single" w:color="000000" w:sz="4"/>
-              <w:left w:val="single" w:color="000000" w:sz="4"/>
-              <w:bottom w:val="single" w:color="000000" w:sz="4"/>
-              <w:right w:val="single" w:color="000000" w:sz="4"/>
-            </w:tcBorders>
-            <w:tcMar>
-              <w:top w:type="dxa" w:w="20"/>
-              <w:left w:type="dxa" w:w="60"/>
-              <w:bottom w:type="dxa" w:w="20"/>
-              <w:right w:type="dxa" w:w="60"/>
-            </w:tcMar>
-            <w:vAlign w:val="center"/>
-          </w:tcPr>
-          <w:p>
-            <w:pPr>
-              <w:jc w:val="center"/>
-            </w:pPr>
-          </w:p>
-        </w:tc>
-        <w:tc>
-          <w:tcPr>
-            <w:tcW w:type="dxa" w:w="820"/>
-            <w:tcBorders>
-              <w:top w:val="single" w:color="000000" w:sz="4"/>
-              <w:left w:val="single" w:color="000000" w:sz="4"/>
-              <w:bottom w:val="single" w:color="000000" w:sz="4"/>
-              <w:right w:val="single" w:color="000000" w:sz="4"/>
-            </w:tcBorders>
-            <w:tcMar>
-              <w:top w:type="dxa" w:w="20"/>
-              <w:left w:type="dxa" w:w="60"/>
-              <w:bottom w:type="dxa" w:w="20"/>
-              <w:right w:type="dxa" w:w="60"/>
-            </w:tcMar>
-            <w:vAlign w:val="center"/>
-          </w:tcPr>
-          <w:p>
-            <w:pPr>
-              <w:jc w:val="center"/>
-            </w:pPr>
-          </w:p>
-        </w:tc>
-        <w:tc>
-          <w:tcPr>
-            <w:tcW w:type="dxa" w:w="820"/>
-            <w:tcBorders>
-              <w:top w:val="single" w:color="000000" w:sz="4"/>
-              <w:left w:val="single" w:color="000000" w:sz="4"/>
-              <w:bottom w:val="single" w:color="000000" w:sz="4"/>
-              <w:right w:val="single" w:color="000000" w:sz="4"/>
-            </w:tcBorders>
-            <w:tcMar>
-              <w:top w:type="dxa" w:w="20"/>
-              <w:left w:type="dxa" w:w="60"/>
-              <w:bottom w:type="dxa" w:w="20"/>
-              <w:right w:type="dxa" w:w="60"/>
-            </w:tcMar>
-            <w:vAlign w:val="center"/>
-          </w:tcPr>
-          <w:p>
-            <w:pPr>
-              <w:jc w:val="center"/>
-            </w:pPr>
-          </w:p>
-        </w:tc>
-        <w:tc>
-          <w:tcPr>
-            <w:tcW w:type="dxa" w:w="820"/>
-            <w:tcBorders>
-              <w:top w:val="single" w:color="000000" w:sz="4"/>
-              <w:left w:val="single" w:color="000000" w:sz="4"/>
-              <w:bottom w:val="single" w:color="000000" w:sz="4"/>
-              <w:right w:val="single" w:color="000000" w:sz="4"/>
-            </w:tcBorders>
-            <w:tcMar>
-              <w:top w:type="dxa" w:w="20"/>
-              <w:left w:type="dxa" w:w="60"/>
-              <w:bottom w:type="dxa" w:w="20"/>
-              <w:right w:type="dxa" w:w="60"/>
-            </w:tcMar>
-            <w:vAlign w:val="center"/>
-          </w:tcPr>
-          <w:p>
-            <w:pPr>
-              <w:jc w:val="center"/>
-            </w:pPr>
-          </w:p>
-        </w:tc>
-      </w:tr>
-      <w:tr>
-        <w:trPr>
-          <w:cantSplit/>
-        </w:trPr>
-        <w:tc>
-          <w:tcPr>
-            <w:tcW w:type="dxa" w:w="2700"/>
-            <w:tcBorders>
-              <w:top w:val="single" w:color="000000" w:sz="4"/>
-              <w:left w:val="single" w:color="000000" w:sz="4"/>
-              <w:bottom w:val="single" w:color="000000" w:sz="4"/>
-              <w:right w:val="single" w:color="000000" w:sz="4"/>
-            </w:tcBorders>
-            <w:tcMar>
-              <w:top w:type="dxa" w:w="20"/>
-              <w:left w:type="dxa" w:w="60"/>
-              <w:bottom w:type="dxa" w:w="20"/>
-              <w:right w:type="dxa" w:w="60"/>
-            </w:tcMar>
-            <w:vAlign w:val="center"/>
-          </w:tcPr>
-          <w:p>
-            <w:pPr>
-              <w:jc w:val="left"/>
-            </w:pPr>
-            <w:r>
-              <w:rPr>
-                <w:rFonts w:ascii="Arial" w:cs="Arial" w:eastAsia="Arial" w:hAnsi="Arial"/>
-                <w:b/>
-                <w:bCs/>
-                <w:color w:val="000000"/>
-                <w:sz w:val="15"/>
-                <w:szCs w:val="15"/>
-              </w:rPr>
-              <w:t xml:space="preserve">Brecha demanda/oferta</w:t>
-            </w:r>
-          </w:p>
-        </w:tc>
-        <w:tc>
-          <w:tcPr>
-            <w:tcW w:type="dxa" w:w="820"/>
-            <w:tcBorders>
-              <w:top w:val="single" w:color="000000" w:sz="4"/>
-              <w:left w:val="single" w:color="000000" w:sz="4"/>
-              <w:bottom w:val="single" w:color="000000" w:sz="4"/>
-              <w:right w:val="single" w:color="000000" w:sz="4"/>
-            </w:tcBorders>
-            <w:tcMar>
-              <w:top w:type="dxa" w:w="20"/>
-              <w:left w:type="dxa" w:w="60"/>
-              <w:bottom w:type="dxa" w:w="20"/>
-              <w:right w:type="dxa" w:w="60"/>
-            </w:tcMar>
-            <w:vAlign w:val="center"/>
-          </w:tcPr>
-          <w:p>
-            <w:pPr>
-              <w:jc w:val="center"/>
-            </w:pPr>
-          </w:p>
-        </w:tc>
-        <w:tc>
-          <w:tcPr>
-            <w:tcW w:type="dxa" w:w="820"/>
-            <w:tcBorders>
-              <w:top w:val="single" w:color="000000" w:sz="4"/>
-              <w:left w:val="single" w:color="000000" w:sz="4"/>
-              <w:bottom w:val="single" w:color="000000" w:sz="4"/>
-              <w:right w:val="single" w:color="000000" w:sz="4"/>
-            </w:tcBorders>
-            <w:tcMar>
-              <w:top w:type="dxa" w:w="20"/>
-              <w:left w:type="dxa" w:w="60"/>
-              <w:bottom w:type="dxa" w:w="20"/>
-              <w:right w:type="dxa" w:w="60"/>
-            </w:tcMar>
-            <w:vAlign w:val="center"/>
-          </w:tcPr>
-          <w:p>
-            <w:pPr>
-              <w:jc w:val="center"/>
-            </w:pPr>
-          </w:p>
-        </w:tc>
-        <w:tc>
-          <w:tcPr>
-            <w:tcW w:type="dxa" w:w="820"/>
-            <w:tcBorders>
-              <w:top w:val="single" w:color="000000" w:sz="4"/>
-              <w:left w:val="single" w:color="000000" w:sz="4"/>
-              <w:bottom w:val="single" w:color="000000" w:sz="4"/>
-              <w:right w:val="single" w:color="000000" w:sz="4"/>
-            </w:tcBorders>
-            <w:tcMar>
-              <w:top w:type="dxa" w:w="20"/>
-              <w:left w:type="dxa" w:w="60"/>
-              <w:bottom w:type="dxa" w:w="20"/>
-              <w:right w:type="dxa" w:w="60"/>
-            </w:tcMar>
-            <w:vAlign w:val="center"/>
-          </w:tcPr>
-          <w:p>
-            <w:pPr>
-              <w:jc w:val="center"/>
-            </w:pPr>
-          </w:p>
-        </w:tc>
-        <w:tc>
-          <w:tcPr>
-            <w:tcW w:type="dxa" w:w="820"/>
-            <w:tcBorders>
-              <w:top w:val="single" w:color="000000" w:sz="4"/>
-              <w:left w:val="single" w:color="000000" w:sz="4"/>
-              <w:bottom w:val="single" w:color="000000" w:sz="4"/>
-              <w:right w:val="single" w:color="000000" w:sz="4"/>
-            </w:tcBorders>
-            <w:tcMar>
-              <w:top w:type="dxa" w:w="20"/>
-              <w:left w:type="dxa" w:w="60"/>
-              <w:bottom w:type="dxa" w:w="20"/>
-              <w:right w:type="dxa" w:w="60"/>
-            </w:tcMar>
-            <w:vAlign w:val="center"/>
-          </w:tcPr>
-          <w:p>
-            <w:pPr>
-              <w:jc w:val="center"/>
-            </w:pPr>
-          </w:p>
-        </w:tc>
-        <w:tc>
-          <w:tcPr>
-            <w:tcW w:type="dxa" w:w="820"/>
-            <w:tcBorders>
-              <w:top w:val="single" w:color="000000" w:sz="4"/>
-              <w:left w:val="single" w:color="000000" w:sz="4"/>
-              <w:bottom w:val="single" w:color="000000" w:sz="4"/>
-              <w:right w:val="single" w:color="000000" w:sz="4"/>
-            </w:tcBorders>
-            <w:tcMar>
-              <w:top w:type="dxa" w:w="20"/>
-              <w:left w:type="dxa" w:w="60"/>
-              <w:bottom w:type="dxa" w:w="20"/>
-              <w:right w:type="dxa" w:w="60"/>
-            </w:tcMar>
-            <w:vAlign w:val="center"/>
-          </w:tcPr>
-          <w:p>
-            <w:pPr>
-              <w:jc w:val="center"/>
-            </w:pPr>
-          </w:p>
-        </w:tc>
-        <w:tc>
-          <w:tcPr>
-            <w:tcW w:type="dxa" w:w="820"/>
-            <w:tcBorders>
-              <w:top w:val="single" w:color="000000" w:sz="4"/>
-              <w:left w:val="single" w:color="000000" w:sz="4"/>
-              <w:bottom w:val="single" w:color="000000" w:sz="4"/>
-              <w:right w:val="single" w:color="000000" w:sz="4"/>
-            </w:tcBorders>
-            <w:tcMar>
-              <w:top w:type="dxa" w:w="20"/>
-              <w:left w:type="dxa" w:w="60"/>
-              <w:bottom w:type="dxa" w:w="20"/>
-              <w:right w:type="dxa" w:w="60"/>
-            </w:tcMar>
-            <w:vAlign w:val="center"/>
-          </w:tcPr>
-          <w:p>
-            <w:pPr>
-              <w:jc w:val="center"/>
-            </w:pPr>
-          </w:p>
-        </w:tc>
-        <w:tc>
-          <w:tcPr>
-            <w:tcW w:type="dxa" w:w="820"/>
-            <w:tcBorders>
-              <w:top w:val="single" w:color="000000" w:sz="4"/>
-              <w:left w:val="single" w:color="000000" w:sz="4"/>
-              <w:bottom w:val="single" w:color="000000" w:sz="4"/>
-              <w:right w:val="single" w:color="000000" w:sz="4"/>
-            </w:tcBorders>
-            <w:tcMar>
-              <w:top w:type="dxa" w:w="20"/>
-              <w:left w:type="dxa" w:w="60"/>
-              <w:bottom w:type="dxa" w:w="20"/>
-              <w:right w:type="dxa" w:w="60"/>
-            </w:tcMar>
-            <w:vAlign w:val="center"/>
-          </w:tcPr>
-          <w:p>
-            <w:pPr>
-              <w:jc w:val="center"/>
-            </w:pPr>
-          </w:p>
-        </w:tc>
-      </w:tr>
-    </w:tbl>
-    <w:p>
-      <w:pPr>
-        <w:spacing w:after="160"/>
-        <w:ind w:left="300"/>
-      </w:pPr>
-      <w:r>
-        <w:rPr>
-          <w:rFonts w:ascii="Arial" w:cs="Arial" w:eastAsia="Arial" w:hAnsi="Arial"/>
+          <w:sz w:val="24"/>
+          <w:szCs w:val="24"/>
+        </w:rPr>
+        <w:t xml:space="preserve">decomisó más de una tonelada de medicamentos falsificados, de contrabando o sin registro sanitario</w:t>
+      </w:r>
+      <w:r>
+        <w:rPr>
+          <w:rFonts w:ascii="Calibri" w:cs="Calibri" w:eastAsia="Calibri" w:hAnsi="Calibri"/>
+          <w:sz w:val="24"/>
+          <w:szCs w:val="24"/>
+        </w:rPr>
+        <w:t xml:space="preserve">, y se clausuraron boticas ubicadas junto a los hospitales Las Mercedes, Regional y Juan Pablo II. Contar con más farmacéuticos formados en la región fortalece la vigilancia sanitaria, la inspección y el uso racional de medicamentos.</w:t>
+      </w:r>
+    </w:p>
+    <w:p>
+      <w:pPr>
+        <w:spacing w:after="120" w:line="360"/>
+        <w:jc w:val="both"/>
+      </w:pPr>
+      <w:r>
+        <w:rPr>
+          <w:rFonts w:ascii="Calibri" w:cs="Calibri" w:eastAsia="Calibri" w:hAnsi="Calibri"/>
+          <w:sz w:val="24"/>
+          <w:szCs w:val="24"/>
+        </w:rPr>
+        <w:t xml:space="preserve">Asimismo, la carga de enfermedad regional exige atención farmacéutica y diagnóstico de laboratorio sostenidos: la </w:t>
+      </w:r>
+      <w:r>
+        <w:rPr>
+          <w:rFonts w:ascii="Calibri" w:cs="Calibri" w:eastAsia="Calibri" w:hAnsi="Calibri"/>
           <w:b/>
           <w:bCs/>
-          <w:i/>
-          <w:iCs/>
-          <w:sz w:val="14"/>
-          <w:szCs w:val="14"/>
-        </w:rPr>
-        <w:t xml:space="preserve">Fuente: elaboración propia (Tabla 4 − Tabla 6).</w:t>
-      </w:r>
-    </w:p>
-    <w:p>
-      <w:pPr>
-        <w:keepNext/>
-        <w:spacing w:after="160" w:before="240"/>
-      </w:pPr>
-      <w:r>
-        <w:rPr>
-          <w:rFonts w:ascii="Calibri" w:cs="Calibri" w:eastAsia="Calibri" w:hAnsi="Calibri"/>
-          <w:color w:val="323E4F"/>
-          <w:sz w:val="28"/>
-          <w:szCs w:val="28"/>
-        </w:rPr>
-        <w:t xml:space="preserve">VI.- JUSTIFICACIÓN DE LA CREACIÓN DEL PROGRAMA</w:t>
-      </w:r>
-    </w:p>
-    <w:p>
-      <w:pPr>
-        <w:keepNext/>
-        <w:spacing w:after="120" w:before="200"/>
-        <w:ind w:left="284"/>
-      </w:pPr>
-      <w:r>
-        <w:rPr>
-          <w:rFonts w:ascii="Calibri" w:cs="Calibri" w:eastAsia="Calibri" w:hAnsi="Calibri"/>
-          <w:color w:val="323E4F"/>
-          <w:sz w:val="26"/>
-          <w:szCs w:val="26"/>
-        </w:rPr>
-        <w:t xml:space="preserve">6.1.- Justificación</w:t>
-      </w:r>
-    </w:p>
-    <w:p>
-      <w:pPr>
-        <w:spacing w:after="120" w:line="360"/>
-        <w:jc w:val="both"/>
-      </w:pPr>
-      <w:r>
-        <w:rPr>
-          <w:rFonts w:ascii="Calibri" w:cs="Calibri" w:eastAsia="Calibri" w:hAnsi="Calibri"/>
-          <w:sz w:val="24"/>
-          <w:szCs w:val="24"/>
-        </w:rPr>
-        <w:t xml:space="preserve">Lambayeque es el principal polo comercial, de servicios y sanitario del nororiente peruano; su ubicación estratégica le permite conectar los flujos económicos y poblacionales de la costa, la sierra y la selva norte (BCRP, p. 3). La región cuenta con </w:t>
+          <w:sz w:val="24"/>
+          <w:szCs w:val="24"/>
+        </w:rPr>
+        <w:t xml:space="preserve">anemia afectó al 25,5 % de los niños de 6 a 59 meses en 2024</w:t>
+      </w:r>
+      <w:r>
+        <w:rPr>
+          <w:rFonts w:ascii="Calibri" w:cs="Calibri" w:eastAsia="Calibri" w:hAnsi="Calibri"/>
+          <w:sz w:val="24"/>
+          <w:szCs w:val="24"/>
+        </w:rPr>
+        <w:t xml:space="preserve"> (INEI – ENDES 2024, Lambayeque, p. 67); el </w:t>
       </w:r>
       <w:r>
         <w:rPr>
@@ -8210,29 +9235,15 @@
           <w:sz w:val="24"/>
           <w:szCs w:val="24"/>
         </w:rPr>
-        <w:t xml:space="preserve">194 establecimientos de salud</w:t>
-      </w:r>
-      <w:r>
-        <w:rPr>
-          <w:rFonts w:ascii="Calibri" w:cs="Calibri" w:eastAsia="Calibri" w:hAnsi="Calibri"/>
-          <w:sz w:val="24"/>
-          <w:szCs w:val="24"/>
-        </w:rPr>
-        <w:t xml:space="preserve"> (PRODUCE, p. 2) y Chiclayo concentra hospitales de referencia (Hospital Regional Lambayeque, Hospital Las Mercedes y Hospital Nacional Almanzor Aguinaga Asenjo de EsSalud) que reciben pacientes derivados de Cajamarca, San Martín, Amazonas y Piura. EsSalud cuenta con más de 598 000 asegurados en la región y proyecta la construcción de tres hospitales (Almanzor Aguinaga, Naylamp y Ferreñafe). Cada uno de estos establecimientos requiere servicios de farmacia hospitalaria, farmacia clínica, farmacovigilancia, laboratorio clínico y gestión del suministro de medicamentos a cargo de Químicos Farmacéuticos.</w:t>
-      </w:r>
-    </w:p>
-    <w:p>
-      <w:pPr>
-        <w:spacing w:after="120" w:line="360"/>
-        <w:jc w:val="both"/>
-      </w:pPr>
-      <w:r>
-        <w:rPr>
-          <w:rFonts w:ascii="Calibri" w:cs="Calibri" w:eastAsia="Calibri" w:hAnsi="Calibri"/>
-          <w:sz w:val="24"/>
-          <w:szCs w:val="24"/>
-        </w:rPr>
-        <w:t xml:space="preserve">La Ley N.° 29459, Ley de los Productos Farmacéuticos, Dispositivos Médicos y Productos Sanitarios, y el Reglamento de Establecimientos Farmacéuticos (D.S. N.° 014-2011-SA) exigen que </w:t>
+        <w:t xml:space="preserve">41,2 % de la población de 15 años a más presenta al menos una comorbilidad</w:t>
+      </w:r>
+      <w:r>
+        <w:rPr>
+          <w:rFonts w:ascii="Calibri" w:cs="Calibri" w:eastAsia="Calibri" w:hAnsi="Calibri"/>
+          <w:sz w:val="24"/>
+          <w:szCs w:val="24"/>
+        </w:rPr>
+        <w:t xml:space="preserve"> (obesidad, diabetes mellitus y/o hipertensión), 43,5 % en el área urbana, y la </w:t>
       </w:r>
       <w:r>
         <w:rPr>
@@ -8242,98 +9253,15 @@
           <w:sz w:val="24"/>
           <w:szCs w:val="24"/>
         </w:rPr>
-        <w:t xml:space="preserve">toda farmacia, botica, droguería y laboratorio cuente con un Químico Farmacéutico como director técnico</w:t>
-      </w:r>
-      <w:r>
-        <w:rPr>
-          <w:rFonts w:ascii="Calibri" w:cs="Calibri" w:eastAsia="Calibri" w:hAnsi="Calibri"/>
-          <w:sz w:val="24"/>
-          <w:szCs w:val="24"/>
-        </w:rPr>
-        <w:t xml:space="preserve">. En consecuencia, cada nuevo establecimiento farmacéutico genera una demanda directa y obligatoria de estos profesionales.</w:t>
-      </w:r>
-    </w:p>
-    <w:p>
-      <w:pPr>
-        <w:spacing w:after="120" w:line="360"/>
-        <w:jc w:val="both"/>
-      </w:pPr>
-      <w:r>
-        <w:rPr>
-          <w:rFonts w:ascii="Calibri" w:cs="Calibri" w:eastAsia="Calibri" w:hAnsi="Calibri"/>
-          <w:sz w:val="24"/>
-          <w:szCs w:val="24"/>
-        </w:rPr>
-        <w:t xml:space="preserve">La región enfrenta, además, un problema persistente de comercio ilegal de medicamentos: la GERESA Lambayeque intervino más de 100 establecimientos en 14 operativos y </w:t>
-      </w:r>
-      <w:r>
-        <w:rPr>
-          <w:rFonts w:ascii="Calibri" w:cs="Calibri" w:eastAsia="Calibri" w:hAnsi="Calibri"/>
-          <w:b/>
-          <w:bCs/>
-          <w:sz w:val="24"/>
-          <w:szCs w:val="24"/>
-        </w:rPr>
-        <w:t xml:space="preserve">decomisó más de una tonelada de medicamentos falsificados, de contrabando o sin registro sanitario</w:t>
-      </w:r>
-      <w:r>
-        <w:rPr>
-          <w:rFonts w:ascii="Calibri" w:cs="Calibri" w:eastAsia="Calibri" w:hAnsi="Calibri"/>
-          <w:sz w:val="24"/>
-          <w:szCs w:val="24"/>
-        </w:rPr>
-        <w:t xml:space="preserve">, y se clausuraron boticas ubicadas junto a los hospitales Las Mercedes, Regional y Juan Pablo II. Contar con más farmacéuticos formados en la región fortalece la vigilancia sanitaria, la inspección y el uso racional de medicamentos.</w:t>
-      </w:r>
-    </w:p>
-    <w:p>
-      <w:pPr>
-        <w:spacing w:after="120" w:line="360"/>
-        <w:jc w:val="both"/>
-      </w:pPr>
-      <w:r>
-        <w:rPr>
-          <w:rFonts w:ascii="Calibri" w:cs="Calibri" w:eastAsia="Calibri" w:hAnsi="Calibri"/>
-          <w:sz w:val="24"/>
-          <w:szCs w:val="24"/>
-        </w:rPr>
-        <w:t xml:space="preserve">Asimismo, la carga de enfermedad regional exige atención farmacéutica y diagnóstico de laboratorio sostenidos: la </w:t>
-      </w:r>
-      <w:r>
-        <w:rPr>
-          <w:rFonts w:ascii="Calibri" w:cs="Calibri" w:eastAsia="Calibri" w:hAnsi="Calibri"/>
-          <w:b/>
-          <w:bCs/>
-          <w:sz w:val="24"/>
-          <w:szCs w:val="24"/>
-        </w:rPr>
-        <w:t xml:space="preserve">anemia afectó al 25,5 % de los niños de 6 a 59 meses en 2024</w:t>
-      </w:r>
-      <w:r>
-        <w:rPr>
-          <w:rFonts w:ascii="Calibri" w:cs="Calibri" w:eastAsia="Calibri" w:hAnsi="Calibri"/>
-          <w:sz w:val="24"/>
-          <w:szCs w:val="24"/>
-        </w:rPr>
-        <w:t xml:space="preserve"> (INEI – ENDES 2024, Lambayeque, p. 67); el 41,8 % de la población de 15 años a más presenta al menos una comorbilidad asociada a obesidad, diabetes mellitus o hipertensión </w:t>
-      </w:r>
-      <w:r>
-        <w:rPr>
-          <w:rFonts w:ascii="Calibri" w:cs="Calibri" w:eastAsia="Calibri" w:hAnsi="Calibri"/>
-          <w:b/>
-          <w:bCs/>
-          <w:sz w:val="24"/>
-          <w:szCs w:val="24"/>
-          <w:shd w:fill="FFFF00" w:color="auto" w:val="clear"/>
-        </w:rPr>
-        <w:t xml:space="preserve">[VERIFICAR]</w:t>
-      </w:r>
-      <w:r>
-        <w:rPr>
-          <w:rFonts w:ascii="Calibri" w:cs="Calibri" w:eastAsia="Calibri" w:hAnsi="Calibri"/>
-          <w:sz w:val="24"/>
-          <w:szCs w:val="24"/>
-        </w:rPr>
-        <w:t xml:space="preserve">; y la epidemia de dengue de 2023 superó los 6 400 casos, con más de 130 hospitalizados y 16 fallecidos.</w:t>
+        <w:t xml:space="preserve">hipertensión arterial afecta al 21,3 %</w:t>
+      </w:r>
+      <w:r>
+        <w:rPr>
+          <w:rFonts w:ascii="Calibri" w:cs="Calibri" w:eastAsia="Calibri" w:hAnsi="Calibri"/>
+          <w:sz w:val="24"/>
+          <w:szCs w:val="24"/>
+        </w:rPr>
+        <w:t xml:space="preserve"> de ese grupo (INEI – ENDES 2024, Enfermedades No Transmisibles y Transmisibles, Lambayeque, pp. 9 y 17); y la epidemia de dengue de 2023 superó los 6 400 casos, con más de 130 hospitalizados y 16 fallecidos.</w:t>
       </w:r>
     </w:p>
     <w:p>
@@ -9978,7 +10906,7 @@
           <w:sz w:val="24"/>
           <w:szCs w:val="24"/>
         </w:rPr>
-        <w:t xml:space="preserve">Carga de enfermedad: anemia infantil de 25,5 % (ENDES 2024), comorbilidades crónicas en la población adulta y brotes recurrentes de dengue, que requieren atención farmacéutica, diagnóstico de laboratorio y educación sanitaria.</w:t>
+        <w:t xml:space="preserve">Carga de enfermedad: anemia infantil de 25,5 %, 41,2 % de adultos con obesidad, diabetes o hipertensión y 21,3 % con hipertensión arterial (ENDES 2024) y brotes recurrentes de dengue, que requieren atención farmacéutica, diagnóstico de laboratorio y educación sanitaria.</w:t>
       </w:r>
     </w:p>
     <w:p>
@@ -10893,7 +11821,7 @@
           <w:sz w:val="24"/>
           <w:szCs w:val="24"/>
         </w:rPr>
-        <w:t xml:space="preserve">De las universidades y programas de formación universitaria en el departamento de Lambayeque, la oferta licenciada de Farmacia y Bioquímica se reduce a muy pocas instituciones (la UTP en Chiclayo y la UNPRG </w:t>
+        <w:t xml:space="preserve">De las universidades y programas de formación universitaria en el departamento de Lambayeque, la única universidad licenciada identificada con Farmacia y Bioquímica es la UTP en Chiclayo, que abrió la carrera recién en 2025 (240 ingresantes en todas sus sedes); la UNPRG no ofrece la carrera </w:t>
       </w:r>
       <w:r>
         <w:rPr>
@@ -10912,7 +11840,7 @@
           <w:sz w:val="24"/>
           <w:szCs w:val="24"/>
         </w:rPr>
-        <w:t xml:space="preserve">). Las universidades que ofrecían la carrera sin licencia (Universidad de Chiclayo) o que operaban en la región sin licencia (Universidad de Lambayeque y Universidad Juan Mejía Baca) se encuentran en cese, lo que deja una demanda regional desatendida y estudiantes que se trasladan a otras ciudades.</w:t>
+        <w:t xml:space="preserve">. Las universidades que ofrecían la carrera sin licencia (Universidad de Chiclayo) o que operaban en la región sin licencia (Universidad de Lambayeque y Universidad Juan Mejía Baca) se encuentran en cese, lo que deja una demanda regional desatendida y estudiantes que se trasladan a otras ciudades.</w:t>
       </w:r>
     </w:p>
     <w:p>
@@ -15560,7 +16488,7 @@
           <w:sz w:val="24"/>
           <w:szCs w:val="24"/>
         </w:rPr>
-        <w:t xml:space="preserve">La viabilidad final depende de completar el estudio de demanda (Tablas 1-4 y 6) y la confirmación de la inversión en laboratorios y de la plana docente </w:t>
+        <w:t xml:space="preserve">La estimación referencial de demanda muestra una brecha de entre 900 y 3 200 jóvenes por año según el escenario (Tablas 4 y 7). La viabilidad final depende de validar esa estimación con una encuesta propia de intención vocacional y de la confirmación de la inversión en laboratorios y de la plana docente </w:t>
       </w:r>
       <w:r>
         <w:rPr>
@@ -15765,7 +16693,7 @@
           <w:sz w:val="24"/>
           <w:szCs w:val="24"/>
         </w:rPr>
-        <w:t xml:space="preserve">INEI (2018). Resultados definitivos de los Censos Nacionales 2017 – Lambayeque.</w:t>
+        <w:t xml:space="preserve">INEI (2025). ENDES 2024 – Lambayeque: Enfermedades No Transmisibles y Transmisibles.</w:t>
       </w:r>
     </w:p>
     <w:p>
@@ -15784,7 +16712,7 @@
           <w:sz w:val="24"/>
           <w:szCs w:val="24"/>
         </w:rPr>
-        <w:t xml:space="preserve">GERESA Lambayeque. Notas de prensa sobre operativos contra medicamentos falsificados.</w:t>
+        <w:t xml:space="preserve">UTP (2025). Postulantes, ingresantes, matriculados y egresados pregrado 2022-2025 (datos al 31.10.2025).</w:t>
       </w:r>
     </w:p>
     <w:p>
@@ -15803,7 +16731,7 @@
           <w:sz w:val="24"/>
           <w:szCs w:val="24"/>
         </w:rPr>
-        <w:t xml:space="preserve">SUNEDU. Resoluciones de licenciamiento institucional (Universidad de Chiclayo, Universidad de Lambayeque, Universidad Juan Mejía Baca, UNPRG).</w:t>
+        <w:t xml:space="preserve">CPI. Estructura socioeconómica de Lambayeque (citado en SINEACE, Caracterización de la región Lambayeque).</w:t>
       </w:r>
     </w:p>
     <w:p>
@@ -15822,7 +16750,7 @@
           <w:sz w:val="24"/>
           <w:szCs w:val="24"/>
         </w:rPr>
-        <w:t xml:space="preserve">EsSalud. Anuncios de construcción de hospitales en Lambayeque.</w:t>
+        <w:t xml:space="preserve">INEI (2018). Resultados definitivos de los Censos Nacionales 2017 – Lambayeque.</w:t>
       </w:r>
     </w:p>
     <w:p>
@@ -15841,7 +16769,64 @@
           <w:sz w:val="24"/>
           <w:szCs w:val="24"/>
         </w:rPr>
-        <w:t xml:space="preserve">Arellano Consultoría. Estudios "Universidad Ideal" y "Marcas Educativas" [por adjuntar].</w:t>
+        <w:t xml:space="preserve">GERESA Lambayeque. Notas de prensa sobre operativos contra medicamentos falsificados.</w:t>
+      </w:r>
+    </w:p>
+    <w:p>
+      <w:pPr>
+        <w:pStyle w:val="ListParagraph"/>
+        <w:numPr>
+          <w:ilvl w:val="0"/>
+          <w:numId w:val="2"/>
+        </w:numPr>
+        <w:spacing w:after="80" w:line="360"/>
+        <w:jc w:val="both"/>
+      </w:pPr>
+      <w:r>
+        <w:rPr>
+          <w:rFonts w:ascii="Calibri" w:cs="Calibri" w:eastAsia="Calibri" w:hAnsi="Calibri"/>
+          <w:sz w:val="24"/>
+          <w:szCs w:val="24"/>
+        </w:rPr>
+        <w:t xml:space="preserve">SUNEDU. Resoluciones de licenciamiento institucional (Universidad de Chiclayo, Universidad de Lambayeque, Universidad Juan Mejía Baca, UNPRG).</w:t>
+      </w:r>
+    </w:p>
+    <w:p>
+      <w:pPr>
+        <w:pStyle w:val="ListParagraph"/>
+        <w:numPr>
+          <w:ilvl w:val="0"/>
+          <w:numId w:val="2"/>
+        </w:numPr>
+        <w:spacing w:after="80" w:line="360"/>
+        <w:jc w:val="both"/>
+      </w:pPr>
+      <w:r>
+        <w:rPr>
+          <w:rFonts w:ascii="Calibri" w:cs="Calibri" w:eastAsia="Calibri" w:hAnsi="Calibri"/>
+          <w:sz w:val="24"/>
+          <w:szCs w:val="24"/>
+        </w:rPr>
+        <w:t xml:space="preserve">EsSalud. Anuncios de construcción de hospitales en Lambayeque.</w:t>
+      </w:r>
+    </w:p>
+    <w:p>
+      <w:pPr>
+        <w:pStyle w:val="ListParagraph"/>
+        <w:numPr>
+          <w:ilvl w:val="0"/>
+          <w:numId w:val="2"/>
+        </w:numPr>
+        <w:spacing w:after="80" w:line="360"/>
+        <w:jc w:val="both"/>
+      </w:pPr>
+      <w:r>
+        <w:rPr>
+          <w:rFonts w:ascii="Calibri" w:cs="Calibri" w:eastAsia="Calibri" w:hAnsi="Calibri"/>
+          <w:sz w:val="24"/>
+          <w:szCs w:val="24"/>
+        </w:rPr>
+        <w:t xml:space="preserve">Arellano Consultoría (2025). Dónde Quiero Estudiar (DQE) Norte y Sur 2025: Pregrado universidades (difusión en Gestión) [informe completo por adjuntar].</w:t>
       </w:r>
     </w:p>
     <w:p>

--- a/borradores/Informe_Pertinencia_Farmacia_Bioquimica_Lambayeque.docx
+++ b/borradores/Informe_Pertinencia_Farmacia_Bioquimica_Lambayeque.docx
@@ -2757,7 +2757,7 @@
           <w:sz w:val="24"/>
           <w:szCs w:val="24"/>
         </w:rPr>
-        <w:t xml:space="preserve">Que tenga entre 16 y 25 años de edad.</w:t>
+        <w:t xml:space="preserve">Que tenga entre 15 y 29 años de edad (definición de juventud de la Ley N.° 27802).</w:t>
       </w:r>
     </w:p>
     <w:p>
@@ -2776,7 +2776,7 @@
           <w:sz w:val="24"/>
           <w:szCs w:val="24"/>
         </w:rPr>
-        <w:t xml:space="preserve">Que se encuentre cursando el 5.° de secundaria, o tenga secundaria completa, pero que no se encuentre cursando estudios superiores.</w:t>
+        <w:t xml:space="preserve">Que no se encuentre cursando estudios superiores (jóvenes que solo trabajan o que no estudian ni trabajan).</w:t>
       </w:r>
     </w:p>
     <w:p>
@@ -3555,7 +3555,7 @@
           <w:sz w:val="22"/>
           <w:szCs w:val="22"/>
         </w:rPr>
-        <w:t xml:space="preserve">Tabla 2. Población de 15 a 24 años en los niveles socioeconómicos C y D de Lambayeque, 2024</w:t>
+        <w:t xml:space="preserve">Tabla 2. Jóvenes de 15 a 29 años de Lambayeque según condición de estudio y trabajo, 2024</w:t>
       </w:r>
     </w:p>
     <w:tbl>
@@ -3572,9 +3572,9 @@
         </w:tblBorders>
       </w:tblPr>
       <w:tblGrid>
-        <w:gridCol w:w="3600"/>
-        <w:gridCol w:w="1300"/>
-        <w:gridCol w:w="3300"/>
+        <w:gridCol w:w="4600"/>
+        <w:gridCol w:w="1200"/>
+        <w:gridCol w:w="2400"/>
       </w:tblGrid>
       <w:tr>
         <w:trPr>
@@ -3582,7 +3582,7 @@
         </w:trPr>
         <w:tc>
           <w:tcPr>
-            <w:tcW w:type="dxa" w:w="3600"/>
+            <w:tcW w:type="dxa" w:w="4600"/>
             <w:tcBorders>
               <w:top w:val="single" w:color="000000" w:sz="4"/>
               <w:left w:val="single" w:color="000000" w:sz="4"/>
@@ -3611,13 +3611,13 @@
                 <w:sz w:val="15"/>
                 <w:szCs w:val="15"/>
               </w:rPr>
-              <w:t xml:space="preserve">Concepto</w:t>
-            </w:r>
-          </w:p>
-        </w:tc>
-        <w:tc>
-          <w:tcPr>
-            <w:tcW w:type="dxa" w:w="1300"/>
+              <w:t xml:space="preserve">Condición</w:t>
+            </w:r>
+          </w:p>
+        </w:tc>
+        <w:tc>
+          <w:tcPr>
+            <w:tcW w:type="dxa" w:w="1200"/>
             <w:tcBorders>
               <w:top w:val="single" w:color="000000" w:sz="4"/>
               <w:left w:val="single" w:color="000000" w:sz="4"/>
@@ -3646,13 +3646,13 @@
                 <w:sz w:val="15"/>
                 <w:szCs w:val="15"/>
               </w:rPr>
-              <w:t xml:space="preserve">Valor</w:t>
-            </w:r>
-          </w:p>
-        </w:tc>
-        <w:tc>
-          <w:tcPr>
-            <w:tcW w:type="dxa" w:w="3300"/>
+              <w:t xml:space="preserve">%</w:t>
+            </w:r>
+          </w:p>
+        </w:tc>
+        <w:tc>
+          <w:tcPr>
+            <w:tcW w:type="dxa" w:w="2400"/>
             <w:tcBorders>
               <w:top w:val="single" w:color="000000" w:sz="4"/>
               <w:left w:val="single" w:color="000000" w:sz="4"/>
@@ -3681,7 +3681,7 @@
                 <w:sz w:val="15"/>
                 <w:szCs w:val="15"/>
               </w:rPr>
-              <w:t xml:space="preserve">Sustento</w:t>
+              <w:t xml:space="preserve">Jóvenes</w:t>
             </w:r>
           </w:p>
         </w:tc>
@@ -3692,7 +3692,7 @@
         </w:trPr>
         <w:tc>
           <w:tcPr>
-            <w:tcW w:type="dxa" w:w="3600"/>
+            <w:tcW w:type="dxa" w:w="4600"/>
             <w:tcBorders>
               <w:top w:val="single" w:color="000000" w:sz="4"/>
               <w:left w:val="single" w:color="000000" w:sz="4"/>
@@ -3720,75 +3720,75 @@
                 <w:sz w:val="15"/>
                 <w:szCs w:val="15"/>
               </w:rPr>
-              <w:t xml:space="preserve">Población total de Lambayeque</w:t>
-            </w:r>
-          </w:p>
-        </w:tc>
-        <w:tc>
-          <w:tcPr>
-            <w:tcW w:type="dxa" w:w="1300"/>
-            <w:tcBorders>
-              <w:top w:val="single" w:color="000000" w:sz="4"/>
-              <w:left w:val="single" w:color="000000" w:sz="4"/>
-              <w:bottom w:val="single" w:color="000000" w:sz="4"/>
-              <w:right w:val="single" w:color="000000" w:sz="4"/>
-            </w:tcBorders>
-            <w:tcMar>
-              <w:top w:type="dxa" w:w="20"/>
-              <w:left w:type="dxa" w:w="60"/>
-              <w:bottom w:type="dxa" w:w="20"/>
-              <w:right w:type="dxa" w:w="60"/>
-            </w:tcMar>
-            <w:vAlign w:val="center"/>
-          </w:tcPr>
-          <w:p>
-            <w:pPr>
-              <w:jc w:val="center"/>
-            </w:pPr>
-            <w:r>
-              <w:rPr>
-                <w:rFonts w:ascii="Arial" w:cs="Arial" w:eastAsia="Arial" w:hAnsi="Arial"/>
-                <w:b/>
-                <w:bCs/>
-                <w:color w:val="000000"/>
-                <w:sz w:val="15"/>
-                <w:szCs w:val="15"/>
-              </w:rPr>
-              <w:t xml:space="preserve">1 356 202</w:t>
-            </w:r>
-          </w:p>
-        </w:tc>
-        <w:tc>
-          <w:tcPr>
-            <w:tcW w:type="dxa" w:w="3300"/>
-            <w:tcBorders>
-              <w:top w:val="single" w:color="000000" w:sz="4"/>
-              <w:left w:val="single" w:color="000000" w:sz="4"/>
-              <w:bottom w:val="single" w:color="000000" w:sz="4"/>
-              <w:right w:val="single" w:color="000000" w:sz="4"/>
-            </w:tcBorders>
-            <w:tcMar>
-              <w:top w:type="dxa" w:w="20"/>
-              <w:left w:type="dxa" w:w="60"/>
-              <w:bottom w:type="dxa" w:w="20"/>
-              <w:right w:type="dxa" w:w="60"/>
-            </w:tcMar>
-            <w:vAlign w:val="center"/>
-          </w:tcPr>
-          <w:p>
-            <w:pPr>
-              <w:jc w:val="center"/>
-            </w:pPr>
-            <w:r>
-              <w:rPr>
-                <w:rFonts w:ascii="Arial" w:cs="Arial" w:eastAsia="Arial" w:hAnsi="Arial"/>
-                <w:b/>
-                <w:bCs/>
-                <w:color w:val="000000"/>
-                <w:sz w:val="15"/>
-                <w:szCs w:val="15"/>
-              </w:rPr>
-              <w:t xml:space="preserve">PRODUCE (2025)</w:t>
+              <w:t xml:space="preserve">Solo trabajan</w:t>
+            </w:r>
+          </w:p>
+        </w:tc>
+        <w:tc>
+          <w:tcPr>
+            <w:tcW w:type="dxa" w:w="1200"/>
+            <w:tcBorders>
+              <w:top w:val="single" w:color="000000" w:sz="4"/>
+              <w:left w:val="single" w:color="000000" w:sz="4"/>
+              <w:bottom w:val="single" w:color="000000" w:sz="4"/>
+              <w:right w:val="single" w:color="000000" w:sz="4"/>
+            </w:tcBorders>
+            <w:tcMar>
+              <w:top w:type="dxa" w:w="20"/>
+              <w:left w:type="dxa" w:w="60"/>
+              <w:bottom w:type="dxa" w:w="20"/>
+              <w:right w:type="dxa" w:w="60"/>
+            </w:tcMar>
+            <w:vAlign w:val="center"/>
+          </w:tcPr>
+          <w:p>
+            <w:pPr>
+              <w:jc w:val="center"/>
+            </w:pPr>
+            <w:r>
+              <w:rPr>
+                <w:rFonts w:ascii="Arial" w:cs="Arial" w:eastAsia="Arial" w:hAnsi="Arial"/>
+                <w:b/>
+                <w:bCs/>
+                <w:color w:val="000000"/>
+                <w:sz w:val="15"/>
+                <w:szCs w:val="15"/>
+              </w:rPr>
+              <w:t xml:space="preserve">42,3</w:t>
+            </w:r>
+          </w:p>
+        </w:tc>
+        <w:tc>
+          <w:tcPr>
+            <w:tcW w:type="dxa" w:w="2400"/>
+            <w:tcBorders>
+              <w:top w:val="single" w:color="000000" w:sz="4"/>
+              <w:left w:val="single" w:color="000000" w:sz="4"/>
+              <w:bottom w:val="single" w:color="000000" w:sz="4"/>
+              <w:right w:val="single" w:color="000000" w:sz="4"/>
+            </w:tcBorders>
+            <w:tcMar>
+              <w:top w:type="dxa" w:w="20"/>
+              <w:left w:type="dxa" w:w="60"/>
+              <w:bottom w:type="dxa" w:w="20"/>
+              <w:right w:type="dxa" w:w="60"/>
+            </w:tcMar>
+            <w:vAlign w:val="center"/>
+          </w:tcPr>
+          <w:p>
+            <w:pPr>
+              <w:jc w:val="center"/>
+            </w:pPr>
+            <w:r>
+              <w:rPr>
+                <w:rFonts w:ascii="Arial" w:cs="Arial" w:eastAsia="Arial" w:hAnsi="Arial"/>
+                <w:b/>
+                <w:bCs/>
+                <w:color w:val="000000"/>
+                <w:sz w:val="15"/>
+                <w:szCs w:val="15"/>
+              </w:rPr>
+              <w:t xml:space="preserve">139 875</w:t>
             </w:r>
           </w:p>
         </w:tc>
@@ -3799,7 +3799,7 @@
         </w:trPr>
         <w:tc>
           <w:tcPr>
-            <w:tcW w:type="dxa" w:w="3600"/>
+            <w:tcW w:type="dxa" w:w="4600"/>
             <w:tcBorders>
               <w:top w:val="single" w:color="000000" w:sz="4"/>
               <w:left w:val="single" w:color="000000" w:sz="4"/>
@@ -3827,75 +3827,75 @@
                 <w:sz w:val="15"/>
                 <w:szCs w:val="15"/>
               </w:rPr>
-              <w:t xml:space="preserve">% de población de 15 a 24 años</w:t>
-            </w:r>
-          </w:p>
-        </w:tc>
-        <w:tc>
-          <w:tcPr>
-            <w:tcW w:type="dxa" w:w="1300"/>
-            <w:tcBorders>
-              <w:top w:val="single" w:color="000000" w:sz="4"/>
-              <w:left w:val="single" w:color="000000" w:sz="4"/>
-              <w:bottom w:val="single" w:color="000000" w:sz="4"/>
-              <w:right w:val="single" w:color="000000" w:sz="4"/>
-            </w:tcBorders>
-            <w:tcMar>
-              <w:top w:type="dxa" w:w="20"/>
-              <w:left w:type="dxa" w:w="60"/>
-              <w:bottom w:type="dxa" w:w="20"/>
-              <w:right w:type="dxa" w:w="60"/>
-            </w:tcMar>
-            <w:vAlign w:val="center"/>
-          </w:tcPr>
-          <w:p>
-            <w:pPr>
-              <w:jc w:val="center"/>
-            </w:pPr>
-            <w:r>
-              <w:rPr>
-                <w:rFonts w:ascii="Arial" w:cs="Arial" w:eastAsia="Arial" w:hAnsi="Arial"/>
-                <w:b/>
-                <w:bCs/>
-                <w:color w:val="000000"/>
-                <w:sz w:val="15"/>
-                <w:szCs w:val="15"/>
-              </w:rPr>
-              <w:t xml:space="preserve">15,3 %</w:t>
-            </w:r>
-          </w:p>
-        </w:tc>
-        <w:tc>
-          <w:tcPr>
-            <w:tcW w:type="dxa" w:w="3300"/>
-            <w:tcBorders>
-              <w:top w:val="single" w:color="000000" w:sz="4"/>
-              <w:left w:val="single" w:color="000000" w:sz="4"/>
-              <w:bottom w:val="single" w:color="000000" w:sz="4"/>
-              <w:right w:val="single" w:color="000000" w:sz="4"/>
-            </w:tcBorders>
-            <w:tcMar>
-              <w:top w:type="dxa" w:w="20"/>
-              <w:left w:type="dxa" w:w="60"/>
-              <w:bottom w:type="dxa" w:w="20"/>
-              <w:right w:type="dxa" w:w="60"/>
-            </w:tcMar>
-            <w:vAlign w:val="center"/>
-          </w:tcPr>
-          <w:p>
-            <w:pPr>
-              <w:jc w:val="center"/>
-            </w:pPr>
-            <w:r>
-              <w:rPr>
-                <w:rFonts w:ascii="Arial" w:cs="Arial" w:eastAsia="Arial" w:hAnsi="Arial"/>
-                <w:b/>
-                <w:bCs/>
-                <w:color w:val="000000"/>
-                <w:sz w:val="15"/>
-                <w:szCs w:val="15"/>
-              </w:rPr>
-              <w:t xml:space="preserve">ENDES 2024: hombres 15,9 %, mujeres 14,7 % (p. 15)</w:t>
+              <w:t xml:space="preserve">Solo estudian</w:t>
+            </w:r>
+          </w:p>
+        </w:tc>
+        <w:tc>
+          <w:tcPr>
+            <w:tcW w:type="dxa" w:w="1200"/>
+            <w:tcBorders>
+              <w:top w:val="single" w:color="000000" w:sz="4"/>
+              <w:left w:val="single" w:color="000000" w:sz="4"/>
+              <w:bottom w:val="single" w:color="000000" w:sz="4"/>
+              <w:right w:val="single" w:color="000000" w:sz="4"/>
+            </w:tcBorders>
+            <w:tcMar>
+              <w:top w:type="dxa" w:w="20"/>
+              <w:left w:type="dxa" w:w="60"/>
+              <w:bottom w:type="dxa" w:w="20"/>
+              <w:right w:type="dxa" w:w="60"/>
+            </w:tcMar>
+            <w:vAlign w:val="center"/>
+          </w:tcPr>
+          <w:p>
+            <w:pPr>
+              <w:jc w:val="center"/>
+            </w:pPr>
+            <w:r>
+              <w:rPr>
+                <w:rFonts w:ascii="Arial" w:cs="Arial" w:eastAsia="Arial" w:hAnsi="Arial"/>
+                <w:b/>
+                <w:bCs/>
+                <w:color w:val="000000"/>
+                <w:sz w:val="15"/>
+                <w:szCs w:val="15"/>
+              </w:rPr>
+              <w:t xml:space="preserve">26,7</w:t>
+            </w:r>
+          </w:p>
+        </w:tc>
+        <w:tc>
+          <w:tcPr>
+            <w:tcW w:type="dxa" w:w="2400"/>
+            <w:tcBorders>
+              <w:top w:val="single" w:color="000000" w:sz="4"/>
+              <w:left w:val="single" w:color="000000" w:sz="4"/>
+              <w:bottom w:val="single" w:color="000000" w:sz="4"/>
+              <w:right w:val="single" w:color="000000" w:sz="4"/>
+            </w:tcBorders>
+            <w:tcMar>
+              <w:top w:type="dxa" w:w="20"/>
+              <w:left w:type="dxa" w:w="60"/>
+              <w:bottom w:type="dxa" w:w="20"/>
+              <w:right w:type="dxa" w:w="60"/>
+            </w:tcMar>
+            <w:vAlign w:val="center"/>
+          </w:tcPr>
+          <w:p>
+            <w:pPr>
+              <w:jc w:val="center"/>
+            </w:pPr>
+            <w:r>
+              <w:rPr>
+                <w:rFonts w:ascii="Arial" w:cs="Arial" w:eastAsia="Arial" w:hAnsi="Arial"/>
+                <w:b/>
+                <w:bCs/>
+                <w:color w:val="000000"/>
+                <w:sz w:val="15"/>
+                <w:szCs w:val="15"/>
+              </w:rPr>
+              <w:t xml:space="preserve">88 290</w:t>
             </w:r>
           </w:p>
         </w:tc>
@@ -3906,7 +3906,7 @@
         </w:trPr>
         <w:tc>
           <w:tcPr>
-            <w:tcW w:type="dxa" w:w="3600"/>
+            <w:tcW w:type="dxa" w:w="4600"/>
             <w:tcBorders>
               <w:top w:val="single" w:color="000000" w:sz="4"/>
               <w:left w:val="single" w:color="000000" w:sz="4"/>
@@ -3934,75 +3934,75 @@
                 <w:sz w:val="15"/>
                 <w:szCs w:val="15"/>
               </w:rPr>
-              <w:t xml:space="preserve">Población de 15 a 24 años</w:t>
-            </w:r>
-          </w:p>
-        </w:tc>
-        <w:tc>
-          <w:tcPr>
-            <w:tcW w:type="dxa" w:w="1300"/>
-            <w:tcBorders>
-              <w:top w:val="single" w:color="000000" w:sz="4"/>
-              <w:left w:val="single" w:color="000000" w:sz="4"/>
-              <w:bottom w:val="single" w:color="000000" w:sz="4"/>
-              <w:right w:val="single" w:color="000000" w:sz="4"/>
-            </w:tcBorders>
-            <w:tcMar>
-              <w:top w:type="dxa" w:w="20"/>
-              <w:left w:type="dxa" w:w="60"/>
-              <w:bottom w:type="dxa" w:w="20"/>
-              <w:right w:type="dxa" w:w="60"/>
-            </w:tcMar>
-            <w:vAlign w:val="center"/>
-          </w:tcPr>
-          <w:p>
-            <w:pPr>
-              <w:jc w:val="center"/>
-            </w:pPr>
-            <w:r>
-              <w:rPr>
-                <w:rFonts w:ascii="Arial" w:cs="Arial" w:eastAsia="Arial" w:hAnsi="Arial"/>
-                <w:b/>
-                <w:bCs/>
-                <w:color w:val="000000"/>
-                <w:sz w:val="15"/>
-                <w:szCs w:val="15"/>
-              </w:rPr>
-              <w:t xml:space="preserve">207 401</w:t>
-            </w:r>
-          </w:p>
-        </w:tc>
-        <w:tc>
-          <w:tcPr>
-            <w:tcW w:type="dxa" w:w="3300"/>
-            <w:tcBorders>
-              <w:top w:val="single" w:color="000000" w:sz="4"/>
-              <w:left w:val="single" w:color="000000" w:sz="4"/>
-              <w:bottom w:val="single" w:color="000000" w:sz="4"/>
-              <w:right w:val="single" w:color="000000" w:sz="4"/>
-            </w:tcBorders>
-            <w:tcMar>
-              <w:top w:type="dxa" w:w="20"/>
-              <w:left w:type="dxa" w:w="60"/>
-              <w:bottom w:type="dxa" w:w="20"/>
-              <w:right w:type="dxa" w:w="60"/>
-            </w:tcMar>
-            <w:vAlign w:val="center"/>
-          </w:tcPr>
-          <w:p>
-            <w:pPr>
-              <w:jc w:val="center"/>
-            </w:pPr>
-            <w:r>
-              <w:rPr>
-                <w:rFonts w:ascii="Arial" w:cs="Arial" w:eastAsia="Arial" w:hAnsi="Arial"/>
-                <w:b/>
-                <w:bCs/>
-                <w:color w:val="000000"/>
-                <w:sz w:val="15"/>
-                <w:szCs w:val="15"/>
-              </w:rPr>
-              <w:t xml:space="preserve">Cálculo propio</w:t>
+              <w:t xml:space="preserve">Estudian y trabajan</w:t>
+            </w:r>
+          </w:p>
+        </w:tc>
+        <w:tc>
+          <w:tcPr>
+            <w:tcW w:type="dxa" w:w="1200"/>
+            <w:tcBorders>
+              <w:top w:val="single" w:color="000000" w:sz="4"/>
+              <w:left w:val="single" w:color="000000" w:sz="4"/>
+              <w:bottom w:val="single" w:color="000000" w:sz="4"/>
+              <w:right w:val="single" w:color="000000" w:sz="4"/>
+            </w:tcBorders>
+            <w:tcMar>
+              <w:top w:type="dxa" w:w="20"/>
+              <w:left w:type="dxa" w:w="60"/>
+              <w:bottom w:type="dxa" w:w="20"/>
+              <w:right w:type="dxa" w:w="60"/>
+            </w:tcMar>
+            <w:vAlign w:val="center"/>
+          </w:tcPr>
+          <w:p>
+            <w:pPr>
+              <w:jc w:val="center"/>
+            </w:pPr>
+            <w:r>
+              <w:rPr>
+                <w:rFonts w:ascii="Arial" w:cs="Arial" w:eastAsia="Arial" w:hAnsi="Arial"/>
+                <w:b/>
+                <w:bCs/>
+                <w:color w:val="000000"/>
+                <w:sz w:val="15"/>
+                <w:szCs w:val="15"/>
+              </w:rPr>
+              <w:t xml:space="preserve">11,4</w:t>
+            </w:r>
+          </w:p>
+        </w:tc>
+        <w:tc>
+          <w:tcPr>
+            <w:tcW w:type="dxa" w:w="2400"/>
+            <w:tcBorders>
+              <w:top w:val="single" w:color="000000" w:sz="4"/>
+              <w:left w:val="single" w:color="000000" w:sz="4"/>
+              <w:bottom w:val="single" w:color="000000" w:sz="4"/>
+              <w:right w:val="single" w:color="000000" w:sz="4"/>
+            </w:tcBorders>
+            <w:tcMar>
+              <w:top w:type="dxa" w:w="20"/>
+              <w:left w:type="dxa" w:w="60"/>
+              <w:bottom w:type="dxa" w:w="20"/>
+              <w:right w:type="dxa" w:w="60"/>
+            </w:tcMar>
+            <w:vAlign w:val="center"/>
+          </w:tcPr>
+          <w:p>
+            <w:pPr>
+              <w:jc w:val="center"/>
+            </w:pPr>
+            <w:r>
+              <w:rPr>
+                <w:rFonts w:ascii="Arial" w:cs="Arial" w:eastAsia="Arial" w:hAnsi="Arial"/>
+                <w:b/>
+                <w:bCs/>
+                <w:color w:val="000000"/>
+                <w:sz w:val="15"/>
+                <w:szCs w:val="15"/>
+              </w:rPr>
+              <w:t xml:space="preserve">37 697</w:t>
             </w:r>
           </w:p>
         </w:tc>
@@ -4013,7 +4013,7 @@
         </w:trPr>
         <w:tc>
           <w:tcPr>
-            <w:tcW w:type="dxa" w:w="3600"/>
+            <w:tcW w:type="dxa" w:w="4600"/>
             <w:tcBorders>
               <w:top w:val="single" w:color="000000" w:sz="4"/>
               <w:left w:val="single" w:color="000000" w:sz="4"/>
@@ -4041,75 +4041,75 @@
                 <w:sz w:val="15"/>
                 <w:szCs w:val="15"/>
               </w:rPr>
-              <w:t xml:space="preserve">% en NSE C y D</w:t>
-            </w:r>
-          </w:p>
-        </w:tc>
-        <w:tc>
-          <w:tcPr>
-            <w:tcW w:type="dxa" w:w="1300"/>
-            <w:tcBorders>
-              <w:top w:val="single" w:color="000000" w:sz="4"/>
-              <w:left w:val="single" w:color="000000" w:sz="4"/>
-              <w:bottom w:val="single" w:color="000000" w:sz="4"/>
-              <w:right w:val="single" w:color="000000" w:sz="4"/>
-            </w:tcBorders>
-            <w:tcMar>
-              <w:top w:type="dxa" w:w="20"/>
-              <w:left w:type="dxa" w:w="60"/>
-              <w:bottom w:type="dxa" w:w="20"/>
-              <w:right w:type="dxa" w:w="60"/>
-            </w:tcMar>
-            <w:vAlign w:val="center"/>
-          </w:tcPr>
-          <w:p>
-            <w:pPr>
-              <w:jc w:val="center"/>
-            </w:pPr>
-            <w:r>
-              <w:rPr>
-                <w:rFonts w:ascii="Arial" w:cs="Arial" w:eastAsia="Arial" w:hAnsi="Arial"/>
-                <w:b/>
-                <w:bCs/>
-                <w:color w:val="000000"/>
-                <w:sz w:val="15"/>
-                <w:szCs w:val="15"/>
-              </w:rPr>
-              <w:t xml:space="preserve">54,5 %</w:t>
-            </w:r>
-          </w:p>
-        </w:tc>
-        <w:tc>
-          <w:tcPr>
-            <w:tcW w:type="dxa" w:w="3300"/>
-            <w:tcBorders>
-              <w:top w:val="single" w:color="000000" w:sz="4"/>
-              <w:left w:val="single" w:color="000000" w:sz="4"/>
-              <w:bottom w:val="single" w:color="000000" w:sz="4"/>
-              <w:right w:val="single" w:color="000000" w:sz="4"/>
-            </w:tcBorders>
-            <w:tcMar>
-              <w:top w:type="dxa" w:w="20"/>
-              <w:left w:type="dxa" w:w="60"/>
-              <w:bottom w:type="dxa" w:w="20"/>
-              <w:right w:type="dxa" w:w="60"/>
-            </w:tcMar>
-            <w:vAlign w:val="center"/>
-          </w:tcPr>
-          <w:p>
-            <w:pPr>
-              <w:jc w:val="center"/>
-            </w:pPr>
-            <w:r>
-              <w:rPr>
-                <w:rFonts w:ascii="Arial" w:cs="Arial" w:eastAsia="Arial" w:hAnsi="Arial"/>
-                <w:b/>
-                <w:bCs/>
-                <w:color w:val="000000"/>
-                <w:sz w:val="15"/>
-                <w:szCs w:val="15"/>
-              </w:rPr>
-              <w:t xml:space="preserve">CPI (23,8 % + 30,7 %)</w:t>
+              <w:t xml:space="preserve">No estudian ni trabajan (NINI)</w:t>
+            </w:r>
+          </w:p>
+        </w:tc>
+        <w:tc>
+          <w:tcPr>
+            <w:tcW w:type="dxa" w:w="1200"/>
+            <w:tcBorders>
+              <w:top w:val="single" w:color="000000" w:sz="4"/>
+              <w:left w:val="single" w:color="000000" w:sz="4"/>
+              <w:bottom w:val="single" w:color="000000" w:sz="4"/>
+              <w:right w:val="single" w:color="000000" w:sz="4"/>
+            </w:tcBorders>
+            <w:tcMar>
+              <w:top w:type="dxa" w:w="20"/>
+              <w:left w:type="dxa" w:w="60"/>
+              <w:bottom w:type="dxa" w:w="20"/>
+              <w:right w:type="dxa" w:w="60"/>
+            </w:tcMar>
+            <w:vAlign w:val="center"/>
+          </w:tcPr>
+          <w:p>
+            <w:pPr>
+              <w:jc w:val="center"/>
+            </w:pPr>
+            <w:r>
+              <w:rPr>
+                <w:rFonts w:ascii="Arial" w:cs="Arial" w:eastAsia="Arial" w:hAnsi="Arial"/>
+                <w:b/>
+                <w:bCs/>
+                <w:color w:val="000000"/>
+                <w:sz w:val="15"/>
+                <w:szCs w:val="15"/>
+              </w:rPr>
+              <w:t xml:space="preserve">19,7</w:t>
+            </w:r>
+          </w:p>
+        </w:tc>
+        <w:tc>
+          <w:tcPr>
+            <w:tcW w:type="dxa" w:w="2400"/>
+            <w:tcBorders>
+              <w:top w:val="single" w:color="000000" w:sz="4"/>
+              <w:left w:val="single" w:color="000000" w:sz="4"/>
+              <w:bottom w:val="single" w:color="000000" w:sz="4"/>
+              <w:right w:val="single" w:color="000000" w:sz="4"/>
+            </w:tcBorders>
+            <w:tcMar>
+              <w:top w:type="dxa" w:w="20"/>
+              <w:left w:type="dxa" w:w="60"/>
+              <w:bottom w:type="dxa" w:w="20"/>
+              <w:right w:type="dxa" w:w="60"/>
+            </w:tcMar>
+            <w:vAlign w:val="center"/>
+          </w:tcPr>
+          <w:p>
+            <w:pPr>
+              <w:jc w:val="center"/>
+            </w:pPr>
+            <w:r>
+              <w:rPr>
+                <w:rFonts w:ascii="Arial" w:cs="Arial" w:eastAsia="Arial" w:hAnsi="Arial"/>
+                <w:b/>
+                <w:bCs/>
+                <w:color w:val="000000"/>
+                <w:sz w:val="15"/>
+                <w:szCs w:val="15"/>
+              </w:rPr>
+              <w:t xml:space="preserve">65 097</w:t>
             </w:r>
           </w:p>
         </w:tc>
@@ -4120,7 +4120,7 @@
         </w:trPr>
         <w:tc>
           <w:tcPr>
-            <w:tcW w:type="dxa" w:w="3600"/>
+            <w:tcW w:type="dxa" w:w="4600"/>
             <w:tcBorders>
               <w:top w:val="single" w:color="000000" w:sz="4"/>
               <w:left w:val="single" w:color="000000" w:sz="4"/>
@@ -4148,75 +4148,289 @@
                 <w:sz w:val="15"/>
                 <w:szCs w:val="15"/>
               </w:rPr>
-              <w:t xml:space="preserve">Población de 15 a 24 años en NSE C y D (2024)</w:t>
-            </w:r>
-          </w:p>
-        </w:tc>
-        <w:tc>
-          <w:tcPr>
-            <w:tcW w:type="dxa" w:w="1300"/>
-            <w:tcBorders>
-              <w:top w:val="single" w:color="000000" w:sz="4"/>
-              <w:left w:val="single" w:color="000000" w:sz="4"/>
-              <w:bottom w:val="single" w:color="000000" w:sz="4"/>
-              <w:right w:val="single" w:color="000000" w:sz="4"/>
-            </w:tcBorders>
-            <w:tcMar>
-              <w:top w:type="dxa" w:w="20"/>
-              <w:left w:type="dxa" w:w="60"/>
-              <w:bottom w:type="dxa" w:w="20"/>
-              <w:right w:type="dxa" w:w="60"/>
-            </w:tcMar>
-            <w:vAlign w:val="center"/>
-          </w:tcPr>
-          <w:p>
-            <w:pPr>
-              <w:jc w:val="center"/>
-            </w:pPr>
-            <w:r>
-              <w:rPr>
-                <w:rFonts w:ascii="Arial" w:cs="Arial" w:eastAsia="Arial" w:hAnsi="Arial"/>
-                <w:b/>
-                <w:bCs/>
-                <w:color w:val="000000"/>
-                <w:sz w:val="15"/>
-                <w:szCs w:val="15"/>
-              </w:rPr>
-              <w:t xml:space="preserve">113 034</w:t>
-            </w:r>
-          </w:p>
-        </w:tc>
-        <w:tc>
-          <w:tcPr>
-            <w:tcW w:type="dxa" w:w="3300"/>
-            <w:tcBorders>
-              <w:top w:val="single" w:color="000000" w:sz="4"/>
-              <w:left w:val="single" w:color="000000" w:sz="4"/>
-              <w:bottom w:val="single" w:color="000000" w:sz="4"/>
-              <w:right w:val="single" w:color="000000" w:sz="4"/>
-            </w:tcBorders>
-            <w:tcMar>
-              <w:top w:type="dxa" w:w="20"/>
-              <w:left w:type="dxa" w:w="60"/>
-              <w:bottom w:type="dxa" w:w="20"/>
-              <w:right w:type="dxa" w:w="60"/>
-            </w:tcMar>
-            <w:vAlign w:val="center"/>
-          </w:tcPr>
-          <w:p>
-            <w:pPr>
-              <w:jc w:val="center"/>
-            </w:pPr>
-            <w:r>
-              <w:rPr>
-                <w:rFonts w:ascii="Arial" w:cs="Arial" w:eastAsia="Arial" w:hAnsi="Arial"/>
-                <w:b/>
-                <w:bCs/>
-                <w:color w:val="000000"/>
-                <w:sz w:val="15"/>
-                <w:szCs w:val="15"/>
-              </w:rPr>
-              <w:t xml:space="preserve">Cálculo propio</w:t>
+              <w:t xml:space="preserve">Total jóvenes de 15 a 29 años</w:t>
+            </w:r>
+          </w:p>
+        </w:tc>
+        <w:tc>
+          <w:tcPr>
+            <w:tcW w:type="dxa" w:w="1200"/>
+            <w:tcBorders>
+              <w:top w:val="single" w:color="000000" w:sz="4"/>
+              <w:left w:val="single" w:color="000000" w:sz="4"/>
+              <w:bottom w:val="single" w:color="000000" w:sz="4"/>
+              <w:right w:val="single" w:color="000000" w:sz="4"/>
+            </w:tcBorders>
+            <w:tcMar>
+              <w:top w:type="dxa" w:w="20"/>
+              <w:left w:type="dxa" w:w="60"/>
+              <w:bottom w:type="dxa" w:w="20"/>
+              <w:right w:type="dxa" w:w="60"/>
+            </w:tcMar>
+            <w:vAlign w:val="center"/>
+          </w:tcPr>
+          <w:p>
+            <w:pPr>
+              <w:jc w:val="center"/>
+            </w:pPr>
+            <w:r>
+              <w:rPr>
+                <w:rFonts w:ascii="Arial" w:cs="Arial" w:eastAsia="Arial" w:hAnsi="Arial"/>
+                <w:b/>
+                <w:bCs/>
+                <w:color w:val="000000"/>
+                <w:sz w:val="15"/>
+                <w:szCs w:val="15"/>
+              </w:rPr>
+              <w:t xml:space="preserve">100,0</w:t>
+            </w:r>
+          </w:p>
+        </w:tc>
+        <w:tc>
+          <w:tcPr>
+            <w:tcW w:type="dxa" w:w="2400"/>
+            <w:tcBorders>
+              <w:top w:val="single" w:color="000000" w:sz="4"/>
+              <w:left w:val="single" w:color="000000" w:sz="4"/>
+              <w:bottom w:val="single" w:color="000000" w:sz="4"/>
+              <w:right w:val="single" w:color="000000" w:sz="4"/>
+            </w:tcBorders>
+            <w:tcMar>
+              <w:top w:type="dxa" w:w="20"/>
+              <w:left w:type="dxa" w:w="60"/>
+              <w:bottom w:type="dxa" w:w="20"/>
+              <w:right w:type="dxa" w:w="60"/>
+            </w:tcMar>
+            <w:vAlign w:val="center"/>
+          </w:tcPr>
+          <w:p>
+            <w:pPr>
+              <w:jc w:val="center"/>
+            </w:pPr>
+            <w:r>
+              <w:rPr>
+                <w:rFonts w:ascii="Arial" w:cs="Arial" w:eastAsia="Arial" w:hAnsi="Arial"/>
+                <w:b/>
+                <w:bCs/>
+                <w:color w:val="000000"/>
+                <w:sz w:val="15"/>
+                <w:szCs w:val="15"/>
+              </w:rPr>
+              <w:t xml:space="preserve">330 674</w:t>
+            </w:r>
+          </w:p>
+        </w:tc>
+      </w:tr>
+      <w:tr>
+        <w:trPr>
+          <w:cantSplit/>
+        </w:trPr>
+        <w:tc>
+          <w:tcPr>
+            <w:tcW w:type="dxa" w:w="4600"/>
+            <w:tcBorders>
+              <w:top w:val="single" w:color="000000" w:sz="4"/>
+              <w:left w:val="single" w:color="000000" w:sz="4"/>
+              <w:bottom w:val="single" w:color="000000" w:sz="4"/>
+              <w:right w:val="single" w:color="000000" w:sz="4"/>
+            </w:tcBorders>
+            <w:tcMar>
+              <w:top w:type="dxa" w:w="20"/>
+              <w:left w:type="dxa" w:w="60"/>
+              <w:bottom w:type="dxa" w:w="20"/>
+              <w:right w:type="dxa" w:w="60"/>
+            </w:tcMar>
+            <w:vAlign w:val="center"/>
+          </w:tcPr>
+          <w:p>
+            <w:pPr>
+              <w:jc w:val="left"/>
+            </w:pPr>
+            <w:r>
+              <w:rPr>
+                <w:rFonts w:ascii="Arial" w:cs="Arial" w:eastAsia="Arial" w:hAnsi="Arial"/>
+                <w:b/>
+                <w:bCs/>
+                <w:color w:val="000000"/>
+                <w:sz w:val="15"/>
+                <w:szCs w:val="15"/>
+              </w:rPr>
+              <w:t xml:space="preserve">Jóvenes que no estudian (solo trabajan + NINI)</w:t>
+            </w:r>
+          </w:p>
+        </w:tc>
+        <w:tc>
+          <w:tcPr>
+            <w:tcW w:type="dxa" w:w="1200"/>
+            <w:tcBorders>
+              <w:top w:val="single" w:color="000000" w:sz="4"/>
+              <w:left w:val="single" w:color="000000" w:sz="4"/>
+              <w:bottom w:val="single" w:color="000000" w:sz="4"/>
+              <w:right w:val="single" w:color="000000" w:sz="4"/>
+            </w:tcBorders>
+            <w:tcMar>
+              <w:top w:type="dxa" w:w="20"/>
+              <w:left w:type="dxa" w:w="60"/>
+              <w:bottom w:type="dxa" w:w="20"/>
+              <w:right w:type="dxa" w:w="60"/>
+            </w:tcMar>
+            <w:vAlign w:val="center"/>
+          </w:tcPr>
+          <w:p>
+            <w:pPr>
+              <w:jc w:val="center"/>
+            </w:pPr>
+            <w:r>
+              <w:rPr>
+                <w:rFonts w:ascii="Arial" w:cs="Arial" w:eastAsia="Arial" w:hAnsi="Arial"/>
+                <w:b/>
+                <w:bCs/>
+                <w:color w:val="000000"/>
+                <w:sz w:val="15"/>
+                <w:szCs w:val="15"/>
+              </w:rPr>
+              <w:t xml:space="preserve">62,0</w:t>
+            </w:r>
+          </w:p>
+        </w:tc>
+        <w:tc>
+          <w:tcPr>
+            <w:tcW w:type="dxa" w:w="2400"/>
+            <w:tcBorders>
+              <w:top w:val="single" w:color="000000" w:sz="4"/>
+              <w:left w:val="single" w:color="000000" w:sz="4"/>
+              <w:bottom w:val="single" w:color="000000" w:sz="4"/>
+              <w:right w:val="single" w:color="000000" w:sz="4"/>
+            </w:tcBorders>
+            <w:tcMar>
+              <w:top w:type="dxa" w:w="20"/>
+              <w:left w:type="dxa" w:w="60"/>
+              <w:bottom w:type="dxa" w:w="20"/>
+              <w:right w:type="dxa" w:w="60"/>
+            </w:tcMar>
+            <w:vAlign w:val="center"/>
+          </w:tcPr>
+          <w:p>
+            <w:pPr>
+              <w:jc w:val="center"/>
+            </w:pPr>
+            <w:r>
+              <w:rPr>
+                <w:rFonts w:ascii="Arial" w:cs="Arial" w:eastAsia="Arial" w:hAnsi="Arial"/>
+                <w:b/>
+                <w:bCs/>
+                <w:color w:val="000000"/>
+                <w:sz w:val="15"/>
+                <w:szCs w:val="15"/>
+              </w:rPr>
+              <w:t xml:space="preserve">205 018</w:t>
+            </w:r>
+          </w:p>
+        </w:tc>
+      </w:tr>
+      <w:tr>
+        <w:trPr>
+          <w:cantSplit/>
+        </w:trPr>
+        <w:tc>
+          <w:tcPr>
+            <w:tcW w:type="dxa" w:w="4600"/>
+            <w:tcBorders>
+              <w:top w:val="single" w:color="000000" w:sz="4"/>
+              <w:left w:val="single" w:color="000000" w:sz="4"/>
+              <w:bottom w:val="single" w:color="000000" w:sz="4"/>
+              <w:right w:val="single" w:color="000000" w:sz="4"/>
+            </w:tcBorders>
+            <w:tcMar>
+              <w:top w:type="dxa" w:w="20"/>
+              <w:left w:type="dxa" w:w="60"/>
+              <w:bottom w:type="dxa" w:w="20"/>
+              <w:right w:type="dxa" w:w="60"/>
+            </w:tcMar>
+            <w:vAlign w:val="center"/>
+          </w:tcPr>
+          <w:p>
+            <w:pPr>
+              <w:jc w:val="left"/>
+            </w:pPr>
+            <w:r>
+              <w:rPr>
+                <w:rFonts w:ascii="Arial" w:cs="Arial" w:eastAsia="Arial" w:hAnsi="Arial"/>
+                <w:b/>
+                <w:bCs/>
+                <w:color w:val="000000"/>
+                <w:sz w:val="15"/>
+                <w:szCs w:val="15"/>
+              </w:rPr>
+              <w:t xml:space="preserve">Jóvenes que no estudian, en NSE C y D (54,5 %)</w:t>
+            </w:r>
+          </w:p>
+        </w:tc>
+        <w:tc>
+          <w:tcPr>
+            <w:tcW w:type="dxa" w:w="1200"/>
+            <w:tcBorders>
+              <w:top w:val="single" w:color="000000" w:sz="4"/>
+              <w:left w:val="single" w:color="000000" w:sz="4"/>
+              <w:bottom w:val="single" w:color="000000" w:sz="4"/>
+              <w:right w:val="single" w:color="000000" w:sz="4"/>
+            </w:tcBorders>
+            <w:tcMar>
+              <w:top w:type="dxa" w:w="20"/>
+              <w:left w:type="dxa" w:w="60"/>
+              <w:bottom w:type="dxa" w:w="20"/>
+              <w:right w:type="dxa" w:w="60"/>
+            </w:tcMar>
+            <w:vAlign w:val="center"/>
+          </w:tcPr>
+          <w:p>
+            <w:pPr>
+              <w:jc w:val="center"/>
+            </w:pPr>
+            <w:r>
+              <w:rPr>
+                <w:rFonts w:ascii="Arial" w:cs="Arial" w:eastAsia="Arial" w:hAnsi="Arial"/>
+                <w:b/>
+                <w:bCs/>
+                <w:color w:val="000000"/>
+                <w:sz w:val="15"/>
+                <w:szCs w:val="15"/>
+              </w:rPr>
+              <w:t xml:space="preserve">–</w:t>
+            </w:r>
+          </w:p>
+        </w:tc>
+        <w:tc>
+          <w:tcPr>
+            <w:tcW w:type="dxa" w:w="2400"/>
+            <w:tcBorders>
+              <w:top w:val="single" w:color="000000" w:sz="4"/>
+              <w:left w:val="single" w:color="000000" w:sz="4"/>
+              <w:bottom w:val="single" w:color="000000" w:sz="4"/>
+              <w:right w:val="single" w:color="000000" w:sz="4"/>
+            </w:tcBorders>
+            <w:tcMar>
+              <w:top w:type="dxa" w:w="20"/>
+              <w:left w:type="dxa" w:w="60"/>
+              <w:bottom w:type="dxa" w:w="20"/>
+              <w:right w:type="dxa" w:w="60"/>
+            </w:tcMar>
+            <w:vAlign w:val="center"/>
+          </w:tcPr>
+          <w:p>
+            <w:pPr>
+              <w:jc w:val="center"/>
+            </w:pPr>
+            <w:r>
+              <w:rPr>
+                <w:rFonts w:ascii="Arial" w:cs="Arial" w:eastAsia="Arial" w:hAnsi="Arial"/>
+                <w:b/>
+                <w:bCs/>
+                <w:color w:val="000000"/>
+                <w:sz w:val="15"/>
+                <w:szCs w:val="15"/>
+              </w:rPr>
+              <w:t xml:space="preserve">111 735</w:t>
             </w:r>
           </w:p>
         </w:tc>
@@ -4237,7 +4451,39 @@
           <w:sz w:val="14"/>
           <w:szCs w:val="14"/>
         </w:rPr>
-        <w:t xml:space="preserve">Nota: se usa el tramo de 15 a 24 años de la ENDES como aproximación al rango de 16 a 25 años del criterio. No se incluye el NSE B por no contar con su valor separado del A; su inclusión elevaría la población objetivo.</w:t>
+        <w:t xml:space="preserve">Fuente: INEI – ENAHO 2024, en GRTPE–OSEL Lambayeque, Mercado laboral de los jóvenes en la región Lambayeque (2025), p. 56; NSE, CPI. Elaboración propia para las dos últimas filas.</w:t>
+      </w:r>
+    </w:p>
+    <w:p>
+      <w:pPr>
+        <w:spacing w:after="120" w:line="360"/>
+        <w:jc w:val="both"/>
+      </w:pPr>
+      <w:r>
+        <w:rPr>
+          <w:rFonts w:ascii="Calibri" w:cs="Calibri" w:eastAsia="Calibri" w:hAnsi="Calibri"/>
+          <w:sz w:val="24"/>
+          <w:szCs w:val="24"/>
+        </w:rPr>
+        <w:t xml:space="preserve">La población objetivo se aproxima con los jóvenes de 15 a 29 años que no estudian, es decir, los que solo trabajan o no estudian ni trabajan (NINI), pertenecientes a los NSE C y D. Este grupo corresponde al criterio de no estar cursando estudios superiores. Cabe resaltar que Lambayeque ocupa el </w:t>
+      </w:r>
+      <w:r>
+        <w:rPr>
+          <w:rFonts w:ascii="Calibri" w:cs="Calibri" w:eastAsia="Calibri" w:hAnsi="Calibri"/>
+          <w:b/>
+          <w:bCs/>
+          <w:sz w:val="24"/>
+          <w:szCs w:val="24"/>
+        </w:rPr>
+        <w:t xml:space="preserve">cuarto lugar nacional en proporción de jóvenes NINI (19,7 %)</w:t>
+      </w:r>
+      <w:r>
+        <w:rPr>
+          <w:rFonts w:ascii="Calibri" w:cs="Calibri" w:eastAsia="Calibri" w:hAnsi="Calibri"/>
+          <w:sz w:val="24"/>
+          <w:szCs w:val="24"/>
+        </w:rPr>
+        <w:t xml:space="preserve">, con 65 097 jóvenes en esa condición en 2024 (OSEL, 2025, pp. 54-56), lo que evidencia la necesidad de ampliar la oferta formativa pertinente.</w:t>
       </w:r>
     </w:p>
     <w:p>
@@ -4620,7 +4866,7 @@
                 <w:sz w:val="15"/>
                 <w:szCs w:val="15"/>
               </w:rPr>
-              <w:t xml:space="preserve">115 424</w:t>
+              <w:t xml:space="preserve">110 938</w:t>
             </w:r>
           </w:p>
         </w:tc>
@@ -4654,7 +4900,7 @@
                 <w:sz w:val="15"/>
                 <w:szCs w:val="15"/>
               </w:rPr>
-              <w:t xml:space="preserve">116 232</w:t>
+              <w:t xml:space="preserve">110 674</w:t>
             </w:r>
           </w:p>
         </w:tc>
@@ -4688,7 +4934,7 @@
                 <w:sz w:val="15"/>
                 <w:szCs w:val="15"/>
               </w:rPr>
-              <w:t xml:space="preserve">117 046</w:t>
+              <w:t xml:space="preserve">110 410</w:t>
             </w:r>
           </w:p>
         </w:tc>
@@ -4722,7 +4968,7 @@
                 <w:sz w:val="15"/>
                 <w:szCs w:val="15"/>
               </w:rPr>
-              <w:t xml:space="preserve">117 865</w:t>
+              <w:t xml:space="preserve">110 147</w:t>
             </w:r>
           </w:p>
         </w:tc>
@@ -4756,7 +5002,7 @@
                 <w:sz w:val="15"/>
                 <w:szCs w:val="15"/>
               </w:rPr>
-              <w:t xml:space="preserve">118 690</w:t>
+              <w:t xml:space="preserve">109 885</w:t>
             </w:r>
           </w:p>
         </w:tc>
@@ -4790,7 +5036,7 @@
                 <w:sz w:val="15"/>
                 <w:szCs w:val="15"/>
               </w:rPr>
-              <w:t xml:space="preserve">119 521</w:t>
+              <w:t xml:space="preserve">109 623</w:t>
             </w:r>
           </w:p>
         </w:tc>
@@ -4824,7 +5070,7 @@
                 <w:sz w:val="15"/>
                 <w:szCs w:val="15"/>
               </w:rPr>
-              <w:t xml:space="preserve">120 357</w:t>
+              <w:t xml:space="preserve">109 362</w:t>
             </w:r>
           </w:p>
         </w:tc>
@@ -4845,7 +5091,7 @@
           <w:sz w:val="14"/>
           <w:szCs w:val="14"/>
         </w:rPr>
-        <w:t xml:space="preserve">Fuente: elaboración propia. Proyección con la tasa de crecimiento poblacional intercensal 2007-2017 de Lambayeque (0,7 % anual; BCRP, p. 2).</w:t>
+        <w:t xml:space="preserve">Fuente: elaboración propia. Proyección con la variación de la población de 15 a 29 años de Lambayeque 2024-2025 estimada por el INEI (−0,24 % anual; 309 375 a 308 638 jóvenes; SIRTOD, en OSEL 2025, p. 14).</w:t>
       </w:r>
     </w:p>
     <w:p>
@@ -5239,7 +5485,7 @@
                 <w:sz w:val="15"/>
                 <w:szCs w:val="15"/>
               </w:rPr>
-              <w:t xml:space="preserve">1 154</w:t>
+              <w:t xml:space="preserve">1 109</w:t>
             </w:r>
           </w:p>
         </w:tc>
@@ -5273,7 +5519,7 @@
                 <w:sz w:val="15"/>
                 <w:szCs w:val="15"/>
               </w:rPr>
-              <w:t xml:space="preserve">1 162</w:t>
+              <w:t xml:space="preserve">1 107</w:t>
             </w:r>
           </w:p>
         </w:tc>
@@ -5307,7 +5553,7 @@
                 <w:sz w:val="15"/>
                 <w:szCs w:val="15"/>
               </w:rPr>
-              <w:t xml:space="preserve">1 170</w:t>
+              <w:t xml:space="preserve">1 104</w:t>
             </w:r>
           </w:p>
         </w:tc>
@@ -5341,7 +5587,7 @@
                 <w:sz w:val="15"/>
                 <w:szCs w:val="15"/>
               </w:rPr>
-              <w:t xml:space="preserve">1 179</w:t>
+              <w:t xml:space="preserve">1 101</w:t>
             </w:r>
           </w:p>
         </w:tc>
@@ -5375,7 +5621,7 @@
                 <w:sz w:val="15"/>
                 <w:szCs w:val="15"/>
               </w:rPr>
-              <w:t xml:space="preserve">1 187</w:t>
+              <w:t xml:space="preserve">1 099</w:t>
             </w:r>
           </w:p>
         </w:tc>
@@ -5409,7 +5655,7 @@
                 <w:sz w:val="15"/>
                 <w:szCs w:val="15"/>
               </w:rPr>
-              <w:t xml:space="preserve">1 195</w:t>
+              <w:t xml:space="preserve">1 096</w:t>
             </w:r>
           </w:p>
         </w:tc>
@@ -5443,7 +5689,7 @@
                 <w:sz w:val="15"/>
                 <w:szCs w:val="15"/>
               </w:rPr>
-              <w:t xml:space="preserve">1 204</w:t>
+              <w:t xml:space="preserve">1 094</w:t>
             </w:r>
           </w:p>
         </w:tc>
@@ -5516,7 +5762,7 @@
                 <w:sz w:val="15"/>
                 <w:szCs w:val="15"/>
               </w:rPr>
-              <w:t xml:space="preserve">2 308</w:t>
+              <w:t xml:space="preserve">2 219</w:t>
             </w:r>
           </w:p>
         </w:tc>
@@ -5550,7 +5796,7 @@
                 <w:sz w:val="15"/>
                 <w:szCs w:val="15"/>
               </w:rPr>
-              <w:t xml:space="preserve">2 325</w:t>
+              <w:t xml:space="preserve">2 213</w:t>
             </w:r>
           </w:p>
         </w:tc>
@@ -5584,7 +5830,7 @@
                 <w:sz w:val="15"/>
                 <w:szCs w:val="15"/>
               </w:rPr>
-              <w:t xml:space="preserve">2 341</w:t>
+              <w:t xml:space="preserve">2 208</w:t>
             </w:r>
           </w:p>
         </w:tc>
@@ -5618,7 +5864,7 @@
                 <w:sz w:val="15"/>
                 <w:szCs w:val="15"/>
               </w:rPr>
-              <w:t xml:space="preserve">2 357</w:t>
+              <w:t xml:space="preserve">2 203</w:t>
             </w:r>
           </w:p>
         </w:tc>
@@ -5652,7 +5898,7 @@
                 <w:sz w:val="15"/>
                 <w:szCs w:val="15"/>
               </w:rPr>
-              <w:t xml:space="preserve">2 374</w:t>
+              <w:t xml:space="preserve">2 198</w:t>
             </w:r>
           </w:p>
         </w:tc>
@@ -5686,7 +5932,7 @@
                 <w:sz w:val="15"/>
                 <w:szCs w:val="15"/>
               </w:rPr>
-              <w:t xml:space="preserve">2 390</w:t>
+              <w:t xml:space="preserve">2 192</w:t>
             </w:r>
           </w:p>
         </w:tc>
@@ -5720,7 +5966,7 @@
                 <w:sz w:val="15"/>
                 <w:szCs w:val="15"/>
               </w:rPr>
-              <w:t xml:space="preserve">2 407</w:t>
+              <w:t xml:space="preserve">2 187</w:t>
             </w:r>
           </w:p>
         </w:tc>
@@ -5793,7 +6039,7 @@
                 <w:sz w:val="15"/>
                 <w:szCs w:val="15"/>
               </w:rPr>
-              <w:t xml:space="preserve">3 463</w:t>
+              <w:t xml:space="preserve">3 328</w:t>
             </w:r>
           </w:p>
         </w:tc>
@@ -5827,7 +6073,7 @@
                 <w:sz w:val="15"/>
                 <w:szCs w:val="15"/>
               </w:rPr>
-              <w:t xml:space="preserve">3 487</w:t>
+              <w:t xml:space="preserve">3 320</w:t>
             </w:r>
           </w:p>
         </w:tc>
@@ -5861,7 +6107,7 @@
                 <w:sz w:val="15"/>
                 <w:szCs w:val="15"/>
               </w:rPr>
-              <w:t xml:space="preserve">3 511</w:t>
+              <w:t xml:space="preserve">3 312</w:t>
             </w:r>
           </w:p>
         </w:tc>
@@ -5895,7 +6141,7 @@
                 <w:sz w:val="15"/>
                 <w:szCs w:val="15"/>
               </w:rPr>
-              <w:t xml:space="preserve">3 536</w:t>
+              <w:t xml:space="preserve">3 304</w:t>
             </w:r>
           </w:p>
         </w:tc>
@@ -5929,7 +6175,7 @@
                 <w:sz w:val="15"/>
                 <w:szCs w:val="15"/>
               </w:rPr>
-              <w:t xml:space="preserve">3 561</w:t>
+              <w:t xml:space="preserve">3 297</w:t>
             </w:r>
           </w:p>
         </w:tc>
@@ -5963,7 +6209,7 @@
                 <w:sz w:val="15"/>
                 <w:szCs w:val="15"/>
               </w:rPr>
-              <w:t xml:space="preserve">3 586</w:t>
+              <w:t xml:space="preserve">3 289</w:t>
             </w:r>
           </w:p>
         </w:tc>
@@ -5997,7 +6243,7 @@
                 <w:sz w:val="15"/>
                 <w:szCs w:val="15"/>
               </w:rPr>
-              <w:t xml:space="preserve">3 611</w:t>
+              <w:t xml:space="preserve">3 281</w:t>
             </w:r>
           </w:p>
         </w:tc>
@@ -6151,7 +6397,7 @@
           <w:sz w:val="24"/>
           <w:szCs w:val="24"/>
         </w:rPr>
-        <w:t xml:space="preserve">b) Oferta universitaria reciente (SUNEDU/portales de transparencia) y portal "Ponte en Carrera" (MINEDU).</w:t>
+        <w:t xml:space="preserve">b) Oferta universitaria reciente (portales de transparencia) y portal "Mi Carrera" (MTPE).</w:t>
       </w:r>
       <w:r>
         <w:rPr>
@@ -6195,7 +6441,7 @@
           <w:sz w:val="24"/>
           <w:szCs w:val="24"/>
         </w:rPr>
-        <w:t xml:space="preserve"> en 2025-I y 144 en 2025-II (UTP, Postulantes e ingresantes pregrado 2022-2025, pp. 1 y 3). Ello evidencia una demanda efectiva inmediata por la carrera. Las disciplinas de la salud se posicionan de forma consistente entre las tres áreas con mayor número de postulantes en la macrorregión norte, junto con Administración/Negocios e Ingenierías </w:t>
+        <w:t xml:space="preserve"> en 2025-I y 144 en 2025-II (UTP, Postulantes e ingresantes pregrado 2022-2025, pp. 1 y 3). Ello evidencia una demanda efectiva inmediata por la carrera. Complementariamente, el portal </w:t>
       </w:r>
       <w:r>
         <w:rPr>
@@ -6204,6 +6450,42 @@
           <w:bCs/>
           <w:sz w:val="24"/>
           <w:szCs w:val="24"/>
+        </w:rPr>
+        <w:t xml:space="preserve">Mi Carrera del MTPE</w:t>
+      </w:r>
+      <w:r>
+        <w:rPr>
+          <w:rFonts w:ascii="Calibri" w:cs="Calibri" w:eastAsia="Calibri" w:hAnsi="Calibri"/>
+          <w:sz w:val="24"/>
+          <w:szCs w:val="24"/>
+        </w:rPr>
+        <w:t xml:space="preserve"> ubica a </w:t>
+      </w:r>
+      <w:r>
+        <w:rPr>
+          <w:rFonts w:ascii="Calibri" w:cs="Calibri" w:eastAsia="Calibri" w:hAnsi="Calibri"/>
+          <w:b/>
+          <w:bCs/>
+          <w:sz w:val="24"/>
+          <w:szCs w:val="24"/>
+        </w:rPr>
+        <w:t xml:space="preserve">Farmacia en el sexto lugar entre las 30 familias de carreras universitarias más demandadas en Lambayeque</w:t>
+      </w:r>
+      <w:r>
+        <w:rPr>
+          <w:rFonts w:ascii="Calibri" w:cs="Calibri" w:eastAsia="Calibri" w:hAnsi="Calibri"/>
+          <w:sz w:val="24"/>
+          <w:szCs w:val="24"/>
+        </w:rPr>
+        <w:t xml:space="preserve">, después de Sistemas y Cómputo, Contabilidad e Impuestos, Enfermería, Educación Primaria y Educación Inicial </w:t>
+      </w:r>
+      <w:r>
+        <w:rPr>
+          <w:rFonts w:ascii="Calibri" w:cs="Calibri" w:eastAsia="Calibri" w:hAnsi="Calibri"/>
+          <w:b/>
+          <w:bCs/>
+          <w:sz w:val="24"/>
+          <w:szCs w:val="24"/>
           <w:shd w:fill="FFFF00" w:color="auto" w:val="clear"/>
         </w:rPr>
         <w:t xml:space="preserve">[VERIFICAR]</w:t>
@@ -6214,7 +6496,7 @@
           <w:sz w:val="24"/>
           <w:szCs w:val="24"/>
         </w:rPr>
-        <w:t xml:space="preserve"> (consultar el portal Ponte en Carrera).</w:t>
+        <w:t xml:space="preserve"> (registrar fecha de consulta). Las ciencias de la salud (Enfermería y Farmacia) aparecen así entre las seis familias con mayor demanda en la región.</w:t>
       </w:r>
     </w:p>
     <w:p>
@@ -6745,7 +7027,289 @@
                 <w:sz w:val="15"/>
                 <w:szCs w:val="15"/>
               </w:rPr>
-              <w:t xml:space="preserve">No figura entre sus facultades </w:t>
+              <w:t xml:space="preserve">No ofrece</w:t>
+            </w:r>
+          </w:p>
+        </w:tc>
+      </w:tr>
+      <w:tr>
+        <w:trPr>
+          <w:cantSplit/>
+        </w:trPr>
+        <w:tc>
+          <w:tcPr>
+            <w:tcW w:type="dxa" w:w="900"/>
+            <w:tcBorders>
+              <w:top w:val="single" w:color="000000" w:sz="4"/>
+              <w:left w:val="single" w:color="000000" w:sz="4"/>
+              <w:bottom w:val="single" w:color="000000" w:sz="4"/>
+              <w:right w:val="single" w:color="000000" w:sz="4"/>
+            </w:tcBorders>
+            <w:tcMar>
+              <w:top w:type="dxa" w:w="20"/>
+              <w:left w:type="dxa" w:w="60"/>
+              <w:bottom w:type="dxa" w:w="20"/>
+              <w:right w:type="dxa" w:w="60"/>
+            </w:tcMar>
+            <w:vAlign w:val="center"/>
+          </w:tcPr>
+          <w:p>
+            <w:pPr>
+              <w:jc w:val="center"/>
+            </w:pPr>
+            <w:r>
+              <w:rPr>
+                <w:rFonts w:ascii="Arial" w:cs="Arial" w:eastAsia="Arial" w:hAnsi="Arial"/>
+                <w:b/>
+                <w:bCs/>
+                <w:color w:val="000000"/>
+                <w:sz w:val="15"/>
+                <w:szCs w:val="15"/>
+              </w:rPr>
+              <w:t xml:space="preserve">Privada</w:t>
+            </w:r>
+          </w:p>
+        </w:tc>
+        <w:tc>
+          <w:tcPr>
+            <w:tcW w:type="dxa" w:w="3700"/>
+            <w:tcBorders>
+              <w:top w:val="single" w:color="000000" w:sz="4"/>
+              <w:left w:val="single" w:color="000000" w:sz="4"/>
+              <w:bottom w:val="single" w:color="000000" w:sz="4"/>
+              <w:right w:val="single" w:color="000000" w:sz="4"/>
+            </w:tcBorders>
+            <w:tcMar>
+              <w:top w:type="dxa" w:w="20"/>
+              <w:left w:type="dxa" w:w="60"/>
+              <w:bottom w:type="dxa" w:w="20"/>
+              <w:right w:type="dxa" w:w="60"/>
+            </w:tcMar>
+            <w:vAlign w:val="center"/>
+          </w:tcPr>
+          <w:p>
+            <w:pPr>
+              <w:jc w:val="center"/>
+            </w:pPr>
+            <w:r>
+              <w:rPr>
+                <w:rFonts w:ascii="Arial" w:cs="Arial" w:eastAsia="Arial" w:hAnsi="Arial"/>
+                <w:b/>
+                <w:bCs/>
+                <w:color w:val="000000"/>
+                <w:sz w:val="15"/>
+                <w:szCs w:val="15"/>
+              </w:rPr>
+              <w:t xml:space="preserve">Universidad Señor de Sipán (USS)</w:t>
+            </w:r>
+          </w:p>
+        </w:tc>
+        <w:tc>
+          <w:tcPr>
+            <w:tcW w:type="dxa" w:w="1700"/>
+            <w:tcBorders>
+              <w:top w:val="single" w:color="000000" w:sz="4"/>
+              <w:left w:val="single" w:color="000000" w:sz="4"/>
+              <w:bottom w:val="single" w:color="000000" w:sz="4"/>
+              <w:right w:val="single" w:color="000000" w:sz="4"/>
+            </w:tcBorders>
+            <w:tcMar>
+              <w:top w:type="dxa" w:w="20"/>
+              <w:left w:type="dxa" w:w="60"/>
+              <w:bottom w:type="dxa" w:w="20"/>
+              <w:right w:type="dxa" w:w="60"/>
+            </w:tcMar>
+            <w:vAlign w:val="center"/>
+          </w:tcPr>
+          <w:p>
+            <w:pPr>
+              <w:jc w:val="center"/>
+            </w:pPr>
+            <w:r>
+              <w:rPr>
+                <w:rFonts w:ascii="Arial" w:cs="Arial" w:eastAsia="Arial" w:hAnsi="Arial"/>
+                <w:b/>
+                <w:bCs/>
+                <w:color w:val="000000"/>
+                <w:sz w:val="15"/>
+                <w:szCs w:val="15"/>
+              </w:rPr>
+              <w:t xml:space="preserve">Licenciada</w:t>
+            </w:r>
+          </w:p>
+        </w:tc>
+        <w:tc>
+          <w:tcPr>
+            <w:tcW w:type="dxa" w:w="2000"/>
+            <w:tcBorders>
+              <w:top w:val="single" w:color="000000" w:sz="4"/>
+              <w:left w:val="single" w:color="000000" w:sz="4"/>
+              <w:bottom w:val="single" w:color="000000" w:sz="4"/>
+              <w:right w:val="single" w:color="000000" w:sz="4"/>
+            </w:tcBorders>
+            <w:tcMar>
+              <w:top w:type="dxa" w:w="20"/>
+              <w:left w:type="dxa" w:w="60"/>
+              <w:bottom w:type="dxa" w:w="20"/>
+              <w:right w:type="dxa" w:w="60"/>
+            </w:tcMar>
+            <w:vAlign w:val="center"/>
+          </w:tcPr>
+          <w:p>
+            <w:pPr>
+              <w:jc w:val="center"/>
+            </w:pPr>
+            <w:r>
+              <w:rPr>
+                <w:rFonts w:ascii="Arial" w:cs="Arial" w:eastAsia="Arial" w:hAnsi="Arial"/>
+                <w:b/>
+                <w:bCs/>
+                <w:color w:val="000000"/>
+                <w:sz w:val="15"/>
+                <w:szCs w:val="15"/>
+              </w:rPr>
+              <w:t xml:space="preserve">No ofrece (programa propuesto)</w:t>
+            </w:r>
+          </w:p>
+        </w:tc>
+      </w:tr>
+      <w:tr>
+        <w:trPr>
+          <w:cantSplit/>
+        </w:trPr>
+        <w:tc>
+          <w:tcPr>
+            <w:tcW w:type="dxa" w:w="900"/>
+            <w:tcBorders>
+              <w:top w:val="single" w:color="000000" w:sz="4"/>
+              <w:left w:val="single" w:color="000000" w:sz="4"/>
+              <w:bottom w:val="single" w:color="000000" w:sz="4"/>
+              <w:right w:val="single" w:color="000000" w:sz="4"/>
+            </w:tcBorders>
+            <w:tcMar>
+              <w:top w:type="dxa" w:w="20"/>
+              <w:left w:type="dxa" w:w="60"/>
+              <w:bottom w:type="dxa" w:w="20"/>
+              <w:right w:type="dxa" w:w="60"/>
+            </w:tcMar>
+            <w:vAlign w:val="center"/>
+          </w:tcPr>
+          <w:p>
+            <w:pPr>
+              <w:jc w:val="center"/>
+            </w:pPr>
+            <w:r>
+              <w:rPr>
+                <w:rFonts w:ascii="Arial" w:cs="Arial" w:eastAsia="Arial" w:hAnsi="Arial"/>
+                <w:b/>
+                <w:bCs/>
+                <w:color w:val="000000"/>
+                <w:sz w:val="15"/>
+                <w:szCs w:val="15"/>
+              </w:rPr>
+              <w:t xml:space="preserve">Privada</w:t>
+            </w:r>
+          </w:p>
+        </w:tc>
+        <w:tc>
+          <w:tcPr>
+            <w:tcW w:type="dxa" w:w="3700"/>
+            <w:tcBorders>
+              <w:top w:val="single" w:color="000000" w:sz="4"/>
+              <w:left w:val="single" w:color="000000" w:sz="4"/>
+              <w:bottom w:val="single" w:color="000000" w:sz="4"/>
+              <w:right w:val="single" w:color="000000" w:sz="4"/>
+            </w:tcBorders>
+            <w:tcMar>
+              <w:top w:type="dxa" w:w="20"/>
+              <w:left w:type="dxa" w:w="60"/>
+              <w:bottom w:type="dxa" w:w="20"/>
+              <w:right w:type="dxa" w:w="60"/>
+            </w:tcMar>
+            <w:vAlign w:val="center"/>
+          </w:tcPr>
+          <w:p>
+            <w:pPr>
+              <w:jc w:val="center"/>
+            </w:pPr>
+            <w:r>
+              <w:rPr>
+                <w:rFonts w:ascii="Arial" w:cs="Arial" w:eastAsia="Arial" w:hAnsi="Arial"/>
+                <w:b/>
+                <w:bCs/>
+                <w:color w:val="000000"/>
+                <w:sz w:val="15"/>
+                <w:szCs w:val="15"/>
+              </w:rPr>
+              <w:t xml:space="preserve">USAT, UCV y USMP (filial Chiclayo)</w:t>
+            </w:r>
+          </w:p>
+        </w:tc>
+        <w:tc>
+          <w:tcPr>
+            <w:tcW w:type="dxa" w:w="1700"/>
+            <w:tcBorders>
+              <w:top w:val="single" w:color="000000" w:sz="4"/>
+              <w:left w:val="single" w:color="000000" w:sz="4"/>
+              <w:bottom w:val="single" w:color="000000" w:sz="4"/>
+              <w:right w:val="single" w:color="000000" w:sz="4"/>
+            </w:tcBorders>
+            <w:tcMar>
+              <w:top w:type="dxa" w:w="20"/>
+              <w:left w:type="dxa" w:w="60"/>
+              <w:bottom w:type="dxa" w:w="20"/>
+              <w:right w:type="dxa" w:w="60"/>
+            </w:tcMar>
+            <w:vAlign w:val="center"/>
+          </w:tcPr>
+          <w:p>
+            <w:pPr>
+              <w:jc w:val="center"/>
+            </w:pPr>
+            <w:r>
+              <w:rPr>
+                <w:rFonts w:ascii="Arial" w:cs="Arial" w:eastAsia="Arial" w:hAnsi="Arial"/>
+                <w:b/>
+                <w:bCs/>
+                <w:color w:val="000000"/>
+                <w:sz w:val="15"/>
+                <w:szCs w:val="15"/>
+              </w:rPr>
+              <w:t xml:space="preserve">Licenciadas</w:t>
+            </w:r>
+          </w:p>
+        </w:tc>
+        <w:tc>
+          <w:tcPr>
+            <w:tcW w:type="dxa" w:w="2000"/>
+            <w:tcBorders>
+              <w:top w:val="single" w:color="000000" w:sz="4"/>
+              <w:left w:val="single" w:color="000000" w:sz="4"/>
+              <w:bottom w:val="single" w:color="000000" w:sz="4"/>
+              <w:right w:val="single" w:color="000000" w:sz="4"/>
+            </w:tcBorders>
+            <w:tcMar>
+              <w:top w:type="dxa" w:w="20"/>
+              <w:left w:type="dxa" w:w="60"/>
+              <w:bottom w:type="dxa" w:w="20"/>
+              <w:right w:type="dxa" w:w="60"/>
+            </w:tcMar>
+            <w:vAlign w:val="center"/>
+          </w:tcPr>
+          <w:p>
+            <w:pPr>
+              <w:jc w:val="center"/>
+            </w:pPr>
+            <w:r>
+              <w:rPr>
+                <w:rFonts w:ascii="Arial" w:cs="Arial" w:eastAsia="Arial" w:hAnsi="Arial"/>
+                <w:b/>
+                <w:bCs/>
+                <w:color w:val="000000"/>
+                <w:sz w:val="15"/>
+                <w:szCs w:val="15"/>
+              </w:rPr>
+              <w:t xml:space="preserve">No identificada </w:t>
             </w:r>
             <w:r>
               <w:rPr>
@@ -7201,7 +7765,7 @@
           <w:sz w:val="14"/>
           <w:szCs w:val="14"/>
         </w:rPr>
-        <w:t xml:space="preserve">Fuente: SUNEDU; portales institucionales.</w:t>
+        <w:t xml:space="preserve">Fuente: SUNEDU; INEI – Compendio Estadístico Lambayeque 2024 (6 universidades licenciadas); OSEL (2025), pp. 47-50, que lista los graduados de la UNPRG por escuela profesional sin incluir Farmacia; portales institucionales.</w:t>
       </w:r>
     </w:p>
     <w:p>
@@ -8273,7 +8837,7 @@
                 <w:sz w:val="15"/>
                 <w:szCs w:val="15"/>
               </w:rPr>
-              <w:t xml:space="preserve">2 308</w:t>
+              <w:t xml:space="preserve">2 219</w:t>
             </w:r>
           </w:p>
         </w:tc>
@@ -8307,7 +8871,7 @@
                 <w:sz w:val="15"/>
                 <w:szCs w:val="15"/>
               </w:rPr>
-              <w:t xml:space="preserve">2 325</w:t>
+              <w:t xml:space="preserve">2 213</w:t>
             </w:r>
           </w:p>
         </w:tc>
@@ -8341,7 +8905,7 @@
                 <w:sz w:val="15"/>
                 <w:szCs w:val="15"/>
               </w:rPr>
-              <w:t xml:space="preserve">2 341</w:t>
+              <w:t xml:space="preserve">2 208</w:t>
             </w:r>
           </w:p>
         </w:tc>
@@ -8375,7 +8939,7 @@
                 <w:sz w:val="15"/>
                 <w:szCs w:val="15"/>
               </w:rPr>
-              <w:t xml:space="preserve">2 357</w:t>
+              <w:t xml:space="preserve">2 203</w:t>
             </w:r>
           </w:p>
         </w:tc>
@@ -8409,7 +8973,7 @@
                 <w:sz w:val="15"/>
                 <w:szCs w:val="15"/>
               </w:rPr>
-              <w:t xml:space="preserve">2 374</w:t>
+              <w:t xml:space="preserve">2 198</w:t>
             </w:r>
           </w:p>
         </w:tc>
@@ -8443,7 +9007,7 @@
                 <w:sz w:val="15"/>
                 <w:szCs w:val="15"/>
               </w:rPr>
-              <w:t xml:space="preserve">2 390</w:t>
+              <w:t xml:space="preserve">2 192</w:t>
             </w:r>
           </w:p>
         </w:tc>
@@ -8477,7 +9041,7 @@
                 <w:sz w:val="15"/>
                 <w:szCs w:val="15"/>
               </w:rPr>
-              <w:t xml:space="preserve">2 407</w:t>
+              <w:t xml:space="preserve">2 187</w:t>
             </w:r>
           </w:p>
         </w:tc>
@@ -8827,7 +9391,7 @@
                 <w:sz w:val="15"/>
                 <w:szCs w:val="15"/>
               </w:rPr>
-              <w:t xml:space="preserve">2 068</w:t>
+              <w:t xml:space="preserve">1 979</w:t>
             </w:r>
           </w:p>
         </w:tc>
@@ -8861,7 +9425,7 @@
                 <w:sz w:val="15"/>
                 <w:szCs w:val="15"/>
               </w:rPr>
-              <w:t xml:space="preserve">2 085</w:t>
+              <w:t xml:space="preserve">1 973</w:t>
             </w:r>
           </w:p>
         </w:tc>
@@ -8895,7 +9459,7 @@
                 <w:sz w:val="15"/>
                 <w:szCs w:val="15"/>
               </w:rPr>
-              <w:t xml:space="preserve">2 101</w:t>
+              <w:t xml:space="preserve">1 968</w:t>
             </w:r>
           </w:p>
         </w:tc>
@@ -8929,7 +9493,7 @@
                 <w:sz w:val="15"/>
                 <w:szCs w:val="15"/>
               </w:rPr>
-              <w:t xml:space="preserve">2 117</w:t>
+              <w:t xml:space="preserve">1 963</w:t>
             </w:r>
           </w:p>
         </w:tc>
@@ -8963,7 +9527,7 @@
                 <w:sz w:val="15"/>
                 <w:szCs w:val="15"/>
               </w:rPr>
-              <w:t xml:space="preserve">2 134</w:t>
+              <w:t xml:space="preserve">1 958</w:t>
             </w:r>
           </w:p>
         </w:tc>
@@ -8997,7 +9561,7 @@
                 <w:sz w:val="15"/>
                 <w:szCs w:val="15"/>
               </w:rPr>
-              <w:t xml:space="preserve">2 150</w:t>
+              <w:t xml:space="preserve">1 952</w:t>
             </w:r>
           </w:p>
         </w:tc>
@@ -9031,7 +9595,7 @@
                 <w:sz w:val="15"/>
                 <w:szCs w:val="15"/>
               </w:rPr>
-              <w:t xml:space="preserve">2 167</w:t>
+              <w:t xml:space="preserve">1 947</w:t>
             </w:r>
           </w:p>
         </w:tc>
@@ -9066,7 +9630,7 @@
           <w:sz w:val="24"/>
           <w:szCs w:val="24"/>
         </w:rPr>
-        <w:t xml:space="preserve">Aun con el escenario conservador (1 % de interés) y tomando como oferta regional el total nacional de ingresantes de la UTP, para 2027 habría una brecha de más de 900 jóvenes interesados en estudiar Farmacia y Bioquímica que no encontrarían una vacante en una universidad licenciada de la región. En el escenario medio, la brecha supera los 2 000 jóvenes por año.</w:t>
+        <w:t xml:space="preserve">Aun con el escenario conservador (1 % de interés) y tomando como oferta regional el total nacional de ingresantes de la UTP, para 2027 habría una brecha de alrededor de 870 jóvenes interesados en estudiar Farmacia y Bioquímica que no encontrarían una vacante en una universidad licenciada de la región. En el escenario medio, la brecha se acerca a los 2 000 jóvenes por año.</w:t>
       </w:r>
     </w:p>
     <w:p>
@@ -9320,7 +9884,7 @@
           <w:sz w:val="22"/>
           <w:szCs w:val="22"/>
         </w:rPr>
-        <w:t xml:space="preserve">Tabla 8. Boticas y farmacias privadas en Lambayeque, 2024-2025</w:t>
+        <w:t xml:space="preserve">Tabla 8. Establecimientos farmacéuticos privados vigentes en Lambayeque, junio 2026</w:t>
       </w:r>
     </w:p>
     <w:tbl>
@@ -9337,9 +9901,10 @@
         </w:tblBorders>
       </w:tblPr>
       <w:tblGrid>
-        <w:gridCol w:w="4600"/>
-        <w:gridCol w:w="1800"/>
-        <w:gridCol w:w="1800"/>
+        <w:gridCol w:w="4000"/>
+        <w:gridCol w:w="1400"/>
+        <w:gridCol w:w="1400"/>
+        <w:gridCol w:w="1400"/>
       </w:tblGrid>
       <w:tr>
         <w:trPr>
@@ -9347,7 +9912,7 @@
         </w:trPr>
         <w:tc>
           <w:tcPr>
-            <w:tcW w:type="dxa" w:w="4600"/>
+            <w:tcW w:type="dxa" w:w="4000"/>
             <w:tcBorders>
               <w:top w:val="single" w:color="000000" w:sz="4"/>
               <w:left w:val="single" w:color="000000" w:sz="4"/>
@@ -9376,13 +9941,13 @@
                 <w:sz w:val="15"/>
                 <w:szCs w:val="15"/>
               </w:rPr>
-              <w:t xml:space="preserve">Concepto</w:t>
-            </w:r>
-          </w:p>
-        </w:tc>
-        <w:tc>
-          <w:tcPr>
-            <w:tcW w:type="dxa" w:w="1800"/>
+              <w:t xml:space="preserve">Tipo de establecimiento</w:t>
+            </w:r>
+          </w:p>
+        </w:tc>
+        <w:tc>
+          <w:tcPr>
+            <w:tcW w:type="dxa" w:w="1400"/>
             <w:tcBorders>
               <w:top w:val="single" w:color="000000" w:sz="4"/>
               <w:left w:val="single" w:color="000000" w:sz="4"/>
@@ -9411,13 +9976,13 @@
                 <w:sz w:val="15"/>
                 <w:szCs w:val="15"/>
               </w:rPr>
-              <w:t xml:space="preserve">Dic. 2024 (1)</w:t>
-            </w:r>
-          </w:p>
-        </w:tc>
-        <w:tc>
-          <w:tcPr>
-            <w:tcW w:type="dxa" w:w="1800"/>
+              <w:t xml:space="preserve">Lambayeque</w:t>
+            </w:r>
+          </w:p>
+        </w:tc>
+        <w:tc>
+          <w:tcPr>
+            <w:tcW w:type="dxa" w:w="1400"/>
             <w:tcBorders>
               <w:top w:val="single" w:color="000000" w:sz="4"/>
               <w:left w:val="single" w:color="000000" w:sz="4"/>
@@ -9446,7 +10011,42 @@
                 <w:sz w:val="15"/>
                 <w:szCs w:val="15"/>
               </w:rPr>
-              <w:t xml:space="preserve">Dic. 2025 (2)</w:t>
+              <w:t xml:space="preserve">Perú</w:t>
+            </w:r>
+          </w:p>
+        </w:tc>
+        <w:tc>
+          <w:tcPr>
+            <w:tcW w:type="dxa" w:w="1400"/>
+            <w:tcBorders>
+              <w:top w:val="single" w:color="000000" w:sz="4"/>
+              <w:left w:val="single" w:color="000000" w:sz="4"/>
+              <w:bottom w:val="single" w:color="000000" w:sz="4"/>
+              <w:right w:val="single" w:color="000000" w:sz="4"/>
+            </w:tcBorders>
+            <w:shd w:fill="1F4E2C" w:color="auto" w:val="clear"/>
+            <w:tcMar>
+              <w:top w:type="dxa" w:w="20"/>
+              <w:left w:type="dxa" w:w="60"/>
+              <w:bottom w:type="dxa" w:w="20"/>
+              <w:right w:type="dxa" w:w="60"/>
+            </w:tcMar>
+            <w:vAlign w:val="center"/>
+          </w:tcPr>
+          <w:p>
+            <w:pPr>
+              <w:jc w:val="center"/>
+            </w:pPr>
+            <w:r>
+              <w:rPr>
+                <w:rFonts w:ascii="Arial" w:cs="Arial" w:eastAsia="Arial" w:hAnsi="Arial"/>
+                <w:b/>
+                <w:bCs/>
+                <w:color w:val="FFFFFF"/>
+                <w:sz w:val="15"/>
+                <w:szCs w:val="15"/>
+              </w:rPr>
+              <w:t xml:space="preserve">% Lambayeque</w:t>
             </w:r>
           </w:p>
         </w:tc>
@@ -9457,7 +10057,7 @@
         </w:trPr>
         <w:tc>
           <w:tcPr>
-            <w:tcW w:type="dxa" w:w="4600"/>
+            <w:tcW w:type="dxa" w:w="4000"/>
             <w:tcBorders>
               <w:top w:val="single" w:color="000000" w:sz="4"/>
               <w:left w:val="single" w:color="000000" w:sz="4"/>
@@ -9485,75 +10085,109 @@
                 <w:sz w:val="15"/>
                 <w:szCs w:val="15"/>
               </w:rPr>
-              <w:t xml:space="preserve">Distritos con boticas o farmacias privadas (de 38)</w:t>
-            </w:r>
-          </w:p>
-        </w:tc>
-        <w:tc>
-          <w:tcPr>
-            <w:tcW w:type="dxa" w:w="1800"/>
-            <w:tcBorders>
-              <w:top w:val="single" w:color="000000" w:sz="4"/>
-              <w:left w:val="single" w:color="000000" w:sz="4"/>
-              <w:bottom w:val="single" w:color="000000" w:sz="4"/>
-              <w:right w:val="single" w:color="000000" w:sz="4"/>
-            </w:tcBorders>
-            <w:tcMar>
-              <w:top w:type="dxa" w:w="20"/>
-              <w:left w:type="dxa" w:w="60"/>
-              <w:bottom w:type="dxa" w:w="20"/>
-              <w:right w:type="dxa" w:w="60"/>
-            </w:tcMar>
-            <w:vAlign w:val="center"/>
-          </w:tcPr>
-          <w:p>
-            <w:pPr>
-              <w:jc w:val="center"/>
-            </w:pPr>
-            <w:r>
-              <w:rPr>
-                <w:rFonts w:ascii="Arial" w:cs="Arial" w:eastAsia="Arial" w:hAnsi="Arial"/>
-                <w:b/>
-                <w:bCs/>
-                <w:color w:val="000000"/>
-                <w:sz w:val="15"/>
-                <w:szCs w:val="15"/>
-              </w:rPr>
-              <w:t xml:space="preserve">35</w:t>
-            </w:r>
-          </w:p>
-        </w:tc>
-        <w:tc>
-          <w:tcPr>
-            <w:tcW w:type="dxa" w:w="1800"/>
-            <w:tcBorders>
-              <w:top w:val="single" w:color="000000" w:sz="4"/>
-              <w:left w:val="single" w:color="000000" w:sz="4"/>
-              <w:bottom w:val="single" w:color="000000" w:sz="4"/>
-              <w:right w:val="single" w:color="000000" w:sz="4"/>
-            </w:tcBorders>
-            <w:tcMar>
-              <w:top w:type="dxa" w:w="20"/>
-              <w:left w:type="dxa" w:w="60"/>
-              <w:bottom w:type="dxa" w:w="20"/>
-              <w:right w:type="dxa" w:w="60"/>
-            </w:tcMar>
-            <w:vAlign w:val="center"/>
-          </w:tcPr>
-          <w:p>
-            <w:pPr>
-              <w:jc w:val="center"/>
-            </w:pPr>
-            <w:r>
-              <w:rPr>
-                <w:rFonts w:ascii="Arial" w:cs="Arial" w:eastAsia="Arial" w:hAnsi="Arial"/>
-                <w:b/>
-                <w:bCs/>
-                <w:color w:val="000000"/>
-                <w:sz w:val="15"/>
-                <w:szCs w:val="15"/>
-              </w:rPr>
-              <w:t xml:space="preserve">34</w:t>
+              <w:t xml:space="preserve">Boticas</w:t>
+            </w:r>
+          </w:p>
+        </w:tc>
+        <w:tc>
+          <w:tcPr>
+            <w:tcW w:type="dxa" w:w="1400"/>
+            <w:tcBorders>
+              <w:top w:val="single" w:color="000000" w:sz="4"/>
+              <w:left w:val="single" w:color="000000" w:sz="4"/>
+              <w:bottom w:val="single" w:color="000000" w:sz="4"/>
+              <w:right w:val="single" w:color="000000" w:sz="4"/>
+            </w:tcBorders>
+            <w:tcMar>
+              <w:top w:type="dxa" w:w="20"/>
+              <w:left w:type="dxa" w:w="60"/>
+              <w:bottom w:type="dxa" w:w="20"/>
+              <w:right w:type="dxa" w:w="60"/>
+            </w:tcMar>
+            <w:vAlign w:val="center"/>
+          </w:tcPr>
+          <w:p>
+            <w:pPr>
+              <w:jc w:val="center"/>
+            </w:pPr>
+            <w:r>
+              <w:rPr>
+                <w:rFonts w:ascii="Arial" w:cs="Arial" w:eastAsia="Arial" w:hAnsi="Arial"/>
+                <w:b/>
+                <w:bCs/>
+                <w:color w:val="000000"/>
+                <w:sz w:val="15"/>
+                <w:szCs w:val="15"/>
+              </w:rPr>
+              <w:t xml:space="preserve">1 380</w:t>
+            </w:r>
+          </w:p>
+        </w:tc>
+        <w:tc>
+          <w:tcPr>
+            <w:tcW w:type="dxa" w:w="1400"/>
+            <w:tcBorders>
+              <w:top w:val="single" w:color="000000" w:sz="4"/>
+              <w:left w:val="single" w:color="000000" w:sz="4"/>
+              <w:bottom w:val="single" w:color="000000" w:sz="4"/>
+              <w:right w:val="single" w:color="000000" w:sz="4"/>
+            </w:tcBorders>
+            <w:tcMar>
+              <w:top w:type="dxa" w:w="20"/>
+              <w:left w:type="dxa" w:w="60"/>
+              <w:bottom w:type="dxa" w:w="20"/>
+              <w:right w:type="dxa" w:w="60"/>
+            </w:tcMar>
+            <w:vAlign w:val="center"/>
+          </w:tcPr>
+          <w:p>
+            <w:pPr>
+              <w:jc w:val="center"/>
+            </w:pPr>
+            <w:r>
+              <w:rPr>
+                <w:rFonts w:ascii="Arial" w:cs="Arial" w:eastAsia="Arial" w:hAnsi="Arial"/>
+                <w:b/>
+                <w:bCs/>
+                <w:color w:val="000000"/>
+                <w:sz w:val="15"/>
+                <w:szCs w:val="15"/>
+              </w:rPr>
+              <w:t xml:space="preserve">25 073</w:t>
+            </w:r>
+          </w:p>
+        </w:tc>
+        <w:tc>
+          <w:tcPr>
+            <w:tcW w:type="dxa" w:w="1400"/>
+            <w:tcBorders>
+              <w:top w:val="single" w:color="000000" w:sz="4"/>
+              <w:left w:val="single" w:color="000000" w:sz="4"/>
+              <w:bottom w:val="single" w:color="000000" w:sz="4"/>
+              <w:right w:val="single" w:color="000000" w:sz="4"/>
+            </w:tcBorders>
+            <w:tcMar>
+              <w:top w:type="dxa" w:w="20"/>
+              <w:left w:type="dxa" w:w="60"/>
+              <w:bottom w:type="dxa" w:w="20"/>
+              <w:right w:type="dxa" w:w="60"/>
+            </w:tcMar>
+            <w:vAlign w:val="center"/>
+          </w:tcPr>
+          <w:p>
+            <w:pPr>
+              <w:jc w:val="center"/>
+            </w:pPr>
+            <w:r>
+              <w:rPr>
+                <w:rFonts w:ascii="Arial" w:cs="Arial" w:eastAsia="Arial" w:hAnsi="Arial"/>
+                <w:b/>
+                <w:bCs/>
+                <w:color w:val="000000"/>
+                <w:sz w:val="15"/>
+                <w:szCs w:val="15"/>
+              </w:rPr>
+              <w:t xml:space="preserve">5,5 %</w:t>
             </w:r>
           </w:p>
         </w:tc>
@@ -9564,7 +10198,7 @@
         </w:trPr>
         <w:tc>
           <w:tcPr>
-            <w:tcW w:type="dxa" w:w="4600"/>
+            <w:tcW w:type="dxa" w:w="4000"/>
             <w:tcBorders>
               <w:top w:val="single" w:color="000000" w:sz="4"/>
               <w:left w:val="single" w:color="000000" w:sz="4"/>
@@ -9592,75 +10226,109 @@
                 <w:sz w:val="15"/>
                 <w:szCs w:val="15"/>
               </w:rPr>
-              <w:t xml:space="preserve">Boticas y farmacias de cadena</w:t>
-            </w:r>
-          </w:p>
-        </w:tc>
-        <w:tc>
-          <w:tcPr>
-            <w:tcW w:type="dxa" w:w="1800"/>
-            <w:tcBorders>
-              <w:top w:val="single" w:color="000000" w:sz="4"/>
-              <w:left w:val="single" w:color="000000" w:sz="4"/>
-              <w:bottom w:val="single" w:color="000000" w:sz="4"/>
-              <w:right w:val="single" w:color="000000" w:sz="4"/>
-            </w:tcBorders>
-            <w:tcMar>
-              <w:top w:type="dxa" w:w="20"/>
-              <w:left w:type="dxa" w:w="60"/>
-              <w:bottom w:type="dxa" w:w="20"/>
-              <w:right w:type="dxa" w:w="60"/>
-            </w:tcMar>
-            <w:vAlign w:val="center"/>
-          </w:tcPr>
-          <w:p>
-            <w:pPr>
-              <w:jc w:val="center"/>
-            </w:pPr>
-            <w:r>
-              <w:rPr>
-                <w:rFonts w:ascii="Arial" w:cs="Arial" w:eastAsia="Arial" w:hAnsi="Arial"/>
-                <w:b/>
-                <w:bCs/>
-                <w:color w:val="000000"/>
-                <w:sz w:val="15"/>
-                <w:szCs w:val="15"/>
-              </w:rPr>
-              <w:t xml:space="preserve">195</w:t>
-            </w:r>
-          </w:p>
-        </w:tc>
-        <w:tc>
-          <w:tcPr>
-            <w:tcW w:type="dxa" w:w="1800"/>
-            <w:tcBorders>
-              <w:top w:val="single" w:color="000000" w:sz="4"/>
-              <w:left w:val="single" w:color="000000" w:sz="4"/>
-              <w:bottom w:val="single" w:color="000000" w:sz="4"/>
-              <w:right w:val="single" w:color="000000" w:sz="4"/>
-            </w:tcBorders>
-            <w:tcMar>
-              <w:top w:type="dxa" w:w="20"/>
-              <w:left w:type="dxa" w:w="60"/>
-              <w:bottom w:type="dxa" w:w="20"/>
-              <w:right w:type="dxa" w:w="60"/>
-            </w:tcMar>
-            <w:vAlign w:val="center"/>
-          </w:tcPr>
-          <w:p>
-            <w:pPr>
-              <w:jc w:val="center"/>
-            </w:pPr>
-            <w:r>
-              <w:rPr>
-                <w:rFonts w:ascii="Arial" w:cs="Arial" w:eastAsia="Arial" w:hAnsi="Arial"/>
-                <w:b/>
-                <w:bCs/>
-                <w:color w:val="000000"/>
-                <w:sz w:val="15"/>
-                <w:szCs w:val="15"/>
-              </w:rPr>
-              <w:t xml:space="preserve">196</w:t>
+              <w:t xml:space="preserve">Farmacias</w:t>
+            </w:r>
+          </w:p>
+        </w:tc>
+        <w:tc>
+          <w:tcPr>
+            <w:tcW w:type="dxa" w:w="1400"/>
+            <w:tcBorders>
+              <w:top w:val="single" w:color="000000" w:sz="4"/>
+              <w:left w:val="single" w:color="000000" w:sz="4"/>
+              <w:bottom w:val="single" w:color="000000" w:sz="4"/>
+              <w:right w:val="single" w:color="000000" w:sz="4"/>
+            </w:tcBorders>
+            <w:tcMar>
+              <w:top w:type="dxa" w:w="20"/>
+              <w:left w:type="dxa" w:w="60"/>
+              <w:bottom w:type="dxa" w:w="20"/>
+              <w:right w:type="dxa" w:w="60"/>
+            </w:tcMar>
+            <w:vAlign w:val="center"/>
+          </w:tcPr>
+          <w:p>
+            <w:pPr>
+              <w:jc w:val="center"/>
+            </w:pPr>
+            <w:r>
+              <w:rPr>
+                <w:rFonts w:ascii="Arial" w:cs="Arial" w:eastAsia="Arial" w:hAnsi="Arial"/>
+                <w:b/>
+                <w:bCs/>
+                <w:color w:val="000000"/>
+                <w:sz w:val="15"/>
+                <w:szCs w:val="15"/>
+              </w:rPr>
+              <w:t xml:space="preserve">77</w:t>
+            </w:r>
+          </w:p>
+        </w:tc>
+        <w:tc>
+          <w:tcPr>
+            <w:tcW w:type="dxa" w:w="1400"/>
+            <w:tcBorders>
+              <w:top w:val="single" w:color="000000" w:sz="4"/>
+              <w:left w:val="single" w:color="000000" w:sz="4"/>
+              <w:bottom w:val="single" w:color="000000" w:sz="4"/>
+              <w:right w:val="single" w:color="000000" w:sz="4"/>
+            </w:tcBorders>
+            <w:tcMar>
+              <w:top w:type="dxa" w:w="20"/>
+              <w:left w:type="dxa" w:w="60"/>
+              <w:bottom w:type="dxa" w:w="20"/>
+              <w:right w:type="dxa" w:w="60"/>
+            </w:tcMar>
+            <w:vAlign w:val="center"/>
+          </w:tcPr>
+          <w:p>
+            <w:pPr>
+              <w:jc w:val="center"/>
+            </w:pPr>
+            <w:r>
+              <w:rPr>
+                <w:rFonts w:ascii="Arial" w:cs="Arial" w:eastAsia="Arial" w:hAnsi="Arial"/>
+                <w:b/>
+                <w:bCs/>
+                <w:color w:val="000000"/>
+                <w:sz w:val="15"/>
+                <w:szCs w:val="15"/>
+              </w:rPr>
+              <w:t xml:space="preserve">3 655</w:t>
+            </w:r>
+          </w:p>
+        </w:tc>
+        <w:tc>
+          <w:tcPr>
+            <w:tcW w:type="dxa" w:w="1400"/>
+            <w:tcBorders>
+              <w:top w:val="single" w:color="000000" w:sz="4"/>
+              <w:left w:val="single" w:color="000000" w:sz="4"/>
+              <w:bottom w:val="single" w:color="000000" w:sz="4"/>
+              <w:right w:val="single" w:color="000000" w:sz="4"/>
+            </w:tcBorders>
+            <w:tcMar>
+              <w:top w:type="dxa" w:w="20"/>
+              <w:left w:type="dxa" w:w="60"/>
+              <w:bottom w:type="dxa" w:w="20"/>
+              <w:right w:type="dxa" w:w="60"/>
+            </w:tcMar>
+            <w:vAlign w:val="center"/>
+          </w:tcPr>
+          <w:p>
+            <w:pPr>
+              <w:jc w:val="center"/>
+            </w:pPr>
+            <w:r>
+              <w:rPr>
+                <w:rFonts w:ascii="Arial" w:cs="Arial" w:eastAsia="Arial" w:hAnsi="Arial"/>
+                <w:b/>
+                <w:bCs/>
+                <w:color w:val="000000"/>
+                <w:sz w:val="15"/>
+                <w:szCs w:val="15"/>
+              </w:rPr>
+              <w:t xml:space="preserve">2,1 %</w:t>
             </w:r>
           </w:p>
         </w:tc>
@@ -9671,7 +10339,7 @@
         </w:trPr>
         <w:tc>
           <w:tcPr>
-            <w:tcW w:type="dxa" w:w="4600"/>
+            <w:tcW w:type="dxa" w:w="4000"/>
             <w:tcBorders>
               <w:top w:val="single" w:color="000000" w:sz="4"/>
               <w:left w:val="single" w:color="000000" w:sz="4"/>
@@ -9699,75 +10367,109 @@
                 <w:sz w:val="15"/>
                 <w:szCs w:val="15"/>
               </w:rPr>
-              <w:t xml:space="preserve">Boticas y farmacias independientes</w:t>
-            </w:r>
-          </w:p>
-        </w:tc>
-        <w:tc>
-          <w:tcPr>
-            <w:tcW w:type="dxa" w:w="1800"/>
-            <w:tcBorders>
-              <w:top w:val="single" w:color="000000" w:sz="4"/>
-              <w:left w:val="single" w:color="000000" w:sz="4"/>
-              <w:bottom w:val="single" w:color="000000" w:sz="4"/>
-              <w:right w:val="single" w:color="000000" w:sz="4"/>
-            </w:tcBorders>
-            <w:tcMar>
-              <w:top w:type="dxa" w:w="20"/>
-              <w:left w:type="dxa" w:w="60"/>
-              <w:bottom w:type="dxa" w:w="20"/>
-              <w:right w:type="dxa" w:w="60"/>
-            </w:tcMar>
-            <w:vAlign w:val="center"/>
-          </w:tcPr>
-          <w:p>
-            <w:pPr>
-              <w:jc w:val="center"/>
-            </w:pPr>
-            <w:r>
-              <w:rPr>
-                <w:rFonts w:ascii="Arial" w:cs="Arial" w:eastAsia="Arial" w:hAnsi="Arial"/>
-                <w:b/>
-                <w:bCs/>
-                <w:color w:val="000000"/>
-                <w:sz w:val="15"/>
-                <w:szCs w:val="15"/>
-              </w:rPr>
-              <w:t xml:space="preserve">1 708</w:t>
-            </w:r>
-          </w:p>
-        </w:tc>
-        <w:tc>
-          <w:tcPr>
-            <w:tcW w:type="dxa" w:w="1800"/>
-            <w:tcBorders>
-              <w:top w:val="single" w:color="000000" w:sz="4"/>
-              <w:left w:val="single" w:color="000000" w:sz="4"/>
-              <w:bottom w:val="single" w:color="000000" w:sz="4"/>
-              <w:right w:val="single" w:color="000000" w:sz="4"/>
-            </w:tcBorders>
-            <w:tcMar>
-              <w:top w:type="dxa" w:w="20"/>
-              <w:left w:type="dxa" w:w="60"/>
-              <w:bottom w:type="dxa" w:w="20"/>
-              <w:right w:type="dxa" w:w="60"/>
-            </w:tcMar>
-            <w:vAlign w:val="center"/>
-          </w:tcPr>
-          <w:p>
-            <w:pPr>
-              <w:jc w:val="center"/>
-            </w:pPr>
-            <w:r>
-              <w:rPr>
-                <w:rFonts w:ascii="Arial" w:cs="Arial" w:eastAsia="Arial" w:hAnsi="Arial"/>
-                <w:b/>
-                <w:bCs/>
-                <w:color w:val="000000"/>
-                <w:sz w:val="15"/>
-                <w:szCs w:val="15"/>
-              </w:rPr>
-              <w:t xml:space="preserve">1 334</w:t>
+              <w:t xml:space="preserve">Farmacias de establecimientos de salud (clínicas)</w:t>
+            </w:r>
+          </w:p>
+        </w:tc>
+        <w:tc>
+          <w:tcPr>
+            <w:tcW w:type="dxa" w:w="1400"/>
+            <w:tcBorders>
+              <w:top w:val="single" w:color="000000" w:sz="4"/>
+              <w:left w:val="single" w:color="000000" w:sz="4"/>
+              <w:bottom w:val="single" w:color="000000" w:sz="4"/>
+              <w:right w:val="single" w:color="000000" w:sz="4"/>
+            </w:tcBorders>
+            <w:tcMar>
+              <w:top w:type="dxa" w:w="20"/>
+              <w:left w:type="dxa" w:w="60"/>
+              <w:bottom w:type="dxa" w:w="20"/>
+              <w:right w:type="dxa" w:w="60"/>
+            </w:tcMar>
+            <w:vAlign w:val="center"/>
+          </w:tcPr>
+          <w:p>
+            <w:pPr>
+              <w:jc w:val="center"/>
+            </w:pPr>
+            <w:r>
+              <w:rPr>
+                <w:rFonts w:ascii="Arial" w:cs="Arial" w:eastAsia="Arial" w:hAnsi="Arial"/>
+                <w:b/>
+                <w:bCs/>
+                <w:color w:val="000000"/>
+                <w:sz w:val="15"/>
+                <w:szCs w:val="15"/>
+              </w:rPr>
+              <w:t xml:space="preserve">58</w:t>
+            </w:r>
+          </w:p>
+        </w:tc>
+        <w:tc>
+          <w:tcPr>
+            <w:tcW w:type="dxa" w:w="1400"/>
+            <w:tcBorders>
+              <w:top w:val="single" w:color="000000" w:sz="4"/>
+              <w:left w:val="single" w:color="000000" w:sz="4"/>
+              <w:bottom w:val="single" w:color="000000" w:sz="4"/>
+              <w:right w:val="single" w:color="000000" w:sz="4"/>
+            </w:tcBorders>
+            <w:tcMar>
+              <w:top w:type="dxa" w:w="20"/>
+              <w:left w:type="dxa" w:w="60"/>
+              <w:bottom w:type="dxa" w:w="20"/>
+              <w:right w:type="dxa" w:w="60"/>
+            </w:tcMar>
+            <w:vAlign w:val="center"/>
+          </w:tcPr>
+          <w:p>
+            <w:pPr>
+              <w:jc w:val="center"/>
+            </w:pPr>
+            <w:r>
+              <w:rPr>
+                <w:rFonts w:ascii="Arial" w:cs="Arial" w:eastAsia="Arial" w:hAnsi="Arial"/>
+                <w:b/>
+                <w:bCs/>
+                <w:color w:val="000000"/>
+                <w:sz w:val="15"/>
+                <w:szCs w:val="15"/>
+              </w:rPr>
+              <w:t xml:space="preserve">933</w:t>
+            </w:r>
+          </w:p>
+        </w:tc>
+        <w:tc>
+          <w:tcPr>
+            <w:tcW w:type="dxa" w:w="1400"/>
+            <w:tcBorders>
+              <w:top w:val="single" w:color="000000" w:sz="4"/>
+              <w:left w:val="single" w:color="000000" w:sz="4"/>
+              <w:bottom w:val="single" w:color="000000" w:sz="4"/>
+              <w:right w:val="single" w:color="000000" w:sz="4"/>
+            </w:tcBorders>
+            <w:tcMar>
+              <w:top w:type="dxa" w:w="20"/>
+              <w:left w:type="dxa" w:w="60"/>
+              <w:bottom w:type="dxa" w:w="20"/>
+              <w:right w:type="dxa" w:w="60"/>
+            </w:tcMar>
+            <w:vAlign w:val="center"/>
+          </w:tcPr>
+          <w:p>
+            <w:pPr>
+              <w:jc w:val="center"/>
+            </w:pPr>
+            <w:r>
+              <w:rPr>
+                <w:rFonts w:ascii="Arial" w:cs="Arial" w:eastAsia="Arial" w:hAnsi="Arial"/>
+                <w:b/>
+                <w:bCs/>
+                <w:color w:val="000000"/>
+                <w:sz w:val="15"/>
+                <w:szCs w:val="15"/>
+              </w:rPr>
+              <w:t xml:space="preserve">6,2 %</w:t>
             </w:r>
           </w:p>
         </w:tc>
@@ -9778,7 +10480,7 @@
         </w:trPr>
         <w:tc>
           <w:tcPr>
-            <w:tcW w:type="dxa" w:w="4600"/>
+            <w:tcW w:type="dxa" w:w="4000"/>
             <w:tcBorders>
               <w:top w:val="single" w:color="000000" w:sz="4"/>
               <w:left w:val="single" w:color="000000" w:sz="4"/>
@@ -9806,75 +10508,109 @@
                 <w:sz w:val="15"/>
                 <w:szCs w:val="15"/>
               </w:rPr>
-              <w:t xml:space="preserve">Total boticas y farmacias privadas</w:t>
-            </w:r>
-          </w:p>
-        </w:tc>
-        <w:tc>
-          <w:tcPr>
-            <w:tcW w:type="dxa" w:w="1800"/>
-            <w:tcBorders>
-              <w:top w:val="single" w:color="000000" w:sz="4"/>
-              <w:left w:val="single" w:color="000000" w:sz="4"/>
-              <w:bottom w:val="single" w:color="000000" w:sz="4"/>
-              <w:right w:val="single" w:color="000000" w:sz="4"/>
-            </w:tcBorders>
-            <w:tcMar>
-              <w:top w:type="dxa" w:w="20"/>
-              <w:left w:type="dxa" w:w="60"/>
-              <w:bottom w:type="dxa" w:w="20"/>
-              <w:right w:type="dxa" w:w="60"/>
-            </w:tcMar>
-            <w:vAlign w:val="center"/>
-          </w:tcPr>
-          <w:p>
-            <w:pPr>
-              <w:jc w:val="center"/>
-            </w:pPr>
-            <w:r>
-              <w:rPr>
-                <w:rFonts w:ascii="Arial" w:cs="Arial" w:eastAsia="Arial" w:hAnsi="Arial"/>
-                <w:b/>
-                <w:bCs/>
-                <w:color w:val="000000"/>
-                <w:sz w:val="15"/>
-                <w:szCs w:val="15"/>
-              </w:rPr>
-              <w:t xml:space="preserve">1 903</w:t>
-            </w:r>
-          </w:p>
-        </w:tc>
-        <w:tc>
-          <w:tcPr>
-            <w:tcW w:type="dxa" w:w="1800"/>
-            <w:tcBorders>
-              <w:top w:val="single" w:color="000000" w:sz="4"/>
-              <w:left w:val="single" w:color="000000" w:sz="4"/>
-              <w:bottom w:val="single" w:color="000000" w:sz="4"/>
-              <w:right w:val="single" w:color="000000" w:sz="4"/>
-            </w:tcBorders>
-            <w:tcMar>
-              <w:top w:type="dxa" w:w="20"/>
-              <w:left w:type="dxa" w:w="60"/>
-              <w:bottom w:type="dxa" w:w="20"/>
-              <w:right w:type="dxa" w:w="60"/>
-            </w:tcMar>
-            <w:vAlign w:val="center"/>
-          </w:tcPr>
-          <w:p>
-            <w:pPr>
-              <w:jc w:val="center"/>
-            </w:pPr>
-            <w:r>
-              <w:rPr>
-                <w:rFonts w:ascii="Arial" w:cs="Arial" w:eastAsia="Arial" w:hAnsi="Arial"/>
-                <w:b/>
-                <w:bCs/>
-                <w:color w:val="000000"/>
-                <w:sz w:val="15"/>
-                <w:szCs w:val="15"/>
-              </w:rPr>
-              <w:t xml:space="preserve">1 530</w:t>
+              <w:t xml:space="preserve">Droguerías</w:t>
+            </w:r>
+          </w:p>
+        </w:tc>
+        <w:tc>
+          <w:tcPr>
+            <w:tcW w:type="dxa" w:w="1400"/>
+            <w:tcBorders>
+              <w:top w:val="single" w:color="000000" w:sz="4"/>
+              <w:left w:val="single" w:color="000000" w:sz="4"/>
+              <w:bottom w:val="single" w:color="000000" w:sz="4"/>
+              <w:right w:val="single" w:color="000000" w:sz="4"/>
+            </w:tcBorders>
+            <w:tcMar>
+              <w:top w:type="dxa" w:w="20"/>
+              <w:left w:type="dxa" w:w="60"/>
+              <w:bottom w:type="dxa" w:w="20"/>
+              <w:right w:type="dxa" w:w="60"/>
+            </w:tcMar>
+            <w:vAlign w:val="center"/>
+          </w:tcPr>
+          <w:p>
+            <w:pPr>
+              <w:jc w:val="center"/>
+            </w:pPr>
+            <w:r>
+              <w:rPr>
+                <w:rFonts w:ascii="Arial" w:cs="Arial" w:eastAsia="Arial" w:hAnsi="Arial"/>
+                <w:b/>
+                <w:bCs/>
+                <w:color w:val="000000"/>
+                <w:sz w:val="15"/>
+                <w:szCs w:val="15"/>
+              </w:rPr>
+              <w:t xml:space="preserve">64</w:t>
+            </w:r>
+          </w:p>
+        </w:tc>
+        <w:tc>
+          <w:tcPr>
+            <w:tcW w:type="dxa" w:w="1400"/>
+            <w:tcBorders>
+              <w:top w:val="single" w:color="000000" w:sz="4"/>
+              <w:left w:val="single" w:color="000000" w:sz="4"/>
+              <w:bottom w:val="single" w:color="000000" w:sz="4"/>
+              <w:right w:val="single" w:color="000000" w:sz="4"/>
+            </w:tcBorders>
+            <w:tcMar>
+              <w:top w:type="dxa" w:w="20"/>
+              <w:left w:type="dxa" w:w="60"/>
+              <w:bottom w:type="dxa" w:w="20"/>
+              <w:right w:type="dxa" w:w="60"/>
+            </w:tcMar>
+            <w:vAlign w:val="center"/>
+          </w:tcPr>
+          <w:p>
+            <w:pPr>
+              <w:jc w:val="center"/>
+            </w:pPr>
+            <w:r>
+              <w:rPr>
+                <w:rFonts w:ascii="Arial" w:cs="Arial" w:eastAsia="Arial" w:hAnsi="Arial"/>
+                <w:b/>
+                <w:bCs/>
+                <w:color w:val="000000"/>
+                <w:sz w:val="15"/>
+                <w:szCs w:val="15"/>
+              </w:rPr>
+              <w:t xml:space="preserve">5 256</w:t>
+            </w:r>
+          </w:p>
+        </w:tc>
+        <w:tc>
+          <w:tcPr>
+            <w:tcW w:type="dxa" w:w="1400"/>
+            <w:tcBorders>
+              <w:top w:val="single" w:color="000000" w:sz="4"/>
+              <w:left w:val="single" w:color="000000" w:sz="4"/>
+              <w:bottom w:val="single" w:color="000000" w:sz="4"/>
+              <w:right w:val="single" w:color="000000" w:sz="4"/>
+            </w:tcBorders>
+            <w:tcMar>
+              <w:top w:type="dxa" w:w="20"/>
+              <w:left w:type="dxa" w:w="60"/>
+              <w:bottom w:type="dxa" w:w="20"/>
+              <w:right w:type="dxa" w:w="60"/>
+            </w:tcMar>
+            <w:vAlign w:val="center"/>
+          </w:tcPr>
+          <w:p>
+            <w:pPr>
+              <w:jc w:val="center"/>
+            </w:pPr>
+            <w:r>
+              <w:rPr>
+                <w:rFonts w:ascii="Arial" w:cs="Arial" w:eastAsia="Arial" w:hAnsi="Arial"/>
+                <w:b/>
+                <w:bCs/>
+                <w:color w:val="000000"/>
+                <w:sz w:val="15"/>
+                <w:szCs w:val="15"/>
+              </w:rPr>
+              <w:t xml:space="preserve">1,2 %</w:t>
             </w:r>
           </w:p>
         </w:tc>
@@ -9885,7 +10621,7 @@
         </w:trPr>
         <w:tc>
           <w:tcPr>
-            <w:tcW w:type="dxa" w:w="4600"/>
+            <w:tcW w:type="dxa" w:w="4000"/>
             <w:tcBorders>
               <w:top w:val="single" w:color="000000" w:sz="4"/>
               <w:left w:val="single" w:color="000000" w:sz="4"/>
@@ -9913,75 +10649,250 @@
                 <w:sz w:val="15"/>
                 <w:szCs w:val="15"/>
               </w:rPr>
-              <w:t xml:space="preserve">Participación en el total nacional</w:t>
-            </w:r>
-          </w:p>
-        </w:tc>
-        <w:tc>
-          <w:tcPr>
-            <w:tcW w:type="dxa" w:w="1800"/>
-            <w:tcBorders>
-              <w:top w:val="single" w:color="000000" w:sz="4"/>
-              <w:left w:val="single" w:color="000000" w:sz="4"/>
-              <w:bottom w:val="single" w:color="000000" w:sz="4"/>
-              <w:right w:val="single" w:color="000000" w:sz="4"/>
-            </w:tcBorders>
-            <w:tcMar>
-              <w:top w:type="dxa" w:w="20"/>
-              <w:left w:type="dxa" w:w="60"/>
-              <w:bottom w:type="dxa" w:w="20"/>
-              <w:right w:type="dxa" w:w="60"/>
-            </w:tcMar>
-            <w:vAlign w:val="center"/>
-          </w:tcPr>
-          <w:p>
-            <w:pPr>
-              <w:jc w:val="center"/>
-            </w:pPr>
-            <w:r>
-              <w:rPr>
-                <w:rFonts w:ascii="Arial" w:cs="Arial" w:eastAsia="Arial" w:hAnsi="Arial"/>
-                <w:b/>
-                <w:bCs/>
-                <w:color w:val="000000"/>
-                <w:sz w:val="15"/>
-                <w:szCs w:val="15"/>
-              </w:rPr>
-              <w:t xml:space="preserve">6,45 %</w:t>
-            </w:r>
-          </w:p>
-        </w:tc>
-        <w:tc>
-          <w:tcPr>
-            <w:tcW w:type="dxa" w:w="1800"/>
-            <w:tcBorders>
-              <w:top w:val="single" w:color="000000" w:sz="4"/>
-              <w:left w:val="single" w:color="000000" w:sz="4"/>
-              <w:bottom w:val="single" w:color="000000" w:sz="4"/>
-              <w:right w:val="single" w:color="000000" w:sz="4"/>
-            </w:tcBorders>
-            <w:tcMar>
-              <w:top w:type="dxa" w:w="20"/>
-              <w:left w:type="dxa" w:w="60"/>
-              <w:bottom w:type="dxa" w:w="20"/>
-              <w:right w:type="dxa" w:w="60"/>
-            </w:tcMar>
-            <w:vAlign w:val="center"/>
-          </w:tcPr>
-          <w:p>
-            <w:pPr>
-              <w:jc w:val="center"/>
-            </w:pPr>
-            <w:r>
-              <w:rPr>
-                <w:rFonts w:ascii="Arial" w:cs="Arial" w:eastAsia="Arial" w:hAnsi="Arial"/>
-                <w:b/>
-                <w:bCs/>
-                <w:color w:val="000000"/>
-                <w:sz w:val="15"/>
-                <w:szCs w:val="15"/>
-              </w:rPr>
-              <w:t xml:space="preserve">5,23 %</w:t>
+              <w:t xml:space="preserve">Laboratorios</w:t>
+            </w:r>
+          </w:p>
+        </w:tc>
+        <w:tc>
+          <w:tcPr>
+            <w:tcW w:type="dxa" w:w="1400"/>
+            <w:tcBorders>
+              <w:top w:val="single" w:color="000000" w:sz="4"/>
+              <w:left w:val="single" w:color="000000" w:sz="4"/>
+              <w:bottom w:val="single" w:color="000000" w:sz="4"/>
+              <w:right w:val="single" w:color="000000" w:sz="4"/>
+            </w:tcBorders>
+            <w:tcMar>
+              <w:top w:type="dxa" w:w="20"/>
+              <w:left w:type="dxa" w:w="60"/>
+              <w:bottom w:type="dxa" w:w="20"/>
+              <w:right w:type="dxa" w:w="60"/>
+            </w:tcMar>
+            <w:vAlign w:val="center"/>
+          </w:tcPr>
+          <w:p>
+            <w:pPr>
+              <w:jc w:val="center"/>
+            </w:pPr>
+            <w:r>
+              <w:rPr>
+                <w:rFonts w:ascii="Arial" w:cs="Arial" w:eastAsia="Arial" w:hAnsi="Arial"/>
+                <w:b/>
+                <w:bCs/>
+                <w:color w:val="000000"/>
+                <w:sz w:val="15"/>
+                <w:szCs w:val="15"/>
+              </w:rPr>
+              <w:t xml:space="preserve">1</w:t>
+            </w:r>
+          </w:p>
+        </w:tc>
+        <w:tc>
+          <w:tcPr>
+            <w:tcW w:type="dxa" w:w="1400"/>
+            <w:tcBorders>
+              <w:top w:val="single" w:color="000000" w:sz="4"/>
+              <w:left w:val="single" w:color="000000" w:sz="4"/>
+              <w:bottom w:val="single" w:color="000000" w:sz="4"/>
+              <w:right w:val="single" w:color="000000" w:sz="4"/>
+            </w:tcBorders>
+            <w:tcMar>
+              <w:top w:type="dxa" w:w="20"/>
+              <w:left w:type="dxa" w:w="60"/>
+              <w:bottom w:type="dxa" w:w="20"/>
+              <w:right w:type="dxa" w:w="60"/>
+            </w:tcMar>
+            <w:vAlign w:val="center"/>
+          </w:tcPr>
+          <w:p>
+            <w:pPr>
+              <w:jc w:val="center"/>
+            </w:pPr>
+            <w:r>
+              <w:rPr>
+                <w:rFonts w:ascii="Arial" w:cs="Arial" w:eastAsia="Arial" w:hAnsi="Arial"/>
+                <w:b/>
+                <w:bCs/>
+                <w:color w:val="000000"/>
+                <w:sz w:val="15"/>
+                <w:szCs w:val="15"/>
+              </w:rPr>
+              <w:t xml:space="preserve">182</w:t>
+            </w:r>
+          </w:p>
+        </w:tc>
+        <w:tc>
+          <w:tcPr>
+            <w:tcW w:type="dxa" w:w="1400"/>
+            <w:tcBorders>
+              <w:top w:val="single" w:color="000000" w:sz="4"/>
+              <w:left w:val="single" w:color="000000" w:sz="4"/>
+              <w:bottom w:val="single" w:color="000000" w:sz="4"/>
+              <w:right w:val="single" w:color="000000" w:sz="4"/>
+            </w:tcBorders>
+            <w:tcMar>
+              <w:top w:type="dxa" w:w="20"/>
+              <w:left w:type="dxa" w:w="60"/>
+              <w:bottom w:type="dxa" w:w="20"/>
+              <w:right w:type="dxa" w:w="60"/>
+            </w:tcMar>
+            <w:vAlign w:val="center"/>
+          </w:tcPr>
+          <w:p>
+            <w:pPr>
+              <w:jc w:val="center"/>
+            </w:pPr>
+            <w:r>
+              <w:rPr>
+                <w:rFonts w:ascii="Arial" w:cs="Arial" w:eastAsia="Arial" w:hAnsi="Arial"/>
+                <w:b/>
+                <w:bCs/>
+                <w:color w:val="000000"/>
+                <w:sz w:val="15"/>
+                <w:szCs w:val="15"/>
+              </w:rPr>
+              <w:t xml:space="preserve">0,5 %</w:t>
+            </w:r>
+          </w:p>
+        </w:tc>
+      </w:tr>
+      <w:tr>
+        <w:trPr>
+          <w:cantSplit/>
+        </w:trPr>
+        <w:tc>
+          <w:tcPr>
+            <w:tcW w:type="dxa" w:w="4000"/>
+            <w:tcBorders>
+              <w:top w:val="single" w:color="000000" w:sz="4"/>
+              <w:left w:val="single" w:color="000000" w:sz="4"/>
+              <w:bottom w:val="single" w:color="000000" w:sz="4"/>
+              <w:right w:val="single" w:color="000000" w:sz="4"/>
+            </w:tcBorders>
+            <w:tcMar>
+              <w:top w:type="dxa" w:w="20"/>
+              <w:left w:type="dxa" w:w="60"/>
+              <w:bottom w:type="dxa" w:w="20"/>
+              <w:right w:type="dxa" w:w="60"/>
+            </w:tcMar>
+            <w:vAlign w:val="center"/>
+          </w:tcPr>
+          <w:p>
+            <w:pPr>
+              <w:jc w:val="left"/>
+            </w:pPr>
+            <w:r>
+              <w:rPr>
+                <w:rFonts w:ascii="Arial" w:cs="Arial" w:eastAsia="Arial" w:hAnsi="Arial"/>
+                <w:b/>
+                <w:bCs/>
+                <w:color w:val="000000"/>
+                <w:sz w:val="15"/>
+                <w:szCs w:val="15"/>
+              </w:rPr>
+              <w:t xml:space="preserve">Total</w:t>
+            </w:r>
+          </w:p>
+        </w:tc>
+        <w:tc>
+          <w:tcPr>
+            <w:tcW w:type="dxa" w:w="1400"/>
+            <w:tcBorders>
+              <w:top w:val="single" w:color="000000" w:sz="4"/>
+              <w:left w:val="single" w:color="000000" w:sz="4"/>
+              <w:bottom w:val="single" w:color="000000" w:sz="4"/>
+              <w:right w:val="single" w:color="000000" w:sz="4"/>
+            </w:tcBorders>
+            <w:tcMar>
+              <w:top w:type="dxa" w:w="20"/>
+              <w:left w:type="dxa" w:w="60"/>
+              <w:bottom w:type="dxa" w:w="20"/>
+              <w:right w:type="dxa" w:w="60"/>
+            </w:tcMar>
+            <w:vAlign w:val="center"/>
+          </w:tcPr>
+          <w:p>
+            <w:pPr>
+              <w:jc w:val="center"/>
+            </w:pPr>
+            <w:r>
+              <w:rPr>
+                <w:rFonts w:ascii="Arial" w:cs="Arial" w:eastAsia="Arial" w:hAnsi="Arial"/>
+                <w:b/>
+                <w:bCs/>
+                <w:color w:val="000000"/>
+                <w:sz w:val="15"/>
+                <w:szCs w:val="15"/>
+              </w:rPr>
+              <w:t xml:space="preserve">1 580</w:t>
+            </w:r>
+          </w:p>
+        </w:tc>
+        <w:tc>
+          <w:tcPr>
+            <w:tcW w:type="dxa" w:w="1400"/>
+            <w:tcBorders>
+              <w:top w:val="single" w:color="000000" w:sz="4"/>
+              <w:left w:val="single" w:color="000000" w:sz="4"/>
+              <w:bottom w:val="single" w:color="000000" w:sz="4"/>
+              <w:right w:val="single" w:color="000000" w:sz="4"/>
+            </w:tcBorders>
+            <w:tcMar>
+              <w:top w:type="dxa" w:w="20"/>
+              <w:left w:type="dxa" w:w="60"/>
+              <w:bottom w:type="dxa" w:w="20"/>
+              <w:right w:type="dxa" w:w="60"/>
+            </w:tcMar>
+            <w:vAlign w:val="center"/>
+          </w:tcPr>
+          <w:p>
+            <w:pPr>
+              <w:jc w:val="center"/>
+            </w:pPr>
+            <w:r>
+              <w:rPr>
+                <w:rFonts w:ascii="Arial" w:cs="Arial" w:eastAsia="Arial" w:hAnsi="Arial"/>
+                <w:b/>
+                <w:bCs/>
+                <w:color w:val="000000"/>
+                <w:sz w:val="15"/>
+                <w:szCs w:val="15"/>
+              </w:rPr>
+              <w:t xml:space="preserve">35 099</w:t>
+            </w:r>
+          </w:p>
+        </w:tc>
+        <w:tc>
+          <w:tcPr>
+            <w:tcW w:type="dxa" w:w="1400"/>
+            <w:tcBorders>
+              <w:top w:val="single" w:color="000000" w:sz="4"/>
+              <w:left w:val="single" w:color="000000" w:sz="4"/>
+              <w:bottom w:val="single" w:color="000000" w:sz="4"/>
+              <w:right w:val="single" w:color="000000" w:sz="4"/>
+            </w:tcBorders>
+            <w:tcMar>
+              <w:top w:type="dxa" w:w="20"/>
+              <w:left w:type="dxa" w:w="60"/>
+              <w:bottom w:type="dxa" w:w="20"/>
+              <w:right w:type="dxa" w:w="60"/>
+            </w:tcMar>
+            <w:vAlign w:val="center"/>
+          </w:tcPr>
+          <w:p>
+            <w:pPr>
+              <w:jc w:val="center"/>
+            </w:pPr>
+            <w:r>
+              <w:rPr>
+                <w:rFonts w:ascii="Arial" w:cs="Arial" w:eastAsia="Arial" w:hAnsi="Arial"/>
+                <w:b/>
+                <w:bCs/>
+                <w:color w:val="000000"/>
+                <w:sz w:val="15"/>
+                <w:szCs w:val="15"/>
+              </w:rPr>
+              <w:t xml:space="preserve">4,5 %</w:t>
             </w:r>
           </w:p>
         </w:tc>
@@ -10002,7 +10913,7 @@
           <w:sz w:val="14"/>
           <w:szCs w:val="14"/>
         </w:rPr>
-        <w:t xml:space="preserve">Fuente: DIGEMID – Boletín de Establecimientos Farmacéuticos, Año 5, Ed. 8 (dic. 2024) y Ed. 10 (dic. 2025), p. 6. (1) Establecimientos con condición "activos". (2) Establecimientos con estado "vigente"; el cambio de criterio explica parte de la reducción.</w:t>
+        <w:t xml:space="preserve">Fuente: DIGEMID – Boletín de Establecimientos Farmacéuticos, Año 6, Ed. 11 (junio 2026), p. 4. Lambayeque ocupa el sexto lugar nacional.</w:t>
       </w:r>
     </w:p>
     <w:p>
@@ -10016,7 +10927,7 @@
           <w:sz w:val="24"/>
           <w:szCs w:val="24"/>
         </w:rPr>
-        <w:t xml:space="preserve">A nivel nacional, al 31 de diciembre de 2025 había </w:t>
+        <w:t xml:space="preserve">En la evolución de las boticas y farmacias privadas, Lambayeque registró 1 903 en diciembre de 2024 (establecimientos "activos"), 1 530 en diciembre de 2025 y 1 457 en junio de 2026 (establecimientos "vigentes"; 202 de cadena y 1 255 independientes), con presencia en 36 de sus 38 distritos (DIGEMID, Ed. 8, 10 y 11). A nivel nacional, solo durante 2025 se autorizaron </w:t>
       </w:r>
       <w:r>
         <w:rPr>
@@ -10026,15 +10937,29 @@
           <w:sz w:val="24"/>
           <w:szCs w:val="24"/>
         </w:rPr>
-        <w:t xml:space="preserve">35 565 establecimientos farmacéuticos privados vigentes</w:t>
-      </w:r>
-      <w:r>
-        <w:rPr>
-          <w:rFonts w:ascii="Calibri" w:cs="Calibri" w:eastAsia="Calibri" w:hAnsi="Calibri"/>
-          <w:sz w:val="24"/>
-          <w:szCs w:val="24"/>
-        </w:rPr>
-        <w:t xml:space="preserve">: 29 249 boticas y farmacias (82,2 %), 5 209 droguerías (14,6 %), 931 farmacias de establecimientos de salud (2,6 %) y 176 laboratorios (0,5 %). Solo durante 2025 se autorizaron </w:t>
+        <w:t xml:space="preserve">4 982 nuevos establecimientos farmacéuticos privados</w:t>
+      </w:r>
+      <w:r>
+        <w:rPr>
+          <w:rFonts w:ascii="Calibri" w:cs="Calibri" w:eastAsia="Calibri" w:hAnsi="Calibri"/>
+          <w:sz w:val="24"/>
+          <w:szCs w:val="24"/>
+        </w:rPr>
+        <w:t xml:space="preserve"> (DIGEMID, Ed. 10, p. 2).</w:t>
+      </w:r>
+    </w:p>
+    <w:p>
+      <w:pPr>
+        <w:spacing w:after="120" w:line="360"/>
+        <w:jc w:val="both"/>
+      </w:pPr>
+      <w:r>
+        <w:rPr>
+          <w:rFonts w:ascii="Calibri" w:cs="Calibri" w:eastAsia="Calibri" w:hAnsi="Calibri"/>
+          <w:sz w:val="24"/>
+          <w:szCs w:val="24"/>
+        </w:rPr>
+        <w:t xml:space="preserve">Frente a esta demanda, el </w:t>
       </w:r>
       <w:r>
         <w:rPr>
@@ -10044,15 +10969,15 @@
           <w:sz w:val="24"/>
           <w:szCs w:val="24"/>
         </w:rPr>
-        <w:t xml:space="preserve">4 982 nuevos establecimientos farmacéuticos privados</w:t>
-      </w:r>
-      <w:r>
-        <w:rPr>
-          <w:rFonts w:ascii="Calibri" w:cs="Calibri" w:eastAsia="Calibri" w:hAnsi="Calibri"/>
-          <w:sz w:val="24"/>
-          <w:szCs w:val="24"/>
-        </w:rPr>
-        <w:t xml:space="preserve"> en el país (DIGEMID, Ed. 10, pp. 2-3). Lambayeque es el </w:t>
+        <w:t xml:space="preserve">Colegio Químico Farmacéutico Departamental de Lambayeque registra 812 colegiados</w:t>
+      </w:r>
+      <w:r>
+        <w:rPr>
+          <w:rFonts w:ascii="Calibri" w:cs="Calibri" w:eastAsia="Calibri" w:hAnsi="Calibri"/>
+          <w:sz w:val="24"/>
+          <w:szCs w:val="24"/>
+        </w:rPr>
+        <w:t xml:space="preserve">, con 167 nuevos colegiados, 50 ingresos por traslado y 82 traslados a otros departamentos en el periodo 2023-2024 (CQFD Lambayeque, Memoria de Gestión 2023-2024). Es decir, la región cuenta con </w:t>
       </w:r>
       <w:r>
         <w:rPr>
@@ -10062,15 +10987,33 @@
           <w:sz w:val="24"/>
           <w:szCs w:val="24"/>
         </w:rPr>
-        <w:t xml:space="preserve">sexto departamento</w:t>
-      </w:r>
-      <w:r>
-        <w:rPr>
-          <w:rFonts w:ascii="Calibri" w:cs="Calibri" w:eastAsia="Calibri" w:hAnsi="Calibri"/>
-          <w:sz w:val="24"/>
-          <w:szCs w:val="24"/>
-        </w:rPr>
-        <w:t xml:space="preserve"> con más boticas y farmacias privadas (5,23 % del total nacional).</w:t>
+        <w:t xml:space="preserve">alrededor de 6 Químicos Farmacéuticos por cada 10 000 habitantes</w:t>
+      </w:r>
+      <w:r>
+        <w:rPr>
+          <w:rFonts w:ascii="Calibri" w:cs="Calibri" w:eastAsia="Calibri" w:hAnsi="Calibri"/>
+          <w:sz w:val="24"/>
+          <w:szCs w:val="24"/>
+        </w:rPr>
+        <w:t xml:space="preserve"> y con </w:t>
+      </w:r>
+      <w:r>
+        <w:rPr>
+          <w:rFonts w:ascii="Calibri" w:cs="Calibri" w:eastAsia="Calibri" w:hAnsi="Calibri"/>
+          <w:b/>
+          <w:bCs/>
+          <w:sz w:val="24"/>
+          <w:szCs w:val="24"/>
+        </w:rPr>
+        <w:t xml:space="preserve">casi dos establecimientos farmacéuticos (1 580) por cada profesional colegiado (812)</w:t>
+      </w:r>
+      <w:r>
+        <w:rPr>
+          <w:rFonts w:ascii="Calibri" w:cs="Calibri" w:eastAsia="Calibri" w:hAnsi="Calibri"/>
+          <w:sz w:val="24"/>
+          <w:szCs w:val="24"/>
+        </w:rPr>
+        <w:t xml:space="preserve">, sin considerar las plazas en hospitales, clínicas, laboratorios clínicos, industria y docencia.</w:t>
       </w:r>
     </w:p>
     <w:p>
@@ -10085,7 +11028,7 @@
           <w:sz w:val="22"/>
           <w:szCs w:val="22"/>
         </w:rPr>
-        <w:t xml:space="preserve">Tabla 9. Demanda estimada de Químicos Farmacéuticos como directores técnicos en Lambayeque</w:t>
+        <w:t xml:space="preserve">Tabla 9. Brecha estimada de Químicos Farmacéuticos en Lambayeque</w:t>
       </w:r>
     </w:p>
     <w:tbl>
@@ -10102,9 +11045,9 @@
         </w:tblBorders>
       </w:tblPr>
       <w:tblGrid>
-        <w:gridCol w:w="3700"/>
+        <w:gridCol w:w="3900"/>
         <w:gridCol w:w="1100"/>
-        <w:gridCol w:w="3400"/>
+        <w:gridCol w:w="3200"/>
       </w:tblGrid>
       <w:tr>
         <w:trPr>
@@ -10112,7 +11055,7 @@
         </w:trPr>
         <w:tc>
           <w:tcPr>
-            <w:tcW w:type="dxa" w:w="3700"/>
+            <w:tcW w:type="dxa" w:w="3900"/>
             <w:tcBorders>
               <w:top w:val="single" w:color="000000" w:sz="4"/>
               <w:left w:val="single" w:color="000000" w:sz="4"/>
@@ -10182,7 +11125,7 @@
         </w:tc>
         <w:tc>
           <w:tcPr>
-            <w:tcW w:type="dxa" w:w="3400"/>
+            <w:tcW w:type="dxa" w:w="3200"/>
             <w:tcBorders>
               <w:top w:val="single" w:color="000000" w:sz="4"/>
               <w:left w:val="single" w:color="000000" w:sz="4"/>
@@ -10222,7 +11165,7 @@
         </w:trPr>
         <w:tc>
           <w:tcPr>
-            <w:tcW w:type="dxa" w:w="3700"/>
+            <w:tcW w:type="dxa" w:w="3900"/>
             <w:tcBorders>
               <w:top w:val="single" w:color="000000" w:sz="4"/>
               <w:left w:val="single" w:color="000000" w:sz="4"/>
@@ -10250,7 +11193,7 @@
                 <w:sz w:val="15"/>
                 <w:szCs w:val="15"/>
               </w:rPr>
-              <w:t xml:space="preserve">Boticas y farmacias privadas vigentes (2025)</w:t>
+              <w:t xml:space="preserve">Establecimientos farmacéuticos privados vigentes (jun. 2026)</w:t>
             </w:r>
           </w:p>
         </w:tc>
@@ -10284,13 +11227,13 @@
                 <w:sz w:val="15"/>
                 <w:szCs w:val="15"/>
               </w:rPr>
-              <w:t xml:space="preserve">1 530</w:t>
-            </w:r>
-          </w:p>
-        </w:tc>
-        <w:tc>
-          <w:tcPr>
-            <w:tcW w:type="dxa" w:w="3400"/>
+              <w:t xml:space="preserve">1 580</w:t>
+            </w:r>
+          </w:p>
+        </w:tc>
+        <w:tc>
+          <w:tcPr>
+            <w:tcW w:type="dxa" w:w="3200"/>
             <w:tcBorders>
               <w:top w:val="single" w:color="000000" w:sz="4"/>
               <w:left w:val="single" w:color="000000" w:sz="4"/>
@@ -10329,7 +11272,7 @@
         </w:trPr>
         <w:tc>
           <w:tcPr>
-            <w:tcW w:type="dxa" w:w="3700"/>
+            <w:tcW w:type="dxa" w:w="3900"/>
             <w:tcBorders>
               <w:top w:val="single" w:color="000000" w:sz="4"/>
               <w:left w:val="single" w:color="000000" w:sz="4"/>
@@ -10391,13 +11334,13 @@
                 <w:sz w:val="15"/>
                 <w:szCs w:val="15"/>
               </w:rPr>
-              <w:t xml:space="preserve">1 530</w:t>
-            </w:r>
-          </w:p>
-        </w:tc>
-        <w:tc>
-          <w:tcPr>
-            <w:tcW w:type="dxa" w:w="3400"/>
+              <w:t xml:space="preserve">1 580</w:t>
+            </w:r>
+          </w:p>
+        </w:tc>
+        <w:tc>
+          <w:tcPr>
+            <w:tcW w:type="dxa" w:w="3200"/>
             <w:tcBorders>
               <w:top w:val="single" w:color="000000" w:sz="4"/>
               <w:left w:val="single" w:color="000000" w:sz="4"/>
@@ -10436,7 +11379,7 @@
         </w:trPr>
         <w:tc>
           <w:tcPr>
-            <w:tcW w:type="dxa" w:w="3700"/>
+            <w:tcW w:type="dxa" w:w="3900"/>
             <w:tcBorders>
               <w:top w:val="single" w:color="000000" w:sz="4"/>
               <w:left w:val="single" w:color="000000" w:sz="4"/>
@@ -10464,7 +11407,7 @@
                 <w:sz w:val="15"/>
                 <w:szCs w:val="15"/>
               </w:rPr>
-              <w:t xml:space="preserve">Nuevos EE.FF. privados autorizados por año en Lambayeque (estimado)</w:t>
+              <w:t xml:space="preserve">Químicos Farmacéuticos colegiados en Lambayeque</w:t>
             </w:r>
           </w:p>
         </w:tc>
@@ -10498,41 +11441,41 @@
                 <w:sz w:val="15"/>
                 <w:szCs w:val="15"/>
               </w:rPr>
-              <w:t xml:space="preserve">≈ 260</w:t>
-            </w:r>
-          </w:p>
-        </w:tc>
-        <w:tc>
-          <w:tcPr>
-            <w:tcW w:type="dxa" w:w="3400"/>
-            <w:tcBorders>
-              <w:top w:val="single" w:color="000000" w:sz="4"/>
-              <w:left w:val="single" w:color="000000" w:sz="4"/>
-              <w:bottom w:val="single" w:color="000000" w:sz="4"/>
-              <w:right w:val="single" w:color="000000" w:sz="4"/>
-            </w:tcBorders>
-            <w:tcMar>
-              <w:top w:type="dxa" w:w="20"/>
-              <w:left w:type="dxa" w:w="60"/>
-              <w:bottom w:type="dxa" w:w="20"/>
-              <w:right w:type="dxa" w:w="60"/>
-            </w:tcMar>
-            <w:vAlign w:val="center"/>
-          </w:tcPr>
-          <w:p>
-            <w:pPr>
-              <w:jc w:val="center"/>
-            </w:pPr>
-            <w:r>
-              <w:rPr>
-                <w:rFonts w:ascii="Arial" w:cs="Arial" w:eastAsia="Arial" w:hAnsi="Arial"/>
-                <w:b/>
-                <w:bCs/>
-                <w:color w:val="000000"/>
-                <w:sz w:val="15"/>
-                <w:szCs w:val="15"/>
-              </w:rPr>
-              <w:t xml:space="preserve">4 982 nacionales × 5,23 % regional</w:t>
+              <w:t xml:space="preserve">812</w:t>
+            </w:r>
+          </w:p>
+        </w:tc>
+        <w:tc>
+          <w:tcPr>
+            <w:tcW w:type="dxa" w:w="3200"/>
+            <w:tcBorders>
+              <w:top w:val="single" w:color="000000" w:sz="4"/>
+              <w:left w:val="single" w:color="000000" w:sz="4"/>
+              <w:bottom w:val="single" w:color="000000" w:sz="4"/>
+              <w:right w:val="single" w:color="000000" w:sz="4"/>
+            </w:tcBorders>
+            <w:tcMar>
+              <w:top w:type="dxa" w:w="20"/>
+              <w:left w:type="dxa" w:w="60"/>
+              <w:bottom w:type="dxa" w:w="20"/>
+              <w:right w:type="dxa" w:w="60"/>
+            </w:tcMar>
+            <w:vAlign w:val="center"/>
+          </w:tcPr>
+          <w:p>
+            <w:pPr>
+              <w:jc w:val="center"/>
+            </w:pPr>
+            <w:r>
+              <w:rPr>
+                <w:rFonts w:ascii="Arial" w:cs="Arial" w:eastAsia="Arial" w:hAnsi="Arial"/>
+                <w:b/>
+                <w:bCs/>
+                <w:color w:val="000000"/>
+                <w:sz w:val="15"/>
+                <w:szCs w:val="15"/>
+              </w:rPr>
+              <w:t xml:space="preserve">CQFD Lambayeque, Memoria 2023-2024</w:t>
             </w:r>
           </w:p>
         </w:tc>
@@ -10543,7 +11486,7 @@
         </w:trPr>
         <w:tc>
           <w:tcPr>
-            <w:tcW w:type="dxa" w:w="3700"/>
+            <w:tcW w:type="dxa" w:w="3900"/>
             <w:tcBorders>
               <w:top w:val="single" w:color="000000" w:sz="4"/>
               <w:left w:val="single" w:color="000000" w:sz="4"/>
@@ -10571,7 +11514,7 @@
                 <w:sz w:val="15"/>
                 <w:szCs w:val="15"/>
               </w:rPr>
-              <w:t xml:space="preserve">Demanda anual de QF por nuevos establecimientos (estimado)</w:t>
+              <w:t xml:space="preserve">Brecha mínima (solo dirección técnica)</w:t>
             </w:r>
           </w:p>
         </w:tc>
@@ -10605,41 +11548,41 @@
                 <w:sz w:val="15"/>
                 <w:szCs w:val="15"/>
               </w:rPr>
-              <w:t xml:space="preserve">≈ 260</w:t>
-            </w:r>
-          </w:p>
-        </w:tc>
-        <w:tc>
-          <w:tcPr>
-            <w:tcW w:type="dxa" w:w="3400"/>
-            <w:tcBorders>
-              <w:top w:val="single" w:color="000000" w:sz="4"/>
-              <w:left w:val="single" w:color="000000" w:sz="4"/>
-              <w:bottom w:val="single" w:color="000000" w:sz="4"/>
-              <w:right w:val="single" w:color="000000" w:sz="4"/>
-            </w:tcBorders>
-            <w:tcMar>
-              <w:top w:type="dxa" w:w="20"/>
-              <w:left w:type="dxa" w:w="60"/>
-              <w:bottom w:type="dxa" w:w="20"/>
-              <w:right w:type="dxa" w:w="60"/>
-            </w:tcMar>
-            <w:vAlign w:val="center"/>
-          </w:tcPr>
-          <w:p>
-            <w:pPr>
-              <w:jc w:val="center"/>
-            </w:pPr>
-            <w:r>
-              <w:rPr>
-                <w:rFonts w:ascii="Arial" w:cs="Arial" w:eastAsia="Arial" w:hAnsi="Arial"/>
-                <w:b/>
-                <w:bCs/>
-                <w:color w:val="000000"/>
-                <w:sz w:val="15"/>
-                <w:szCs w:val="15"/>
-              </w:rPr>
-              <w:t xml:space="preserve">1 QF por establecimiento nuevo</w:t>
+              <w:t xml:space="preserve">768</w:t>
+            </w:r>
+          </w:p>
+        </w:tc>
+        <w:tc>
+          <w:tcPr>
+            <w:tcW w:type="dxa" w:w="3200"/>
+            <w:tcBorders>
+              <w:top w:val="single" w:color="000000" w:sz="4"/>
+              <w:left w:val="single" w:color="000000" w:sz="4"/>
+              <w:bottom w:val="single" w:color="000000" w:sz="4"/>
+              <w:right w:val="single" w:color="000000" w:sz="4"/>
+            </w:tcBorders>
+            <w:tcMar>
+              <w:top w:type="dxa" w:w="20"/>
+              <w:left w:type="dxa" w:w="60"/>
+              <w:bottom w:type="dxa" w:w="20"/>
+              <w:right w:type="dxa" w:w="60"/>
+            </w:tcMar>
+            <w:vAlign w:val="center"/>
+          </w:tcPr>
+          <w:p>
+            <w:pPr>
+              <w:jc w:val="center"/>
+            </w:pPr>
+            <w:r>
+              <w:rPr>
+                <w:rFonts w:ascii="Arial" w:cs="Arial" w:eastAsia="Arial" w:hAnsi="Arial"/>
+                <w:b/>
+                <w:bCs/>
+                <w:color w:val="000000"/>
+                <w:sz w:val="15"/>
+                <w:szCs w:val="15"/>
+              </w:rPr>
+              <w:t xml:space="preserve">Requeridos − colegiados</w:t>
             </w:r>
           </w:p>
         </w:tc>
@@ -10650,7 +11593,7 @@
         </w:trPr>
         <w:tc>
           <w:tcPr>
-            <w:tcW w:type="dxa" w:w="3700"/>
+            <w:tcW w:type="dxa" w:w="3900"/>
             <w:tcBorders>
               <w:top w:val="single" w:color="000000" w:sz="4"/>
               <w:left w:val="single" w:color="000000" w:sz="4"/>
@@ -10678,7 +11621,7 @@
                 <w:sz w:val="15"/>
                 <w:szCs w:val="15"/>
               </w:rPr>
-              <w:t xml:space="preserve">Reposición (rotación, jubilación)</w:t>
+              <w:t xml:space="preserve">Nuevos EE.FF. privados por año en Lambayeque (estimado)</w:t>
             </w:r>
           </w:p>
         </w:tc>
@@ -10711,43 +11654,149 @@
                 <w:color w:val="000000"/>
                 <w:sz w:val="15"/>
                 <w:szCs w:val="15"/>
-                <w:shd w:fill="FFFF00" w:color="auto" w:val="clear"/>
-              </w:rPr>
-              <w:t xml:space="preserve">[DATO PENDIENTE]</w:t>
-            </w:r>
-          </w:p>
-        </w:tc>
-        <w:tc>
-          <w:tcPr>
-            <w:tcW w:type="dxa" w:w="3400"/>
-            <w:tcBorders>
-              <w:top w:val="single" w:color="000000" w:sz="4"/>
-              <w:left w:val="single" w:color="000000" w:sz="4"/>
-              <w:bottom w:val="single" w:color="000000" w:sz="4"/>
-              <w:right w:val="single" w:color="000000" w:sz="4"/>
-            </w:tcBorders>
-            <w:tcMar>
-              <w:top w:type="dxa" w:w="20"/>
-              <w:left w:type="dxa" w:w="60"/>
-              <w:bottom w:type="dxa" w:w="20"/>
-              <w:right w:type="dxa" w:w="60"/>
-            </w:tcMar>
-            <w:vAlign w:val="center"/>
-          </w:tcPr>
-          <w:p>
-            <w:pPr>
-              <w:jc w:val="center"/>
-            </w:pPr>
-            <w:r>
-              <w:rPr>
-                <w:rFonts w:ascii="Arial" w:cs="Arial" w:eastAsia="Arial" w:hAnsi="Arial"/>
-                <w:b/>
-                <w:bCs/>
-                <w:color w:val="000000"/>
-                <w:sz w:val="15"/>
-                <w:szCs w:val="15"/>
-              </w:rPr>
-              <w:t xml:space="preserve">Colegio Químico Farmacéutico de Lambayeque</w:t>
+              </w:rPr>
+              <w:t xml:space="preserve">≈ 225</w:t>
+            </w:r>
+          </w:p>
+        </w:tc>
+        <w:tc>
+          <w:tcPr>
+            <w:tcW w:type="dxa" w:w="3200"/>
+            <w:tcBorders>
+              <w:top w:val="single" w:color="000000" w:sz="4"/>
+              <w:left w:val="single" w:color="000000" w:sz="4"/>
+              <w:bottom w:val="single" w:color="000000" w:sz="4"/>
+              <w:right w:val="single" w:color="000000" w:sz="4"/>
+            </w:tcBorders>
+            <w:tcMar>
+              <w:top w:type="dxa" w:w="20"/>
+              <w:left w:type="dxa" w:w="60"/>
+              <w:bottom w:type="dxa" w:w="20"/>
+              <w:right w:type="dxa" w:w="60"/>
+            </w:tcMar>
+            <w:vAlign w:val="center"/>
+          </w:tcPr>
+          <w:p>
+            <w:pPr>
+              <w:jc w:val="center"/>
+            </w:pPr>
+            <w:r>
+              <w:rPr>
+                <w:rFonts w:ascii="Arial" w:cs="Arial" w:eastAsia="Arial" w:hAnsi="Arial"/>
+                <w:b/>
+                <w:bCs/>
+                <w:color w:val="000000"/>
+                <w:sz w:val="15"/>
+                <w:szCs w:val="15"/>
+              </w:rPr>
+              <w:t xml:space="preserve">4 982 nacionales × 4,5 % regional</w:t>
+            </w:r>
+          </w:p>
+        </w:tc>
+      </w:tr>
+      <w:tr>
+        <w:trPr>
+          <w:cantSplit/>
+        </w:trPr>
+        <w:tc>
+          <w:tcPr>
+            <w:tcW w:type="dxa" w:w="3900"/>
+            <w:tcBorders>
+              <w:top w:val="single" w:color="000000" w:sz="4"/>
+              <w:left w:val="single" w:color="000000" w:sz="4"/>
+              <w:bottom w:val="single" w:color="000000" w:sz="4"/>
+              <w:right w:val="single" w:color="000000" w:sz="4"/>
+            </w:tcBorders>
+            <w:tcMar>
+              <w:top w:type="dxa" w:w="20"/>
+              <w:left w:type="dxa" w:w="60"/>
+              <w:bottom w:type="dxa" w:w="20"/>
+              <w:right w:type="dxa" w:w="60"/>
+            </w:tcMar>
+            <w:vAlign w:val="center"/>
+          </w:tcPr>
+          <w:p>
+            <w:pPr>
+              <w:jc w:val="left"/>
+            </w:pPr>
+            <w:r>
+              <w:rPr>
+                <w:rFonts w:ascii="Arial" w:cs="Arial" w:eastAsia="Arial" w:hAnsi="Arial"/>
+                <w:b/>
+                <w:bCs/>
+                <w:color w:val="000000"/>
+                <w:sz w:val="15"/>
+                <w:szCs w:val="15"/>
+              </w:rPr>
+              <w:t xml:space="preserve">Incremento neto anual de colegiados</w:t>
+            </w:r>
+          </w:p>
+        </w:tc>
+        <w:tc>
+          <w:tcPr>
+            <w:tcW w:type="dxa" w:w="1100"/>
+            <w:tcBorders>
+              <w:top w:val="single" w:color="000000" w:sz="4"/>
+              <w:left w:val="single" w:color="000000" w:sz="4"/>
+              <w:bottom w:val="single" w:color="000000" w:sz="4"/>
+              <w:right w:val="single" w:color="000000" w:sz="4"/>
+            </w:tcBorders>
+            <w:tcMar>
+              <w:top w:type="dxa" w:w="20"/>
+              <w:left w:type="dxa" w:w="60"/>
+              <w:bottom w:type="dxa" w:w="20"/>
+              <w:right w:type="dxa" w:w="60"/>
+            </w:tcMar>
+            <w:vAlign w:val="center"/>
+          </w:tcPr>
+          <w:p>
+            <w:pPr>
+              <w:jc w:val="center"/>
+            </w:pPr>
+            <w:r>
+              <w:rPr>
+                <w:rFonts w:ascii="Arial" w:cs="Arial" w:eastAsia="Arial" w:hAnsi="Arial"/>
+                <w:b/>
+                <w:bCs/>
+                <w:color w:val="000000"/>
+                <w:sz w:val="15"/>
+                <w:szCs w:val="15"/>
+              </w:rPr>
+              <w:t xml:space="preserve">135</w:t>
+            </w:r>
+          </w:p>
+        </w:tc>
+        <w:tc>
+          <w:tcPr>
+            <w:tcW w:type="dxa" w:w="3200"/>
+            <w:tcBorders>
+              <w:top w:val="single" w:color="000000" w:sz="4"/>
+              <w:left w:val="single" w:color="000000" w:sz="4"/>
+              <w:bottom w:val="single" w:color="000000" w:sz="4"/>
+              <w:right w:val="single" w:color="000000" w:sz="4"/>
+            </w:tcBorders>
+            <w:tcMar>
+              <w:top w:type="dxa" w:w="20"/>
+              <w:left w:type="dxa" w:w="60"/>
+              <w:bottom w:type="dxa" w:w="20"/>
+              <w:right w:type="dxa" w:w="60"/>
+            </w:tcMar>
+            <w:vAlign w:val="center"/>
+          </w:tcPr>
+          <w:p>
+            <w:pPr>
+              <w:jc w:val="center"/>
+            </w:pPr>
+            <w:r>
+              <w:rPr>
+                <w:rFonts w:ascii="Arial" w:cs="Arial" w:eastAsia="Arial" w:hAnsi="Arial"/>
+                <w:b/>
+                <w:bCs/>
+                <w:color w:val="000000"/>
+                <w:sz w:val="15"/>
+                <w:szCs w:val="15"/>
+              </w:rPr>
+              <w:t xml:space="preserve">167 nuevos + 50 ingresos − 82 traslados</w:t>
             </w:r>
           </w:p>
         </w:tc>
@@ -10768,7 +11817,7 @@
           <w:sz w:val="14"/>
           <w:szCs w:val="14"/>
         </w:rPr>
-        <w:t xml:space="preserve">Fuente: elaboración propia con datos de DIGEMID (2025). No incluye droguerías, laboratorios, farmacias de clínicas ni plazas del sector público.</w:t>
+        <w:t xml:space="preserve">Fuente: elaboración propia con datos de DIGEMID (2025-2026) y del CQFD Lambayeque. No incluye plazas del sector público, hospitales, laboratorios clínicos ni industria.</w:t>
       </w:r>
     </w:p>
     <w:p>
@@ -10800,7 +11849,7 @@
           <w:sz w:val="24"/>
           <w:szCs w:val="24"/>
         </w:rPr>
-        <w:t xml:space="preserve">, de los cuales 1 525 serían de naturaleza permanente; los profesionales universitarios abarcarían el 14,8 % de esta demanda. </w:t>
+        <w:t xml:space="preserve">, y </w:t>
       </w:r>
       <w:r>
         <w:rPr>
@@ -10818,7 +11867,7 @@
           <w:sz w:val="24"/>
           <w:szCs w:val="24"/>
         </w:rPr>
-        <w:t xml:space="preserve"> en la región (MTPE, 2024, pp. v y 15). Esta demanda técnica está ligada a la de Químicos Farmacéuticos, pues cada establecimiento que incorpora técnicos en farmacia requiere un QF responsable. </w:t>
+        <w:t xml:space="preserve"> en la región (MTPE, Demanda de ocupaciones en Lambayeque 2024, pp. v y 15). Para 2025, la demanda se eleva a </w:t>
       </w:r>
       <w:r>
         <w:rPr>
@@ -10827,17 +11876,16 @@
           <w:bCs/>
           <w:sz w:val="24"/>
           <w:szCs w:val="24"/>
-          <w:shd w:fill="FFFF00" w:color="auto" w:val="clear"/>
-        </w:rPr>
-        <w:t xml:space="preserve">[DATO PENDIENTE]</w:t>
-      </w:r>
-      <w:r>
-        <w:rPr>
-          <w:rFonts w:ascii="Calibri" w:cs="Calibri" w:eastAsia="Calibri" w:hAnsi="Calibri"/>
-          <w:sz w:val="24"/>
-          <w:szCs w:val="24"/>
-        </w:rPr>
-        <w:t xml:space="preserve"> Brecha de Químicos Farmacéuticos por 10 000 habitantes (MINSA – INFORHUS).</w:t>
+        </w:rPr>
+        <w:t xml:space="preserve">32 685 nuevos puestos de trabajo</w:t>
+      </w:r>
+      <w:r>
+        <w:rPr>
+          <w:rFonts w:ascii="Calibri" w:cs="Calibri" w:eastAsia="Calibri" w:hAnsi="Calibri"/>
+          <w:sz w:val="24"/>
+          <w:szCs w:val="24"/>
+        </w:rPr>
+        <w:t xml:space="preserve">, de los cuales el 12,3 % (4 011) requeriría profesionales universitarios (MTPE, Demanda de ocupaciones 2025; OSEL, 2025, p. 44). Como se indicó en la sección 5.1.1, el portal Mi Carrera del MTPE ubica a Farmacia en el sexto lugar entre las familias de carreras universitarias más demandadas en Lambayeque.</w:t>
       </w:r>
     </w:p>
     <w:p>
@@ -10851,7 +11899,7 @@
           <w:sz w:val="24"/>
           <w:szCs w:val="24"/>
         </w:rPr>
-        <w:t xml:space="preserve">De lo expuesto se observa que la mayor demanda corresponde a Químicos Farmacéuticos para la dirección técnica de establecimientos farmacéuticos, con alrededor de 260 nuevos establecimientos por año en la región, a los que se suman las plazas en hospitales, clínicas y laboratorios.</w:t>
+        <w:t xml:space="preserve">De lo expuesto se observa que la mayor demanda corresponde a Químicos Farmacéuticos para la dirección técnica de establecimientos farmacéuticos: la región necesitaría al menos 768 profesionales adicionales solo para cubrir los establecimientos existentes, y cada año se abren alrededor de 225 nuevos establecimientos, frente a un incremento neto de apenas 135 colegiados. A ello se suman las plazas en hospitales, clínicas, laboratorios clínicos y agroindustria.</w:t>
       </w:r>
     </w:p>
     <w:p>
@@ -10925,7 +11973,7 @@
           <w:sz w:val="24"/>
           <w:szCs w:val="24"/>
         </w:rPr>
-        <w:t xml:space="preserve">Desigualdad territorial: la pobreza en Ferreñafe (46,7 %) y Lambayeque (31,4 %) supera ampliamente la de Chiclayo (17,8 %); en 2025 cuatro distritos de la región no contaban con ninguna botica o farmacia privada (DIGEMID).</w:t>
+        <w:t xml:space="preserve">Desigualdad territorial: la pobreza en Ferreñafe (46,7 %) y Lambayeque (31,4 %) supera ampliamente la de Chiclayo (17,8 %); en junio de 2026 dos distritos de la región no contaban con ninguna botica o farmacia privada (DIGEMID).</w:t>
       </w:r>
     </w:p>
     <w:p>
@@ -10963,7 +12011,26 @@
           <w:sz w:val="24"/>
           <w:szCs w:val="24"/>
         </w:rPr>
-        <w:t xml:space="preserve">Baja proporción de profesionales: solo el 13,9 % de la PEA ocupada tiene educación universitaria (MTPE, 2022).</w:t>
+        <w:t xml:space="preserve">Baja proporción de profesionales: solo el 13,9 % de la PEA ocupada tiene educación universitaria (MTPE, 2022) y la región tiene alrededor de 6 Químicos Farmacéuticos por cada 10 000 habitantes (CQFD Lambayeque).</w:t>
+      </w:r>
+    </w:p>
+    <w:p>
+      <w:pPr>
+        <w:pStyle w:val="ListParagraph"/>
+        <w:numPr>
+          <w:ilvl w:val="0"/>
+          <w:numId w:val="2"/>
+        </w:numPr>
+        <w:spacing w:after="80" w:line="360"/>
+        <w:jc w:val="both"/>
+      </w:pPr>
+      <w:r>
+        <w:rPr>
+          <w:rFonts w:ascii="Calibri" w:cs="Calibri" w:eastAsia="Calibri" w:hAnsi="Calibri"/>
+          <w:sz w:val="24"/>
+          <w:szCs w:val="24"/>
+        </w:rPr>
+        <w:t xml:space="preserve">Jóvenes sin oportunidades: 65 097 jóvenes (19,7 %) no estudian ni trabajan, cuarto lugar nacional (OSEL, 2025); los jóvenes con educación universitaria perciben en promedio S/ 1 506 mensuales frente a S/ 1 121 de quienes solo tienen secundaria (EPEN 2024).</w:t>
       </w:r>
     </w:p>
     <w:p>
@@ -11026,7 +12093,7 @@
           <w:sz w:val="24"/>
           <w:szCs w:val="24"/>
         </w:rPr>
-        <w:t xml:space="preserve">, y el 84,0 % de ellas son informales (PRODUCE, p. 1). El comercio minorista de productos farmacéuticos, con 1 334 boticas independientes, es uno de los rubros con mayor número de establecimientos. El Químico Farmacéutico contribuye a la gestión técnico-sanitaria de boticas, farmacias y droguerías (Buenas Prácticas de Almacenamiento, Dispensación y Farmacovigilancia; gestión de inventarios y cadena de frío; cumplimiento normativo ante DIGEMID y la GERESA), a la formalización del sector y, en el sector público, a la gestión del suministro de medicamentos en redes y hospitales (SISMED), los comités farmacoterapéuticos y el uso racional de antimicrobianos.</w:t>
+        <w:t xml:space="preserve">, y el 84,0 % de ellas son informales (PRODUCE, p. 1). El comercio minorista de productos farmacéuticos, con 1 255 boticas y farmacias independientes (DIGEMID, junio 2026), es uno de los rubros con mayor número de establecimientos. El Químico Farmacéutico contribuye a la gestión técnico-sanitaria de boticas, farmacias y droguerías (Buenas Prácticas de Almacenamiento, Dispensación y Farmacovigilancia; gestión de inventarios y cadena de frío; cumplimiento normativo ante DIGEMID y la GERESA), a la formalización del sector y, en el sector público, a la gestión del suministro de medicamentos en redes y hospitales (SISMED), los comités farmacoterapéuticos y el uso racional de antimicrobianos.</w:t>
       </w:r>
     </w:p>
     <w:p>
@@ -11821,7 +12888,7 @@
           <w:sz w:val="24"/>
           <w:szCs w:val="24"/>
         </w:rPr>
-        <w:t xml:space="preserve">De las universidades y programas de formación universitaria en el departamento de Lambayeque, la única universidad licenciada identificada con Farmacia y Bioquímica es la UTP en Chiclayo, que abrió la carrera recién en 2025 (240 ingresantes en todas sus sedes); la UNPRG no ofrece la carrera </w:t>
+        <w:t xml:space="preserve">De las universidades y programas de formación universitaria en el departamento de Lambayeque, existen 6 universidades licenciadas (UNPRG, USAT, USS, UCV, UTP y USMP) con más de 125 programas de estudio y 96 355 matriculados en 2023; la </w:t>
       </w:r>
       <w:r>
         <w:rPr>
@@ -11830,17 +12897,16 @@
           <w:bCs/>
           <w:sz w:val="24"/>
           <w:szCs w:val="24"/>
-          <w:shd w:fill="FFFF00" w:color="auto" w:val="clear"/>
-        </w:rPr>
-        <w:t xml:space="preserve">[VERIFICAR]</w:t>
-      </w:r>
-      <w:r>
-        <w:rPr>
-          <w:rFonts w:ascii="Calibri" w:cs="Calibri" w:eastAsia="Calibri" w:hAnsi="Calibri"/>
-          <w:sz w:val="24"/>
-          <w:szCs w:val="24"/>
-        </w:rPr>
-        <w:t xml:space="preserve">. Las universidades que ofrecían la carrera sin licencia (Universidad de Chiclayo) o que operaban en la región sin licencia (Universidad de Lambayeque y Universidad Juan Mejía Baca) se encuentran en cese, lo que deja una demanda regional desatendida y estudiantes que se trasladan a otras ciudades.</w:t>
+        </w:rPr>
+        <w:t xml:space="preserve">USS es la universidad con mayor matrícula de la región (37 517 estudiantes en 2023)</w:t>
+      </w:r>
+      <w:r>
+        <w:rPr>
+          <w:rFonts w:ascii="Calibri" w:cs="Calibri" w:eastAsia="Calibri" w:hAnsi="Calibri"/>
+          <w:sz w:val="24"/>
+          <w:szCs w:val="24"/>
+        </w:rPr>
+        <w:t xml:space="preserve"> (INEI, Compendio Estadístico Lambayeque 2024, en OSEL 2025, pp. 47-49). La única universidad licenciada identificada con Farmacia y Bioquímica es la UTP en Chiclayo, que abrió la carrera recién en 2025 (240 ingresantes en todas sus sedes); la UNPRG no la ofrece. Las universidades que ofrecían la carrera sin licencia (Universidad de Chiclayo) o que operaban en la región sin licencia (Universidad de Lambayeque y Universidad Juan Mejía Baca) se encuentran en cese, lo que deja una demanda regional desatendida y estudiantes que se trasladan a otras ciudades.</w:t>
       </w:r>
     </w:p>
     <w:p>
@@ -16460,7 +17526,7 @@
           <w:sz w:val="24"/>
           <w:szCs w:val="24"/>
         </w:rPr>
-        <w:t xml:space="preserve">El presente informe técnico sustenta la pertinencia de crear el programa de estudios de Farmacia y Bioquímica en la región Lambayeque (Chiclayo). La exigencia legal de un Químico Farmacéutico en cada uno de los 1 530 establecimientos farmacéuticos privados de la región (y en los cerca de 260 que se abren cada año), la expansión hospitalaria de EsSalud, la demanda de diagnóstico analítico y control agroindustrial, la carga de enfermedad regional y el comercio ilegal de medicamentos generan una demanda estructural de estos profesionales, mientras que la oferta licenciada en la región es muy reducida tras el cese de universidades no licenciadas de Chiclayo.</w:t>
+        <w:t xml:space="preserve">El presente informe técnico sustenta la pertinencia de crear el programa de estudios de Farmacia y Bioquímica en la región Lambayeque (Chiclayo). La exigencia legal de un Químico Farmacéutico en cada uno de los 1 580 establecimientos farmacéuticos privados de la región, frente a solo 812 profesionales colegiados (y cerca de 225 establecimientos nuevos por año), la expansión hospitalaria de EsSalud, la demanda de diagnóstico analítico y control agroindustrial, la carga de enfermedad regional y el comercio ilegal de medicamentos generan una demanda estructural de estos profesionales, mientras que la oferta licenciada en la región es muy reducida tras el cese de universidades no licenciadas de Chiclayo.</w:t>
       </w:r>
     </w:p>
     <w:p>
@@ -16713,6 +17779,101 @@
           <w:szCs w:val="24"/>
         </w:rPr>
         <w:t xml:space="preserve">UTP (2025). Postulantes, ingresantes, matriculados y egresados pregrado 2022-2025 (datos al 31.10.2025).</w:t>
+      </w:r>
+    </w:p>
+    <w:p>
+      <w:pPr>
+        <w:pStyle w:val="ListParagraph"/>
+        <w:numPr>
+          <w:ilvl w:val="0"/>
+          <w:numId w:val="2"/>
+        </w:numPr>
+        <w:spacing w:after="80" w:line="360"/>
+        <w:jc w:val="both"/>
+      </w:pPr>
+      <w:r>
+        <w:rPr>
+          <w:rFonts w:ascii="Calibri" w:cs="Calibri" w:eastAsia="Calibri" w:hAnsi="Calibri"/>
+          <w:sz w:val="24"/>
+          <w:szCs w:val="24"/>
+        </w:rPr>
+        <w:t xml:space="preserve">DIGEMID – MINSA (2026). Boletín de Establecimientos Farmacéuticos, Año 6, Edición 11 (junio 2026).</w:t>
+      </w:r>
+    </w:p>
+    <w:p>
+      <w:pPr>
+        <w:pStyle w:val="ListParagraph"/>
+        <w:numPr>
+          <w:ilvl w:val="0"/>
+          <w:numId w:val="2"/>
+        </w:numPr>
+        <w:spacing w:after="80" w:line="360"/>
+        <w:jc w:val="both"/>
+      </w:pPr>
+      <w:r>
+        <w:rPr>
+          <w:rFonts w:ascii="Calibri" w:cs="Calibri" w:eastAsia="Calibri" w:hAnsi="Calibri"/>
+          <w:sz w:val="24"/>
+          <w:szCs w:val="24"/>
+        </w:rPr>
+        <w:t xml:space="preserve">GRTPE Lambayeque – OSEL (2025). Estudio N° 01: Mercado laboral de los jóvenes en la región Lambayeque.</w:t>
+      </w:r>
+    </w:p>
+    <w:p>
+      <w:pPr>
+        <w:pStyle w:val="ListParagraph"/>
+        <w:numPr>
+          <w:ilvl w:val="0"/>
+          <w:numId w:val="2"/>
+        </w:numPr>
+        <w:spacing w:after="80" w:line="360"/>
+        <w:jc w:val="both"/>
+      </w:pPr>
+      <w:r>
+        <w:rPr>
+          <w:rFonts w:ascii="Calibri" w:cs="Calibri" w:eastAsia="Calibri" w:hAnsi="Calibri"/>
+          <w:sz w:val="24"/>
+          <w:szCs w:val="24"/>
+        </w:rPr>
+        <w:t xml:space="preserve">MTPE (2025). Demanda de ocupaciones 2025 (Encuesta de Demanda Ocupacional 2024).</w:t>
+      </w:r>
+    </w:p>
+    <w:p>
+      <w:pPr>
+        <w:pStyle w:val="ListParagraph"/>
+        <w:numPr>
+          <w:ilvl w:val="0"/>
+          <w:numId w:val="2"/>
+        </w:numPr>
+        <w:spacing w:after="80" w:line="360"/>
+        <w:jc w:val="both"/>
+      </w:pPr>
+      <w:r>
+        <w:rPr>
+          <w:rFonts w:ascii="Calibri" w:cs="Calibri" w:eastAsia="Calibri" w:hAnsi="Calibri"/>
+          <w:sz w:val="24"/>
+          <w:szCs w:val="24"/>
+        </w:rPr>
+        <w:t xml:space="preserve">MTPE. Portal Mi Carrera – Carreras más demandadas (Lambayeque, universidad). micarrera.trabajo.gob.pe.</w:t>
+      </w:r>
+    </w:p>
+    <w:p>
+      <w:pPr>
+        <w:pStyle w:val="ListParagraph"/>
+        <w:numPr>
+          <w:ilvl w:val="0"/>
+          <w:numId w:val="2"/>
+        </w:numPr>
+        <w:spacing w:after="80" w:line="360"/>
+        <w:jc w:val="both"/>
+      </w:pPr>
+      <w:r>
+        <w:rPr>
+          <w:rFonts w:ascii="Calibri" w:cs="Calibri" w:eastAsia="Calibri" w:hAnsi="Calibri"/>
+          <w:sz w:val="24"/>
+          <w:szCs w:val="24"/>
+        </w:rPr>
+        <w:t xml:space="preserve">Colegio Químico Farmacéutico Departamental de Lambayeque. Memoria de Gestión, Consejo Directivo 2023-2024.</w:t>
       </w:r>
     </w:p>
     <w:p>

--- a/borradores/Informe_Pertinencia_Farmacia_Bioquimica_Lambayeque.docx
+++ b/borradores/Informe_Pertinencia_Farmacia_Bioquimica_Lambayeque.docx
@@ -6264,7 +6264,7 @@
           <w:sz w:val="14"/>
           <w:szCs w:val="14"/>
         </w:rPr>
-        <w:t xml:space="preserve">Fuente: elaboración propia. Porcentajes de interés supuestos: en el estudio DQE Norte 2025 de Arellano, Medicina concentra el 13 % de las preferencias y Farmacia no figura entre las cinco primeras (&lt; 6 %). Reemplazar por el resultado de la encuesta propia </w:t>
+        <w:t xml:space="preserve">Fuente: elaboración propia. Los escenarios se acotan con dos referencias: a nivel nacional, el 2,6 % de la población de 17 años a más que estudió o estudia educación superior no universitaria eligió carreras relacionadas con Farmacia y Bioquímica en 2018 (INEI, Indicadores de Educación por Departamentos 2008-2018, cap. 5, p. 8); y en el estudio DQE Norte 2025 de Arellano, Medicina concentra el 13 % de las preferencias y Farmacia no figura entre las cinco primeras (&lt; 6 %). Reemplazar por la tasa de interés efectivo de la encuesta propia (Anexo) </w:t>
       </w:r>
       <w:r>
         <w:rPr>
@@ -6539,6 +6539,48 @@
           <w:szCs w:val="24"/>
         </w:rPr>
         <w:t xml:space="preserve"> (técnicos de 1 a 2 años), y a Medicina y Enfermería entre las carreras universitarias más requeridas (MTPE, Demanda de ocupaciones en Lambayeque 2024, pp. 14-15). Esto muestra una demanda sostenida de personal especializado en salud, diagnóstico y gestión de medicamentos, impulsada por la expansión de las redes hospitalarias públicas y privadas en Chiclayo.</w:t>
+      </w:r>
+    </w:p>
+    <w:p>
+      <w:pPr>
+        <w:spacing w:after="120" w:line="360"/>
+        <w:jc w:val="both"/>
+      </w:pPr>
+      <w:r>
+        <w:rPr>
+          <w:rFonts w:ascii="Calibri" w:cs="Calibri" w:eastAsia="Calibri" w:hAnsi="Calibri"/>
+          <w:b/>
+          <w:bCs/>
+          <w:sz w:val="24"/>
+          <w:szCs w:val="24"/>
+        </w:rPr>
+        <w:t xml:space="preserve">d) Estudios de orientación vocacional en Lambayeque.</w:t>
+      </w:r>
+      <w:r>
+        <w:rPr>
+          <w:rFonts w:ascii="Calibri" w:cs="Calibri" w:eastAsia="Calibri" w:hAnsi="Calibri"/>
+          <w:sz w:val="24"/>
+          <w:szCs w:val="24"/>
+        </w:rPr>
+        <w:t xml:space="preserve"> Investigaciones recientes con escolares de la región describen el proceso de elección de carrera: un cuestionario de 27 ítems diseñado y validado para estudiantes de secundaria de Lambayeque, con tres dimensiones (factores personales, de agencia o capacidad de decisión y ambientales), V de Aiken = 1,00 y alfa de Cronbach = 0,904 (Villalobos Véliz et al., 2026, Areté 12(23)); una encuesta a estudiantes de quinto de secundaria de 15 a 17 años de colegios urbanos de Lambayeque (universo de 248 estudiantes; Revista EPT, USS); una encuesta en la I.E.P. Santa Lucía de Lambayeque sobre los factores de elección profesional (Repositorio USS); y un estudio con 31 estudiantes de quinto de secundaria de Chiclayo (Repositorio UPC). Además, la Gerencia Regional de Educación implementó la plataforma "Mi Carrera en tu Cole" para estudiantes de cuarto y quinto de secundaria. Estos estudios coinciden en que la elección de carrera depende de factores personales, familiares y económicos, y en que la orientación vocacional en los colegios es limitada; sin embargo, </w:t>
+      </w:r>
+      <w:r>
+        <w:rPr>
+          <w:rFonts w:ascii="Calibri" w:cs="Calibri" w:eastAsia="Calibri" w:hAnsi="Calibri"/>
+          <w:b/>
+          <w:bCs/>
+          <w:sz w:val="24"/>
+          <w:szCs w:val="24"/>
+        </w:rPr>
+        <w:t xml:space="preserve">ninguno reporta el porcentaje de escolares interesados en Farmacia y Bioquímica</w:t>
+      </w:r>
+      <w:r>
+        <w:rPr>
+          <w:rFonts w:ascii="Calibri" w:cs="Calibri" w:eastAsia="Calibri" w:hAnsi="Calibri"/>
+          <w:sz w:val="24"/>
+          <w:szCs w:val="24"/>
+        </w:rPr>
+        <w:t xml:space="preserve">. Por ello, se propone aplicar una encuesta propia de intención vocacional (Anexo), basada en las dimensiones del instrumento validado, cuyo resultado reemplazará los escenarios de la Tabla 4.</w:t>
       </w:r>
     </w:p>
     <w:p>
@@ -17588,6 +17630,425 @@
           <w:sz w:val="28"/>
           <w:szCs w:val="28"/>
         </w:rPr>
+        <w:t xml:space="preserve">ANEXO. ENCUESTA DE INTENCIÓN VOCACIONAL</w:t>
+      </w:r>
+    </w:p>
+    <w:p>
+      <w:pPr>
+        <w:spacing w:after="120" w:line="360"/>
+        <w:jc w:val="both"/>
+      </w:pPr>
+      <w:r>
+        <w:rPr>
+          <w:rFonts w:ascii="Calibri" w:cs="Calibri" w:eastAsia="Calibri" w:hAnsi="Calibri"/>
+          <w:sz w:val="24"/>
+          <w:szCs w:val="24"/>
+        </w:rPr>
+        <w:t xml:space="preserve">Para validar la demanda educativa se propone aplicar una encuesta a estudiantes de 4.° y 5.° de secundaria de la región (documento anexo: Encuesta_Intencion_Vocacional_Farmacia_Lambayeque.docx). Sus características principales son:</w:t>
+      </w:r>
+    </w:p>
+    <w:tbl>
+      <w:tblPr>
+        <w:tblW w:type="dxa" w:w="8400"/>
+        <w:jc w:val="center"/>
+        <w:tblBorders>
+          <w:top w:val="single" w:color="auto" w:sz="4"/>
+          <w:left w:val="single" w:color="auto" w:sz="4"/>
+          <w:bottom w:val="single" w:color="auto" w:sz="4"/>
+          <w:right w:val="single" w:color="auto" w:sz="4"/>
+          <w:insideH w:val="single" w:color="auto" w:sz="4"/>
+          <w:insideV w:val="single" w:color="auto" w:sz="4"/>
+        </w:tblBorders>
+      </w:tblPr>
+      <w:tblGrid>
+        <w:gridCol w:w="2400"/>
+        <w:gridCol w:w="6000"/>
+      </w:tblGrid>
+      <w:tr>
+        <w:trPr>
+          <w:tblHeader/>
+        </w:trPr>
+        <w:tc>
+          <w:tcPr>
+            <w:tcW w:type="dxa" w:w="2400"/>
+            <w:tcBorders>
+              <w:top w:val="single" w:color="000000" w:sz="4"/>
+              <w:left w:val="single" w:color="000000" w:sz="4"/>
+              <w:bottom w:val="single" w:color="000000" w:sz="4"/>
+              <w:right w:val="single" w:color="000000" w:sz="4"/>
+            </w:tcBorders>
+            <w:shd w:fill="1F4E2C" w:color="auto" w:val="clear"/>
+            <w:tcMar>
+              <w:top w:type="dxa" w:w="20"/>
+              <w:left w:type="dxa" w:w="60"/>
+              <w:bottom w:type="dxa" w:w="20"/>
+              <w:right w:type="dxa" w:w="60"/>
+            </w:tcMar>
+            <w:vAlign w:val="center"/>
+          </w:tcPr>
+          <w:p>
+            <w:pPr>
+              <w:jc w:val="center"/>
+            </w:pPr>
+            <w:r>
+              <w:rPr>
+                <w:rFonts w:ascii="Arial" w:cs="Arial" w:eastAsia="Arial" w:hAnsi="Arial"/>
+                <w:b/>
+                <w:bCs/>
+                <w:color w:val="FFFFFF"/>
+                <w:sz w:val="15"/>
+                <w:szCs w:val="15"/>
+              </w:rPr>
+              <w:t xml:space="preserve">Elemento</w:t>
+            </w:r>
+          </w:p>
+        </w:tc>
+        <w:tc>
+          <w:tcPr>
+            <w:tcW w:type="dxa" w:w="6000"/>
+            <w:tcBorders>
+              <w:top w:val="single" w:color="000000" w:sz="4"/>
+              <w:left w:val="single" w:color="000000" w:sz="4"/>
+              <w:bottom w:val="single" w:color="000000" w:sz="4"/>
+              <w:right w:val="single" w:color="000000" w:sz="4"/>
+            </w:tcBorders>
+            <w:shd w:fill="1F4E2C" w:color="auto" w:val="clear"/>
+            <w:tcMar>
+              <w:top w:type="dxa" w:w="20"/>
+              <w:left w:type="dxa" w:w="60"/>
+              <w:bottom w:type="dxa" w:w="20"/>
+              <w:right w:type="dxa" w:w="60"/>
+            </w:tcMar>
+            <w:vAlign w:val="center"/>
+          </w:tcPr>
+          <w:p>
+            <w:pPr>
+              <w:jc w:val="center"/>
+            </w:pPr>
+            <w:r>
+              <w:rPr>
+                <w:rFonts w:ascii="Arial" w:cs="Arial" w:eastAsia="Arial" w:hAnsi="Arial"/>
+                <w:b/>
+                <w:bCs/>
+                <w:color w:val="FFFFFF"/>
+                <w:sz w:val="15"/>
+                <w:szCs w:val="15"/>
+              </w:rPr>
+              <w:t xml:space="preserve">Descripción</w:t>
+            </w:r>
+          </w:p>
+        </w:tc>
+      </w:tr>
+      <w:tr>
+        <w:trPr>
+          <w:cantSplit/>
+        </w:trPr>
+        <w:tc>
+          <w:tcPr>
+            <w:tcW w:type="dxa" w:w="2400"/>
+            <w:tcBorders>
+              <w:top w:val="single" w:color="000000" w:sz="4"/>
+              <w:left w:val="single" w:color="000000" w:sz="4"/>
+              <w:bottom w:val="single" w:color="000000" w:sz="4"/>
+              <w:right w:val="single" w:color="000000" w:sz="4"/>
+            </w:tcBorders>
+            <w:tcMar>
+              <w:top w:type="dxa" w:w="20"/>
+              <w:left w:type="dxa" w:w="60"/>
+              <w:bottom w:type="dxa" w:w="20"/>
+              <w:right w:type="dxa" w:w="60"/>
+            </w:tcMar>
+            <w:vAlign w:val="center"/>
+          </w:tcPr>
+          <w:p>
+            <w:pPr>
+              <w:jc w:val="left"/>
+            </w:pPr>
+            <w:r>
+              <w:rPr>
+                <w:rFonts w:ascii="Arial" w:cs="Arial" w:eastAsia="Arial" w:hAnsi="Arial"/>
+                <w:b/>
+                <w:bCs/>
+                <w:color w:val="000000"/>
+                <w:sz w:val="15"/>
+                <w:szCs w:val="15"/>
+              </w:rPr>
+              <w:t xml:space="preserve">Muestra</w:t>
+            </w:r>
+          </w:p>
+        </w:tc>
+        <w:tc>
+          <w:tcPr>
+            <w:tcW w:type="dxa" w:w="6000"/>
+            <w:tcBorders>
+              <w:top w:val="single" w:color="000000" w:sz="4"/>
+              <w:left w:val="single" w:color="000000" w:sz="4"/>
+              <w:bottom w:val="single" w:color="000000" w:sz="4"/>
+              <w:right w:val="single" w:color="000000" w:sz="4"/>
+            </w:tcBorders>
+            <w:tcMar>
+              <w:top w:type="dxa" w:w="20"/>
+              <w:left w:type="dxa" w:w="60"/>
+              <w:bottom w:type="dxa" w:w="20"/>
+              <w:right w:type="dxa" w:w="60"/>
+            </w:tcMar>
+            <w:vAlign w:val="center"/>
+          </w:tcPr>
+          <w:p>
+            <w:pPr>
+              <w:jc w:val="center"/>
+            </w:pPr>
+            <w:r>
+              <w:rPr>
+                <w:rFonts w:ascii="Arial" w:cs="Arial" w:eastAsia="Arial" w:hAnsi="Arial"/>
+                <w:b/>
+                <w:bCs/>
+                <w:color w:val="000000"/>
+                <w:sz w:val="15"/>
+                <w:szCs w:val="15"/>
+              </w:rPr>
+              <w:t xml:space="preserve">384 estudiantes (95 % de confianza, ±5 % de error), más 10 % por no respuesta: 423 encuestas</w:t>
+            </w:r>
+          </w:p>
+        </w:tc>
+      </w:tr>
+      <w:tr>
+        <w:trPr>
+          <w:cantSplit/>
+        </w:trPr>
+        <w:tc>
+          <w:tcPr>
+            <w:tcW w:type="dxa" w:w="2400"/>
+            <w:tcBorders>
+              <w:top w:val="single" w:color="000000" w:sz="4"/>
+              <w:left w:val="single" w:color="000000" w:sz="4"/>
+              <w:bottom w:val="single" w:color="000000" w:sz="4"/>
+              <w:right w:val="single" w:color="000000" w:sz="4"/>
+            </w:tcBorders>
+            <w:tcMar>
+              <w:top w:type="dxa" w:w="20"/>
+              <w:left w:type="dxa" w:w="60"/>
+              <w:bottom w:type="dxa" w:w="20"/>
+              <w:right w:type="dxa" w:w="60"/>
+            </w:tcMar>
+            <w:vAlign w:val="center"/>
+          </w:tcPr>
+          <w:p>
+            <w:pPr>
+              <w:jc w:val="left"/>
+            </w:pPr>
+            <w:r>
+              <w:rPr>
+                <w:rFonts w:ascii="Arial" w:cs="Arial" w:eastAsia="Arial" w:hAnsi="Arial"/>
+                <w:b/>
+                <w:bCs/>
+                <w:color w:val="000000"/>
+                <w:sz w:val="15"/>
+                <w:szCs w:val="15"/>
+              </w:rPr>
+              <w:t xml:space="preserve">Distribución por provincia</w:t>
+            </w:r>
+          </w:p>
+        </w:tc>
+        <w:tc>
+          <w:tcPr>
+            <w:tcW w:type="dxa" w:w="6000"/>
+            <w:tcBorders>
+              <w:top w:val="single" w:color="000000" w:sz="4"/>
+              <w:left w:val="single" w:color="000000" w:sz="4"/>
+              <w:bottom w:val="single" w:color="000000" w:sz="4"/>
+              <w:right w:val="single" w:color="000000" w:sz="4"/>
+            </w:tcBorders>
+            <w:tcMar>
+              <w:top w:type="dxa" w:w="20"/>
+              <w:left w:type="dxa" w:w="60"/>
+              <w:bottom w:type="dxa" w:w="20"/>
+              <w:right w:type="dxa" w:w="60"/>
+            </w:tcMar>
+            <w:vAlign w:val="center"/>
+          </w:tcPr>
+          <w:p>
+            <w:pPr>
+              <w:jc w:val="center"/>
+            </w:pPr>
+            <w:r>
+              <w:rPr>
+                <w:rFonts w:ascii="Arial" w:cs="Arial" w:eastAsia="Arial" w:hAnsi="Arial"/>
+                <w:b/>
+                <w:bCs/>
+                <w:color w:val="000000"/>
+                <w:sz w:val="15"/>
+                <w:szCs w:val="15"/>
+              </w:rPr>
+              <w:t xml:space="preserve">Chiclayo 259, Lambayeque 97 y Ferreñafe 28 (proporcional a la población joven, Censo 2017)</w:t>
+            </w:r>
+          </w:p>
+        </w:tc>
+      </w:tr>
+      <w:tr>
+        <w:trPr>
+          <w:cantSplit/>
+        </w:trPr>
+        <w:tc>
+          <w:tcPr>
+            <w:tcW w:type="dxa" w:w="2400"/>
+            <w:tcBorders>
+              <w:top w:val="single" w:color="000000" w:sz="4"/>
+              <w:left w:val="single" w:color="000000" w:sz="4"/>
+              <w:bottom w:val="single" w:color="000000" w:sz="4"/>
+              <w:right w:val="single" w:color="000000" w:sz="4"/>
+            </w:tcBorders>
+            <w:tcMar>
+              <w:top w:type="dxa" w:w="20"/>
+              <w:left w:type="dxa" w:w="60"/>
+              <w:bottom w:type="dxa" w:w="20"/>
+              <w:right w:type="dxa" w:w="60"/>
+            </w:tcMar>
+            <w:vAlign w:val="center"/>
+          </w:tcPr>
+          <w:p>
+            <w:pPr>
+              <w:jc w:val="left"/>
+            </w:pPr>
+            <w:r>
+              <w:rPr>
+                <w:rFonts w:ascii="Arial" w:cs="Arial" w:eastAsia="Arial" w:hAnsi="Arial"/>
+                <w:b/>
+                <w:bCs/>
+                <w:color w:val="000000"/>
+                <w:sz w:val="15"/>
+                <w:szCs w:val="15"/>
+              </w:rPr>
+              <w:t xml:space="preserve">Contenido</w:t>
+            </w:r>
+          </w:p>
+        </w:tc>
+        <w:tc>
+          <w:tcPr>
+            <w:tcW w:type="dxa" w:w="6000"/>
+            <w:tcBorders>
+              <w:top w:val="single" w:color="000000" w:sz="4"/>
+              <w:left w:val="single" w:color="000000" w:sz="4"/>
+              <w:bottom w:val="single" w:color="000000" w:sz="4"/>
+              <w:right w:val="single" w:color="000000" w:sz="4"/>
+            </w:tcBorders>
+            <w:tcMar>
+              <w:top w:type="dxa" w:w="20"/>
+              <w:left w:type="dxa" w:w="60"/>
+              <w:bottom w:type="dxa" w:w="20"/>
+              <w:right w:type="dxa" w:w="60"/>
+            </w:tcMar>
+            <w:vAlign w:val="center"/>
+          </w:tcPr>
+          <w:p>
+            <w:pPr>
+              <w:jc w:val="center"/>
+            </w:pPr>
+            <w:r>
+              <w:rPr>
+                <w:rFonts w:ascii="Arial" w:cs="Arial" w:eastAsia="Arial" w:hAnsi="Arial"/>
+                <w:b/>
+                <w:bCs/>
+                <w:color w:val="000000"/>
+                <w:sz w:val="15"/>
+                <w:szCs w:val="15"/>
+              </w:rPr>
+              <w:t xml:space="preserve">17 preguntas: datos generales, planes después del colegio, carrera de interés, interés en Farmacia y Bioquímica, factores personales, de agencia y ambientales, y condiciones económicas</w:t>
+            </w:r>
+          </w:p>
+        </w:tc>
+      </w:tr>
+      <w:tr>
+        <w:trPr>
+          <w:cantSplit/>
+        </w:trPr>
+        <w:tc>
+          <w:tcPr>
+            <w:tcW w:type="dxa" w:w="2400"/>
+            <w:tcBorders>
+              <w:top w:val="single" w:color="000000" w:sz="4"/>
+              <w:left w:val="single" w:color="000000" w:sz="4"/>
+              <w:bottom w:val="single" w:color="000000" w:sz="4"/>
+              <w:right w:val="single" w:color="000000" w:sz="4"/>
+            </w:tcBorders>
+            <w:tcMar>
+              <w:top w:type="dxa" w:w="20"/>
+              <w:left w:type="dxa" w:w="60"/>
+              <w:bottom w:type="dxa" w:w="20"/>
+              <w:right w:type="dxa" w:w="60"/>
+            </w:tcMar>
+            <w:vAlign w:val="center"/>
+          </w:tcPr>
+          <w:p>
+            <w:pPr>
+              <w:jc w:val="left"/>
+            </w:pPr>
+            <w:r>
+              <w:rPr>
+                <w:rFonts w:ascii="Arial" w:cs="Arial" w:eastAsia="Arial" w:hAnsi="Arial"/>
+                <w:b/>
+                <w:bCs/>
+                <w:color w:val="000000"/>
+                <w:sz w:val="15"/>
+                <w:szCs w:val="15"/>
+              </w:rPr>
+              <w:t xml:space="preserve">Indicador clave</w:t>
+            </w:r>
+          </w:p>
+        </w:tc>
+        <w:tc>
+          <w:tcPr>
+            <w:tcW w:type="dxa" w:w="6000"/>
+            <w:tcBorders>
+              <w:top w:val="single" w:color="000000" w:sz="4"/>
+              <w:left w:val="single" w:color="000000" w:sz="4"/>
+              <w:bottom w:val="single" w:color="000000" w:sz="4"/>
+              <w:right w:val="single" w:color="000000" w:sz="4"/>
+            </w:tcBorders>
+            <w:tcMar>
+              <w:top w:type="dxa" w:w="20"/>
+              <w:left w:type="dxa" w:w="60"/>
+              <w:bottom w:type="dxa" w:w="20"/>
+              <w:right w:type="dxa" w:w="60"/>
+            </w:tcMar>
+            <w:vAlign w:val="center"/>
+          </w:tcPr>
+          <w:p>
+            <w:pPr>
+              <w:jc w:val="center"/>
+            </w:pPr>
+            <w:r>
+              <w:rPr>
+                <w:rFonts w:ascii="Arial" w:cs="Arial" w:eastAsia="Arial" w:hAnsi="Arial"/>
+                <w:b/>
+                <w:bCs/>
+                <w:color w:val="000000"/>
+                <w:sz w:val="15"/>
+                <w:szCs w:val="15"/>
+              </w:rPr>
+              <w:t xml:space="preserve">Tasa de interés efectivo = % "Definitivamente sí" + 0,5 × % "Probablemente sí" (pregunta 9), que se aplicará a la población objetivo de la Tabla 3</w:t>
+            </w:r>
+          </w:p>
+        </w:tc>
+      </w:tr>
+    </w:tbl>
+    <w:p>
+      <w:pPr>
+        <w:spacing w:after="120"/>
+      </w:pPr>
+    </w:p>
+    <w:p>
+      <w:pPr>
+        <w:keepNext/>
+        <w:spacing w:after="160" w:before="240"/>
+      </w:pPr>
+      <w:r>
+        <w:rPr>
+          <w:rFonts w:ascii="Calibri" w:cs="Calibri" w:eastAsia="Calibri" w:hAnsi="Calibri"/>
+          <w:color w:val="323E4F"/>
+          <w:sz w:val="28"/>
+          <w:szCs w:val="28"/>
+        </w:rPr>
         <w:t xml:space="preserve">REFERENCIAS</w:t>
       </w:r>
     </w:p>
@@ -17874,6 +18335,63 @@
           <w:szCs w:val="24"/>
         </w:rPr>
         <w:t xml:space="preserve">Colegio Químico Farmacéutico Departamental de Lambayeque. Memoria de Gestión, Consejo Directivo 2023-2024.</w:t>
+      </w:r>
+    </w:p>
+    <w:p>
+      <w:pPr>
+        <w:pStyle w:val="ListParagraph"/>
+        <w:numPr>
+          <w:ilvl w:val="0"/>
+          <w:numId w:val="2"/>
+        </w:numPr>
+        <w:spacing w:after="80" w:line="360"/>
+        <w:jc w:val="both"/>
+      </w:pPr>
+      <w:r>
+        <w:rPr>
+          <w:rFonts w:ascii="Calibri" w:cs="Calibri" w:eastAsia="Calibri" w:hAnsi="Calibri"/>
+          <w:sz w:val="24"/>
+          <w:szCs w:val="24"/>
+        </w:rPr>
+        <w:t xml:space="preserve">INEI (2019). Perú: Indicadores de Educación por Departamentos, 2008-2018. Capítulo 5: Profesiones o carreras universitarias.</w:t>
+      </w:r>
+    </w:p>
+    <w:p>
+      <w:pPr>
+        <w:pStyle w:val="ListParagraph"/>
+        <w:numPr>
+          <w:ilvl w:val="0"/>
+          <w:numId w:val="2"/>
+        </w:numPr>
+        <w:spacing w:after="80" w:line="360"/>
+        <w:jc w:val="both"/>
+      </w:pPr>
+      <w:r>
+        <w:rPr>
+          <w:rFonts w:ascii="Calibri" w:cs="Calibri" w:eastAsia="Calibri" w:hAnsi="Calibri"/>
+          <w:sz w:val="24"/>
+          <w:szCs w:val="24"/>
+        </w:rPr>
+        <w:t xml:space="preserve">Villalobos Véliz, L. del C., Hernández Fernández, B., et al. (2026). Orientación vocacional en escolares: diseño y validación de un instrumento diagnóstico. Areté, Revista Digital del Doctorado en Educación, 12(23).</w:t>
+      </w:r>
+    </w:p>
+    <w:p>
+      <w:pPr>
+        <w:pStyle w:val="ListParagraph"/>
+        <w:numPr>
+          <w:ilvl w:val="0"/>
+          <w:numId w:val="2"/>
+        </w:numPr>
+        <w:spacing w:after="80" w:line="360"/>
+        <w:jc w:val="both"/>
+      </w:pPr>
+      <w:r>
+        <w:rPr>
+          <w:rFonts w:ascii="Calibri" w:cs="Calibri" w:eastAsia="Calibri" w:hAnsi="Calibri"/>
+          <w:sz w:val="24"/>
+          <w:szCs w:val="24"/>
+        </w:rPr>
+        <w:t xml:space="preserve">Gerencia Regional de Educación Lambayeque. Plataforma "Mi Carrera en tu Cole".</w:t>
       </w:r>
     </w:p>
     <w:p>

--- a/borradores/Informe_Pertinencia_Farmacia_Bioquimica_Lambayeque.docx
+++ b/borradores/Informe_Pertinencia_Farmacia_Bioquimica_Lambayeque.docx
@@ -2674,7 +2674,7 @@
           <w:sz w:val="24"/>
           <w:szCs w:val="24"/>
         </w:rPr>
-        <w:t xml:space="preserve">La demanda se calcula con la misma lógica del informe de referencia: (1) población objetivo = población de Lambayeque de los NSE B, C y D, de 16 a 25 años, que cursa 5.° de secundaria o tiene secundaria completa sin estudios superiores; (2) demanda educativa = población objetivo × porcentaje interesado en estudiar Farmacia y Bioquímica (encuesta propia); (3) brecha = demanda educativa − oferta (ingresantes anuales de las universidades licenciadas que ofrecen la carrera en la región).</w:t>
+        <w:t xml:space="preserve">La demanda se calcula con la misma lógica del informe de referencia: (1) población objetivo = jóvenes de 15 a 29 años de Lambayeque de los NSE B, C y D que no se encuentran cursando estudios superiores; (2) demanda educativa = población objetivo × porcentaje interesado en estudiar Farmacia y Bioquímica (encuesta propia); (3) brecha = demanda educativa − oferta (ingresantes anuales de las universidades licenciadas que ofrecen la carrera en la región).</w:t>
       </w:r>
     </w:p>
     <w:p>
@@ -2842,7 +2842,7 @@
           <w:sz w:val="22"/>
           <w:szCs w:val="22"/>
         </w:rPr>
-        <w:t xml:space="preserve">Tabla 1. Población de Lambayeque según nivel socioeconómico</w:t>
+        <w:t xml:space="preserve">Tabla 1. Distribución de la población según nivel socioeconómico (APEIM 2025)</w:t>
       </w:r>
     </w:p>
     <w:tbl>
@@ -2859,12 +2859,13 @@
         </w:tblBorders>
       </w:tblPr>
       <w:tblGrid>
-        <w:gridCol w:w="3000"/>
-        <w:gridCol w:w="1050"/>
-        <w:gridCol w:w="1050"/>
-        <w:gridCol w:w="1050"/>
-        <w:gridCol w:w="1050"/>
-        <w:gridCol w:w="1200"/>
+        <w:gridCol w:w="2800"/>
+        <w:gridCol w:w="900"/>
+        <w:gridCol w:w="900"/>
+        <w:gridCol w:w="900"/>
+        <w:gridCol w:w="900"/>
+        <w:gridCol w:w="900"/>
+        <w:gridCol w:w="1100"/>
       </w:tblGrid>
       <w:tr>
         <w:trPr>
@@ -2872,7 +2873,7 @@
         </w:trPr>
         <w:tc>
           <w:tcPr>
-            <w:tcW w:type="dxa" w:w="3000"/>
+            <w:tcW w:type="dxa" w:w="2800"/>
             <w:tcBorders>
               <w:top w:val="single" w:color="000000" w:sz="4"/>
               <w:left w:val="single" w:color="000000" w:sz="4"/>
@@ -2907,7 +2908,7 @@
         </w:tc>
         <w:tc>
           <w:tcPr>
-            <w:tcW w:type="dxa" w:w="1050"/>
+            <w:tcW w:type="dxa" w:w="900"/>
             <w:tcBorders>
               <w:top w:val="single" w:color="000000" w:sz="4"/>
               <w:left w:val="single" w:color="000000" w:sz="4"/>
@@ -2936,13 +2937,13 @@
                 <w:sz w:val="15"/>
                 <w:szCs w:val="15"/>
               </w:rPr>
-              <w:t xml:space="preserve">NSE AB</w:t>
-            </w:r>
-          </w:p>
-        </w:tc>
-        <w:tc>
-          <w:tcPr>
-            <w:tcW w:type="dxa" w:w="1050"/>
+              <w:t xml:space="preserve">NSE A</w:t>
+            </w:r>
+          </w:p>
+        </w:tc>
+        <w:tc>
+          <w:tcPr>
+            <w:tcW w:type="dxa" w:w="900"/>
             <w:tcBorders>
               <w:top w:val="single" w:color="000000" w:sz="4"/>
               <w:left w:val="single" w:color="000000" w:sz="4"/>
@@ -2971,13 +2972,48 @@
                 <w:sz w:val="15"/>
                 <w:szCs w:val="15"/>
               </w:rPr>
+              <w:t xml:space="preserve">NSE B</w:t>
+            </w:r>
+          </w:p>
+        </w:tc>
+        <w:tc>
+          <w:tcPr>
+            <w:tcW w:type="dxa" w:w="900"/>
+            <w:tcBorders>
+              <w:top w:val="single" w:color="000000" w:sz="4"/>
+              <w:left w:val="single" w:color="000000" w:sz="4"/>
+              <w:bottom w:val="single" w:color="000000" w:sz="4"/>
+              <w:right w:val="single" w:color="000000" w:sz="4"/>
+            </w:tcBorders>
+            <w:shd w:fill="1F4E2C" w:color="auto" w:val="clear"/>
+            <w:tcMar>
+              <w:top w:type="dxa" w:w="20"/>
+              <w:left w:type="dxa" w:w="60"/>
+              <w:bottom w:type="dxa" w:w="20"/>
+              <w:right w:type="dxa" w:w="60"/>
+            </w:tcMar>
+            <w:vAlign w:val="center"/>
+          </w:tcPr>
+          <w:p>
+            <w:pPr>
+              <w:jc w:val="center"/>
+            </w:pPr>
+            <w:r>
+              <w:rPr>
+                <w:rFonts w:ascii="Arial" w:cs="Arial" w:eastAsia="Arial" w:hAnsi="Arial"/>
+                <w:b/>
+                <w:bCs/>
+                <w:color w:val="FFFFFF"/>
+                <w:sz w:val="15"/>
+                <w:szCs w:val="15"/>
+              </w:rPr>
               <w:t xml:space="preserve">NSE C</w:t>
             </w:r>
           </w:p>
         </w:tc>
         <w:tc>
           <w:tcPr>
-            <w:tcW w:type="dxa" w:w="1050"/>
+            <w:tcW w:type="dxa" w:w="900"/>
             <w:tcBorders>
               <w:top w:val="single" w:color="000000" w:sz="4"/>
               <w:left w:val="single" w:color="000000" w:sz="4"/>
@@ -3012,7 +3048,7 @@
         </w:tc>
         <w:tc>
           <w:tcPr>
-            <w:tcW w:type="dxa" w:w="1050"/>
+            <w:tcW w:type="dxa" w:w="900"/>
             <w:tcBorders>
               <w:top w:val="single" w:color="000000" w:sz="4"/>
               <w:left w:val="single" w:color="000000" w:sz="4"/>
@@ -3047,7 +3083,7 @@
         </w:tc>
         <w:tc>
           <w:tcPr>
-            <w:tcW w:type="dxa" w:w="1200"/>
+            <w:tcW w:type="dxa" w:w="1100"/>
             <w:tcBorders>
               <w:top w:val="single" w:color="000000" w:sz="4"/>
               <w:left w:val="single" w:color="000000" w:sz="4"/>
@@ -3087,7 +3123,7 @@
         </w:trPr>
         <w:tc>
           <w:tcPr>
-            <w:tcW w:type="dxa" w:w="3000"/>
+            <w:tcW w:type="dxa" w:w="2800"/>
             <w:tcBorders>
               <w:top w:val="single" w:color="000000" w:sz="4"/>
               <w:left w:val="single" w:color="000000" w:sz="4"/>
@@ -3115,149 +3151,183 @@
                 <w:sz w:val="15"/>
                 <w:szCs w:val="15"/>
               </w:rPr>
-              <w:t xml:space="preserve">Estructura socioeconómica (%)</w:t>
-            </w:r>
-          </w:p>
-        </w:tc>
-        <w:tc>
-          <w:tcPr>
-            <w:tcW w:type="dxa" w:w="1050"/>
-            <w:tcBorders>
-              <w:top w:val="single" w:color="000000" w:sz="4"/>
-              <w:left w:val="single" w:color="000000" w:sz="4"/>
-              <w:bottom w:val="single" w:color="000000" w:sz="4"/>
-              <w:right w:val="single" w:color="000000" w:sz="4"/>
-            </w:tcBorders>
-            <w:tcMar>
-              <w:top w:type="dxa" w:w="20"/>
-              <w:left w:type="dxa" w:w="60"/>
-              <w:bottom w:type="dxa" w:w="20"/>
-              <w:right w:type="dxa" w:w="60"/>
-            </w:tcMar>
-            <w:vAlign w:val="center"/>
-          </w:tcPr>
-          <w:p>
-            <w:pPr>
-              <w:jc w:val="center"/>
-            </w:pPr>
-            <w:r>
-              <w:rPr>
-                <w:rFonts w:ascii="Arial" w:cs="Arial" w:eastAsia="Arial" w:hAnsi="Arial"/>
-                <w:b/>
-                <w:bCs/>
-                <w:color w:val="000000"/>
-                <w:sz w:val="15"/>
-                <w:szCs w:val="15"/>
-              </w:rPr>
-              <w:t xml:space="preserve">10,5</w:t>
-            </w:r>
-          </w:p>
-        </w:tc>
-        <w:tc>
-          <w:tcPr>
-            <w:tcW w:type="dxa" w:w="1050"/>
-            <w:tcBorders>
-              <w:top w:val="single" w:color="000000" w:sz="4"/>
-              <w:left w:val="single" w:color="000000" w:sz="4"/>
-              <w:bottom w:val="single" w:color="000000" w:sz="4"/>
-              <w:right w:val="single" w:color="000000" w:sz="4"/>
-            </w:tcBorders>
-            <w:tcMar>
-              <w:top w:type="dxa" w:w="20"/>
-              <w:left w:type="dxa" w:w="60"/>
-              <w:bottom w:type="dxa" w:w="20"/>
-              <w:right w:type="dxa" w:w="60"/>
-            </w:tcMar>
-            <w:vAlign w:val="center"/>
-          </w:tcPr>
-          <w:p>
-            <w:pPr>
-              <w:jc w:val="center"/>
-            </w:pPr>
-            <w:r>
-              <w:rPr>
-                <w:rFonts w:ascii="Arial" w:cs="Arial" w:eastAsia="Arial" w:hAnsi="Arial"/>
-                <w:b/>
-                <w:bCs/>
-                <w:color w:val="000000"/>
-                <w:sz w:val="15"/>
-                <w:szCs w:val="15"/>
-              </w:rPr>
-              <w:t xml:space="preserve">23,8</w:t>
-            </w:r>
-          </w:p>
-        </w:tc>
-        <w:tc>
-          <w:tcPr>
-            <w:tcW w:type="dxa" w:w="1050"/>
-            <w:tcBorders>
-              <w:top w:val="single" w:color="000000" w:sz="4"/>
-              <w:left w:val="single" w:color="000000" w:sz="4"/>
-              <w:bottom w:val="single" w:color="000000" w:sz="4"/>
-              <w:right w:val="single" w:color="000000" w:sz="4"/>
-            </w:tcBorders>
-            <w:tcMar>
-              <w:top w:type="dxa" w:w="20"/>
-              <w:left w:type="dxa" w:w="60"/>
-              <w:bottom w:type="dxa" w:w="20"/>
-              <w:right w:type="dxa" w:w="60"/>
-            </w:tcMar>
-            <w:vAlign w:val="center"/>
-          </w:tcPr>
-          <w:p>
-            <w:pPr>
-              <w:jc w:val="center"/>
-            </w:pPr>
-            <w:r>
-              <w:rPr>
-                <w:rFonts w:ascii="Arial" w:cs="Arial" w:eastAsia="Arial" w:hAnsi="Arial"/>
-                <w:b/>
-                <w:bCs/>
-                <w:color w:val="000000"/>
-                <w:sz w:val="15"/>
-                <w:szCs w:val="15"/>
-              </w:rPr>
-              <w:t xml:space="preserve">30,7</w:t>
-            </w:r>
-          </w:p>
-        </w:tc>
-        <w:tc>
-          <w:tcPr>
-            <w:tcW w:type="dxa" w:w="1050"/>
-            <w:tcBorders>
-              <w:top w:val="single" w:color="000000" w:sz="4"/>
-              <w:left w:val="single" w:color="000000" w:sz="4"/>
-              <w:bottom w:val="single" w:color="000000" w:sz="4"/>
-              <w:right w:val="single" w:color="000000" w:sz="4"/>
-            </w:tcBorders>
-            <w:tcMar>
-              <w:top w:type="dxa" w:w="20"/>
-              <w:left w:type="dxa" w:w="60"/>
-              <w:bottom w:type="dxa" w:w="20"/>
-              <w:right w:type="dxa" w:w="60"/>
-            </w:tcMar>
-            <w:vAlign w:val="center"/>
-          </w:tcPr>
-          <w:p>
-            <w:pPr>
-              <w:jc w:val="center"/>
-            </w:pPr>
-            <w:r>
-              <w:rPr>
-                <w:rFonts w:ascii="Arial" w:cs="Arial" w:eastAsia="Arial" w:hAnsi="Arial"/>
-                <w:b/>
-                <w:bCs/>
-                <w:color w:val="000000"/>
-                <w:sz w:val="15"/>
-                <w:szCs w:val="15"/>
-              </w:rPr>
-              <w:t xml:space="preserve">35,0</w:t>
-            </w:r>
-          </w:p>
-        </w:tc>
-        <w:tc>
-          <w:tcPr>
-            <w:tcW w:type="dxa" w:w="1200"/>
+              <w:t xml:space="preserve">Distribución de hogares, Perú (%)</w:t>
+            </w:r>
+          </w:p>
+        </w:tc>
+        <w:tc>
+          <w:tcPr>
+            <w:tcW w:type="dxa" w:w="900"/>
+            <w:tcBorders>
+              <w:top w:val="single" w:color="000000" w:sz="4"/>
+              <w:left w:val="single" w:color="000000" w:sz="4"/>
+              <w:bottom w:val="single" w:color="000000" w:sz="4"/>
+              <w:right w:val="single" w:color="000000" w:sz="4"/>
+            </w:tcBorders>
+            <w:tcMar>
+              <w:top w:type="dxa" w:w="20"/>
+              <w:left w:type="dxa" w:w="60"/>
+              <w:bottom w:type="dxa" w:w="20"/>
+              <w:right w:type="dxa" w:w="60"/>
+            </w:tcMar>
+            <w:vAlign w:val="center"/>
+          </w:tcPr>
+          <w:p>
+            <w:pPr>
+              <w:jc w:val="center"/>
+            </w:pPr>
+            <w:r>
+              <w:rPr>
+                <w:rFonts w:ascii="Arial" w:cs="Arial" w:eastAsia="Arial" w:hAnsi="Arial"/>
+                <w:b/>
+                <w:bCs/>
+                <w:color w:val="000000"/>
+                <w:sz w:val="15"/>
+                <w:szCs w:val="15"/>
+              </w:rPr>
+              <w:t xml:space="preserve">1,0</w:t>
+            </w:r>
+          </w:p>
+        </w:tc>
+        <w:tc>
+          <w:tcPr>
+            <w:tcW w:type="dxa" w:w="900"/>
+            <w:tcBorders>
+              <w:top w:val="single" w:color="000000" w:sz="4"/>
+              <w:left w:val="single" w:color="000000" w:sz="4"/>
+              <w:bottom w:val="single" w:color="000000" w:sz="4"/>
+              <w:right w:val="single" w:color="000000" w:sz="4"/>
+            </w:tcBorders>
+            <w:tcMar>
+              <w:top w:type="dxa" w:w="20"/>
+              <w:left w:type="dxa" w:w="60"/>
+              <w:bottom w:type="dxa" w:w="20"/>
+              <w:right w:type="dxa" w:w="60"/>
+            </w:tcMar>
+            <w:vAlign w:val="center"/>
+          </w:tcPr>
+          <w:p>
+            <w:pPr>
+              <w:jc w:val="center"/>
+            </w:pPr>
+            <w:r>
+              <w:rPr>
+                <w:rFonts w:ascii="Arial" w:cs="Arial" w:eastAsia="Arial" w:hAnsi="Arial"/>
+                <w:b/>
+                <w:bCs/>
+                <w:color w:val="000000"/>
+                <w:sz w:val="15"/>
+                <w:szCs w:val="15"/>
+              </w:rPr>
+              <w:t xml:space="preserve">9,4</w:t>
+            </w:r>
+          </w:p>
+        </w:tc>
+        <w:tc>
+          <w:tcPr>
+            <w:tcW w:type="dxa" w:w="900"/>
+            <w:tcBorders>
+              <w:top w:val="single" w:color="000000" w:sz="4"/>
+              <w:left w:val="single" w:color="000000" w:sz="4"/>
+              <w:bottom w:val="single" w:color="000000" w:sz="4"/>
+              <w:right w:val="single" w:color="000000" w:sz="4"/>
+            </w:tcBorders>
+            <w:tcMar>
+              <w:top w:type="dxa" w:w="20"/>
+              <w:left w:type="dxa" w:w="60"/>
+              <w:bottom w:type="dxa" w:w="20"/>
+              <w:right w:type="dxa" w:w="60"/>
+            </w:tcMar>
+            <w:vAlign w:val="center"/>
+          </w:tcPr>
+          <w:p>
+            <w:pPr>
+              <w:jc w:val="center"/>
+            </w:pPr>
+            <w:r>
+              <w:rPr>
+                <w:rFonts w:ascii="Arial" w:cs="Arial" w:eastAsia="Arial" w:hAnsi="Arial"/>
+                <w:b/>
+                <w:bCs/>
+                <w:color w:val="000000"/>
+                <w:sz w:val="15"/>
+                <w:szCs w:val="15"/>
+              </w:rPr>
+              <w:t xml:space="preserve">28,1</w:t>
+            </w:r>
+          </w:p>
+        </w:tc>
+        <w:tc>
+          <w:tcPr>
+            <w:tcW w:type="dxa" w:w="900"/>
+            <w:tcBorders>
+              <w:top w:val="single" w:color="000000" w:sz="4"/>
+              <w:left w:val="single" w:color="000000" w:sz="4"/>
+              <w:bottom w:val="single" w:color="000000" w:sz="4"/>
+              <w:right w:val="single" w:color="000000" w:sz="4"/>
+            </w:tcBorders>
+            <w:tcMar>
+              <w:top w:type="dxa" w:w="20"/>
+              <w:left w:type="dxa" w:w="60"/>
+              <w:bottom w:type="dxa" w:w="20"/>
+              <w:right w:type="dxa" w:w="60"/>
+            </w:tcMar>
+            <w:vAlign w:val="center"/>
+          </w:tcPr>
+          <w:p>
+            <w:pPr>
+              <w:jc w:val="center"/>
+            </w:pPr>
+            <w:r>
+              <w:rPr>
+                <w:rFonts w:ascii="Arial" w:cs="Arial" w:eastAsia="Arial" w:hAnsi="Arial"/>
+                <w:b/>
+                <w:bCs/>
+                <w:color w:val="000000"/>
+                <w:sz w:val="15"/>
+                <w:szCs w:val="15"/>
+              </w:rPr>
+              <w:t xml:space="preserve">31,3</w:t>
+            </w:r>
+          </w:p>
+        </w:tc>
+        <w:tc>
+          <w:tcPr>
+            <w:tcW w:type="dxa" w:w="900"/>
+            <w:tcBorders>
+              <w:top w:val="single" w:color="000000" w:sz="4"/>
+              <w:left w:val="single" w:color="000000" w:sz="4"/>
+              <w:bottom w:val="single" w:color="000000" w:sz="4"/>
+              <w:right w:val="single" w:color="000000" w:sz="4"/>
+            </w:tcBorders>
+            <w:tcMar>
+              <w:top w:type="dxa" w:w="20"/>
+              <w:left w:type="dxa" w:w="60"/>
+              <w:bottom w:type="dxa" w:w="20"/>
+              <w:right w:type="dxa" w:w="60"/>
+            </w:tcMar>
+            <w:vAlign w:val="center"/>
+          </w:tcPr>
+          <w:p>
+            <w:pPr>
+              <w:jc w:val="center"/>
+            </w:pPr>
+            <w:r>
+              <w:rPr>
+                <w:rFonts w:ascii="Arial" w:cs="Arial" w:eastAsia="Arial" w:hAnsi="Arial"/>
+                <w:b/>
+                <w:bCs/>
+                <w:color w:val="000000"/>
+                <w:sz w:val="15"/>
+                <w:szCs w:val="15"/>
+              </w:rPr>
+              <w:t xml:space="preserve">30,2</w:t>
+            </w:r>
+          </w:p>
+        </w:tc>
+        <w:tc>
+          <w:tcPr>
+            <w:tcW w:type="dxa" w:w="1100"/>
             <w:tcBorders>
               <w:top w:val="single" w:color="000000" w:sz="4"/>
               <w:left w:val="single" w:color="000000" w:sz="4"/>
@@ -3296,7 +3366,7 @@
         </w:trPr>
         <w:tc>
           <w:tcPr>
-            <w:tcW w:type="dxa" w:w="3000"/>
+            <w:tcW w:type="dxa" w:w="2800"/>
             <w:tcBorders>
               <w:top w:val="single" w:color="000000" w:sz="4"/>
               <w:left w:val="single" w:color="000000" w:sz="4"/>
@@ -3324,149 +3394,183 @@
                 <w:sz w:val="15"/>
                 <w:szCs w:val="15"/>
               </w:rPr>
-              <w:t xml:space="preserve">Población estimada 2024 (hab.)</w:t>
-            </w:r>
-          </w:p>
-        </w:tc>
-        <w:tc>
-          <w:tcPr>
-            <w:tcW w:type="dxa" w:w="1050"/>
-            <w:tcBorders>
-              <w:top w:val="single" w:color="000000" w:sz="4"/>
-              <w:left w:val="single" w:color="000000" w:sz="4"/>
-              <w:bottom w:val="single" w:color="000000" w:sz="4"/>
-              <w:right w:val="single" w:color="000000" w:sz="4"/>
-            </w:tcBorders>
-            <w:tcMar>
-              <w:top w:type="dxa" w:w="20"/>
-              <w:left w:type="dxa" w:w="60"/>
-              <w:bottom w:type="dxa" w:w="20"/>
-              <w:right w:type="dxa" w:w="60"/>
-            </w:tcMar>
-            <w:vAlign w:val="center"/>
-          </w:tcPr>
-          <w:p>
-            <w:pPr>
-              <w:jc w:val="center"/>
-            </w:pPr>
-            <w:r>
-              <w:rPr>
-                <w:rFonts w:ascii="Arial" w:cs="Arial" w:eastAsia="Arial" w:hAnsi="Arial"/>
-                <w:b/>
-                <w:bCs/>
-                <w:color w:val="000000"/>
-                <w:sz w:val="15"/>
-                <w:szCs w:val="15"/>
-              </w:rPr>
-              <w:t xml:space="preserve">142 401</w:t>
-            </w:r>
-          </w:p>
-        </w:tc>
-        <w:tc>
-          <w:tcPr>
-            <w:tcW w:type="dxa" w:w="1050"/>
-            <w:tcBorders>
-              <w:top w:val="single" w:color="000000" w:sz="4"/>
-              <w:left w:val="single" w:color="000000" w:sz="4"/>
-              <w:bottom w:val="single" w:color="000000" w:sz="4"/>
-              <w:right w:val="single" w:color="000000" w:sz="4"/>
-            </w:tcBorders>
-            <w:tcMar>
-              <w:top w:type="dxa" w:w="20"/>
-              <w:left w:type="dxa" w:w="60"/>
-              <w:bottom w:type="dxa" w:w="20"/>
-              <w:right w:type="dxa" w:w="60"/>
-            </w:tcMar>
-            <w:vAlign w:val="center"/>
-          </w:tcPr>
-          <w:p>
-            <w:pPr>
-              <w:jc w:val="center"/>
-            </w:pPr>
-            <w:r>
-              <w:rPr>
-                <w:rFonts w:ascii="Arial" w:cs="Arial" w:eastAsia="Arial" w:hAnsi="Arial"/>
-                <w:b/>
-                <w:bCs/>
-                <w:color w:val="000000"/>
-                <w:sz w:val="15"/>
-                <w:szCs w:val="15"/>
-              </w:rPr>
-              <w:t xml:space="preserve">322 776</w:t>
-            </w:r>
-          </w:p>
-        </w:tc>
-        <w:tc>
-          <w:tcPr>
-            <w:tcW w:type="dxa" w:w="1050"/>
-            <w:tcBorders>
-              <w:top w:val="single" w:color="000000" w:sz="4"/>
-              <w:left w:val="single" w:color="000000" w:sz="4"/>
-              <w:bottom w:val="single" w:color="000000" w:sz="4"/>
-              <w:right w:val="single" w:color="000000" w:sz="4"/>
-            </w:tcBorders>
-            <w:tcMar>
-              <w:top w:type="dxa" w:w="20"/>
-              <w:left w:type="dxa" w:w="60"/>
-              <w:bottom w:type="dxa" w:w="20"/>
-              <w:right w:type="dxa" w:w="60"/>
-            </w:tcMar>
-            <w:vAlign w:val="center"/>
-          </w:tcPr>
-          <w:p>
-            <w:pPr>
-              <w:jc w:val="center"/>
-            </w:pPr>
-            <w:r>
-              <w:rPr>
-                <w:rFonts w:ascii="Arial" w:cs="Arial" w:eastAsia="Arial" w:hAnsi="Arial"/>
-                <w:b/>
-                <w:bCs/>
-                <w:color w:val="000000"/>
-                <w:sz w:val="15"/>
-                <w:szCs w:val="15"/>
-              </w:rPr>
-              <w:t xml:space="preserve">416 354</w:t>
-            </w:r>
-          </w:p>
-        </w:tc>
-        <w:tc>
-          <w:tcPr>
-            <w:tcW w:type="dxa" w:w="1050"/>
-            <w:tcBorders>
-              <w:top w:val="single" w:color="000000" w:sz="4"/>
-              <w:left w:val="single" w:color="000000" w:sz="4"/>
-              <w:bottom w:val="single" w:color="000000" w:sz="4"/>
-              <w:right w:val="single" w:color="000000" w:sz="4"/>
-            </w:tcBorders>
-            <w:tcMar>
-              <w:top w:type="dxa" w:w="20"/>
-              <w:left w:type="dxa" w:w="60"/>
-              <w:bottom w:type="dxa" w:w="20"/>
-              <w:right w:type="dxa" w:w="60"/>
-            </w:tcMar>
-            <w:vAlign w:val="center"/>
-          </w:tcPr>
-          <w:p>
-            <w:pPr>
-              <w:jc w:val="center"/>
-            </w:pPr>
-            <w:r>
-              <w:rPr>
-                <w:rFonts w:ascii="Arial" w:cs="Arial" w:eastAsia="Arial" w:hAnsi="Arial"/>
-                <w:b/>
-                <w:bCs/>
-                <w:color w:val="000000"/>
-                <w:sz w:val="15"/>
-                <w:szCs w:val="15"/>
-              </w:rPr>
-              <w:t xml:space="preserve">474 671</w:t>
-            </w:r>
-          </w:p>
-        </w:tc>
-        <w:tc>
-          <w:tcPr>
-            <w:tcW w:type="dxa" w:w="1200"/>
+              <w:t xml:space="preserve">Aplicada a Lambayeque, 2024 (hab.)</w:t>
+            </w:r>
+          </w:p>
+        </w:tc>
+        <w:tc>
+          <w:tcPr>
+            <w:tcW w:type="dxa" w:w="900"/>
+            <w:tcBorders>
+              <w:top w:val="single" w:color="000000" w:sz="4"/>
+              <w:left w:val="single" w:color="000000" w:sz="4"/>
+              <w:bottom w:val="single" w:color="000000" w:sz="4"/>
+              <w:right w:val="single" w:color="000000" w:sz="4"/>
+            </w:tcBorders>
+            <w:tcMar>
+              <w:top w:type="dxa" w:w="20"/>
+              <w:left w:type="dxa" w:w="60"/>
+              <w:bottom w:type="dxa" w:w="20"/>
+              <w:right w:type="dxa" w:w="60"/>
+            </w:tcMar>
+            <w:vAlign w:val="center"/>
+          </w:tcPr>
+          <w:p>
+            <w:pPr>
+              <w:jc w:val="center"/>
+            </w:pPr>
+            <w:r>
+              <w:rPr>
+                <w:rFonts w:ascii="Arial" w:cs="Arial" w:eastAsia="Arial" w:hAnsi="Arial"/>
+                <w:b/>
+                <w:bCs/>
+                <w:color w:val="000000"/>
+                <w:sz w:val="15"/>
+                <w:szCs w:val="15"/>
+              </w:rPr>
+              <w:t xml:space="preserve">13 562</w:t>
+            </w:r>
+          </w:p>
+        </w:tc>
+        <w:tc>
+          <w:tcPr>
+            <w:tcW w:type="dxa" w:w="900"/>
+            <w:tcBorders>
+              <w:top w:val="single" w:color="000000" w:sz="4"/>
+              <w:left w:val="single" w:color="000000" w:sz="4"/>
+              <w:bottom w:val="single" w:color="000000" w:sz="4"/>
+              <w:right w:val="single" w:color="000000" w:sz="4"/>
+            </w:tcBorders>
+            <w:tcMar>
+              <w:top w:type="dxa" w:w="20"/>
+              <w:left w:type="dxa" w:w="60"/>
+              <w:bottom w:type="dxa" w:w="20"/>
+              <w:right w:type="dxa" w:w="60"/>
+            </w:tcMar>
+            <w:vAlign w:val="center"/>
+          </w:tcPr>
+          <w:p>
+            <w:pPr>
+              <w:jc w:val="center"/>
+            </w:pPr>
+            <w:r>
+              <w:rPr>
+                <w:rFonts w:ascii="Arial" w:cs="Arial" w:eastAsia="Arial" w:hAnsi="Arial"/>
+                <w:b/>
+                <w:bCs/>
+                <w:color w:val="000000"/>
+                <w:sz w:val="15"/>
+                <w:szCs w:val="15"/>
+              </w:rPr>
+              <w:t xml:space="preserve">127 483</w:t>
+            </w:r>
+          </w:p>
+        </w:tc>
+        <w:tc>
+          <w:tcPr>
+            <w:tcW w:type="dxa" w:w="900"/>
+            <w:tcBorders>
+              <w:top w:val="single" w:color="000000" w:sz="4"/>
+              <w:left w:val="single" w:color="000000" w:sz="4"/>
+              <w:bottom w:val="single" w:color="000000" w:sz="4"/>
+              <w:right w:val="single" w:color="000000" w:sz="4"/>
+            </w:tcBorders>
+            <w:tcMar>
+              <w:top w:type="dxa" w:w="20"/>
+              <w:left w:type="dxa" w:w="60"/>
+              <w:bottom w:type="dxa" w:w="20"/>
+              <w:right w:type="dxa" w:w="60"/>
+            </w:tcMar>
+            <w:vAlign w:val="center"/>
+          </w:tcPr>
+          <w:p>
+            <w:pPr>
+              <w:jc w:val="center"/>
+            </w:pPr>
+            <w:r>
+              <w:rPr>
+                <w:rFonts w:ascii="Arial" w:cs="Arial" w:eastAsia="Arial" w:hAnsi="Arial"/>
+                <w:b/>
+                <w:bCs/>
+                <w:color w:val="000000"/>
+                <w:sz w:val="15"/>
+                <w:szCs w:val="15"/>
+              </w:rPr>
+              <w:t xml:space="preserve">381 093</w:t>
+            </w:r>
+          </w:p>
+        </w:tc>
+        <w:tc>
+          <w:tcPr>
+            <w:tcW w:type="dxa" w:w="900"/>
+            <w:tcBorders>
+              <w:top w:val="single" w:color="000000" w:sz="4"/>
+              <w:left w:val="single" w:color="000000" w:sz="4"/>
+              <w:bottom w:val="single" w:color="000000" w:sz="4"/>
+              <w:right w:val="single" w:color="000000" w:sz="4"/>
+            </w:tcBorders>
+            <w:tcMar>
+              <w:top w:type="dxa" w:w="20"/>
+              <w:left w:type="dxa" w:w="60"/>
+              <w:bottom w:type="dxa" w:w="20"/>
+              <w:right w:type="dxa" w:w="60"/>
+            </w:tcMar>
+            <w:vAlign w:val="center"/>
+          </w:tcPr>
+          <w:p>
+            <w:pPr>
+              <w:jc w:val="center"/>
+            </w:pPr>
+            <w:r>
+              <w:rPr>
+                <w:rFonts w:ascii="Arial" w:cs="Arial" w:eastAsia="Arial" w:hAnsi="Arial"/>
+                <w:b/>
+                <w:bCs/>
+                <w:color w:val="000000"/>
+                <w:sz w:val="15"/>
+                <w:szCs w:val="15"/>
+              </w:rPr>
+              <w:t xml:space="preserve">424 491</w:t>
+            </w:r>
+          </w:p>
+        </w:tc>
+        <w:tc>
+          <w:tcPr>
+            <w:tcW w:type="dxa" w:w="900"/>
+            <w:tcBorders>
+              <w:top w:val="single" w:color="000000" w:sz="4"/>
+              <w:left w:val="single" w:color="000000" w:sz="4"/>
+              <w:bottom w:val="single" w:color="000000" w:sz="4"/>
+              <w:right w:val="single" w:color="000000" w:sz="4"/>
+            </w:tcBorders>
+            <w:tcMar>
+              <w:top w:type="dxa" w:w="20"/>
+              <w:left w:type="dxa" w:w="60"/>
+              <w:bottom w:type="dxa" w:w="20"/>
+              <w:right w:type="dxa" w:w="60"/>
+            </w:tcMar>
+            <w:vAlign w:val="center"/>
+          </w:tcPr>
+          <w:p>
+            <w:pPr>
+              <w:jc w:val="center"/>
+            </w:pPr>
+            <w:r>
+              <w:rPr>
+                <w:rFonts w:ascii="Arial" w:cs="Arial" w:eastAsia="Arial" w:hAnsi="Arial"/>
+                <w:b/>
+                <w:bCs/>
+                <w:color w:val="000000"/>
+                <w:sz w:val="15"/>
+                <w:szCs w:val="15"/>
+              </w:rPr>
+              <w:t xml:space="preserve">409 573</w:t>
+            </w:r>
+          </w:p>
+        </w:tc>
+        <w:tc>
+          <w:tcPr>
+            <w:tcW w:type="dxa" w:w="1100"/>
             <w:tcBorders>
               <w:top w:val="single" w:color="000000" w:sz="4"/>
               <w:left w:val="single" w:color="000000" w:sz="4"/>
@@ -3515,7 +3619,7 @@
           <w:sz w:val="14"/>
           <w:szCs w:val="14"/>
         </w:rPr>
-        <w:t xml:space="preserve">Fuente: población total, PRODUCE (2025) sobre INEI; estructura NSE, CPI (en SINEACE, Caracterización de la región Lambayeque). La estructura NSE corresponde a una medición anterior; actualizar con CPI "Perú: Población 2024" </w:t>
+        <w:t xml:space="preserve">Fuente: APEIM, Niveles Socioeconómicos 2025 (data ENAHO 2024), p. 17; población total, PRODUCE (2025). La síntesis de APEIM solo publica Lima Metropolitana y Perú total; se aplica la distribución nacional a Lambayeque. Actualizar con el informe completo de APEIM, que incluye el desagregado por departamento </w:t>
       </w:r>
       <w:r>
         <w:rPr>
@@ -4362,7 +4466,7 @@
                 <w:sz w:val="15"/>
                 <w:szCs w:val="15"/>
               </w:rPr>
-              <w:t xml:space="preserve">Jóvenes que no estudian, en NSE C y D (54,5 %)</w:t>
+              <w:t xml:space="preserve">Jóvenes que no estudian, en NSE B, C y D (68,8 %)</w:t>
             </w:r>
           </w:p>
         </w:tc>
@@ -4430,7 +4534,7 @@
                 <w:sz w:val="15"/>
                 <w:szCs w:val="15"/>
               </w:rPr>
-              <w:t xml:space="preserve">111 735</w:t>
+              <w:t xml:space="preserve">141 052</w:t>
             </w:r>
           </w:p>
         </w:tc>
@@ -4451,7 +4555,7 @@
           <w:sz w:val="14"/>
           <w:szCs w:val="14"/>
         </w:rPr>
-        <w:t xml:space="preserve">Fuente: INEI – ENAHO 2024, en GRTPE–OSEL Lambayeque, Mercado laboral de los jóvenes en la región Lambayeque (2025), p. 56; NSE, CPI. Elaboración propia para las dos últimas filas.</w:t>
+        <w:t xml:space="preserve">Fuente: INEI – ENAHO 2024, en GRTPE–OSEL Lambayeque, Mercado laboral de los jóvenes en la región Lambayeque (2025), p. 56; NSE, APEIM 2025. Elaboración propia para las dos últimas filas.</w:t>
       </w:r>
     </w:p>
     <w:p>
@@ -4465,7 +4569,7 @@
           <w:sz w:val="24"/>
           <w:szCs w:val="24"/>
         </w:rPr>
-        <w:t xml:space="preserve">La población objetivo se aproxima con los jóvenes de 15 a 29 años que no estudian, es decir, los que solo trabajan o no estudian ni trabajan (NINI), pertenecientes a los NSE C y D. Este grupo corresponde al criterio de no estar cursando estudios superiores. Cabe resaltar que Lambayeque ocupa el </w:t>
+        <w:t xml:space="preserve">La población objetivo se aproxima con los jóvenes de 15 a 29 años que no estudian, es decir, los que solo trabajan o no estudian ni trabajan (NINI), pertenecientes a los NSE B, C y D. Este grupo corresponde al criterio de no estar cursando estudios superiores. Cabe resaltar que Lambayeque ocupa el </w:t>
       </w:r>
       <w:r>
         <w:rPr>
@@ -4866,7 +4970,7 @@
                 <w:sz w:val="15"/>
                 <w:szCs w:val="15"/>
               </w:rPr>
-              <w:t xml:space="preserve">110 938</w:t>
+              <w:t xml:space="preserve">140 047</w:t>
             </w:r>
           </w:p>
         </w:tc>
@@ -4900,7 +5004,7 @@
                 <w:sz w:val="15"/>
                 <w:szCs w:val="15"/>
               </w:rPr>
-              <w:t xml:space="preserve">110 674</w:t>
+              <w:t xml:space="preserve">139 713</w:t>
             </w:r>
           </w:p>
         </w:tc>
@@ -4934,7 +5038,7 @@
                 <w:sz w:val="15"/>
                 <w:szCs w:val="15"/>
               </w:rPr>
-              <w:t xml:space="preserve">110 410</w:t>
+              <w:t xml:space="preserve">139 380</w:t>
             </w:r>
           </w:p>
         </w:tc>
@@ -4968,7 +5072,7 @@
                 <w:sz w:val="15"/>
                 <w:szCs w:val="15"/>
               </w:rPr>
-              <w:t xml:space="preserve">110 147</w:t>
+              <w:t xml:space="preserve">139 048</w:t>
             </w:r>
           </w:p>
         </w:tc>
@@ -5002,7 +5106,7 @@
                 <w:sz w:val="15"/>
                 <w:szCs w:val="15"/>
               </w:rPr>
-              <w:t xml:space="preserve">109 885</w:t>
+              <w:t xml:space="preserve">138 717</w:t>
             </w:r>
           </w:p>
         </w:tc>
@@ -5036,7 +5140,7 @@
                 <w:sz w:val="15"/>
                 <w:szCs w:val="15"/>
               </w:rPr>
-              <w:t xml:space="preserve">109 623</w:t>
+              <w:t xml:space="preserve">138 387</w:t>
             </w:r>
           </w:p>
         </w:tc>
@@ -5070,7 +5174,7 @@
                 <w:sz w:val="15"/>
                 <w:szCs w:val="15"/>
               </w:rPr>
-              <w:t xml:space="preserve">109 362</w:t>
+              <w:t xml:space="preserve">138 057</w:t>
             </w:r>
           </w:p>
         </w:tc>
@@ -5485,7 +5589,7 @@
                 <w:sz w:val="15"/>
                 <w:szCs w:val="15"/>
               </w:rPr>
-              <w:t xml:space="preserve">1 109</w:t>
+              <w:t xml:space="preserve">1 400</w:t>
             </w:r>
           </w:p>
         </w:tc>
@@ -5519,7 +5623,7 @@
                 <w:sz w:val="15"/>
                 <w:szCs w:val="15"/>
               </w:rPr>
-              <w:t xml:space="preserve">1 107</w:t>
+              <w:t xml:space="preserve">1 397</w:t>
             </w:r>
           </w:p>
         </w:tc>
@@ -5553,7 +5657,7 @@
                 <w:sz w:val="15"/>
                 <w:szCs w:val="15"/>
               </w:rPr>
-              <w:t xml:space="preserve">1 104</w:t>
+              <w:t xml:space="preserve">1 394</w:t>
             </w:r>
           </w:p>
         </w:tc>
@@ -5587,7 +5691,7 @@
                 <w:sz w:val="15"/>
                 <w:szCs w:val="15"/>
               </w:rPr>
-              <w:t xml:space="preserve">1 101</w:t>
+              <w:t xml:space="preserve">1 390</w:t>
             </w:r>
           </w:p>
         </w:tc>
@@ -5621,7 +5725,7 @@
                 <w:sz w:val="15"/>
                 <w:szCs w:val="15"/>
               </w:rPr>
-              <w:t xml:space="preserve">1 099</w:t>
+              <w:t xml:space="preserve">1 387</w:t>
             </w:r>
           </w:p>
         </w:tc>
@@ -5655,7 +5759,7 @@
                 <w:sz w:val="15"/>
                 <w:szCs w:val="15"/>
               </w:rPr>
-              <w:t xml:space="preserve">1 096</w:t>
+              <w:t xml:space="preserve">1 384</w:t>
             </w:r>
           </w:p>
         </w:tc>
@@ -5689,7 +5793,7 @@
                 <w:sz w:val="15"/>
                 <w:szCs w:val="15"/>
               </w:rPr>
-              <w:t xml:space="preserve">1 094</w:t>
+              <w:t xml:space="preserve">1 381</w:t>
             </w:r>
           </w:p>
         </w:tc>
@@ -5762,7 +5866,7 @@
                 <w:sz w:val="15"/>
                 <w:szCs w:val="15"/>
               </w:rPr>
-              <w:t xml:space="preserve">2 219</w:t>
+              <w:t xml:space="preserve">2 801</w:t>
             </w:r>
           </w:p>
         </w:tc>
@@ -5796,7 +5900,7 @@
                 <w:sz w:val="15"/>
                 <w:szCs w:val="15"/>
               </w:rPr>
-              <w:t xml:space="preserve">2 213</w:t>
+              <w:t xml:space="preserve">2 794</w:t>
             </w:r>
           </w:p>
         </w:tc>
@@ -5830,7 +5934,7 @@
                 <w:sz w:val="15"/>
                 <w:szCs w:val="15"/>
               </w:rPr>
-              <w:t xml:space="preserve">2 208</w:t>
+              <w:t xml:space="preserve">2 788</w:t>
             </w:r>
           </w:p>
         </w:tc>
@@ -5864,7 +5968,7 @@
                 <w:sz w:val="15"/>
                 <w:szCs w:val="15"/>
               </w:rPr>
-              <w:t xml:space="preserve">2 203</w:t>
+              <w:t xml:space="preserve">2 781</w:t>
             </w:r>
           </w:p>
         </w:tc>
@@ -5898,7 +6002,7 @@
                 <w:sz w:val="15"/>
                 <w:szCs w:val="15"/>
               </w:rPr>
-              <w:t xml:space="preserve">2 198</w:t>
+              <w:t xml:space="preserve">2 774</w:t>
             </w:r>
           </w:p>
         </w:tc>
@@ -5932,7 +6036,7 @@
                 <w:sz w:val="15"/>
                 <w:szCs w:val="15"/>
               </w:rPr>
-              <w:t xml:space="preserve">2 192</w:t>
+              <w:t xml:space="preserve">2 768</w:t>
             </w:r>
           </w:p>
         </w:tc>
@@ -5966,7 +6070,7 @@
                 <w:sz w:val="15"/>
                 <w:szCs w:val="15"/>
               </w:rPr>
-              <w:t xml:space="preserve">2 187</w:t>
+              <w:t xml:space="preserve">2 761</w:t>
             </w:r>
           </w:p>
         </w:tc>
@@ -6039,7 +6143,7 @@
                 <w:sz w:val="15"/>
                 <w:szCs w:val="15"/>
               </w:rPr>
-              <w:t xml:space="preserve">3 328</w:t>
+              <w:t xml:space="preserve">4 201</w:t>
             </w:r>
           </w:p>
         </w:tc>
@@ -6073,7 +6177,7 @@
                 <w:sz w:val="15"/>
                 <w:szCs w:val="15"/>
               </w:rPr>
-              <w:t xml:space="preserve">3 320</w:t>
+              <w:t xml:space="preserve">4 191</w:t>
             </w:r>
           </w:p>
         </w:tc>
@@ -6107,7 +6211,7 @@
                 <w:sz w:val="15"/>
                 <w:szCs w:val="15"/>
               </w:rPr>
-              <w:t xml:space="preserve">3 312</w:t>
+              <w:t xml:space="preserve">4 181</w:t>
             </w:r>
           </w:p>
         </w:tc>
@@ -6141,7 +6245,7 @@
                 <w:sz w:val="15"/>
                 <w:szCs w:val="15"/>
               </w:rPr>
-              <w:t xml:space="preserve">3 304</w:t>
+              <w:t xml:space="preserve">4 171</w:t>
             </w:r>
           </w:p>
         </w:tc>
@@ -6175,7 +6279,7 @@
                 <w:sz w:val="15"/>
                 <w:szCs w:val="15"/>
               </w:rPr>
-              <w:t xml:space="preserve">3 297</w:t>
+              <w:t xml:space="preserve">4 162</w:t>
             </w:r>
           </w:p>
         </w:tc>
@@ -6209,7 +6313,7 @@
                 <w:sz w:val="15"/>
                 <w:szCs w:val="15"/>
               </w:rPr>
-              <w:t xml:space="preserve">3 289</w:t>
+              <w:t xml:space="preserve">4 152</w:t>
             </w:r>
           </w:p>
         </w:tc>
@@ -6243,7 +6347,7 @@
                 <w:sz w:val="15"/>
                 <w:szCs w:val="15"/>
               </w:rPr>
-              <w:t xml:space="preserve">3 281</w:t>
+              <w:t xml:space="preserve">4 142</w:t>
             </w:r>
           </w:p>
         </w:tc>
@@ -6336,15 +6440,15 @@
           <w:sz w:val="24"/>
           <w:szCs w:val="24"/>
         </w:rPr>
-        <w:t xml:space="preserve">a) Arellano Consultoría – estudio "Dónde Quiero Estudiar (DQE) Norte y Sur 2025: Pregrado universidades".</w:t>
-      </w:r>
-      <w:r>
-        <w:rPr>
-          <w:rFonts w:ascii="Calibri" w:cs="Calibri" w:eastAsia="Calibri" w:hAnsi="Calibri"/>
-          <w:sz w:val="24"/>
-          <w:szCs w:val="24"/>
-        </w:rPr>
-        <w:t xml:space="preserve"> Es la primera edición del estudio y recoge la opinión de jóvenes de 15 a 23 años egresados o por egresar del colegio en los principales departamentos del norte (Piura, La Libertad, </w:t>
+        <w:t xml:space="preserve">a) Arellano Consultoría – estudio "Dónde Quiero Estudiar (DQE) – Universidades Norte".</w:t>
+      </w:r>
+      <w:r>
+        <w:rPr>
+          <w:rFonts w:ascii="Calibri" w:cs="Calibri" w:eastAsia="Calibri" w:hAnsi="Calibri"/>
+          <w:sz w:val="24"/>
+          <w:szCs w:val="24"/>
+        </w:rPr>
+        <w:t xml:space="preserve"> Analiza las necesidades, motivaciones, expectativas, barreras y atributos que influyen en la elección de una universidad, así como indicadores de marca (recordación, consideración, preferencia, prestigio y confianza), con cobertura en Trujillo, Piura, Chiclayo y Chimbote. En la edición 2025, la UTP fue la primera opción para el 19 % de los potenciales universitarios encuestados de la zona norte, seguida por la UCV (16 %) y la UPAO (14 %); su preferencia fue especialmente relevante entre jóvenes de Piura, Lambayeque y Áncash. Entre las primeras opciones de carrera en el norte figuran Medicina (13 %), Derecho (13 %), Administración de Empresas (11 %), Ingeniería Civil (9 %) e Ingeniería de Sistemas (6 %). La encuesta consideró jóvenes de 15 a 23 años (estudiantes de cuarto y quinto de secundaria y egresados) de los NSE A, B, C y D con intención de estudiar una carrera universitaria; 1 264 casos en la zona norte (Piura, La Libertad, Lambayeque y Áncash); cuestionarios digitales estructurados aplicados mediante panel; y trabajo de campo del 23 de septiembre al 31 de octubre de 2025 (Gestión, sobre Arellano). </w:t>
       </w:r>
       <w:r>
         <w:rPr>
@@ -6354,34 +6458,15 @@
           <w:sz w:val="24"/>
           <w:szCs w:val="24"/>
         </w:rPr>
-        <w:t xml:space="preserve">Lambayeque</w:t>
-      </w:r>
-      <w:r>
-        <w:rPr>
-          <w:rFonts w:ascii="Calibri" w:cs="Calibri" w:eastAsia="Calibri" w:hAnsi="Calibri"/>
-          <w:sz w:val="24"/>
-          <w:szCs w:val="24"/>
-        </w:rPr>
-        <w:t xml:space="preserve"> y Áncash; 1 264 casos) y del sur. En el norte, las primeras opciones de carrera son Medicina (13 %), Derecho (13 %), Administración de Empresas (11 %), Ingeniería Civil (9 %) e Ingeniería de Sistemas (6 %), lo que confirma que las ciencias de la salud encabezan la preferencia vocacional. Los jóvenes priorizan las oportunidades laborales, una carrera bien remunerada y una amplia variedad de cursos o campos de especialización. En Chiclayo, la UTP figura en el primer lugar de preferencia, asociada a la búsqueda de rápida inserción laboral, infraestructura moderna (laboratorios) y pensiones escalonadas. </w:t>
-      </w:r>
-      <w:r>
-        <w:rPr>
-          <w:rFonts w:ascii="Calibri" w:cs="Calibri" w:eastAsia="Calibri" w:hAnsi="Calibri"/>
-          <w:b/>
-          <w:bCs/>
-          <w:sz w:val="24"/>
-          <w:szCs w:val="24"/>
-          <w:shd w:fill="FFFF00" w:color="auto" w:val="clear"/>
-        </w:rPr>
-        <w:t xml:space="preserve">[VERIFICAR]</w:t>
-      </w:r>
-      <w:r>
-        <w:rPr>
-          <w:rFonts w:ascii="Calibri" w:cs="Calibri" w:eastAsia="Calibri" w:hAnsi="Calibri"/>
-          <w:sz w:val="24"/>
-          <w:szCs w:val="24"/>
-        </w:rPr>
-        <w:t xml:space="preserve"> Cifras tomadas de la difusión del estudio en Gestión y en medios institucionales; adjuntar el informe de Arellano.</w:t>
+        <w:t xml:space="preserve">Precisiones:</w:t>
+      </w:r>
+      <w:r>
+        <w:rPr>
+          <w:rFonts w:ascii="Calibri" w:cs="Calibri" w:eastAsia="Calibri" w:hAnsi="Calibri"/>
+          <w:sz w:val="24"/>
+          <w:szCs w:val="24"/>
+        </w:rPr>
+        <w:t xml:space="preserve"> los porcentajes corresponden a la zona norte en conjunto y no a Chiclayo en particular; y las fuentes públicas no permiten atribuir la preferencia por la UTP a atributos específicos, lo que requeriría el informe completo de Arellano o su ficha técnica oficial. Estos resultados muestran que la demanda universitaria del norte es sensible a la oferta privada con posicionamiento regional, espacio en el que la USS compite como la universidad de mayor matrícula de Lambayeque.</w:t>
       </w:r>
     </w:p>
     <w:p>
@@ -7351,19 +7436,7 @@
                 <w:sz w:val="15"/>
                 <w:szCs w:val="15"/>
               </w:rPr>
-              <w:t xml:space="preserve">No identificada </w:t>
-            </w:r>
-            <w:r>
-              <w:rPr>
-                <w:rFonts w:ascii="Arial" w:cs="Arial" w:eastAsia="Arial" w:hAnsi="Arial"/>
-                <w:b/>
-                <w:bCs/>
-                <w:color w:val="000000"/>
-                <w:sz w:val="15"/>
-                <w:szCs w:val="15"/>
-                <w:shd w:fill="FFFF00" w:color="auto" w:val="clear"/>
-              </w:rPr>
-              <w:t xml:space="preserve">[VERIFICAR]</w:t>
+              <w:t xml:space="preserve">No ofrecen</w:t>
             </w:r>
           </w:p>
         </w:tc>
@@ -8879,7 +8952,7 @@
                 <w:sz w:val="15"/>
                 <w:szCs w:val="15"/>
               </w:rPr>
-              <w:t xml:space="preserve">2 219</w:t>
+              <w:t xml:space="preserve">2 801</w:t>
             </w:r>
           </w:p>
         </w:tc>
@@ -8913,7 +8986,7 @@
                 <w:sz w:val="15"/>
                 <w:szCs w:val="15"/>
               </w:rPr>
-              <w:t xml:space="preserve">2 213</w:t>
+              <w:t xml:space="preserve">2 794</w:t>
             </w:r>
           </w:p>
         </w:tc>
@@ -8947,7 +9020,7 @@
                 <w:sz w:val="15"/>
                 <w:szCs w:val="15"/>
               </w:rPr>
-              <w:t xml:space="preserve">2 208</w:t>
+              <w:t xml:space="preserve">2 788</w:t>
             </w:r>
           </w:p>
         </w:tc>
@@ -8981,7 +9054,7 @@
                 <w:sz w:val="15"/>
                 <w:szCs w:val="15"/>
               </w:rPr>
-              <w:t xml:space="preserve">2 203</w:t>
+              <w:t xml:space="preserve">2 781</w:t>
             </w:r>
           </w:p>
         </w:tc>
@@ -9015,7 +9088,7 @@
                 <w:sz w:val="15"/>
                 <w:szCs w:val="15"/>
               </w:rPr>
-              <w:t xml:space="preserve">2 198</w:t>
+              <w:t xml:space="preserve">2 774</w:t>
             </w:r>
           </w:p>
         </w:tc>
@@ -9049,7 +9122,7 @@
                 <w:sz w:val="15"/>
                 <w:szCs w:val="15"/>
               </w:rPr>
-              <w:t xml:space="preserve">2 192</w:t>
+              <w:t xml:space="preserve">2 768</w:t>
             </w:r>
           </w:p>
         </w:tc>
@@ -9083,7 +9156,7 @@
                 <w:sz w:val="15"/>
                 <w:szCs w:val="15"/>
               </w:rPr>
-              <w:t xml:space="preserve">2 187</w:t>
+              <w:t xml:space="preserve">2 761</w:t>
             </w:r>
           </w:p>
         </w:tc>
@@ -9433,7 +9506,7 @@
                 <w:sz w:val="15"/>
                 <w:szCs w:val="15"/>
               </w:rPr>
-              <w:t xml:space="preserve">1 979</w:t>
+              <w:t xml:space="preserve">2 561</w:t>
             </w:r>
           </w:p>
         </w:tc>
@@ -9467,7 +9540,7 @@
                 <w:sz w:val="15"/>
                 <w:szCs w:val="15"/>
               </w:rPr>
-              <w:t xml:space="preserve">1 973</w:t>
+              <w:t xml:space="preserve">2 554</w:t>
             </w:r>
           </w:p>
         </w:tc>
@@ -9501,7 +9574,7 @@
                 <w:sz w:val="15"/>
                 <w:szCs w:val="15"/>
               </w:rPr>
-              <w:t xml:space="preserve">1 968</w:t>
+              <w:t xml:space="preserve">2 548</w:t>
             </w:r>
           </w:p>
         </w:tc>
@@ -9535,7 +9608,7 @@
                 <w:sz w:val="15"/>
                 <w:szCs w:val="15"/>
               </w:rPr>
-              <w:t xml:space="preserve">1 963</w:t>
+              <w:t xml:space="preserve">2 541</w:t>
             </w:r>
           </w:p>
         </w:tc>
@@ -9569,7 +9642,7 @@
                 <w:sz w:val="15"/>
                 <w:szCs w:val="15"/>
               </w:rPr>
-              <w:t xml:space="preserve">1 958</w:t>
+              <w:t xml:space="preserve">2 534</w:t>
             </w:r>
           </w:p>
         </w:tc>
@@ -9603,7 +9676,7 @@
                 <w:sz w:val="15"/>
                 <w:szCs w:val="15"/>
               </w:rPr>
-              <w:t xml:space="preserve">1 952</w:t>
+              <w:t xml:space="preserve">2 528</w:t>
             </w:r>
           </w:p>
         </w:tc>
@@ -9637,7 +9710,7 @@
                 <w:sz w:val="15"/>
                 <w:szCs w:val="15"/>
               </w:rPr>
-              <w:t xml:space="preserve">1 947</w:t>
+              <w:t xml:space="preserve">2 521</w:t>
             </w:r>
           </w:p>
         </w:tc>
@@ -9672,7 +9745,7 @@
           <w:sz w:val="24"/>
           <w:szCs w:val="24"/>
         </w:rPr>
-        <w:t xml:space="preserve">Aun con el escenario conservador (1 % de interés) y tomando como oferta regional el total nacional de ingresantes de la UTP, para 2027 habría una brecha de alrededor de 870 jóvenes interesados en estudiar Farmacia y Bioquímica que no encontrarían una vacante en una universidad licenciada de la región. En el escenario medio, la brecha se acerca a los 2 000 jóvenes por año.</w:t>
+        <w:t xml:space="preserve">Aun con el escenario conservador (1 % de interés) y tomando como oferta regional el total nacional de ingresantes de la UTP, para 2027 habría una brecha de alrededor de 1 160 jóvenes interesados en estudiar Farmacia y Bioquímica que no encontrarían una vacante en una universidad licenciada de la región. En el escenario medio, la brecha supera los 2 500 jóvenes por año.</w:t>
       </w:r>
     </w:p>
     <w:p>
@@ -17596,7 +17669,7 @@
           <w:sz w:val="24"/>
           <w:szCs w:val="24"/>
         </w:rPr>
-        <w:t xml:space="preserve">La estimación referencial de demanda muestra una brecha de entre 900 y 3 200 jóvenes por año según el escenario (Tablas 4 y 7). La viabilidad final depende de validar esa estimación con una encuesta propia de intención vocacional y de la confirmación de la inversión en laboratorios y de la plana docente </w:t>
+        <w:t xml:space="preserve">La estimación referencial de demanda muestra una brecha de entre 1 100 y 4 000 jóvenes por año según el escenario (Tablas 4 y 7). La viabilidad final depende de validar esa estimación con una encuesta propia de intención vocacional y de la confirmación de la inversión en laboratorios y de la plana docente </w:t>
       </w:r>
       <w:r>
         <w:rPr>
@@ -18410,7 +18483,7 @@
           <w:sz w:val="24"/>
           <w:szCs w:val="24"/>
         </w:rPr>
-        <w:t xml:space="preserve">CPI. Estructura socioeconómica de Lambayeque (citado en SINEACE, Caracterización de la región Lambayeque).</w:t>
+        <w:t xml:space="preserve">INEI (2018). Resultados definitivos de los Censos Nacionales 2017 – Lambayeque.</w:t>
       </w:r>
     </w:p>
     <w:p>
@@ -18429,7 +18502,7 @@
           <w:sz w:val="24"/>
           <w:szCs w:val="24"/>
         </w:rPr>
-        <w:t xml:space="preserve">INEI (2018). Resultados definitivos de los Censos Nacionales 2017 – Lambayeque.</w:t>
+        <w:t xml:space="preserve">GERESA Lambayeque. Notas de prensa sobre operativos contra medicamentos falsificados.</w:t>
       </w:r>
     </w:p>
     <w:p>
@@ -18448,7 +18521,7 @@
           <w:sz w:val="24"/>
           <w:szCs w:val="24"/>
         </w:rPr>
-        <w:t xml:space="preserve">GERESA Lambayeque. Notas de prensa sobre operativos contra medicamentos falsificados.</w:t>
+        <w:t xml:space="preserve">SUNEDU. Resoluciones de licenciamiento institucional (Universidad de Chiclayo, Universidad de Lambayeque, Universidad Juan Mejía Baca, UNPRG).</w:t>
       </w:r>
     </w:p>
     <w:p>
@@ -18467,7 +18540,7 @@
           <w:sz w:val="24"/>
           <w:szCs w:val="24"/>
         </w:rPr>
-        <w:t xml:space="preserve">SUNEDU. Resoluciones de licenciamiento institucional (Universidad de Chiclayo, Universidad de Lambayeque, Universidad Juan Mejía Baca, UNPRG).</w:t>
+        <w:t xml:space="preserve">EsSalud. Anuncios de construcción de hospitales en Lambayeque.</w:t>
       </w:r>
     </w:p>
     <w:p>
@@ -18486,7 +18559,7 @@
           <w:sz w:val="24"/>
           <w:szCs w:val="24"/>
         </w:rPr>
-        <w:t xml:space="preserve">EsSalud. Anuncios de construcción de hospitales en Lambayeque.</w:t>
+        <w:t xml:space="preserve">Arellano Consultoría (2025). Dónde Quiero Estudiar (DQE) – Universidades Norte. arellano.pe/donde-quiero-estudiar.</w:t>
       </w:r>
     </w:p>
     <w:p>
@@ -18505,7 +18578,26 @@
           <w:sz w:val="24"/>
           <w:szCs w:val="24"/>
         </w:rPr>
-        <w:t xml:space="preserve">Arellano Consultoría (2025). Dónde Quiero Estudiar (DQE) Norte y Sur 2025: Pregrado universidades (difusión en Gestión) [informe completo por adjuntar].</w:t>
+        <w:t xml:space="preserve">Gestión (2025). UTP y UCV se pelean alumnado en el norte: así ciudades se reparten las preferencias.</w:t>
+      </w:r>
+    </w:p>
+    <w:p>
+      <w:pPr>
+        <w:pStyle w:val="ListParagraph"/>
+        <w:numPr>
+          <w:ilvl w:val="0"/>
+          <w:numId w:val="2"/>
+        </w:numPr>
+        <w:spacing w:after="80" w:line="360"/>
+        <w:jc w:val="both"/>
+      </w:pPr>
+      <w:r>
+        <w:rPr>
+          <w:rFonts w:ascii="Calibri" w:cs="Calibri" w:eastAsia="Calibri" w:hAnsi="Calibri"/>
+          <w:sz w:val="24"/>
+          <w:szCs w:val="24"/>
+        </w:rPr>
+        <w:t xml:space="preserve">APEIM (2025). Niveles Socioeconómicos 2025 (data ENAHO 2024). Lima, noviembre 2025.</w:t>
       </w:r>
     </w:p>
     <w:p>

--- a/borradores/Informe_Pertinencia_Farmacia_Bioquimica_Lambayeque.docx
+++ b/borradores/Informe_Pertinencia_Farmacia_Bioquimica_Lambayeque.docx
@@ -804,7 +804,25 @@
           <w:sz w:val="24"/>
           <w:szCs w:val="24"/>
         </w:rPr>
-        <w:t xml:space="preserve">, de los cuales el 49,4 % son hombres y el 50,6 % mujeres; la población de hasta 14 años representa el 25,8 % del total (PRODUCE, Diagnóstico Productivo Regional Lambayeque 2024, p. 2). En el Censo 2017 la región registró 1 197 mil habitantes, el 81 % en el área urbana (BCRP, p. 2-3). La provincia de Chiclayo concentra la mayor parte de la población regional (882 306 habitantes en 2024, según INEI).</w:t>
+        <w:t xml:space="preserve">, de los cuales el 49,4 % son hombres y el 50,6 % mujeres; la población de hasta 14 años representa el 25,8 % del total (PRODUCE, Diagnóstico Productivo Regional Lambayeque 2024, p. 2). En el Censo 2017 la región registró 1 197 mil habitantes, el 81 % en el área urbana (BCRP, p. 2-3). Para 2026, CPI proyecta </w:t>
+      </w:r>
+      <w:r>
+        <w:rPr>
+          <w:rFonts w:ascii="Calibri" w:cs="Calibri" w:eastAsia="Calibri" w:hAnsi="Calibri"/>
+          <w:b/>
+          <w:bCs/>
+          <w:sz w:val="24"/>
+          <w:szCs w:val="24"/>
+        </w:rPr>
+        <w:t xml:space="preserve">1 412 900 habitantes</w:t>
+      </w:r>
+      <w:r>
+        <w:rPr>
+          <w:rFonts w:ascii="Calibri" w:cs="Calibri" w:eastAsia="Calibri" w:hAnsi="Calibri"/>
+          <w:sz w:val="24"/>
+          <w:szCs w:val="24"/>
+        </w:rPr>
+        <w:t xml:space="preserve"> en la región (4,1 % del país; 82 % urbana), de los cuales 952 700 (67,4 %) residen en la provincia de Chiclayo, 346 900 (24,6 %) en Lambayeque y 113 300 (8,0 %) en Ferreñafe (CPI Research, Market Report N° 003, 2025).</w:t>
       </w:r>
     </w:p>
     <w:p>
@@ -2842,7 +2860,7 @@
           <w:sz w:val="22"/>
           <w:szCs w:val="22"/>
         </w:rPr>
-        <w:t xml:space="preserve">Tabla 1. Distribución de la población según nivel socioeconómico (APEIM 2025)</w:t>
+        <w:t xml:space="preserve">Tabla 1. Población de Lambayeque según nivel socioeconómico, 2026</w:t>
       </w:r>
     </w:p>
     <w:tbl>
@@ -2859,13 +2877,12 @@
         </w:tblBorders>
       </w:tblPr>
       <w:tblGrid>
-        <w:gridCol w:w="2800"/>
-        <w:gridCol w:w="900"/>
-        <w:gridCol w:w="900"/>
-        <w:gridCol w:w="900"/>
-        <w:gridCol w:w="900"/>
-        <w:gridCol w:w="900"/>
-        <w:gridCol w:w="1100"/>
+        <w:gridCol w:w="3200"/>
+        <w:gridCol w:w="1000"/>
+        <w:gridCol w:w="1000"/>
+        <w:gridCol w:w="1000"/>
+        <w:gridCol w:w="1000"/>
+        <w:gridCol w:w="1200"/>
       </w:tblGrid>
       <w:tr>
         <w:trPr>
@@ -2873,7 +2890,7 @@
         </w:trPr>
         <w:tc>
           <w:tcPr>
-            <w:tcW w:type="dxa" w:w="2800"/>
+            <w:tcW w:type="dxa" w:w="3200"/>
             <w:tcBorders>
               <w:top w:val="single" w:color="000000" w:sz="4"/>
               <w:left w:val="single" w:color="000000" w:sz="4"/>
@@ -2908,7 +2925,7 @@
         </w:tc>
         <w:tc>
           <w:tcPr>
-            <w:tcW w:type="dxa" w:w="900"/>
+            <w:tcW w:type="dxa" w:w="1000"/>
             <w:tcBorders>
               <w:top w:val="single" w:color="000000" w:sz="4"/>
               <w:left w:val="single" w:color="000000" w:sz="4"/>
@@ -2937,13 +2954,13 @@
                 <w:sz w:val="15"/>
                 <w:szCs w:val="15"/>
               </w:rPr>
-              <w:t xml:space="preserve">NSE A</w:t>
-            </w:r>
-          </w:p>
-        </w:tc>
-        <w:tc>
-          <w:tcPr>
-            <w:tcW w:type="dxa" w:w="900"/>
+              <w:t xml:space="preserve">NSE AB</w:t>
+            </w:r>
+          </w:p>
+        </w:tc>
+        <w:tc>
+          <w:tcPr>
+            <w:tcW w:type="dxa" w:w="1000"/>
             <w:tcBorders>
               <w:top w:val="single" w:color="000000" w:sz="4"/>
               <w:left w:val="single" w:color="000000" w:sz="4"/>
@@ -2972,13 +2989,13 @@
                 <w:sz w:val="15"/>
                 <w:szCs w:val="15"/>
               </w:rPr>
-              <w:t xml:space="preserve">NSE B</w:t>
-            </w:r>
-          </w:p>
-        </w:tc>
-        <w:tc>
-          <w:tcPr>
-            <w:tcW w:type="dxa" w:w="900"/>
+              <w:t xml:space="preserve">NSE C</w:t>
+            </w:r>
+          </w:p>
+        </w:tc>
+        <w:tc>
+          <w:tcPr>
+            <w:tcW w:type="dxa" w:w="1000"/>
             <w:tcBorders>
               <w:top w:val="single" w:color="000000" w:sz="4"/>
               <w:left w:val="single" w:color="000000" w:sz="4"/>
@@ -3007,13 +3024,13 @@
                 <w:sz w:val="15"/>
                 <w:szCs w:val="15"/>
               </w:rPr>
-              <w:t xml:space="preserve">NSE C</w:t>
-            </w:r>
-          </w:p>
-        </w:tc>
-        <w:tc>
-          <w:tcPr>
-            <w:tcW w:type="dxa" w:w="900"/>
+              <w:t xml:space="preserve">NSE D</w:t>
+            </w:r>
+          </w:p>
+        </w:tc>
+        <w:tc>
+          <w:tcPr>
+            <w:tcW w:type="dxa" w:w="1000"/>
             <w:tcBorders>
               <w:top w:val="single" w:color="000000" w:sz="4"/>
               <w:left w:val="single" w:color="000000" w:sz="4"/>
@@ -3042,48 +3059,13 @@
                 <w:sz w:val="15"/>
                 <w:szCs w:val="15"/>
               </w:rPr>
-              <w:t xml:space="preserve">NSE D</w:t>
-            </w:r>
-          </w:p>
-        </w:tc>
-        <w:tc>
-          <w:tcPr>
-            <w:tcW w:type="dxa" w:w="900"/>
-            <w:tcBorders>
-              <w:top w:val="single" w:color="000000" w:sz="4"/>
-              <w:left w:val="single" w:color="000000" w:sz="4"/>
-              <w:bottom w:val="single" w:color="000000" w:sz="4"/>
-              <w:right w:val="single" w:color="000000" w:sz="4"/>
-            </w:tcBorders>
-            <w:shd w:fill="1F4E2C" w:color="auto" w:val="clear"/>
-            <w:tcMar>
-              <w:top w:type="dxa" w:w="20"/>
-              <w:left w:type="dxa" w:w="60"/>
-              <w:bottom w:type="dxa" w:w="20"/>
-              <w:right w:type="dxa" w:w="60"/>
-            </w:tcMar>
-            <w:vAlign w:val="center"/>
-          </w:tcPr>
-          <w:p>
-            <w:pPr>
-              <w:jc w:val="center"/>
-            </w:pPr>
-            <w:r>
-              <w:rPr>
-                <w:rFonts w:ascii="Arial" w:cs="Arial" w:eastAsia="Arial" w:hAnsi="Arial"/>
-                <w:b/>
-                <w:bCs/>
-                <w:color w:val="FFFFFF"/>
-                <w:sz w:val="15"/>
-                <w:szCs w:val="15"/>
-              </w:rPr>
               <w:t xml:space="preserve">NSE E</w:t>
             </w:r>
           </w:p>
         </w:tc>
         <w:tc>
           <w:tcPr>
-            <w:tcW w:type="dxa" w:w="1100"/>
+            <w:tcW w:type="dxa" w:w="1200"/>
             <w:tcBorders>
               <w:top w:val="single" w:color="000000" w:sz="4"/>
               <w:left w:val="single" w:color="000000" w:sz="4"/>
@@ -3123,7 +3105,7 @@
         </w:trPr>
         <w:tc>
           <w:tcPr>
-            <w:tcW w:type="dxa" w:w="2800"/>
+            <w:tcW w:type="dxa" w:w="3200"/>
             <w:tcBorders>
               <w:top w:val="single" w:color="000000" w:sz="4"/>
               <w:left w:val="single" w:color="000000" w:sz="4"/>
@@ -3151,183 +3133,149 @@
                 <w:sz w:val="15"/>
                 <w:szCs w:val="15"/>
               </w:rPr>
-              <w:t xml:space="preserve">Distribución de hogares, Perú (%)</w:t>
-            </w:r>
-          </w:p>
-        </w:tc>
-        <w:tc>
-          <w:tcPr>
-            <w:tcW w:type="dxa" w:w="900"/>
-            <w:tcBorders>
-              <w:top w:val="single" w:color="000000" w:sz="4"/>
-              <w:left w:val="single" w:color="000000" w:sz="4"/>
-              <w:bottom w:val="single" w:color="000000" w:sz="4"/>
-              <w:right w:val="single" w:color="000000" w:sz="4"/>
-            </w:tcBorders>
-            <w:tcMar>
-              <w:top w:type="dxa" w:w="20"/>
-              <w:left w:type="dxa" w:w="60"/>
-              <w:bottom w:type="dxa" w:w="20"/>
-              <w:right w:type="dxa" w:w="60"/>
-            </w:tcMar>
-            <w:vAlign w:val="center"/>
-          </w:tcPr>
-          <w:p>
-            <w:pPr>
-              <w:jc w:val="center"/>
-            </w:pPr>
-            <w:r>
-              <w:rPr>
-                <w:rFonts w:ascii="Arial" w:cs="Arial" w:eastAsia="Arial" w:hAnsi="Arial"/>
-                <w:b/>
-                <w:bCs/>
-                <w:color w:val="000000"/>
-                <w:sz w:val="15"/>
-                <w:szCs w:val="15"/>
-              </w:rPr>
-              <w:t xml:space="preserve">1,0</w:t>
-            </w:r>
-          </w:p>
-        </w:tc>
-        <w:tc>
-          <w:tcPr>
-            <w:tcW w:type="dxa" w:w="900"/>
-            <w:tcBorders>
-              <w:top w:val="single" w:color="000000" w:sz="4"/>
-              <w:left w:val="single" w:color="000000" w:sz="4"/>
-              <w:bottom w:val="single" w:color="000000" w:sz="4"/>
-              <w:right w:val="single" w:color="000000" w:sz="4"/>
-            </w:tcBorders>
-            <w:tcMar>
-              <w:top w:type="dxa" w:w="20"/>
-              <w:left w:type="dxa" w:w="60"/>
-              <w:bottom w:type="dxa" w:w="20"/>
-              <w:right w:type="dxa" w:w="60"/>
-            </w:tcMar>
-            <w:vAlign w:val="center"/>
-          </w:tcPr>
-          <w:p>
-            <w:pPr>
-              <w:jc w:val="center"/>
-            </w:pPr>
-            <w:r>
-              <w:rPr>
-                <w:rFonts w:ascii="Arial" w:cs="Arial" w:eastAsia="Arial" w:hAnsi="Arial"/>
-                <w:b/>
-                <w:bCs/>
-                <w:color w:val="000000"/>
-                <w:sz w:val="15"/>
-                <w:szCs w:val="15"/>
-              </w:rPr>
-              <w:t xml:space="preserve">9,4</w:t>
-            </w:r>
-          </w:p>
-        </w:tc>
-        <w:tc>
-          <w:tcPr>
-            <w:tcW w:type="dxa" w:w="900"/>
-            <w:tcBorders>
-              <w:top w:val="single" w:color="000000" w:sz="4"/>
-              <w:left w:val="single" w:color="000000" w:sz="4"/>
-              <w:bottom w:val="single" w:color="000000" w:sz="4"/>
-              <w:right w:val="single" w:color="000000" w:sz="4"/>
-            </w:tcBorders>
-            <w:tcMar>
-              <w:top w:type="dxa" w:w="20"/>
-              <w:left w:type="dxa" w:w="60"/>
-              <w:bottom w:type="dxa" w:w="20"/>
-              <w:right w:type="dxa" w:w="60"/>
-            </w:tcMar>
-            <w:vAlign w:val="center"/>
-          </w:tcPr>
-          <w:p>
-            <w:pPr>
-              <w:jc w:val="center"/>
-            </w:pPr>
-            <w:r>
-              <w:rPr>
-                <w:rFonts w:ascii="Arial" w:cs="Arial" w:eastAsia="Arial" w:hAnsi="Arial"/>
-                <w:b/>
-                <w:bCs/>
-                <w:color w:val="000000"/>
-                <w:sz w:val="15"/>
-                <w:szCs w:val="15"/>
-              </w:rPr>
-              <w:t xml:space="preserve">28,1</w:t>
-            </w:r>
-          </w:p>
-        </w:tc>
-        <w:tc>
-          <w:tcPr>
-            <w:tcW w:type="dxa" w:w="900"/>
-            <w:tcBorders>
-              <w:top w:val="single" w:color="000000" w:sz="4"/>
-              <w:left w:val="single" w:color="000000" w:sz="4"/>
-              <w:bottom w:val="single" w:color="000000" w:sz="4"/>
-              <w:right w:val="single" w:color="000000" w:sz="4"/>
-            </w:tcBorders>
-            <w:tcMar>
-              <w:top w:type="dxa" w:w="20"/>
-              <w:left w:type="dxa" w:w="60"/>
-              <w:bottom w:type="dxa" w:w="20"/>
-              <w:right w:type="dxa" w:w="60"/>
-            </w:tcMar>
-            <w:vAlign w:val="center"/>
-          </w:tcPr>
-          <w:p>
-            <w:pPr>
-              <w:jc w:val="center"/>
-            </w:pPr>
-            <w:r>
-              <w:rPr>
-                <w:rFonts w:ascii="Arial" w:cs="Arial" w:eastAsia="Arial" w:hAnsi="Arial"/>
-                <w:b/>
-                <w:bCs/>
-                <w:color w:val="000000"/>
-                <w:sz w:val="15"/>
-                <w:szCs w:val="15"/>
-              </w:rPr>
-              <w:t xml:space="preserve">31,3</w:t>
-            </w:r>
-          </w:p>
-        </w:tc>
-        <w:tc>
-          <w:tcPr>
-            <w:tcW w:type="dxa" w:w="900"/>
-            <w:tcBorders>
-              <w:top w:val="single" w:color="000000" w:sz="4"/>
-              <w:left w:val="single" w:color="000000" w:sz="4"/>
-              <w:bottom w:val="single" w:color="000000" w:sz="4"/>
-              <w:right w:val="single" w:color="000000" w:sz="4"/>
-            </w:tcBorders>
-            <w:tcMar>
-              <w:top w:type="dxa" w:w="20"/>
-              <w:left w:type="dxa" w:w="60"/>
-              <w:bottom w:type="dxa" w:w="20"/>
-              <w:right w:type="dxa" w:w="60"/>
-            </w:tcMar>
-            <w:vAlign w:val="center"/>
-          </w:tcPr>
-          <w:p>
-            <w:pPr>
-              <w:jc w:val="center"/>
-            </w:pPr>
-            <w:r>
-              <w:rPr>
-                <w:rFonts w:ascii="Arial" w:cs="Arial" w:eastAsia="Arial" w:hAnsi="Arial"/>
-                <w:b/>
-                <w:bCs/>
-                <w:color w:val="000000"/>
-                <w:sz w:val="15"/>
-                <w:szCs w:val="15"/>
-              </w:rPr>
-              <w:t xml:space="preserve">30,2</w:t>
-            </w:r>
-          </w:p>
-        </w:tc>
-        <w:tc>
-          <w:tcPr>
-            <w:tcW w:type="dxa" w:w="1100"/>
+              <w:t xml:space="preserve">Estructura socioeconómica de personas (%)</w:t>
+            </w:r>
+          </w:p>
+        </w:tc>
+        <w:tc>
+          <w:tcPr>
+            <w:tcW w:type="dxa" w:w="1000"/>
+            <w:tcBorders>
+              <w:top w:val="single" w:color="000000" w:sz="4"/>
+              <w:left w:val="single" w:color="000000" w:sz="4"/>
+              <w:bottom w:val="single" w:color="000000" w:sz="4"/>
+              <w:right w:val="single" w:color="000000" w:sz="4"/>
+            </w:tcBorders>
+            <w:tcMar>
+              <w:top w:type="dxa" w:w="20"/>
+              <w:left w:type="dxa" w:w="60"/>
+              <w:bottom w:type="dxa" w:w="20"/>
+              <w:right w:type="dxa" w:w="60"/>
+            </w:tcMar>
+            <w:vAlign w:val="center"/>
+          </w:tcPr>
+          <w:p>
+            <w:pPr>
+              <w:jc w:val="center"/>
+            </w:pPr>
+            <w:r>
+              <w:rPr>
+                <w:rFonts w:ascii="Arial" w:cs="Arial" w:eastAsia="Arial" w:hAnsi="Arial"/>
+                <w:b/>
+                <w:bCs/>
+                <w:color w:val="000000"/>
+                <w:sz w:val="15"/>
+                <w:szCs w:val="15"/>
+              </w:rPr>
+              <w:t xml:space="preserve">6,8</w:t>
+            </w:r>
+          </w:p>
+        </w:tc>
+        <w:tc>
+          <w:tcPr>
+            <w:tcW w:type="dxa" w:w="1000"/>
+            <w:tcBorders>
+              <w:top w:val="single" w:color="000000" w:sz="4"/>
+              <w:left w:val="single" w:color="000000" w:sz="4"/>
+              <w:bottom w:val="single" w:color="000000" w:sz="4"/>
+              <w:right w:val="single" w:color="000000" w:sz="4"/>
+            </w:tcBorders>
+            <w:tcMar>
+              <w:top w:type="dxa" w:w="20"/>
+              <w:left w:type="dxa" w:w="60"/>
+              <w:bottom w:type="dxa" w:w="20"/>
+              <w:right w:type="dxa" w:w="60"/>
+            </w:tcMar>
+            <w:vAlign w:val="center"/>
+          </w:tcPr>
+          <w:p>
+            <w:pPr>
+              <w:jc w:val="center"/>
+            </w:pPr>
+            <w:r>
+              <w:rPr>
+                <w:rFonts w:ascii="Arial" w:cs="Arial" w:eastAsia="Arial" w:hAnsi="Arial"/>
+                <w:b/>
+                <w:bCs/>
+                <w:color w:val="000000"/>
+                <w:sz w:val="15"/>
+                <w:szCs w:val="15"/>
+              </w:rPr>
+              <w:t xml:space="preserve">29,9</w:t>
+            </w:r>
+          </w:p>
+        </w:tc>
+        <w:tc>
+          <w:tcPr>
+            <w:tcW w:type="dxa" w:w="1000"/>
+            <w:tcBorders>
+              <w:top w:val="single" w:color="000000" w:sz="4"/>
+              <w:left w:val="single" w:color="000000" w:sz="4"/>
+              <w:bottom w:val="single" w:color="000000" w:sz="4"/>
+              <w:right w:val="single" w:color="000000" w:sz="4"/>
+            </w:tcBorders>
+            <w:tcMar>
+              <w:top w:type="dxa" w:w="20"/>
+              <w:left w:type="dxa" w:w="60"/>
+              <w:bottom w:type="dxa" w:w="20"/>
+              <w:right w:type="dxa" w:w="60"/>
+            </w:tcMar>
+            <w:vAlign w:val="center"/>
+          </w:tcPr>
+          <w:p>
+            <w:pPr>
+              <w:jc w:val="center"/>
+            </w:pPr>
+            <w:r>
+              <w:rPr>
+                <w:rFonts w:ascii="Arial" w:cs="Arial" w:eastAsia="Arial" w:hAnsi="Arial"/>
+                <w:b/>
+                <w:bCs/>
+                <w:color w:val="000000"/>
+                <w:sz w:val="15"/>
+                <w:szCs w:val="15"/>
+              </w:rPr>
+              <w:t xml:space="preserve">42,2</w:t>
+            </w:r>
+          </w:p>
+        </w:tc>
+        <w:tc>
+          <w:tcPr>
+            <w:tcW w:type="dxa" w:w="1000"/>
+            <w:tcBorders>
+              <w:top w:val="single" w:color="000000" w:sz="4"/>
+              <w:left w:val="single" w:color="000000" w:sz="4"/>
+              <w:bottom w:val="single" w:color="000000" w:sz="4"/>
+              <w:right w:val="single" w:color="000000" w:sz="4"/>
+            </w:tcBorders>
+            <w:tcMar>
+              <w:top w:type="dxa" w:w="20"/>
+              <w:left w:type="dxa" w:w="60"/>
+              <w:bottom w:type="dxa" w:w="20"/>
+              <w:right w:type="dxa" w:w="60"/>
+            </w:tcMar>
+            <w:vAlign w:val="center"/>
+          </w:tcPr>
+          <w:p>
+            <w:pPr>
+              <w:jc w:val="center"/>
+            </w:pPr>
+            <w:r>
+              <w:rPr>
+                <w:rFonts w:ascii="Arial" w:cs="Arial" w:eastAsia="Arial" w:hAnsi="Arial"/>
+                <w:b/>
+                <w:bCs/>
+                <w:color w:val="000000"/>
+                <w:sz w:val="15"/>
+                <w:szCs w:val="15"/>
+              </w:rPr>
+              <w:t xml:space="preserve">21,2</w:t>
+            </w:r>
+          </w:p>
+        </w:tc>
+        <w:tc>
+          <w:tcPr>
+            <w:tcW w:type="dxa" w:w="1200"/>
             <w:tcBorders>
               <w:top w:val="single" w:color="000000" w:sz="4"/>
               <w:left w:val="single" w:color="000000" w:sz="4"/>
@@ -3366,7 +3314,7 @@
         </w:trPr>
         <w:tc>
           <w:tcPr>
-            <w:tcW w:type="dxa" w:w="2800"/>
+            <w:tcW w:type="dxa" w:w="3200"/>
             <w:tcBorders>
               <w:top w:val="single" w:color="000000" w:sz="4"/>
               <w:left w:val="single" w:color="000000" w:sz="4"/>
@@ -3394,211 +3342,177 @@
                 <w:sz w:val="15"/>
                 <w:szCs w:val="15"/>
               </w:rPr>
-              <w:t xml:space="preserve">Aplicada a Lambayeque, 2024 (hab.)</w:t>
-            </w:r>
-          </w:p>
-        </w:tc>
-        <w:tc>
-          <w:tcPr>
-            <w:tcW w:type="dxa" w:w="900"/>
-            <w:tcBorders>
-              <w:top w:val="single" w:color="000000" w:sz="4"/>
-              <w:left w:val="single" w:color="000000" w:sz="4"/>
-              <w:bottom w:val="single" w:color="000000" w:sz="4"/>
-              <w:right w:val="single" w:color="000000" w:sz="4"/>
-            </w:tcBorders>
-            <w:tcMar>
-              <w:top w:type="dxa" w:w="20"/>
-              <w:left w:type="dxa" w:w="60"/>
-              <w:bottom w:type="dxa" w:w="20"/>
-              <w:right w:type="dxa" w:w="60"/>
-            </w:tcMar>
-            <w:vAlign w:val="center"/>
-          </w:tcPr>
-          <w:p>
-            <w:pPr>
-              <w:jc w:val="center"/>
-            </w:pPr>
-            <w:r>
-              <w:rPr>
-                <w:rFonts w:ascii="Arial" w:cs="Arial" w:eastAsia="Arial" w:hAnsi="Arial"/>
-                <w:b/>
-                <w:bCs/>
-                <w:color w:val="000000"/>
-                <w:sz w:val="15"/>
-                <w:szCs w:val="15"/>
-              </w:rPr>
-              <w:t xml:space="preserve">13 562</w:t>
-            </w:r>
-          </w:p>
-        </w:tc>
-        <w:tc>
-          <w:tcPr>
-            <w:tcW w:type="dxa" w:w="900"/>
-            <w:tcBorders>
-              <w:top w:val="single" w:color="000000" w:sz="4"/>
-              <w:left w:val="single" w:color="000000" w:sz="4"/>
-              <w:bottom w:val="single" w:color="000000" w:sz="4"/>
-              <w:right w:val="single" w:color="000000" w:sz="4"/>
-            </w:tcBorders>
-            <w:tcMar>
-              <w:top w:type="dxa" w:w="20"/>
-              <w:left w:type="dxa" w:w="60"/>
-              <w:bottom w:type="dxa" w:w="20"/>
-              <w:right w:type="dxa" w:w="60"/>
-            </w:tcMar>
-            <w:vAlign w:val="center"/>
-          </w:tcPr>
-          <w:p>
-            <w:pPr>
-              <w:jc w:val="center"/>
-            </w:pPr>
-            <w:r>
-              <w:rPr>
-                <w:rFonts w:ascii="Arial" w:cs="Arial" w:eastAsia="Arial" w:hAnsi="Arial"/>
-                <w:b/>
-                <w:bCs/>
-                <w:color w:val="000000"/>
-                <w:sz w:val="15"/>
-                <w:szCs w:val="15"/>
-              </w:rPr>
-              <w:t xml:space="preserve">127 483</w:t>
-            </w:r>
-          </w:p>
-        </w:tc>
-        <w:tc>
-          <w:tcPr>
-            <w:tcW w:type="dxa" w:w="900"/>
-            <w:tcBorders>
-              <w:top w:val="single" w:color="000000" w:sz="4"/>
-              <w:left w:val="single" w:color="000000" w:sz="4"/>
-              <w:bottom w:val="single" w:color="000000" w:sz="4"/>
-              <w:right w:val="single" w:color="000000" w:sz="4"/>
-            </w:tcBorders>
-            <w:tcMar>
-              <w:top w:type="dxa" w:w="20"/>
-              <w:left w:type="dxa" w:w="60"/>
-              <w:bottom w:type="dxa" w:w="20"/>
-              <w:right w:type="dxa" w:w="60"/>
-            </w:tcMar>
-            <w:vAlign w:val="center"/>
-          </w:tcPr>
-          <w:p>
-            <w:pPr>
-              <w:jc w:val="center"/>
-            </w:pPr>
-            <w:r>
-              <w:rPr>
-                <w:rFonts w:ascii="Arial" w:cs="Arial" w:eastAsia="Arial" w:hAnsi="Arial"/>
-                <w:b/>
-                <w:bCs/>
-                <w:color w:val="000000"/>
-                <w:sz w:val="15"/>
-                <w:szCs w:val="15"/>
-              </w:rPr>
-              <w:t xml:space="preserve">381 093</w:t>
-            </w:r>
-          </w:p>
-        </w:tc>
-        <w:tc>
-          <w:tcPr>
-            <w:tcW w:type="dxa" w:w="900"/>
-            <w:tcBorders>
-              <w:top w:val="single" w:color="000000" w:sz="4"/>
-              <w:left w:val="single" w:color="000000" w:sz="4"/>
-              <w:bottom w:val="single" w:color="000000" w:sz="4"/>
-              <w:right w:val="single" w:color="000000" w:sz="4"/>
-            </w:tcBorders>
-            <w:tcMar>
-              <w:top w:type="dxa" w:w="20"/>
-              <w:left w:type="dxa" w:w="60"/>
-              <w:bottom w:type="dxa" w:w="20"/>
-              <w:right w:type="dxa" w:w="60"/>
-            </w:tcMar>
-            <w:vAlign w:val="center"/>
-          </w:tcPr>
-          <w:p>
-            <w:pPr>
-              <w:jc w:val="center"/>
-            </w:pPr>
-            <w:r>
-              <w:rPr>
-                <w:rFonts w:ascii="Arial" w:cs="Arial" w:eastAsia="Arial" w:hAnsi="Arial"/>
-                <w:b/>
-                <w:bCs/>
-                <w:color w:val="000000"/>
-                <w:sz w:val="15"/>
-                <w:szCs w:val="15"/>
-              </w:rPr>
-              <w:t xml:space="preserve">424 491</w:t>
-            </w:r>
-          </w:p>
-        </w:tc>
-        <w:tc>
-          <w:tcPr>
-            <w:tcW w:type="dxa" w:w="900"/>
-            <w:tcBorders>
-              <w:top w:val="single" w:color="000000" w:sz="4"/>
-              <w:left w:val="single" w:color="000000" w:sz="4"/>
-              <w:bottom w:val="single" w:color="000000" w:sz="4"/>
-              <w:right w:val="single" w:color="000000" w:sz="4"/>
-            </w:tcBorders>
-            <w:tcMar>
-              <w:top w:type="dxa" w:w="20"/>
-              <w:left w:type="dxa" w:w="60"/>
-              <w:bottom w:type="dxa" w:w="20"/>
-              <w:right w:type="dxa" w:w="60"/>
-            </w:tcMar>
-            <w:vAlign w:val="center"/>
-          </w:tcPr>
-          <w:p>
-            <w:pPr>
-              <w:jc w:val="center"/>
-            </w:pPr>
-            <w:r>
-              <w:rPr>
-                <w:rFonts w:ascii="Arial" w:cs="Arial" w:eastAsia="Arial" w:hAnsi="Arial"/>
-                <w:b/>
-                <w:bCs/>
-                <w:color w:val="000000"/>
-                <w:sz w:val="15"/>
-                <w:szCs w:val="15"/>
-              </w:rPr>
-              <w:t xml:space="preserve">409 573</w:t>
-            </w:r>
-          </w:p>
-        </w:tc>
-        <w:tc>
-          <w:tcPr>
-            <w:tcW w:type="dxa" w:w="1100"/>
-            <w:tcBorders>
-              <w:top w:val="single" w:color="000000" w:sz="4"/>
-              <w:left w:val="single" w:color="000000" w:sz="4"/>
-              <w:bottom w:val="single" w:color="000000" w:sz="4"/>
-              <w:right w:val="single" w:color="000000" w:sz="4"/>
-            </w:tcBorders>
-            <w:tcMar>
-              <w:top w:type="dxa" w:w="20"/>
-              <w:left w:type="dxa" w:w="60"/>
-              <w:bottom w:type="dxa" w:w="20"/>
-              <w:right w:type="dxa" w:w="60"/>
-            </w:tcMar>
-            <w:vAlign w:val="center"/>
-          </w:tcPr>
-          <w:p>
-            <w:pPr>
-              <w:jc w:val="center"/>
-            </w:pPr>
-            <w:r>
-              <w:rPr>
-                <w:rFonts w:ascii="Arial" w:cs="Arial" w:eastAsia="Arial" w:hAnsi="Arial"/>
-                <w:b/>
-                <w:bCs/>
-                <w:color w:val="000000"/>
-                <w:sz w:val="15"/>
-                <w:szCs w:val="15"/>
-              </w:rPr>
-              <w:t xml:space="preserve">1 356 202</w:t>
+              <w:t xml:space="preserve">Población proyectada 2026 (hab.)</w:t>
+            </w:r>
+          </w:p>
+        </w:tc>
+        <w:tc>
+          <w:tcPr>
+            <w:tcW w:type="dxa" w:w="1000"/>
+            <w:tcBorders>
+              <w:top w:val="single" w:color="000000" w:sz="4"/>
+              <w:left w:val="single" w:color="000000" w:sz="4"/>
+              <w:bottom w:val="single" w:color="000000" w:sz="4"/>
+              <w:right w:val="single" w:color="000000" w:sz="4"/>
+            </w:tcBorders>
+            <w:tcMar>
+              <w:top w:type="dxa" w:w="20"/>
+              <w:left w:type="dxa" w:w="60"/>
+              <w:bottom w:type="dxa" w:w="20"/>
+              <w:right w:type="dxa" w:w="60"/>
+            </w:tcMar>
+            <w:vAlign w:val="center"/>
+          </w:tcPr>
+          <w:p>
+            <w:pPr>
+              <w:jc w:val="center"/>
+            </w:pPr>
+            <w:r>
+              <w:rPr>
+                <w:rFonts w:ascii="Arial" w:cs="Arial" w:eastAsia="Arial" w:hAnsi="Arial"/>
+                <w:b/>
+                <w:bCs/>
+                <w:color w:val="000000"/>
+                <w:sz w:val="15"/>
+                <w:szCs w:val="15"/>
+              </w:rPr>
+              <w:t xml:space="preserve">96 077</w:t>
+            </w:r>
+          </w:p>
+        </w:tc>
+        <w:tc>
+          <w:tcPr>
+            <w:tcW w:type="dxa" w:w="1000"/>
+            <w:tcBorders>
+              <w:top w:val="single" w:color="000000" w:sz="4"/>
+              <w:left w:val="single" w:color="000000" w:sz="4"/>
+              <w:bottom w:val="single" w:color="000000" w:sz="4"/>
+              <w:right w:val="single" w:color="000000" w:sz="4"/>
+            </w:tcBorders>
+            <w:tcMar>
+              <w:top w:type="dxa" w:w="20"/>
+              <w:left w:type="dxa" w:w="60"/>
+              <w:bottom w:type="dxa" w:w="20"/>
+              <w:right w:type="dxa" w:w="60"/>
+            </w:tcMar>
+            <w:vAlign w:val="center"/>
+          </w:tcPr>
+          <w:p>
+            <w:pPr>
+              <w:jc w:val="center"/>
+            </w:pPr>
+            <w:r>
+              <w:rPr>
+                <w:rFonts w:ascii="Arial" w:cs="Arial" w:eastAsia="Arial" w:hAnsi="Arial"/>
+                <w:b/>
+                <w:bCs/>
+                <w:color w:val="000000"/>
+                <w:sz w:val="15"/>
+                <w:szCs w:val="15"/>
+              </w:rPr>
+              <w:t xml:space="preserve">422 457</w:t>
+            </w:r>
+          </w:p>
+        </w:tc>
+        <w:tc>
+          <w:tcPr>
+            <w:tcW w:type="dxa" w:w="1000"/>
+            <w:tcBorders>
+              <w:top w:val="single" w:color="000000" w:sz="4"/>
+              <w:left w:val="single" w:color="000000" w:sz="4"/>
+              <w:bottom w:val="single" w:color="000000" w:sz="4"/>
+              <w:right w:val="single" w:color="000000" w:sz="4"/>
+            </w:tcBorders>
+            <w:tcMar>
+              <w:top w:type="dxa" w:w="20"/>
+              <w:left w:type="dxa" w:w="60"/>
+              <w:bottom w:type="dxa" w:w="20"/>
+              <w:right w:type="dxa" w:w="60"/>
+            </w:tcMar>
+            <w:vAlign w:val="center"/>
+          </w:tcPr>
+          <w:p>
+            <w:pPr>
+              <w:jc w:val="center"/>
+            </w:pPr>
+            <w:r>
+              <w:rPr>
+                <w:rFonts w:ascii="Arial" w:cs="Arial" w:eastAsia="Arial" w:hAnsi="Arial"/>
+                <w:b/>
+                <w:bCs/>
+                <w:color w:val="000000"/>
+                <w:sz w:val="15"/>
+                <w:szCs w:val="15"/>
+              </w:rPr>
+              <w:t xml:space="preserve">596 244</w:t>
+            </w:r>
+          </w:p>
+        </w:tc>
+        <w:tc>
+          <w:tcPr>
+            <w:tcW w:type="dxa" w:w="1000"/>
+            <w:tcBorders>
+              <w:top w:val="single" w:color="000000" w:sz="4"/>
+              <w:left w:val="single" w:color="000000" w:sz="4"/>
+              <w:bottom w:val="single" w:color="000000" w:sz="4"/>
+              <w:right w:val="single" w:color="000000" w:sz="4"/>
+            </w:tcBorders>
+            <w:tcMar>
+              <w:top w:type="dxa" w:w="20"/>
+              <w:left w:type="dxa" w:w="60"/>
+              <w:bottom w:type="dxa" w:w="20"/>
+              <w:right w:type="dxa" w:w="60"/>
+            </w:tcMar>
+            <w:vAlign w:val="center"/>
+          </w:tcPr>
+          <w:p>
+            <w:pPr>
+              <w:jc w:val="center"/>
+            </w:pPr>
+            <w:r>
+              <w:rPr>
+                <w:rFonts w:ascii="Arial" w:cs="Arial" w:eastAsia="Arial" w:hAnsi="Arial"/>
+                <w:b/>
+                <w:bCs/>
+                <w:color w:val="000000"/>
+                <w:sz w:val="15"/>
+                <w:szCs w:val="15"/>
+              </w:rPr>
+              <w:t xml:space="preserve">299 535</w:t>
+            </w:r>
+          </w:p>
+        </w:tc>
+        <w:tc>
+          <w:tcPr>
+            <w:tcW w:type="dxa" w:w="1200"/>
+            <w:tcBorders>
+              <w:top w:val="single" w:color="000000" w:sz="4"/>
+              <w:left w:val="single" w:color="000000" w:sz="4"/>
+              <w:bottom w:val="single" w:color="000000" w:sz="4"/>
+              <w:right w:val="single" w:color="000000" w:sz="4"/>
+            </w:tcBorders>
+            <w:tcMar>
+              <w:top w:type="dxa" w:w="20"/>
+              <w:left w:type="dxa" w:w="60"/>
+              <w:bottom w:type="dxa" w:w="20"/>
+              <w:right w:type="dxa" w:w="60"/>
+            </w:tcMar>
+            <w:vAlign w:val="center"/>
+          </w:tcPr>
+          <w:p>
+            <w:pPr>
+              <w:jc w:val="center"/>
+            </w:pPr>
+            <w:r>
+              <w:rPr>
+                <w:rFonts w:ascii="Arial" w:cs="Arial" w:eastAsia="Arial" w:hAnsi="Arial"/>
+                <w:b/>
+                <w:bCs/>
+                <w:color w:val="000000"/>
+                <w:sz w:val="15"/>
+                <w:szCs w:val="15"/>
+              </w:rPr>
+              <w:t xml:space="preserve">1 412 900</w:t>
             </w:r>
           </w:p>
         </w:tc>
@@ -3619,32 +3533,7 @@
           <w:sz w:val="14"/>
           <w:szCs w:val="14"/>
         </w:rPr>
-        <w:t xml:space="preserve">Fuente: APEIM, Niveles Socioeconómicos 2025 (data ENAHO 2024), p. 17; población total, PRODUCE (2025). La síntesis de APEIM solo publica Lima Metropolitana y Perú total; se aplica la distribución nacional a Lambayeque. Actualizar con el informe completo de APEIM, que incluye el desagregado por departamento </w:t>
-      </w:r>
-      <w:r>
-        <w:rPr>
-          <w:rFonts w:ascii="Arial" w:cs="Arial" w:eastAsia="Arial" w:hAnsi="Arial"/>
-          <w:b/>
-          <w:bCs/>
-          <w:i/>
-          <w:iCs/>
-          <w:sz w:val="14"/>
-          <w:szCs w:val="14"/>
-          <w:shd w:fill="FFFF00" w:color="auto" w:val="clear"/>
-        </w:rPr>
-        <w:t xml:space="preserve">[VERIFICAR]</w:t>
-      </w:r>
-      <w:r>
-        <w:rPr>
-          <w:rFonts w:ascii="Arial" w:cs="Arial" w:eastAsia="Arial" w:hAnsi="Arial"/>
-          <w:b/>
-          <w:bCs/>
-          <w:i/>
-          <w:iCs/>
-          <w:sz w:val="14"/>
-          <w:szCs w:val="14"/>
-        </w:rPr>
-        <w:t xml:space="preserve">.</w:t>
+        <w:t xml:space="preserve">Fuente: APEIM, Niveles Socioeconómicos 2025 – Informe completo (data ENAHO 2024), distribución de personas por departamento, p. 45 (muestra de Lambayeque: 4 703 casos; error ±1,4 %); población proyectada 2026, CPI Research, Market Report N° 003 – Proyecciones Poblacionales 2025, cuadros 2 y 5. La suma por NSE puede diferir del total por redondeo.</w:t>
       </w:r>
     </w:p>
     <w:p>
@@ -4466,7 +4355,7 @@
                 <w:sz w:val="15"/>
                 <w:szCs w:val="15"/>
               </w:rPr>
-              <w:t xml:space="preserve">Jóvenes que no estudian, en NSE B, C y D (68,8 %)</w:t>
+              <w:t xml:space="preserve">Jóvenes que no estudian, en NSE AB, C y D (78,8 %)</w:t>
             </w:r>
           </w:p>
         </w:tc>
@@ -4534,7 +4423,7 @@
                 <w:sz w:val="15"/>
                 <w:szCs w:val="15"/>
               </w:rPr>
-              <w:t xml:space="preserve">141 052</w:t>
+              <w:t xml:space="preserve">161 554</w:t>
             </w:r>
           </w:p>
         </w:tc>
@@ -4555,7 +4444,7 @@
           <w:sz w:val="14"/>
           <w:szCs w:val="14"/>
         </w:rPr>
-        <w:t xml:space="preserve">Fuente: INEI – ENAHO 2024, en GRTPE–OSEL Lambayeque, Mercado laboral de los jóvenes en la región Lambayeque (2025), p. 56; NSE, APEIM 2025. Elaboración propia para las dos últimas filas.</w:t>
+        <w:t xml:space="preserve">Fuente: INEI – ENAHO 2024, en GRTPE–OSEL Lambayeque, Mercado laboral de los jóvenes en la región Lambayeque (2025), p. 56; NSE de Lambayeque, APEIM 2025 (p. 45). Elaboración propia para las dos últimas filas. El NSE AB se incluye completo porque APEIM no separa el NSE B a nivel departamental; el NSE A es una fracción menor (1,0 % a nivel nacional).</w:t>
       </w:r>
     </w:p>
     <w:p>
@@ -4569,7 +4458,7 @@
           <w:sz w:val="24"/>
           <w:szCs w:val="24"/>
         </w:rPr>
-        <w:t xml:space="preserve">La población objetivo se aproxima con los jóvenes de 15 a 29 años que no estudian, es decir, los que solo trabajan o no estudian ni trabajan (NINI), pertenecientes a los NSE B, C y D. Este grupo corresponde al criterio de no estar cursando estudios superiores. Cabe resaltar que Lambayeque ocupa el </w:t>
+        <w:t xml:space="preserve">La población objetivo se aproxima con los jóvenes de 15 a 29 años que no estudian, es decir, los que solo trabajan o no estudian ni trabajan (NINI), pertenecientes a los NSE B, C y D (se usa el agregado AB, C y D, que representa el 78,8 % de la población de Lambayeque). Este grupo corresponde al criterio de no estar cursando estudios superiores. Cabe resaltar que Lambayeque ocupa el </w:t>
       </w:r>
       <w:r>
         <w:rPr>
@@ -4970,7 +4859,7 @@
                 <w:sz w:val="15"/>
                 <w:szCs w:val="15"/>
               </w:rPr>
-              <w:t xml:space="preserve">140 047</w:t>
+              <w:t xml:space="preserve">160 402</w:t>
             </w:r>
           </w:p>
         </w:tc>
@@ -5004,7 +4893,7 @@
                 <w:sz w:val="15"/>
                 <w:szCs w:val="15"/>
               </w:rPr>
-              <w:t xml:space="preserve">139 713</w:t>
+              <w:t xml:space="preserve">160 020</w:t>
             </w:r>
           </w:p>
         </w:tc>
@@ -5038,7 +4927,7 @@
                 <w:sz w:val="15"/>
                 <w:szCs w:val="15"/>
               </w:rPr>
-              <w:t xml:space="preserve">139 380</w:t>
+              <w:t xml:space="preserve">159 639</w:t>
             </w:r>
           </w:p>
         </w:tc>
@@ -5072,7 +4961,7 @@
                 <w:sz w:val="15"/>
                 <w:szCs w:val="15"/>
               </w:rPr>
-              <w:t xml:space="preserve">139 048</w:t>
+              <w:t xml:space="preserve">159 259</w:t>
             </w:r>
           </w:p>
         </w:tc>
@@ -5106,7 +4995,7 @@
                 <w:sz w:val="15"/>
                 <w:szCs w:val="15"/>
               </w:rPr>
-              <w:t xml:space="preserve">138 717</w:t>
+              <w:t xml:space="preserve">158 879</w:t>
             </w:r>
           </w:p>
         </w:tc>
@@ -5140,7 +5029,7 @@
                 <w:sz w:val="15"/>
                 <w:szCs w:val="15"/>
               </w:rPr>
-              <w:t xml:space="preserve">138 387</w:t>
+              <w:t xml:space="preserve">158 501</w:t>
             </w:r>
           </w:p>
         </w:tc>
@@ -5174,7 +5063,7 @@
                 <w:sz w:val="15"/>
                 <w:szCs w:val="15"/>
               </w:rPr>
-              <w:t xml:space="preserve">138 057</w:t>
+              <w:t xml:space="preserve">158 123</w:t>
             </w:r>
           </w:p>
         </w:tc>
@@ -5589,7 +5478,7 @@
                 <w:sz w:val="15"/>
                 <w:szCs w:val="15"/>
               </w:rPr>
-              <w:t xml:space="preserve">1 400</w:t>
+              <w:t xml:space="preserve">1 604</w:t>
             </w:r>
           </w:p>
         </w:tc>
@@ -5623,7 +5512,7 @@
                 <w:sz w:val="15"/>
                 <w:szCs w:val="15"/>
               </w:rPr>
-              <w:t xml:space="preserve">1 397</w:t>
+              <w:t xml:space="preserve">1 600</w:t>
             </w:r>
           </w:p>
         </w:tc>
@@ -5657,7 +5546,7 @@
                 <w:sz w:val="15"/>
                 <w:szCs w:val="15"/>
               </w:rPr>
-              <w:t xml:space="preserve">1 394</w:t>
+              <w:t xml:space="preserve">1 596</w:t>
             </w:r>
           </w:p>
         </w:tc>
@@ -5691,7 +5580,7 @@
                 <w:sz w:val="15"/>
                 <w:szCs w:val="15"/>
               </w:rPr>
-              <w:t xml:space="preserve">1 390</w:t>
+              <w:t xml:space="preserve">1 593</w:t>
             </w:r>
           </w:p>
         </w:tc>
@@ -5725,7 +5614,7 @@
                 <w:sz w:val="15"/>
                 <w:szCs w:val="15"/>
               </w:rPr>
-              <w:t xml:space="preserve">1 387</w:t>
+              <w:t xml:space="preserve">1 589</w:t>
             </w:r>
           </w:p>
         </w:tc>
@@ -5759,7 +5648,7 @@
                 <w:sz w:val="15"/>
                 <w:szCs w:val="15"/>
               </w:rPr>
-              <w:t xml:space="preserve">1 384</w:t>
+              <w:t xml:space="preserve">1 585</w:t>
             </w:r>
           </w:p>
         </w:tc>
@@ -5793,7 +5682,7 @@
                 <w:sz w:val="15"/>
                 <w:szCs w:val="15"/>
               </w:rPr>
-              <w:t xml:space="preserve">1 381</w:t>
+              <w:t xml:space="preserve">1 581</w:t>
             </w:r>
           </w:p>
         </w:tc>
@@ -5866,7 +5755,7 @@
                 <w:sz w:val="15"/>
                 <w:szCs w:val="15"/>
               </w:rPr>
-              <w:t xml:space="preserve">2 801</w:t>
+              <w:t xml:space="preserve">3 208</w:t>
             </w:r>
           </w:p>
         </w:tc>
@@ -5900,7 +5789,7 @@
                 <w:sz w:val="15"/>
                 <w:szCs w:val="15"/>
               </w:rPr>
-              <w:t xml:space="preserve">2 794</w:t>
+              <w:t xml:space="preserve">3 200</w:t>
             </w:r>
           </w:p>
         </w:tc>
@@ -5934,7 +5823,7 @@
                 <w:sz w:val="15"/>
                 <w:szCs w:val="15"/>
               </w:rPr>
-              <w:t xml:space="preserve">2 788</w:t>
+              <w:t xml:space="preserve">3 193</w:t>
             </w:r>
           </w:p>
         </w:tc>
@@ -5968,7 +5857,7 @@
                 <w:sz w:val="15"/>
                 <w:szCs w:val="15"/>
               </w:rPr>
-              <w:t xml:space="preserve">2 781</w:t>
+              <w:t xml:space="preserve">3 185</w:t>
             </w:r>
           </w:p>
         </w:tc>
@@ -6002,7 +5891,7 @@
                 <w:sz w:val="15"/>
                 <w:szCs w:val="15"/>
               </w:rPr>
-              <w:t xml:space="preserve">2 774</w:t>
+              <w:t xml:space="preserve">3 178</w:t>
             </w:r>
           </w:p>
         </w:tc>
@@ -6036,7 +5925,7 @@
                 <w:sz w:val="15"/>
                 <w:szCs w:val="15"/>
               </w:rPr>
-              <w:t xml:space="preserve">2 768</w:t>
+              <w:t xml:space="preserve">3 170</w:t>
             </w:r>
           </w:p>
         </w:tc>
@@ -6070,7 +5959,7 @@
                 <w:sz w:val="15"/>
                 <w:szCs w:val="15"/>
               </w:rPr>
-              <w:t xml:space="preserve">2 761</w:t>
+              <w:t xml:space="preserve">3 162</w:t>
             </w:r>
           </w:p>
         </w:tc>
@@ -6143,7 +6032,7 @@
                 <w:sz w:val="15"/>
                 <w:szCs w:val="15"/>
               </w:rPr>
-              <w:t xml:space="preserve">4 201</w:t>
+              <w:t xml:space="preserve">4 812</w:t>
             </w:r>
           </w:p>
         </w:tc>
@@ -6177,7 +6066,7 @@
                 <w:sz w:val="15"/>
                 <w:szCs w:val="15"/>
               </w:rPr>
-              <w:t xml:space="preserve">4 191</w:t>
+              <w:t xml:space="preserve">4 801</w:t>
             </w:r>
           </w:p>
         </w:tc>
@@ -6211,7 +6100,7 @@
                 <w:sz w:val="15"/>
                 <w:szCs w:val="15"/>
               </w:rPr>
-              <w:t xml:space="preserve">4 181</w:t>
+              <w:t xml:space="preserve">4 789</w:t>
             </w:r>
           </w:p>
         </w:tc>
@@ -6245,7 +6134,7 @@
                 <w:sz w:val="15"/>
                 <w:szCs w:val="15"/>
               </w:rPr>
-              <w:t xml:space="preserve">4 171</w:t>
+              <w:t xml:space="preserve">4 778</w:t>
             </w:r>
           </w:p>
         </w:tc>
@@ -6279,7 +6168,7 @@
                 <w:sz w:val="15"/>
                 <w:szCs w:val="15"/>
               </w:rPr>
-              <w:t xml:space="preserve">4 162</w:t>
+              <w:t xml:space="preserve">4 766</w:t>
             </w:r>
           </w:p>
         </w:tc>
@@ -6313,7 +6202,7 @@
                 <w:sz w:val="15"/>
                 <w:szCs w:val="15"/>
               </w:rPr>
-              <w:t xml:space="preserve">4 152</w:t>
+              <w:t xml:space="preserve">4 755</w:t>
             </w:r>
           </w:p>
         </w:tc>
@@ -6347,7 +6236,7 @@
                 <w:sz w:val="15"/>
                 <w:szCs w:val="15"/>
               </w:rPr>
-              <w:t xml:space="preserve">4 142</w:t>
+              <w:t xml:space="preserve">4 744</w:t>
             </w:r>
           </w:p>
         </w:tc>
@@ -6562,26 +6451,7 @@
           <w:sz w:val="24"/>
           <w:szCs w:val="24"/>
         </w:rPr>
-        <w:t xml:space="preserve">, después de Sistemas y Cómputo, Contabilidad e Impuestos, Enfermería, Educación Primaria y Educación Inicial </w:t>
-      </w:r>
-      <w:r>
-        <w:rPr>
-          <w:rFonts w:ascii="Calibri" w:cs="Calibri" w:eastAsia="Calibri" w:hAnsi="Calibri"/>
-          <w:b/>
-          <w:bCs/>
-          <w:sz w:val="24"/>
-          <w:szCs w:val="24"/>
-          <w:shd w:fill="FFFF00" w:color="auto" w:val="clear"/>
-        </w:rPr>
-        <w:t xml:space="preserve">[VERIFICAR]</w:t>
-      </w:r>
-      <w:r>
-        <w:rPr>
-          <w:rFonts w:ascii="Calibri" w:cs="Calibri" w:eastAsia="Calibri" w:hAnsi="Calibri"/>
-          <w:sz w:val="24"/>
-          <w:szCs w:val="24"/>
-        </w:rPr>
-        <w:t xml:space="preserve"> (registrar fecha de consulta). Las ciencias de la salud (Enfermería y Farmacia) aparecen así entre las seis familias con mayor demanda en la región.</w:t>
+        <w:t xml:space="preserve">, después de Sistemas y Cómputo, Contabilidad e Impuestos, Enfermería, Educación Primaria y Educación Inicial (consulta del 26/09/2026). El ranking se construye con la Encuesta de Demanda Ocupacional 2024 del MTPE (cuadro "Perú: puestos de trabajo a contratar para profesionales universitarios, según carreras, 2025"), con familias de carreras agrupadas a 3 dígitos según el Clasificador Nacional de Programas e Instituciones de Educación Superior del INEI (2018); cada puesto puede solicitar más de una carrera y se consideran puestos de naturaleza continua y temporal. Las ciencias de la salud (Enfermería y Farmacia) aparecen así entre las seis familias con mayor demanda en la región.</w:t>
       </w:r>
     </w:p>
     <w:p>
@@ -8952,7 +8822,7 @@
                 <w:sz w:val="15"/>
                 <w:szCs w:val="15"/>
               </w:rPr>
-              <w:t xml:space="preserve">2 801</w:t>
+              <w:t xml:space="preserve">3 208</w:t>
             </w:r>
           </w:p>
         </w:tc>
@@ -8986,7 +8856,7 @@
                 <w:sz w:val="15"/>
                 <w:szCs w:val="15"/>
               </w:rPr>
-              <w:t xml:space="preserve">2 794</w:t>
+              <w:t xml:space="preserve">3 200</w:t>
             </w:r>
           </w:p>
         </w:tc>
@@ -9020,7 +8890,7 @@
                 <w:sz w:val="15"/>
                 <w:szCs w:val="15"/>
               </w:rPr>
-              <w:t xml:space="preserve">2 788</w:t>
+              <w:t xml:space="preserve">3 193</w:t>
             </w:r>
           </w:p>
         </w:tc>
@@ -9054,7 +8924,7 @@
                 <w:sz w:val="15"/>
                 <w:szCs w:val="15"/>
               </w:rPr>
-              <w:t xml:space="preserve">2 781</w:t>
+              <w:t xml:space="preserve">3 185</w:t>
             </w:r>
           </w:p>
         </w:tc>
@@ -9088,7 +8958,7 @@
                 <w:sz w:val="15"/>
                 <w:szCs w:val="15"/>
               </w:rPr>
-              <w:t xml:space="preserve">2 774</w:t>
+              <w:t xml:space="preserve">3 178</w:t>
             </w:r>
           </w:p>
         </w:tc>
@@ -9122,7 +8992,7 @@
                 <w:sz w:val="15"/>
                 <w:szCs w:val="15"/>
               </w:rPr>
-              <w:t xml:space="preserve">2 768</w:t>
+              <w:t xml:space="preserve">3 170</w:t>
             </w:r>
           </w:p>
         </w:tc>
@@ -9156,7 +9026,7 @@
                 <w:sz w:val="15"/>
                 <w:szCs w:val="15"/>
               </w:rPr>
-              <w:t xml:space="preserve">2 761</w:t>
+              <w:t xml:space="preserve">3 162</w:t>
             </w:r>
           </w:p>
         </w:tc>
@@ -9506,7 +9376,7 @@
                 <w:sz w:val="15"/>
                 <w:szCs w:val="15"/>
               </w:rPr>
-              <w:t xml:space="preserve">2 561</w:t>
+              <w:t xml:space="preserve">2 968</w:t>
             </w:r>
           </w:p>
         </w:tc>
@@ -9540,7 +9410,7 @@
                 <w:sz w:val="15"/>
                 <w:szCs w:val="15"/>
               </w:rPr>
-              <w:t xml:space="preserve">2 554</w:t>
+              <w:t xml:space="preserve">2 960</w:t>
             </w:r>
           </w:p>
         </w:tc>
@@ -9574,7 +9444,7 @@
                 <w:sz w:val="15"/>
                 <w:szCs w:val="15"/>
               </w:rPr>
-              <w:t xml:space="preserve">2 548</w:t>
+              <w:t xml:space="preserve">2 953</w:t>
             </w:r>
           </w:p>
         </w:tc>
@@ -9608,7 +9478,7 @@
                 <w:sz w:val="15"/>
                 <w:szCs w:val="15"/>
               </w:rPr>
-              <w:t xml:space="preserve">2 541</w:t>
+              <w:t xml:space="preserve">2 945</w:t>
             </w:r>
           </w:p>
         </w:tc>
@@ -9642,7 +9512,7 @@
                 <w:sz w:val="15"/>
                 <w:szCs w:val="15"/>
               </w:rPr>
-              <w:t xml:space="preserve">2 534</w:t>
+              <w:t xml:space="preserve">2 938</w:t>
             </w:r>
           </w:p>
         </w:tc>
@@ -9676,7 +9546,7 @@
                 <w:sz w:val="15"/>
                 <w:szCs w:val="15"/>
               </w:rPr>
-              <w:t xml:space="preserve">2 528</w:t>
+              <w:t xml:space="preserve">2 930</w:t>
             </w:r>
           </w:p>
         </w:tc>
@@ -9710,7 +9580,7 @@
                 <w:sz w:val="15"/>
                 <w:szCs w:val="15"/>
               </w:rPr>
-              <w:t xml:space="preserve">2 521</w:t>
+              <w:t xml:space="preserve">2 922</w:t>
             </w:r>
           </w:p>
         </w:tc>
@@ -9745,7 +9615,7 @@
           <w:sz w:val="24"/>
           <w:szCs w:val="24"/>
         </w:rPr>
-        <w:t xml:space="preserve">Aun con el escenario conservador (1 % de interés) y tomando como oferta regional el total nacional de ingresantes de la UTP, para 2027 habría una brecha de alrededor de 1 160 jóvenes interesados en estudiar Farmacia y Bioquímica que no encontrarían una vacante en una universidad licenciada de la región. En el escenario medio, la brecha supera los 2 500 jóvenes por año.</w:t>
+        <w:t xml:space="preserve">Aun con el escenario conservador (1 % de interés) y tomando como oferta regional el total nacional de ingresantes de la UTP, para 2027 habría una brecha de alrededor de 1 360 jóvenes interesados en estudiar Farmacia y Bioquímica que no encontrarían una vacante en una universidad licenciada de la región. En el escenario medio, la brecha se acerca a los 3 000 jóvenes por año.</w:t>
       </w:r>
     </w:p>
     <w:p>
@@ -17669,7 +17539,7 @@
           <w:sz w:val="24"/>
           <w:szCs w:val="24"/>
         </w:rPr>
-        <w:t xml:space="preserve">La estimación referencial de demanda muestra una brecha de entre 1 100 y 4 000 jóvenes por año según el escenario (Tablas 4 y 7). La viabilidad final depende de validar esa estimación con una encuesta propia de intención vocacional y de la confirmación de la inversión en laboratorios y de la plana docente </w:t>
+        <w:t xml:space="preserve">La estimación referencial de demanda muestra una brecha de entre 1 300 y 4 600 jóvenes por año según el escenario (Tablas 4 y 7). La viabilidad final depende de validar esa estimación con una encuesta propia de intención vocacional y de la confirmación de la inversión en laboratorios y de la plana docente </w:t>
       </w:r>
       <w:r>
         <w:rPr>
@@ -18597,7 +18467,45 @@
           <w:sz w:val="24"/>
           <w:szCs w:val="24"/>
         </w:rPr>
-        <w:t xml:space="preserve">APEIM (2025). Niveles Socioeconómicos 2025 (data ENAHO 2024). Lima, noviembre 2025.</w:t>
+        <w:t xml:space="preserve">APEIM (2025). Niveles Socioeconómicos 2025 – Síntesis e Informe completo (data ENAHO 2024). Lima, noviembre 2025.</w:t>
+      </w:r>
+    </w:p>
+    <w:p>
+      <w:pPr>
+        <w:pStyle w:val="ListParagraph"/>
+        <w:numPr>
+          <w:ilvl w:val="0"/>
+          <w:numId w:val="2"/>
+        </w:numPr>
+        <w:spacing w:after="80" w:line="360"/>
+        <w:jc w:val="both"/>
+      </w:pPr>
+      <w:r>
+        <w:rPr>
+          <w:rFonts w:ascii="Calibri" w:cs="Calibri" w:eastAsia="Calibri" w:hAnsi="Calibri"/>
+          <w:sz w:val="24"/>
+          <w:szCs w:val="24"/>
+        </w:rPr>
+        <w:t xml:space="preserve">CPI Research (2025). Market Report N° 003: Proyecciones Poblacionales 2025 (Perú 2026).</w:t>
+      </w:r>
+    </w:p>
+    <w:p>
+      <w:pPr>
+        <w:pStyle w:val="ListParagraph"/>
+        <w:numPr>
+          <w:ilvl w:val="0"/>
+          <w:numId w:val="2"/>
+        </w:numPr>
+        <w:spacing w:after="80" w:line="360"/>
+        <w:jc w:val="both"/>
+      </w:pPr>
+      <w:r>
+        <w:rPr>
+          <w:rFonts w:ascii="Calibri" w:cs="Calibri" w:eastAsia="Calibri" w:hAnsi="Calibri"/>
+          <w:sz w:val="24"/>
+          <w:szCs w:val="24"/>
+        </w:rPr>
+        <w:t xml:space="preserve">MTPE – DGPE (2024). Encuesta de Demanda Ocupacional 2024: Perú, puestos de trabajo a contratar para profesionales universitarios, según carreras, 2025.</w:t>
       </w:r>
     </w:p>
     <w:p>

--- a/borradores/Informe_Pertinencia_Farmacia_Bioquimica_Lambayeque.docx
+++ b/borradores/Informe_Pertinencia_Farmacia_Bioquimica_Lambayeque.docx
@@ -16727,6 +16727,864 @@
     </w:p>
     <w:p>
       <w:pPr>
+        <w:spacing w:after="120" w:line="360"/>
+        <w:jc w:val="both"/>
+      </w:pPr>
+      <w:r>
+        <w:rPr>
+          <w:rFonts w:ascii="Calibri" w:cs="Calibri" w:eastAsia="Calibri" w:hAnsi="Calibri"/>
+          <w:sz w:val="24"/>
+          <w:szCs w:val="24"/>
+        </w:rPr>
+        <w:t xml:space="preserve">A continuación se presentan las expectativas de los actores estratégicos respecto del perfil del Químico Farmacéutico que requiere la región.</w:t>
+      </w:r>
+    </w:p>
+    <w:p>
+      <w:pPr>
+        <w:keepNext/>
+        <w:spacing w:after="100" w:before="160" w:line="360"/>
+        <w:jc w:val="both"/>
+      </w:pPr>
+      <w:r>
+        <w:rPr>
+          <w:rFonts w:ascii="Calibri" w:cs="Calibri" w:eastAsia="Calibri" w:hAnsi="Calibri"/>
+          <w:b/>
+          <w:bCs/>
+          <w:sz w:val="24"/>
+          <w:szCs w:val="24"/>
+        </w:rPr>
+        <w:t xml:space="preserve">7.7.1.- Demandantes de capital humano</w:t>
+      </w:r>
+    </w:p>
+    <w:p>
+      <w:pPr>
+        <w:spacing w:after="120" w:line="360"/>
+        <w:jc w:val="both"/>
+      </w:pPr>
+      <w:r>
+        <w:rPr>
+          <w:rFonts w:ascii="Calibri" w:cs="Calibri" w:eastAsia="Calibri" w:hAnsi="Calibri"/>
+          <w:sz w:val="24"/>
+          <w:szCs w:val="24"/>
+        </w:rPr>
+        <w:t xml:space="preserve">Las farmacias, boticas, cadenas, droguerías, clínicas, laboratorios clínicos y empresas agroindustriales de la región esperan que el profesional cuente con los siguientes conocimientos mínimos:</w:t>
+      </w:r>
+    </w:p>
+    <w:p>
+      <w:pPr>
+        <w:pStyle w:val="ListParagraph"/>
+        <w:numPr>
+          <w:ilvl w:val="0"/>
+          <w:numId w:val="2"/>
+        </w:numPr>
+        <w:spacing w:after="80" w:line="360"/>
+        <w:jc w:val="both"/>
+      </w:pPr>
+      <w:r>
+        <w:rPr>
+          <w:rFonts w:ascii="Calibri" w:cs="Calibri" w:eastAsia="Calibri" w:hAnsi="Calibri"/>
+          <w:sz w:val="24"/>
+          <w:szCs w:val="24"/>
+        </w:rPr>
+        <w:t xml:space="preserve">Legislación farmacéutica y normativa sanitaria (Ley N.° 29459 y Reglamento de Establecimientos Farmacéuticos).</w:t>
+      </w:r>
+    </w:p>
+    <w:p>
+      <w:pPr>
+        <w:pStyle w:val="ListParagraph"/>
+        <w:numPr>
+          <w:ilvl w:val="0"/>
+          <w:numId w:val="2"/>
+        </w:numPr>
+        <w:spacing w:after="80" w:line="360"/>
+        <w:jc w:val="both"/>
+      </w:pPr>
+      <w:r>
+        <w:rPr>
+          <w:rFonts w:ascii="Calibri" w:cs="Calibri" w:eastAsia="Calibri" w:hAnsi="Calibri"/>
+          <w:sz w:val="24"/>
+          <w:szCs w:val="24"/>
+        </w:rPr>
+        <w:t xml:space="preserve">Buenas Prácticas de Almacenamiento, Dispensación, Distribución y Farmacovigilancia.</w:t>
+      </w:r>
+    </w:p>
+    <w:p>
+      <w:pPr>
+        <w:pStyle w:val="ListParagraph"/>
+        <w:numPr>
+          <w:ilvl w:val="0"/>
+          <w:numId w:val="2"/>
+        </w:numPr>
+        <w:spacing w:after="80" w:line="360"/>
+        <w:jc w:val="both"/>
+      </w:pPr>
+      <w:r>
+        <w:rPr>
+          <w:rFonts w:ascii="Calibri" w:cs="Calibri" w:eastAsia="Calibri" w:hAnsi="Calibri"/>
+          <w:sz w:val="24"/>
+          <w:szCs w:val="24"/>
+        </w:rPr>
+        <w:t xml:space="preserve">Gestión de inventarios, cadena de frío y control de productos vencidos o falsificados.</w:t>
+      </w:r>
+    </w:p>
+    <w:p>
+      <w:pPr>
+        <w:pStyle w:val="ListParagraph"/>
+        <w:numPr>
+          <w:ilvl w:val="0"/>
+          <w:numId w:val="2"/>
+        </w:numPr>
+        <w:spacing w:after="80" w:line="360"/>
+        <w:jc w:val="both"/>
+      </w:pPr>
+      <w:r>
+        <w:rPr>
+          <w:rFonts w:ascii="Calibri" w:cs="Calibri" w:eastAsia="Calibri" w:hAnsi="Calibri"/>
+          <w:sz w:val="24"/>
+          <w:szCs w:val="24"/>
+        </w:rPr>
+        <w:t xml:space="preserve">Atención farmacéutica y seguimiento farmacoterapéutico.</w:t>
+      </w:r>
+    </w:p>
+    <w:p>
+      <w:pPr>
+        <w:pStyle w:val="ListParagraph"/>
+        <w:numPr>
+          <w:ilvl w:val="0"/>
+          <w:numId w:val="2"/>
+        </w:numPr>
+        <w:spacing w:after="80" w:line="360"/>
+        <w:jc w:val="both"/>
+      </w:pPr>
+      <w:r>
+        <w:rPr>
+          <w:rFonts w:ascii="Calibri" w:cs="Calibri" w:eastAsia="Calibri" w:hAnsi="Calibri"/>
+          <w:sz w:val="24"/>
+          <w:szCs w:val="24"/>
+        </w:rPr>
+        <w:t xml:space="preserve">Análisis clínicos, bioquímicos y de control de calidad.</w:t>
+      </w:r>
+    </w:p>
+    <w:p>
+      <w:pPr>
+        <w:pStyle w:val="ListParagraph"/>
+        <w:numPr>
+          <w:ilvl w:val="0"/>
+          <w:numId w:val="2"/>
+        </w:numPr>
+        <w:spacing w:after="80" w:line="360"/>
+        <w:jc w:val="both"/>
+      </w:pPr>
+      <w:r>
+        <w:rPr>
+          <w:rFonts w:ascii="Calibri" w:cs="Calibri" w:eastAsia="Calibri" w:hAnsi="Calibri"/>
+          <w:sz w:val="24"/>
+          <w:szCs w:val="24"/>
+        </w:rPr>
+        <w:t xml:space="preserve">Manejo de sistemas de información y tecnologías aplicadas a la gestión farmacéutica.</w:t>
+      </w:r>
+    </w:p>
+    <w:p>
+      <w:pPr>
+        <w:spacing w:after="120" w:line="360"/>
+        <w:jc w:val="both"/>
+      </w:pPr>
+      <w:r>
+        <w:rPr>
+          <w:rFonts w:ascii="Calibri" w:cs="Calibri" w:eastAsia="Calibri" w:hAnsi="Calibri"/>
+          <w:sz w:val="24"/>
+          <w:szCs w:val="24"/>
+        </w:rPr>
+        <w:t xml:space="preserve">Las habilidades blandas mínimas requeridas son:</w:t>
+      </w:r>
+    </w:p>
+    <w:p>
+      <w:pPr>
+        <w:pStyle w:val="ListParagraph"/>
+        <w:numPr>
+          <w:ilvl w:val="0"/>
+          <w:numId w:val="2"/>
+        </w:numPr>
+        <w:spacing w:after="80" w:line="360"/>
+        <w:jc w:val="both"/>
+      </w:pPr>
+      <w:r>
+        <w:rPr>
+          <w:rFonts w:ascii="Calibri" w:cs="Calibri" w:eastAsia="Calibri" w:hAnsi="Calibri"/>
+          <w:sz w:val="24"/>
+          <w:szCs w:val="24"/>
+        </w:rPr>
+        <w:t xml:space="preserve">Ética y responsabilidad profesional</w:t>
+      </w:r>
+    </w:p>
+    <w:p>
+      <w:pPr>
+        <w:pStyle w:val="ListParagraph"/>
+        <w:numPr>
+          <w:ilvl w:val="0"/>
+          <w:numId w:val="2"/>
+        </w:numPr>
+        <w:spacing w:after="80" w:line="360"/>
+        <w:jc w:val="both"/>
+      </w:pPr>
+      <w:r>
+        <w:rPr>
+          <w:rFonts w:ascii="Calibri" w:cs="Calibri" w:eastAsia="Calibri" w:hAnsi="Calibri"/>
+          <w:sz w:val="24"/>
+          <w:szCs w:val="24"/>
+        </w:rPr>
+        <w:t xml:space="preserve">Comunicación asertiva con pacientes y equipos de salud</w:t>
+      </w:r>
+    </w:p>
+    <w:p>
+      <w:pPr>
+        <w:pStyle w:val="ListParagraph"/>
+        <w:numPr>
+          <w:ilvl w:val="0"/>
+          <w:numId w:val="2"/>
+        </w:numPr>
+        <w:spacing w:after="80" w:line="360"/>
+        <w:jc w:val="both"/>
+      </w:pPr>
+      <w:r>
+        <w:rPr>
+          <w:rFonts w:ascii="Calibri" w:cs="Calibri" w:eastAsia="Calibri" w:hAnsi="Calibri"/>
+          <w:sz w:val="24"/>
+          <w:szCs w:val="24"/>
+        </w:rPr>
+        <w:t xml:space="preserve">Toma de decisiones</w:t>
+      </w:r>
+    </w:p>
+    <w:p>
+      <w:pPr>
+        <w:pStyle w:val="ListParagraph"/>
+        <w:numPr>
+          <w:ilvl w:val="0"/>
+          <w:numId w:val="2"/>
+        </w:numPr>
+        <w:spacing w:after="80" w:line="360"/>
+        <w:jc w:val="both"/>
+      </w:pPr>
+      <w:r>
+        <w:rPr>
+          <w:rFonts w:ascii="Calibri" w:cs="Calibri" w:eastAsia="Calibri" w:hAnsi="Calibri"/>
+          <w:sz w:val="24"/>
+          <w:szCs w:val="24"/>
+        </w:rPr>
+        <w:t xml:space="preserve">Pensamiento crítico</w:t>
+      </w:r>
+    </w:p>
+    <w:p>
+      <w:pPr>
+        <w:pStyle w:val="ListParagraph"/>
+        <w:numPr>
+          <w:ilvl w:val="0"/>
+          <w:numId w:val="2"/>
+        </w:numPr>
+        <w:spacing w:after="80" w:line="360"/>
+        <w:jc w:val="both"/>
+      </w:pPr>
+      <w:r>
+        <w:rPr>
+          <w:rFonts w:ascii="Calibri" w:cs="Calibri" w:eastAsia="Calibri" w:hAnsi="Calibri"/>
+          <w:sz w:val="24"/>
+          <w:szCs w:val="24"/>
+        </w:rPr>
+        <w:t xml:space="preserve">Trabajo en equipo</w:t>
+      </w:r>
+    </w:p>
+    <w:p>
+      <w:pPr>
+        <w:pStyle w:val="ListParagraph"/>
+        <w:numPr>
+          <w:ilvl w:val="0"/>
+          <w:numId w:val="2"/>
+        </w:numPr>
+        <w:spacing w:after="80" w:line="360"/>
+        <w:jc w:val="both"/>
+      </w:pPr>
+      <w:r>
+        <w:rPr>
+          <w:rFonts w:ascii="Calibri" w:cs="Calibri" w:eastAsia="Calibri" w:hAnsi="Calibri"/>
+          <w:sz w:val="24"/>
+          <w:szCs w:val="24"/>
+        </w:rPr>
+        <w:t xml:space="preserve">Orientación al servicio</w:t>
+      </w:r>
+    </w:p>
+    <w:p>
+      <w:pPr>
+        <w:keepNext/>
+        <w:spacing w:after="100" w:before="160" w:line="360"/>
+        <w:jc w:val="both"/>
+      </w:pPr>
+      <w:r>
+        <w:rPr>
+          <w:rFonts w:ascii="Calibri" w:cs="Calibri" w:eastAsia="Calibri" w:hAnsi="Calibri"/>
+          <w:b/>
+          <w:bCs/>
+          <w:sz w:val="24"/>
+          <w:szCs w:val="24"/>
+        </w:rPr>
+        <w:t xml:space="preserve">7.7.2.- Ministerio de Salud (MINSA – DIGEMID) y GERESA Lambayeque</w:t>
+      </w:r>
+    </w:p>
+    <w:p>
+      <w:pPr>
+        <w:pStyle w:val="ListParagraph"/>
+        <w:numPr>
+          <w:ilvl w:val="0"/>
+          <w:numId w:val="2"/>
+        </w:numPr>
+        <w:spacing w:after="80" w:line="360"/>
+        <w:jc w:val="both"/>
+      </w:pPr>
+      <w:r>
+        <w:rPr>
+          <w:rFonts w:ascii="Calibri" w:cs="Calibri" w:eastAsia="Calibri" w:hAnsi="Calibri"/>
+          <w:sz w:val="24"/>
+          <w:szCs w:val="24"/>
+        </w:rPr>
+        <w:t xml:space="preserve">Que garantice el acceso, la calidad, la seguridad y el uso racional de los medicamentos, en concordancia con la Política Nacional de Medicamentos.</w:t>
+      </w:r>
+    </w:p>
+    <w:p>
+      <w:pPr>
+        <w:pStyle w:val="ListParagraph"/>
+        <w:numPr>
+          <w:ilvl w:val="0"/>
+          <w:numId w:val="2"/>
+        </w:numPr>
+        <w:spacing w:after="80" w:line="360"/>
+        <w:jc w:val="both"/>
+      </w:pPr>
+      <w:r>
+        <w:rPr>
+          <w:rFonts w:ascii="Calibri" w:cs="Calibri" w:eastAsia="Calibri" w:hAnsi="Calibri"/>
+          <w:sz w:val="24"/>
+          <w:szCs w:val="24"/>
+        </w:rPr>
+        <w:t xml:space="preserve">Que cumpla y haga cumplir la normativa sanitaria como director técnico de establecimientos farmacéuticos.</w:t>
+      </w:r>
+    </w:p>
+    <w:p>
+      <w:pPr>
+        <w:pStyle w:val="ListParagraph"/>
+        <w:numPr>
+          <w:ilvl w:val="0"/>
+          <w:numId w:val="2"/>
+        </w:numPr>
+        <w:spacing w:after="80" w:line="360"/>
+        <w:jc w:val="both"/>
+      </w:pPr>
+      <w:r>
+        <w:rPr>
+          <w:rFonts w:ascii="Calibri" w:cs="Calibri" w:eastAsia="Calibri" w:hAnsi="Calibri"/>
+          <w:sz w:val="24"/>
+          <w:szCs w:val="24"/>
+        </w:rPr>
+        <w:t xml:space="preserve">Que contribuya a la vigilancia sanitaria y al combate del comercio ilegal de medicamentos (productos falsificados, de contrabando o sin registro sanitario).</w:t>
+      </w:r>
+    </w:p>
+    <w:p>
+      <w:pPr>
+        <w:pStyle w:val="ListParagraph"/>
+        <w:numPr>
+          <w:ilvl w:val="0"/>
+          <w:numId w:val="2"/>
+        </w:numPr>
+        <w:spacing w:after="80" w:line="360"/>
+        <w:jc w:val="both"/>
+      </w:pPr>
+      <w:r>
+        <w:rPr>
+          <w:rFonts w:ascii="Calibri" w:cs="Calibri" w:eastAsia="Calibri" w:hAnsi="Calibri"/>
+          <w:sz w:val="24"/>
+          <w:szCs w:val="24"/>
+        </w:rPr>
+        <w:t xml:space="preserve">Que participe en la farmacovigilancia y tecnovigilancia, notificando reacciones adversas y alertas sanitarias.</w:t>
+      </w:r>
+    </w:p>
+    <w:p>
+      <w:pPr>
+        <w:pStyle w:val="ListParagraph"/>
+        <w:numPr>
+          <w:ilvl w:val="0"/>
+          <w:numId w:val="2"/>
+        </w:numPr>
+        <w:spacing w:after="80" w:line="360"/>
+        <w:jc w:val="both"/>
+      </w:pPr>
+      <w:r>
+        <w:rPr>
+          <w:rFonts w:ascii="Calibri" w:cs="Calibri" w:eastAsia="Calibri" w:hAnsi="Calibri"/>
+          <w:sz w:val="24"/>
+          <w:szCs w:val="24"/>
+        </w:rPr>
+        <w:t xml:space="preserve">Que fortalezca la gestión del suministro de medicamentos en los establecimientos públicos (SISMED) y evite el desabastecimiento.</w:t>
+      </w:r>
+    </w:p>
+    <w:p>
+      <w:pPr>
+        <w:pStyle w:val="ListParagraph"/>
+        <w:numPr>
+          <w:ilvl w:val="0"/>
+          <w:numId w:val="2"/>
+        </w:numPr>
+        <w:spacing w:after="80" w:line="360"/>
+        <w:jc w:val="both"/>
+      </w:pPr>
+      <w:r>
+        <w:rPr>
+          <w:rFonts w:ascii="Calibri" w:cs="Calibri" w:eastAsia="Calibri" w:hAnsi="Calibri"/>
+          <w:sz w:val="24"/>
+          <w:szCs w:val="24"/>
+        </w:rPr>
+        <w:t xml:space="preserve">Que realice su SERUMS y se integre a la atención primaria de salud, especialmente en las zonas con menor cobertura.</w:t>
+      </w:r>
+    </w:p>
+    <w:p>
+      <w:pPr>
+        <w:keepNext/>
+        <w:spacing w:after="100" w:before="160" w:line="360"/>
+        <w:jc w:val="both"/>
+      </w:pPr>
+      <w:r>
+        <w:rPr>
+          <w:rFonts w:ascii="Calibri" w:cs="Calibri" w:eastAsia="Calibri" w:hAnsi="Calibri"/>
+          <w:b/>
+          <w:bCs/>
+          <w:sz w:val="24"/>
+          <w:szCs w:val="24"/>
+        </w:rPr>
+        <w:t xml:space="preserve">7.7.3.- Asociaciones empresariales y gremios</w:t>
+      </w:r>
+    </w:p>
+    <w:p>
+      <w:pPr>
+        <w:spacing w:after="120" w:line="360"/>
+        <w:jc w:val="both"/>
+      </w:pPr>
+      <w:r>
+        <w:rPr>
+          <w:rFonts w:ascii="Calibri" w:cs="Calibri" w:eastAsia="Calibri" w:hAnsi="Calibri"/>
+          <w:sz w:val="24"/>
+          <w:szCs w:val="24"/>
+        </w:rPr>
+        <w:t xml:space="preserve">Incluye a las asociaciones de boticas y cadenas farmacéuticas, droguerías, laboratorios y empresas agroindustriales, así como al Colegio Químico Farmacéutico Departamental de Lambayeque.</w:t>
+      </w:r>
+    </w:p>
+    <w:p>
+      <w:pPr>
+        <w:pStyle w:val="ListParagraph"/>
+        <w:numPr>
+          <w:ilvl w:val="0"/>
+          <w:numId w:val="2"/>
+        </w:numPr>
+        <w:spacing w:after="80" w:line="360"/>
+        <w:jc w:val="both"/>
+      </w:pPr>
+      <w:r>
+        <w:rPr>
+          <w:rFonts w:ascii="Calibri" w:cs="Calibri" w:eastAsia="Calibri" w:hAnsi="Calibri"/>
+          <w:sz w:val="24"/>
+          <w:szCs w:val="24"/>
+        </w:rPr>
+        <w:t xml:space="preserve">Conocimiento sólido de la normativa sanitaria y empresarial aplicable al sector farmacéutico.</w:t>
+      </w:r>
+    </w:p>
+    <w:p>
+      <w:pPr>
+        <w:pStyle w:val="ListParagraph"/>
+        <w:numPr>
+          <w:ilvl w:val="0"/>
+          <w:numId w:val="2"/>
+        </w:numPr>
+        <w:spacing w:after="80" w:line="360"/>
+        <w:jc w:val="both"/>
+      </w:pPr>
+      <w:r>
+        <w:rPr>
+          <w:rFonts w:ascii="Calibri" w:cs="Calibri" w:eastAsia="Calibri" w:hAnsi="Calibri"/>
+          <w:sz w:val="24"/>
+          <w:szCs w:val="24"/>
+        </w:rPr>
+        <w:t xml:space="preserve">Capacidad para gestionar establecimientos farmacéuticos de forma formal, rentable y sostenible.</w:t>
+      </w:r>
+    </w:p>
+    <w:p>
+      <w:pPr>
+        <w:pStyle w:val="ListParagraph"/>
+        <w:numPr>
+          <w:ilvl w:val="0"/>
+          <w:numId w:val="2"/>
+        </w:numPr>
+        <w:spacing w:after="80" w:line="360"/>
+        <w:jc w:val="both"/>
+      </w:pPr>
+      <w:r>
+        <w:rPr>
+          <w:rFonts w:ascii="Calibri" w:cs="Calibri" w:eastAsia="Calibri" w:hAnsi="Calibri"/>
+          <w:sz w:val="24"/>
+          <w:szCs w:val="24"/>
+        </w:rPr>
+        <w:t xml:space="preserve">Habilidad para identificar oportunidades de emprendimiento (boticas, droguerías, laboratorios de productos naturales).</w:t>
+      </w:r>
+    </w:p>
+    <w:p>
+      <w:pPr>
+        <w:pStyle w:val="ListParagraph"/>
+        <w:numPr>
+          <w:ilvl w:val="0"/>
+          <w:numId w:val="2"/>
+        </w:numPr>
+        <w:spacing w:after="80" w:line="360"/>
+        <w:jc w:val="both"/>
+      </w:pPr>
+      <w:r>
+        <w:rPr>
+          <w:rFonts w:ascii="Calibri" w:cs="Calibri" w:eastAsia="Calibri" w:hAnsi="Calibri"/>
+          <w:sz w:val="24"/>
+          <w:szCs w:val="24"/>
+        </w:rPr>
+        <w:t xml:space="preserve">Reconocimiento de la importancia de la formalización del comercio farmacéutico.</w:t>
+      </w:r>
+    </w:p>
+    <w:p>
+      <w:pPr>
+        <w:pStyle w:val="ListParagraph"/>
+        <w:numPr>
+          <w:ilvl w:val="0"/>
+          <w:numId w:val="2"/>
+        </w:numPr>
+        <w:spacing w:after="80" w:line="360"/>
+        <w:jc w:val="both"/>
+      </w:pPr>
+      <w:r>
+        <w:rPr>
+          <w:rFonts w:ascii="Calibri" w:cs="Calibri" w:eastAsia="Calibri" w:hAnsi="Calibri"/>
+          <w:sz w:val="24"/>
+          <w:szCs w:val="24"/>
+        </w:rPr>
+        <w:t xml:space="preserve">Competencia en control de calidad e inocuidad para la industria alimentaria y agroexportadora.</w:t>
+      </w:r>
+    </w:p>
+    <w:p>
+      <w:pPr>
+        <w:pStyle w:val="ListParagraph"/>
+        <w:numPr>
+          <w:ilvl w:val="0"/>
+          <w:numId w:val="2"/>
+        </w:numPr>
+        <w:spacing w:after="80" w:line="360"/>
+        <w:jc w:val="both"/>
+      </w:pPr>
+      <w:r>
+        <w:rPr>
+          <w:rFonts w:ascii="Calibri" w:cs="Calibri" w:eastAsia="Calibri" w:hAnsi="Calibri"/>
+          <w:sz w:val="24"/>
+          <w:szCs w:val="24"/>
+        </w:rPr>
+        <w:t xml:space="preserve">Adhesión a estándares éticos, responsabilidad ambiental y buenas prácticas en toda la cadena del medicamento.</w:t>
+      </w:r>
+    </w:p>
+    <w:p>
+      <w:pPr>
+        <w:pStyle w:val="ListParagraph"/>
+        <w:numPr>
+          <w:ilvl w:val="0"/>
+          <w:numId w:val="2"/>
+        </w:numPr>
+        <w:spacing w:after="80" w:line="360"/>
+        <w:jc w:val="both"/>
+      </w:pPr>
+      <w:r>
+        <w:rPr>
+          <w:rFonts w:ascii="Calibri" w:cs="Calibri" w:eastAsia="Calibri" w:hAnsi="Calibri"/>
+          <w:sz w:val="24"/>
+          <w:szCs w:val="24"/>
+        </w:rPr>
+        <w:t xml:space="preserve">Actualización profesional continua y colegiatura habilitada para el ejercicio.</w:t>
+      </w:r>
+    </w:p>
+    <w:p>
+      <w:pPr>
+        <w:keepNext/>
+        <w:spacing w:after="100" w:before="160" w:line="360"/>
+        <w:jc w:val="both"/>
+      </w:pPr>
+      <w:r>
+        <w:rPr>
+          <w:rFonts w:ascii="Calibri" w:cs="Calibri" w:eastAsia="Calibri" w:hAnsi="Calibri"/>
+          <w:b/>
+          <w:bCs/>
+          <w:sz w:val="24"/>
+          <w:szCs w:val="24"/>
+        </w:rPr>
+        <w:t xml:space="preserve">7.7.4.- Universidades</w:t>
+      </w:r>
+    </w:p>
+    <w:p>
+      <w:pPr>
+        <w:pStyle w:val="ListParagraph"/>
+        <w:numPr>
+          <w:ilvl w:val="0"/>
+          <w:numId w:val="2"/>
+        </w:numPr>
+        <w:spacing w:after="80" w:line="360"/>
+        <w:jc w:val="both"/>
+      </w:pPr>
+      <w:r>
+        <w:rPr>
+          <w:rFonts w:ascii="Calibri" w:cs="Calibri" w:eastAsia="Calibri" w:hAnsi="Calibri"/>
+          <w:sz w:val="24"/>
+          <w:szCs w:val="24"/>
+        </w:rPr>
+        <w:t xml:space="preserve">Formación científica sólida en química, biología, bioquímica y farmacología, con énfasis en el trabajo de laboratorio.</w:t>
+      </w:r>
+    </w:p>
+    <w:p>
+      <w:pPr>
+        <w:pStyle w:val="ListParagraph"/>
+        <w:numPr>
+          <w:ilvl w:val="0"/>
+          <w:numId w:val="2"/>
+        </w:numPr>
+        <w:spacing w:after="80" w:line="360"/>
+        <w:jc w:val="both"/>
+      </w:pPr>
+      <w:r>
+        <w:rPr>
+          <w:rFonts w:ascii="Calibri" w:cs="Calibri" w:eastAsia="Calibri" w:hAnsi="Calibri"/>
+          <w:sz w:val="24"/>
+          <w:szCs w:val="24"/>
+        </w:rPr>
+        <w:t xml:space="preserve">Capacidad para investigar y generar conocimiento en productos naturales, farmacología, bioquímica clínica y salud pública.</w:t>
+      </w:r>
+    </w:p>
+    <w:p>
+      <w:pPr>
+        <w:pStyle w:val="ListParagraph"/>
+        <w:numPr>
+          <w:ilvl w:val="0"/>
+          <w:numId w:val="2"/>
+        </w:numPr>
+        <w:spacing w:after="80" w:line="360"/>
+        <w:jc w:val="both"/>
+      </w:pPr>
+      <w:r>
+        <w:rPr>
+          <w:rFonts w:ascii="Calibri" w:cs="Calibri" w:eastAsia="Calibri" w:hAnsi="Calibri"/>
+          <w:sz w:val="24"/>
+          <w:szCs w:val="24"/>
+        </w:rPr>
+        <w:t xml:space="preserve">Preparación para aprobar el Examen Nacional de Farmacia y Bioquímica (ENAFB) y desempeñar el SERUMS.</w:t>
+      </w:r>
+    </w:p>
+    <w:p>
+      <w:pPr>
+        <w:pStyle w:val="ListParagraph"/>
+        <w:numPr>
+          <w:ilvl w:val="0"/>
+          <w:numId w:val="2"/>
+        </w:numPr>
+        <w:spacing w:after="80" w:line="360"/>
+        <w:jc w:val="both"/>
+      </w:pPr>
+      <w:r>
+        <w:rPr>
+          <w:rFonts w:ascii="Calibri" w:cs="Calibri" w:eastAsia="Calibri" w:hAnsi="Calibri"/>
+          <w:sz w:val="24"/>
+          <w:szCs w:val="24"/>
+        </w:rPr>
+        <w:t xml:space="preserve">Trabajo interdisciplinario con los programas de ciencias de la salud (Medicina, Enfermería, Tecnología Médica).</w:t>
+      </w:r>
+    </w:p>
+    <w:p>
+      <w:pPr>
+        <w:pStyle w:val="ListParagraph"/>
+        <w:numPr>
+          <w:ilvl w:val="0"/>
+          <w:numId w:val="2"/>
+        </w:numPr>
+        <w:spacing w:after="80" w:line="360"/>
+        <w:jc w:val="both"/>
+      </w:pPr>
+      <w:r>
+        <w:rPr>
+          <w:rFonts w:ascii="Calibri" w:cs="Calibri" w:eastAsia="Calibri" w:hAnsi="Calibri"/>
+          <w:sz w:val="24"/>
+          <w:szCs w:val="24"/>
+        </w:rPr>
+        <w:t xml:space="preserve">Dominio de las tecnologías de la información y la comunicación en su desempeño profesional.</w:t>
+      </w:r>
+    </w:p>
+    <w:p>
+      <w:pPr>
+        <w:pStyle w:val="ListParagraph"/>
+        <w:numPr>
+          <w:ilvl w:val="0"/>
+          <w:numId w:val="2"/>
+        </w:numPr>
+        <w:spacing w:after="80" w:line="360"/>
+        <w:jc w:val="both"/>
+      </w:pPr>
+      <w:r>
+        <w:rPr>
+          <w:rFonts w:ascii="Calibri" w:cs="Calibri" w:eastAsia="Calibri" w:hAnsi="Calibri"/>
+          <w:sz w:val="24"/>
+          <w:szCs w:val="24"/>
+        </w:rPr>
+        <w:t xml:space="preserve">Compromiso con la responsabilidad social universitaria y la educación sanitaria de la población.</w:t>
+      </w:r>
+    </w:p>
+    <w:p>
+      <w:pPr>
+        <w:pStyle w:val="ListParagraph"/>
+        <w:numPr>
+          <w:ilvl w:val="0"/>
+          <w:numId w:val="2"/>
+        </w:numPr>
+        <w:spacing w:after="80" w:line="360"/>
+        <w:jc w:val="both"/>
+      </w:pPr>
+      <w:r>
+        <w:rPr>
+          <w:rFonts w:ascii="Calibri" w:cs="Calibri" w:eastAsia="Calibri" w:hAnsi="Calibri"/>
+          <w:sz w:val="24"/>
+          <w:szCs w:val="24"/>
+        </w:rPr>
+        <w:t xml:space="preserve">Disposición para la formación continua a nivel de especialización y posgrado.</w:t>
+      </w:r>
+    </w:p>
+    <w:p>
+      <w:pPr>
+        <w:keepNext/>
+        <w:spacing w:after="100" w:before="160" w:line="360"/>
+        <w:jc w:val="both"/>
+      </w:pPr>
+      <w:r>
+        <w:rPr>
+          <w:rFonts w:ascii="Calibri" w:cs="Calibri" w:eastAsia="Calibri" w:hAnsi="Calibri"/>
+          <w:b/>
+          <w:bCs/>
+          <w:sz w:val="24"/>
+          <w:szCs w:val="24"/>
+        </w:rPr>
+        <w:t xml:space="preserve">7.7.5.- Organización Panamericana de la Salud / Organización Mundial de la Salud (OPS/OMS)</w:t>
+      </w:r>
+    </w:p>
+    <w:p>
+      <w:pPr>
+        <w:pStyle w:val="ListParagraph"/>
+        <w:numPr>
+          <w:ilvl w:val="0"/>
+          <w:numId w:val="2"/>
+        </w:numPr>
+        <w:spacing w:after="80" w:line="360"/>
+        <w:jc w:val="both"/>
+      </w:pPr>
+      <w:r>
+        <w:rPr>
+          <w:rFonts w:ascii="Calibri" w:cs="Calibri" w:eastAsia="Calibri" w:hAnsi="Calibri"/>
+          <w:sz w:val="24"/>
+          <w:szCs w:val="24"/>
+        </w:rPr>
+        <w:t xml:space="preserve">Que promueva el uso racional de medicamentos y contribuya a contener la resistencia a los antimicrobianos.</w:t>
+      </w:r>
+    </w:p>
+    <w:p>
+      <w:pPr>
+        <w:pStyle w:val="ListParagraph"/>
+        <w:numPr>
+          <w:ilvl w:val="0"/>
+          <w:numId w:val="2"/>
+        </w:numPr>
+        <w:spacing w:after="80" w:line="360"/>
+        <w:jc w:val="both"/>
+      </w:pPr>
+      <w:r>
+        <w:rPr>
+          <w:rFonts w:ascii="Calibri" w:cs="Calibri" w:eastAsia="Calibri" w:hAnsi="Calibri"/>
+          <w:sz w:val="24"/>
+          <w:szCs w:val="24"/>
+        </w:rPr>
+        <w:t xml:space="preserve">Que desarrolle servicios farmacéuticos basados en la atención primaria de salud, centrados en la persona, la familia y la comunidad.</w:t>
+      </w:r>
+    </w:p>
+    <w:p>
+      <w:pPr>
+        <w:pStyle w:val="ListParagraph"/>
+        <w:numPr>
+          <w:ilvl w:val="0"/>
+          <w:numId w:val="2"/>
+        </w:numPr>
+        <w:spacing w:after="80" w:line="360"/>
+        <w:jc w:val="both"/>
+      </w:pPr>
+      <w:r>
+        <w:rPr>
+          <w:rFonts w:ascii="Calibri" w:cs="Calibri" w:eastAsia="Calibri" w:hAnsi="Calibri"/>
+          <w:sz w:val="24"/>
+          <w:szCs w:val="24"/>
+        </w:rPr>
+        <w:t xml:space="preserve">Que contribuya a garantizar el acceso a medicamentos esenciales seguros, eficaces y de calidad.</w:t>
+      </w:r>
+    </w:p>
+    <w:p>
+      <w:pPr>
+        <w:pStyle w:val="ListParagraph"/>
+        <w:numPr>
+          <w:ilvl w:val="0"/>
+          <w:numId w:val="2"/>
+        </w:numPr>
+        <w:spacing w:after="80" w:line="360"/>
+        <w:jc w:val="both"/>
+      </w:pPr>
+      <w:r>
+        <w:rPr>
+          <w:rFonts w:ascii="Calibri" w:cs="Calibri" w:eastAsia="Calibri" w:hAnsi="Calibri"/>
+          <w:sz w:val="24"/>
+          <w:szCs w:val="24"/>
+        </w:rPr>
+        <w:t xml:space="preserve">Que participe en la farmacovigilancia y en la prevención de productos médicos de calidad subestándar y falsificados.</w:t>
+      </w:r>
+    </w:p>
+    <w:p>
+      <w:pPr>
+        <w:pStyle w:val="ListParagraph"/>
+        <w:numPr>
+          <w:ilvl w:val="0"/>
+          <w:numId w:val="2"/>
+        </w:numPr>
+        <w:spacing w:after="80" w:line="360"/>
+        <w:jc w:val="both"/>
+      </w:pPr>
+      <w:r>
+        <w:rPr>
+          <w:rFonts w:ascii="Calibri" w:cs="Calibri" w:eastAsia="Calibri" w:hAnsi="Calibri"/>
+          <w:sz w:val="24"/>
+          <w:szCs w:val="24"/>
+        </w:rPr>
+        <w:t xml:space="preserve">Que se integre a los equipos multidisciplinarios de salud para el control de enfermedades crónicas y transmisibles.</w:t>
+      </w:r>
+    </w:p>
+    <w:p>
+      <w:pPr>
+        <w:spacing w:after="120" w:line="360"/>
+        <w:jc w:val="both"/>
+      </w:pPr>
+      <w:r>
+        <w:rPr>
+          <w:rFonts w:ascii="Calibri" w:cs="Calibri" w:eastAsia="Calibri" w:hAnsi="Calibri"/>
+          <w:sz w:val="24"/>
+          <w:szCs w:val="24"/>
+        </w:rPr>
+        <w:t xml:space="preserve">Como se puede observar, las expectativas de los actores estratégicos se alinean con la formación profesional que ofrecerá el programa de Farmacia y Bioquímica de la USS.</w:t>
+      </w:r>
+    </w:p>
+    <w:p>
+      <w:pPr>
         <w:keepNext/>
         <w:spacing w:after="120" w:before="200"/>
         <w:ind w:left="284"/>
@@ -18525,6 +19383,44 @@
           <w:szCs w:val="24"/>
         </w:rPr>
         <w:t xml:space="preserve">MTPE/MINEDU. Portal "Ponte en Carrera".</w:t>
+      </w:r>
+    </w:p>
+    <w:p>
+      <w:pPr>
+        <w:pStyle w:val="ListParagraph"/>
+        <w:numPr>
+          <w:ilvl w:val="0"/>
+          <w:numId w:val="2"/>
+        </w:numPr>
+        <w:spacing w:after="80" w:line="360"/>
+        <w:jc w:val="both"/>
+      </w:pPr>
+      <w:r>
+        <w:rPr>
+          <w:rFonts w:ascii="Calibri" w:cs="Calibri" w:eastAsia="Calibri" w:hAnsi="Calibri"/>
+          <w:sz w:val="24"/>
+          <w:szCs w:val="24"/>
+        </w:rPr>
+        <w:t xml:space="preserve">MINSA (2004). Política Nacional de Medicamentos (R.M. N.° 1240-2004/MINSA).</w:t>
+      </w:r>
+    </w:p>
+    <w:p>
+      <w:pPr>
+        <w:pStyle w:val="ListParagraph"/>
+        <w:numPr>
+          <w:ilvl w:val="0"/>
+          <w:numId w:val="2"/>
+        </w:numPr>
+        <w:spacing w:after="80" w:line="360"/>
+        <w:jc w:val="both"/>
+      </w:pPr>
+      <w:r>
+        <w:rPr>
+          <w:rFonts w:ascii="Calibri" w:cs="Calibri" w:eastAsia="Calibri" w:hAnsi="Calibri"/>
+          <w:sz w:val="24"/>
+          <w:szCs w:val="24"/>
+        </w:rPr>
+        <w:t xml:space="preserve">OPS/OMS (2013). Servicios farmacéuticos basados en la atención primaria de salud. Documento de posición de la OPS/OMS.</w:t>
       </w:r>
     </w:p>
     <w:p>

--- a/borradores/Informe_Pertinencia_Farmacia_Bioquimica_Lambayeque.docx
+++ b/borradores/Informe_Pertinencia_Farmacia_Bioquimica_Lambayeque.docx
@@ -7734,6 +7734,147 @@
           </w:p>
         </w:tc>
       </w:tr>
+      <w:tr>
+        <w:trPr>
+          <w:cantSplit/>
+        </w:trPr>
+        <w:tc>
+          <w:tcPr>
+            <w:tcW w:type="dxa" w:w="900"/>
+            <w:tcBorders>
+              <w:top w:val="single" w:color="000000" w:sz="4"/>
+              <w:left w:val="single" w:color="000000" w:sz="4"/>
+              <w:bottom w:val="single" w:color="000000" w:sz="4"/>
+              <w:right w:val="single" w:color="000000" w:sz="4"/>
+            </w:tcBorders>
+            <w:tcMar>
+              <w:top w:type="dxa" w:w="20"/>
+              <w:left w:type="dxa" w:w="60"/>
+              <w:bottom w:type="dxa" w:w="20"/>
+              <w:right w:type="dxa" w:w="60"/>
+            </w:tcMar>
+            <w:vAlign w:val="center"/>
+          </w:tcPr>
+          <w:p>
+            <w:pPr>
+              <w:jc w:val="center"/>
+            </w:pPr>
+            <w:r>
+              <w:rPr>
+                <w:rFonts w:ascii="Arial" w:cs="Arial" w:eastAsia="Arial" w:hAnsi="Arial"/>
+                <w:b/>
+                <w:bCs/>
+                <w:color w:val="000000"/>
+                <w:sz w:val="15"/>
+                <w:szCs w:val="15"/>
+              </w:rPr>
+              <w:t xml:space="preserve">Privada</w:t>
+            </w:r>
+          </w:p>
+        </w:tc>
+        <w:tc>
+          <w:tcPr>
+            <w:tcW w:type="dxa" w:w="3700"/>
+            <w:tcBorders>
+              <w:top w:val="single" w:color="000000" w:sz="4"/>
+              <w:left w:val="single" w:color="000000" w:sz="4"/>
+              <w:bottom w:val="single" w:color="000000" w:sz="4"/>
+              <w:right w:val="single" w:color="000000" w:sz="4"/>
+            </w:tcBorders>
+            <w:tcMar>
+              <w:top w:type="dxa" w:w="20"/>
+              <w:left w:type="dxa" w:w="60"/>
+              <w:bottom w:type="dxa" w:w="20"/>
+              <w:right w:type="dxa" w:w="60"/>
+            </w:tcMar>
+            <w:vAlign w:val="center"/>
+          </w:tcPr>
+          <w:p>
+            <w:pPr>
+              <w:jc w:val="center"/>
+            </w:pPr>
+            <w:r>
+              <w:rPr>
+                <w:rFonts w:ascii="Arial" w:cs="Arial" w:eastAsia="Arial" w:hAnsi="Arial"/>
+                <w:b/>
+                <w:bCs/>
+                <w:color w:val="000000"/>
+                <w:sz w:val="15"/>
+                <w:szCs w:val="15"/>
+              </w:rPr>
+              <w:t xml:space="preserve">Universidad Alas Peruanas (UAP) – filial Chiclayo</w:t>
+            </w:r>
+          </w:p>
+        </w:tc>
+        <w:tc>
+          <w:tcPr>
+            <w:tcW w:type="dxa" w:w="1700"/>
+            <w:tcBorders>
+              <w:top w:val="single" w:color="000000" w:sz="4"/>
+              <w:left w:val="single" w:color="000000" w:sz="4"/>
+              <w:bottom w:val="single" w:color="000000" w:sz="4"/>
+              <w:right w:val="single" w:color="000000" w:sz="4"/>
+            </w:tcBorders>
+            <w:tcMar>
+              <w:top w:type="dxa" w:w="20"/>
+              <w:left w:type="dxa" w:w="60"/>
+              <w:bottom w:type="dxa" w:w="20"/>
+              <w:right w:type="dxa" w:w="60"/>
+            </w:tcMar>
+            <w:vAlign w:val="center"/>
+          </w:tcPr>
+          <w:p>
+            <w:pPr>
+              <w:jc w:val="center"/>
+            </w:pPr>
+            <w:r>
+              <w:rPr>
+                <w:rFonts w:ascii="Arial" w:cs="Arial" w:eastAsia="Arial" w:hAnsi="Arial"/>
+                <w:b/>
+                <w:bCs/>
+                <w:color w:val="000000"/>
+                <w:sz w:val="15"/>
+                <w:szCs w:val="15"/>
+              </w:rPr>
+              <w:t xml:space="preserve">Denegada</w:t>
+            </w:r>
+          </w:p>
+        </w:tc>
+        <w:tc>
+          <w:tcPr>
+            <w:tcW w:type="dxa" w:w="2000"/>
+            <w:tcBorders>
+              <w:top w:val="single" w:color="000000" w:sz="4"/>
+              <w:left w:val="single" w:color="000000" w:sz="4"/>
+              <w:bottom w:val="single" w:color="000000" w:sz="4"/>
+              <w:right w:val="single" w:color="000000" w:sz="4"/>
+            </w:tcBorders>
+            <w:tcMar>
+              <w:top w:type="dxa" w:w="20"/>
+              <w:left w:type="dxa" w:w="60"/>
+              <w:bottom w:type="dxa" w:w="20"/>
+              <w:right w:type="dxa" w:w="60"/>
+            </w:tcMar>
+            <w:vAlign w:val="center"/>
+          </w:tcPr>
+          <w:p>
+            <w:pPr>
+              <w:jc w:val="center"/>
+            </w:pPr>
+            <w:r>
+              <w:rPr>
+                <w:rFonts w:ascii="Arial" w:cs="Arial" w:eastAsia="Arial" w:hAnsi="Arial"/>
+                <w:b/>
+                <w:bCs/>
+                <w:color w:val="000000"/>
+                <w:sz w:val="15"/>
+                <w:szCs w:val="15"/>
+              </w:rPr>
+              <w:t xml:space="preserve">Ofreció la carrera hasta 2019 – cerrada</w:t>
+            </w:r>
+          </w:p>
+        </w:tc>
+      </w:tr>
     </w:tbl>
     <w:p>
       <w:pPr>
@@ -8403,32 +8544,7 @@
           <w:sz w:val="14"/>
           <w:szCs w:val="14"/>
         </w:rPr>
-        <w:t xml:space="preserve">Fuente: UTP, Postulantes, ingresantes, matriculados y egresados pregrado 2022-2025 (datos al 31.10.2025), pp. 1 y 3. Falta el desagregado de la sede Chiclayo </w:t>
-      </w:r>
-      <w:r>
-        <w:rPr>
-          <w:rFonts w:ascii="Arial" w:cs="Arial" w:eastAsia="Arial" w:hAnsi="Arial"/>
-          <w:b/>
-          <w:bCs/>
-          <w:i/>
-          <w:iCs/>
-          <w:sz w:val="14"/>
-          <w:szCs w:val="14"/>
-          <w:shd w:fill="FFFF00" w:color="auto" w:val="clear"/>
-        </w:rPr>
-        <w:t xml:space="preserve">[DATO PENDIENTE]</w:t>
-      </w:r>
-      <w:r>
-        <w:rPr>
-          <w:rFonts w:ascii="Arial" w:cs="Arial" w:eastAsia="Arial" w:hAnsi="Arial"/>
-          <w:b/>
-          <w:bCs/>
-          <w:i/>
-          <w:iCs/>
-          <w:sz w:val="14"/>
-          <w:szCs w:val="14"/>
-        </w:rPr>
-        <w:t xml:space="preserve">.</w:t>
+        <w:t xml:space="preserve">Fuente: UTP, Postulantes, ingresantes, matriculados y egresados pregrado 2022-2025 (datos al 31.10.2025), pp. 1 y 3. La UTP publica sus cifras consolidadas para todas sus sedes, sin desagregado por sede; por ello, el total se toma como tope superior de la oferta en Chiclayo.</w:t>
       </w:r>
     </w:p>
     <w:p>
@@ -9615,6 +9731,565 @@
           <w:sz w:val="24"/>
           <w:szCs w:val="24"/>
         </w:rPr>
+        <w:t xml:space="preserve">Como referencia histórica de la demanda regional, la </w:t>
+      </w:r>
+      <w:r>
+        <w:rPr>
+          <w:rFonts w:ascii="Calibri" w:cs="Calibri" w:eastAsia="Calibri" w:hAnsi="Calibri"/>
+          <w:b/>
+          <w:bCs/>
+          <w:sz w:val="24"/>
+          <w:szCs w:val="24"/>
+        </w:rPr>
+        <w:t xml:space="preserve">Universidad Alas Peruanas (UAP) ofreció la carrera de Farmacia y Bioquímica en su filial Chiclayo hasta diciembre de 2019</w:t>
+      </w:r>
+      <w:r>
+        <w:rPr>
+          <w:rFonts w:ascii="Calibri" w:cs="Calibri" w:eastAsia="Calibri" w:hAnsi="Calibri"/>
+          <w:sz w:val="24"/>
+          <w:szCs w:val="24"/>
+        </w:rPr>
+        <w:t xml:space="preserve">, cuando cerró al no obtener el licenciamiento de la SUNEDU. En ese año, el programa funcionaba con aproximadamente </w:t>
+      </w:r>
+      <w:r>
+        <w:rPr>
+          <w:rFonts w:ascii="Calibri" w:cs="Calibri" w:eastAsia="Calibri" w:hAnsi="Calibri"/>
+          <w:b/>
+          <w:bCs/>
+          <w:sz w:val="24"/>
+          <w:szCs w:val="24"/>
+        </w:rPr>
+        <w:t xml:space="preserve">4 aulas de 30 estudiantes por ciclo (unos 120 estudiantes por ciclo)</w:t>
+      </w:r>
+      <w:r>
+        <w:rPr>
+          <w:rFonts w:ascii="Calibri" w:cs="Calibri" w:eastAsia="Calibri" w:hAnsi="Calibri"/>
+          <w:sz w:val="24"/>
+          <w:szCs w:val="24"/>
+        </w:rPr>
+        <w:t xml:space="preserve"> y había llegado hasta el octavo ciclo, con un total aproximado de </w:t>
+      </w:r>
+      <w:r>
+        <w:rPr>
+          <w:rFonts w:ascii="Calibri" w:cs="Calibri" w:eastAsia="Calibri" w:hAnsi="Calibri"/>
+          <w:b/>
+          <w:bCs/>
+          <w:sz w:val="24"/>
+          <w:szCs w:val="24"/>
+        </w:rPr>
+        <w:t xml:space="preserve">960 estudiantes</w:t>
+      </w:r>
+      <w:r>
+        <w:rPr>
+          <w:rFonts w:ascii="Calibri" w:cs="Calibri" w:eastAsia="Calibri" w:hAnsi="Calibri"/>
+          <w:sz w:val="24"/>
+          <w:szCs w:val="24"/>
+        </w:rPr>
+        <w:t xml:space="preserve"> de Farmacia en Chiclayo (Tabla 6A). Es decir, una sola universidad no licenciada captaba alrededor de 120 estudiantes por ciclo en Chiclayo, cifra comparable a la de la UTP en todo el país en su primer año (240 ingresantes en 2025). Con su cierre, esa demanda quedó sin oferta local durante cinco años, hasta la apertura de la carrera en la UTP.</w:t>
+      </w:r>
+    </w:p>
+    <w:p>
+      <w:pPr>
+        <w:keepNext/>
+        <w:spacing w:after="60" w:before="160"/>
+        <w:jc w:val="center"/>
+      </w:pPr>
+      <w:r>
+        <w:rPr>
+          <w:rFonts w:ascii="Calibri" w:cs="Calibri" w:eastAsia="Calibri" w:hAnsi="Calibri"/>
+          <w:sz w:val="22"/>
+          <w:szCs w:val="22"/>
+        </w:rPr>
+        <w:t xml:space="preserve">Tabla 6A. Referencia histórica: Farmacia y Bioquímica en la UAP – filial Chiclayo, 2019</w:t>
+      </w:r>
+    </w:p>
+    <w:tbl>
+      <w:tblPr>
+        <w:tblW w:type="dxa" w:w="8200"/>
+        <w:jc w:val="center"/>
+        <w:tblBorders>
+          <w:top w:val="single" w:color="auto" w:sz="4"/>
+          <w:left w:val="single" w:color="auto" w:sz="4"/>
+          <w:bottom w:val="single" w:color="auto" w:sz="4"/>
+          <w:right w:val="single" w:color="auto" w:sz="4"/>
+          <w:insideH w:val="single" w:color="auto" w:sz="4"/>
+          <w:insideV w:val="single" w:color="auto" w:sz="4"/>
+        </w:tblBorders>
+      </w:tblPr>
+      <w:tblGrid>
+        <w:gridCol w:w="5200"/>
+        <w:gridCol w:w="3000"/>
+      </w:tblGrid>
+      <w:tr>
+        <w:trPr>
+          <w:tblHeader/>
+        </w:trPr>
+        <w:tc>
+          <w:tcPr>
+            <w:tcW w:type="dxa" w:w="5200"/>
+            <w:tcBorders>
+              <w:top w:val="single" w:color="000000" w:sz="4"/>
+              <w:left w:val="single" w:color="000000" w:sz="4"/>
+              <w:bottom w:val="single" w:color="000000" w:sz="4"/>
+              <w:right w:val="single" w:color="000000" w:sz="4"/>
+            </w:tcBorders>
+            <w:shd w:fill="1F4E2C" w:color="auto" w:val="clear"/>
+            <w:tcMar>
+              <w:top w:type="dxa" w:w="20"/>
+              <w:left w:type="dxa" w:w="60"/>
+              <w:bottom w:type="dxa" w:w="20"/>
+              <w:right w:type="dxa" w:w="60"/>
+            </w:tcMar>
+            <w:vAlign w:val="center"/>
+          </w:tcPr>
+          <w:p>
+            <w:pPr>
+              <w:jc w:val="center"/>
+            </w:pPr>
+            <w:r>
+              <w:rPr>
+                <w:rFonts w:ascii="Arial" w:cs="Arial" w:eastAsia="Arial" w:hAnsi="Arial"/>
+                <w:b/>
+                <w:bCs/>
+                <w:color w:val="FFFFFF"/>
+                <w:sz w:val="15"/>
+                <w:szCs w:val="15"/>
+              </w:rPr>
+              <w:t xml:space="preserve">Concepto</w:t>
+            </w:r>
+          </w:p>
+        </w:tc>
+        <w:tc>
+          <w:tcPr>
+            <w:tcW w:type="dxa" w:w="3000"/>
+            <w:tcBorders>
+              <w:top w:val="single" w:color="000000" w:sz="4"/>
+              <w:left w:val="single" w:color="000000" w:sz="4"/>
+              <w:bottom w:val="single" w:color="000000" w:sz="4"/>
+              <w:right w:val="single" w:color="000000" w:sz="4"/>
+            </w:tcBorders>
+            <w:shd w:fill="1F4E2C" w:color="auto" w:val="clear"/>
+            <w:tcMar>
+              <w:top w:type="dxa" w:w="20"/>
+              <w:left w:type="dxa" w:w="60"/>
+              <w:bottom w:type="dxa" w:w="20"/>
+              <w:right w:type="dxa" w:w="60"/>
+            </w:tcMar>
+            <w:vAlign w:val="center"/>
+          </w:tcPr>
+          <w:p>
+            <w:pPr>
+              <w:jc w:val="center"/>
+            </w:pPr>
+            <w:r>
+              <w:rPr>
+                <w:rFonts w:ascii="Arial" w:cs="Arial" w:eastAsia="Arial" w:hAnsi="Arial"/>
+                <w:b/>
+                <w:bCs/>
+                <w:color w:val="FFFFFF"/>
+                <w:sz w:val="15"/>
+                <w:szCs w:val="15"/>
+              </w:rPr>
+              <w:t xml:space="preserve">Valor aproximado</w:t>
+            </w:r>
+          </w:p>
+        </w:tc>
+      </w:tr>
+      <w:tr>
+        <w:trPr>
+          <w:cantSplit/>
+        </w:trPr>
+        <w:tc>
+          <w:tcPr>
+            <w:tcW w:type="dxa" w:w="5200"/>
+            <w:tcBorders>
+              <w:top w:val="single" w:color="000000" w:sz="4"/>
+              <w:left w:val="single" w:color="000000" w:sz="4"/>
+              <w:bottom w:val="single" w:color="000000" w:sz="4"/>
+              <w:right w:val="single" w:color="000000" w:sz="4"/>
+            </w:tcBorders>
+            <w:tcMar>
+              <w:top w:type="dxa" w:w="20"/>
+              <w:left w:type="dxa" w:w="60"/>
+              <w:bottom w:type="dxa" w:w="20"/>
+              <w:right w:type="dxa" w:w="60"/>
+            </w:tcMar>
+            <w:vAlign w:val="center"/>
+          </w:tcPr>
+          <w:p>
+            <w:pPr>
+              <w:jc w:val="left"/>
+            </w:pPr>
+            <w:r>
+              <w:rPr>
+                <w:rFonts w:ascii="Arial" w:cs="Arial" w:eastAsia="Arial" w:hAnsi="Arial"/>
+                <w:b/>
+                <w:bCs/>
+                <w:color w:val="000000"/>
+                <w:sz w:val="15"/>
+                <w:szCs w:val="15"/>
+              </w:rPr>
+              <w:t xml:space="preserve">Aulas por ciclo</w:t>
+            </w:r>
+          </w:p>
+        </w:tc>
+        <w:tc>
+          <w:tcPr>
+            <w:tcW w:type="dxa" w:w="3000"/>
+            <w:tcBorders>
+              <w:top w:val="single" w:color="000000" w:sz="4"/>
+              <w:left w:val="single" w:color="000000" w:sz="4"/>
+              <w:bottom w:val="single" w:color="000000" w:sz="4"/>
+              <w:right w:val="single" w:color="000000" w:sz="4"/>
+            </w:tcBorders>
+            <w:tcMar>
+              <w:top w:type="dxa" w:w="20"/>
+              <w:left w:type="dxa" w:w="60"/>
+              <w:bottom w:type="dxa" w:w="20"/>
+              <w:right w:type="dxa" w:w="60"/>
+            </w:tcMar>
+            <w:vAlign w:val="center"/>
+          </w:tcPr>
+          <w:p>
+            <w:pPr>
+              <w:jc w:val="center"/>
+            </w:pPr>
+            <w:r>
+              <w:rPr>
+                <w:rFonts w:ascii="Arial" w:cs="Arial" w:eastAsia="Arial" w:hAnsi="Arial"/>
+                <w:b/>
+                <w:bCs/>
+                <w:color w:val="000000"/>
+                <w:sz w:val="15"/>
+                <w:szCs w:val="15"/>
+              </w:rPr>
+              <w:t xml:space="preserve">4</w:t>
+            </w:r>
+          </w:p>
+        </w:tc>
+      </w:tr>
+      <w:tr>
+        <w:trPr>
+          <w:cantSplit/>
+        </w:trPr>
+        <w:tc>
+          <w:tcPr>
+            <w:tcW w:type="dxa" w:w="5200"/>
+            <w:tcBorders>
+              <w:top w:val="single" w:color="000000" w:sz="4"/>
+              <w:left w:val="single" w:color="000000" w:sz="4"/>
+              <w:bottom w:val="single" w:color="000000" w:sz="4"/>
+              <w:right w:val="single" w:color="000000" w:sz="4"/>
+            </w:tcBorders>
+            <w:tcMar>
+              <w:top w:type="dxa" w:w="20"/>
+              <w:left w:type="dxa" w:w="60"/>
+              <w:bottom w:type="dxa" w:w="20"/>
+              <w:right w:type="dxa" w:w="60"/>
+            </w:tcMar>
+            <w:vAlign w:val="center"/>
+          </w:tcPr>
+          <w:p>
+            <w:pPr>
+              <w:jc w:val="left"/>
+            </w:pPr>
+            <w:r>
+              <w:rPr>
+                <w:rFonts w:ascii="Arial" w:cs="Arial" w:eastAsia="Arial" w:hAnsi="Arial"/>
+                <w:b/>
+                <w:bCs/>
+                <w:color w:val="000000"/>
+                <w:sz w:val="15"/>
+                <w:szCs w:val="15"/>
+              </w:rPr>
+              <w:t xml:space="preserve">Estudiantes por aula</w:t>
+            </w:r>
+          </w:p>
+        </w:tc>
+        <w:tc>
+          <w:tcPr>
+            <w:tcW w:type="dxa" w:w="3000"/>
+            <w:tcBorders>
+              <w:top w:val="single" w:color="000000" w:sz="4"/>
+              <w:left w:val="single" w:color="000000" w:sz="4"/>
+              <w:bottom w:val="single" w:color="000000" w:sz="4"/>
+              <w:right w:val="single" w:color="000000" w:sz="4"/>
+            </w:tcBorders>
+            <w:tcMar>
+              <w:top w:type="dxa" w:w="20"/>
+              <w:left w:type="dxa" w:w="60"/>
+              <w:bottom w:type="dxa" w:w="20"/>
+              <w:right w:type="dxa" w:w="60"/>
+            </w:tcMar>
+            <w:vAlign w:val="center"/>
+          </w:tcPr>
+          <w:p>
+            <w:pPr>
+              <w:jc w:val="center"/>
+            </w:pPr>
+            <w:r>
+              <w:rPr>
+                <w:rFonts w:ascii="Arial" w:cs="Arial" w:eastAsia="Arial" w:hAnsi="Arial"/>
+                <w:b/>
+                <w:bCs/>
+                <w:color w:val="000000"/>
+                <w:sz w:val="15"/>
+                <w:szCs w:val="15"/>
+              </w:rPr>
+              <w:t xml:space="preserve">30</w:t>
+            </w:r>
+          </w:p>
+        </w:tc>
+      </w:tr>
+      <w:tr>
+        <w:trPr>
+          <w:cantSplit/>
+        </w:trPr>
+        <w:tc>
+          <w:tcPr>
+            <w:tcW w:type="dxa" w:w="5200"/>
+            <w:tcBorders>
+              <w:top w:val="single" w:color="000000" w:sz="4"/>
+              <w:left w:val="single" w:color="000000" w:sz="4"/>
+              <w:bottom w:val="single" w:color="000000" w:sz="4"/>
+              <w:right w:val="single" w:color="000000" w:sz="4"/>
+            </w:tcBorders>
+            <w:tcMar>
+              <w:top w:type="dxa" w:w="20"/>
+              <w:left w:type="dxa" w:w="60"/>
+              <w:bottom w:type="dxa" w:w="20"/>
+              <w:right w:type="dxa" w:w="60"/>
+            </w:tcMar>
+            <w:vAlign w:val="center"/>
+          </w:tcPr>
+          <w:p>
+            <w:pPr>
+              <w:jc w:val="left"/>
+            </w:pPr>
+            <w:r>
+              <w:rPr>
+                <w:rFonts w:ascii="Arial" w:cs="Arial" w:eastAsia="Arial" w:hAnsi="Arial"/>
+                <w:b/>
+                <w:bCs/>
+                <w:color w:val="000000"/>
+                <w:sz w:val="15"/>
+                <w:szCs w:val="15"/>
+              </w:rPr>
+              <w:t xml:space="preserve">Estudiantes por ciclo</w:t>
+            </w:r>
+          </w:p>
+        </w:tc>
+        <w:tc>
+          <w:tcPr>
+            <w:tcW w:type="dxa" w:w="3000"/>
+            <w:tcBorders>
+              <w:top w:val="single" w:color="000000" w:sz="4"/>
+              <w:left w:val="single" w:color="000000" w:sz="4"/>
+              <w:bottom w:val="single" w:color="000000" w:sz="4"/>
+              <w:right w:val="single" w:color="000000" w:sz="4"/>
+            </w:tcBorders>
+            <w:tcMar>
+              <w:top w:type="dxa" w:w="20"/>
+              <w:left w:type="dxa" w:w="60"/>
+              <w:bottom w:type="dxa" w:w="20"/>
+              <w:right w:type="dxa" w:w="60"/>
+            </w:tcMar>
+            <w:vAlign w:val="center"/>
+          </w:tcPr>
+          <w:p>
+            <w:pPr>
+              <w:jc w:val="center"/>
+            </w:pPr>
+            <w:r>
+              <w:rPr>
+                <w:rFonts w:ascii="Arial" w:cs="Arial" w:eastAsia="Arial" w:hAnsi="Arial"/>
+                <w:b/>
+                <w:bCs/>
+                <w:color w:val="000000"/>
+                <w:sz w:val="15"/>
+                <w:szCs w:val="15"/>
+              </w:rPr>
+              <w:t xml:space="preserve">120</w:t>
+            </w:r>
+          </w:p>
+        </w:tc>
+      </w:tr>
+      <w:tr>
+        <w:trPr>
+          <w:cantSplit/>
+        </w:trPr>
+        <w:tc>
+          <w:tcPr>
+            <w:tcW w:type="dxa" w:w="5200"/>
+            <w:tcBorders>
+              <w:top w:val="single" w:color="000000" w:sz="4"/>
+              <w:left w:val="single" w:color="000000" w:sz="4"/>
+              <w:bottom w:val="single" w:color="000000" w:sz="4"/>
+              <w:right w:val="single" w:color="000000" w:sz="4"/>
+            </w:tcBorders>
+            <w:tcMar>
+              <w:top w:type="dxa" w:w="20"/>
+              <w:left w:type="dxa" w:w="60"/>
+              <w:bottom w:type="dxa" w:w="20"/>
+              <w:right w:type="dxa" w:w="60"/>
+            </w:tcMar>
+            <w:vAlign w:val="center"/>
+          </w:tcPr>
+          <w:p>
+            <w:pPr>
+              <w:jc w:val="left"/>
+            </w:pPr>
+            <w:r>
+              <w:rPr>
+                <w:rFonts w:ascii="Arial" w:cs="Arial" w:eastAsia="Arial" w:hAnsi="Arial"/>
+                <w:b/>
+                <w:bCs/>
+                <w:color w:val="000000"/>
+                <w:sz w:val="15"/>
+                <w:szCs w:val="15"/>
+              </w:rPr>
+              <w:t xml:space="preserve">Ciclos en funcionamiento (del 1.° al 8.°)</w:t>
+            </w:r>
+          </w:p>
+        </w:tc>
+        <w:tc>
+          <w:tcPr>
+            <w:tcW w:type="dxa" w:w="3000"/>
+            <w:tcBorders>
+              <w:top w:val="single" w:color="000000" w:sz="4"/>
+              <w:left w:val="single" w:color="000000" w:sz="4"/>
+              <w:bottom w:val="single" w:color="000000" w:sz="4"/>
+              <w:right w:val="single" w:color="000000" w:sz="4"/>
+            </w:tcBorders>
+            <w:tcMar>
+              <w:top w:type="dxa" w:w="20"/>
+              <w:left w:type="dxa" w:w="60"/>
+              <w:bottom w:type="dxa" w:w="20"/>
+              <w:right w:type="dxa" w:w="60"/>
+            </w:tcMar>
+            <w:vAlign w:val="center"/>
+          </w:tcPr>
+          <w:p>
+            <w:pPr>
+              <w:jc w:val="center"/>
+            </w:pPr>
+            <w:r>
+              <w:rPr>
+                <w:rFonts w:ascii="Arial" w:cs="Arial" w:eastAsia="Arial" w:hAnsi="Arial"/>
+                <w:b/>
+                <w:bCs/>
+                <w:color w:val="000000"/>
+                <w:sz w:val="15"/>
+                <w:szCs w:val="15"/>
+              </w:rPr>
+              <w:t xml:space="preserve">8</w:t>
+            </w:r>
+          </w:p>
+        </w:tc>
+      </w:tr>
+      <w:tr>
+        <w:trPr>
+          <w:cantSplit/>
+        </w:trPr>
+        <w:tc>
+          <w:tcPr>
+            <w:tcW w:type="dxa" w:w="5200"/>
+            <w:tcBorders>
+              <w:top w:val="single" w:color="000000" w:sz="4"/>
+              <w:left w:val="single" w:color="000000" w:sz="4"/>
+              <w:bottom w:val="single" w:color="000000" w:sz="4"/>
+              <w:right w:val="single" w:color="000000" w:sz="4"/>
+            </w:tcBorders>
+            <w:tcMar>
+              <w:top w:type="dxa" w:w="20"/>
+              <w:left w:type="dxa" w:w="60"/>
+              <w:bottom w:type="dxa" w:w="20"/>
+              <w:right w:type="dxa" w:w="60"/>
+            </w:tcMar>
+            <w:vAlign w:val="center"/>
+          </w:tcPr>
+          <w:p>
+            <w:pPr>
+              <w:jc w:val="left"/>
+            </w:pPr>
+            <w:r>
+              <w:rPr>
+                <w:rFonts w:ascii="Arial" w:cs="Arial" w:eastAsia="Arial" w:hAnsi="Arial"/>
+                <w:b/>
+                <w:bCs/>
+                <w:color w:val="000000"/>
+                <w:sz w:val="15"/>
+                <w:szCs w:val="15"/>
+              </w:rPr>
+              <w:t xml:space="preserve">Total de estudiantes de Farmacia (diciembre 2019)</w:t>
+            </w:r>
+          </w:p>
+        </w:tc>
+        <w:tc>
+          <w:tcPr>
+            <w:tcW w:type="dxa" w:w="3000"/>
+            <w:tcBorders>
+              <w:top w:val="single" w:color="000000" w:sz="4"/>
+              <w:left w:val="single" w:color="000000" w:sz="4"/>
+              <w:bottom w:val="single" w:color="000000" w:sz="4"/>
+              <w:right w:val="single" w:color="000000" w:sz="4"/>
+            </w:tcBorders>
+            <w:tcMar>
+              <w:top w:type="dxa" w:w="20"/>
+              <w:left w:type="dxa" w:w="60"/>
+              <w:bottom w:type="dxa" w:w="20"/>
+              <w:right w:type="dxa" w:w="60"/>
+            </w:tcMar>
+            <w:vAlign w:val="center"/>
+          </w:tcPr>
+          <w:p>
+            <w:pPr>
+              <w:jc w:val="center"/>
+            </w:pPr>
+            <w:r>
+              <w:rPr>
+                <w:rFonts w:ascii="Arial" w:cs="Arial" w:eastAsia="Arial" w:hAnsi="Arial"/>
+                <w:b/>
+                <w:bCs/>
+                <w:color w:val="000000"/>
+                <w:sz w:val="15"/>
+                <w:szCs w:val="15"/>
+              </w:rPr>
+              <w:t xml:space="preserve">960</w:t>
+            </w:r>
+          </w:p>
+        </w:tc>
+      </w:tr>
+    </w:tbl>
+    <w:p>
+      <w:pPr>
+        <w:spacing w:after="160"/>
+        <w:ind w:left="300"/>
+      </w:pPr>
+      <w:r>
+        <w:rPr>
+          <w:rFonts w:ascii="Arial" w:cs="Arial" w:eastAsia="Arial" w:hAnsi="Arial"/>
+          <w:b/>
+          <w:bCs/>
+          <w:i/>
+          <w:iCs/>
+          <w:sz w:val="14"/>
+          <w:szCs w:val="14"/>
+        </w:rPr>
+        <w:t xml:space="preserve">Fuente: información proporcionada por el Programa Académico sobre la filial Chiclayo de la UAP (estimación aproximada, sin registro oficial publicado). La UAP cesó sus actividades en diciembre de 2019 por denegatoria de la licencia institucional de la SUNEDU.</w:t>
+      </w:r>
+    </w:p>
+    <w:p>
+      <w:pPr>
+        <w:spacing w:after="120" w:line="360"/>
+        <w:jc w:val="both"/>
+      </w:pPr>
+      <w:r>
+        <w:rPr>
+          <w:rFonts w:ascii="Calibri" w:cs="Calibri" w:eastAsia="Calibri" w:hAnsi="Calibri"/>
+          <w:sz w:val="24"/>
+          <w:szCs w:val="24"/>
+        </w:rPr>
         <w:t xml:space="preserve">Aun con el escenario conservador (1 % de interés) y tomando como oferta regional el total nacional de ingresantes de la UTP, para 2027 habría una brecha de alrededor de 1 360 jóvenes interesados en estudiar Farmacia y Bioquímica que no encontrarían una vacante en una universidad licenciada de la región. En el escenario medio, la brecha se acerca a los 3 000 jóvenes por año.</w:t>
       </w:r>
     </w:p>
@@ -12891,7 +13566,7 @@
           <w:sz w:val="24"/>
           <w:szCs w:val="24"/>
         </w:rPr>
-        <w:t xml:space="preserve"> (INEI, Compendio Estadístico Lambayeque 2024, en OSEL 2025, pp. 47-49). La única universidad licenciada identificada con Farmacia y Bioquímica es la UTP en Chiclayo, que abrió la carrera recién en 2025 (240 ingresantes en todas sus sedes); la UNPRG no la ofrece. Las universidades que ofrecían la carrera sin licencia (Universidad de Chiclayo) o que operaban en la región sin licencia (Universidad de Lambayeque y Universidad Juan Mejía Baca) se encuentran en cese, lo que deja una demanda regional desatendida y estudiantes que se trasladan a otras ciudades.</w:t>
+        <w:t xml:space="preserve"> (INEI, Compendio Estadístico Lambayeque 2024, en OSEL 2025, pp. 47-49). La única universidad licenciada identificada con Farmacia y Bioquímica es la UTP en Chiclayo, que abrió la carrera recién en 2025 (240 ingresantes en todas sus sedes); la UNPRG no la ofrece. Las universidades que ofrecían la carrera sin licencia (Universidad Alas Peruanas – filial Chiclayo, cerrada en 2019, y Universidad de Chiclayo) o que operaban en la región sin licencia (Universidad de Lambayeque y Universidad Juan Mejía Baca) se encuentran en cese, lo que deja una demanda regional desatendida y estudiantes que se trasladan a otras ciudades.</w:t>
       </w:r>
     </w:p>
     <w:p>
@@ -18369,7 +19044,7 @@
           <w:sz w:val="24"/>
           <w:szCs w:val="24"/>
         </w:rPr>
-        <w:t xml:space="preserve">El presente informe técnico sustenta la pertinencia de crear el programa de estudios de Farmacia y Bioquímica en la región Lambayeque (Chiclayo). La exigencia legal de un Químico Farmacéutico en cada uno de los 1 580 establecimientos farmacéuticos privados de la región, frente a solo 812 profesionales colegiados (y cerca de 225 establecimientos nuevos por año), la expansión hospitalaria de EsSalud, la demanda de diagnóstico analítico y control agroindustrial, la carga de enfermedad regional y el comercio ilegal de medicamentos generan una demanda estructural de estos profesionales, mientras que la oferta licenciada en la región es muy reducida tras el cese de universidades no licenciadas de Chiclayo.</w:t>
+        <w:t xml:space="preserve">El presente informe técnico sustenta la pertinencia de crear el programa de estudios de Farmacia y Bioquímica en la región Lambayeque (Chiclayo). La exigencia legal de un Químico Farmacéutico en cada uno de los 1 580 establecimientos farmacéuticos privados de la región, frente a solo 812 profesionales colegiados (y cerca de 225 establecimientos nuevos por año), la expansión hospitalaria de EsSalud, la demanda de diagnóstico analítico y control agroindustrial, la carga de enfermedad regional y el comercio ilegal de medicamentos generan una demanda estructural de estos profesionales, mientras que la oferta licenciada en la región es muy reducida tras el cese de universidades no licenciadas de Chiclayo; solo la UAP llegó a tener unos 960 estudiantes de Farmacia en Chiclayo antes de cerrar en 2019.</w:t>
       </w:r>
     </w:p>
     <w:p>
@@ -19249,7 +19924,7 @@
           <w:sz w:val="24"/>
           <w:szCs w:val="24"/>
         </w:rPr>
-        <w:t xml:space="preserve">SUNEDU. Resoluciones de licenciamiento institucional (Universidad de Chiclayo, Universidad de Lambayeque, Universidad Juan Mejía Baca, UNPRG).</w:t>
+        <w:t xml:space="preserve">SUNEDU. Resoluciones de licenciamiento institucional (Universidad Alas Peruanas, Universidad de Chiclayo, Universidad de Lambayeque, Universidad Juan Mejía Baca, UNPRG).</w:t>
       </w:r>
     </w:p>
     <w:p>
